--- a/docs/admin/BedControl_Manual_v3.docx
+++ b/docs/admin/BedControl_Manual_v3.docx
@@ -2010,6 +2010,116 @@
           <w:szCs w:val="22"/>
         </w:rPr>
         <w:t xml:space="preserve">[新機能: 基盤指標（稼働率1%の価値）](#12-新機能-基盤指標稼働率1の価値)</w:t>
+      </w:r>
+    </w:p>
+    <w:p>
+      <w:pPr>
+        <w:pStyle w:val="ListParagraph"/>
+        <w:numPr>
+          <w:ilvl w:val="0"/>
+          <w:numId w:val="2"/>
+        </w:numPr>
+        <w:spacing w:after="40" w:before="40"/>
+      </w:pPr>
+      <w:r>
+        <w:rPr>
+          <w:rFonts w:ascii="Hiragino Sans W3" w:cs="Hiragino Sans W3" w:eastAsia="Hiragino Sans W3" w:hAnsi="Hiragino Sans W3"/>
+          <w:b w:val="false"/>
+          <w:bCs w:val="false"/>
+          <w:i w:val="false"/>
+          <w:iCs w:val="false"/>
+          <w:sz w:val="22"/>
+          <w:szCs w:val="22"/>
+        </w:rPr>
+        <w:t xml:space="preserve">[病棟別分析の活用](#13-病棟別分析の活用)</w:t>
+      </w:r>
+    </w:p>
+    <w:p>
+      <w:pPr>
+        <w:pStyle w:val="ListParagraph"/>
+        <w:numPr>
+          <w:ilvl w:val="1"/>
+          <w:numId w:val="3"/>
+        </w:numPr>
+        <w:spacing w:after="40" w:before="40"/>
+      </w:pPr>
+      <w:r>
+        <w:rPr>
+          <w:rFonts w:ascii="Hiragino Sans W3" w:cs="Hiragino Sans W3" w:eastAsia="Hiragino Sans W3" w:hAnsi="Hiragino Sans W3"/>
+          <w:b w:val="false"/>
+          <w:bCs w:val="false"/>
+          <w:i w:val="false"/>
+          <w:iCs w:val="false"/>
+          <w:sz w:val="22"/>
+          <w:szCs w:val="22"/>
+        </w:rPr>
+        <w:t xml:space="preserve">13-1. なぜ病棟別に見る必要があるか</w:t>
+      </w:r>
+    </w:p>
+    <w:p>
+      <w:pPr>
+        <w:pStyle w:val="ListParagraph"/>
+        <w:numPr>
+          <w:ilvl w:val="1"/>
+          <w:numId w:val="3"/>
+        </w:numPr>
+        <w:spacing w:after="40" w:before="40"/>
+      </w:pPr>
+      <w:r>
+        <w:rPr>
+          <w:rFonts w:ascii="Hiragino Sans W3" w:cs="Hiragino Sans W3" w:eastAsia="Hiragino Sans W3" w:hAnsi="Hiragino Sans W3"/>
+          <w:b w:val="false"/>
+          <w:bCs w:val="false"/>
+          <w:i w:val="false"/>
+          <w:iCs w:val="false"/>
+          <w:sz w:val="22"/>
+          <w:szCs w:val="22"/>
+        </w:rPr>
+        <w:t xml:space="preserve">13-2. 病棟別の切り替え方法</w:t>
+      </w:r>
+    </w:p>
+    <w:p>
+      <w:pPr>
+        <w:pStyle w:val="ListParagraph"/>
+        <w:numPr>
+          <w:ilvl w:val="1"/>
+          <w:numId w:val="3"/>
+        </w:numPr>
+        <w:spacing w:after="40" w:before="40"/>
+      </w:pPr>
+      <w:r>
+        <w:rPr>
+          <w:rFonts w:ascii="Hiragino Sans W3" w:cs="Hiragino Sans W3" w:eastAsia="Hiragino Sans W3" w:hAnsi="Hiragino Sans W3"/>
+          <w:b w:val="false"/>
+          <w:bCs w:val="false"/>
+          <w:i w:val="false"/>
+          <w:iCs w:val="false"/>
+          <w:sz w:val="22"/>
+          <w:szCs w:val="22"/>
+        </w:rPr>
+        <w:t xml:space="preserve">13-3. 病棟別で確認すべきポイント</w:t>
+      </w:r>
+    </w:p>
+    <w:p>
+      <w:pPr>
+        <w:pStyle w:val="ListParagraph"/>
+        <w:numPr>
+          <w:ilvl w:val="1"/>
+          <w:numId w:val="3"/>
+        </w:numPr>
+        <w:spacing w:after="40" w:before="40"/>
+      </w:pPr>
+      <w:r>
+        <w:rPr>
+          <w:rFonts w:ascii="Hiragino Sans W3" w:cs="Hiragino Sans W3" w:eastAsia="Hiragino Sans W3" w:hAnsi="Hiragino Sans W3"/>
+          <w:b w:val="false"/>
+          <w:bCs w:val="false"/>
+          <w:i w:val="false"/>
+          <w:iCs w:val="false"/>
+          <w:sz w:val="22"/>
+          <w:szCs w:val="22"/>
+        </w:rPr>
+        <w:t xml:space="preserve">13-4. 病棟間の連携</w:t>
       </w:r>
     </w:p>
     <w:p>
@@ -33501,7 +33611,820 @@
           <w:sz w:val="28"/>
           <w:szCs w:val="28"/>
         </w:rPr>
-        <w:t xml:space="preserve">まとめ</w:t>
+        <w:t xml:space="preserve">13. 病棟別分析の活用</w:t>
+      </w:r>
+    </w:p>
+    <w:p>
+      <w:pPr>
+        <w:pStyle w:val="Heading3"/>
+        <w:spacing w:after="120" w:before="240"/>
+      </w:pPr>
+      <w:r>
+        <w:rPr>
+          <w:rFonts w:ascii="Hiragino Sans W6" w:cs="Hiragino Sans W6" w:eastAsia="Hiragino Sans W6" w:hAnsi="Hiragino Sans W6"/>
+          <w:b w:val="false"/>
+          <w:bCs w:val="false"/>
+          <w:i w:val="false"/>
+          <w:iCs w:val="false"/>
+          <w:sz w:val="24"/>
+          <w:szCs w:val="24"/>
+        </w:rPr>
+        <w:t xml:space="preserve">概要</w:t>
+      </w:r>
+    </w:p>
+    <w:p>
+      <w:pPr>
+        <w:spacing w:after="80" w:before="80"/>
+      </w:pPr>
+      <w:r>
+        <w:rPr>
+          <w:rFonts w:ascii="Hiragino Sans W3" w:cs="Hiragino Sans W3" w:eastAsia="Hiragino Sans W3" w:hAnsi="Hiragino Sans W3"/>
+          <w:b w:val="false"/>
+          <w:bCs w:val="false"/>
+          <w:i w:val="false"/>
+          <w:iCs w:val="false"/>
+          <w:sz w:val="22"/>
+          <w:szCs w:val="22"/>
+        </w:rPr>
+        <w:t xml:space="preserve">アプリのサイドバーで「表示病棟」を切り替えることで、全体（94床）・5F（47床）・6F（47床）それぞれの視点で分析できる。全体の稼働率が良好でも、病棟間の格差が隠れている場合がある。</w:t>
+      </w:r>
+    </w:p>
+    <w:p>
+      <w:pPr>
+        <w:pStyle w:val="Heading3"/>
+        <w:spacing w:after="120" w:before="240"/>
+      </w:pPr>
+      <w:r>
+        <w:rPr>
+          <w:rFonts w:ascii="Hiragino Sans W6" w:cs="Hiragino Sans W6" w:eastAsia="Hiragino Sans W6" w:hAnsi="Hiragino Sans W6"/>
+          <w:b w:val="false"/>
+          <w:bCs w:val="false"/>
+          <w:i w:val="false"/>
+          <w:iCs w:val="false"/>
+          <w:sz w:val="24"/>
+          <w:szCs w:val="24"/>
+        </w:rPr>
+        <w:t xml:space="preserve">13-1. なぜ病棟別に見る必要があるか</w:t>
+      </w:r>
+    </w:p>
+    <w:p>
+      <w:pPr>
+        <w:spacing w:after="80" w:before="80"/>
+      </w:pPr>
+      <w:r>
+        <w:rPr>
+          <w:rFonts w:ascii="Hiragino Sans W3" w:cs="Hiragino Sans W3" w:eastAsia="Hiragino Sans W3" w:hAnsi="Hiragino Sans W3"/>
+          <w:b/>
+          <w:bCs/>
+          <w:i w:val="false"/>
+          <w:iCs w:val="false"/>
+          <w:sz w:val="22"/>
+          <w:szCs w:val="22"/>
+        </w:rPr>
+        <w:t xml:space="preserve">実例：全体90%でも病棟間格差が存在</w:t>
+      </w:r>
+    </w:p>
+    <w:tbl>
+      <w:tblPr>
+        <w:tblW w:type="dxa" w:w="9026"/>
+        <w:tblBorders>
+          <w:top w:val="single" w:color="auto" w:sz="4"/>
+          <w:left w:val="single" w:color="auto" w:sz="4"/>
+          <w:bottom w:val="single" w:color="auto" w:sz="4"/>
+          <w:right w:val="single" w:color="auto" w:sz="4"/>
+          <w:insideH w:val="single" w:color="auto" w:sz="4"/>
+          <w:insideV w:val="single" w:color="auto" w:sz="4"/>
+        </w:tblBorders>
+      </w:tblPr>
+      <w:tblGrid>
+        <w:gridCol w:w="2256"/>
+        <w:gridCol w:w="2256"/>
+        <w:gridCol w:w="2256"/>
+        <w:gridCol w:w="2256"/>
+      </w:tblGrid>
+      <w:tr>
+        <w:trPr>
+          <w:tblHeader/>
+        </w:trPr>
+        <w:tc>
+          <w:tcPr>
+            <w:tcW w:type="dxa" w:w="2256"/>
+            <w:tcBorders>
+              <w:top w:val="single" w:color="999999" w:sz="1"/>
+              <w:left w:val="single" w:color="999999" w:sz="1"/>
+              <w:bottom w:val="single" w:color="999999" w:sz="1"/>
+              <w:right w:val="single" w:color="999999" w:sz="1"/>
+            </w:tcBorders>
+            <w:shd w:fill="D9E2F3" w:color="auto" w:val="clear"/>
+            <w:tcMar>
+              <w:top w:type="dxa" w:w="57"/>
+              <w:left w:type="dxa" w:w="86"/>
+              <w:bottom w:type="dxa" w:w="57"/>
+              <w:right w:type="dxa" w:w="86"/>
+            </w:tcMar>
+          </w:tcPr>
+          <w:p>
+            <w:pPr>
+              <w:spacing w:after="40" w:before="40"/>
+            </w:pPr>
+            <w:r>
+              <w:rPr>
+                <w:rFonts w:ascii="Hiragino Sans W6" w:cs="Hiragino Sans W6" w:eastAsia="Hiragino Sans W6" w:hAnsi="Hiragino Sans W6"/>
+                <w:b/>
+                <w:bCs/>
+                <w:i w:val="false"/>
+                <w:iCs w:val="false"/>
+                <w:sz w:val="22"/>
+                <w:szCs w:val="22"/>
+              </w:rPr>
+              <w:t xml:space="preserve">病棟</w:t>
+            </w:r>
+          </w:p>
+        </w:tc>
+        <w:tc>
+          <w:tcPr>
+            <w:tcW w:type="dxa" w:w="2256"/>
+            <w:tcBorders>
+              <w:top w:val="single" w:color="999999" w:sz="1"/>
+              <w:left w:val="single" w:color="999999" w:sz="1"/>
+              <w:bottom w:val="single" w:color="999999" w:sz="1"/>
+              <w:right w:val="single" w:color="999999" w:sz="1"/>
+            </w:tcBorders>
+            <w:shd w:fill="D9E2F3" w:color="auto" w:val="clear"/>
+            <w:tcMar>
+              <w:top w:type="dxa" w:w="57"/>
+              <w:left w:type="dxa" w:w="86"/>
+              <w:bottom w:type="dxa" w:w="57"/>
+              <w:right w:type="dxa" w:w="86"/>
+            </w:tcMar>
+          </w:tcPr>
+          <w:p>
+            <w:pPr>
+              <w:spacing w:after="40" w:before="40"/>
+            </w:pPr>
+            <w:r>
+              <w:rPr>
+                <w:rFonts w:ascii="Hiragino Sans W6" w:cs="Hiragino Sans W6" w:eastAsia="Hiragino Sans W6" w:hAnsi="Hiragino Sans W6"/>
+                <w:b/>
+                <w:bCs/>
+                <w:i w:val="false"/>
+                <w:iCs w:val="false"/>
+                <w:sz w:val="22"/>
+                <w:szCs w:val="22"/>
+              </w:rPr>
+              <w:t xml:space="preserve">平均稼働率</w:t>
+            </w:r>
+          </w:p>
+        </w:tc>
+        <w:tc>
+          <w:tcPr>
+            <w:tcW w:type="dxa" w:w="2256"/>
+            <w:tcBorders>
+              <w:top w:val="single" w:color="999999" w:sz="1"/>
+              <w:left w:val="single" w:color="999999" w:sz="1"/>
+              <w:bottom w:val="single" w:color="999999" w:sz="1"/>
+              <w:right w:val="single" w:color="999999" w:sz="1"/>
+            </w:tcBorders>
+            <w:shd w:fill="D9E2F3" w:color="auto" w:val="clear"/>
+            <w:tcMar>
+              <w:top w:type="dxa" w:w="57"/>
+              <w:left w:type="dxa" w:w="86"/>
+              <w:bottom w:type="dxa" w:w="57"/>
+              <w:right w:type="dxa" w:w="86"/>
+            </w:tcMar>
+          </w:tcPr>
+          <w:p>
+            <w:pPr>
+              <w:spacing w:after="40" w:before="40"/>
+            </w:pPr>
+            <w:r>
+              <w:rPr>
+                <w:rFonts w:ascii="Hiragino Sans W6" w:cs="Hiragino Sans W6" w:eastAsia="Hiragino Sans W6" w:hAnsi="Hiragino Sans W6"/>
+                <w:b/>
+                <w:bCs/>
+                <w:i w:val="false"/>
+                <w:iCs w:val="false"/>
+                <w:sz w:val="22"/>
+                <w:szCs w:val="22"/>
+              </w:rPr>
+              <w:t xml:space="preserve">平均在院日数</w:t>
+            </w:r>
+          </w:p>
+        </w:tc>
+        <w:tc>
+          <w:tcPr>
+            <w:tcW w:type="dxa" w:w="2256"/>
+            <w:tcBorders>
+              <w:top w:val="single" w:color="999999" w:sz="1"/>
+              <w:left w:val="single" w:color="999999" w:sz="1"/>
+              <w:bottom w:val="single" w:color="999999" w:sz="1"/>
+              <w:right w:val="single" w:color="999999" w:sz="1"/>
+            </w:tcBorders>
+            <w:shd w:fill="D9E2F3" w:color="auto" w:val="clear"/>
+            <w:tcMar>
+              <w:top w:type="dxa" w:w="57"/>
+              <w:left w:type="dxa" w:w="86"/>
+              <w:bottom w:type="dxa" w:w="57"/>
+              <w:right w:type="dxa" w:w="86"/>
+            </w:tcMar>
+          </w:tcPr>
+          <w:p>
+            <w:pPr>
+              <w:spacing w:after="40" w:before="40"/>
+            </w:pPr>
+            <w:r>
+              <w:rPr>
+                <w:rFonts w:ascii="Hiragino Sans W6" w:cs="Hiragino Sans W6" w:eastAsia="Hiragino Sans W6" w:hAnsi="Hiragino Sans W6"/>
+                <w:b/>
+                <w:bCs/>
+                <w:i w:val="false"/>
+                <w:iCs w:val="false"/>
+                <w:sz w:val="22"/>
+                <w:szCs w:val="22"/>
+              </w:rPr>
+              <w:t xml:space="preserve">課題</w:t>
+            </w:r>
+          </w:p>
+        </w:tc>
+      </w:tr>
+      <w:tr>
+        <w:tc>
+          <w:tcPr>
+            <w:tcW w:type="dxa" w:w="2256"/>
+            <w:tcBorders>
+              <w:top w:val="single" w:color="999999" w:sz="1"/>
+              <w:left w:val="single" w:color="999999" w:sz="1"/>
+              <w:bottom w:val="single" w:color="999999" w:sz="1"/>
+              <w:right w:val="single" w:color="999999" w:sz="1"/>
+            </w:tcBorders>
+            <w:tcMar>
+              <w:top w:type="dxa" w:w="57"/>
+              <w:left w:type="dxa" w:w="86"/>
+              <w:bottom w:type="dxa" w:w="57"/>
+              <w:right w:type="dxa" w:w="86"/>
+            </w:tcMar>
+          </w:tcPr>
+          <w:p>
+            <w:pPr>
+              <w:spacing w:after="40" w:before="40"/>
+            </w:pPr>
+            <w:r>
+              <w:rPr>
+                <w:rFonts w:ascii="Hiragino Sans W3" w:cs="Hiragino Sans W3" w:eastAsia="Hiragino Sans W3" w:hAnsi="Hiragino Sans W3"/>
+                <w:b w:val="false"/>
+                <w:bCs w:val="false"/>
+                <w:i w:val="false"/>
+                <w:iCs w:val="false"/>
+                <w:sz w:val="22"/>
+                <w:szCs w:val="22"/>
+              </w:rPr>
+              <w:t xml:space="preserve">全体</w:t>
+            </w:r>
+          </w:p>
+        </w:tc>
+        <w:tc>
+          <w:tcPr>
+            <w:tcW w:type="dxa" w:w="2256"/>
+            <w:tcBorders>
+              <w:top w:val="single" w:color="999999" w:sz="1"/>
+              <w:left w:val="single" w:color="999999" w:sz="1"/>
+              <w:bottom w:val="single" w:color="999999" w:sz="1"/>
+              <w:right w:val="single" w:color="999999" w:sz="1"/>
+            </w:tcBorders>
+            <w:tcMar>
+              <w:top w:type="dxa" w:w="57"/>
+              <w:left w:type="dxa" w:w="86"/>
+              <w:bottom w:type="dxa" w:w="57"/>
+              <w:right w:type="dxa" w:w="86"/>
+            </w:tcMar>
+          </w:tcPr>
+          <w:p>
+            <w:pPr>
+              <w:spacing w:after="40" w:before="40"/>
+            </w:pPr>
+            <w:r>
+              <w:rPr>
+                <w:rFonts w:ascii="Hiragino Sans W3" w:cs="Hiragino Sans W3" w:eastAsia="Hiragino Sans W3" w:hAnsi="Hiragino Sans W3"/>
+                <w:b w:val="false"/>
+                <w:bCs w:val="false"/>
+                <w:i w:val="false"/>
+                <w:iCs w:val="false"/>
+                <w:sz w:val="22"/>
+                <w:szCs w:val="22"/>
+              </w:rPr>
+              <w:t xml:space="preserve">91%</w:t>
+            </w:r>
+          </w:p>
+        </w:tc>
+        <w:tc>
+          <w:tcPr>
+            <w:tcW w:type="dxa" w:w="2256"/>
+            <w:tcBorders>
+              <w:top w:val="single" w:color="999999" w:sz="1"/>
+              <w:left w:val="single" w:color="999999" w:sz="1"/>
+              <w:bottom w:val="single" w:color="999999" w:sz="1"/>
+              <w:right w:val="single" w:color="999999" w:sz="1"/>
+            </w:tcBorders>
+            <w:tcMar>
+              <w:top w:type="dxa" w:w="57"/>
+              <w:left w:type="dxa" w:w="86"/>
+              <w:bottom w:type="dxa" w:w="57"/>
+              <w:right w:type="dxa" w:w="86"/>
+            </w:tcMar>
+          </w:tcPr>
+          <w:p>
+            <w:pPr>
+              <w:spacing w:after="40" w:before="40"/>
+            </w:pPr>
+            <w:r>
+              <w:rPr>
+                <w:rFonts w:ascii="Hiragino Sans W3" w:cs="Hiragino Sans W3" w:eastAsia="Hiragino Sans W3" w:hAnsi="Hiragino Sans W3"/>
+                <w:b w:val="false"/>
+                <w:bCs w:val="false"/>
+                <w:i w:val="false"/>
+                <w:iCs w:val="false"/>
+                <w:sz w:val="22"/>
+                <w:szCs w:val="22"/>
+              </w:rPr>
+              <w:t xml:space="preserve">—</w:t>
+            </w:r>
+          </w:p>
+        </w:tc>
+        <w:tc>
+          <w:tcPr>
+            <w:tcW w:type="dxa" w:w="2256"/>
+            <w:tcBorders>
+              <w:top w:val="single" w:color="999999" w:sz="1"/>
+              <w:left w:val="single" w:color="999999" w:sz="1"/>
+              <w:bottom w:val="single" w:color="999999" w:sz="1"/>
+              <w:right w:val="single" w:color="999999" w:sz="1"/>
+            </w:tcBorders>
+            <w:tcMar>
+              <w:top w:type="dxa" w:w="57"/>
+              <w:left w:type="dxa" w:w="86"/>
+              <w:bottom w:type="dxa" w:w="57"/>
+              <w:right w:type="dxa" w:w="86"/>
+            </w:tcMar>
+          </w:tcPr>
+          <w:p>
+            <w:pPr>
+              <w:spacing w:after="40" w:before="40"/>
+            </w:pPr>
+            <w:r>
+              <w:rPr>
+                <w:rFonts w:ascii="Hiragino Sans W3" w:cs="Hiragino Sans W3" w:eastAsia="Hiragino Sans W3" w:hAnsi="Hiragino Sans W3"/>
+                <w:b w:val="false"/>
+                <w:bCs w:val="false"/>
+                <w:i w:val="false"/>
+                <w:iCs w:val="false"/>
+                <w:sz w:val="22"/>
+                <w:szCs w:val="22"/>
+              </w:rPr>
+              <w:t xml:space="preserve">表面上は目標レンジ内</w:t>
+            </w:r>
+          </w:p>
+        </w:tc>
+      </w:tr>
+      <w:tr>
+        <w:tc>
+          <w:tcPr>
+            <w:tcW w:type="dxa" w:w="2256"/>
+            <w:tcBorders>
+              <w:top w:val="single" w:color="999999" w:sz="1"/>
+              <w:left w:val="single" w:color="999999" w:sz="1"/>
+              <w:bottom w:val="single" w:color="999999" w:sz="1"/>
+              <w:right w:val="single" w:color="999999" w:sz="1"/>
+            </w:tcBorders>
+            <w:tcMar>
+              <w:top w:type="dxa" w:w="57"/>
+              <w:left w:type="dxa" w:w="86"/>
+              <w:bottom w:type="dxa" w:w="57"/>
+              <w:right w:type="dxa" w:w="86"/>
+            </w:tcMar>
+          </w:tcPr>
+          <w:p>
+            <w:pPr>
+              <w:spacing w:after="40" w:before="40"/>
+            </w:pPr>
+            <w:r>
+              <w:rPr>
+                <w:rFonts w:ascii="Hiragino Sans W3" w:cs="Hiragino Sans W3" w:eastAsia="Hiragino Sans W3" w:hAnsi="Hiragino Sans W3"/>
+                <w:b w:val="false"/>
+                <w:bCs w:val="false"/>
+                <w:i w:val="false"/>
+                <w:iCs w:val="false"/>
+                <w:sz w:val="22"/>
+                <w:szCs w:val="22"/>
+              </w:rPr>
+              <w:t xml:space="preserve">5F（外科）</w:t>
+            </w:r>
+          </w:p>
+        </w:tc>
+        <w:tc>
+          <w:tcPr>
+            <w:tcW w:type="dxa" w:w="2256"/>
+            <w:tcBorders>
+              <w:top w:val="single" w:color="999999" w:sz="1"/>
+              <w:left w:val="single" w:color="999999" w:sz="1"/>
+              <w:bottom w:val="single" w:color="999999" w:sz="1"/>
+              <w:right w:val="single" w:color="999999" w:sz="1"/>
+            </w:tcBorders>
+            <w:tcMar>
+              <w:top w:type="dxa" w:w="57"/>
+              <w:left w:type="dxa" w:w="86"/>
+              <w:bottom w:type="dxa" w:w="57"/>
+              <w:right w:type="dxa" w:w="86"/>
+            </w:tcMar>
+          </w:tcPr>
+          <w:p>
+            <w:pPr>
+              <w:spacing w:after="40" w:before="40"/>
+            </w:pPr>
+            <w:r>
+              <w:rPr>
+                <w:rFonts w:ascii="Hiragino Sans W3" w:cs="Hiragino Sans W3" w:eastAsia="Hiragino Sans W3" w:hAnsi="Hiragino Sans W3"/>
+                <w:b w:val="false"/>
+                <w:bCs w:val="false"/>
+                <w:i w:val="false"/>
+                <w:iCs w:val="false"/>
+                <w:sz w:val="22"/>
+                <w:szCs w:val="22"/>
+              </w:rPr>
+              <w:t xml:space="preserve">85%</w:t>
+            </w:r>
+          </w:p>
+        </w:tc>
+        <w:tc>
+          <w:tcPr>
+            <w:tcW w:type="dxa" w:w="2256"/>
+            <w:tcBorders>
+              <w:top w:val="single" w:color="999999" w:sz="1"/>
+              <w:left w:val="single" w:color="999999" w:sz="1"/>
+              <w:bottom w:val="single" w:color="999999" w:sz="1"/>
+              <w:right w:val="single" w:color="999999" w:sz="1"/>
+            </w:tcBorders>
+            <w:tcMar>
+              <w:top w:type="dxa" w:w="57"/>
+              <w:left w:type="dxa" w:w="86"/>
+              <w:bottom w:type="dxa" w:w="57"/>
+              <w:right w:type="dxa" w:w="86"/>
+            </w:tcMar>
+          </w:tcPr>
+          <w:p>
+            <w:pPr>
+              <w:spacing w:after="40" w:before="40"/>
+            </w:pPr>
+            <w:r>
+              <w:rPr>
+                <w:rFonts w:ascii="Hiragino Sans W3" w:cs="Hiragino Sans W3" w:eastAsia="Hiragino Sans W3" w:hAnsi="Hiragino Sans W3"/>
+                <w:b w:val="false"/>
+                <w:bCs w:val="false"/>
+                <w:i w:val="false"/>
+                <w:iCs w:val="false"/>
+                <w:sz w:val="22"/>
+                <w:szCs w:val="22"/>
+              </w:rPr>
+              <w:t xml:space="preserve">10日</w:t>
+            </w:r>
+          </w:p>
+        </w:tc>
+        <w:tc>
+          <w:tcPr>
+            <w:tcW w:type="dxa" w:w="2256"/>
+            <w:tcBorders>
+              <w:top w:val="single" w:color="999999" w:sz="1"/>
+              <w:left w:val="single" w:color="999999" w:sz="1"/>
+              <w:bottom w:val="single" w:color="999999" w:sz="1"/>
+              <w:right w:val="single" w:color="999999" w:sz="1"/>
+            </w:tcBorders>
+            <w:tcMar>
+              <w:top w:type="dxa" w:w="57"/>
+              <w:left w:type="dxa" w:w="86"/>
+              <w:bottom w:type="dxa" w:w="57"/>
+              <w:right w:type="dxa" w:w="86"/>
+            </w:tcMar>
+          </w:tcPr>
+          <w:p>
+            <w:pPr>
+              <w:spacing w:after="40" w:before="40"/>
+            </w:pPr>
+            <w:r>
+              <w:rPr>
+                <w:rFonts w:ascii="Hiragino Sans W3" w:cs="Hiragino Sans W3" w:eastAsia="Hiragino Sans W3" w:hAnsi="Hiragino Sans W3"/>
+                <w:b w:val="false"/>
+                <w:bCs w:val="false"/>
+                <w:i w:val="false"/>
+                <w:iCs w:val="false"/>
+                <w:sz w:val="22"/>
+                <w:szCs w:val="22"/>
+              </w:rPr>
+              <w:t xml:space="preserve">空床が多い → 稼働率ギャップ</w:t>
+            </w:r>
+          </w:p>
+        </w:tc>
+      </w:tr>
+      <w:tr>
+        <w:tc>
+          <w:tcPr>
+            <w:tcW w:type="dxa" w:w="2256"/>
+            <w:tcBorders>
+              <w:top w:val="single" w:color="999999" w:sz="1"/>
+              <w:left w:val="single" w:color="999999" w:sz="1"/>
+              <w:bottom w:val="single" w:color="999999" w:sz="1"/>
+              <w:right w:val="single" w:color="999999" w:sz="1"/>
+            </w:tcBorders>
+            <w:tcMar>
+              <w:top w:type="dxa" w:w="57"/>
+              <w:left w:type="dxa" w:w="86"/>
+              <w:bottom w:type="dxa" w:w="57"/>
+              <w:right w:type="dxa" w:w="86"/>
+            </w:tcMar>
+          </w:tcPr>
+          <w:p>
+            <w:pPr>
+              <w:spacing w:after="40" w:before="40"/>
+            </w:pPr>
+            <w:r>
+              <w:rPr>
+                <w:rFonts w:ascii="Hiragino Sans W3" w:cs="Hiragino Sans W3" w:eastAsia="Hiragino Sans W3" w:hAnsi="Hiragino Sans W3"/>
+                <w:b w:val="false"/>
+                <w:bCs w:val="false"/>
+                <w:i w:val="false"/>
+                <w:iCs w:val="false"/>
+                <w:sz w:val="22"/>
+                <w:szCs w:val="22"/>
+              </w:rPr>
+              <w:t xml:space="preserve">6F（内科）</w:t>
+            </w:r>
+          </w:p>
+        </w:tc>
+        <w:tc>
+          <w:tcPr>
+            <w:tcW w:type="dxa" w:w="2256"/>
+            <w:tcBorders>
+              <w:top w:val="single" w:color="999999" w:sz="1"/>
+              <w:left w:val="single" w:color="999999" w:sz="1"/>
+              <w:bottom w:val="single" w:color="999999" w:sz="1"/>
+              <w:right w:val="single" w:color="999999" w:sz="1"/>
+            </w:tcBorders>
+            <w:tcMar>
+              <w:top w:type="dxa" w:w="57"/>
+              <w:left w:type="dxa" w:w="86"/>
+              <w:bottom w:type="dxa" w:w="57"/>
+              <w:right w:type="dxa" w:w="86"/>
+            </w:tcMar>
+          </w:tcPr>
+          <w:p>
+            <w:pPr>
+              <w:spacing w:after="40" w:before="40"/>
+            </w:pPr>
+            <w:r>
+              <w:rPr>
+                <w:rFonts w:ascii="Hiragino Sans W3" w:cs="Hiragino Sans W3" w:eastAsia="Hiragino Sans W3" w:hAnsi="Hiragino Sans W3"/>
+                <w:b w:val="false"/>
+                <w:bCs w:val="false"/>
+                <w:i w:val="false"/>
+                <w:iCs w:val="false"/>
+                <w:sz w:val="22"/>
+                <w:szCs w:val="22"/>
+              </w:rPr>
+              <w:t xml:space="preserve">97%</w:t>
+            </w:r>
+          </w:p>
+        </w:tc>
+        <w:tc>
+          <w:tcPr>
+            <w:tcW w:type="dxa" w:w="2256"/>
+            <w:tcBorders>
+              <w:top w:val="single" w:color="999999" w:sz="1"/>
+              <w:left w:val="single" w:color="999999" w:sz="1"/>
+              <w:bottom w:val="single" w:color="999999" w:sz="1"/>
+              <w:right w:val="single" w:color="999999" w:sz="1"/>
+            </w:tcBorders>
+            <w:tcMar>
+              <w:top w:type="dxa" w:w="57"/>
+              <w:left w:type="dxa" w:w="86"/>
+              <w:bottom w:type="dxa" w:w="57"/>
+              <w:right w:type="dxa" w:w="86"/>
+            </w:tcMar>
+          </w:tcPr>
+          <w:p>
+            <w:pPr>
+              <w:spacing w:after="40" w:before="40"/>
+            </w:pPr>
+            <w:r>
+              <w:rPr>
+                <w:rFonts w:ascii="Hiragino Sans W3" w:cs="Hiragino Sans W3" w:eastAsia="Hiragino Sans W3" w:hAnsi="Hiragino Sans W3"/>
+                <w:b w:val="false"/>
+                <w:bCs w:val="false"/>
+                <w:i w:val="false"/>
+                <w:iCs w:val="false"/>
+                <w:sz w:val="22"/>
+                <w:szCs w:val="22"/>
+              </w:rPr>
+              <w:t xml:space="preserve">22日</w:t>
+            </w:r>
+          </w:p>
+        </w:tc>
+        <w:tc>
+          <w:tcPr>
+            <w:tcW w:type="dxa" w:w="2256"/>
+            <w:tcBorders>
+              <w:top w:val="single" w:color="999999" w:sz="1"/>
+              <w:left w:val="single" w:color="999999" w:sz="1"/>
+              <w:bottom w:val="single" w:color="999999" w:sz="1"/>
+              <w:right w:val="single" w:color="999999" w:sz="1"/>
+            </w:tcBorders>
+            <w:tcMar>
+              <w:top w:type="dxa" w:w="57"/>
+              <w:left w:type="dxa" w:w="86"/>
+              <w:bottom w:type="dxa" w:w="57"/>
+              <w:right w:type="dxa" w:w="86"/>
+            </w:tcMar>
+          </w:tcPr>
+          <w:p>
+            <w:pPr>
+              <w:spacing w:after="40" w:before="40"/>
+            </w:pPr>
+            <w:r>
+              <w:rPr>
+                <w:rFonts w:ascii="Hiragino Sans W3" w:cs="Hiragino Sans W3" w:eastAsia="Hiragino Sans W3" w:hAnsi="Hiragino Sans W3"/>
+                <w:b w:val="false"/>
+                <w:bCs w:val="false"/>
+                <w:i w:val="false"/>
+                <w:iCs w:val="false"/>
+                <w:sz w:val="22"/>
+                <w:szCs w:val="22"/>
+              </w:rPr>
+              <w:t xml:space="preserve">満床近い → 入院断り・機会損失</w:t>
+            </w:r>
+          </w:p>
+        </w:tc>
+      </w:tr>
+    </w:tbl>
+    <w:p>
+      <w:pPr>
+        <w:spacing w:after="80" w:before="80"/>
+      </w:pPr>
+    </w:p>
+    <w:p>
+      <w:pPr>
+        <w:spacing w:after="80" w:before="80"/>
+      </w:pPr>
+      <w:r>
+        <w:rPr>
+          <w:rFonts w:ascii="Hiragino Sans W3" w:cs="Hiragino Sans W3" w:eastAsia="Hiragino Sans W3" w:hAnsi="Hiragino Sans W3"/>
+          <w:b w:val="false"/>
+          <w:bCs w:val="false"/>
+          <w:i w:val="false"/>
+          <w:iCs w:val="false"/>
+          <w:sz w:val="22"/>
+          <w:szCs w:val="22"/>
+        </w:rPr>
+        <w:t xml:space="preserve">全体で見ると「問題なし」に見えるが、病棟別に見ると</w:t>
+      </w:r>
+      <w:r>
+        <w:rPr>
+          <w:rFonts w:ascii="Hiragino Sans W3" w:cs="Hiragino Sans W3" w:eastAsia="Hiragino Sans W3" w:hAnsi="Hiragino Sans W3"/>
+          <w:b/>
+          <w:bCs/>
+          <w:i w:val="false"/>
+          <w:iCs w:val="false"/>
+          <w:sz w:val="22"/>
+          <w:szCs w:val="22"/>
+        </w:rPr>
+        <w:t xml:space="preserve">5Fは空床による機会損失、6Fは満床による入院拒否</w:t>
+      </w:r>
+      <w:r>
+        <w:rPr>
+          <w:rFonts w:ascii="Hiragino Sans W3" w:cs="Hiragino Sans W3" w:eastAsia="Hiragino Sans W3" w:hAnsi="Hiragino Sans W3"/>
+          <w:b w:val="false"/>
+          <w:bCs w:val="false"/>
+          <w:i w:val="false"/>
+          <w:iCs w:val="false"/>
+          <w:sz w:val="22"/>
+          <w:szCs w:val="22"/>
+        </w:rPr>
+        <w:t xml:space="preserve">が同時に発生している。</w:t>
+      </w:r>
+    </w:p>
+    <w:p>
+      <w:pPr>
+        <w:pStyle w:val="Heading3"/>
+        <w:spacing w:after="120" w:before="240"/>
+      </w:pPr>
+      <w:r>
+        <w:rPr>
+          <w:rFonts w:ascii="Hiragino Sans W6" w:cs="Hiragino Sans W6" w:eastAsia="Hiragino Sans W6" w:hAnsi="Hiragino Sans W6"/>
+          <w:b w:val="false"/>
+          <w:bCs w:val="false"/>
+          <w:i w:val="false"/>
+          <w:iCs w:val="false"/>
+          <w:sz w:val="24"/>
+          <w:szCs w:val="24"/>
+        </w:rPr>
+        <w:t xml:space="preserve">13-2. 病棟別の切り替え方法</w:t>
+      </w:r>
+    </w:p>
+    <w:p>
+      <w:pPr>
+        <w:pStyle w:val="ListParagraph"/>
+        <w:numPr>
+          <w:ilvl w:val="0"/>
+          <w:numId w:val="2"/>
+        </w:numPr>
+        <w:spacing w:after="40" w:before="40"/>
+      </w:pPr>
+      <w:r>
+        <w:rPr>
+          <w:rFonts w:ascii="Hiragino Sans W3" w:cs="Hiragino Sans W3" w:eastAsia="Hiragino Sans W3" w:hAnsi="Hiragino Sans W3"/>
+          <w:b w:val="false"/>
+          <w:bCs w:val="false"/>
+          <w:i w:val="false"/>
+          <w:iCs w:val="false"/>
+          <w:sz w:val="22"/>
+          <w:szCs w:val="22"/>
+        </w:rPr>
+        <w:t xml:space="preserve">サイドバーの「表示病棟」で「5F (47床)」または「6F (47床)」を選択</w:t>
+      </w:r>
+    </w:p>
+    <w:p>
+      <w:pPr>
+        <w:pStyle w:val="ListParagraph"/>
+        <w:numPr>
+          <w:ilvl w:val="0"/>
+          <w:numId w:val="2"/>
+        </w:numPr>
+        <w:spacing w:after="40" w:before="40"/>
+      </w:pPr>
+      <w:r>
+        <w:rPr>
+          <w:rFonts w:ascii="Hiragino Sans W3" w:cs="Hiragino Sans W3" w:eastAsia="Hiragino Sans W3" w:hAnsi="Hiragino Sans W3"/>
+          <w:b w:val="false"/>
+          <w:bCs w:val="false"/>
+          <w:i w:val="false"/>
+          <w:iCs w:val="false"/>
+          <w:sz w:val="22"/>
+          <w:szCs w:val="22"/>
+        </w:rPr>
+        <w:t xml:space="preserve">すべてのタブ（日次推移・フェーズ構成・運営分析・改善のヒント等）が選択した病棟のデータに切り替わる</w:t>
+      </w:r>
+    </w:p>
+    <w:p>
+      <w:pPr>
+        <w:pStyle w:val="ListParagraph"/>
+        <w:numPr>
+          <w:ilvl w:val="0"/>
+          <w:numId w:val="2"/>
+        </w:numPr>
+        <w:spacing w:after="40" w:before="40"/>
+      </w:pPr>
+      <w:r>
+        <w:rPr>
+          <w:rFonts w:ascii="Hiragino Sans W3" w:cs="Hiragino Sans W3" w:eastAsia="Hiragino Sans W3" w:hAnsi="Hiragino Sans W3"/>
+          <w:b w:val="false"/>
+          <w:bCs w:val="false"/>
+          <w:i w:val="false"/>
+          <w:iCs w:val="false"/>
+          <w:sz w:val="22"/>
+          <w:szCs w:val="22"/>
+        </w:rPr>
+        <w:t xml:space="preserve">基盤指標（サイドバー）の稼働率も選択病棟に連動</w:t>
+      </w:r>
+    </w:p>
+    <w:p>
+      <w:pPr>
+        <w:pStyle w:val="Heading3"/>
+        <w:spacing w:after="120" w:before="240"/>
+      </w:pPr>
+      <w:r>
+        <w:rPr>
+          <w:rFonts w:ascii="Hiragino Sans W6" w:cs="Hiragino Sans W6" w:eastAsia="Hiragino Sans W6" w:hAnsi="Hiragino Sans W6"/>
+          <w:b w:val="false"/>
+          <w:bCs w:val="false"/>
+          <w:i w:val="false"/>
+          <w:iCs w:val="false"/>
+          <w:sz w:val="24"/>
+          <w:szCs w:val="24"/>
+        </w:rPr>
+        <w:t xml:space="preserve">13-3. 病棟別で確認すべきポイント</w:t>
+      </w:r>
+    </w:p>
+    <w:p>
+      <w:pPr>
+        <w:spacing w:after="80" w:before="80"/>
+      </w:pPr>
+      <w:r>
+        <w:rPr>
+          <w:rFonts w:ascii="Hiragino Sans W3" w:cs="Hiragino Sans W3" w:eastAsia="Hiragino Sans W3" w:hAnsi="Hiragino Sans W3"/>
+          <w:b/>
+          <w:bCs/>
+          <w:i w:val="false"/>
+          <w:iCs w:val="false"/>
+          <w:sz w:val="22"/>
+          <w:szCs w:val="22"/>
+        </w:rPr>
+        <w:t xml:space="preserve">5F（稼働率が低い場合）：</w:t>
       </w:r>
     </w:p>
     <w:p>
@@ -33516,26 +34439,14 @@
       <w:r>
         <w:rPr>
           <w:rFonts w:ascii="Hiragino Sans W3" w:cs="Hiragino Sans W3" w:eastAsia="Hiragino Sans W3" w:hAnsi="Hiragino Sans W3"/>
-          <w:b/>
-          <w:bCs/>
-          <w:i w:val="false"/>
-          <w:iCs w:val="false"/>
-          <w:sz w:val="22"/>
-          <w:szCs w:val="22"/>
-        </w:rPr>
-        <w:t xml:space="preserve">稼働率90〜95%</w:t>
-      </w:r>
-      <w:r>
-        <w:rPr>
-          <w:rFonts w:ascii="Hiragino Sans W3" w:cs="Hiragino Sans W3" w:eastAsia="Hiragino Sans W3" w:hAnsi="Hiragino Sans W3"/>
-          <w:b w:val="false"/>
-          <w:bCs w:val="false"/>
-          <w:i w:val="false"/>
-          <w:iCs w:val="false"/>
-          <w:sz w:val="22"/>
-          <w:szCs w:val="22"/>
-        </w:rPr>
-        <w:t xml:space="preserve">の維持が最上位目標。これは運営貢献額に直結する</w:t>
+          <w:b w:val="false"/>
+          <w:bCs w:val="false"/>
+          <w:i w:val="false"/>
+          <w:iCs w:val="false"/>
+          <w:sz w:val="22"/>
+          <w:szCs w:val="22"/>
+        </w:rPr>
+        <w:t xml:space="preserve">改善のヒント → 稼働率ギャップの金額インパクトを確認</w:t>
       </w:r>
     </w:p>
     <w:p>
@@ -33550,26 +34461,14 @@
       <w:r>
         <w:rPr>
           <w:rFonts w:ascii="Hiragino Sans W3" w:cs="Hiragino Sans W3" w:eastAsia="Hiragino Sans W3" w:hAnsi="Hiragino Sans W3"/>
-          <w:b/>
-          <w:bCs/>
-          <w:i w:val="false"/>
-          <w:iCs w:val="false"/>
-          <w:sz w:val="22"/>
-          <w:szCs w:val="22"/>
-        </w:rPr>
-        <w:t xml:space="preserve">B群構成比40〜50%</w:t>
-      </w:r>
-      <w:r>
-        <w:rPr>
-          <w:rFonts w:ascii="Hiragino Sans W3" w:cs="Hiragino Sans W3" w:eastAsia="Hiragino Sans W3" w:hAnsi="Hiragino Sans W3"/>
-          <w:b w:val="false"/>
-          <w:bCs w:val="false"/>
-          <w:i w:val="false"/>
-          <w:iCs w:val="false"/>
-          <w:sz w:val="22"/>
-          <w:szCs w:val="22"/>
-        </w:rPr>
-        <w:t xml:space="preserve">が診療報酬収入の要。B群を守る退院計画が最重要</w:t>
+          <w:b w:val="false"/>
+          <w:bCs w:val="false"/>
+          <w:i w:val="false"/>
+          <w:iCs w:val="false"/>
+          <w:sz w:val="22"/>
+          <w:szCs w:val="22"/>
+        </w:rPr>
+        <w:t xml:space="preserve">医師別分析 → 入院創出が少ない医師を特定</w:t>
       </w:r>
     </w:p>
     <w:p>
@@ -33584,6 +34483,23 @@
       <w:r>
         <w:rPr>
           <w:rFonts w:ascii="Hiragino Sans W3" w:cs="Hiragino Sans W3" w:eastAsia="Hiragino Sans W3" w:hAnsi="Hiragino Sans W3"/>
+          <w:b w:val="false"/>
+          <w:bCs w:val="false"/>
+          <w:i w:val="false"/>
+          <w:iCs w:val="false"/>
+          <w:sz w:val="22"/>
+          <w:szCs w:val="22"/>
+        </w:rPr>
+        <w:t xml:space="preserve">What-if → 入院を増やした場合のシミュレーション</w:t>
+      </w:r>
+    </w:p>
+    <w:p>
+      <w:pPr>
+        <w:spacing w:after="80" w:before="80"/>
+      </w:pPr>
+      <w:r>
+        <w:rPr>
+          <w:rFonts w:ascii="Hiragino Sans W3" w:cs="Hiragino Sans W3" w:eastAsia="Hiragino Sans W3" w:hAnsi="Hiragino Sans W3"/>
           <w:b/>
           <w:bCs/>
           <w:i w:val="false"/>
@@ -33591,19 +34507,7 @@
           <w:sz w:val="22"/>
           <w:szCs w:val="22"/>
         </w:rPr>
-        <w:t xml:space="preserve">運営改善アラート</w:t>
-      </w:r>
-      <w:r>
-        <w:rPr>
-          <w:rFonts w:ascii="Hiragino Sans W3" w:cs="Hiragino Sans W3" w:eastAsia="Hiragino Sans W3" w:hAnsi="Hiragino Sans W3"/>
-          <w:b w:val="false"/>
-          <w:bCs w:val="false"/>
-          <w:i w:val="false"/>
-          <w:iCs w:val="false"/>
-          <w:sz w:val="22"/>
-          <w:szCs w:val="22"/>
-        </w:rPr>
-        <w:t xml:space="preserve">で毎朝の優先順位を固定化し、迷いを減らす</w:t>
+        <w:t xml:space="preserve">6F（稼働率が高すぎる場合）：</w:t>
       </w:r>
     </w:p>
     <w:p>
@@ -33618,50 +34522,14 @@
       <w:r>
         <w:rPr>
           <w:rFonts w:ascii="Hiragino Sans W3" w:cs="Hiragino Sans W3" w:eastAsia="Hiragino Sans W3" w:hAnsi="Hiragino Sans W3"/>
-          <w:b/>
-          <w:bCs/>
-          <w:i w:val="false"/>
-          <w:iCs w:val="false"/>
-          <w:sz w:val="22"/>
-          <w:szCs w:val="22"/>
-        </w:rPr>
-        <w:t xml:space="preserve">意思決定ダッシュボード</w:t>
-      </w:r>
-      <w:r>
-        <w:rPr>
-          <w:rFonts w:ascii="Hiragino Sans W3" w:cs="Hiragino Sans W3" w:eastAsia="Hiragino Sans W3" w:hAnsi="Hiragino Sans W3"/>
-          <w:b w:val="false"/>
-          <w:bCs w:val="false"/>
-          <w:i w:val="false"/>
-          <w:iCs w:val="false"/>
-          <w:sz w:val="22"/>
-          <w:szCs w:val="22"/>
-        </w:rPr>
-        <w:t xml:space="preserve">で30秒の判断、</w:t>
-      </w:r>
-      <w:r>
-        <w:rPr>
-          <w:rFonts w:ascii="Hiragino Sans W3" w:cs="Hiragino Sans W3" w:eastAsia="Hiragino Sans W3" w:hAnsi="Hiragino Sans W3"/>
-          <w:b/>
-          <w:bCs/>
-          <w:i w:val="false"/>
-          <w:iCs w:val="false"/>
-          <w:sz w:val="22"/>
-          <w:szCs w:val="22"/>
-        </w:rPr>
-        <w:t xml:space="preserve">What-if分析</w:t>
-      </w:r>
-      <w:r>
-        <w:rPr>
-          <w:rFonts w:ascii="Hiragino Sans W3" w:cs="Hiragino Sans W3" w:eastAsia="Hiragino Sans W3" w:hAnsi="Hiragino Sans W3"/>
-          <w:b w:val="false"/>
-          <w:bCs w:val="false"/>
-          <w:i w:val="false"/>
-          <w:iCs w:val="false"/>
-          <w:sz w:val="22"/>
-          <w:szCs w:val="22"/>
-        </w:rPr>
-        <w:t xml:space="preserve">で5分の検証</w:t>
+          <w:b w:val="false"/>
+          <w:bCs w:val="false"/>
+          <w:i w:val="false"/>
+          <w:iCs w:val="false"/>
+          <w:sz w:val="22"/>
+          <w:szCs w:val="22"/>
+        </w:rPr>
+        <w:t xml:space="preserve">改善のヒント → 金曜退院集中の改善余地を確認</w:t>
       </w:r>
     </w:p>
     <w:p>
@@ -33676,26 +34544,14 @@
       <w:r>
         <w:rPr>
           <w:rFonts w:ascii="Hiragino Sans W3" w:cs="Hiragino Sans W3" w:eastAsia="Hiragino Sans W3" w:hAnsi="Hiragino Sans W3"/>
-          <w:b/>
-          <w:bCs/>
-          <w:i w:val="false"/>
-          <w:iCs w:val="false"/>
-          <w:sz w:val="22"/>
-          <w:szCs w:val="22"/>
-        </w:rPr>
-        <w:t xml:space="preserve">What-if分析がこのツールの中核機能</w:t>
-      </w:r>
-      <w:r>
-        <w:rPr>
-          <w:rFonts w:ascii="Hiragino Sans W3" w:cs="Hiragino Sans W3" w:eastAsia="Hiragino Sans W3" w:hAnsi="Hiragino Sans W3"/>
-          <w:b w:val="false"/>
-          <w:bCs w:val="false"/>
-          <w:i w:val="false"/>
-          <w:iCs w:val="false"/>
-          <w:sz w:val="22"/>
-          <w:szCs w:val="22"/>
-        </w:rPr>
-        <w:t xml:space="preserve">。「今日の判断（今日の入退院シナリオ）」「今週のデザイン（週間退院計画）」「来月への備え（入院需要変動）」の3つのシナリオを使い分けることで、短期から中期まであらゆる意思決定を数字で裏付けられる</w:t>
+          <w:b w:val="false"/>
+          <w:bCs w:val="false"/>
+          <w:i w:val="false"/>
+          <w:iCs w:val="false"/>
+          <w:sz w:val="22"/>
+          <w:szCs w:val="22"/>
+        </w:rPr>
+        <w:t xml:space="preserve">医師別分析 → 在院日数が長い医師（C群集中）を特定</w:t>
       </w:r>
     </w:p>
     <w:p>
@@ -33710,50 +34566,49 @@
       <w:r>
         <w:rPr>
           <w:rFonts w:ascii="Hiragino Sans W3" w:cs="Hiragino Sans W3" w:eastAsia="Hiragino Sans W3" w:hAnsi="Hiragino Sans W3"/>
-          <w:b/>
-          <w:bCs/>
-          <w:i w:val="false"/>
-          <w:iCs w:val="false"/>
-          <w:sz w:val="22"/>
-          <w:szCs w:val="22"/>
-        </w:rPr>
-        <w:t xml:space="preserve">医師マスター・入退院詳細入力</w:t>
-      </w:r>
-      <w:r>
-        <w:rPr>
-          <w:rFonts w:ascii="Hiragino Sans W3" w:cs="Hiragino Sans W3" w:eastAsia="Hiragino Sans W3" w:hAnsi="Hiragino Sans W3"/>
-          <w:b w:val="false"/>
-          <w:bCs w:val="false"/>
-          <w:i w:val="false"/>
-          <w:iCs w:val="false"/>
-          <w:sz w:val="22"/>
-          <w:szCs w:val="22"/>
-        </w:rPr>
-        <w:t xml:space="preserve">で医師別のデータを蓄積し、</w:t>
-      </w:r>
-      <w:r>
-        <w:rPr>
-          <w:rFonts w:ascii="Hiragino Sans W3" w:cs="Hiragino Sans W3" w:eastAsia="Hiragino Sans W3" w:hAnsi="Hiragino Sans W3"/>
-          <w:b/>
-          <w:bCs/>
-          <w:i w:val="false"/>
-          <w:iCs w:val="false"/>
-          <w:sz w:val="22"/>
-          <w:szCs w:val="22"/>
-        </w:rPr>
-        <w:t xml:space="preserve">医師別分析</w:t>
-      </w:r>
-      <w:r>
-        <w:rPr>
-          <w:rFonts w:ascii="Hiragino Sans W3" w:cs="Hiragino Sans W3" w:eastAsia="Hiragino Sans W3" w:hAnsi="Hiragino Sans W3"/>
-          <w:b w:val="false"/>
-          <w:bCs w:val="false"/>
-          <w:i w:val="false"/>
-          <w:iCs w:val="false"/>
-          <w:sz w:val="22"/>
-          <w:szCs w:val="22"/>
-        </w:rPr>
-        <w:t xml:space="preserve">で入退院パターンを可視化する</w:t>
+          <w:b w:val="false"/>
+          <w:bCs w:val="false"/>
+          <w:i w:val="false"/>
+          <w:iCs w:val="false"/>
+          <w:sz w:val="22"/>
+          <w:szCs w:val="22"/>
+        </w:rPr>
+        <w:t xml:space="preserve">What-if → 退院を早めた場合のシミュレーション</w:t>
+      </w:r>
+    </w:p>
+    <w:p>
+      <w:pPr>
+        <w:pStyle w:val="Heading3"/>
+        <w:spacing w:after="120" w:before="240"/>
+      </w:pPr>
+      <w:r>
+        <w:rPr>
+          <w:rFonts w:ascii="Hiragino Sans W6" w:cs="Hiragino Sans W6" w:eastAsia="Hiragino Sans W6" w:hAnsi="Hiragino Sans W6"/>
+          <w:b w:val="false"/>
+          <w:bCs w:val="false"/>
+          <w:i w:val="false"/>
+          <w:iCs w:val="false"/>
+          <w:sz w:val="24"/>
+          <w:szCs w:val="24"/>
+        </w:rPr>
+        <w:t xml:space="preserve">13-4. 病棟間の連携</w:t>
+      </w:r>
+    </w:p>
+    <w:p>
+      <w:pPr>
+        <w:spacing w:after="80" w:before="80"/>
+      </w:pPr>
+      <w:r>
+        <w:rPr>
+          <w:rFonts w:ascii="Hiragino Sans W3" w:cs="Hiragino Sans W3" w:eastAsia="Hiragino Sans W3" w:hAnsi="Hiragino Sans W3"/>
+          <w:b w:val="false"/>
+          <w:bCs w:val="false"/>
+          <w:i w:val="false"/>
+          <w:iCs w:val="false"/>
+          <w:sz w:val="22"/>
+          <w:szCs w:val="22"/>
+        </w:rPr>
+        <w:t xml:space="preserve">5Fに空床があり6Fが満床の場合、以下の対策を検討する：</w:t>
       </w:r>
     </w:p>
     <w:p>
@@ -33768,26 +34623,14 @@
       <w:r>
         <w:rPr>
           <w:rFonts w:ascii="Hiragino Sans W3" w:cs="Hiragino Sans W3" w:eastAsia="Hiragino Sans W3" w:hAnsi="Hiragino Sans W3"/>
-          <w:b/>
-          <w:bCs/>
-          <w:i w:val="false"/>
-          <w:iCs w:val="false"/>
-          <w:sz w:val="22"/>
-          <w:szCs w:val="22"/>
-        </w:rPr>
-        <w:t xml:space="preserve">改善のヒント</w:t>
-      </w:r>
-      <w:r>
-        <w:rPr>
-          <w:rFonts w:ascii="Hiragino Sans W3" w:cs="Hiragino Sans W3" w:eastAsia="Hiragino Sans W3" w:hAnsi="Hiragino Sans W3"/>
-          <w:b w:val="false"/>
-          <w:bCs w:val="false"/>
-          <w:i w:val="false"/>
-          <w:iCs w:val="false"/>
-          <w:sz w:val="22"/>
-          <w:szCs w:val="22"/>
-        </w:rPr>
-        <w:t xml:space="preserve">がデータから自動的に改善機会を検知し、What-Ifシミュレーションで効果を試算。「気づき → シミュレーション → 確認 → 対話」の4ステップで建設的な改善を推進する</w:t>
+          <w:b w:val="false"/>
+          <w:bCs w:val="false"/>
+          <w:i w:val="false"/>
+          <w:iCs w:val="false"/>
+          <w:sz w:val="22"/>
+          <w:szCs w:val="22"/>
+        </w:rPr>
+        <w:t xml:space="preserve">6Fの新規入院の一部を5Fに振り分ける（診療科の制約がない場合）</w:t>
       </w:r>
     </w:p>
     <w:p>
@@ -33802,6 +34645,73 @@
       <w:r>
         <w:rPr>
           <w:rFonts w:ascii="Hiragino Sans W3" w:cs="Hiragino Sans W3" w:eastAsia="Hiragino Sans W3" w:hAnsi="Hiragino Sans W3"/>
+          <w:b w:val="false"/>
+          <w:bCs w:val="false"/>
+          <w:i w:val="false"/>
+          <w:iCs w:val="false"/>
+          <w:sz w:val="22"/>
+          <w:szCs w:val="22"/>
+        </w:rPr>
+        <w:t xml:space="preserve">6Fの退院調整を加速し、5Fへの入院経路を確保する</w:t>
+      </w:r>
+    </w:p>
+    <w:p>
+      <w:pPr>
+        <w:pStyle w:val="ListParagraph"/>
+        <w:numPr>
+          <w:ilvl w:val="0"/>
+          <w:numId w:val="3"/>
+        </w:numPr>
+        <w:spacing w:after="40" w:before="40"/>
+      </w:pPr>
+      <w:r>
+        <w:rPr>
+          <w:rFonts w:ascii="Hiragino Sans W3" w:cs="Hiragino Sans W3" w:eastAsia="Hiragino Sans W3" w:hAnsi="Hiragino Sans W3"/>
+          <w:b w:val="false"/>
+          <w:bCs w:val="false"/>
+          <w:i w:val="false"/>
+          <w:iCs w:val="false"/>
+          <w:sz w:val="22"/>
+          <w:szCs w:val="22"/>
+        </w:rPr>
+        <w:t xml:space="preserve">病棟横断で入退院カンファレンスを実施する</w:t>
+      </w:r>
+    </w:p>
+    <w:p>
+      <w:pPr>
+        <w:spacing w:after="200" w:before="200"/>
+      </w:pPr>
+    </w:p>
+    <w:p>
+      <w:pPr>
+        <w:pStyle w:val="Heading2"/>
+        <w:spacing w:after="120" w:before="360"/>
+      </w:pPr>
+      <w:r>
+        <w:rPr>
+          <w:rFonts w:ascii="Hiragino Sans W6" w:cs="Hiragino Sans W6" w:eastAsia="Hiragino Sans W6" w:hAnsi="Hiragino Sans W6"/>
+          <w:b w:val="false"/>
+          <w:bCs w:val="false"/>
+          <w:i w:val="false"/>
+          <w:iCs w:val="false"/>
+          <w:sz w:val="28"/>
+          <w:szCs w:val="28"/>
+        </w:rPr>
+        <w:t xml:space="preserve">まとめ</w:t>
+      </w:r>
+    </w:p>
+    <w:p>
+      <w:pPr>
+        <w:pStyle w:val="ListParagraph"/>
+        <w:numPr>
+          <w:ilvl w:val="0"/>
+          <w:numId w:val="3"/>
+        </w:numPr>
+        <w:spacing w:after="40" w:before="40"/>
+      </w:pPr>
+      <w:r>
+        <w:rPr>
+          <w:rFonts w:ascii="Hiragino Sans W3" w:cs="Hiragino Sans W3" w:eastAsia="Hiragino Sans W3" w:hAnsi="Hiragino Sans W3"/>
           <w:b/>
           <w:bCs/>
           <w:i w:val="false"/>
@@ -33809,6 +34719,292 @@
           <w:sz w:val="22"/>
           <w:szCs w:val="22"/>
         </w:rPr>
+        <w:t xml:space="preserve">稼働率90〜95%</w:t>
+      </w:r>
+      <w:r>
+        <w:rPr>
+          <w:rFonts w:ascii="Hiragino Sans W3" w:cs="Hiragino Sans W3" w:eastAsia="Hiragino Sans W3" w:hAnsi="Hiragino Sans W3"/>
+          <w:b w:val="false"/>
+          <w:bCs w:val="false"/>
+          <w:i w:val="false"/>
+          <w:iCs w:val="false"/>
+          <w:sz w:val="22"/>
+          <w:szCs w:val="22"/>
+        </w:rPr>
+        <w:t xml:space="preserve">の維持が最上位目標。これは運営貢献額に直結する</w:t>
+      </w:r>
+    </w:p>
+    <w:p>
+      <w:pPr>
+        <w:pStyle w:val="ListParagraph"/>
+        <w:numPr>
+          <w:ilvl w:val="0"/>
+          <w:numId w:val="3"/>
+        </w:numPr>
+        <w:spacing w:after="40" w:before="40"/>
+      </w:pPr>
+      <w:r>
+        <w:rPr>
+          <w:rFonts w:ascii="Hiragino Sans W3" w:cs="Hiragino Sans W3" w:eastAsia="Hiragino Sans W3" w:hAnsi="Hiragino Sans W3"/>
+          <w:b/>
+          <w:bCs/>
+          <w:i w:val="false"/>
+          <w:iCs w:val="false"/>
+          <w:sz w:val="22"/>
+          <w:szCs w:val="22"/>
+        </w:rPr>
+        <w:t xml:space="preserve">B群構成比40〜50%</w:t>
+      </w:r>
+      <w:r>
+        <w:rPr>
+          <w:rFonts w:ascii="Hiragino Sans W3" w:cs="Hiragino Sans W3" w:eastAsia="Hiragino Sans W3" w:hAnsi="Hiragino Sans W3"/>
+          <w:b w:val="false"/>
+          <w:bCs w:val="false"/>
+          <w:i w:val="false"/>
+          <w:iCs w:val="false"/>
+          <w:sz w:val="22"/>
+          <w:szCs w:val="22"/>
+        </w:rPr>
+        <w:t xml:space="preserve">が診療報酬収入の要。B群を守る退院計画が最重要</w:t>
+      </w:r>
+    </w:p>
+    <w:p>
+      <w:pPr>
+        <w:pStyle w:val="ListParagraph"/>
+        <w:numPr>
+          <w:ilvl w:val="0"/>
+          <w:numId w:val="3"/>
+        </w:numPr>
+        <w:spacing w:after="40" w:before="40"/>
+      </w:pPr>
+      <w:r>
+        <w:rPr>
+          <w:rFonts w:ascii="Hiragino Sans W3" w:cs="Hiragino Sans W3" w:eastAsia="Hiragino Sans W3" w:hAnsi="Hiragino Sans W3"/>
+          <w:b/>
+          <w:bCs/>
+          <w:i w:val="false"/>
+          <w:iCs w:val="false"/>
+          <w:sz w:val="22"/>
+          <w:szCs w:val="22"/>
+        </w:rPr>
+        <w:t xml:space="preserve">運営改善アラート</w:t>
+      </w:r>
+      <w:r>
+        <w:rPr>
+          <w:rFonts w:ascii="Hiragino Sans W3" w:cs="Hiragino Sans W3" w:eastAsia="Hiragino Sans W3" w:hAnsi="Hiragino Sans W3"/>
+          <w:b w:val="false"/>
+          <w:bCs w:val="false"/>
+          <w:i w:val="false"/>
+          <w:iCs w:val="false"/>
+          <w:sz w:val="22"/>
+          <w:szCs w:val="22"/>
+        </w:rPr>
+        <w:t xml:space="preserve">で毎朝の優先順位を固定化し、迷いを減らす</w:t>
+      </w:r>
+    </w:p>
+    <w:p>
+      <w:pPr>
+        <w:pStyle w:val="ListParagraph"/>
+        <w:numPr>
+          <w:ilvl w:val="0"/>
+          <w:numId w:val="3"/>
+        </w:numPr>
+        <w:spacing w:after="40" w:before="40"/>
+      </w:pPr>
+      <w:r>
+        <w:rPr>
+          <w:rFonts w:ascii="Hiragino Sans W3" w:cs="Hiragino Sans W3" w:eastAsia="Hiragino Sans W3" w:hAnsi="Hiragino Sans W3"/>
+          <w:b/>
+          <w:bCs/>
+          <w:i w:val="false"/>
+          <w:iCs w:val="false"/>
+          <w:sz w:val="22"/>
+          <w:szCs w:val="22"/>
+        </w:rPr>
+        <w:t xml:space="preserve">意思決定ダッシュボード</w:t>
+      </w:r>
+      <w:r>
+        <w:rPr>
+          <w:rFonts w:ascii="Hiragino Sans W3" w:cs="Hiragino Sans W3" w:eastAsia="Hiragino Sans W3" w:hAnsi="Hiragino Sans W3"/>
+          <w:b w:val="false"/>
+          <w:bCs w:val="false"/>
+          <w:i w:val="false"/>
+          <w:iCs w:val="false"/>
+          <w:sz w:val="22"/>
+          <w:szCs w:val="22"/>
+        </w:rPr>
+        <w:t xml:space="preserve">で30秒の判断、</w:t>
+      </w:r>
+      <w:r>
+        <w:rPr>
+          <w:rFonts w:ascii="Hiragino Sans W3" w:cs="Hiragino Sans W3" w:eastAsia="Hiragino Sans W3" w:hAnsi="Hiragino Sans W3"/>
+          <w:b/>
+          <w:bCs/>
+          <w:i w:val="false"/>
+          <w:iCs w:val="false"/>
+          <w:sz w:val="22"/>
+          <w:szCs w:val="22"/>
+        </w:rPr>
+        <w:t xml:space="preserve">What-if分析</w:t>
+      </w:r>
+      <w:r>
+        <w:rPr>
+          <w:rFonts w:ascii="Hiragino Sans W3" w:cs="Hiragino Sans W3" w:eastAsia="Hiragino Sans W3" w:hAnsi="Hiragino Sans W3"/>
+          <w:b w:val="false"/>
+          <w:bCs w:val="false"/>
+          <w:i w:val="false"/>
+          <w:iCs w:val="false"/>
+          <w:sz w:val="22"/>
+          <w:szCs w:val="22"/>
+        </w:rPr>
+        <w:t xml:space="preserve">で5分の検証</w:t>
+      </w:r>
+    </w:p>
+    <w:p>
+      <w:pPr>
+        <w:pStyle w:val="ListParagraph"/>
+        <w:numPr>
+          <w:ilvl w:val="0"/>
+          <w:numId w:val="3"/>
+        </w:numPr>
+        <w:spacing w:after="40" w:before="40"/>
+      </w:pPr>
+      <w:r>
+        <w:rPr>
+          <w:rFonts w:ascii="Hiragino Sans W3" w:cs="Hiragino Sans W3" w:eastAsia="Hiragino Sans W3" w:hAnsi="Hiragino Sans W3"/>
+          <w:b/>
+          <w:bCs/>
+          <w:i w:val="false"/>
+          <w:iCs w:val="false"/>
+          <w:sz w:val="22"/>
+          <w:szCs w:val="22"/>
+        </w:rPr>
+        <w:t xml:space="preserve">What-if分析がこのツールの中核機能</w:t>
+      </w:r>
+      <w:r>
+        <w:rPr>
+          <w:rFonts w:ascii="Hiragino Sans W3" w:cs="Hiragino Sans W3" w:eastAsia="Hiragino Sans W3" w:hAnsi="Hiragino Sans W3"/>
+          <w:b w:val="false"/>
+          <w:bCs w:val="false"/>
+          <w:i w:val="false"/>
+          <w:iCs w:val="false"/>
+          <w:sz w:val="22"/>
+          <w:szCs w:val="22"/>
+        </w:rPr>
+        <w:t xml:space="preserve">。「今日の判断（今日の入退院シナリオ）」「今週のデザイン（週間退院計画）」「来月への備え（入院需要変動）」の3つのシナリオを使い分けることで、短期から中期まであらゆる意思決定を数字で裏付けられる</w:t>
+      </w:r>
+    </w:p>
+    <w:p>
+      <w:pPr>
+        <w:pStyle w:val="ListParagraph"/>
+        <w:numPr>
+          <w:ilvl w:val="0"/>
+          <w:numId w:val="3"/>
+        </w:numPr>
+        <w:spacing w:after="40" w:before="40"/>
+      </w:pPr>
+      <w:r>
+        <w:rPr>
+          <w:rFonts w:ascii="Hiragino Sans W3" w:cs="Hiragino Sans W3" w:eastAsia="Hiragino Sans W3" w:hAnsi="Hiragino Sans W3"/>
+          <w:b/>
+          <w:bCs/>
+          <w:i w:val="false"/>
+          <w:iCs w:val="false"/>
+          <w:sz w:val="22"/>
+          <w:szCs w:val="22"/>
+        </w:rPr>
+        <w:t xml:space="preserve">医師マスター・入退院詳細入力</w:t>
+      </w:r>
+      <w:r>
+        <w:rPr>
+          <w:rFonts w:ascii="Hiragino Sans W3" w:cs="Hiragino Sans W3" w:eastAsia="Hiragino Sans W3" w:hAnsi="Hiragino Sans W3"/>
+          <w:b w:val="false"/>
+          <w:bCs w:val="false"/>
+          <w:i w:val="false"/>
+          <w:iCs w:val="false"/>
+          <w:sz w:val="22"/>
+          <w:szCs w:val="22"/>
+        </w:rPr>
+        <w:t xml:space="preserve">で医師別のデータを蓄積し、</w:t>
+      </w:r>
+      <w:r>
+        <w:rPr>
+          <w:rFonts w:ascii="Hiragino Sans W3" w:cs="Hiragino Sans W3" w:eastAsia="Hiragino Sans W3" w:hAnsi="Hiragino Sans W3"/>
+          <w:b/>
+          <w:bCs/>
+          <w:i w:val="false"/>
+          <w:iCs w:val="false"/>
+          <w:sz w:val="22"/>
+          <w:szCs w:val="22"/>
+        </w:rPr>
+        <w:t xml:space="preserve">医師別分析</w:t>
+      </w:r>
+      <w:r>
+        <w:rPr>
+          <w:rFonts w:ascii="Hiragino Sans W3" w:cs="Hiragino Sans W3" w:eastAsia="Hiragino Sans W3" w:hAnsi="Hiragino Sans W3"/>
+          <w:b w:val="false"/>
+          <w:bCs w:val="false"/>
+          <w:i w:val="false"/>
+          <w:iCs w:val="false"/>
+          <w:sz w:val="22"/>
+          <w:szCs w:val="22"/>
+        </w:rPr>
+        <w:t xml:space="preserve">で入退院パターンを可視化する</w:t>
+      </w:r>
+    </w:p>
+    <w:p>
+      <w:pPr>
+        <w:pStyle w:val="ListParagraph"/>
+        <w:numPr>
+          <w:ilvl w:val="0"/>
+          <w:numId w:val="3"/>
+        </w:numPr>
+        <w:spacing w:after="40" w:before="40"/>
+      </w:pPr>
+      <w:r>
+        <w:rPr>
+          <w:rFonts w:ascii="Hiragino Sans W3" w:cs="Hiragino Sans W3" w:eastAsia="Hiragino Sans W3" w:hAnsi="Hiragino Sans W3"/>
+          <w:b/>
+          <w:bCs/>
+          <w:i w:val="false"/>
+          <w:iCs w:val="false"/>
+          <w:sz w:val="22"/>
+          <w:szCs w:val="22"/>
+        </w:rPr>
+        <w:t xml:space="preserve">改善のヒント</w:t>
+      </w:r>
+      <w:r>
+        <w:rPr>
+          <w:rFonts w:ascii="Hiragino Sans W3" w:cs="Hiragino Sans W3" w:eastAsia="Hiragino Sans W3" w:hAnsi="Hiragino Sans W3"/>
+          <w:b w:val="false"/>
+          <w:bCs w:val="false"/>
+          <w:i w:val="false"/>
+          <w:iCs w:val="false"/>
+          <w:sz w:val="22"/>
+          <w:szCs w:val="22"/>
+        </w:rPr>
+        <w:t xml:space="preserve">がデータから自動的に改善機会を検知し、What-Ifシミュレーションで効果を試算。「気づき → シミュレーション → 確認 → 対話」の4ステップで建設的な改善を推進する</w:t>
+      </w:r>
+    </w:p>
+    <w:p>
+      <w:pPr>
+        <w:pStyle w:val="ListParagraph"/>
+        <w:numPr>
+          <w:ilvl w:val="0"/>
+          <w:numId w:val="3"/>
+        </w:numPr>
+        <w:spacing w:after="40" w:before="40"/>
+      </w:pPr>
+      <w:r>
+        <w:rPr>
+          <w:rFonts w:ascii="Hiragino Sans W3" w:cs="Hiragino Sans W3" w:eastAsia="Hiragino Sans W3" w:hAnsi="Hiragino Sans W3"/>
+          <w:b/>
+          <w:bCs/>
+          <w:i w:val="false"/>
+          <w:iCs w:val="false"/>
+          <w:sz w:val="22"/>
+          <w:szCs w:val="22"/>
+        </w:rPr>
         <w:t xml:space="preserve">稼働率1% = 年間約1,113万円</w:t>
       </w:r>
       <w:r>
@@ -33822,6 +35018,40 @@
           <w:szCs w:val="22"/>
         </w:rPr>
         <w:t xml:space="preserve">という基盤指標を共通言語として、チーム全体でコスト意識を共有する</w:t>
+      </w:r>
+    </w:p>
+    <w:p>
+      <w:pPr>
+        <w:pStyle w:val="ListParagraph"/>
+        <w:numPr>
+          <w:ilvl w:val="0"/>
+          <w:numId w:val="3"/>
+        </w:numPr>
+        <w:spacing w:after="40" w:before="40"/>
+      </w:pPr>
+      <w:r>
+        <w:rPr>
+          <w:rFonts w:ascii="Hiragino Sans W3" w:cs="Hiragino Sans W3" w:eastAsia="Hiragino Sans W3" w:hAnsi="Hiragino Sans W3"/>
+          <w:b/>
+          <w:bCs/>
+          <w:i w:val="false"/>
+          <w:iCs w:val="false"/>
+          <w:sz w:val="22"/>
+          <w:szCs w:val="22"/>
+        </w:rPr>
+        <w:t xml:space="preserve">病棟別分析</w:t>
+      </w:r>
+      <w:r>
+        <w:rPr>
+          <w:rFonts w:ascii="Hiragino Sans W3" w:cs="Hiragino Sans W3" w:eastAsia="Hiragino Sans W3" w:hAnsi="Hiragino Sans W3"/>
+          <w:b w:val="false"/>
+          <w:bCs w:val="false"/>
+          <w:i w:val="false"/>
+          <w:iCs w:val="false"/>
+          <w:sz w:val="22"/>
+          <w:szCs w:val="22"/>
+        </w:rPr>
+        <w:t xml:space="preserve">で全体の数字に隠れた病棟間格差を発見し、病棟ごとに適切な改善アクションを取る</w:t>
       </w:r>
     </w:p>
     <w:p>

--- a/docs/admin/BedControl_Manual_v3.docx
+++ b/docs/admin/BedControl_Manual_v3.docx
@@ -31861,7 +31861,7 @@
           <w:sz w:val="22"/>
           <w:szCs w:val="22"/>
         </w:rPr>
-        <w:t xml:space="preserve">年間改善額・営業利益比・職員一人あたり効果を即座に表示</w:t>
+        <w:t xml:space="preserve">年間改善額・黒字額比・職員一人あたり効果を即座に表示</w:t>
       </w:r>
     </w:p>
     <w:p>
@@ -32285,7 +32285,7 @@
           <w:sz w:val="22"/>
           <w:szCs w:val="22"/>
         </w:rPr>
-        <w:t xml:space="preserve">改善項目ごとの年間改善額・営業利益比をテーブルで一覧表示</w:t>
+        <w:t xml:space="preserve">改善項目ごとの年間改善額・黒字額比をテーブルで一覧表示</w:t>
       </w:r>
     </w:p>
     <w:p>
@@ -32394,7 +32394,7 @@
           <w:sz w:val="22"/>
           <w:szCs w:val="22"/>
         </w:rPr>
-        <w:t xml:space="preserve">この金額は当院の営業利益（約3,550万円）の約31%に相当する。稼働率1%の改善がいかに大きなインパクトを持つかを示している。</w:t>
+        <w:t xml:space="preserve">この金額は当院の年間黒字額（約3,550万円）の約31%に相当する。稼働率1%の改善がいかに大きなインパクトを持つかを示している。</w:t>
       </w:r>
     </w:p>
     <w:p>
@@ -33310,7 +33310,7 @@
           <w:sz w:val="22"/>
           <w:szCs w:val="22"/>
         </w:rPr>
-        <w:t xml:space="preserve">当院の営業利益は約3,550万円/年</w:t>
+        <w:t xml:space="preserve">当院の年間黒字額は約3,550万円/年</w:t>
       </w:r>
     </w:p>
     <w:p>
@@ -33332,7 +33332,7 @@
           <w:sz w:val="22"/>
           <w:szCs w:val="22"/>
         </w:rPr>
-        <w:t xml:space="preserve">稼働率1%の価値（約1,113万円）は営業利益の</w:t>
+        <w:t xml:space="preserve">稼働率1%の価値（約1,113万円）は年間黒字額の</w:t>
       </w:r>
       <w:r>
         <w:rPr>
@@ -33378,7 +33378,7 @@
           <w:sz w:val="22"/>
           <w:szCs w:val="22"/>
         </w:rPr>
-        <w:t xml:space="preserve">つまり、稼働率がわずか1%変動するだけで、営業利益の約3分の1が動く</w:t>
+        <w:t xml:space="preserve">つまり、稼働率がわずか1%変動するだけで、年間黒字額の約3分の1が動く</w:t>
       </w:r>
     </w:p>
     <w:p>

--- a/docs/admin/BedControl_Manual_v3.docx
+++ b/docs/admin/BedControl_Manual_v3.docx
@@ -32394,7 +32394,7 @@
           <w:sz w:val="22"/>
           <w:szCs w:val="22"/>
         </w:rPr>
-        <w:t xml:space="preserve">この金額は当院の年間黒字額（約3,550万円）の約31%に相当する。稼働率1%の改善がいかに大きなインパクトを持つかを示している。</w:t>
+        <w:t xml:space="preserve">この金額は常勤医師1名分の手取り年収に相当する。稼働率1%の改善がいかに大きなインパクトを持つかを示している。</w:t>
       </w:r>
     </w:p>
     <w:p>
@@ -33310,7 +33310,31 @@
           <w:sz w:val="22"/>
           <w:szCs w:val="22"/>
         </w:rPr>
-        <w:t xml:space="preserve">当院の年間黒字額は約3,550万円/年</w:t>
+        <w:t xml:space="preserve">稼働率1%の価値（約1,113万円）は</w:t>
+      </w:r>
+      <w:r>
+        <w:rPr>
+          <w:rFonts w:ascii="Hiragino Sans W3" w:cs="Hiragino Sans W3" w:eastAsia="Hiragino Sans W3" w:hAnsi="Hiragino Sans W3"/>
+          <w:b/>
+          <w:bCs/>
+          <w:i w:val="false"/>
+          <w:iCs w:val="false"/>
+          <w:sz w:val="22"/>
+          <w:szCs w:val="22"/>
+        </w:rPr>
+        <w:t xml:space="preserve">常勤医師1名分の手取り年収</w:t>
+      </w:r>
+      <w:r>
+        <w:rPr>
+          <w:rFonts w:ascii="Hiragino Sans W3" w:cs="Hiragino Sans W3" w:eastAsia="Hiragino Sans W3" w:hAnsi="Hiragino Sans W3"/>
+          <w:b w:val="false"/>
+          <w:bCs w:val="false"/>
+          <w:i w:val="false"/>
+          <w:iCs w:val="false"/>
+          <w:sz w:val="22"/>
+          <w:szCs w:val="22"/>
+        </w:rPr>
+        <w:t xml:space="preserve">に相当</w:t>
       </w:r>
     </w:p>
     <w:p>
@@ -33332,53 +33356,7 @@
           <w:sz w:val="22"/>
           <w:szCs w:val="22"/>
         </w:rPr>
-        <w:t xml:space="preserve">稼働率1%の価値（約1,113万円）は年間黒字額の</w:t>
-      </w:r>
-      <w:r>
-        <w:rPr>
-          <w:rFonts w:ascii="Hiragino Sans W3" w:cs="Hiragino Sans W3" w:eastAsia="Hiragino Sans W3" w:hAnsi="Hiragino Sans W3"/>
-          <w:b/>
-          <w:bCs/>
-          <w:i w:val="false"/>
-          <w:iCs w:val="false"/>
-          <w:sz w:val="22"/>
-          <w:szCs w:val="22"/>
-        </w:rPr>
-        <w:t xml:space="preserve">約31%</w:t>
-      </w:r>
-      <w:r>
-        <w:rPr>
-          <w:rFonts w:ascii="Hiragino Sans W3" w:cs="Hiragino Sans W3" w:eastAsia="Hiragino Sans W3" w:hAnsi="Hiragino Sans W3"/>
-          <w:b w:val="false"/>
-          <w:bCs w:val="false"/>
-          <w:i w:val="false"/>
-          <w:iCs w:val="false"/>
-          <w:sz w:val="22"/>
-          <w:szCs w:val="22"/>
-        </w:rPr>
-        <w:t xml:space="preserve">に相当</w:t>
-      </w:r>
-    </w:p>
-    <w:p>
-      <w:pPr>
-        <w:pStyle w:val="ListParagraph"/>
-        <w:numPr>
-          <w:ilvl w:val="0"/>
-          <w:numId w:val="3"/>
-        </w:numPr>
-        <w:spacing w:after="40" w:before="40"/>
-      </w:pPr>
-      <w:r>
-        <w:rPr>
-          <w:rFonts w:ascii="Hiragino Sans W3" w:cs="Hiragino Sans W3" w:eastAsia="Hiragino Sans W3" w:hAnsi="Hiragino Sans W3"/>
-          <w:b w:val="false"/>
-          <w:bCs w:val="false"/>
-          <w:i w:val="false"/>
-          <w:iCs w:val="false"/>
-          <w:sz w:val="22"/>
-          <w:szCs w:val="22"/>
-        </w:rPr>
-        <w:t xml:space="preserve">つまり、稼働率がわずか1%変動するだけで、年間黒字額の約3分の1が動く</w:t>
+        <w:t xml:space="preserve">つまり、稼働率がわずか1%変動するだけで、常勤医師1名分の手取り年収に相当する金額が動く</w:t>
       </w:r>
     </w:p>
     <w:p>

--- a/docs/admin/BedControl_Manual_v3.docx
+++ b/docs/admin/BedControl_Manual_v3.docx
@@ -32364,7 +32364,7 @@
           <w:sz w:val="22"/>
           <w:szCs w:val="22"/>
         </w:rPr>
-        <w:t xml:space="preserve">稼働率1% = 年間約1,113万円</w:t>
+        <w:t xml:space="preserve">稼働率1% = 年間約1,046万円</w:t>
       </w:r>
       <w:r>
         <w:rPr>
@@ -33262,7 +33262,7 @@
                 <w:sz w:val="22"/>
                 <w:szCs w:val="22"/>
               </w:rPr>
-              <w:t xml:space="preserve">約1,113万円</w:t>
+              <w:t xml:space="preserve">約1,046万円</w:t>
             </w:r>
           </w:p>
         </w:tc>
@@ -33310,7 +33310,7 @@
           <w:sz w:val="22"/>
           <w:szCs w:val="22"/>
         </w:rPr>
-        <w:t xml:space="preserve">稼働率1%の価値（約1,113万円）は</w:t>
+        <w:t xml:space="preserve">稼働率1%の価値（約1,046万円）は</w:t>
       </w:r>
       <w:r>
         <w:rPr>
@@ -33417,7 +33417,7 @@
           <w:sz w:val="22"/>
           <w:szCs w:val="22"/>
         </w:rPr>
-        <w:t xml:space="preserve">稼働率1%あたり: 約1,113万円 ÷ 290名 = </w:t>
+        <w:t xml:space="preserve">稼働率1%あたり: 約1,046万円 ÷ 290名 = </w:t>
       </w:r>
       <w:r>
         <w:rPr>
@@ -33429,7 +33429,7 @@
           <w:sz w:val="22"/>
           <w:szCs w:val="22"/>
         </w:rPr>
-        <w:t xml:space="preserve">約38,000円/年・人</w:t>
+        <w:t xml:space="preserve">約36,000円/年・人</w:t>
       </w:r>
     </w:p>
     <w:p>
@@ -33532,7 +33532,7 @@
           <w:sz w:val="22"/>
           <w:szCs w:val="22"/>
         </w:rPr>
-        <w:t xml:space="preserve"> — 「稼働率1% = 約1,113万円」という共通認識をチーム全体で持つ</w:t>
+        <w:t xml:space="preserve"> — 「稼働率1% = 約1,046万円」という共通認識をチーム全体で持つ</w:t>
       </w:r>
     </w:p>
     <w:p>
@@ -34983,7 +34983,7 @@
           <w:sz w:val="22"/>
           <w:szCs w:val="22"/>
         </w:rPr>
-        <w:t xml:space="preserve">稼働率1% = 年間約1,113万円</w:t>
+        <w:t xml:space="preserve">稼働率1% = 年間約1,046万円</w:t>
       </w:r>
       <w:r>
         <w:rPr>

--- a/docs/admin/BedControl_Manual_v3.docx
+++ b/docs/admin/BedControl_Manual_v3.docx
@@ -31839,7 +31839,7 @@
           <w:sz w:val="22"/>
           <w:szCs w:val="22"/>
         </w:rPr>
-        <w:t xml:space="preserve"> スライダーで改善目標（0.5%〜5.0%）を設定</w:t>
+        <w:t xml:space="preserve"> スライダーで改善目標（0.5%〜10.0%）を設定</w:t>
       </w:r>
     </w:p>
     <w:p>
@@ -32202,7 +32202,7 @@
           <w:sz w:val="22"/>
           <w:szCs w:val="22"/>
         </w:rPr>
-        <w:t xml:space="preserve"> 医師を選択し、在院日数を±3日の範囲で調整</w:t>
+        <w:t xml:space="preserve"> 医師を選択し、在院日数を±15日の範囲で調整</w:t>
       </w:r>
     </w:p>
     <w:p>

--- a/docs/admin/BedControl_Manual_v3.docx
+++ b/docs/admin/BedControl_Manual_v3.docx
@@ -26544,6 +26544,21 @@
       <w:pStyle w:val="Footer"/>
       <w:jc w:val="center"/>
     </w:pPr>
+    <w:r>
+      <w:rPr>
+        <w:sz w:val="16"/>
+      </w:rPr>
+      <w:fldChar w:fldCharType="begin"/>
+      <w:instrText xml:space="preserve"> PAGE </w:instrText>
+      <w:fldChar w:fldCharType="separate"/>
+    </w:r>
+    <w:r>
+      <w:rPr>
+        <w:sz w:val="16"/>
+      </w:rPr>
+      <w:t>1</w:t>
+      <w:fldChar w:fldCharType="end"/>
+    </w:r>
     <w:r>
       <w:rPr>
         <w:sz w:val="16"/>

--- a/docs/admin/BedControl_Manual_v3.docx
+++ b/docs/admin/BedControl_Manual_v3.docx
@@ -4149,7 +4149,449 @@
           <w:sz w:val="24"/>
           <w:szCs w:val="24"/>
         </w:rPr>
-        <w:t xml:space="preserve">2-2. 目標フェーズ構成（比率管理が最も運用効率が高い）</w:t>
+        <w:t xml:space="preserve">2-2. 目標フェーズ構成（Little法則による理論的根拠）</w:t>
+      </w:r>
+    </w:p>
+    <w:p>
+      <w:pPr>
+        <w:pStyle w:val="Heading4"/>
+        <w:spacing w:after="120" w:before="240"/>
+      </w:pPr>
+      <w:r>
+        <w:rPr>
+          <w:rFonts w:ascii="Hiragino Sans W6" w:cs="Hiragino Sans W6" w:eastAsia="Hiragino Sans W6" w:hAnsi="Hiragino Sans W6"/>
+          <w:b/>
+          <w:bCs/>
+          <w:i w:val="false"/>
+          <w:iCs w:val="false"/>
+          <w:sz w:val="22"/>
+          <w:szCs w:val="22"/>
+        </w:rPr>
+        <w:t xml:space="preserve">なぜ「理論値」なのか — 職員向けの易しい解説</w:t>
+      </w:r>
+    </w:p>
+    <w:p>
+      <w:pPr>
+        <w:spacing w:after="80" w:before="80"/>
+      </w:pPr>
+      <w:r>
+        <w:rPr>
+          <w:rFonts w:ascii="Hiragino Sans W3" w:cs="Hiragino Sans W3" w:eastAsia="Hiragino Sans W3" w:hAnsi="Hiragino Sans W3"/>
+          <w:b w:val="false"/>
+          <w:bCs w:val="false"/>
+          <w:i w:val="false"/>
+          <w:iCs w:val="false"/>
+          <w:sz w:val="22"/>
+          <w:szCs w:val="22"/>
+        </w:rPr>
+        <w:t xml:space="preserve">「理想的なフェーズ構成比」は、経験則でも感覚でもなく、</w:t>
+      </w:r>
+      <w:r>
+        <w:rPr>
+          <w:rFonts w:ascii="Hiragino Sans W3" w:cs="Hiragino Sans W3" w:eastAsia="Hiragino Sans W3" w:hAnsi="Hiragino Sans W3"/>
+          <w:b/>
+          <w:bCs/>
+          <w:i w:val="false"/>
+          <w:iCs w:val="false"/>
+          <w:sz w:val="22"/>
+          <w:szCs w:val="22"/>
+        </w:rPr>
+        <w:t xml:space="preserve">待ち行列理論の Little法則</w:t>
+      </w:r>
+      <w:r>
+        <w:rPr>
+          <w:rFonts w:ascii="Hiragino Sans W3" w:cs="Hiragino Sans W3" w:eastAsia="Hiragino Sans W3" w:hAnsi="Hiragino Sans W3"/>
+          <w:b w:val="false"/>
+          <w:bCs w:val="false"/>
+          <w:i w:val="false"/>
+          <w:iCs w:val="false"/>
+          <w:sz w:val="22"/>
+          <w:szCs w:val="22"/>
+        </w:rPr>
+        <w:t xml:space="preserve">という数学的な法則から計算されます。この法則は、入院数・稼働率・在院日数の3つの関係を定めるもので、病院運営に限らず工場・空港・コンビニなど「人や物が流れて待つ場所」すべてに当てはまる基本原理です。</w:t>
+      </w:r>
+    </w:p>
+    <w:p>
+      <w:pPr>
+        <w:spacing w:after="80" w:before="80"/>
+      </w:pPr>
+      <w:r>
+        <w:rPr>
+          <w:rFonts w:ascii="Hiragino Sans W3" w:cs="Hiragino Sans W3" w:eastAsia="Hiragino Sans W3" w:hAnsi="Hiragino Sans W3"/>
+          <w:b/>
+          <w:bCs/>
+          <w:i w:val="false"/>
+          <w:iCs w:val="false"/>
+          <w:sz w:val="22"/>
+          <w:szCs w:val="22"/>
+        </w:rPr>
+        <w:t xml:space="preserve">Little法則を一言で言うと:</w:t>
+      </w:r>
+    </w:p>
+    <w:p>
+      <w:pPr>
+        <w:pBdr>
+          <w:left w:val="single" w:color="4472C4" w:sz="6" w:space="8"/>
+        </w:pBdr>
+        <w:spacing w:after="120" w:before="120"/>
+        <w:ind w:left="576"/>
+      </w:pPr>
+      <w:r>
+        <w:rPr>
+          <w:rFonts w:ascii="Hiragino Sans W3" w:cs="Hiragino Sans W3" w:eastAsia="Hiragino Sans W3" w:hAnsi="Hiragino Sans W3"/>
+          <w:b/>
+          <w:bCs/>
+          <w:i w:val="false"/>
+          <w:iCs w:val="false"/>
+          <w:color w:val="404040"/>
+          <w:sz w:val="22"/>
+          <w:szCs w:val="22"/>
+        </w:rPr>
+        <w:t xml:space="preserve">平均患者数 = 1日の入院数 × 平均在院日数</w:t>
+      </w:r>
+    </w:p>
+    <w:p>
+      <w:pPr>
+        <w:spacing w:after="80" w:before="80"/>
+      </w:pPr>
+      <w:r>
+        <w:rPr>
+          <w:rFonts w:ascii="Hiragino Sans W3" w:cs="Hiragino Sans W3" w:eastAsia="Hiragino Sans W3" w:hAnsi="Hiragino Sans W3"/>
+          <w:b w:val="false"/>
+          <w:bCs w:val="false"/>
+          <w:i w:val="false"/>
+          <w:iCs w:val="false"/>
+          <w:sz w:val="22"/>
+          <w:szCs w:val="22"/>
+        </w:rPr>
+        <w:t xml:space="preserve">これを変形すると「</w:t>
+      </w:r>
+      <w:r>
+        <w:rPr>
+          <w:rFonts w:ascii="Hiragino Sans W3" w:cs="Hiragino Sans W3" w:eastAsia="Hiragino Sans W3" w:hAnsi="Hiragino Sans W3"/>
+          <w:b/>
+          <w:bCs/>
+          <w:i w:val="false"/>
+          <w:iCs w:val="false"/>
+          <w:sz w:val="22"/>
+          <w:szCs w:val="22"/>
+        </w:rPr>
+        <w:t xml:space="preserve">目標の在院患者数を達成するためには、何日入院してもらう必要があるか</w:t>
+      </w:r>
+      <w:r>
+        <w:rPr>
+          <w:rFonts w:ascii="Hiragino Sans W3" w:cs="Hiragino Sans W3" w:eastAsia="Hiragino Sans W3" w:hAnsi="Hiragino Sans W3"/>
+          <w:b w:val="false"/>
+          <w:bCs w:val="false"/>
+          <w:i w:val="false"/>
+          <w:iCs w:val="false"/>
+          <w:sz w:val="22"/>
+          <w:szCs w:val="22"/>
+        </w:rPr>
+        <w:t xml:space="preserve">」が逆算できます。</w:t>
+      </w:r>
+    </w:p>
+    <w:p>
+      <w:pPr>
+        <w:pStyle w:val="Heading4"/>
+        <w:spacing w:after="120" w:before="240"/>
+      </w:pPr>
+      <w:r>
+        <w:rPr>
+          <w:rFonts w:ascii="Hiragino Sans W6" w:cs="Hiragino Sans W6" w:eastAsia="Hiragino Sans W6" w:hAnsi="Hiragino Sans W6"/>
+          <w:b/>
+          <w:bCs/>
+          <w:i w:val="false"/>
+          <w:iCs w:val="false"/>
+          <w:sz w:val="22"/>
+          <w:szCs w:val="22"/>
+        </w:rPr>
+        <w:t xml:space="preserve">94床病院（月150人入院・稼働率92.5%目標）の計算例</w:t>
+      </w:r>
+    </w:p>
+    <w:p>
+      <w:pPr>
+        <w:spacing w:after="80" w:before="80"/>
+      </w:pPr>
+      <w:r>
+        <w:rPr>
+          <w:rFonts w:ascii="Hiragino Sans W3" w:cs="Hiragino Sans W3" w:eastAsia="Hiragino Sans W3" w:hAnsi="Hiragino Sans W3"/>
+          <w:b/>
+          <w:bCs/>
+          <w:i w:val="false"/>
+          <w:iCs w:val="false"/>
+          <w:sz w:val="22"/>
+          <w:szCs w:val="22"/>
+        </w:rPr>
+        <w:t xml:space="preserve">ステップ1: 目標在院患者数を決める</w:t>
+      </w:r>
+    </w:p>
+    <w:p>
+      <w:pPr>
+        <w:shd w:fill="F2F2F2" w:color="auto" w:val="clear"/>
+        <w:spacing w:after="20" w:before="20"/>
+        <w:ind w:left="431"/>
+      </w:pPr>
+      <w:r>
+        <w:rPr>
+          <w:rFonts w:ascii="Courier New" w:cs="Courier New" w:eastAsia="Courier New" w:hAnsi="Courier New"/>
+          <w:sz w:val="18"/>
+          <w:szCs w:val="18"/>
+        </w:rPr>
+        <w:t xml:space="preserve">94床 × 92.5% = 87人</w:t>
+      </w:r>
+    </w:p>
+    <w:p>
+      <w:pPr>
+        <w:spacing w:after="80" w:before="80"/>
+      </w:pPr>
+      <w:r>
+        <w:rPr>
+          <w:rFonts w:ascii="Hiragino Sans W3" w:cs="Hiragino Sans W3" w:eastAsia="Hiragino Sans W3" w:hAnsi="Hiragino Sans W3"/>
+          <w:b w:val="false"/>
+          <w:bCs w:val="false"/>
+          <w:i w:val="false"/>
+          <w:iCs w:val="false"/>
+          <w:sz w:val="22"/>
+          <w:szCs w:val="22"/>
+        </w:rPr>
+        <w:t xml:space="preserve">→ 常に87人くらい入院している状態を目指す</w:t>
+      </w:r>
+    </w:p>
+    <w:p>
+      <w:pPr>
+        <w:spacing w:after="80" w:before="80"/>
+      </w:pPr>
+      <w:r>
+        <w:rPr>
+          <w:rFonts w:ascii="Hiragino Sans W3" w:cs="Hiragino Sans W3" w:eastAsia="Hiragino Sans W3" w:hAnsi="Hiragino Sans W3"/>
+          <w:b/>
+          <w:bCs/>
+          <w:i w:val="false"/>
+          <w:iCs w:val="false"/>
+          <w:sz w:val="22"/>
+          <w:szCs w:val="22"/>
+        </w:rPr>
+        <w:t xml:space="preserve">ステップ2: 1日の入院数を決める</w:t>
+      </w:r>
+    </w:p>
+    <w:p>
+      <w:pPr>
+        <w:shd w:fill="F2F2F2" w:color="auto" w:val="clear"/>
+        <w:spacing w:after="20" w:before="20"/>
+        <w:ind w:left="431"/>
+      </w:pPr>
+      <w:r>
+        <w:rPr>
+          <w:rFonts w:ascii="Courier New" w:cs="Courier New" w:eastAsia="Courier New" w:hAnsi="Courier New"/>
+          <w:sz w:val="18"/>
+          <w:szCs w:val="18"/>
+        </w:rPr>
+        <w:t xml:space="preserve">150人 ÷ 30日 = 5人/日</w:t>
+      </w:r>
+    </w:p>
+    <w:p>
+      <w:pPr>
+        <w:spacing w:after="80" w:before="80"/>
+      </w:pPr>
+      <w:r>
+        <w:rPr>
+          <w:rFonts w:ascii="Hiragino Sans W3" w:cs="Hiragino Sans W3" w:eastAsia="Hiragino Sans W3" w:hAnsi="Hiragino Sans W3"/>
+          <w:b w:val="false"/>
+          <w:bCs w:val="false"/>
+          <w:i w:val="false"/>
+          <w:iCs w:val="false"/>
+          <w:sz w:val="22"/>
+          <w:szCs w:val="22"/>
+        </w:rPr>
+        <w:t xml:space="preserve">→ 1日あたり平均5人が入院する</w:t>
+      </w:r>
+    </w:p>
+    <w:p>
+      <w:pPr>
+        <w:spacing w:after="80" w:before="80"/>
+      </w:pPr>
+      <w:r>
+        <w:rPr>
+          <w:rFonts w:ascii="Hiragino Sans W3" w:cs="Hiragino Sans W3" w:eastAsia="Hiragino Sans W3" w:hAnsi="Hiragino Sans W3"/>
+          <w:b/>
+          <w:bCs/>
+          <w:i w:val="false"/>
+          <w:iCs w:val="false"/>
+          <w:sz w:val="22"/>
+          <w:szCs w:val="22"/>
+        </w:rPr>
+        <w:t xml:space="preserve">ステップ3: Little法則で必要な在院日数を逆算</w:t>
+      </w:r>
+    </w:p>
+    <w:p>
+      <w:pPr>
+        <w:shd w:fill="F2F2F2" w:color="auto" w:val="clear"/>
+        <w:spacing w:after="20" w:before="20"/>
+        <w:ind w:left="431"/>
+      </w:pPr>
+      <w:r>
+        <w:rPr>
+          <w:rFonts w:ascii="Courier New" w:cs="Courier New" w:eastAsia="Courier New" w:hAnsi="Courier New"/>
+          <w:sz w:val="18"/>
+          <w:szCs w:val="18"/>
+        </w:rPr>
+        <w:t xml:space="preserve">87人 ÷ 5人/日 = 17.4日</w:t>
+      </w:r>
+    </w:p>
+    <w:p>
+      <w:pPr>
+        <w:spacing w:after="80" w:before="80"/>
+      </w:pPr>
+      <w:r>
+        <w:rPr>
+          <w:rFonts w:ascii="Hiragino Sans W3" w:cs="Hiragino Sans W3" w:eastAsia="Hiragino Sans W3" w:hAnsi="Hiragino Sans W3"/>
+          <w:b w:val="false"/>
+          <w:bCs w:val="false"/>
+          <w:i w:val="false"/>
+          <w:iCs w:val="false"/>
+          <w:sz w:val="22"/>
+          <w:szCs w:val="22"/>
+        </w:rPr>
+        <w:t xml:space="preserve">→ 平均して1人あたり17.4日入院してもらう必要がある</w:t>
+      </w:r>
+    </w:p>
+    <w:p>
+      <w:pPr>
+        <w:spacing w:after="80" w:before="80"/>
+      </w:pPr>
+      <w:r>
+        <w:rPr>
+          <w:rFonts w:ascii="Hiragino Sans W3" w:cs="Hiragino Sans W3" w:eastAsia="Hiragino Sans W3" w:hAnsi="Hiragino Sans W3"/>
+          <w:b/>
+          <w:bCs/>
+          <w:i w:val="false"/>
+          <w:iCs w:val="false"/>
+          <w:sz w:val="22"/>
+          <w:szCs w:val="22"/>
+        </w:rPr>
+        <w:t xml:space="preserve">ステップ4: フェーズごとの人数を計算</w:t>
+      </w:r>
+    </w:p>
+    <w:p>
+      <w:pPr>
+        <w:spacing w:after="80" w:before="80"/>
+      </w:pPr>
+      <w:r>
+        <w:rPr>
+          <w:rFonts w:ascii="Hiragino Sans W3" w:cs="Hiragino Sans W3" w:eastAsia="Hiragino Sans W3" w:hAnsi="Hiragino Sans W3"/>
+          <w:b w:val="false"/>
+          <w:bCs w:val="false"/>
+          <w:i w:val="false"/>
+          <w:iCs w:val="false"/>
+          <w:sz w:val="22"/>
+          <w:szCs w:val="22"/>
+        </w:rPr>
+        <w:t xml:space="preserve">A群（入院1-5日目）は、</w:t>
+      </w:r>
+      <w:r>
+        <w:rPr>
+          <w:rFonts w:ascii="Hiragino Sans W3" w:cs="Hiragino Sans W3" w:eastAsia="Hiragino Sans W3" w:hAnsi="Hiragino Sans W3"/>
+          <w:b/>
+          <w:bCs/>
+          <w:i w:val="false"/>
+          <w:iCs w:val="false"/>
+          <w:sz w:val="22"/>
+          <w:szCs w:val="22"/>
+        </w:rPr>
+        <w:t xml:space="preserve">1日の入院数 × 5日</w:t>
+      </w:r>
+      <w:r>
+        <w:rPr>
+          <w:rFonts w:ascii="Hiragino Sans W3" w:cs="Hiragino Sans W3" w:eastAsia="Hiragino Sans W3" w:hAnsi="Hiragino Sans W3"/>
+          <w:b w:val="false"/>
+          <w:bCs w:val="false"/>
+          <w:i w:val="false"/>
+          <w:iCs w:val="false"/>
+          <w:sz w:val="22"/>
+          <w:szCs w:val="22"/>
+        </w:rPr>
+        <w:t xml:space="preserve"> で決まります。毎日5人入院するなら、常にA群に25人いる計算になります（新しい患者5人 × 5日間の積み重ね）。</w:t>
+      </w:r>
+    </w:p>
+    <w:p>
+      <w:pPr>
+        <w:shd w:fill="F2F2F2" w:color="auto" w:val="clear"/>
+        <w:spacing w:after="20" w:before="20"/>
+        <w:ind w:left="431"/>
+      </w:pPr>
+      <w:r>
+        <w:rPr>
+          <w:rFonts w:ascii="Courier New" w:cs="Courier New" w:eastAsia="Courier New" w:hAnsi="Courier New"/>
+          <w:sz w:val="18"/>
+          <w:szCs w:val="18"/>
+        </w:rPr>
+        <w:t xml:space="preserve">A群 = 5人/日 × 5日間 = 25人</w:t>
+      </w:r>
+    </w:p>
+    <w:p>
+      <w:pPr>
+        <w:shd w:fill="F2F2F2" w:color="auto" w:val="clear"/>
+        <w:spacing w:after="20" w:before="20"/>
+        <w:ind w:left="431"/>
+      </w:pPr>
+      <w:r>
+        <w:rPr>
+          <w:rFonts w:ascii="Courier New" w:cs="Courier New" w:eastAsia="Courier New" w:hAnsi="Courier New"/>
+          <w:sz w:val="18"/>
+          <w:szCs w:val="18"/>
+        </w:rPr>
+        <w:t xml:space="preserve">B群 = 5人/日 × 9日間（6-14日目）= 45人</w:t>
+      </w:r>
+    </w:p>
+    <w:p>
+      <w:pPr>
+        <w:shd w:fill="F2F2F2" w:color="auto" w:val="clear"/>
+        <w:spacing w:after="20" w:before="20"/>
+        <w:ind w:left="431"/>
+      </w:pPr>
+      <w:r>
+        <w:rPr>
+          <w:rFonts w:ascii="Courier New" w:cs="Courier New" w:eastAsia="Courier New" w:hAnsi="Courier New"/>
+          <w:sz w:val="18"/>
+          <w:szCs w:val="18"/>
+        </w:rPr>
+        <w:t xml:space="preserve">C群 = 87人 − A群 − B群 = 87 − 70 = 17人</w:t>
+      </w:r>
+    </w:p>
+    <w:p>
+      <w:pPr>
+        <w:pStyle w:val="Heading4"/>
+        <w:spacing w:after="120" w:before="240"/>
+      </w:pPr>
+      <w:r>
+        <w:rPr>
+          <w:rFonts w:ascii="Hiragino Sans W6" w:cs="Hiragino Sans W6" w:eastAsia="Hiragino Sans W6" w:hAnsi="Hiragino Sans W6"/>
+          <w:b/>
+          <w:bCs/>
+          <w:i w:val="false"/>
+          <w:iCs w:val="false"/>
+          <w:sz w:val="22"/>
+          <w:szCs w:val="22"/>
+        </w:rPr>
+        <w:t xml:space="preserve">重要な洞察 — 職員に伝えたいこと</w:t>
+      </w:r>
+    </w:p>
+    <w:p>
+      <w:pPr>
+        <w:spacing w:after="80" w:before="80"/>
+      </w:pPr>
+      <w:r>
+        <w:rPr>
+          <w:rFonts w:ascii="Hiragino Sans W3" w:cs="Hiragino Sans W3" w:eastAsia="Hiragino Sans W3" w:hAnsi="Hiragino Sans W3"/>
+          <w:b/>
+          <w:bCs/>
+          <w:i w:val="false"/>
+          <w:iCs w:val="false"/>
+          <w:sz w:val="22"/>
+          <w:szCs w:val="22"/>
+        </w:rPr>
+        <w:t xml:space="preserve">1. A群とB群の人数は「入院数」だけで決まる</w:t>
       </w:r>
     </w:p>
     <w:p>
@@ -4171,19 +4613,7 @@
           <w:sz w:val="22"/>
           <w:szCs w:val="22"/>
         </w:rPr>
-        <w:t xml:space="preserve">目安：</w:t>
-      </w:r>
-      <w:r>
-        <w:rPr>
-          <w:rFonts w:ascii="Hiragino Sans W3" w:cs="Hiragino Sans W3" w:eastAsia="Hiragino Sans W3" w:hAnsi="Hiragino Sans W3"/>
-          <w:b/>
-          <w:bCs/>
-          <w:i w:val="false"/>
-          <w:iCs w:val="false"/>
-          <w:sz w:val="22"/>
-          <w:szCs w:val="22"/>
-        </w:rPr>
-        <w:t xml:space="preserve">A 15〜20% / B 40〜50% / C 30〜40%</w:t>
+        <w:t xml:space="preserve">在院日数を変えても、入院数が同じなら A群は25人、B群は45人で変わらない</w:t>
       </w:r>
     </w:p>
     <w:p>
@@ -4205,7 +4635,7 @@
           <w:sz w:val="22"/>
           <w:szCs w:val="22"/>
         </w:rPr>
-        <w:t xml:space="preserve">Aが多いと費用が膨らみ、Bが少ないと運営効率が低下する。</w:t>
+        <w:t xml:space="preserve">これは「毎日5人入院してきて、5日経ったらB群に移り、さらに9日経ったらC群に移る」という単純な流れの結果</w:t>
       </w:r>
     </w:p>
     <w:p>
@@ -4227,7 +4657,31 @@
           <w:sz w:val="22"/>
           <w:szCs w:val="22"/>
         </w:rPr>
-        <w:t xml:space="preserve">Cは「入院を断っていない限り」多めでも許容し得る。</w:t>
+        <w:t xml:space="preserve">「B群を増やしたい」なら在院日数ではなく</w:t>
+      </w:r>
+      <w:r>
+        <w:rPr>
+          <w:rFonts w:ascii="Hiragino Sans W3" w:cs="Hiragino Sans W3" w:eastAsia="Hiragino Sans W3" w:hAnsi="Hiragino Sans W3"/>
+          <w:b/>
+          <w:bCs/>
+          <w:i w:val="false"/>
+          <w:iCs w:val="false"/>
+          <w:sz w:val="22"/>
+          <w:szCs w:val="22"/>
+        </w:rPr>
+        <w:t xml:space="preserve">入院数を増やす</w:t>
+      </w:r>
+      <w:r>
+        <w:rPr>
+          <w:rFonts w:ascii="Hiragino Sans W3" w:cs="Hiragino Sans W3" w:eastAsia="Hiragino Sans W3" w:hAnsi="Hiragino Sans W3"/>
+          <w:b w:val="false"/>
+          <w:bCs w:val="false"/>
+          <w:i w:val="false"/>
+          <w:iCs w:val="false"/>
+          <w:sz w:val="22"/>
+          <w:szCs w:val="22"/>
+        </w:rPr>
+        <w:t xml:space="preserve">しかない</w:t>
       </w:r>
     </w:p>
     <w:p>
@@ -4237,14 +4691,1773 @@
       <w:r>
         <w:rPr>
           <w:rFonts w:ascii="Hiragino Sans W3" w:cs="Hiragino Sans W3" w:eastAsia="Hiragino Sans W3" w:hAnsi="Hiragino Sans W3"/>
-          <w:b w:val="false"/>
-          <w:bCs w:val="false"/>
-          <w:i w:val="false"/>
-          <w:iCs w:val="false"/>
-          <w:sz w:val="22"/>
-          <w:szCs w:val="22"/>
-        </w:rPr>
-        <w:t xml:space="preserve">47床の病棟で換算すると：</w:t>
+          <w:b/>
+          <w:bCs/>
+          <w:i w:val="false"/>
+          <w:iCs w:val="false"/>
+          <w:sz w:val="22"/>
+          <w:szCs w:val="22"/>
+        </w:rPr>
+        <w:t xml:space="preserve">2. C群の人数は「稼働率目標との差分」で決まる</w:t>
+      </w:r>
+    </w:p>
+    <w:p>
+      <w:pPr>
+        <w:pStyle w:val="ListParagraph"/>
+        <w:numPr>
+          <w:ilvl w:val="0"/>
+          <w:numId w:val="3"/>
+        </w:numPr>
+        <w:spacing w:after="40" w:before="40"/>
+      </w:pPr>
+      <w:r>
+        <w:rPr>
+          <w:rFonts w:ascii="Hiragino Sans W3" w:cs="Hiragino Sans W3" w:eastAsia="Hiragino Sans W3" w:hAnsi="Hiragino Sans W3"/>
+          <w:b w:val="false"/>
+          <w:bCs w:val="false"/>
+          <w:i w:val="false"/>
+          <w:iCs w:val="false"/>
+          <w:sz w:val="22"/>
+          <w:szCs w:val="22"/>
+        </w:rPr>
+        <w:t xml:space="preserve">A群25人 + B群45人 = 70人 が「入院数だけで決まる下限」</w:t>
+      </w:r>
+    </w:p>
+    <w:p>
+      <w:pPr>
+        <w:pStyle w:val="ListParagraph"/>
+        <w:numPr>
+          <w:ilvl w:val="0"/>
+          <w:numId w:val="3"/>
+        </w:numPr>
+        <w:spacing w:after="40" w:before="40"/>
+      </w:pPr>
+      <w:r>
+        <w:rPr>
+          <w:rFonts w:ascii="Hiragino Sans W3" w:cs="Hiragino Sans W3" w:eastAsia="Hiragino Sans W3" w:hAnsi="Hiragino Sans W3"/>
+          <w:b w:val="false"/>
+          <w:bCs w:val="false"/>
+          <w:i w:val="false"/>
+          <w:iCs w:val="false"/>
+          <w:sz w:val="22"/>
+          <w:szCs w:val="22"/>
+        </w:rPr>
+        <w:t xml:space="preserve">目標稼働率が高いほど（87人、89人、93人…）、C群に残る人数が増える</w:t>
+      </w:r>
+    </w:p>
+    <w:p>
+      <w:pPr>
+        <w:pStyle w:val="ListParagraph"/>
+        <w:numPr>
+          <w:ilvl w:val="0"/>
+          <w:numId w:val="3"/>
+        </w:numPr>
+        <w:spacing w:after="40" w:before="40"/>
+      </w:pPr>
+      <w:r>
+        <w:rPr>
+          <w:rFonts w:ascii="Hiragino Sans W3" w:cs="Hiragino Sans W3" w:eastAsia="Hiragino Sans W3" w:hAnsi="Hiragino Sans W3"/>
+          <w:b w:val="false"/>
+          <w:bCs w:val="false"/>
+          <w:i w:val="false"/>
+          <w:iCs w:val="false"/>
+          <w:sz w:val="22"/>
+          <w:szCs w:val="22"/>
+        </w:rPr>
+        <w:t xml:space="preserve">C群は「退院調整の緩衝地帯」として機能する</w:t>
+      </w:r>
+    </w:p>
+    <w:p>
+      <w:pPr>
+        <w:spacing w:after="80" w:before="80"/>
+      </w:pPr>
+      <w:r>
+        <w:rPr>
+          <w:rFonts w:ascii="Hiragino Sans W3" w:cs="Hiragino Sans W3" w:eastAsia="Hiragino Sans W3" w:hAnsi="Hiragino Sans W3"/>
+          <w:b/>
+          <w:bCs/>
+          <w:i w:val="false"/>
+          <w:iCs w:val="false"/>
+          <w:sz w:val="22"/>
+          <w:szCs w:val="22"/>
+        </w:rPr>
+        <w:t xml:space="preserve">3. 月の入院数が変わると、理想比率もすべて変わる</w:t>
+      </w:r>
+    </w:p>
+    <w:p>
+      <w:pPr>
+        <w:pStyle w:val="ListParagraph"/>
+        <w:numPr>
+          <w:ilvl w:val="0"/>
+          <w:numId w:val="3"/>
+        </w:numPr>
+        <w:spacing w:after="40" w:before="40"/>
+      </w:pPr>
+      <w:r>
+        <w:rPr>
+          <w:rFonts w:ascii="Hiragino Sans W3" w:cs="Hiragino Sans W3" w:eastAsia="Hiragino Sans W3" w:hAnsi="Hiragino Sans W3"/>
+          <w:b w:val="false"/>
+          <w:bCs w:val="false"/>
+          <w:i w:val="false"/>
+          <w:iCs w:val="false"/>
+          <w:sz w:val="22"/>
+          <w:szCs w:val="22"/>
+        </w:rPr>
+        <w:t xml:space="preserve">月150人→180人に増えれば、A群30人、B群54人になり、理想比率も変動</w:t>
+      </w:r>
+    </w:p>
+    <w:p>
+      <w:pPr>
+        <w:pStyle w:val="ListParagraph"/>
+        <w:numPr>
+          <w:ilvl w:val="0"/>
+          <w:numId w:val="3"/>
+        </w:numPr>
+        <w:spacing w:after="40" w:before="40"/>
+      </w:pPr>
+      <w:r>
+        <w:rPr>
+          <w:rFonts w:ascii="Hiragino Sans W3" w:cs="Hiragino Sans W3" w:eastAsia="Hiragino Sans W3" w:hAnsi="Hiragino Sans W3"/>
+          <w:b w:val="false"/>
+          <w:bCs w:val="false"/>
+          <w:i w:val="false"/>
+          <w:iCs w:val="false"/>
+          <w:sz w:val="22"/>
+          <w:szCs w:val="22"/>
+        </w:rPr>
+        <w:t xml:space="preserve">だから「A:15/B:45/C:40」のような固定値ではなく、</w:t>
+      </w:r>
+      <w:r>
+        <w:rPr>
+          <w:rFonts w:ascii="Hiragino Sans W3" w:cs="Hiragino Sans W3" w:eastAsia="Hiragino Sans W3" w:hAnsi="Hiragino Sans W3"/>
+          <w:b/>
+          <w:bCs/>
+          <w:i w:val="false"/>
+          <w:iCs w:val="false"/>
+          <w:sz w:val="22"/>
+          <w:szCs w:val="22"/>
+        </w:rPr>
+        <w:t xml:space="preserve">動的に計算すべき</w:t>
+      </w:r>
+    </w:p>
+    <w:p>
+      <w:pPr>
+        <w:pStyle w:val="Heading4"/>
+        <w:spacing w:after="120" w:before="240"/>
+      </w:pPr>
+      <w:r>
+        <w:rPr>
+          <w:rFonts w:ascii="Hiragino Sans W6" w:cs="Hiragino Sans W6" w:eastAsia="Hiragino Sans W6" w:hAnsi="Hiragino Sans W6"/>
+          <w:b/>
+          <w:bCs/>
+          <w:i w:val="false"/>
+          <w:iCs w:val="false"/>
+          <w:sz w:val="22"/>
+          <w:szCs w:val="22"/>
+        </w:rPr>
+        <w:t xml:space="preserve">月間入院数別の理論値（目標稼働率92.5%）</w:t>
+      </w:r>
+    </w:p>
+    <w:tbl>
+      <w:tblPr>
+        <w:tblW w:type="dxa" w:w="9026"/>
+        <w:tblBorders>
+          <w:top w:val="single" w:color="auto" w:sz="4"/>
+          <w:left w:val="single" w:color="auto" w:sz="4"/>
+          <w:bottom w:val="single" w:color="auto" w:sz="4"/>
+          <w:right w:val="single" w:color="auto" w:sz="4"/>
+          <w:insideH w:val="single" w:color="auto" w:sz="4"/>
+          <w:insideV w:val="single" w:color="auto" w:sz="4"/>
+        </w:tblBorders>
+      </w:tblPr>
+      <w:tblGrid>
+        <w:gridCol w:w="1289"/>
+        <w:gridCol w:w="1289"/>
+        <w:gridCol w:w="1289"/>
+        <w:gridCol w:w="1289"/>
+        <w:gridCol w:w="1289"/>
+        <w:gridCol w:w="1289"/>
+        <w:gridCol w:w="1289"/>
+      </w:tblGrid>
+      <w:tr>
+        <w:trPr>
+          <w:tblHeader/>
+        </w:trPr>
+        <w:tc>
+          <w:tcPr>
+            <w:tcW w:type="dxa" w:w="1289"/>
+            <w:tcBorders>
+              <w:top w:val="single" w:color="999999" w:sz="1"/>
+              <w:left w:val="single" w:color="999999" w:sz="1"/>
+              <w:bottom w:val="single" w:color="999999" w:sz="1"/>
+              <w:right w:val="single" w:color="999999" w:sz="1"/>
+            </w:tcBorders>
+            <w:shd w:fill="D9E2F3" w:color="auto" w:val="clear"/>
+            <w:tcMar>
+              <w:top w:type="dxa" w:w="57"/>
+              <w:left w:type="dxa" w:w="86"/>
+              <w:bottom w:type="dxa" w:w="57"/>
+              <w:right w:type="dxa" w:w="86"/>
+            </w:tcMar>
+          </w:tcPr>
+          <w:p>
+            <w:pPr>
+              <w:spacing w:after="40" w:before="40"/>
+            </w:pPr>
+            <w:r>
+              <w:rPr>
+                <w:rFonts w:ascii="Hiragino Sans W6" w:cs="Hiragino Sans W6" w:eastAsia="Hiragino Sans W6" w:hAnsi="Hiragino Sans W6"/>
+                <w:b/>
+                <w:bCs/>
+                <w:i w:val="false"/>
+                <w:iCs w:val="false"/>
+                <w:sz w:val="22"/>
+                <w:szCs w:val="22"/>
+              </w:rPr>
+              <w:t xml:space="preserve">月間入院数</w:t>
+            </w:r>
+          </w:p>
+        </w:tc>
+        <w:tc>
+          <w:tcPr>
+            <w:tcW w:type="dxa" w:w="1289"/>
+            <w:tcBorders>
+              <w:top w:val="single" w:color="999999" w:sz="1"/>
+              <w:left w:val="single" w:color="999999" w:sz="1"/>
+              <w:bottom w:val="single" w:color="999999" w:sz="1"/>
+              <w:right w:val="single" w:color="999999" w:sz="1"/>
+            </w:tcBorders>
+            <w:shd w:fill="D9E2F3" w:color="auto" w:val="clear"/>
+            <w:tcMar>
+              <w:top w:type="dxa" w:w="57"/>
+              <w:left w:type="dxa" w:w="86"/>
+              <w:bottom w:type="dxa" w:w="57"/>
+              <w:right w:type="dxa" w:w="86"/>
+            </w:tcMar>
+          </w:tcPr>
+          <w:p>
+            <w:pPr>
+              <w:spacing w:after="40" w:before="40"/>
+            </w:pPr>
+            <w:r>
+              <w:rPr>
+                <w:rFonts w:ascii="Hiragino Sans W6" w:cs="Hiragino Sans W6" w:eastAsia="Hiragino Sans W6" w:hAnsi="Hiragino Sans W6"/>
+                <w:b/>
+                <w:bCs/>
+                <w:i w:val="false"/>
+                <w:iCs w:val="false"/>
+                <w:sz w:val="22"/>
+                <w:szCs w:val="22"/>
+              </w:rPr>
+              <w:t xml:space="preserve">1日入院数</w:t>
+            </w:r>
+          </w:p>
+        </w:tc>
+        <w:tc>
+          <w:tcPr>
+            <w:tcW w:type="dxa" w:w="1289"/>
+            <w:tcBorders>
+              <w:top w:val="single" w:color="999999" w:sz="1"/>
+              <w:left w:val="single" w:color="999999" w:sz="1"/>
+              <w:bottom w:val="single" w:color="999999" w:sz="1"/>
+              <w:right w:val="single" w:color="999999" w:sz="1"/>
+            </w:tcBorders>
+            <w:shd w:fill="D9E2F3" w:color="auto" w:val="clear"/>
+            <w:tcMar>
+              <w:top w:type="dxa" w:w="57"/>
+              <w:left w:type="dxa" w:w="86"/>
+              <w:bottom w:type="dxa" w:w="57"/>
+              <w:right w:type="dxa" w:w="86"/>
+            </w:tcMar>
+          </w:tcPr>
+          <w:p>
+            <w:pPr>
+              <w:spacing w:after="40" w:before="40"/>
+            </w:pPr>
+            <w:r>
+              <w:rPr>
+                <w:rFonts w:ascii="Hiragino Sans W6" w:cs="Hiragino Sans W6" w:eastAsia="Hiragino Sans W6" w:hAnsi="Hiragino Sans W6"/>
+                <w:b/>
+                <w:bCs/>
+                <w:i w:val="false"/>
+                <w:iCs w:val="false"/>
+                <w:sz w:val="22"/>
+                <w:szCs w:val="22"/>
+              </w:rPr>
+              <w:t xml:space="preserve">平均在院日数</w:t>
+            </w:r>
+          </w:p>
+        </w:tc>
+        <w:tc>
+          <w:tcPr>
+            <w:tcW w:type="dxa" w:w="1289"/>
+            <w:tcBorders>
+              <w:top w:val="single" w:color="999999" w:sz="1"/>
+              <w:left w:val="single" w:color="999999" w:sz="1"/>
+              <w:bottom w:val="single" w:color="999999" w:sz="1"/>
+              <w:right w:val="single" w:color="999999" w:sz="1"/>
+            </w:tcBorders>
+            <w:shd w:fill="D9E2F3" w:color="auto" w:val="clear"/>
+            <w:tcMar>
+              <w:top w:type="dxa" w:w="57"/>
+              <w:left w:type="dxa" w:w="86"/>
+              <w:bottom w:type="dxa" w:w="57"/>
+              <w:right w:type="dxa" w:w="86"/>
+            </w:tcMar>
+          </w:tcPr>
+          <w:p>
+            <w:pPr>
+              <w:spacing w:after="40" w:before="40"/>
+            </w:pPr>
+            <w:r>
+              <w:rPr>
+                <w:rFonts w:ascii="Hiragino Sans W6" w:cs="Hiragino Sans W6" w:eastAsia="Hiragino Sans W6" w:hAnsi="Hiragino Sans W6"/>
+                <w:b/>
+                <w:bCs/>
+                <w:i w:val="false"/>
+                <w:iCs w:val="false"/>
+                <w:sz w:val="22"/>
+                <w:szCs w:val="22"/>
+              </w:rPr>
+              <w:t xml:space="preserve">A群</w:t>
+            </w:r>
+          </w:p>
+        </w:tc>
+        <w:tc>
+          <w:tcPr>
+            <w:tcW w:type="dxa" w:w="1289"/>
+            <w:tcBorders>
+              <w:top w:val="single" w:color="999999" w:sz="1"/>
+              <w:left w:val="single" w:color="999999" w:sz="1"/>
+              <w:bottom w:val="single" w:color="999999" w:sz="1"/>
+              <w:right w:val="single" w:color="999999" w:sz="1"/>
+            </w:tcBorders>
+            <w:shd w:fill="D9E2F3" w:color="auto" w:val="clear"/>
+            <w:tcMar>
+              <w:top w:type="dxa" w:w="57"/>
+              <w:left w:type="dxa" w:w="86"/>
+              <w:bottom w:type="dxa" w:w="57"/>
+              <w:right w:type="dxa" w:w="86"/>
+            </w:tcMar>
+          </w:tcPr>
+          <w:p>
+            <w:pPr>
+              <w:spacing w:after="40" w:before="40"/>
+            </w:pPr>
+            <w:r>
+              <w:rPr>
+                <w:rFonts w:ascii="Hiragino Sans W6" w:cs="Hiragino Sans W6" w:eastAsia="Hiragino Sans W6" w:hAnsi="Hiragino Sans W6"/>
+                <w:b/>
+                <w:bCs/>
+                <w:i w:val="false"/>
+                <w:iCs w:val="false"/>
+                <w:sz w:val="22"/>
+                <w:szCs w:val="22"/>
+              </w:rPr>
+              <w:t xml:space="preserve">B群</w:t>
+            </w:r>
+          </w:p>
+        </w:tc>
+        <w:tc>
+          <w:tcPr>
+            <w:tcW w:type="dxa" w:w="1289"/>
+            <w:tcBorders>
+              <w:top w:val="single" w:color="999999" w:sz="1"/>
+              <w:left w:val="single" w:color="999999" w:sz="1"/>
+              <w:bottom w:val="single" w:color="999999" w:sz="1"/>
+              <w:right w:val="single" w:color="999999" w:sz="1"/>
+            </w:tcBorders>
+            <w:shd w:fill="D9E2F3" w:color="auto" w:val="clear"/>
+            <w:tcMar>
+              <w:top w:type="dxa" w:w="57"/>
+              <w:left w:type="dxa" w:w="86"/>
+              <w:bottom w:type="dxa" w:w="57"/>
+              <w:right w:type="dxa" w:w="86"/>
+            </w:tcMar>
+          </w:tcPr>
+          <w:p>
+            <w:pPr>
+              <w:spacing w:after="40" w:before="40"/>
+            </w:pPr>
+            <w:r>
+              <w:rPr>
+                <w:rFonts w:ascii="Hiragino Sans W6" w:cs="Hiragino Sans W6" w:eastAsia="Hiragino Sans W6" w:hAnsi="Hiragino Sans W6"/>
+                <w:b/>
+                <w:bCs/>
+                <w:i w:val="false"/>
+                <w:iCs w:val="false"/>
+                <w:sz w:val="22"/>
+                <w:szCs w:val="22"/>
+              </w:rPr>
+              <w:t xml:space="preserve">C群</w:t>
+            </w:r>
+          </w:p>
+        </w:tc>
+        <w:tc>
+          <w:tcPr>
+            <w:tcW w:type="dxa" w:w="1289"/>
+            <w:tcBorders>
+              <w:top w:val="single" w:color="999999" w:sz="1"/>
+              <w:left w:val="single" w:color="999999" w:sz="1"/>
+              <w:bottom w:val="single" w:color="999999" w:sz="1"/>
+              <w:right w:val="single" w:color="999999" w:sz="1"/>
+            </w:tcBorders>
+            <w:shd w:fill="D9E2F3" w:color="auto" w:val="clear"/>
+            <w:tcMar>
+              <w:top w:type="dxa" w:w="57"/>
+              <w:left w:type="dxa" w:w="86"/>
+              <w:bottom w:type="dxa" w:w="57"/>
+              <w:right w:type="dxa" w:w="86"/>
+            </w:tcMar>
+          </w:tcPr>
+          <w:p>
+            <w:pPr>
+              <w:spacing w:after="40" w:before="40"/>
+            </w:pPr>
+            <w:r>
+              <w:rPr>
+                <w:rFonts w:ascii="Hiragino Sans W6" w:cs="Hiragino Sans W6" w:eastAsia="Hiragino Sans W6" w:hAnsi="Hiragino Sans W6"/>
+                <w:b/>
+                <w:bCs/>
+                <w:i w:val="false"/>
+                <w:iCs w:val="false"/>
+                <w:sz w:val="22"/>
+                <w:szCs w:val="22"/>
+              </w:rPr>
+              <w:t xml:space="preserve">合計</w:t>
+            </w:r>
+          </w:p>
+        </w:tc>
+      </w:tr>
+      <w:tr>
+        <w:tc>
+          <w:tcPr>
+            <w:tcW w:type="dxa" w:w="1289"/>
+            <w:tcBorders>
+              <w:top w:val="single" w:color="999999" w:sz="1"/>
+              <w:left w:val="single" w:color="999999" w:sz="1"/>
+              <w:bottom w:val="single" w:color="999999" w:sz="1"/>
+              <w:right w:val="single" w:color="999999" w:sz="1"/>
+            </w:tcBorders>
+            <w:tcMar>
+              <w:top w:type="dxa" w:w="57"/>
+              <w:left w:type="dxa" w:w="86"/>
+              <w:bottom w:type="dxa" w:w="57"/>
+              <w:right w:type="dxa" w:w="86"/>
+            </w:tcMar>
+          </w:tcPr>
+          <w:p>
+            <w:pPr>
+              <w:spacing w:after="40" w:before="40"/>
+            </w:pPr>
+            <w:r>
+              <w:rPr>
+                <w:rFonts w:ascii="Hiragino Sans W3" w:cs="Hiragino Sans W3" w:eastAsia="Hiragino Sans W3" w:hAnsi="Hiragino Sans W3"/>
+                <w:b/>
+                <w:bCs/>
+                <w:i w:val="false"/>
+                <w:iCs w:val="false"/>
+                <w:sz w:val="22"/>
+                <w:szCs w:val="22"/>
+              </w:rPr>
+              <w:t xml:space="preserve">130人</w:t>
+            </w:r>
+          </w:p>
+        </w:tc>
+        <w:tc>
+          <w:tcPr>
+            <w:tcW w:type="dxa" w:w="1289"/>
+            <w:tcBorders>
+              <w:top w:val="single" w:color="999999" w:sz="1"/>
+              <w:left w:val="single" w:color="999999" w:sz="1"/>
+              <w:bottom w:val="single" w:color="999999" w:sz="1"/>
+              <w:right w:val="single" w:color="999999" w:sz="1"/>
+            </w:tcBorders>
+            <w:tcMar>
+              <w:top w:type="dxa" w:w="57"/>
+              <w:left w:type="dxa" w:w="86"/>
+              <w:bottom w:type="dxa" w:w="57"/>
+              <w:right w:type="dxa" w:w="86"/>
+            </w:tcMar>
+          </w:tcPr>
+          <w:p>
+            <w:pPr>
+              <w:spacing w:after="40" w:before="40"/>
+            </w:pPr>
+            <w:r>
+              <w:rPr>
+                <w:rFonts w:ascii="Hiragino Sans W3" w:cs="Hiragino Sans W3" w:eastAsia="Hiragino Sans W3" w:hAnsi="Hiragino Sans W3"/>
+                <w:b w:val="false"/>
+                <w:bCs w:val="false"/>
+                <w:i w:val="false"/>
+                <w:iCs w:val="false"/>
+                <w:sz w:val="22"/>
+                <w:szCs w:val="22"/>
+              </w:rPr>
+              <w:t xml:space="preserve">4.33</w:t>
+            </w:r>
+          </w:p>
+        </w:tc>
+        <w:tc>
+          <w:tcPr>
+            <w:tcW w:type="dxa" w:w="1289"/>
+            <w:tcBorders>
+              <w:top w:val="single" w:color="999999" w:sz="1"/>
+              <w:left w:val="single" w:color="999999" w:sz="1"/>
+              <w:bottom w:val="single" w:color="999999" w:sz="1"/>
+              <w:right w:val="single" w:color="999999" w:sz="1"/>
+            </w:tcBorders>
+            <w:tcMar>
+              <w:top w:type="dxa" w:w="57"/>
+              <w:left w:type="dxa" w:w="86"/>
+              <w:bottom w:type="dxa" w:w="57"/>
+              <w:right w:type="dxa" w:w="86"/>
+            </w:tcMar>
+          </w:tcPr>
+          <w:p>
+            <w:pPr>
+              <w:spacing w:after="40" w:before="40"/>
+            </w:pPr>
+            <w:r>
+              <w:rPr>
+                <w:rFonts w:ascii="Hiragino Sans W3" w:cs="Hiragino Sans W3" w:eastAsia="Hiragino Sans W3" w:hAnsi="Hiragino Sans W3"/>
+                <w:b w:val="false"/>
+                <w:bCs w:val="false"/>
+                <w:i w:val="false"/>
+                <w:iCs w:val="false"/>
+                <w:sz w:val="22"/>
+                <w:szCs w:val="22"/>
+              </w:rPr>
+              <w:t xml:space="preserve">20.1日</w:t>
+            </w:r>
+          </w:p>
+        </w:tc>
+        <w:tc>
+          <w:tcPr>
+            <w:tcW w:type="dxa" w:w="1289"/>
+            <w:tcBorders>
+              <w:top w:val="single" w:color="999999" w:sz="1"/>
+              <w:left w:val="single" w:color="999999" w:sz="1"/>
+              <w:bottom w:val="single" w:color="999999" w:sz="1"/>
+              <w:right w:val="single" w:color="999999" w:sz="1"/>
+            </w:tcBorders>
+            <w:tcMar>
+              <w:top w:type="dxa" w:w="57"/>
+              <w:left w:type="dxa" w:w="86"/>
+              <w:bottom w:type="dxa" w:w="57"/>
+              <w:right w:type="dxa" w:w="86"/>
+            </w:tcMar>
+          </w:tcPr>
+          <w:p>
+            <w:pPr>
+              <w:spacing w:after="40" w:before="40"/>
+            </w:pPr>
+            <w:r>
+              <w:rPr>
+                <w:rFonts w:ascii="Hiragino Sans W3" w:cs="Hiragino Sans W3" w:eastAsia="Hiragino Sans W3" w:hAnsi="Hiragino Sans W3"/>
+                <w:b w:val="false"/>
+                <w:bCs w:val="false"/>
+                <w:i w:val="false"/>
+                <w:iCs w:val="false"/>
+                <w:sz w:val="22"/>
+                <w:szCs w:val="22"/>
+              </w:rPr>
+              <w:t xml:space="preserve">21.7 (24.9%)</w:t>
+            </w:r>
+          </w:p>
+        </w:tc>
+        <w:tc>
+          <w:tcPr>
+            <w:tcW w:type="dxa" w:w="1289"/>
+            <w:tcBorders>
+              <w:top w:val="single" w:color="999999" w:sz="1"/>
+              <w:left w:val="single" w:color="999999" w:sz="1"/>
+              <w:bottom w:val="single" w:color="999999" w:sz="1"/>
+              <w:right w:val="single" w:color="999999" w:sz="1"/>
+            </w:tcBorders>
+            <w:tcMar>
+              <w:top w:type="dxa" w:w="57"/>
+              <w:left w:type="dxa" w:w="86"/>
+              <w:bottom w:type="dxa" w:w="57"/>
+              <w:right w:type="dxa" w:w="86"/>
+            </w:tcMar>
+          </w:tcPr>
+          <w:p>
+            <w:pPr>
+              <w:spacing w:after="40" w:before="40"/>
+            </w:pPr>
+            <w:r>
+              <w:rPr>
+                <w:rFonts w:ascii="Hiragino Sans W3" w:cs="Hiragino Sans W3" w:eastAsia="Hiragino Sans W3" w:hAnsi="Hiragino Sans W3"/>
+                <w:b w:val="false"/>
+                <w:bCs w:val="false"/>
+                <w:i w:val="false"/>
+                <w:iCs w:val="false"/>
+                <w:sz w:val="22"/>
+                <w:szCs w:val="22"/>
+              </w:rPr>
+              <w:t xml:space="preserve">39.0 (44.8%)</w:t>
+            </w:r>
+          </w:p>
+        </w:tc>
+        <w:tc>
+          <w:tcPr>
+            <w:tcW w:type="dxa" w:w="1289"/>
+            <w:tcBorders>
+              <w:top w:val="single" w:color="999999" w:sz="1"/>
+              <w:left w:val="single" w:color="999999" w:sz="1"/>
+              <w:bottom w:val="single" w:color="999999" w:sz="1"/>
+              <w:right w:val="single" w:color="999999" w:sz="1"/>
+            </w:tcBorders>
+            <w:tcMar>
+              <w:top w:type="dxa" w:w="57"/>
+              <w:left w:type="dxa" w:w="86"/>
+              <w:bottom w:type="dxa" w:w="57"/>
+              <w:right w:type="dxa" w:w="86"/>
+            </w:tcMar>
+          </w:tcPr>
+          <w:p>
+            <w:pPr>
+              <w:spacing w:after="40" w:before="40"/>
+            </w:pPr>
+            <w:r>
+              <w:rPr>
+                <w:rFonts w:ascii="Hiragino Sans W3" w:cs="Hiragino Sans W3" w:eastAsia="Hiragino Sans W3" w:hAnsi="Hiragino Sans W3"/>
+                <w:b w:val="false"/>
+                <w:bCs w:val="false"/>
+                <w:i w:val="false"/>
+                <w:iCs w:val="false"/>
+                <w:sz w:val="22"/>
+                <w:szCs w:val="22"/>
+              </w:rPr>
+              <w:t xml:space="preserve">26.3 (30.2%)</w:t>
+            </w:r>
+          </w:p>
+        </w:tc>
+        <w:tc>
+          <w:tcPr>
+            <w:tcW w:type="dxa" w:w="1289"/>
+            <w:tcBorders>
+              <w:top w:val="single" w:color="999999" w:sz="1"/>
+              <w:left w:val="single" w:color="999999" w:sz="1"/>
+              <w:bottom w:val="single" w:color="999999" w:sz="1"/>
+              <w:right w:val="single" w:color="999999" w:sz="1"/>
+            </w:tcBorders>
+            <w:tcMar>
+              <w:top w:type="dxa" w:w="57"/>
+              <w:left w:type="dxa" w:w="86"/>
+              <w:bottom w:type="dxa" w:w="57"/>
+              <w:right w:type="dxa" w:w="86"/>
+            </w:tcMar>
+          </w:tcPr>
+          <w:p>
+            <w:pPr>
+              <w:spacing w:after="40" w:before="40"/>
+            </w:pPr>
+            <w:r>
+              <w:rPr>
+                <w:rFonts w:ascii="Hiragino Sans W3" w:cs="Hiragino Sans W3" w:eastAsia="Hiragino Sans W3" w:hAnsi="Hiragino Sans W3"/>
+                <w:b w:val="false"/>
+                <w:bCs w:val="false"/>
+                <w:i w:val="false"/>
+                <w:iCs w:val="false"/>
+                <w:sz w:val="22"/>
+                <w:szCs w:val="22"/>
+              </w:rPr>
+              <w:t xml:space="preserve">87</w:t>
+            </w:r>
+          </w:p>
+        </w:tc>
+      </w:tr>
+      <w:tr>
+        <w:tc>
+          <w:tcPr>
+            <w:tcW w:type="dxa" w:w="1289"/>
+            <w:tcBorders>
+              <w:top w:val="single" w:color="999999" w:sz="1"/>
+              <w:left w:val="single" w:color="999999" w:sz="1"/>
+              <w:bottom w:val="single" w:color="999999" w:sz="1"/>
+              <w:right w:val="single" w:color="999999" w:sz="1"/>
+            </w:tcBorders>
+            <w:tcMar>
+              <w:top w:type="dxa" w:w="57"/>
+              <w:left w:type="dxa" w:w="86"/>
+              <w:bottom w:type="dxa" w:w="57"/>
+              <w:right w:type="dxa" w:w="86"/>
+            </w:tcMar>
+          </w:tcPr>
+          <w:p>
+            <w:pPr>
+              <w:spacing w:after="40" w:before="40"/>
+            </w:pPr>
+            <w:r>
+              <w:rPr>
+                <w:rFonts w:ascii="Hiragino Sans W3" w:cs="Hiragino Sans W3" w:eastAsia="Hiragino Sans W3" w:hAnsi="Hiragino Sans W3"/>
+                <w:b/>
+                <w:bCs/>
+                <w:i w:val="false"/>
+                <w:iCs w:val="false"/>
+                <w:sz w:val="22"/>
+                <w:szCs w:val="22"/>
+              </w:rPr>
+              <w:t xml:space="preserve">140人</w:t>
+            </w:r>
+          </w:p>
+        </w:tc>
+        <w:tc>
+          <w:tcPr>
+            <w:tcW w:type="dxa" w:w="1289"/>
+            <w:tcBorders>
+              <w:top w:val="single" w:color="999999" w:sz="1"/>
+              <w:left w:val="single" w:color="999999" w:sz="1"/>
+              <w:bottom w:val="single" w:color="999999" w:sz="1"/>
+              <w:right w:val="single" w:color="999999" w:sz="1"/>
+            </w:tcBorders>
+            <w:tcMar>
+              <w:top w:type="dxa" w:w="57"/>
+              <w:left w:type="dxa" w:w="86"/>
+              <w:bottom w:type="dxa" w:w="57"/>
+              <w:right w:type="dxa" w:w="86"/>
+            </w:tcMar>
+          </w:tcPr>
+          <w:p>
+            <w:pPr>
+              <w:spacing w:after="40" w:before="40"/>
+            </w:pPr>
+            <w:r>
+              <w:rPr>
+                <w:rFonts w:ascii="Hiragino Sans W3" w:cs="Hiragino Sans W3" w:eastAsia="Hiragino Sans W3" w:hAnsi="Hiragino Sans W3"/>
+                <w:b w:val="false"/>
+                <w:bCs w:val="false"/>
+                <w:i w:val="false"/>
+                <w:iCs w:val="false"/>
+                <w:sz w:val="22"/>
+                <w:szCs w:val="22"/>
+              </w:rPr>
+              <w:t xml:space="preserve">4.67</w:t>
+            </w:r>
+          </w:p>
+        </w:tc>
+        <w:tc>
+          <w:tcPr>
+            <w:tcW w:type="dxa" w:w="1289"/>
+            <w:tcBorders>
+              <w:top w:val="single" w:color="999999" w:sz="1"/>
+              <w:left w:val="single" w:color="999999" w:sz="1"/>
+              <w:bottom w:val="single" w:color="999999" w:sz="1"/>
+              <w:right w:val="single" w:color="999999" w:sz="1"/>
+            </w:tcBorders>
+            <w:tcMar>
+              <w:top w:type="dxa" w:w="57"/>
+              <w:left w:type="dxa" w:w="86"/>
+              <w:bottom w:type="dxa" w:w="57"/>
+              <w:right w:type="dxa" w:w="86"/>
+            </w:tcMar>
+          </w:tcPr>
+          <w:p>
+            <w:pPr>
+              <w:spacing w:after="40" w:before="40"/>
+            </w:pPr>
+            <w:r>
+              <w:rPr>
+                <w:rFonts w:ascii="Hiragino Sans W3" w:cs="Hiragino Sans W3" w:eastAsia="Hiragino Sans W3" w:hAnsi="Hiragino Sans W3"/>
+                <w:b w:val="false"/>
+                <w:bCs w:val="false"/>
+                <w:i w:val="false"/>
+                <w:iCs w:val="false"/>
+                <w:sz w:val="22"/>
+                <w:szCs w:val="22"/>
+              </w:rPr>
+              <w:t xml:space="preserve">18.6日</w:t>
+            </w:r>
+          </w:p>
+        </w:tc>
+        <w:tc>
+          <w:tcPr>
+            <w:tcW w:type="dxa" w:w="1289"/>
+            <w:tcBorders>
+              <w:top w:val="single" w:color="999999" w:sz="1"/>
+              <w:left w:val="single" w:color="999999" w:sz="1"/>
+              <w:bottom w:val="single" w:color="999999" w:sz="1"/>
+              <w:right w:val="single" w:color="999999" w:sz="1"/>
+            </w:tcBorders>
+            <w:tcMar>
+              <w:top w:type="dxa" w:w="57"/>
+              <w:left w:type="dxa" w:w="86"/>
+              <w:bottom w:type="dxa" w:w="57"/>
+              <w:right w:type="dxa" w:w="86"/>
+            </w:tcMar>
+          </w:tcPr>
+          <w:p>
+            <w:pPr>
+              <w:spacing w:after="40" w:before="40"/>
+            </w:pPr>
+            <w:r>
+              <w:rPr>
+                <w:rFonts w:ascii="Hiragino Sans W3" w:cs="Hiragino Sans W3" w:eastAsia="Hiragino Sans W3" w:hAnsi="Hiragino Sans W3"/>
+                <w:b w:val="false"/>
+                <w:bCs w:val="false"/>
+                <w:i w:val="false"/>
+                <w:iCs w:val="false"/>
+                <w:sz w:val="22"/>
+                <w:szCs w:val="22"/>
+              </w:rPr>
+              <w:t xml:space="preserve">23.3 (26.8%)</w:t>
+            </w:r>
+          </w:p>
+        </w:tc>
+        <w:tc>
+          <w:tcPr>
+            <w:tcW w:type="dxa" w:w="1289"/>
+            <w:tcBorders>
+              <w:top w:val="single" w:color="999999" w:sz="1"/>
+              <w:left w:val="single" w:color="999999" w:sz="1"/>
+              <w:bottom w:val="single" w:color="999999" w:sz="1"/>
+              <w:right w:val="single" w:color="999999" w:sz="1"/>
+            </w:tcBorders>
+            <w:tcMar>
+              <w:top w:type="dxa" w:w="57"/>
+              <w:left w:type="dxa" w:w="86"/>
+              <w:bottom w:type="dxa" w:w="57"/>
+              <w:right w:type="dxa" w:w="86"/>
+            </w:tcMar>
+          </w:tcPr>
+          <w:p>
+            <w:pPr>
+              <w:spacing w:after="40" w:before="40"/>
+            </w:pPr>
+            <w:r>
+              <w:rPr>
+                <w:rFonts w:ascii="Hiragino Sans W3" w:cs="Hiragino Sans W3" w:eastAsia="Hiragino Sans W3" w:hAnsi="Hiragino Sans W3"/>
+                <w:b w:val="false"/>
+                <w:bCs w:val="false"/>
+                <w:i w:val="false"/>
+                <w:iCs w:val="false"/>
+                <w:sz w:val="22"/>
+                <w:szCs w:val="22"/>
+              </w:rPr>
+              <w:t xml:space="preserve">42.0 (48.3%)</w:t>
+            </w:r>
+          </w:p>
+        </w:tc>
+        <w:tc>
+          <w:tcPr>
+            <w:tcW w:type="dxa" w:w="1289"/>
+            <w:tcBorders>
+              <w:top w:val="single" w:color="999999" w:sz="1"/>
+              <w:left w:val="single" w:color="999999" w:sz="1"/>
+              <w:bottom w:val="single" w:color="999999" w:sz="1"/>
+              <w:right w:val="single" w:color="999999" w:sz="1"/>
+            </w:tcBorders>
+            <w:tcMar>
+              <w:top w:type="dxa" w:w="57"/>
+              <w:left w:type="dxa" w:w="86"/>
+              <w:bottom w:type="dxa" w:w="57"/>
+              <w:right w:type="dxa" w:w="86"/>
+            </w:tcMar>
+          </w:tcPr>
+          <w:p>
+            <w:pPr>
+              <w:spacing w:after="40" w:before="40"/>
+            </w:pPr>
+            <w:r>
+              <w:rPr>
+                <w:rFonts w:ascii="Hiragino Sans W3" w:cs="Hiragino Sans W3" w:eastAsia="Hiragino Sans W3" w:hAnsi="Hiragino Sans W3"/>
+                <w:b w:val="false"/>
+                <w:bCs w:val="false"/>
+                <w:i w:val="false"/>
+                <w:iCs w:val="false"/>
+                <w:sz w:val="22"/>
+                <w:szCs w:val="22"/>
+              </w:rPr>
+              <w:t xml:space="preserve">21.7 (24.9%)</w:t>
+            </w:r>
+          </w:p>
+        </w:tc>
+        <w:tc>
+          <w:tcPr>
+            <w:tcW w:type="dxa" w:w="1289"/>
+            <w:tcBorders>
+              <w:top w:val="single" w:color="999999" w:sz="1"/>
+              <w:left w:val="single" w:color="999999" w:sz="1"/>
+              <w:bottom w:val="single" w:color="999999" w:sz="1"/>
+              <w:right w:val="single" w:color="999999" w:sz="1"/>
+            </w:tcBorders>
+            <w:tcMar>
+              <w:top w:type="dxa" w:w="57"/>
+              <w:left w:type="dxa" w:w="86"/>
+              <w:bottom w:type="dxa" w:w="57"/>
+              <w:right w:type="dxa" w:w="86"/>
+            </w:tcMar>
+          </w:tcPr>
+          <w:p>
+            <w:pPr>
+              <w:spacing w:after="40" w:before="40"/>
+            </w:pPr>
+            <w:r>
+              <w:rPr>
+                <w:rFonts w:ascii="Hiragino Sans W3" w:cs="Hiragino Sans W3" w:eastAsia="Hiragino Sans W3" w:hAnsi="Hiragino Sans W3"/>
+                <w:b w:val="false"/>
+                <w:bCs w:val="false"/>
+                <w:i w:val="false"/>
+                <w:iCs w:val="false"/>
+                <w:sz w:val="22"/>
+                <w:szCs w:val="22"/>
+              </w:rPr>
+              <w:t xml:space="preserve">87</w:t>
+            </w:r>
+          </w:p>
+        </w:tc>
+      </w:tr>
+      <w:tr>
+        <w:tc>
+          <w:tcPr>
+            <w:tcW w:type="dxa" w:w="1289"/>
+            <w:tcBorders>
+              <w:top w:val="single" w:color="999999" w:sz="1"/>
+              <w:left w:val="single" w:color="999999" w:sz="1"/>
+              <w:bottom w:val="single" w:color="999999" w:sz="1"/>
+              <w:right w:val="single" w:color="999999" w:sz="1"/>
+            </w:tcBorders>
+            <w:tcMar>
+              <w:top w:type="dxa" w:w="57"/>
+              <w:left w:type="dxa" w:w="86"/>
+              <w:bottom w:type="dxa" w:w="57"/>
+              <w:right w:type="dxa" w:w="86"/>
+            </w:tcMar>
+          </w:tcPr>
+          <w:p>
+            <w:pPr>
+              <w:spacing w:after="40" w:before="40"/>
+            </w:pPr>
+            <w:r>
+              <w:rPr>
+                <w:rFonts w:ascii="Hiragino Sans W3" w:cs="Hiragino Sans W3" w:eastAsia="Hiragino Sans W3" w:hAnsi="Hiragino Sans W3"/>
+                <w:b/>
+                <w:bCs/>
+                <w:i w:val="false"/>
+                <w:iCs w:val="false"/>
+                <w:sz w:val="22"/>
+                <w:szCs w:val="22"/>
+              </w:rPr>
+              <w:t xml:space="preserve">150人</w:t>
+            </w:r>
+          </w:p>
+        </w:tc>
+        <w:tc>
+          <w:tcPr>
+            <w:tcW w:type="dxa" w:w="1289"/>
+            <w:tcBorders>
+              <w:top w:val="single" w:color="999999" w:sz="1"/>
+              <w:left w:val="single" w:color="999999" w:sz="1"/>
+              <w:bottom w:val="single" w:color="999999" w:sz="1"/>
+              <w:right w:val="single" w:color="999999" w:sz="1"/>
+            </w:tcBorders>
+            <w:tcMar>
+              <w:top w:type="dxa" w:w="57"/>
+              <w:left w:type="dxa" w:w="86"/>
+              <w:bottom w:type="dxa" w:w="57"/>
+              <w:right w:type="dxa" w:w="86"/>
+            </w:tcMar>
+          </w:tcPr>
+          <w:p>
+            <w:pPr>
+              <w:spacing w:after="40" w:before="40"/>
+            </w:pPr>
+            <w:r>
+              <w:rPr>
+                <w:rFonts w:ascii="Hiragino Sans W3" w:cs="Hiragino Sans W3" w:eastAsia="Hiragino Sans W3" w:hAnsi="Hiragino Sans W3"/>
+                <w:b w:val="false"/>
+                <w:bCs w:val="false"/>
+                <w:i w:val="false"/>
+                <w:iCs w:val="false"/>
+                <w:sz w:val="22"/>
+                <w:szCs w:val="22"/>
+              </w:rPr>
+              <w:t xml:space="preserve">5.00</w:t>
+            </w:r>
+          </w:p>
+        </w:tc>
+        <w:tc>
+          <w:tcPr>
+            <w:tcW w:type="dxa" w:w="1289"/>
+            <w:tcBorders>
+              <w:top w:val="single" w:color="999999" w:sz="1"/>
+              <w:left w:val="single" w:color="999999" w:sz="1"/>
+              <w:bottom w:val="single" w:color="999999" w:sz="1"/>
+              <w:right w:val="single" w:color="999999" w:sz="1"/>
+            </w:tcBorders>
+            <w:tcMar>
+              <w:top w:type="dxa" w:w="57"/>
+              <w:left w:type="dxa" w:w="86"/>
+              <w:bottom w:type="dxa" w:w="57"/>
+              <w:right w:type="dxa" w:w="86"/>
+            </w:tcMar>
+          </w:tcPr>
+          <w:p>
+            <w:pPr>
+              <w:spacing w:after="40" w:before="40"/>
+            </w:pPr>
+            <w:r>
+              <w:rPr>
+                <w:rFonts w:ascii="Hiragino Sans W3" w:cs="Hiragino Sans W3" w:eastAsia="Hiragino Sans W3" w:hAnsi="Hiragino Sans W3"/>
+                <w:b w:val="false"/>
+                <w:bCs w:val="false"/>
+                <w:i w:val="false"/>
+                <w:iCs w:val="false"/>
+                <w:sz w:val="22"/>
+                <w:szCs w:val="22"/>
+              </w:rPr>
+              <w:t xml:space="preserve">17.4日</w:t>
+            </w:r>
+          </w:p>
+        </w:tc>
+        <w:tc>
+          <w:tcPr>
+            <w:tcW w:type="dxa" w:w="1289"/>
+            <w:tcBorders>
+              <w:top w:val="single" w:color="999999" w:sz="1"/>
+              <w:left w:val="single" w:color="999999" w:sz="1"/>
+              <w:bottom w:val="single" w:color="999999" w:sz="1"/>
+              <w:right w:val="single" w:color="999999" w:sz="1"/>
+            </w:tcBorders>
+            <w:tcMar>
+              <w:top w:type="dxa" w:w="57"/>
+              <w:left w:type="dxa" w:w="86"/>
+              <w:bottom w:type="dxa" w:w="57"/>
+              <w:right w:type="dxa" w:w="86"/>
+            </w:tcMar>
+          </w:tcPr>
+          <w:p>
+            <w:pPr>
+              <w:spacing w:after="40" w:before="40"/>
+            </w:pPr>
+            <w:r>
+              <w:rPr>
+                <w:rFonts w:ascii="Hiragino Sans W3" w:cs="Hiragino Sans W3" w:eastAsia="Hiragino Sans W3" w:hAnsi="Hiragino Sans W3"/>
+                <w:b/>
+                <w:bCs/>
+                <w:i w:val="false"/>
+                <w:iCs w:val="false"/>
+                <w:sz w:val="22"/>
+                <w:szCs w:val="22"/>
+              </w:rPr>
+              <w:t xml:space="preserve">25.0 (28.7%)</w:t>
+            </w:r>
+          </w:p>
+        </w:tc>
+        <w:tc>
+          <w:tcPr>
+            <w:tcW w:type="dxa" w:w="1289"/>
+            <w:tcBorders>
+              <w:top w:val="single" w:color="999999" w:sz="1"/>
+              <w:left w:val="single" w:color="999999" w:sz="1"/>
+              <w:bottom w:val="single" w:color="999999" w:sz="1"/>
+              <w:right w:val="single" w:color="999999" w:sz="1"/>
+            </w:tcBorders>
+            <w:tcMar>
+              <w:top w:type="dxa" w:w="57"/>
+              <w:left w:type="dxa" w:w="86"/>
+              <w:bottom w:type="dxa" w:w="57"/>
+              <w:right w:type="dxa" w:w="86"/>
+            </w:tcMar>
+          </w:tcPr>
+          <w:p>
+            <w:pPr>
+              <w:spacing w:after="40" w:before="40"/>
+            </w:pPr>
+            <w:r>
+              <w:rPr>
+                <w:rFonts w:ascii="Hiragino Sans W3" w:cs="Hiragino Sans W3" w:eastAsia="Hiragino Sans W3" w:hAnsi="Hiragino Sans W3"/>
+                <w:b/>
+                <w:bCs/>
+                <w:i w:val="false"/>
+                <w:iCs w:val="false"/>
+                <w:sz w:val="22"/>
+                <w:szCs w:val="22"/>
+              </w:rPr>
+              <w:t xml:space="preserve">45.0 (51.7%)</w:t>
+            </w:r>
+          </w:p>
+        </w:tc>
+        <w:tc>
+          <w:tcPr>
+            <w:tcW w:type="dxa" w:w="1289"/>
+            <w:tcBorders>
+              <w:top w:val="single" w:color="999999" w:sz="1"/>
+              <w:left w:val="single" w:color="999999" w:sz="1"/>
+              <w:bottom w:val="single" w:color="999999" w:sz="1"/>
+              <w:right w:val="single" w:color="999999" w:sz="1"/>
+            </w:tcBorders>
+            <w:tcMar>
+              <w:top w:type="dxa" w:w="57"/>
+              <w:left w:type="dxa" w:w="86"/>
+              <w:bottom w:type="dxa" w:w="57"/>
+              <w:right w:type="dxa" w:w="86"/>
+            </w:tcMar>
+          </w:tcPr>
+          <w:p>
+            <w:pPr>
+              <w:spacing w:after="40" w:before="40"/>
+            </w:pPr>
+            <w:r>
+              <w:rPr>
+                <w:rFonts w:ascii="Hiragino Sans W3" w:cs="Hiragino Sans W3" w:eastAsia="Hiragino Sans W3" w:hAnsi="Hiragino Sans W3"/>
+                <w:b/>
+                <w:bCs/>
+                <w:i w:val="false"/>
+                <w:iCs w:val="false"/>
+                <w:sz w:val="22"/>
+                <w:szCs w:val="22"/>
+              </w:rPr>
+              <w:t xml:space="preserve">17.0 (19.5%)</w:t>
+            </w:r>
+          </w:p>
+        </w:tc>
+        <w:tc>
+          <w:tcPr>
+            <w:tcW w:type="dxa" w:w="1289"/>
+            <w:tcBorders>
+              <w:top w:val="single" w:color="999999" w:sz="1"/>
+              <w:left w:val="single" w:color="999999" w:sz="1"/>
+              <w:bottom w:val="single" w:color="999999" w:sz="1"/>
+              <w:right w:val="single" w:color="999999" w:sz="1"/>
+            </w:tcBorders>
+            <w:tcMar>
+              <w:top w:type="dxa" w:w="57"/>
+              <w:left w:type="dxa" w:w="86"/>
+              <w:bottom w:type="dxa" w:w="57"/>
+              <w:right w:type="dxa" w:w="86"/>
+            </w:tcMar>
+          </w:tcPr>
+          <w:p>
+            <w:pPr>
+              <w:spacing w:after="40" w:before="40"/>
+            </w:pPr>
+            <w:r>
+              <w:rPr>
+                <w:rFonts w:ascii="Hiragino Sans W3" w:cs="Hiragino Sans W3" w:eastAsia="Hiragino Sans W3" w:hAnsi="Hiragino Sans W3"/>
+                <w:b/>
+                <w:bCs/>
+                <w:i w:val="false"/>
+                <w:iCs w:val="false"/>
+                <w:sz w:val="22"/>
+                <w:szCs w:val="22"/>
+              </w:rPr>
+              <w:t xml:space="preserve">87</w:t>
+            </w:r>
+          </w:p>
+        </w:tc>
+      </w:tr>
+      <w:tr>
+        <w:tc>
+          <w:tcPr>
+            <w:tcW w:type="dxa" w:w="1289"/>
+            <w:tcBorders>
+              <w:top w:val="single" w:color="999999" w:sz="1"/>
+              <w:left w:val="single" w:color="999999" w:sz="1"/>
+              <w:bottom w:val="single" w:color="999999" w:sz="1"/>
+              <w:right w:val="single" w:color="999999" w:sz="1"/>
+            </w:tcBorders>
+            <w:tcMar>
+              <w:top w:type="dxa" w:w="57"/>
+              <w:left w:type="dxa" w:w="86"/>
+              <w:bottom w:type="dxa" w:w="57"/>
+              <w:right w:type="dxa" w:w="86"/>
+            </w:tcMar>
+          </w:tcPr>
+          <w:p>
+            <w:pPr>
+              <w:spacing w:after="40" w:before="40"/>
+            </w:pPr>
+            <w:r>
+              <w:rPr>
+                <w:rFonts w:ascii="Hiragino Sans W3" w:cs="Hiragino Sans W3" w:eastAsia="Hiragino Sans W3" w:hAnsi="Hiragino Sans W3"/>
+                <w:b/>
+                <w:bCs/>
+                <w:i w:val="false"/>
+                <w:iCs w:val="false"/>
+                <w:sz w:val="22"/>
+                <w:szCs w:val="22"/>
+              </w:rPr>
+              <w:t xml:space="preserve">160人</w:t>
+            </w:r>
+          </w:p>
+        </w:tc>
+        <w:tc>
+          <w:tcPr>
+            <w:tcW w:type="dxa" w:w="1289"/>
+            <w:tcBorders>
+              <w:top w:val="single" w:color="999999" w:sz="1"/>
+              <w:left w:val="single" w:color="999999" w:sz="1"/>
+              <w:bottom w:val="single" w:color="999999" w:sz="1"/>
+              <w:right w:val="single" w:color="999999" w:sz="1"/>
+            </w:tcBorders>
+            <w:tcMar>
+              <w:top w:type="dxa" w:w="57"/>
+              <w:left w:type="dxa" w:w="86"/>
+              <w:bottom w:type="dxa" w:w="57"/>
+              <w:right w:type="dxa" w:w="86"/>
+            </w:tcMar>
+          </w:tcPr>
+          <w:p>
+            <w:pPr>
+              <w:spacing w:after="40" w:before="40"/>
+            </w:pPr>
+            <w:r>
+              <w:rPr>
+                <w:rFonts w:ascii="Hiragino Sans W3" w:cs="Hiragino Sans W3" w:eastAsia="Hiragino Sans W3" w:hAnsi="Hiragino Sans W3"/>
+                <w:b w:val="false"/>
+                <w:bCs w:val="false"/>
+                <w:i w:val="false"/>
+                <w:iCs w:val="false"/>
+                <w:sz w:val="22"/>
+                <w:szCs w:val="22"/>
+              </w:rPr>
+              <w:t xml:space="preserve">5.33</w:t>
+            </w:r>
+          </w:p>
+        </w:tc>
+        <w:tc>
+          <w:tcPr>
+            <w:tcW w:type="dxa" w:w="1289"/>
+            <w:tcBorders>
+              <w:top w:val="single" w:color="999999" w:sz="1"/>
+              <w:left w:val="single" w:color="999999" w:sz="1"/>
+              <w:bottom w:val="single" w:color="999999" w:sz="1"/>
+              <w:right w:val="single" w:color="999999" w:sz="1"/>
+            </w:tcBorders>
+            <w:tcMar>
+              <w:top w:type="dxa" w:w="57"/>
+              <w:left w:type="dxa" w:w="86"/>
+              <w:bottom w:type="dxa" w:w="57"/>
+              <w:right w:type="dxa" w:w="86"/>
+            </w:tcMar>
+          </w:tcPr>
+          <w:p>
+            <w:pPr>
+              <w:spacing w:after="40" w:before="40"/>
+            </w:pPr>
+            <w:r>
+              <w:rPr>
+                <w:rFonts w:ascii="Hiragino Sans W3" w:cs="Hiragino Sans W3" w:eastAsia="Hiragino Sans W3" w:hAnsi="Hiragino Sans W3"/>
+                <w:b w:val="false"/>
+                <w:bCs w:val="false"/>
+                <w:i w:val="false"/>
+                <w:iCs w:val="false"/>
+                <w:sz w:val="22"/>
+                <w:szCs w:val="22"/>
+              </w:rPr>
+              <w:t xml:space="preserve">16.3日</w:t>
+            </w:r>
+          </w:p>
+        </w:tc>
+        <w:tc>
+          <w:tcPr>
+            <w:tcW w:type="dxa" w:w="1289"/>
+            <w:tcBorders>
+              <w:top w:val="single" w:color="999999" w:sz="1"/>
+              <w:left w:val="single" w:color="999999" w:sz="1"/>
+              <w:bottom w:val="single" w:color="999999" w:sz="1"/>
+              <w:right w:val="single" w:color="999999" w:sz="1"/>
+            </w:tcBorders>
+            <w:tcMar>
+              <w:top w:type="dxa" w:w="57"/>
+              <w:left w:type="dxa" w:w="86"/>
+              <w:bottom w:type="dxa" w:w="57"/>
+              <w:right w:type="dxa" w:w="86"/>
+            </w:tcMar>
+          </w:tcPr>
+          <w:p>
+            <w:pPr>
+              <w:spacing w:after="40" w:before="40"/>
+            </w:pPr>
+            <w:r>
+              <w:rPr>
+                <w:rFonts w:ascii="Hiragino Sans W3" w:cs="Hiragino Sans W3" w:eastAsia="Hiragino Sans W3" w:hAnsi="Hiragino Sans W3"/>
+                <w:b w:val="false"/>
+                <w:bCs w:val="false"/>
+                <w:i w:val="false"/>
+                <w:iCs w:val="false"/>
+                <w:sz w:val="22"/>
+                <w:szCs w:val="22"/>
+              </w:rPr>
+              <w:t xml:space="preserve">26.7 (30.7%)</w:t>
+            </w:r>
+          </w:p>
+        </w:tc>
+        <w:tc>
+          <w:tcPr>
+            <w:tcW w:type="dxa" w:w="1289"/>
+            <w:tcBorders>
+              <w:top w:val="single" w:color="999999" w:sz="1"/>
+              <w:left w:val="single" w:color="999999" w:sz="1"/>
+              <w:bottom w:val="single" w:color="999999" w:sz="1"/>
+              <w:right w:val="single" w:color="999999" w:sz="1"/>
+            </w:tcBorders>
+            <w:tcMar>
+              <w:top w:type="dxa" w:w="57"/>
+              <w:left w:type="dxa" w:w="86"/>
+              <w:bottom w:type="dxa" w:w="57"/>
+              <w:right w:type="dxa" w:w="86"/>
+            </w:tcMar>
+          </w:tcPr>
+          <w:p>
+            <w:pPr>
+              <w:spacing w:after="40" w:before="40"/>
+            </w:pPr>
+            <w:r>
+              <w:rPr>
+                <w:rFonts w:ascii="Hiragino Sans W3" w:cs="Hiragino Sans W3" w:eastAsia="Hiragino Sans W3" w:hAnsi="Hiragino Sans W3"/>
+                <w:b w:val="false"/>
+                <w:bCs w:val="false"/>
+                <w:i w:val="false"/>
+                <w:iCs w:val="false"/>
+                <w:sz w:val="22"/>
+                <w:szCs w:val="22"/>
+              </w:rPr>
+              <w:t xml:space="preserve">48.0 (55.2%)</w:t>
+            </w:r>
+          </w:p>
+        </w:tc>
+        <w:tc>
+          <w:tcPr>
+            <w:tcW w:type="dxa" w:w="1289"/>
+            <w:tcBorders>
+              <w:top w:val="single" w:color="999999" w:sz="1"/>
+              <w:left w:val="single" w:color="999999" w:sz="1"/>
+              <w:bottom w:val="single" w:color="999999" w:sz="1"/>
+              <w:right w:val="single" w:color="999999" w:sz="1"/>
+            </w:tcBorders>
+            <w:tcMar>
+              <w:top w:type="dxa" w:w="57"/>
+              <w:left w:type="dxa" w:w="86"/>
+              <w:bottom w:type="dxa" w:w="57"/>
+              <w:right w:type="dxa" w:w="86"/>
+            </w:tcMar>
+          </w:tcPr>
+          <w:p>
+            <w:pPr>
+              <w:spacing w:after="40" w:before="40"/>
+            </w:pPr>
+            <w:r>
+              <w:rPr>
+                <w:rFonts w:ascii="Hiragino Sans W3" w:cs="Hiragino Sans W3" w:eastAsia="Hiragino Sans W3" w:hAnsi="Hiragino Sans W3"/>
+                <w:b w:val="false"/>
+                <w:bCs w:val="false"/>
+                <w:i w:val="false"/>
+                <w:iCs w:val="false"/>
+                <w:sz w:val="22"/>
+                <w:szCs w:val="22"/>
+              </w:rPr>
+              <w:t xml:space="preserve">12.3 (14.1%)</w:t>
+            </w:r>
+          </w:p>
+        </w:tc>
+        <w:tc>
+          <w:tcPr>
+            <w:tcW w:type="dxa" w:w="1289"/>
+            <w:tcBorders>
+              <w:top w:val="single" w:color="999999" w:sz="1"/>
+              <w:left w:val="single" w:color="999999" w:sz="1"/>
+              <w:bottom w:val="single" w:color="999999" w:sz="1"/>
+              <w:right w:val="single" w:color="999999" w:sz="1"/>
+            </w:tcBorders>
+            <w:tcMar>
+              <w:top w:type="dxa" w:w="57"/>
+              <w:left w:type="dxa" w:w="86"/>
+              <w:bottom w:type="dxa" w:w="57"/>
+              <w:right w:type="dxa" w:w="86"/>
+            </w:tcMar>
+          </w:tcPr>
+          <w:p>
+            <w:pPr>
+              <w:spacing w:after="40" w:before="40"/>
+            </w:pPr>
+            <w:r>
+              <w:rPr>
+                <w:rFonts w:ascii="Hiragino Sans W3" w:cs="Hiragino Sans W3" w:eastAsia="Hiragino Sans W3" w:hAnsi="Hiragino Sans W3"/>
+                <w:b w:val="false"/>
+                <w:bCs w:val="false"/>
+                <w:i w:val="false"/>
+                <w:iCs w:val="false"/>
+                <w:sz w:val="22"/>
+                <w:szCs w:val="22"/>
+              </w:rPr>
+              <w:t xml:space="preserve">87</w:t>
+            </w:r>
+          </w:p>
+        </w:tc>
+      </w:tr>
+      <w:tr>
+        <w:tc>
+          <w:tcPr>
+            <w:tcW w:type="dxa" w:w="1289"/>
+            <w:tcBorders>
+              <w:top w:val="single" w:color="999999" w:sz="1"/>
+              <w:left w:val="single" w:color="999999" w:sz="1"/>
+              <w:bottom w:val="single" w:color="999999" w:sz="1"/>
+              <w:right w:val="single" w:color="999999" w:sz="1"/>
+            </w:tcBorders>
+            <w:tcMar>
+              <w:top w:type="dxa" w:w="57"/>
+              <w:left w:type="dxa" w:w="86"/>
+              <w:bottom w:type="dxa" w:w="57"/>
+              <w:right w:type="dxa" w:w="86"/>
+            </w:tcMar>
+          </w:tcPr>
+          <w:p>
+            <w:pPr>
+              <w:spacing w:after="40" w:before="40"/>
+            </w:pPr>
+            <w:r>
+              <w:rPr>
+                <w:rFonts w:ascii="Hiragino Sans W3" w:cs="Hiragino Sans W3" w:eastAsia="Hiragino Sans W3" w:hAnsi="Hiragino Sans W3"/>
+                <w:b/>
+                <w:bCs/>
+                <w:i w:val="false"/>
+                <w:iCs w:val="false"/>
+                <w:sz w:val="22"/>
+                <w:szCs w:val="22"/>
+              </w:rPr>
+              <w:t xml:space="preserve">170人</w:t>
+            </w:r>
+          </w:p>
+        </w:tc>
+        <w:tc>
+          <w:tcPr>
+            <w:tcW w:type="dxa" w:w="1289"/>
+            <w:tcBorders>
+              <w:top w:val="single" w:color="999999" w:sz="1"/>
+              <w:left w:val="single" w:color="999999" w:sz="1"/>
+              <w:bottom w:val="single" w:color="999999" w:sz="1"/>
+              <w:right w:val="single" w:color="999999" w:sz="1"/>
+            </w:tcBorders>
+            <w:tcMar>
+              <w:top w:type="dxa" w:w="57"/>
+              <w:left w:type="dxa" w:w="86"/>
+              <w:bottom w:type="dxa" w:w="57"/>
+              <w:right w:type="dxa" w:w="86"/>
+            </w:tcMar>
+          </w:tcPr>
+          <w:p>
+            <w:pPr>
+              <w:spacing w:after="40" w:before="40"/>
+            </w:pPr>
+            <w:r>
+              <w:rPr>
+                <w:rFonts w:ascii="Hiragino Sans W3" w:cs="Hiragino Sans W3" w:eastAsia="Hiragino Sans W3" w:hAnsi="Hiragino Sans W3"/>
+                <w:b w:val="false"/>
+                <w:bCs w:val="false"/>
+                <w:i w:val="false"/>
+                <w:iCs w:val="false"/>
+                <w:sz w:val="22"/>
+                <w:szCs w:val="22"/>
+              </w:rPr>
+              <w:t xml:space="preserve">5.67</w:t>
+            </w:r>
+          </w:p>
+        </w:tc>
+        <w:tc>
+          <w:tcPr>
+            <w:tcW w:type="dxa" w:w="1289"/>
+            <w:tcBorders>
+              <w:top w:val="single" w:color="999999" w:sz="1"/>
+              <w:left w:val="single" w:color="999999" w:sz="1"/>
+              <w:bottom w:val="single" w:color="999999" w:sz="1"/>
+              <w:right w:val="single" w:color="999999" w:sz="1"/>
+            </w:tcBorders>
+            <w:tcMar>
+              <w:top w:type="dxa" w:w="57"/>
+              <w:left w:type="dxa" w:w="86"/>
+              <w:bottom w:type="dxa" w:w="57"/>
+              <w:right w:type="dxa" w:w="86"/>
+            </w:tcMar>
+          </w:tcPr>
+          <w:p>
+            <w:pPr>
+              <w:spacing w:after="40" w:before="40"/>
+            </w:pPr>
+            <w:r>
+              <w:rPr>
+                <w:rFonts w:ascii="Hiragino Sans W3" w:cs="Hiragino Sans W3" w:eastAsia="Hiragino Sans W3" w:hAnsi="Hiragino Sans W3"/>
+                <w:b w:val="false"/>
+                <w:bCs w:val="false"/>
+                <w:i w:val="false"/>
+                <w:iCs w:val="false"/>
+                <w:sz w:val="22"/>
+                <w:szCs w:val="22"/>
+              </w:rPr>
+              <w:t xml:space="preserve">15.4日</w:t>
+            </w:r>
+          </w:p>
+        </w:tc>
+        <w:tc>
+          <w:tcPr>
+            <w:tcW w:type="dxa" w:w="1289"/>
+            <w:tcBorders>
+              <w:top w:val="single" w:color="999999" w:sz="1"/>
+              <w:left w:val="single" w:color="999999" w:sz="1"/>
+              <w:bottom w:val="single" w:color="999999" w:sz="1"/>
+              <w:right w:val="single" w:color="999999" w:sz="1"/>
+            </w:tcBorders>
+            <w:tcMar>
+              <w:top w:type="dxa" w:w="57"/>
+              <w:left w:type="dxa" w:w="86"/>
+              <w:bottom w:type="dxa" w:w="57"/>
+              <w:right w:type="dxa" w:w="86"/>
+            </w:tcMar>
+          </w:tcPr>
+          <w:p>
+            <w:pPr>
+              <w:spacing w:after="40" w:before="40"/>
+            </w:pPr>
+            <w:r>
+              <w:rPr>
+                <w:rFonts w:ascii="Hiragino Sans W3" w:cs="Hiragino Sans W3" w:eastAsia="Hiragino Sans W3" w:hAnsi="Hiragino Sans W3"/>
+                <w:b w:val="false"/>
+                <w:bCs w:val="false"/>
+                <w:i w:val="false"/>
+                <w:iCs w:val="false"/>
+                <w:sz w:val="22"/>
+                <w:szCs w:val="22"/>
+              </w:rPr>
+              <w:t xml:space="preserve">28.3 (32.6%)</w:t>
+            </w:r>
+          </w:p>
+        </w:tc>
+        <w:tc>
+          <w:tcPr>
+            <w:tcW w:type="dxa" w:w="1289"/>
+            <w:tcBorders>
+              <w:top w:val="single" w:color="999999" w:sz="1"/>
+              <w:left w:val="single" w:color="999999" w:sz="1"/>
+              <w:bottom w:val="single" w:color="999999" w:sz="1"/>
+              <w:right w:val="single" w:color="999999" w:sz="1"/>
+            </w:tcBorders>
+            <w:tcMar>
+              <w:top w:type="dxa" w:w="57"/>
+              <w:left w:type="dxa" w:w="86"/>
+              <w:bottom w:type="dxa" w:w="57"/>
+              <w:right w:type="dxa" w:w="86"/>
+            </w:tcMar>
+          </w:tcPr>
+          <w:p>
+            <w:pPr>
+              <w:spacing w:after="40" w:before="40"/>
+            </w:pPr>
+            <w:r>
+              <w:rPr>
+                <w:rFonts w:ascii="Hiragino Sans W3" w:cs="Hiragino Sans W3" w:eastAsia="Hiragino Sans W3" w:hAnsi="Hiragino Sans W3"/>
+                <w:b w:val="false"/>
+                <w:bCs w:val="false"/>
+                <w:i w:val="false"/>
+                <w:iCs w:val="false"/>
+                <w:sz w:val="22"/>
+                <w:szCs w:val="22"/>
+              </w:rPr>
+              <w:t xml:space="preserve">51.0 (58.6%)</w:t>
+            </w:r>
+          </w:p>
+        </w:tc>
+        <w:tc>
+          <w:tcPr>
+            <w:tcW w:type="dxa" w:w="1289"/>
+            <w:tcBorders>
+              <w:top w:val="single" w:color="999999" w:sz="1"/>
+              <w:left w:val="single" w:color="999999" w:sz="1"/>
+              <w:bottom w:val="single" w:color="999999" w:sz="1"/>
+              <w:right w:val="single" w:color="999999" w:sz="1"/>
+            </w:tcBorders>
+            <w:tcMar>
+              <w:top w:type="dxa" w:w="57"/>
+              <w:left w:type="dxa" w:w="86"/>
+              <w:bottom w:type="dxa" w:w="57"/>
+              <w:right w:type="dxa" w:w="86"/>
+            </w:tcMar>
+          </w:tcPr>
+          <w:p>
+            <w:pPr>
+              <w:spacing w:after="40" w:before="40"/>
+            </w:pPr>
+            <w:r>
+              <w:rPr>
+                <w:rFonts w:ascii="Hiragino Sans W3" w:cs="Hiragino Sans W3" w:eastAsia="Hiragino Sans W3" w:hAnsi="Hiragino Sans W3"/>
+                <w:b w:val="false"/>
+                <w:bCs w:val="false"/>
+                <w:i w:val="false"/>
+                <w:iCs w:val="false"/>
+                <w:sz w:val="22"/>
+                <w:szCs w:val="22"/>
+              </w:rPr>
+              <w:t xml:space="preserve">7.7 (8.8%)</w:t>
+            </w:r>
+          </w:p>
+        </w:tc>
+        <w:tc>
+          <w:tcPr>
+            <w:tcW w:type="dxa" w:w="1289"/>
+            <w:tcBorders>
+              <w:top w:val="single" w:color="999999" w:sz="1"/>
+              <w:left w:val="single" w:color="999999" w:sz="1"/>
+              <w:bottom w:val="single" w:color="999999" w:sz="1"/>
+              <w:right w:val="single" w:color="999999" w:sz="1"/>
+            </w:tcBorders>
+            <w:tcMar>
+              <w:top w:type="dxa" w:w="57"/>
+              <w:left w:type="dxa" w:w="86"/>
+              <w:bottom w:type="dxa" w:w="57"/>
+              <w:right w:type="dxa" w:w="86"/>
+            </w:tcMar>
+          </w:tcPr>
+          <w:p>
+            <w:pPr>
+              <w:spacing w:after="40" w:before="40"/>
+            </w:pPr>
+            <w:r>
+              <w:rPr>
+                <w:rFonts w:ascii="Hiragino Sans W3" w:cs="Hiragino Sans W3" w:eastAsia="Hiragino Sans W3" w:hAnsi="Hiragino Sans W3"/>
+                <w:b w:val="false"/>
+                <w:bCs w:val="false"/>
+                <w:i w:val="false"/>
+                <w:iCs w:val="false"/>
+                <w:sz w:val="22"/>
+                <w:szCs w:val="22"/>
+              </w:rPr>
+              <w:t xml:space="preserve">87</w:t>
+            </w:r>
+          </w:p>
+        </w:tc>
+      </w:tr>
+    </w:tbl>
+    <w:p>
+      <w:pPr>
+        <w:spacing w:after="80" w:before="80"/>
+      </w:pPr>
+    </w:p>
+    <w:p>
+      <w:pPr>
+        <w:spacing w:after="80" w:before="80"/>
+      </w:pPr>
+      <w:r>
+        <w:rPr>
+          <w:rFonts w:ascii="Hiragino Sans W3" w:cs="Hiragino Sans W3" w:eastAsia="Hiragino Sans W3" w:hAnsi="Hiragino Sans W3"/>
+          <w:b/>
+          <w:bCs/>
+          <w:i w:val="false"/>
+          <w:iCs w:val="false"/>
+          <w:sz w:val="22"/>
+          <w:szCs w:val="22"/>
+        </w:rPr>
+        <w:t xml:space="preserve">注意点:</w:t>
+      </w:r>
+    </w:p>
+    <w:p>
+      <w:pPr>
+        <w:pStyle w:val="ListParagraph"/>
+        <w:numPr>
+          <w:ilvl w:val="0"/>
+          <w:numId w:val="3"/>
+        </w:numPr>
+        <w:spacing w:after="40" w:before="40"/>
+      </w:pPr>
+      <w:r>
+        <w:rPr>
+          <w:rFonts w:ascii="Hiragino Sans W3" w:cs="Hiragino Sans W3" w:eastAsia="Hiragino Sans W3" w:hAnsi="Hiragino Sans W3"/>
+          <w:b/>
+          <w:bCs/>
+          <w:i w:val="false"/>
+          <w:iCs w:val="false"/>
+          <w:sz w:val="22"/>
+          <w:szCs w:val="22"/>
+        </w:rPr>
+        <w:t xml:space="preserve">月170人を超えると</w:t>
+      </w:r>
+      <w:r>
+        <w:rPr>
+          <w:rFonts w:ascii="Hiragino Sans W3" w:cs="Hiragino Sans W3" w:eastAsia="Hiragino Sans W3" w:hAnsi="Hiragino Sans W3"/>
+          <w:b w:val="false"/>
+          <w:bCs w:val="false"/>
+          <w:i w:val="false"/>
+          <w:iCs w:val="false"/>
+          <w:sz w:val="22"/>
+          <w:szCs w:val="22"/>
+        </w:rPr>
+        <w:t xml:space="preserve"> C群がほぼ消失し、全員がB群までで退院する計算に</w:t>
+      </w:r>
+    </w:p>
+    <w:p>
+      <w:pPr>
+        <w:pStyle w:val="ListParagraph"/>
+        <w:numPr>
+          <w:ilvl w:val="0"/>
+          <w:numId w:val="3"/>
+        </w:numPr>
+        <w:spacing w:after="40" w:before="40"/>
+      </w:pPr>
+      <w:r>
+        <w:rPr>
+          <w:rFonts w:ascii="Hiragino Sans W3" w:cs="Hiragino Sans W3" w:eastAsia="Hiragino Sans W3" w:hAnsi="Hiragino Sans W3"/>
+          <w:b/>
+          <w:bCs/>
+          <w:i w:val="false"/>
+          <w:iCs w:val="false"/>
+          <w:sz w:val="22"/>
+          <w:szCs w:val="22"/>
+        </w:rPr>
+        <w:t xml:space="preserve">月130人以下だと</w:t>
+      </w:r>
+      <w:r>
+        <w:rPr>
+          <w:rFonts w:ascii="Hiragino Sans W3" w:cs="Hiragino Sans W3" w:eastAsia="Hiragino Sans W3" w:hAnsi="Hiragino Sans W3"/>
+          <w:b w:val="false"/>
+          <w:bCs w:val="false"/>
+          <w:i w:val="false"/>
+          <w:iCs w:val="false"/>
+          <w:sz w:val="22"/>
+          <w:szCs w:val="22"/>
+        </w:rPr>
+        <w:t xml:space="preserve"> 平均在院日数が20日を超え、施設基準（21日）リスクが高まる</w:t>
+      </w:r>
+    </w:p>
+    <w:p>
+      <w:pPr>
+        <w:pStyle w:val="ListParagraph"/>
+        <w:numPr>
+          <w:ilvl w:val="0"/>
+          <w:numId w:val="3"/>
+        </w:numPr>
+        <w:spacing w:after="40" w:before="40"/>
+      </w:pPr>
+      <w:r>
+        <w:rPr>
+          <w:rFonts w:ascii="Hiragino Sans W3" w:cs="Hiragino Sans W3" w:eastAsia="Hiragino Sans W3" w:hAnsi="Hiragino Sans W3"/>
+          <w:b/>
+          <w:bCs/>
+          <w:i w:val="false"/>
+          <w:iCs w:val="false"/>
+          <w:sz w:val="22"/>
+          <w:szCs w:val="22"/>
+        </w:rPr>
+        <w:t xml:space="preserve">当院の運用では「月150人」を維持することが最もバランスが良い</w:t>
+      </w:r>
+    </w:p>
+    <w:p>
+      <w:pPr>
+        <w:pStyle w:val="Heading4"/>
+        <w:spacing w:after="120" w:before="240"/>
+      </w:pPr>
+      <w:r>
+        <w:rPr>
+          <w:rFonts w:ascii="Hiragino Sans W6" w:cs="Hiragino Sans W6" w:eastAsia="Hiragino Sans W6" w:hAnsi="Hiragino Sans W6"/>
+          <w:b/>
+          <w:bCs/>
+          <w:i w:val="false"/>
+          <w:iCs w:val="false"/>
+          <w:sz w:val="22"/>
+          <w:szCs w:val="22"/>
+        </w:rPr>
+        <w:t xml:space="preserve">実績が理論値から乖離したときの対処</w:t>
       </w:r>
     </w:p>
     <w:tbl>
@@ -4299,7 +6512,7 @@
                 <w:sz w:val="22"/>
                 <w:szCs w:val="22"/>
               </w:rPr>
-              <w:t xml:space="preserve">フェーズ</w:t>
+              <w:t xml:space="preserve">乖離パターン</w:t>
             </w:r>
           </w:p>
         </w:tc>
@@ -4334,7 +6547,7 @@
                 <w:sz w:val="22"/>
                 <w:szCs w:val="22"/>
               </w:rPr>
-              <w:t xml:space="preserve">比率目安</w:t>
+              <w:t xml:space="preserve">原因</w:t>
             </w:r>
           </w:p>
         </w:tc>
@@ -4369,7 +6582,7 @@
                 <w:sz w:val="22"/>
                 <w:szCs w:val="22"/>
               </w:rPr>
-              <w:t xml:space="preserve">患者数目安（47床・稼働率90%の場合）</w:t>
+              <w:t xml:space="preserve">対処</w:t>
             </w:r>
           </w:p>
         </w:tc>
@@ -4398,14 +6611,14 @@
             <w:r>
               <w:rPr>
                 <w:rFonts w:ascii="Hiragino Sans W3" w:cs="Hiragino Sans W3" w:eastAsia="Hiragino Sans W3" w:hAnsi="Hiragino Sans W3"/>
-                <w:b w:val="false"/>
-                <w:bCs w:val="false"/>
-                <w:i w:val="false"/>
-                <w:iCs w:val="false"/>
-                <w:sz w:val="22"/>
-                <w:szCs w:val="22"/>
-              </w:rPr>
-              <w:t xml:space="preserve">A群</w:t>
+                <w:b/>
+                <w:bCs/>
+                <w:i w:val="false"/>
+                <w:iCs w:val="false"/>
+                <w:sz w:val="22"/>
+                <w:szCs w:val="22"/>
+              </w:rPr>
+              <w:t xml:space="preserve">実績B群 &lt; 理論値 −5%</w:t>
             </w:r>
           </w:p>
         </w:tc>
@@ -4439,7 +6652,7 @@
                 <w:sz w:val="22"/>
                 <w:szCs w:val="22"/>
               </w:rPr>
-              <w:t xml:space="preserve">15〜20%</w:t>
+              <w:t xml:space="preserve">退院急ぎすぎ or 入院不足</w:t>
             </w:r>
           </w:p>
         </w:tc>
@@ -4473,7 +6686,7 @@
                 <w:sz w:val="22"/>
                 <w:szCs w:val="22"/>
               </w:rPr>
-              <w:t xml:space="preserve">6〜8名</w:t>
+              <w:t xml:space="preserve">B群の退院を遅らせる／入院促進</w:t>
             </w:r>
           </w:p>
         </w:tc>
@@ -4502,14 +6715,14 @@
             <w:r>
               <w:rPr>
                 <w:rFonts w:ascii="Hiragino Sans W3" w:cs="Hiragino Sans W3" w:eastAsia="Hiragino Sans W3" w:hAnsi="Hiragino Sans W3"/>
-                <w:b w:val="false"/>
-                <w:bCs w:val="false"/>
-                <w:i w:val="false"/>
-                <w:iCs w:val="false"/>
-                <w:sz w:val="22"/>
-                <w:szCs w:val="22"/>
-              </w:rPr>
-              <w:t xml:space="preserve">B群</w:t>
+                <w:b/>
+                <w:bCs/>
+                <w:i w:val="false"/>
+                <w:iCs w:val="false"/>
+                <w:sz w:val="22"/>
+                <w:szCs w:val="22"/>
+              </w:rPr>
+              <w:t xml:space="preserve">実績A群 &gt; 理論値 +5%</w:t>
             </w:r>
           </w:p>
         </w:tc>
@@ -4543,7 +6756,7 @@
                 <w:sz w:val="22"/>
                 <w:szCs w:val="22"/>
               </w:rPr>
-              <w:t xml:space="preserve">40〜50%</w:t>
+              <w:t xml:space="preserve">一時的入院集中</w:t>
             </w:r>
           </w:p>
         </w:tc>
@@ -4577,7 +6790,7 @@
                 <w:sz w:val="22"/>
                 <w:szCs w:val="22"/>
               </w:rPr>
-              <w:t xml:space="preserve">17〜21名</w:t>
+              <w:t xml:space="preserve">1-2週間後にB群が増えるので様子見</w:t>
             </w:r>
           </w:p>
         </w:tc>
@@ -4606,14 +6819,14 @@
             <w:r>
               <w:rPr>
                 <w:rFonts w:ascii="Hiragino Sans W3" w:cs="Hiragino Sans W3" w:eastAsia="Hiragino Sans W3" w:hAnsi="Hiragino Sans W3"/>
-                <w:b w:val="false"/>
-                <w:bCs w:val="false"/>
-                <w:i w:val="false"/>
-                <w:iCs w:val="false"/>
-                <w:sz w:val="22"/>
-                <w:szCs w:val="22"/>
-              </w:rPr>
-              <w:t xml:space="preserve">C群</w:t>
+                <w:b/>
+                <w:bCs/>
+                <w:i w:val="false"/>
+                <w:iCs w:val="false"/>
+                <w:sz w:val="22"/>
+                <w:szCs w:val="22"/>
+              </w:rPr>
+              <w:t xml:space="preserve">実績C群 &gt; 理論値 +10%</w:t>
             </w:r>
           </w:p>
         </w:tc>
@@ -4647,7 +6860,7 @@
                 <w:sz w:val="22"/>
                 <w:szCs w:val="22"/>
               </w:rPr>
-              <w:t xml:space="preserve">30〜40%</w:t>
+              <w:t xml:space="preserve">長期入院の滞留</w:t>
             </w:r>
           </w:p>
         </w:tc>
@@ -4681,7 +6894,111 @@
                 <w:sz w:val="22"/>
                 <w:szCs w:val="22"/>
               </w:rPr>
-              <w:t xml:space="preserve">13〜17名</w:t>
+              <w:t xml:space="preserve">C群の退院調整を加速</w:t>
+            </w:r>
+          </w:p>
+        </w:tc>
+      </w:tr>
+      <w:tr>
+        <w:tc>
+          <w:tcPr>
+            <w:tcW w:type="dxa" w:w="3008"/>
+            <w:tcBorders>
+              <w:top w:val="single" w:color="999999" w:sz="1"/>
+              <w:left w:val="single" w:color="999999" w:sz="1"/>
+              <w:bottom w:val="single" w:color="999999" w:sz="1"/>
+              <w:right w:val="single" w:color="999999" w:sz="1"/>
+            </w:tcBorders>
+            <w:tcMar>
+              <w:top w:type="dxa" w:w="57"/>
+              <w:left w:type="dxa" w:w="86"/>
+              <w:bottom w:type="dxa" w:w="57"/>
+              <w:right w:type="dxa" w:w="86"/>
+            </w:tcMar>
+          </w:tcPr>
+          <w:p>
+            <w:pPr>
+              <w:spacing w:after="40" w:before="40"/>
+            </w:pPr>
+            <w:r>
+              <w:rPr>
+                <w:rFonts w:ascii="Hiragino Sans W3" w:cs="Hiragino Sans W3" w:eastAsia="Hiragino Sans W3" w:hAnsi="Hiragino Sans W3"/>
+                <w:b/>
+                <w:bCs/>
+                <w:i w:val="false"/>
+                <w:iCs w:val="false"/>
+                <w:sz w:val="22"/>
+                <w:szCs w:val="22"/>
+              </w:rPr>
+              <w:t xml:space="preserve">実績C群 &lt; 理論値 −10%</w:t>
+            </w:r>
+          </w:p>
+        </w:tc>
+        <w:tc>
+          <w:tcPr>
+            <w:tcW w:type="dxa" w:w="3008"/>
+            <w:tcBorders>
+              <w:top w:val="single" w:color="999999" w:sz="1"/>
+              <w:left w:val="single" w:color="999999" w:sz="1"/>
+              <w:bottom w:val="single" w:color="999999" w:sz="1"/>
+              <w:right w:val="single" w:color="999999" w:sz="1"/>
+            </w:tcBorders>
+            <w:tcMar>
+              <w:top w:type="dxa" w:w="57"/>
+              <w:left w:type="dxa" w:w="86"/>
+              <w:bottom w:type="dxa" w:w="57"/>
+              <w:right w:type="dxa" w:w="86"/>
+            </w:tcMar>
+          </w:tcPr>
+          <w:p>
+            <w:pPr>
+              <w:spacing w:after="40" w:before="40"/>
+            </w:pPr>
+            <w:r>
+              <w:rPr>
+                <w:rFonts w:ascii="Hiragino Sans W3" w:cs="Hiragino Sans W3" w:eastAsia="Hiragino Sans W3" w:hAnsi="Hiragino Sans W3"/>
+                <w:b w:val="false"/>
+                <w:bCs w:val="false"/>
+                <w:i w:val="false"/>
+                <w:iCs w:val="false"/>
+                <w:sz w:val="22"/>
+                <w:szCs w:val="22"/>
+              </w:rPr>
+              <w:t xml:space="preserve">退院早すぎ or 稼働率未達</w:t>
+            </w:r>
+          </w:p>
+        </w:tc>
+        <w:tc>
+          <w:tcPr>
+            <w:tcW w:type="dxa" w:w="3008"/>
+            <w:tcBorders>
+              <w:top w:val="single" w:color="999999" w:sz="1"/>
+              <w:left w:val="single" w:color="999999" w:sz="1"/>
+              <w:bottom w:val="single" w:color="999999" w:sz="1"/>
+              <w:right w:val="single" w:color="999999" w:sz="1"/>
+            </w:tcBorders>
+            <w:tcMar>
+              <w:top w:type="dxa" w:w="57"/>
+              <w:left w:type="dxa" w:w="86"/>
+              <w:bottom w:type="dxa" w:w="57"/>
+              <w:right w:type="dxa" w:w="86"/>
+            </w:tcMar>
+          </w:tcPr>
+          <w:p>
+            <w:pPr>
+              <w:spacing w:after="40" w:before="40"/>
+            </w:pPr>
+            <w:r>
+              <w:rPr>
+                <w:rFonts w:ascii="Hiragino Sans W3" w:cs="Hiragino Sans W3" w:eastAsia="Hiragino Sans W3" w:hAnsi="Hiragino Sans W3"/>
+                <w:b w:val="false"/>
+                <w:bCs w:val="false"/>
+                <w:i w:val="false"/>
+                <w:iCs w:val="false"/>
+                <w:sz w:val="22"/>
+                <w:szCs w:val="22"/>
+              </w:rPr>
+              <w:t xml:space="preserve">入院数を増やす or C群の在院を延長</w:t>
             </w:r>
           </w:p>
         </w:tc>
@@ -4691,6 +7008,82 @@
       <w:pPr>
         <w:spacing w:after="80" w:before="80"/>
       </w:pPr>
+    </w:p>
+    <w:p>
+      <w:pPr>
+        <w:pStyle w:val="Heading4"/>
+        <w:spacing w:after="120" w:before="240"/>
+      </w:pPr>
+      <w:r>
+        <w:rPr>
+          <w:rFonts w:ascii="Hiragino Sans W6" w:cs="Hiragino Sans W6" w:eastAsia="Hiragino Sans W6" w:hAnsi="Hiragino Sans W6"/>
+          <w:b/>
+          <w:bCs/>
+          <w:i w:val="false"/>
+          <w:iCs w:val="false"/>
+          <w:sz w:val="22"/>
+          <w:szCs w:val="22"/>
+        </w:rPr>
+        <w:t xml:space="preserve">このアプリでの表示</w:t>
+      </w:r>
+    </w:p>
+    <w:p>
+      <w:pPr>
+        <w:spacing w:after="80" w:before="80"/>
+      </w:pPr>
+      <w:r>
+        <w:rPr>
+          <w:rFonts w:ascii="Hiragino Sans W3" w:cs="Hiragino Sans W3" w:eastAsia="Hiragino Sans W3" w:hAnsi="Hiragino Sans W3"/>
+          <w:b w:val="false"/>
+          <w:bCs w:val="false"/>
+          <w:i w:val="false"/>
+          <w:iCs w:val="false"/>
+          <w:sz w:val="22"/>
+          <w:szCs w:val="22"/>
+        </w:rPr>
+        <w:t xml:space="preserve">フェーズ構成タブでは、</w:t>
+      </w:r>
+      <w:r>
+        <w:rPr>
+          <w:rFonts w:ascii="Hiragino Sans W3" w:cs="Hiragino Sans W3" w:eastAsia="Hiragino Sans W3" w:hAnsi="Hiragino Sans W3"/>
+          <w:b/>
+          <w:bCs/>
+          <w:i w:val="false"/>
+          <w:iCs w:val="false"/>
+          <w:sz w:val="22"/>
+          <w:szCs w:val="22"/>
+        </w:rPr>
+        <w:t xml:space="preserve">サイドバーの「月間入院数」と「目標稼働率」の設定に連動して、理論値が動的に再計算されます</w:t>
+      </w:r>
+      <w:r>
+        <w:rPr>
+          <w:rFonts w:ascii="Hiragino Sans W3" w:cs="Hiragino Sans W3" w:eastAsia="Hiragino Sans W3" w:hAnsi="Hiragino Sans W3"/>
+          <w:b w:val="false"/>
+          <w:bCs w:val="false"/>
+          <w:i w:val="false"/>
+          <w:iCs w:val="false"/>
+          <w:sz w:val="22"/>
+          <w:szCs w:val="22"/>
+        </w:rPr>
+        <w:t xml:space="preserve">。入院数を変更すると、理論値の棒グラフも即座に更新されるので、「もし入院数が180人だったら理想構成はどうなるか」を確認できます。</w:t>
+      </w:r>
+    </w:p>
+    <w:p>
+      <w:pPr>
+        <w:spacing w:after="80" w:before="80"/>
+      </w:pPr>
+      <w:r>
+        <w:rPr>
+          <w:rFonts w:ascii="Hiragino Sans W3" w:cs="Hiragino Sans W3" w:eastAsia="Hiragino Sans W3" w:hAnsi="Hiragino Sans W3"/>
+          <w:b w:val="false"/>
+          <w:bCs w:val="false"/>
+          <w:i w:val="false"/>
+          <w:iCs w:val="false"/>
+          <w:sz w:val="22"/>
+          <w:szCs w:val="22"/>
+        </w:rPr>
+        <w:t xml:space="preserve">「🔎 この理論値はどう計算しているか」のボタンを展開すると、その時点の設定に基づく計算ステップを4段階で見られます。</w:t>
+      </w:r>
     </w:p>
     <w:p>
       <w:pPr>

--- a/docs/admin/BedControl_Manual_v3.docx
+++ b/docs/admin/BedControl_Manual_v3.docx
@@ -7083,6 +7083,3605 @@
           <w:szCs w:val="22"/>
         </w:rPr>
         <w:t xml:space="preserve">「🔎 この理論値はどう計算しているか」のボタンを展開すると、その時点の設定に基づく計算ステップを4段階で見られます。</w:t>
+      </w:r>
+    </w:p>
+    <w:p>
+      <w:pPr>
+        <w:pStyle w:val="Heading3"/>
+        <w:spacing w:after="120" w:before="240"/>
+      </w:pPr>
+      <w:r>
+        <w:rPr>
+          <w:rFonts w:ascii="Hiragino Sans W6" w:cs="Hiragino Sans W6" w:eastAsia="Hiragino Sans W6" w:hAnsi="Hiragino Sans W6"/>
+          <w:b w:val="false"/>
+          <w:bCs w:val="false"/>
+          <w:i w:val="false"/>
+          <w:iCs w:val="false"/>
+          <w:sz w:val="24"/>
+          <w:szCs w:val="24"/>
+        </w:rPr>
+        <w:t xml:space="preserve">2-3. What-if シミュレーション（経営会議提案用 v3.2新機能）</w:t>
+      </w:r>
+    </w:p>
+    <w:p>
+      <w:pPr>
+        <w:spacing w:after="80" w:before="80"/>
+      </w:pPr>
+      <w:r>
+        <w:rPr>
+          <w:rFonts w:ascii="Hiragino Sans W3" w:cs="Hiragino Sans W3" w:eastAsia="Hiragino Sans W3" w:hAnsi="Hiragino Sans W3"/>
+          <w:b w:val="false"/>
+          <w:bCs w:val="false"/>
+          <w:i w:val="false"/>
+          <w:iCs w:val="false"/>
+          <w:sz w:val="22"/>
+          <w:szCs w:val="22"/>
+        </w:rPr>
+        <w:t xml:space="preserve">フェーズ構成タブの「📐 理想構成比との比較」セクション直後に、</w:t>
+      </w:r>
+      <w:r>
+        <w:rPr>
+          <w:rFonts w:ascii="Hiragino Sans W3" w:cs="Hiragino Sans W3" w:eastAsia="Hiragino Sans W3" w:hAnsi="Hiragino Sans W3"/>
+          <w:b/>
+          <w:bCs/>
+          <w:i w:val="false"/>
+          <w:iCs w:val="false"/>
+          <w:sz w:val="22"/>
+          <w:szCs w:val="22"/>
+        </w:rPr>
+        <w:t xml:space="preserve">What-if シミュレーション</w:t>
+      </w:r>
+      <w:r>
+        <w:rPr>
+          <w:rFonts w:ascii="Hiragino Sans W3" w:cs="Hiragino Sans W3" w:eastAsia="Hiragino Sans W3" w:hAnsi="Hiragino Sans W3"/>
+          <w:b w:val="false"/>
+          <w:bCs w:val="false"/>
+          <w:i w:val="false"/>
+          <w:iCs w:val="false"/>
+          <w:sz w:val="22"/>
+          <w:szCs w:val="22"/>
+        </w:rPr>
+        <w:t xml:space="preserve">機能があります（折りたたみ式・クリックで展開）。</w:t>
+      </w:r>
+    </w:p>
+    <w:p>
+      <w:pPr>
+        <w:pStyle w:val="Heading4"/>
+        <w:spacing w:after="120" w:before="240"/>
+      </w:pPr>
+      <w:r>
+        <w:rPr>
+          <w:rFonts w:ascii="Hiragino Sans W6" w:cs="Hiragino Sans W6" w:eastAsia="Hiragino Sans W6" w:hAnsi="Hiragino Sans W6"/>
+          <w:b/>
+          <w:bCs/>
+          <w:i w:val="false"/>
+          <w:iCs w:val="false"/>
+          <w:sz w:val="22"/>
+          <w:szCs w:val="22"/>
+        </w:rPr>
+        <w:t xml:space="preserve">目的</w:t>
+      </w:r>
+    </w:p>
+    <w:p>
+      <w:pPr>
+        <w:spacing w:after="80" w:before="80"/>
+      </w:pPr>
+      <w:r>
+        <w:rPr>
+          <w:rFonts w:ascii="Hiragino Sans W3" w:cs="Hiragino Sans W3" w:eastAsia="Hiragino Sans W3" w:hAnsi="Hiragino Sans W3"/>
+          <w:b w:val="false"/>
+          <w:bCs w:val="false"/>
+          <w:i w:val="false"/>
+          <w:iCs w:val="false"/>
+          <w:sz w:val="22"/>
+          <w:szCs w:val="22"/>
+        </w:rPr>
+        <w:t xml:space="preserve">経営会議で「もし月間入院数を○人にしたら」「目標稼働率を○%にしたら」という議論を、Little法則に基づいて即座に試算します。</w:t>
+      </w:r>
+    </w:p>
+    <w:p>
+      <w:pPr>
+        <w:pStyle w:val="Heading4"/>
+        <w:spacing w:after="120" w:before="240"/>
+      </w:pPr>
+      <w:r>
+        <w:rPr>
+          <w:rFonts w:ascii="Hiragino Sans W6" w:cs="Hiragino Sans W6" w:eastAsia="Hiragino Sans W6" w:hAnsi="Hiragino Sans W6"/>
+          <w:b/>
+          <w:bCs/>
+          <w:i w:val="false"/>
+          <w:iCs w:val="false"/>
+          <w:sz w:val="22"/>
+          <w:szCs w:val="22"/>
+        </w:rPr>
+        <w:t xml:space="preserve">操作方法</w:t>
+      </w:r>
+    </w:p>
+    <w:p>
+      <w:pPr>
+        <w:spacing w:after="80" w:before="80"/>
+      </w:pPr>
+      <w:r>
+        <w:rPr>
+          <w:rFonts w:ascii="Hiragino Sans W3" w:cs="Hiragino Sans W3" w:eastAsia="Hiragino Sans W3" w:hAnsi="Hiragino Sans W3"/>
+          <w:b/>
+          <w:bCs/>
+          <w:i w:val="false"/>
+          <w:iCs w:val="false"/>
+          <w:sz w:val="22"/>
+          <w:szCs w:val="22"/>
+        </w:rPr>
+        <w:t xml:space="preserve">画面構成</w:t>
+      </w:r>
+      <w:r>
+        <w:rPr>
+          <w:rFonts w:ascii="Hiragino Sans W3" w:cs="Hiragino Sans W3" w:eastAsia="Hiragino Sans W3" w:hAnsi="Hiragino Sans W3"/>
+          <w:b w:val="false"/>
+          <w:bCs w:val="false"/>
+          <w:i w:val="false"/>
+          <w:iCs w:val="false"/>
+          <w:sz w:val="22"/>
+          <w:szCs w:val="22"/>
+        </w:rPr>
+        <w:t xml:space="preserve">: 左側にスライダー、右側に結果</w:t>
+      </w:r>
+    </w:p>
+    <w:tbl>
+      <w:tblPr>
+        <w:tblW w:type="dxa" w:w="9026"/>
+        <w:tblBorders>
+          <w:top w:val="single" w:color="auto" w:sz="4"/>
+          <w:left w:val="single" w:color="auto" w:sz="4"/>
+          <w:bottom w:val="single" w:color="auto" w:sz="4"/>
+          <w:right w:val="single" w:color="auto" w:sz="4"/>
+          <w:insideH w:val="single" w:color="auto" w:sz="4"/>
+          <w:insideV w:val="single" w:color="auto" w:sz="4"/>
+        </w:tblBorders>
+      </w:tblPr>
+      <w:tblGrid>
+        <w:gridCol w:w="3008"/>
+        <w:gridCol w:w="3008"/>
+        <w:gridCol w:w="3008"/>
+      </w:tblGrid>
+      <w:tr>
+        <w:trPr>
+          <w:tblHeader/>
+        </w:trPr>
+        <w:tc>
+          <w:tcPr>
+            <w:tcW w:type="dxa" w:w="3008"/>
+            <w:tcBorders>
+              <w:top w:val="single" w:color="999999" w:sz="1"/>
+              <w:left w:val="single" w:color="999999" w:sz="1"/>
+              <w:bottom w:val="single" w:color="999999" w:sz="1"/>
+              <w:right w:val="single" w:color="999999" w:sz="1"/>
+            </w:tcBorders>
+            <w:shd w:fill="D9E2F3" w:color="auto" w:val="clear"/>
+            <w:tcMar>
+              <w:top w:type="dxa" w:w="57"/>
+              <w:left w:type="dxa" w:w="86"/>
+              <w:bottom w:type="dxa" w:w="57"/>
+              <w:right w:type="dxa" w:w="86"/>
+            </w:tcMar>
+          </w:tcPr>
+          <w:p>
+            <w:pPr>
+              <w:spacing w:after="40" w:before="40"/>
+            </w:pPr>
+            <w:r>
+              <w:rPr>
+                <w:rFonts w:ascii="Hiragino Sans W6" w:cs="Hiragino Sans W6" w:eastAsia="Hiragino Sans W6" w:hAnsi="Hiragino Sans W6"/>
+                <w:b/>
+                <w:bCs/>
+                <w:i w:val="false"/>
+                <w:iCs w:val="false"/>
+                <w:sz w:val="22"/>
+                <w:szCs w:val="22"/>
+              </w:rPr>
+              <w:t xml:space="preserve">項目</w:t>
+            </w:r>
+          </w:p>
+        </w:tc>
+        <w:tc>
+          <w:tcPr>
+            <w:tcW w:type="dxa" w:w="3008"/>
+            <w:tcBorders>
+              <w:top w:val="single" w:color="999999" w:sz="1"/>
+              <w:left w:val="single" w:color="999999" w:sz="1"/>
+              <w:bottom w:val="single" w:color="999999" w:sz="1"/>
+              <w:right w:val="single" w:color="999999" w:sz="1"/>
+            </w:tcBorders>
+            <w:shd w:fill="D9E2F3" w:color="auto" w:val="clear"/>
+            <w:tcMar>
+              <w:top w:type="dxa" w:w="57"/>
+              <w:left w:type="dxa" w:w="86"/>
+              <w:bottom w:type="dxa" w:w="57"/>
+              <w:right w:type="dxa" w:w="86"/>
+            </w:tcMar>
+          </w:tcPr>
+          <w:p>
+            <w:pPr>
+              <w:spacing w:after="40" w:before="40"/>
+            </w:pPr>
+            <w:r>
+              <w:rPr>
+                <w:rFonts w:ascii="Hiragino Sans W6" w:cs="Hiragino Sans W6" w:eastAsia="Hiragino Sans W6" w:hAnsi="Hiragino Sans W6"/>
+                <w:b/>
+                <w:bCs/>
+                <w:i w:val="false"/>
+                <w:iCs w:val="false"/>
+                <w:sz w:val="22"/>
+                <w:szCs w:val="22"/>
+              </w:rPr>
+              <w:t xml:space="preserve">スライダー範囲</w:t>
+            </w:r>
+          </w:p>
+        </w:tc>
+        <w:tc>
+          <w:tcPr>
+            <w:tcW w:type="dxa" w:w="3008"/>
+            <w:tcBorders>
+              <w:top w:val="single" w:color="999999" w:sz="1"/>
+              <w:left w:val="single" w:color="999999" w:sz="1"/>
+              <w:bottom w:val="single" w:color="999999" w:sz="1"/>
+              <w:right w:val="single" w:color="999999" w:sz="1"/>
+            </w:tcBorders>
+            <w:shd w:fill="D9E2F3" w:color="auto" w:val="clear"/>
+            <w:tcMar>
+              <w:top w:type="dxa" w:w="57"/>
+              <w:left w:type="dxa" w:w="86"/>
+              <w:bottom w:type="dxa" w:w="57"/>
+              <w:right w:type="dxa" w:w="86"/>
+            </w:tcMar>
+          </w:tcPr>
+          <w:p>
+            <w:pPr>
+              <w:spacing w:after="40" w:before="40"/>
+            </w:pPr>
+            <w:r>
+              <w:rPr>
+                <w:rFonts w:ascii="Hiragino Sans W6" w:cs="Hiragino Sans W6" w:eastAsia="Hiragino Sans W6" w:hAnsi="Hiragino Sans W6"/>
+                <w:b/>
+                <w:bCs/>
+                <w:i w:val="false"/>
+                <w:iCs w:val="false"/>
+                <w:sz w:val="22"/>
+                <w:szCs w:val="22"/>
+              </w:rPr>
+              <w:t xml:space="preserve">用途</w:t>
+            </w:r>
+          </w:p>
+        </w:tc>
+      </w:tr>
+      <w:tr>
+        <w:tc>
+          <w:tcPr>
+            <w:tcW w:type="dxa" w:w="3008"/>
+            <w:tcBorders>
+              <w:top w:val="single" w:color="999999" w:sz="1"/>
+              <w:left w:val="single" w:color="999999" w:sz="1"/>
+              <w:bottom w:val="single" w:color="999999" w:sz="1"/>
+              <w:right w:val="single" w:color="999999" w:sz="1"/>
+            </w:tcBorders>
+            <w:tcMar>
+              <w:top w:type="dxa" w:w="57"/>
+              <w:left w:type="dxa" w:w="86"/>
+              <w:bottom w:type="dxa" w:w="57"/>
+              <w:right w:type="dxa" w:w="86"/>
+            </w:tcMar>
+          </w:tcPr>
+          <w:p>
+            <w:pPr>
+              <w:spacing w:after="40" w:before="40"/>
+            </w:pPr>
+            <w:r>
+              <w:rPr>
+                <w:rFonts w:ascii="Hiragino Sans W3" w:cs="Hiragino Sans W3" w:eastAsia="Hiragino Sans W3" w:hAnsi="Hiragino Sans W3"/>
+                <w:b w:val="false"/>
+                <w:bCs w:val="false"/>
+                <w:i w:val="false"/>
+                <w:iCs w:val="false"/>
+                <w:sz w:val="22"/>
+                <w:szCs w:val="22"/>
+              </w:rPr>
+              <w:t xml:space="preserve">月間入院数</w:t>
+            </w:r>
+          </w:p>
+        </w:tc>
+        <w:tc>
+          <w:tcPr>
+            <w:tcW w:type="dxa" w:w="3008"/>
+            <w:tcBorders>
+              <w:top w:val="single" w:color="999999" w:sz="1"/>
+              <w:left w:val="single" w:color="999999" w:sz="1"/>
+              <w:bottom w:val="single" w:color="999999" w:sz="1"/>
+              <w:right w:val="single" w:color="999999" w:sz="1"/>
+            </w:tcBorders>
+            <w:tcMar>
+              <w:top w:type="dxa" w:w="57"/>
+              <w:left w:type="dxa" w:w="86"/>
+              <w:bottom w:type="dxa" w:w="57"/>
+              <w:right w:type="dxa" w:w="86"/>
+            </w:tcMar>
+          </w:tcPr>
+          <w:p>
+            <w:pPr>
+              <w:spacing w:after="40" w:before="40"/>
+            </w:pPr>
+            <w:r>
+              <w:rPr>
+                <w:rFonts w:ascii="Hiragino Sans W3" w:cs="Hiragino Sans W3" w:eastAsia="Hiragino Sans W3" w:hAnsi="Hiragino Sans W3"/>
+                <w:b w:val="false"/>
+                <w:bCs w:val="false"/>
+                <w:i w:val="false"/>
+                <w:iCs w:val="false"/>
+                <w:sz w:val="22"/>
+                <w:szCs w:val="22"/>
+              </w:rPr>
+              <w:t xml:space="preserve">120〜180人</w:t>
+            </w:r>
+          </w:p>
+        </w:tc>
+        <w:tc>
+          <w:tcPr>
+            <w:tcW w:type="dxa" w:w="3008"/>
+            <w:tcBorders>
+              <w:top w:val="single" w:color="999999" w:sz="1"/>
+              <w:left w:val="single" w:color="999999" w:sz="1"/>
+              <w:bottom w:val="single" w:color="999999" w:sz="1"/>
+              <w:right w:val="single" w:color="999999" w:sz="1"/>
+            </w:tcBorders>
+            <w:tcMar>
+              <w:top w:type="dxa" w:w="57"/>
+              <w:left w:type="dxa" w:w="86"/>
+              <w:bottom w:type="dxa" w:w="57"/>
+              <w:right w:type="dxa" w:w="86"/>
+            </w:tcMar>
+          </w:tcPr>
+          <w:p>
+            <w:pPr>
+              <w:spacing w:after="40" w:before="40"/>
+            </w:pPr>
+            <w:r>
+              <w:rPr>
+                <w:rFonts w:ascii="Hiragino Sans W3" w:cs="Hiragino Sans W3" w:eastAsia="Hiragino Sans W3" w:hAnsi="Hiragino Sans W3"/>
+                <w:b w:val="false"/>
+                <w:bCs w:val="false"/>
+                <w:i w:val="false"/>
+                <w:iCs w:val="false"/>
+                <w:sz w:val="22"/>
+                <w:szCs w:val="22"/>
+              </w:rPr>
+              <w:t xml:space="preserve">入院増加施策の効果試算</w:t>
+            </w:r>
+          </w:p>
+        </w:tc>
+      </w:tr>
+      <w:tr>
+        <w:tc>
+          <w:tcPr>
+            <w:tcW w:type="dxa" w:w="3008"/>
+            <w:tcBorders>
+              <w:top w:val="single" w:color="999999" w:sz="1"/>
+              <w:left w:val="single" w:color="999999" w:sz="1"/>
+              <w:bottom w:val="single" w:color="999999" w:sz="1"/>
+              <w:right w:val="single" w:color="999999" w:sz="1"/>
+            </w:tcBorders>
+            <w:tcMar>
+              <w:top w:type="dxa" w:w="57"/>
+              <w:left w:type="dxa" w:w="86"/>
+              <w:bottom w:type="dxa" w:w="57"/>
+              <w:right w:type="dxa" w:w="86"/>
+            </w:tcMar>
+          </w:tcPr>
+          <w:p>
+            <w:pPr>
+              <w:spacing w:after="40" w:before="40"/>
+            </w:pPr>
+            <w:r>
+              <w:rPr>
+                <w:rFonts w:ascii="Hiragino Sans W3" w:cs="Hiragino Sans W3" w:eastAsia="Hiragino Sans W3" w:hAnsi="Hiragino Sans W3"/>
+                <w:b w:val="false"/>
+                <w:bCs w:val="false"/>
+                <w:i w:val="false"/>
+                <w:iCs w:val="false"/>
+                <w:sz w:val="22"/>
+                <w:szCs w:val="22"/>
+              </w:rPr>
+              <w:t xml:space="preserve">目標稼働率</w:t>
+            </w:r>
+          </w:p>
+        </w:tc>
+        <w:tc>
+          <w:tcPr>
+            <w:tcW w:type="dxa" w:w="3008"/>
+            <w:tcBorders>
+              <w:top w:val="single" w:color="999999" w:sz="1"/>
+              <w:left w:val="single" w:color="999999" w:sz="1"/>
+              <w:bottom w:val="single" w:color="999999" w:sz="1"/>
+              <w:right w:val="single" w:color="999999" w:sz="1"/>
+            </w:tcBorders>
+            <w:tcMar>
+              <w:top w:type="dxa" w:w="57"/>
+              <w:left w:type="dxa" w:w="86"/>
+              <w:bottom w:type="dxa" w:w="57"/>
+              <w:right w:type="dxa" w:w="86"/>
+            </w:tcMar>
+          </w:tcPr>
+          <w:p>
+            <w:pPr>
+              <w:spacing w:after="40" w:before="40"/>
+            </w:pPr>
+            <w:r>
+              <w:rPr>
+                <w:rFonts w:ascii="Hiragino Sans W3" w:cs="Hiragino Sans W3" w:eastAsia="Hiragino Sans W3" w:hAnsi="Hiragino Sans W3"/>
+                <w:b w:val="false"/>
+                <w:bCs w:val="false"/>
+                <w:i w:val="false"/>
+                <w:iCs w:val="false"/>
+                <w:sz w:val="22"/>
+                <w:szCs w:val="22"/>
+              </w:rPr>
+              <w:t xml:space="preserve">85〜100%</w:t>
+            </w:r>
+          </w:p>
+        </w:tc>
+        <w:tc>
+          <w:tcPr>
+            <w:tcW w:type="dxa" w:w="3008"/>
+            <w:tcBorders>
+              <w:top w:val="single" w:color="999999" w:sz="1"/>
+              <w:left w:val="single" w:color="999999" w:sz="1"/>
+              <w:bottom w:val="single" w:color="999999" w:sz="1"/>
+              <w:right w:val="single" w:color="999999" w:sz="1"/>
+            </w:tcBorders>
+            <w:tcMar>
+              <w:top w:type="dxa" w:w="57"/>
+              <w:left w:type="dxa" w:w="86"/>
+              <w:bottom w:type="dxa" w:w="57"/>
+              <w:right w:type="dxa" w:w="86"/>
+            </w:tcMar>
+          </w:tcPr>
+          <w:p>
+            <w:pPr>
+              <w:spacing w:after="40" w:before="40"/>
+            </w:pPr>
+            <w:r>
+              <w:rPr>
+                <w:rFonts w:ascii="Hiragino Sans W3" w:cs="Hiragino Sans W3" w:eastAsia="Hiragino Sans W3" w:hAnsi="Hiragino Sans W3"/>
+                <w:b w:val="false"/>
+                <w:bCs w:val="false"/>
+                <w:i w:val="false"/>
+                <w:iCs w:val="false"/>
+                <w:sz w:val="22"/>
+                <w:szCs w:val="22"/>
+              </w:rPr>
+              <w:t xml:space="preserve">稼働率目標見直しの検証</w:t>
+            </w:r>
+          </w:p>
+        </w:tc>
+      </w:tr>
+    </w:tbl>
+    <w:p>
+      <w:pPr>
+        <w:spacing w:after="80" w:before="80"/>
+      </w:pPr>
+    </w:p>
+    <w:p>
+      <w:pPr>
+        <w:spacing w:after="80" w:before="80"/>
+      </w:pPr>
+      <w:r>
+        <w:rPr>
+          <w:rFonts w:ascii="Hiragino Sans W3" w:cs="Hiragino Sans W3" w:eastAsia="Hiragino Sans W3" w:hAnsi="Hiragino Sans W3"/>
+          <w:b/>
+          <w:bCs/>
+          <w:i w:val="false"/>
+          <w:iCs w:val="false"/>
+          <w:sz w:val="22"/>
+          <w:szCs w:val="22"/>
+        </w:rPr>
+        <w:t xml:space="preserve">右側にリアルタイム表示される情報</w:t>
+      </w:r>
+      <w:r>
+        <w:rPr>
+          <w:rFonts w:ascii="Hiragino Sans W3" w:cs="Hiragino Sans W3" w:eastAsia="Hiragino Sans W3" w:hAnsi="Hiragino Sans W3"/>
+          <w:b w:val="false"/>
+          <w:bCs w:val="false"/>
+          <w:i w:val="false"/>
+          <w:iCs w:val="false"/>
+          <w:sz w:val="22"/>
+          <w:szCs w:val="22"/>
+        </w:rPr>
+        <w:t xml:space="preserve">:</w:t>
+      </w:r>
+    </w:p>
+    <w:p>
+      <w:pPr>
+        <w:pStyle w:val="ListParagraph"/>
+        <w:numPr>
+          <w:ilvl w:val="0"/>
+          <w:numId w:val="2"/>
+        </w:numPr>
+        <w:spacing w:after="40" w:before="40"/>
+      </w:pPr>
+      <w:r>
+        <w:rPr>
+          <w:rFonts w:ascii="Hiragino Sans W3" w:cs="Hiragino Sans W3" w:eastAsia="Hiragino Sans W3" w:hAnsi="Hiragino Sans W3"/>
+          <w:b/>
+          <w:bCs/>
+          <w:i w:val="false"/>
+          <w:iCs w:val="false"/>
+          <w:sz w:val="22"/>
+          <w:szCs w:val="22"/>
+        </w:rPr>
+        <w:t xml:space="preserve">平均在院日数</w:t>
+      </w:r>
+      <w:r>
+        <w:rPr>
+          <w:rFonts w:ascii="Hiragino Sans W3" w:cs="Hiragino Sans W3" w:eastAsia="Hiragino Sans W3" w:hAnsi="Hiragino Sans W3"/>
+          <w:b w:val="false"/>
+          <w:bCs w:val="false"/>
+          <w:i w:val="false"/>
+          <w:iCs w:val="false"/>
+          <w:sz w:val="22"/>
+          <w:szCs w:val="22"/>
+        </w:rPr>
+        <w:t xml:space="preserve"> — Little法則で逆算</w:t>
+      </w:r>
+    </w:p>
+    <w:p>
+      <w:pPr>
+        <w:pStyle w:val="ListParagraph"/>
+        <w:numPr>
+          <w:ilvl w:val="0"/>
+          <w:numId w:val="2"/>
+        </w:numPr>
+        <w:spacing w:after="40" w:before="40"/>
+      </w:pPr>
+      <w:r>
+        <w:rPr>
+          <w:rFonts w:ascii="Hiragino Sans W3" w:cs="Hiragino Sans W3" w:eastAsia="Hiragino Sans W3" w:hAnsi="Hiragino Sans W3"/>
+          <w:b/>
+          <w:bCs/>
+          <w:i w:val="false"/>
+          <w:iCs w:val="false"/>
+          <w:sz w:val="22"/>
+          <w:szCs w:val="22"/>
+        </w:rPr>
+        <w:t xml:space="preserve">目標在院患者数</w:t>
+      </w:r>
+      <w:r>
+        <w:rPr>
+          <w:rFonts w:ascii="Hiragino Sans W3" w:cs="Hiragino Sans W3" w:eastAsia="Hiragino Sans W3" w:hAnsi="Hiragino Sans W3"/>
+          <w:b w:val="false"/>
+          <w:bCs w:val="false"/>
+          <w:i w:val="false"/>
+          <w:iCs w:val="false"/>
+          <w:sz w:val="22"/>
+          <w:szCs w:val="22"/>
+        </w:rPr>
+        <w:t xml:space="preserve"> — 病床数 × 目標稼働率</w:t>
+      </w:r>
+    </w:p>
+    <w:p>
+      <w:pPr>
+        <w:pStyle w:val="ListParagraph"/>
+        <w:numPr>
+          <w:ilvl w:val="0"/>
+          <w:numId w:val="2"/>
+        </w:numPr>
+        <w:spacing w:after="40" w:before="40"/>
+      </w:pPr>
+      <w:r>
+        <w:rPr>
+          <w:rFonts w:ascii="Hiragino Sans W3" w:cs="Hiragino Sans W3" w:eastAsia="Hiragino Sans W3" w:hAnsi="Hiragino Sans W3"/>
+          <w:b/>
+          <w:bCs/>
+          <w:i w:val="false"/>
+          <w:iCs w:val="false"/>
+          <w:sz w:val="22"/>
+          <w:szCs w:val="22"/>
+        </w:rPr>
+        <w:t xml:space="preserve">1日次運営貢献額</w:t>
+      </w:r>
+      <w:r>
+        <w:rPr>
+          <w:rFonts w:ascii="Hiragino Sans W3" w:cs="Hiragino Sans W3" w:eastAsia="Hiragino Sans W3" w:hAnsi="Hiragino Sans W3"/>
+          <w:b w:val="false"/>
+          <w:bCs w:val="false"/>
+          <w:i w:val="false"/>
+          <w:iCs w:val="false"/>
+          <w:sz w:val="22"/>
+          <w:szCs w:val="22"/>
+        </w:rPr>
+        <w:t xml:space="preserve"> — A群×24,000円 + B群×30,000円 + C群×28,900円</w:t>
+      </w:r>
+    </w:p>
+    <w:p>
+      <w:pPr>
+        <w:pStyle w:val="ListParagraph"/>
+        <w:numPr>
+          <w:ilvl w:val="0"/>
+          <w:numId w:val="2"/>
+        </w:numPr>
+        <w:spacing w:after="40" w:before="40"/>
+      </w:pPr>
+      <w:r>
+        <w:rPr>
+          <w:rFonts w:ascii="Hiragino Sans W3" w:cs="Hiragino Sans W3" w:eastAsia="Hiragino Sans W3" w:hAnsi="Hiragino Sans W3"/>
+          <w:b/>
+          <w:bCs/>
+          <w:i w:val="false"/>
+          <w:iCs w:val="false"/>
+          <w:sz w:val="22"/>
+          <w:szCs w:val="22"/>
+        </w:rPr>
+        <w:t xml:space="preserve">A/B/C群の人数と比率</w:t>
+      </w:r>
+      <w:r>
+        <w:rPr>
+          <w:rFonts w:ascii="Hiragino Sans W3" w:cs="Hiragino Sans W3" w:eastAsia="Hiragino Sans W3" w:hAnsi="Hiragino Sans W3"/>
+          <w:b w:val="false"/>
+          <w:bCs w:val="false"/>
+          <w:i w:val="false"/>
+          <w:iCs w:val="false"/>
+          <w:sz w:val="22"/>
+          <w:szCs w:val="22"/>
+        </w:rPr>
+        <w:t xml:space="preserve"> — 棒グラフで可視化</w:t>
+      </w:r>
+    </w:p>
+    <w:p>
+      <w:pPr>
+        <w:pStyle w:val="ListParagraph"/>
+        <w:numPr>
+          <w:ilvl w:val="0"/>
+          <w:numId w:val="2"/>
+        </w:numPr>
+        <w:spacing w:after="40" w:before="40"/>
+      </w:pPr>
+      <w:r>
+        <w:rPr>
+          <w:rFonts w:ascii="Hiragino Sans W3" w:cs="Hiragino Sans W3" w:eastAsia="Hiragino Sans W3" w:hAnsi="Hiragino Sans W3"/>
+          <w:b/>
+          <w:bCs/>
+          <w:i w:val="false"/>
+          <w:iCs w:val="false"/>
+          <w:sz w:val="22"/>
+          <w:szCs w:val="22"/>
+        </w:rPr>
+        <w:t xml:space="preserve">施設基準リスク</w:t>
+      </w:r>
+      <w:r>
+        <w:rPr>
+          <w:rFonts w:ascii="Hiragino Sans W3" w:cs="Hiragino Sans W3" w:eastAsia="Hiragino Sans W3" w:hAnsi="Hiragino Sans W3"/>
+          <w:b w:val="false"/>
+          <w:bCs w:val="false"/>
+          <w:i w:val="false"/>
+          <w:iCs w:val="false"/>
+          <w:sz w:val="22"/>
+          <w:szCs w:val="22"/>
+        </w:rPr>
+        <w:t xml:space="preserve"> — 平均在院日数が21日(2025)・20日(2026)を超えるか自動判定</w:t>
+      </w:r>
+    </w:p>
+    <w:p>
+      <w:pPr>
+        <w:pStyle w:val="ListParagraph"/>
+        <w:numPr>
+          <w:ilvl w:val="0"/>
+          <w:numId w:val="2"/>
+        </w:numPr>
+        <w:spacing w:after="40" w:before="40"/>
+      </w:pPr>
+      <w:r>
+        <w:rPr>
+          <w:rFonts w:ascii="Hiragino Sans W3" w:cs="Hiragino Sans W3" w:eastAsia="Hiragino Sans W3" w:hAnsi="Hiragino Sans W3"/>
+          <w:b/>
+          <w:bCs/>
+          <w:i w:val="false"/>
+          <w:iCs w:val="false"/>
+          <w:sz w:val="22"/>
+          <w:szCs w:val="22"/>
+        </w:rPr>
+        <w:t xml:space="preserve">現状との差分</w:t>
+      </w:r>
+      <w:r>
+        <w:rPr>
+          <w:rFonts w:ascii="Hiragino Sans W3" w:cs="Hiragino Sans W3" w:eastAsia="Hiragino Sans W3" w:hAnsi="Hiragino Sans W3"/>
+          <w:b w:val="false"/>
+          <w:bCs w:val="false"/>
+          <w:i w:val="false"/>
+          <w:iCs w:val="false"/>
+          <w:sz w:val="22"/>
+          <w:szCs w:val="22"/>
+        </w:rPr>
+        <w:t xml:space="preserve"> — 現在のサイドバー設定との運営貢献額差を日/月/年で表示</w:t>
+      </w:r>
+    </w:p>
+    <w:p>
+      <w:pPr>
+        <w:pStyle w:val="Heading4"/>
+        <w:spacing w:after="120" w:before="240"/>
+      </w:pPr>
+      <w:r>
+        <w:rPr>
+          <w:rFonts w:ascii="Hiragino Sans W6" w:cs="Hiragino Sans W6" w:eastAsia="Hiragino Sans W6" w:hAnsi="Hiragino Sans W6"/>
+          <w:b/>
+          <w:bCs/>
+          <w:i w:val="false"/>
+          <w:iCs w:val="false"/>
+          <w:sz w:val="22"/>
+          <w:szCs w:val="22"/>
+        </w:rPr>
+        <w:t xml:space="preserve">経営会議での典型的な活用例</w:t>
+      </w:r>
+    </w:p>
+    <w:p>
+      <w:pPr>
+        <w:spacing w:after="80" w:before="80"/>
+      </w:pPr>
+      <w:r>
+        <w:rPr>
+          <w:rFonts w:ascii="Hiragino Sans W3" w:cs="Hiragino Sans W3" w:eastAsia="Hiragino Sans W3" w:hAnsi="Hiragino Sans W3"/>
+          <w:b/>
+          <w:bCs/>
+          <w:i w:val="false"/>
+          <w:iCs w:val="false"/>
+          <w:sz w:val="22"/>
+          <w:szCs w:val="22"/>
+        </w:rPr>
+        <w:t xml:space="preserve">ケース1: 入院増加施策の効果試算</w:t>
+      </w:r>
+    </w:p>
+    <w:p>
+      <w:pPr>
+        <w:pBdr>
+          <w:left w:val="single" w:color="4472C4" w:sz="6" w:space="8"/>
+        </w:pBdr>
+        <w:spacing w:after="120" w:before="120"/>
+        <w:ind w:left="576"/>
+      </w:pPr>
+      <w:r>
+        <w:rPr>
+          <w:rFonts w:ascii="Hiragino Sans W3" w:cs="Hiragino Sans W3" w:eastAsia="Hiragino Sans W3" w:hAnsi="Hiragino Sans W3"/>
+          <w:b w:val="false"/>
+          <w:bCs w:val="false"/>
+          <w:i w:val="false"/>
+          <w:iCs w:val="false"/>
+          <w:color w:val="404040"/>
+          <w:sz w:val="22"/>
+          <w:szCs w:val="22"/>
+        </w:rPr>
+        <w:t xml:space="preserve">「外来との連携強化と地域連携室の拡充により、月間入院数を150人 → 170人に増やしたいと考えています。実現すれば、稼働率94%目標で年間 +X,XXX万円の運営貢献額増が見込めます。」</w:t>
+      </w:r>
+    </w:p>
+    <w:p>
+      <w:pPr>
+        <w:spacing w:after="80" w:before="80"/>
+      </w:pPr>
+      <w:r>
+        <w:rPr>
+          <w:rFonts w:ascii="Hiragino Sans W3" w:cs="Hiragino Sans W3" w:eastAsia="Hiragino Sans W3" w:hAnsi="Hiragino Sans W3"/>
+          <w:b/>
+          <w:bCs/>
+          <w:i w:val="false"/>
+          <w:iCs w:val="false"/>
+          <w:sz w:val="22"/>
+          <w:szCs w:val="22"/>
+        </w:rPr>
+        <w:t xml:space="preserve">ケース2: 施設基準リスクの可視化</w:t>
+      </w:r>
+    </w:p>
+    <w:p>
+      <w:pPr>
+        <w:pBdr>
+          <w:left w:val="single" w:color="4472C4" w:sz="6" w:space="8"/>
+        </w:pBdr>
+        <w:spacing w:after="120" w:before="120"/>
+        <w:ind w:left="576"/>
+      </w:pPr>
+      <w:r>
+        <w:rPr>
+          <w:rFonts w:ascii="Hiragino Sans W3" w:cs="Hiragino Sans W3" w:eastAsia="Hiragino Sans W3" w:hAnsi="Hiragino Sans W3"/>
+          <w:b w:val="false"/>
+          <w:bCs w:val="false"/>
+          <w:i w:val="false"/>
+          <w:iCs w:val="false"/>
+          <w:color w:val="404040"/>
+          <w:sz w:val="22"/>
+          <w:szCs w:val="22"/>
+        </w:rPr>
+        <w:t xml:space="preserve">「もし入院数が月130人まで落ちると、目標稼働率92.5%を達成するには平均在院日数が20日を超え、2026年改定後の施設基準を満たせなくなる可能性があります。」</w:t>
+      </w:r>
+    </w:p>
+    <w:p>
+      <w:pPr>
+        <w:spacing w:after="80" w:before="80"/>
+      </w:pPr>
+      <w:r>
+        <w:rPr>
+          <w:rFonts w:ascii="Hiragino Sans W3" w:cs="Hiragino Sans W3" w:eastAsia="Hiragino Sans W3" w:hAnsi="Hiragino Sans W3"/>
+          <w:b/>
+          <w:bCs/>
+          <w:i w:val="false"/>
+          <w:iCs w:val="false"/>
+          <w:sz w:val="22"/>
+          <w:szCs w:val="22"/>
+        </w:rPr>
+        <w:t xml:space="preserve">ケース3: 稼働率目標の根拠提示</w:t>
+      </w:r>
+    </w:p>
+    <w:p>
+      <w:pPr>
+        <w:pBdr>
+          <w:left w:val="single" w:color="4472C4" w:sz="6" w:space="8"/>
+        </w:pBdr>
+        <w:spacing w:after="120" w:before="120"/>
+        <w:ind w:left="576"/>
+      </w:pPr>
+      <w:r>
+        <w:rPr>
+          <w:rFonts w:ascii="Hiragino Sans W3" w:cs="Hiragino Sans W3" w:eastAsia="Hiragino Sans W3" w:hAnsi="Hiragino Sans W3"/>
+          <w:b w:val="false"/>
+          <w:bCs w:val="false"/>
+          <w:i w:val="false"/>
+          <w:iCs w:val="false"/>
+          <w:color w:val="404040"/>
+          <w:sz w:val="22"/>
+          <w:szCs w:val="22"/>
+        </w:rPr>
+        <w:t xml:space="preserve">「現状92.5%目標を94%に引き上げる場合、年間 +X,XXX万円の運営貢献額増が見込めます。ただしC群が増加するため、長期入院の管理が必要になります。」</w:t>
+      </w:r>
+    </w:p>
+    <w:p>
+      <w:pPr>
+        <w:pStyle w:val="Heading4"/>
+        <w:spacing w:after="120" w:before="240"/>
+      </w:pPr>
+      <w:r>
+        <w:rPr>
+          <w:rFonts w:ascii="Hiragino Sans W6" w:cs="Hiragino Sans W6" w:eastAsia="Hiragino Sans W6" w:hAnsi="Hiragino Sans W6"/>
+          <w:b/>
+          <w:bCs/>
+          <w:i w:val="false"/>
+          <w:iCs w:val="false"/>
+          <w:sz w:val="22"/>
+          <w:szCs w:val="22"/>
+        </w:rPr>
+        <w:t xml:space="preserve">数値例（月入院150人固定・稼働率別）</w:t>
+      </w:r>
+    </w:p>
+    <w:tbl>
+      <w:tblPr>
+        <w:tblW w:type="dxa" w:w="9026"/>
+        <w:tblBorders>
+          <w:top w:val="single" w:color="auto" w:sz="4"/>
+          <w:left w:val="single" w:color="auto" w:sz="4"/>
+          <w:bottom w:val="single" w:color="auto" w:sz="4"/>
+          <w:right w:val="single" w:color="auto" w:sz="4"/>
+          <w:insideH w:val="single" w:color="auto" w:sz="4"/>
+          <w:insideV w:val="single" w:color="auto" w:sz="4"/>
+        </w:tblBorders>
+      </w:tblPr>
+      <w:tblGrid>
+        <w:gridCol w:w="1504"/>
+        <w:gridCol w:w="1504"/>
+        <w:gridCol w:w="1504"/>
+        <w:gridCol w:w="1504"/>
+        <w:gridCol w:w="1504"/>
+        <w:gridCol w:w="1504"/>
+      </w:tblGrid>
+      <w:tr>
+        <w:trPr>
+          <w:tblHeader/>
+        </w:trPr>
+        <w:tc>
+          <w:tcPr>
+            <w:tcW w:type="dxa" w:w="1504"/>
+            <w:tcBorders>
+              <w:top w:val="single" w:color="999999" w:sz="1"/>
+              <w:left w:val="single" w:color="999999" w:sz="1"/>
+              <w:bottom w:val="single" w:color="999999" w:sz="1"/>
+              <w:right w:val="single" w:color="999999" w:sz="1"/>
+            </w:tcBorders>
+            <w:shd w:fill="D9E2F3" w:color="auto" w:val="clear"/>
+            <w:tcMar>
+              <w:top w:type="dxa" w:w="57"/>
+              <w:left w:type="dxa" w:w="86"/>
+              <w:bottom w:type="dxa" w:w="57"/>
+              <w:right w:type="dxa" w:w="86"/>
+            </w:tcMar>
+          </w:tcPr>
+          <w:p>
+            <w:pPr>
+              <w:spacing w:after="40" w:before="40"/>
+            </w:pPr>
+            <w:r>
+              <w:rPr>
+                <w:rFonts w:ascii="Hiragino Sans W6" w:cs="Hiragino Sans W6" w:eastAsia="Hiragino Sans W6" w:hAnsi="Hiragino Sans W6"/>
+                <w:b/>
+                <w:bCs/>
+                <w:i w:val="false"/>
+                <w:iCs w:val="false"/>
+                <w:sz w:val="22"/>
+                <w:szCs w:val="22"/>
+              </w:rPr>
+              <w:t xml:space="preserve">目標稼働率</w:t>
+            </w:r>
+          </w:p>
+        </w:tc>
+        <w:tc>
+          <w:tcPr>
+            <w:tcW w:type="dxa" w:w="1504"/>
+            <w:tcBorders>
+              <w:top w:val="single" w:color="999999" w:sz="1"/>
+              <w:left w:val="single" w:color="999999" w:sz="1"/>
+              <w:bottom w:val="single" w:color="999999" w:sz="1"/>
+              <w:right w:val="single" w:color="999999" w:sz="1"/>
+            </w:tcBorders>
+            <w:shd w:fill="D9E2F3" w:color="auto" w:val="clear"/>
+            <w:tcMar>
+              <w:top w:type="dxa" w:w="57"/>
+              <w:left w:type="dxa" w:w="86"/>
+              <w:bottom w:type="dxa" w:w="57"/>
+              <w:right w:type="dxa" w:w="86"/>
+            </w:tcMar>
+          </w:tcPr>
+          <w:p>
+            <w:pPr>
+              <w:spacing w:after="40" w:before="40"/>
+            </w:pPr>
+            <w:r>
+              <w:rPr>
+                <w:rFonts w:ascii="Hiragino Sans W6" w:cs="Hiragino Sans W6" w:eastAsia="Hiragino Sans W6" w:hAnsi="Hiragino Sans W6"/>
+                <w:b/>
+                <w:bCs/>
+                <w:i w:val="false"/>
+                <w:iCs w:val="false"/>
+                <w:sz w:val="22"/>
+                <w:szCs w:val="22"/>
+              </w:rPr>
+              <w:t xml:space="preserve">平均在院日数</w:t>
+            </w:r>
+          </w:p>
+        </w:tc>
+        <w:tc>
+          <w:tcPr>
+            <w:tcW w:type="dxa" w:w="1504"/>
+            <w:tcBorders>
+              <w:top w:val="single" w:color="999999" w:sz="1"/>
+              <w:left w:val="single" w:color="999999" w:sz="1"/>
+              <w:bottom w:val="single" w:color="999999" w:sz="1"/>
+              <w:right w:val="single" w:color="999999" w:sz="1"/>
+            </w:tcBorders>
+            <w:shd w:fill="D9E2F3" w:color="auto" w:val="clear"/>
+            <w:tcMar>
+              <w:top w:type="dxa" w:w="57"/>
+              <w:left w:type="dxa" w:w="86"/>
+              <w:bottom w:type="dxa" w:w="57"/>
+              <w:right w:type="dxa" w:w="86"/>
+            </w:tcMar>
+          </w:tcPr>
+          <w:p>
+            <w:pPr>
+              <w:spacing w:after="40" w:before="40"/>
+            </w:pPr>
+            <w:r>
+              <w:rPr>
+                <w:rFonts w:ascii="Hiragino Sans W6" w:cs="Hiragino Sans W6" w:eastAsia="Hiragino Sans W6" w:hAnsi="Hiragino Sans W6"/>
+                <w:b/>
+                <w:bCs/>
+                <w:i w:val="false"/>
+                <w:iCs w:val="false"/>
+                <w:sz w:val="22"/>
+                <w:szCs w:val="22"/>
+              </w:rPr>
+              <w:t xml:space="preserve">A群</w:t>
+            </w:r>
+          </w:p>
+        </w:tc>
+        <w:tc>
+          <w:tcPr>
+            <w:tcW w:type="dxa" w:w="1504"/>
+            <w:tcBorders>
+              <w:top w:val="single" w:color="999999" w:sz="1"/>
+              <w:left w:val="single" w:color="999999" w:sz="1"/>
+              <w:bottom w:val="single" w:color="999999" w:sz="1"/>
+              <w:right w:val="single" w:color="999999" w:sz="1"/>
+            </w:tcBorders>
+            <w:shd w:fill="D9E2F3" w:color="auto" w:val="clear"/>
+            <w:tcMar>
+              <w:top w:type="dxa" w:w="57"/>
+              <w:left w:type="dxa" w:w="86"/>
+              <w:bottom w:type="dxa" w:w="57"/>
+              <w:right w:type="dxa" w:w="86"/>
+            </w:tcMar>
+          </w:tcPr>
+          <w:p>
+            <w:pPr>
+              <w:spacing w:after="40" w:before="40"/>
+            </w:pPr>
+            <w:r>
+              <w:rPr>
+                <w:rFonts w:ascii="Hiragino Sans W6" w:cs="Hiragino Sans W6" w:eastAsia="Hiragino Sans W6" w:hAnsi="Hiragino Sans W6"/>
+                <w:b/>
+                <w:bCs/>
+                <w:i w:val="false"/>
+                <w:iCs w:val="false"/>
+                <w:sz w:val="22"/>
+                <w:szCs w:val="22"/>
+              </w:rPr>
+              <w:t xml:space="preserve">B群</w:t>
+            </w:r>
+          </w:p>
+        </w:tc>
+        <w:tc>
+          <w:tcPr>
+            <w:tcW w:type="dxa" w:w="1504"/>
+            <w:tcBorders>
+              <w:top w:val="single" w:color="999999" w:sz="1"/>
+              <w:left w:val="single" w:color="999999" w:sz="1"/>
+              <w:bottom w:val="single" w:color="999999" w:sz="1"/>
+              <w:right w:val="single" w:color="999999" w:sz="1"/>
+            </w:tcBorders>
+            <w:shd w:fill="D9E2F3" w:color="auto" w:val="clear"/>
+            <w:tcMar>
+              <w:top w:type="dxa" w:w="57"/>
+              <w:left w:type="dxa" w:w="86"/>
+              <w:bottom w:type="dxa" w:w="57"/>
+              <w:right w:type="dxa" w:w="86"/>
+            </w:tcMar>
+          </w:tcPr>
+          <w:p>
+            <w:pPr>
+              <w:spacing w:after="40" w:before="40"/>
+            </w:pPr>
+            <w:r>
+              <w:rPr>
+                <w:rFonts w:ascii="Hiragino Sans W6" w:cs="Hiragino Sans W6" w:eastAsia="Hiragino Sans W6" w:hAnsi="Hiragino Sans W6"/>
+                <w:b/>
+                <w:bCs/>
+                <w:i w:val="false"/>
+                <w:iCs w:val="false"/>
+                <w:sz w:val="22"/>
+                <w:szCs w:val="22"/>
+              </w:rPr>
+              <w:t xml:space="preserve">C群</w:t>
+            </w:r>
+          </w:p>
+        </w:tc>
+        <w:tc>
+          <w:tcPr>
+            <w:tcW w:type="dxa" w:w="1504"/>
+            <w:tcBorders>
+              <w:top w:val="single" w:color="999999" w:sz="1"/>
+              <w:left w:val="single" w:color="999999" w:sz="1"/>
+              <w:bottom w:val="single" w:color="999999" w:sz="1"/>
+              <w:right w:val="single" w:color="999999" w:sz="1"/>
+            </w:tcBorders>
+            <w:shd w:fill="D9E2F3" w:color="auto" w:val="clear"/>
+            <w:tcMar>
+              <w:top w:type="dxa" w:w="57"/>
+              <w:left w:type="dxa" w:w="86"/>
+              <w:bottom w:type="dxa" w:w="57"/>
+              <w:right w:type="dxa" w:w="86"/>
+            </w:tcMar>
+          </w:tcPr>
+          <w:p>
+            <w:pPr>
+              <w:spacing w:after="40" w:before="40"/>
+            </w:pPr>
+            <w:r>
+              <w:rPr>
+                <w:rFonts w:ascii="Hiragino Sans W6" w:cs="Hiragino Sans W6" w:eastAsia="Hiragino Sans W6" w:hAnsi="Hiragino Sans W6"/>
+                <w:b/>
+                <w:bCs/>
+                <w:i w:val="false"/>
+                <w:iCs w:val="false"/>
+                <w:sz w:val="22"/>
+                <w:szCs w:val="22"/>
+              </w:rPr>
+              <w:t xml:space="preserve">日次運営貢献額</w:t>
+            </w:r>
+          </w:p>
+        </w:tc>
+      </w:tr>
+      <w:tr>
+        <w:tc>
+          <w:tcPr>
+            <w:tcW w:type="dxa" w:w="1504"/>
+            <w:tcBorders>
+              <w:top w:val="single" w:color="999999" w:sz="1"/>
+              <w:left w:val="single" w:color="999999" w:sz="1"/>
+              <w:bottom w:val="single" w:color="999999" w:sz="1"/>
+              <w:right w:val="single" w:color="999999" w:sz="1"/>
+            </w:tcBorders>
+            <w:tcMar>
+              <w:top w:type="dxa" w:w="57"/>
+              <w:left w:type="dxa" w:w="86"/>
+              <w:bottom w:type="dxa" w:w="57"/>
+              <w:right w:type="dxa" w:w="86"/>
+            </w:tcMar>
+          </w:tcPr>
+          <w:p>
+            <w:pPr>
+              <w:spacing w:after="40" w:before="40"/>
+            </w:pPr>
+            <w:r>
+              <w:rPr>
+                <w:rFonts w:ascii="Hiragino Sans W3" w:cs="Hiragino Sans W3" w:eastAsia="Hiragino Sans W3" w:hAnsi="Hiragino Sans W3"/>
+                <w:b w:val="false"/>
+                <w:bCs w:val="false"/>
+                <w:i w:val="false"/>
+                <w:iCs w:val="false"/>
+                <w:sz w:val="22"/>
+                <w:szCs w:val="22"/>
+              </w:rPr>
+              <w:t xml:space="preserve">90%</w:t>
+            </w:r>
+          </w:p>
+        </w:tc>
+        <w:tc>
+          <w:tcPr>
+            <w:tcW w:type="dxa" w:w="1504"/>
+            <w:tcBorders>
+              <w:top w:val="single" w:color="999999" w:sz="1"/>
+              <w:left w:val="single" w:color="999999" w:sz="1"/>
+              <w:bottom w:val="single" w:color="999999" w:sz="1"/>
+              <w:right w:val="single" w:color="999999" w:sz="1"/>
+            </w:tcBorders>
+            <w:tcMar>
+              <w:top w:type="dxa" w:w="57"/>
+              <w:left w:type="dxa" w:w="86"/>
+              <w:bottom w:type="dxa" w:w="57"/>
+              <w:right w:type="dxa" w:w="86"/>
+            </w:tcMar>
+          </w:tcPr>
+          <w:p>
+            <w:pPr>
+              <w:spacing w:after="40" w:before="40"/>
+            </w:pPr>
+            <w:r>
+              <w:rPr>
+                <w:rFonts w:ascii="Hiragino Sans W3" w:cs="Hiragino Sans W3" w:eastAsia="Hiragino Sans W3" w:hAnsi="Hiragino Sans W3"/>
+                <w:b w:val="false"/>
+                <w:bCs w:val="false"/>
+                <w:i w:val="false"/>
+                <w:iCs w:val="false"/>
+                <w:sz w:val="22"/>
+                <w:szCs w:val="22"/>
+              </w:rPr>
+              <w:t xml:space="preserve">16.92日</w:t>
+            </w:r>
+          </w:p>
+        </w:tc>
+        <w:tc>
+          <w:tcPr>
+            <w:tcW w:type="dxa" w:w="1504"/>
+            <w:tcBorders>
+              <w:top w:val="single" w:color="999999" w:sz="1"/>
+              <w:left w:val="single" w:color="999999" w:sz="1"/>
+              <w:bottom w:val="single" w:color="999999" w:sz="1"/>
+              <w:right w:val="single" w:color="999999" w:sz="1"/>
+            </w:tcBorders>
+            <w:tcMar>
+              <w:top w:type="dxa" w:w="57"/>
+              <w:left w:type="dxa" w:w="86"/>
+              <w:bottom w:type="dxa" w:w="57"/>
+              <w:right w:type="dxa" w:w="86"/>
+            </w:tcMar>
+          </w:tcPr>
+          <w:p>
+            <w:pPr>
+              <w:spacing w:after="40" w:before="40"/>
+            </w:pPr>
+            <w:r>
+              <w:rPr>
+                <w:rFonts w:ascii="Hiragino Sans W3" w:cs="Hiragino Sans W3" w:eastAsia="Hiragino Sans W3" w:hAnsi="Hiragino Sans W3"/>
+                <w:b w:val="false"/>
+                <w:bCs w:val="false"/>
+                <w:i w:val="false"/>
+                <w:iCs w:val="false"/>
+                <w:sz w:val="22"/>
+                <w:szCs w:val="22"/>
+              </w:rPr>
+              <w:t xml:space="preserve">25人 (29.6%)</w:t>
+            </w:r>
+          </w:p>
+        </w:tc>
+        <w:tc>
+          <w:tcPr>
+            <w:tcW w:type="dxa" w:w="1504"/>
+            <w:tcBorders>
+              <w:top w:val="single" w:color="999999" w:sz="1"/>
+              <w:left w:val="single" w:color="999999" w:sz="1"/>
+              <w:bottom w:val="single" w:color="999999" w:sz="1"/>
+              <w:right w:val="single" w:color="999999" w:sz="1"/>
+            </w:tcBorders>
+            <w:tcMar>
+              <w:top w:type="dxa" w:w="57"/>
+              <w:left w:type="dxa" w:w="86"/>
+              <w:bottom w:type="dxa" w:w="57"/>
+              <w:right w:type="dxa" w:w="86"/>
+            </w:tcMar>
+          </w:tcPr>
+          <w:p>
+            <w:pPr>
+              <w:spacing w:after="40" w:before="40"/>
+            </w:pPr>
+            <w:r>
+              <w:rPr>
+                <w:rFonts w:ascii="Hiragino Sans W3" w:cs="Hiragino Sans W3" w:eastAsia="Hiragino Sans W3" w:hAnsi="Hiragino Sans W3"/>
+                <w:b w:val="false"/>
+                <w:bCs w:val="false"/>
+                <w:i w:val="false"/>
+                <w:iCs w:val="false"/>
+                <w:sz w:val="22"/>
+                <w:szCs w:val="22"/>
+              </w:rPr>
+              <w:t xml:space="preserve">45人 (53.2%)</w:t>
+            </w:r>
+          </w:p>
+        </w:tc>
+        <w:tc>
+          <w:tcPr>
+            <w:tcW w:type="dxa" w:w="1504"/>
+            <w:tcBorders>
+              <w:top w:val="single" w:color="999999" w:sz="1"/>
+              <w:left w:val="single" w:color="999999" w:sz="1"/>
+              <w:bottom w:val="single" w:color="999999" w:sz="1"/>
+              <w:right w:val="single" w:color="999999" w:sz="1"/>
+            </w:tcBorders>
+            <w:tcMar>
+              <w:top w:type="dxa" w:w="57"/>
+              <w:left w:type="dxa" w:w="86"/>
+              <w:bottom w:type="dxa" w:w="57"/>
+              <w:right w:type="dxa" w:w="86"/>
+            </w:tcMar>
+          </w:tcPr>
+          <w:p>
+            <w:pPr>
+              <w:spacing w:after="40" w:before="40"/>
+            </w:pPr>
+            <w:r>
+              <w:rPr>
+                <w:rFonts w:ascii="Hiragino Sans W3" w:cs="Hiragino Sans W3" w:eastAsia="Hiragino Sans W3" w:hAnsi="Hiragino Sans W3"/>
+                <w:b w:val="false"/>
+                <w:bCs w:val="false"/>
+                <w:i w:val="false"/>
+                <w:iCs w:val="false"/>
+                <w:sz w:val="22"/>
+                <w:szCs w:val="22"/>
+              </w:rPr>
+              <w:t xml:space="preserve">14.6人 (17.3%)</w:t>
+            </w:r>
+          </w:p>
+        </w:tc>
+        <w:tc>
+          <w:tcPr>
+            <w:tcW w:type="dxa" w:w="1504"/>
+            <w:tcBorders>
+              <w:top w:val="single" w:color="999999" w:sz="1"/>
+              <w:left w:val="single" w:color="999999" w:sz="1"/>
+              <w:bottom w:val="single" w:color="999999" w:sz="1"/>
+              <w:right w:val="single" w:color="999999" w:sz="1"/>
+            </w:tcBorders>
+            <w:tcMar>
+              <w:top w:type="dxa" w:w="57"/>
+              <w:left w:type="dxa" w:w="86"/>
+              <w:bottom w:type="dxa" w:w="57"/>
+              <w:right w:type="dxa" w:w="86"/>
+            </w:tcMar>
+          </w:tcPr>
+          <w:p>
+            <w:pPr>
+              <w:spacing w:after="40" w:before="40"/>
+            </w:pPr>
+            <w:r>
+              <w:rPr>
+                <w:rFonts w:ascii="Hiragino Sans W3" w:cs="Hiragino Sans W3" w:eastAsia="Hiragino Sans W3" w:hAnsi="Hiragino Sans W3"/>
+                <w:b w:val="false"/>
+                <w:bCs w:val="false"/>
+                <w:i w:val="false"/>
+                <w:iCs w:val="false"/>
+                <w:sz w:val="22"/>
+                <w:szCs w:val="22"/>
+              </w:rPr>
+              <w:t xml:space="preserve">約237万円</w:t>
+            </w:r>
+          </w:p>
+        </w:tc>
+      </w:tr>
+      <w:tr>
+        <w:tc>
+          <w:tcPr>
+            <w:tcW w:type="dxa" w:w="1504"/>
+            <w:tcBorders>
+              <w:top w:val="single" w:color="999999" w:sz="1"/>
+              <w:left w:val="single" w:color="999999" w:sz="1"/>
+              <w:bottom w:val="single" w:color="999999" w:sz="1"/>
+              <w:right w:val="single" w:color="999999" w:sz="1"/>
+            </w:tcBorders>
+            <w:tcMar>
+              <w:top w:type="dxa" w:w="57"/>
+              <w:left w:type="dxa" w:w="86"/>
+              <w:bottom w:type="dxa" w:w="57"/>
+              <w:right w:type="dxa" w:w="86"/>
+            </w:tcMar>
+          </w:tcPr>
+          <w:p>
+            <w:pPr>
+              <w:spacing w:after="40" w:before="40"/>
+            </w:pPr>
+            <w:r>
+              <w:rPr>
+                <w:rFonts w:ascii="Hiragino Sans W3" w:cs="Hiragino Sans W3" w:eastAsia="Hiragino Sans W3" w:hAnsi="Hiragino Sans W3"/>
+                <w:b w:val="false"/>
+                <w:bCs w:val="false"/>
+                <w:i w:val="false"/>
+                <w:iCs w:val="false"/>
+                <w:sz w:val="22"/>
+                <w:szCs w:val="22"/>
+              </w:rPr>
+              <w:t xml:space="preserve">94%</w:t>
+            </w:r>
+          </w:p>
+        </w:tc>
+        <w:tc>
+          <w:tcPr>
+            <w:tcW w:type="dxa" w:w="1504"/>
+            <w:tcBorders>
+              <w:top w:val="single" w:color="999999" w:sz="1"/>
+              <w:left w:val="single" w:color="999999" w:sz="1"/>
+              <w:bottom w:val="single" w:color="999999" w:sz="1"/>
+              <w:right w:val="single" w:color="999999" w:sz="1"/>
+            </w:tcBorders>
+            <w:tcMar>
+              <w:top w:type="dxa" w:w="57"/>
+              <w:left w:type="dxa" w:w="86"/>
+              <w:bottom w:type="dxa" w:w="57"/>
+              <w:right w:type="dxa" w:w="86"/>
+            </w:tcMar>
+          </w:tcPr>
+          <w:p>
+            <w:pPr>
+              <w:spacing w:after="40" w:before="40"/>
+            </w:pPr>
+            <w:r>
+              <w:rPr>
+                <w:rFonts w:ascii="Hiragino Sans W3" w:cs="Hiragino Sans W3" w:eastAsia="Hiragino Sans W3" w:hAnsi="Hiragino Sans W3"/>
+                <w:b w:val="false"/>
+                <w:bCs w:val="false"/>
+                <w:i w:val="false"/>
+                <w:iCs w:val="false"/>
+                <w:sz w:val="22"/>
+                <w:szCs w:val="22"/>
+              </w:rPr>
+              <w:t xml:space="preserve">17.67日</w:t>
+            </w:r>
+          </w:p>
+        </w:tc>
+        <w:tc>
+          <w:tcPr>
+            <w:tcW w:type="dxa" w:w="1504"/>
+            <w:tcBorders>
+              <w:top w:val="single" w:color="999999" w:sz="1"/>
+              <w:left w:val="single" w:color="999999" w:sz="1"/>
+              <w:bottom w:val="single" w:color="999999" w:sz="1"/>
+              <w:right w:val="single" w:color="999999" w:sz="1"/>
+            </w:tcBorders>
+            <w:tcMar>
+              <w:top w:type="dxa" w:w="57"/>
+              <w:left w:type="dxa" w:w="86"/>
+              <w:bottom w:type="dxa" w:w="57"/>
+              <w:right w:type="dxa" w:w="86"/>
+            </w:tcMar>
+          </w:tcPr>
+          <w:p>
+            <w:pPr>
+              <w:spacing w:after="40" w:before="40"/>
+            </w:pPr>
+            <w:r>
+              <w:rPr>
+                <w:rFonts w:ascii="Hiragino Sans W3" w:cs="Hiragino Sans W3" w:eastAsia="Hiragino Sans W3" w:hAnsi="Hiragino Sans W3"/>
+                <w:b w:val="false"/>
+                <w:bCs w:val="false"/>
+                <w:i w:val="false"/>
+                <w:iCs w:val="false"/>
+                <w:sz w:val="22"/>
+                <w:szCs w:val="22"/>
+              </w:rPr>
+              <w:t xml:space="preserve">25人 (28.3%)</w:t>
+            </w:r>
+          </w:p>
+        </w:tc>
+        <w:tc>
+          <w:tcPr>
+            <w:tcW w:type="dxa" w:w="1504"/>
+            <w:tcBorders>
+              <w:top w:val="single" w:color="999999" w:sz="1"/>
+              <w:left w:val="single" w:color="999999" w:sz="1"/>
+              <w:bottom w:val="single" w:color="999999" w:sz="1"/>
+              <w:right w:val="single" w:color="999999" w:sz="1"/>
+            </w:tcBorders>
+            <w:tcMar>
+              <w:top w:type="dxa" w:w="57"/>
+              <w:left w:type="dxa" w:w="86"/>
+              <w:bottom w:type="dxa" w:w="57"/>
+              <w:right w:type="dxa" w:w="86"/>
+            </w:tcMar>
+          </w:tcPr>
+          <w:p>
+            <w:pPr>
+              <w:spacing w:after="40" w:before="40"/>
+            </w:pPr>
+            <w:r>
+              <w:rPr>
+                <w:rFonts w:ascii="Hiragino Sans W3" w:cs="Hiragino Sans W3" w:eastAsia="Hiragino Sans W3" w:hAnsi="Hiragino Sans W3"/>
+                <w:b w:val="false"/>
+                <w:bCs w:val="false"/>
+                <w:i w:val="false"/>
+                <w:iCs w:val="false"/>
+                <w:sz w:val="22"/>
+                <w:szCs w:val="22"/>
+              </w:rPr>
+              <w:t xml:space="preserve">45人 (50.9%)</w:t>
+            </w:r>
+          </w:p>
+        </w:tc>
+        <w:tc>
+          <w:tcPr>
+            <w:tcW w:type="dxa" w:w="1504"/>
+            <w:tcBorders>
+              <w:top w:val="single" w:color="999999" w:sz="1"/>
+              <w:left w:val="single" w:color="999999" w:sz="1"/>
+              <w:bottom w:val="single" w:color="999999" w:sz="1"/>
+              <w:right w:val="single" w:color="999999" w:sz="1"/>
+            </w:tcBorders>
+            <w:tcMar>
+              <w:top w:type="dxa" w:w="57"/>
+              <w:left w:type="dxa" w:w="86"/>
+              <w:bottom w:type="dxa" w:w="57"/>
+              <w:right w:type="dxa" w:w="86"/>
+            </w:tcMar>
+          </w:tcPr>
+          <w:p>
+            <w:pPr>
+              <w:spacing w:after="40" w:before="40"/>
+            </w:pPr>
+            <w:r>
+              <w:rPr>
+                <w:rFonts w:ascii="Hiragino Sans W3" w:cs="Hiragino Sans W3" w:eastAsia="Hiragino Sans W3" w:hAnsi="Hiragino Sans W3"/>
+                <w:b w:val="false"/>
+                <w:bCs w:val="false"/>
+                <w:i w:val="false"/>
+                <w:iCs w:val="false"/>
+                <w:sz w:val="22"/>
+                <w:szCs w:val="22"/>
+              </w:rPr>
+              <w:t xml:space="preserve">18.4人 (20.8%)</w:t>
+            </w:r>
+          </w:p>
+        </w:tc>
+        <w:tc>
+          <w:tcPr>
+            <w:tcW w:type="dxa" w:w="1504"/>
+            <w:tcBorders>
+              <w:top w:val="single" w:color="999999" w:sz="1"/>
+              <w:left w:val="single" w:color="999999" w:sz="1"/>
+              <w:bottom w:val="single" w:color="999999" w:sz="1"/>
+              <w:right w:val="single" w:color="999999" w:sz="1"/>
+            </w:tcBorders>
+            <w:tcMar>
+              <w:top w:type="dxa" w:w="57"/>
+              <w:left w:type="dxa" w:w="86"/>
+              <w:bottom w:type="dxa" w:w="57"/>
+              <w:right w:type="dxa" w:w="86"/>
+            </w:tcMar>
+          </w:tcPr>
+          <w:p>
+            <w:pPr>
+              <w:spacing w:after="40" w:before="40"/>
+            </w:pPr>
+            <w:r>
+              <w:rPr>
+                <w:rFonts w:ascii="Hiragino Sans W3" w:cs="Hiragino Sans W3" w:eastAsia="Hiragino Sans W3" w:hAnsi="Hiragino Sans W3"/>
+                <w:b w:val="false"/>
+                <w:bCs w:val="false"/>
+                <w:i w:val="false"/>
+                <w:iCs w:val="false"/>
+                <w:sz w:val="22"/>
+                <w:szCs w:val="22"/>
+              </w:rPr>
+              <w:t xml:space="preserve">約248万円</w:t>
+            </w:r>
+          </w:p>
+        </w:tc>
+      </w:tr>
+      <w:tr>
+        <w:tc>
+          <w:tcPr>
+            <w:tcW w:type="dxa" w:w="1504"/>
+            <w:tcBorders>
+              <w:top w:val="single" w:color="999999" w:sz="1"/>
+              <w:left w:val="single" w:color="999999" w:sz="1"/>
+              <w:bottom w:val="single" w:color="999999" w:sz="1"/>
+              <w:right w:val="single" w:color="999999" w:sz="1"/>
+            </w:tcBorders>
+            <w:tcMar>
+              <w:top w:type="dxa" w:w="57"/>
+              <w:left w:type="dxa" w:w="86"/>
+              <w:bottom w:type="dxa" w:w="57"/>
+              <w:right w:type="dxa" w:w="86"/>
+            </w:tcMar>
+          </w:tcPr>
+          <w:p>
+            <w:pPr>
+              <w:spacing w:after="40" w:before="40"/>
+            </w:pPr>
+            <w:r>
+              <w:rPr>
+                <w:rFonts w:ascii="Hiragino Sans W3" w:cs="Hiragino Sans W3" w:eastAsia="Hiragino Sans W3" w:hAnsi="Hiragino Sans W3"/>
+                <w:b w:val="false"/>
+                <w:bCs w:val="false"/>
+                <w:i w:val="false"/>
+                <w:iCs w:val="false"/>
+                <w:sz w:val="22"/>
+                <w:szCs w:val="22"/>
+              </w:rPr>
+              <w:t xml:space="preserve">98%</w:t>
+            </w:r>
+          </w:p>
+        </w:tc>
+        <w:tc>
+          <w:tcPr>
+            <w:tcW w:type="dxa" w:w="1504"/>
+            <w:tcBorders>
+              <w:top w:val="single" w:color="999999" w:sz="1"/>
+              <w:left w:val="single" w:color="999999" w:sz="1"/>
+              <w:bottom w:val="single" w:color="999999" w:sz="1"/>
+              <w:right w:val="single" w:color="999999" w:sz="1"/>
+            </w:tcBorders>
+            <w:tcMar>
+              <w:top w:type="dxa" w:w="57"/>
+              <w:left w:type="dxa" w:w="86"/>
+              <w:bottom w:type="dxa" w:w="57"/>
+              <w:right w:type="dxa" w:w="86"/>
+            </w:tcMar>
+          </w:tcPr>
+          <w:p>
+            <w:pPr>
+              <w:spacing w:after="40" w:before="40"/>
+            </w:pPr>
+            <w:r>
+              <w:rPr>
+                <w:rFonts w:ascii="Hiragino Sans W3" w:cs="Hiragino Sans W3" w:eastAsia="Hiragino Sans W3" w:hAnsi="Hiragino Sans W3"/>
+                <w:b w:val="false"/>
+                <w:bCs w:val="false"/>
+                <w:i w:val="false"/>
+                <w:iCs w:val="false"/>
+                <w:sz w:val="22"/>
+                <w:szCs w:val="22"/>
+              </w:rPr>
+              <w:t xml:space="preserve">18.42日</w:t>
+            </w:r>
+          </w:p>
+        </w:tc>
+        <w:tc>
+          <w:tcPr>
+            <w:tcW w:type="dxa" w:w="1504"/>
+            <w:tcBorders>
+              <w:top w:val="single" w:color="999999" w:sz="1"/>
+              <w:left w:val="single" w:color="999999" w:sz="1"/>
+              <w:bottom w:val="single" w:color="999999" w:sz="1"/>
+              <w:right w:val="single" w:color="999999" w:sz="1"/>
+            </w:tcBorders>
+            <w:tcMar>
+              <w:top w:type="dxa" w:w="57"/>
+              <w:left w:type="dxa" w:w="86"/>
+              <w:bottom w:type="dxa" w:w="57"/>
+              <w:right w:type="dxa" w:w="86"/>
+            </w:tcMar>
+          </w:tcPr>
+          <w:p>
+            <w:pPr>
+              <w:spacing w:after="40" w:before="40"/>
+            </w:pPr>
+            <w:r>
+              <w:rPr>
+                <w:rFonts w:ascii="Hiragino Sans W3" w:cs="Hiragino Sans W3" w:eastAsia="Hiragino Sans W3" w:hAnsi="Hiragino Sans W3"/>
+                <w:b w:val="false"/>
+                <w:bCs w:val="false"/>
+                <w:i w:val="false"/>
+                <w:iCs w:val="false"/>
+                <w:sz w:val="22"/>
+                <w:szCs w:val="22"/>
+              </w:rPr>
+              <w:t xml:space="preserve">25人 (27.1%)</w:t>
+            </w:r>
+          </w:p>
+        </w:tc>
+        <w:tc>
+          <w:tcPr>
+            <w:tcW w:type="dxa" w:w="1504"/>
+            <w:tcBorders>
+              <w:top w:val="single" w:color="999999" w:sz="1"/>
+              <w:left w:val="single" w:color="999999" w:sz="1"/>
+              <w:bottom w:val="single" w:color="999999" w:sz="1"/>
+              <w:right w:val="single" w:color="999999" w:sz="1"/>
+            </w:tcBorders>
+            <w:tcMar>
+              <w:top w:type="dxa" w:w="57"/>
+              <w:left w:type="dxa" w:w="86"/>
+              <w:bottom w:type="dxa" w:w="57"/>
+              <w:right w:type="dxa" w:w="86"/>
+            </w:tcMar>
+          </w:tcPr>
+          <w:p>
+            <w:pPr>
+              <w:spacing w:after="40" w:before="40"/>
+            </w:pPr>
+            <w:r>
+              <w:rPr>
+                <w:rFonts w:ascii="Hiragino Sans W3" w:cs="Hiragino Sans W3" w:eastAsia="Hiragino Sans W3" w:hAnsi="Hiragino Sans W3"/>
+                <w:b w:val="false"/>
+                <w:bCs w:val="false"/>
+                <w:i w:val="false"/>
+                <w:iCs w:val="false"/>
+                <w:sz w:val="22"/>
+                <w:szCs w:val="22"/>
+              </w:rPr>
+              <w:t xml:space="preserve">45人 (48.9%)</w:t>
+            </w:r>
+          </w:p>
+        </w:tc>
+        <w:tc>
+          <w:tcPr>
+            <w:tcW w:type="dxa" w:w="1504"/>
+            <w:tcBorders>
+              <w:top w:val="single" w:color="999999" w:sz="1"/>
+              <w:left w:val="single" w:color="999999" w:sz="1"/>
+              <w:bottom w:val="single" w:color="999999" w:sz="1"/>
+              <w:right w:val="single" w:color="999999" w:sz="1"/>
+            </w:tcBorders>
+            <w:tcMar>
+              <w:top w:type="dxa" w:w="57"/>
+              <w:left w:type="dxa" w:w="86"/>
+              <w:bottom w:type="dxa" w:w="57"/>
+              <w:right w:type="dxa" w:w="86"/>
+            </w:tcMar>
+          </w:tcPr>
+          <w:p>
+            <w:pPr>
+              <w:spacing w:after="40" w:before="40"/>
+            </w:pPr>
+            <w:r>
+              <w:rPr>
+                <w:rFonts w:ascii="Hiragino Sans W3" w:cs="Hiragino Sans W3" w:eastAsia="Hiragino Sans W3" w:hAnsi="Hiragino Sans W3"/>
+                <w:b w:val="false"/>
+                <w:bCs w:val="false"/>
+                <w:i w:val="false"/>
+                <w:iCs w:val="false"/>
+                <w:sz w:val="22"/>
+                <w:szCs w:val="22"/>
+              </w:rPr>
+              <w:t xml:space="preserve">22.1人 (24.0%)</w:t>
+            </w:r>
+          </w:p>
+        </w:tc>
+        <w:tc>
+          <w:tcPr>
+            <w:tcW w:type="dxa" w:w="1504"/>
+            <w:tcBorders>
+              <w:top w:val="single" w:color="999999" w:sz="1"/>
+              <w:left w:val="single" w:color="999999" w:sz="1"/>
+              <w:bottom w:val="single" w:color="999999" w:sz="1"/>
+              <w:right w:val="single" w:color="999999" w:sz="1"/>
+            </w:tcBorders>
+            <w:tcMar>
+              <w:top w:type="dxa" w:w="57"/>
+              <w:left w:type="dxa" w:w="86"/>
+              <w:bottom w:type="dxa" w:w="57"/>
+              <w:right w:type="dxa" w:w="86"/>
+            </w:tcMar>
+          </w:tcPr>
+          <w:p>
+            <w:pPr>
+              <w:spacing w:after="40" w:before="40"/>
+            </w:pPr>
+            <w:r>
+              <w:rPr>
+                <w:rFonts w:ascii="Hiragino Sans W3" w:cs="Hiragino Sans W3" w:eastAsia="Hiragino Sans W3" w:hAnsi="Hiragino Sans W3"/>
+                <w:b w:val="false"/>
+                <w:bCs w:val="false"/>
+                <w:i w:val="false"/>
+                <w:iCs w:val="false"/>
+                <w:sz w:val="22"/>
+                <w:szCs w:val="22"/>
+              </w:rPr>
+              <w:t xml:space="preserve">約259万円</w:t>
+            </w:r>
+          </w:p>
+        </w:tc>
+      </w:tr>
+    </w:tbl>
+    <w:p>
+      <w:pPr>
+        <w:spacing w:after="80" w:before="80"/>
+      </w:pPr>
+    </w:p>
+    <w:p>
+      <w:pPr>
+        <w:spacing w:after="80" w:before="80"/>
+      </w:pPr>
+      <w:r>
+        <w:rPr>
+          <w:rFonts w:ascii="Hiragino Sans W3" w:cs="Hiragino Sans W3" w:eastAsia="Hiragino Sans W3" w:hAnsi="Hiragino Sans W3"/>
+          <w:b/>
+          <w:bCs/>
+          <w:i w:val="false"/>
+          <w:iCs w:val="false"/>
+          <w:sz w:val="22"/>
+          <w:szCs w:val="22"/>
+        </w:rPr>
+        <w:t xml:space="preserve">重要な観察:</w:t>
+      </w:r>
+      <w:r>
+        <w:rPr>
+          <w:rFonts w:ascii="Hiragino Sans W3" w:cs="Hiragino Sans W3" w:eastAsia="Hiragino Sans W3" w:hAnsi="Hiragino Sans W3"/>
+          <w:b w:val="false"/>
+          <w:bCs w:val="false"/>
+          <w:i w:val="false"/>
+          <w:iCs w:val="false"/>
+          <w:sz w:val="22"/>
+          <w:szCs w:val="22"/>
+        </w:rPr>
+        <w:t xml:space="preserve"> A群とB群の人数は </w:t>
+      </w:r>
+      <w:r>
+        <w:rPr>
+          <w:rFonts w:ascii="Hiragino Sans W3" w:cs="Hiragino Sans W3" w:eastAsia="Hiragino Sans W3" w:hAnsi="Hiragino Sans W3"/>
+          <w:b/>
+          <w:bCs/>
+          <w:i w:val="false"/>
+          <w:iCs w:val="false"/>
+          <w:sz w:val="22"/>
+          <w:szCs w:val="22"/>
+        </w:rPr>
+        <w:t xml:space="preserve">入院数だけで決まる固定値</w:t>
+      </w:r>
+      <w:r>
+        <w:rPr>
+          <w:rFonts w:ascii="Hiragino Sans W3" w:cs="Hiragino Sans W3" w:eastAsia="Hiragino Sans W3" w:hAnsi="Hiragino Sans W3"/>
+          <w:b w:val="false"/>
+          <w:bCs w:val="false"/>
+          <w:i w:val="false"/>
+          <w:iCs w:val="false"/>
+          <w:sz w:val="22"/>
+          <w:szCs w:val="22"/>
+        </w:rPr>
+        <w:t xml:space="preserve">（25人・45人）。稼働率を変えても変わらない。C群だけが稼働率に応じて変動する。</w:t>
+      </w:r>
+    </w:p>
+    <w:p>
+      <w:pPr>
+        <w:pStyle w:val="Heading4"/>
+        <w:spacing w:after="120" w:before="240"/>
+      </w:pPr>
+      <w:r>
+        <w:rPr>
+          <w:rFonts w:ascii="Hiragino Sans W6" w:cs="Hiragino Sans W6" w:eastAsia="Hiragino Sans W6" w:hAnsi="Hiragino Sans W6"/>
+          <w:b/>
+          <w:bCs/>
+          <w:i w:val="false"/>
+          <w:iCs w:val="false"/>
+          <w:sz w:val="22"/>
+          <w:szCs w:val="22"/>
+        </w:rPr>
+        <w:t xml:space="preserve">数値例（目標稼働率92.5%固定・入院数別）</w:t>
+      </w:r>
+    </w:p>
+    <w:tbl>
+      <w:tblPr>
+        <w:tblW w:type="dxa" w:w="9026"/>
+        <w:tblBorders>
+          <w:top w:val="single" w:color="auto" w:sz="4"/>
+          <w:left w:val="single" w:color="auto" w:sz="4"/>
+          <w:bottom w:val="single" w:color="auto" w:sz="4"/>
+          <w:right w:val="single" w:color="auto" w:sz="4"/>
+          <w:insideH w:val="single" w:color="auto" w:sz="4"/>
+          <w:insideV w:val="single" w:color="auto" w:sz="4"/>
+        </w:tblBorders>
+      </w:tblPr>
+      <w:tblGrid>
+        <w:gridCol w:w="1289"/>
+        <w:gridCol w:w="1289"/>
+        <w:gridCol w:w="1289"/>
+        <w:gridCol w:w="1289"/>
+        <w:gridCol w:w="1289"/>
+        <w:gridCol w:w="1289"/>
+        <w:gridCol w:w="1289"/>
+      </w:tblGrid>
+      <w:tr>
+        <w:trPr>
+          <w:tblHeader/>
+        </w:trPr>
+        <w:tc>
+          <w:tcPr>
+            <w:tcW w:type="dxa" w:w="1289"/>
+            <w:tcBorders>
+              <w:top w:val="single" w:color="999999" w:sz="1"/>
+              <w:left w:val="single" w:color="999999" w:sz="1"/>
+              <w:bottom w:val="single" w:color="999999" w:sz="1"/>
+              <w:right w:val="single" w:color="999999" w:sz="1"/>
+            </w:tcBorders>
+            <w:shd w:fill="D9E2F3" w:color="auto" w:val="clear"/>
+            <w:tcMar>
+              <w:top w:type="dxa" w:w="57"/>
+              <w:left w:type="dxa" w:w="86"/>
+              <w:bottom w:type="dxa" w:w="57"/>
+              <w:right w:type="dxa" w:w="86"/>
+            </w:tcMar>
+          </w:tcPr>
+          <w:p>
+            <w:pPr>
+              <w:spacing w:after="40" w:before="40"/>
+            </w:pPr>
+            <w:r>
+              <w:rPr>
+                <w:rFonts w:ascii="Hiragino Sans W6" w:cs="Hiragino Sans W6" w:eastAsia="Hiragino Sans W6" w:hAnsi="Hiragino Sans W6"/>
+                <w:b/>
+                <w:bCs/>
+                <w:i w:val="false"/>
+                <w:iCs w:val="false"/>
+                <w:sz w:val="22"/>
+                <w:szCs w:val="22"/>
+              </w:rPr>
+              <w:t xml:space="preserve">月入院数</w:t>
+            </w:r>
+          </w:p>
+        </w:tc>
+        <w:tc>
+          <w:tcPr>
+            <w:tcW w:type="dxa" w:w="1289"/>
+            <w:tcBorders>
+              <w:top w:val="single" w:color="999999" w:sz="1"/>
+              <w:left w:val="single" w:color="999999" w:sz="1"/>
+              <w:bottom w:val="single" w:color="999999" w:sz="1"/>
+              <w:right w:val="single" w:color="999999" w:sz="1"/>
+            </w:tcBorders>
+            <w:shd w:fill="D9E2F3" w:color="auto" w:val="clear"/>
+            <w:tcMar>
+              <w:top w:type="dxa" w:w="57"/>
+              <w:left w:type="dxa" w:w="86"/>
+              <w:bottom w:type="dxa" w:w="57"/>
+              <w:right w:type="dxa" w:w="86"/>
+            </w:tcMar>
+          </w:tcPr>
+          <w:p>
+            <w:pPr>
+              <w:spacing w:after="40" w:before="40"/>
+            </w:pPr>
+            <w:r>
+              <w:rPr>
+                <w:rFonts w:ascii="Hiragino Sans W6" w:cs="Hiragino Sans W6" w:eastAsia="Hiragino Sans W6" w:hAnsi="Hiragino Sans W6"/>
+                <w:b/>
+                <w:bCs/>
+                <w:i w:val="false"/>
+                <w:iCs w:val="false"/>
+                <w:sz w:val="22"/>
+                <w:szCs w:val="22"/>
+              </w:rPr>
+              <w:t xml:space="preserve">1日入院数</w:t>
+            </w:r>
+          </w:p>
+        </w:tc>
+        <w:tc>
+          <w:tcPr>
+            <w:tcW w:type="dxa" w:w="1289"/>
+            <w:tcBorders>
+              <w:top w:val="single" w:color="999999" w:sz="1"/>
+              <w:left w:val="single" w:color="999999" w:sz="1"/>
+              <w:bottom w:val="single" w:color="999999" w:sz="1"/>
+              <w:right w:val="single" w:color="999999" w:sz="1"/>
+            </w:tcBorders>
+            <w:shd w:fill="D9E2F3" w:color="auto" w:val="clear"/>
+            <w:tcMar>
+              <w:top w:type="dxa" w:w="57"/>
+              <w:left w:type="dxa" w:w="86"/>
+              <w:bottom w:type="dxa" w:w="57"/>
+              <w:right w:type="dxa" w:w="86"/>
+            </w:tcMar>
+          </w:tcPr>
+          <w:p>
+            <w:pPr>
+              <w:spacing w:after="40" w:before="40"/>
+            </w:pPr>
+            <w:r>
+              <w:rPr>
+                <w:rFonts w:ascii="Hiragino Sans W6" w:cs="Hiragino Sans W6" w:eastAsia="Hiragino Sans W6" w:hAnsi="Hiragino Sans W6"/>
+                <w:b/>
+                <w:bCs/>
+                <w:i w:val="false"/>
+                <w:iCs w:val="false"/>
+                <w:sz w:val="22"/>
+                <w:szCs w:val="22"/>
+              </w:rPr>
+              <w:t xml:space="preserve">平均在院日数</w:t>
+            </w:r>
+          </w:p>
+        </w:tc>
+        <w:tc>
+          <w:tcPr>
+            <w:tcW w:type="dxa" w:w="1289"/>
+            <w:tcBorders>
+              <w:top w:val="single" w:color="999999" w:sz="1"/>
+              <w:left w:val="single" w:color="999999" w:sz="1"/>
+              <w:bottom w:val="single" w:color="999999" w:sz="1"/>
+              <w:right w:val="single" w:color="999999" w:sz="1"/>
+            </w:tcBorders>
+            <w:shd w:fill="D9E2F3" w:color="auto" w:val="clear"/>
+            <w:tcMar>
+              <w:top w:type="dxa" w:w="57"/>
+              <w:left w:type="dxa" w:w="86"/>
+              <w:bottom w:type="dxa" w:w="57"/>
+              <w:right w:type="dxa" w:w="86"/>
+            </w:tcMar>
+          </w:tcPr>
+          <w:p>
+            <w:pPr>
+              <w:spacing w:after="40" w:before="40"/>
+            </w:pPr>
+            <w:r>
+              <w:rPr>
+                <w:rFonts w:ascii="Hiragino Sans W6" w:cs="Hiragino Sans W6" w:eastAsia="Hiragino Sans W6" w:hAnsi="Hiragino Sans W6"/>
+                <w:b/>
+                <w:bCs/>
+                <w:i w:val="false"/>
+                <w:iCs w:val="false"/>
+                <w:sz w:val="22"/>
+                <w:szCs w:val="22"/>
+              </w:rPr>
+              <w:t xml:space="preserve">A群 (%)</w:t>
+            </w:r>
+          </w:p>
+        </w:tc>
+        <w:tc>
+          <w:tcPr>
+            <w:tcW w:type="dxa" w:w="1289"/>
+            <w:tcBorders>
+              <w:top w:val="single" w:color="999999" w:sz="1"/>
+              <w:left w:val="single" w:color="999999" w:sz="1"/>
+              <w:bottom w:val="single" w:color="999999" w:sz="1"/>
+              <w:right w:val="single" w:color="999999" w:sz="1"/>
+            </w:tcBorders>
+            <w:shd w:fill="D9E2F3" w:color="auto" w:val="clear"/>
+            <w:tcMar>
+              <w:top w:type="dxa" w:w="57"/>
+              <w:left w:type="dxa" w:w="86"/>
+              <w:bottom w:type="dxa" w:w="57"/>
+              <w:right w:type="dxa" w:w="86"/>
+            </w:tcMar>
+          </w:tcPr>
+          <w:p>
+            <w:pPr>
+              <w:spacing w:after="40" w:before="40"/>
+            </w:pPr>
+            <w:r>
+              <w:rPr>
+                <w:rFonts w:ascii="Hiragino Sans W6" w:cs="Hiragino Sans W6" w:eastAsia="Hiragino Sans W6" w:hAnsi="Hiragino Sans W6"/>
+                <w:b/>
+                <w:bCs/>
+                <w:i w:val="false"/>
+                <w:iCs w:val="false"/>
+                <w:sz w:val="22"/>
+                <w:szCs w:val="22"/>
+              </w:rPr>
+              <w:t xml:space="preserve">B群 (%)</w:t>
+            </w:r>
+          </w:p>
+        </w:tc>
+        <w:tc>
+          <w:tcPr>
+            <w:tcW w:type="dxa" w:w="1289"/>
+            <w:tcBorders>
+              <w:top w:val="single" w:color="999999" w:sz="1"/>
+              <w:left w:val="single" w:color="999999" w:sz="1"/>
+              <w:bottom w:val="single" w:color="999999" w:sz="1"/>
+              <w:right w:val="single" w:color="999999" w:sz="1"/>
+            </w:tcBorders>
+            <w:shd w:fill="D9E2F3" w:color="auto" w:val="clear"/>
+            <w:tcMar>
+              <w:top w:type="dxa" w:w="57"/>
+              <w:left w:type="dxa" w:w="86"/>
+              <w:bottom w:type="dxa" w:w="57"/>
+              <w:right w:type="dxa" w:w="86"/>
+            </w:tcMar>
+          </w:tcPr>
+          <w:p>
+            <w:pPr>
+              <w:spacing w:after="40" w:before="40"/>
+            </w:pPr>
+            <w:r>
+              <w:rPr>
+                <w:rFonts w:ascii="Hiragino Sans W6" w:cs="Hiragino Sans W6" w:eastAsia="Hiragino Sans W6" w:hAnsi="Hiragino Sans W6"/>
+                <w:b/>
+                <w:bCs/>
+                <w:i w:val="false"/>
+                <w:iCs w:val="false"/>
+                <w:sz w:val="22"/>
+                <w:szCs w:val="22"/>
+              </w:rPr>
+              <w:t xml:space="preserve">C群 (%)</w:t>
+            </w:r>
+          </w:p>
+        </w:tc>
+        <w:tc>
+          <w:tcPr>
+            <w:tcW w:type="dxa" w:w="1289"/>
+            <w:tcBorders>
+              <w:top w:val="single" w:color="999999" w:sz="1"/>
+              <w:left w:val="single" w:color="999999" w:sz="1"/>
+              <w:bottom w:val="single" w:color="999999" w:sz="1"/>
+              <w:right w:val="single" w:color="999999" w:sz="1"/>
+            </w:tcBorders>
+            <w:shd w:fill="D9E2F3" w:color="auto" w:val="clear"/>
+            <w:tcMar>
+              <w:top w:type="dxa" w:w="57"/>
+              <w:left w:type="dxa" w:w="86"/>
+              <w:bottom w:type="dxa" w:w="57"/>
+              <w:right w:type="dxa" w:w="86"/>
+            </w:tcMar>
+          </w:tcPr>
+          <w:p>
+            <w:pPr>
+              <w:spacing w:after="40" w:before="40"/>
+            </w:pPr>
+            <w:r>
+              <w:rPr>
+                <w:rFonts w:ascii="Hiragino Sans W6" w:cs="Hiragino Sans W6" w:eastAsia="Hiragino Sans W6" w:hAnsi="Hiragino Sans W6"/>
+                <w:b/>
+                <w:bCs/>
+                <w:i w:val="false"/>
+                <w:iCs w:val="false"/>
+                <w:sz w:val="22"/>
+                <w:szCs w:val="22"/>
+              </w:rPr>
+              <w:t xml:space="preserve">実現可能性</w:t>
+            </w:r>
+          </w:p>
+        </w:tc>
+      </w:tr>
+      <w:tr>
+        <w:tc>
+          <w:tcPr>
+            <w:tcW w:type="dxa" w:w="1289"/>
+            <w:tcBorders>
+              <w:top w:val="single" w:color="999999" w:sz="1"/>
+              <w:left w:val="single" w:color="999999" w:sz="1"/>
+              <w:bottom w:val="single" w:color="999999" w:sz="1"/>
+              <w:right w:val="single" w:color="999999" w:sz="1"/>
+            </w:tcBorders>
+            <w:tcMar>
+              <w:top w:type="dxa" w:w="57"/>
+              <w:left w:type="dxa" w:w="86"/>
+              <w:bottom w:type="dxa" w:w="57"/>
+              <w:right w:type="dxa" w:w="86"/>
+            </w:tcMar>
+          </w:tcPr>
+          <w:p>
+            <w:pPr>
+              <w:spacing w:after="40" w:before="40"/>
+            </w:pPr>
+            <w:r>
+              <w:rPr>
+                <w:rFonts w:ascii="Hiragino Sans W3" w:cs="Hiragino Sans W3" w:eastAsia="Hiragino Sans W3" w:hAnsi="Hiragino Sans W3"/>
+                <w:b w:val="false"/>
+                <w:bCs w:val="false"/>
+                <w:i w:val="false"/>
+                <w:iCs w:val="false"/>
+                <w:sz w:val="22"/>
+                <w:szCs w:val="22"/>
+              </w:rPr>
+              <w:t xml:space="preserve">130人</w:t>
+            </w:r>
+          </w:p>
+        </w:tc>
+        <w:tc>
+          <w:tcPr>
+            <w:tcW w:type="dxa" w:w="1289"/>
+            <w:tcBorders>
+              <w:top w:val="single" w:color="999999" w:sz="1"/>
+              <w:left w:val="single" w:color="999999" w:sz="1"/>
+              <w:bottom w:val="single" w:color="999999" w:sz="1"/>
+              <w:right w:val="single" w:color="999999" w:sz="1"/>
+            </w:tcBorders>
+            <w:tcMar>
+              <w:top w:type="dxa" w:w="57"/>
+              <w:left w:type="dxa" w:w="86"/>
+              <w:bottom w:type="dxa" w:w="57"/>
+              <w:right w:type="dxa" w:w="86"/>
+            </w:tcMar>
+          </w:tcPr>
+          <w:p>
+            <w:pPr>
+              <w:spacing w:after="40" w:before="40"/>
+            </w:pPr>
+            <w:r>
+              <w:rPr>
+                <w:rFonts w:ascii="Hiragino Sans W3" w:cs="Hiragino Sans W3" w:eastAsia="Hiragino Sans W3" w:hAnsi="Hiragino Sans W3"/>
+                <w:b w:val="false"/>
+                <w:bCs w:val="false"/>
+                <w:i w:val="false"/>
+                <w:iCs w:val="false"/>
+                <w:sz w:val="22"/>
+                <w:szCs w:val="22"/>
+              </w:rPr>
+              <w:t xml:space="preserve">4.33</w:t>
+            </w:r>
+          </w:p>
+        </w:tc>
+        <w:tc>
+          <w:tcPr>
+            <w:tcW w:type="dxa" w:w="1289"/>
+            <w:tcBorders>
+              <w:top w:val="single" w:color="999999" w:sz="1"/>
+              <w:left w:val="single" w:color="999999" w:sz="1"/>
+              <w:bottom w:val="single" w:color="999999" w:sz="1"/>
+              <w:right w:val="single" w:color="999999" w:sz="1"/>
+            </w:tcBorders>
+            <w:tcMar>
+              <w:top w:type="dxa" w:w="57"/>
+              <w:left w:type="dxa" w:w="86"/>
+              <w:bottom w:type="dxa" w:w="57"/>
+              <w:right w:type="dxa" w:w="86"/>
+            </w:tcMar>
+          </w:tcPr>
+          <w:p>
+            <w:pPr>
+              <w:spacing w:after="40" w:before="40"/>
+            </w:pPr>
+            <w:r>
+              <w:rPr>
+                <w:rFonts w:ascii="Hiragino Sans W3" w:cs="Hiragino Sans W3" w:eastAsia="Hiragino Sans W3" w:hAnsi="Hiragino Sans W3"/>
+                <w:b w:val="false"/>
+                <w:bCs w:val="false"/>
+                <w:i w:val="false"/>
+                <w:iCs w:val="false"/>
+                <w:sz w:val="22"/>
+                <w:szCs w:val="22"/>
+              </w:rPr>
+              <w:t xml:space="preserve">20.1日</w:t>
+            </w:r>
+          </w:p>
+        </w:tc>
+        <w:tc>
+          <w:tcPr>
+            <w:tcW w:type="dxa" w:w="1289"/>
+            <w:tcBorders>
+              <w:top w:val="single" w:color="999999" w:sz="1"/>
+              <w:left w:val="single" w:color="999999" w:sz="1"/>
+              <w:bottom w:val="single" w:color="999999" w:sz="1"/>
+              <w:right w:val="single" w:color="999999" w:sz="1"/>
+            </w:tcBorders>
+            <w:tcMar>
+              <w:top w:type="dxa" w:w="57"/>
+              <w:left w:type="dxa" w:w="86"/>
+              <w:bottom w:type="dxa" w:w="57"/>
+              <w:right w:type="dxa" w:w="86"/>
+            </w:tcMar>
+          </w:tcPr>
+          <w:p>
+            <w:pPr>
+              <w:spacing w:after="40" w:before="40"/>
+            </w:pPr>
+            <w:r>
+              <w:rPr>
+                <w:rFonts w:ascii="Hiragino Sans W3" w:cs="Hiragino Sans W3" w:eastAsia="Hiragino Sans W3" w:hAnsi="Hiragino Sans W3"/>
+                <w:b w:val="false"/>
+                <w:bCs w:val="false"/>
+                <w:i w:val="false"/>
+                <w:iCs w:val="false"/>
+                <w:sz w:val="22"/>
+                <w:szCs w:val="22"/>
+              </w:rPr>
+              <w:t xml:space="preserve">21.7 (24.9%)</w:t>
+            </w:r>
+          </w:p>
+        </w:tc>
+        <w:tc>
+          <w:tcPr>
+            <w:tcW w:type="dxa" w:w="1289"/>
+            <w:tcBorders>
+              <w:top w:val="single" w:color="999999" w:sz="1"/>
+              <w:left w:val="single" w:color="999999" w:sz="1"/>
+              <w:bottom w:val="single" w:color="999999" w:sz="1"/>
+              <w:right w:val="single" w:color="999999" w:sz="1"/>
+            </w:tcBorders>
+            <w:tcMar>
+              <w:top w:type="dxa" w:w="57"/>
+              <w:left w:type="dxa" w:w="86"/>
+              <w:bottom w:type="dxa" w:w="57"/>
+              <w:right w:type="dxa" w:w="86"/>
+            </w:tcMar>
+          </w:tcPr>
+          <w:p>
+            <w:pPr>
+              <w:spacing w:after="40" w:before="40"/>
+            </w:pPr>
+            <w:r>
+              <w:rPr>
+                <w:rFonts w:ascii="Hiragino Sans W3" w:cs="Hiragino Sans W3" w:eastAsia="Hiragino Sans W3" w:hAnsi="Hiragino Sans W3"/>
+                <w:b w:val="false"/>
+                <w:bCs w:val="false"/>
+                <w:i w:val="false"/>
+                <w:iCs w:val="false"/>
+                <w:sz w:val="22"/>
+                <w:szCs w:val="22"/>
+              </w:rPr>
+              <w:t xml:space="preserve">39.0 (44.8%)</w:t>
+            </w:r>
+          </w:p>
+        </w:tc>
+        <w:tc>
+          <w:tcPr>
+            <w:tcW w:type="dxa" w:w="1289"/>
+            <w:tcBorders>
+              <w:top w:val="single" w:color="999999" w:sz="1"/>
+              <w:left w:val="single" w:color="999999" w:sz="1"/>
+              <w:bottom w:val="single" w:color="999999" w:sz="1"/>
+              <w:right w:val="single" w:color="999999" w:sz="1"/>
+            </w:tcBorders>
+            <w:tcMar>
+              <w:top w:type="dxa" w:w="57"/>
+              <w:left w:type="dxa" w:w="86"/>
+              <w:bottom w:type="dxa" w:w="57"/>
+              <w:right w:type="dxa" w:w="86"/>
+            </w:tcMar>
+          </w:tcPr>
+          <w:p>
+            <w:pPr>
+              <w:spacing w:after="40" w:before="40"/>
+            </w:pPr>
+            <w:r>
+              <w:rPr>
+                <w:rFonts w:ascii="Hiragino Sans W3" w:cs="Hiragino Sans W3" w:eastAsia="Hiragino Sans W3" w:hAnsi="Hiragino Sans W3"/>
+                <w:b w:val="false"/>
+                <w:bCs w:val="false"/>
+                <w:i w:val="false"/>
+                <w:iCs w:val="false"/>
+                <w:sz w:val="22"/>
+                <w:szCs w:val="22"/>
+              </w:rPr>
+              <w:t xml:space="preserve">26.3 (30.2%)</w:t>
+            </w:r>
+          </w:p>
+        </w:tc>
+        <w:tc>
+          <w:tcPr>
+            <w:tcW w:type="dxa" w:w="1289"/>
+            <w:tcBorders>
+              <w:top w:val="single" w:color="999999" w:sz="1"/>
+              <w:left w:val="single" w:color="999999" w:sz="1"/>
+              <w:bottom w:val="single" w:color="999999" w:sz="1"/>
+              <w:right w:val="single" w:color="999999" w:sz="1"/>
+            </w:tcBorders>
+            <w:tcMar>
+              <w:top w:type="dxa" w:w="57"/>
+              <w:left w:type="dxa" w:w="86"/>
+              <w:bottom w:type="dxa" w:w="57"/>
+              <w:right w:type="dxa" w:w="86"/>
+            </w:tcMar>
+          </w:tcPr>
+          <w:p>
+            <w:pPr>
+              <w:spacing w:after="40" w:before="40"/>
+            </w:pPr>
+            <w:r>
+              <w:rPr>
+                <w:rFonts w:ascii="Hiragino Sans W3" w:cs="Hiragino Sans W3" w:eastAsia="Hiragino Sans W3" w:hAnsi="Hiragino Sans W3"/>
+                <w:b w:val="false"/>
+                <w:bCs w:val="false"/>
+                <w:i w:val="false"/>
+                <w:iCs w:val="false"/>
+                <w:sz w:val="22"/>
+                <w:szCs w:val="22"/>
+              </w:rPr>
+              <w:t xml:space="preserve">⚠️ LOS長い</w:t>
+            </w:r>
+          </w:p>
+        </w:tc>
+      </w:tr>
+      <w:tr>
+        <w:tc>
+          <w:tcPr>
+            <w:tcW w:type="dxa" w:w="1289"/>
+            <w:tcBorders>
+              <w:top w:val="single" w:color="999999" w:sz="1"/>
+              <w:left w:val="single" w:color="999999" w:sz="1"/>
+              <w:bottom w:val="single" w:color="999999" w:sz="1"/>
+              <w:right w:val="single" w:color="999999" w:sz="1"/>
+            </w:tcBorders>
+            <w:tcMar>
+              <w:top w:type="dxa" w:w="57"/>
+              <w:left w:type="dxa" w:w="86"/>
+              <w:bottom w:type="dxa" w:w="57"/>
+              <w:right w:type="dxa" w:w="86"/>
+            </w:tcMar>
+          </w:tcPr>
+          <w:p>
+            <w:pPr>
+              <w:spacing w:after="40" w:before="40"/>
+            </w:pPr>
+            <w:r>
+              <w:rPr>
+                <w:rFonts w:ascii="Hiragino Sans W3" w:cs="Hiragino Sans W3" w:eastAsia="Hiragino Sans W3" w:hAnsi="Hiragino Sans W3"/>
+                <w:b w:val="false"/>
+                <w:bCs w:val="false"/>
+                <w:i w:val="false"/>
+                <w:iCs w:val="false"/>
+                <w:sz w:val="22"/>
+                <w:szCs w:val="22"/>
+              </w:rPr>
+              <w:t xml:space="preserve">140人</w:t>
+            </w:r>
+          </w:p>
+        </w:tc>
+        <w:tc>
+          <w:tcPr>
+            <w:tcW w:type="dxa" w:w="1289"/>
+            <w:tcBorders>
+              <w:top w:val="single" w:color="999999" w:sz="1"/>
+              <w:left w:val="single" w:color="999999" w:sz="1"/>
+              <w:bottom w:val="single" w:color="999999" w:sz="1"/>
+              <w:right w:val="single" w:color="999999" w:sz="1"/>
+            </w:tcBorders>
+            <w:tcMar>
+              <w:top w:type="dxa" w:w="57"/>
+              <w:left w:type="dxa" w:w="86"/>
+              <w:bottom w:type="dxa" w:w="57"/>
+              <w:right w:type="dxa" w:w="86"/>
+            </w:tcMar>
+          </w:tcPr>
+          <w:p>
+            <w:pPr>
+              <w:spacing w:after="40" w:before="40"/>
+            </w:pPr>
+            <w:r>
+              <w:rPr>
+                <w:rFonts w:ascii="Hiragino Sans W3" w:cs="Hiragino Sans W3" w:eastAsia="Hiragino Sans W3" w:hAnsi="Hiragino Sans W3"/>
+                <w:b w:val="false"/>
+                <w:bCs w:val="false"/>
+                <w:i w:val="false"/>
+                <w:iCs w:val="false"/>
+                <w:sz w:val="22"/>
+                <w:szCs w:val="22"/>
+              </w:rPr>
+              <w:t xml:space="preserve">4.67</w:t>
+            </w:r>
+          </w:p>
+        </w:tc>
+        <w:tc>
+          <w:tcPr>
+            <w:tcW w:type="dxa" w:w="1289"/>
+            <w:tcBorders>
+              <w:top w:val="single" w:color="999999" w:sz="1"/>
+              <w:left w:val="single" w:color="999999" w:sz="1"/>
+              <w:bottom w:val="single" w:color="999999" w:sz="1"/>
+              <w:right w:val="single" w:color="999999" w:sz="1"/>
+            </w:tcBorders>
+            <w:tcMar>
+              <w:top w:type="dxa" w:w="57"/>
+              <w:left w:type="dxa" w:w="86"/>
+              <w:bottom w:type="dxa" w:w="57"/>
+              <w:right w:type="dxa" w:w="86"/>
+            </w:tcMar>
+          </w:tcPr>
+          <w:p>
+            <w:pPr>
+              <w:spacing w:after="40" w:before="40"/>
+            </w:pPr>
+            <w:r>
+              <w:rPr>
+                <w:rFonts w:ascii="Hiragino Sans W3" w:cs="Hiragino Sans W3" w:eastAsia="Hiragino Sans W3" w:hAnsi="Hiragino Sans W3"/>
+                <w:b w:val="false"/>
+                <w:bCs w:val="false"/>
+                <w:i w:val="false"/>
+                <w:iCs w:val="false"/>
+                <w:sz w:val="22"/>
+                <w:szCs w:val="22"/>
+              </w:rPr>
+              <w:t xml:space="preserve">18.6日</w:t>
+            </w:r>
+          </w:p>
+        </w:tc>
+        <w:tc>
+          <w:tcPr>
+            <w:tcW w:type="dxa" w:w="1289"/>
+            <w:tcBorders>
+              <w:top w:val="single" w:color="999999" w:sz="1"/>
+              <w:left w:val="single" w:color="999999" w:sz="1"/>
+              <w:bottom w:val="single" w:color="999999" w:sz="1"/>
+              <w:right w:val="single" w:color="999999" w:sz="1"/>
+            </w:tcBorders>
+            <w:tcMar>
+              <w:top w:type="dxa" w:w="57"/>
+              <w:left w:type="dxa" w:w="86"/>
+              <w:bottom w:type="dxa" w:w="57"/>
+              <w:right w:type="dxa" w:w="86"/>
+            </w:tcMar>
+          </w:tcPr>
+          <w:p>
+            <w:pPr>
+              <w:spacing w:after="40" w:before="40"/>
+            </w:pPr>
+            <w:r>
+              <w:rPr>
+                <w:rFonts w:ascii="Hiragino Sans W3" w:cs="Hiragino Sans W3" w:eastAsia="Hiragino Sans W3" w:hAnsi="Hiragino Sans W3"/>
+                <w:b w:val="false"/>
+                <w:bCs w:val="false"/>
+                <w:i w:val="false"/>
+                <w:iCs w:val="false"/>
+                <w:sz w:val="22"/>
+                <w:szCs w:val="22"/>
+              </w:rPr>
+              <w:t xml:space="preserve">23.3 (26.8%)</w:t>
+            </w:r>
+          </w:p>
+        </w:tc>
+        <w:tc>
+          <w:tcPr>
+            <w:tcW w:type="dxa" w:w="1289"/>
+            <w:tcBorders>
+              <w:top w:val="single" w:color="999999" w:sz="1"/>
+              <w:left w:val="single" w:color="999999" w:sz="1"/>
+              <w:bottom w:val="single" w:color="999999" w:sz="1"/>
+              <w:right w:val="single" w:color="999999" w:sz="1"/>
+            </w:tcBorders>
+            <w:tcMar>
+              <w:top w:type="dxa" w:w="57"/>
+              <w:left w:type="dxa" w:w="86"/>
+              <w:bottom w:type="dxa" w:w="57"/>
+              <w:right w:type="dxa" w:w="86"/>
+            </w:tcMar>
+          </w:tcPr>
+          <w:p>
+            <w:pPr>
+              <w:spacing w:after="40" w:before="40"/>
+            </w:pPr>
+            <w:r>
+              <w:rPr>
+                <w:rFonts w:ascii="Hiragino Sans W3" w:cs="Hiragino Sans W3" w:eastAsia="Hiragino Sans W3" w:hAnsi="Hiragino Sans W3"/>
+                <w:b w:val="false"/>
+                <w:bCs w:val="false"/>
+                <w:i w:val="false"/>
+                <w:iCs w:val="false"/>
+                <w:sz w:val="22"/>
+                <w:szCs w:val="22"/>
+              </w:rPr>
+              <w:t xml:space="preserve">42.0 (48.3%)</w:t>
+            </w:r>
+          </w:p>
+        </w:tc>
+        <w:tc>
+          <w:tcPr>
+            <w:tcW w:type="dxa" w:w="1289"/>
+            <w:tcBorders>
+              <w:top w:val="single" w:color="999999" w:sz="1"/>
+              <w:left w:val="single" w:color="999999" w:sz="1"/>
+              <w:bottom w:val="single" w:color="999999" w:sz="1"/>
+              <w:right w:val="single" w:color="999999" w:sz="1"/>
+            </w:tcBorders>
+            <w:tcMar>
+              <w:top w:type="dxa" w:w="57"/>
+              <w:left w:type="dxa" w:w="86"/>
+              <w:bottom w:type="dxa" w:w="57"/>
+              <w:right w:type="dxa" w:w="86"/>
+            </w:tcMar>
+          </w:tcPr>
+          <w:p>
+            <w:pPr>
+              <w:spacing w:after="40" w:before="40"/>
+            </w:pPr>
+            <w:r>
+              <w:rPr>
+                <w:rFonts w:ascii="Hiragino Sans W3" w:cs="Hiragino Sans W3" w:eastAsia="Hiragino Sans W3" w:hAnsi="Hiragino Sans W3"/>
+                <w:b w:val="false"/>
+                <w:bCs w:val="false"/>
+                <w:i w:val="false"/>
+                <w:iCs w:val="false"/>
+                <w:sz w:val="22"/>
+                <w:szCs w:val="22"/>
+              </w:rPr>
+              <w:t xml:space="preserve">21.7 (24.9%)</w:t>
+            </w:r>
+          </w:p>
+        </w:tc>
+        <w:tc>
+          <w:tcPr>
+            <w:tcW w:type="dxa" w:w="1289"/>
+            <w:tcBorders>
+              <w:top w:val="single" w:color="999999" w:sz="1"/>
+              <w:left w:val="single" w:color="999999" w:sz="1"/>
+              <w:bottom w:val="single" w:color="999999" w:sz="1"/>
+              <w:right w:val="single" w:color="999999" w:sz="1"/>
+            </w:tcBorders>
+            <w:tcMar>
+              <w:top w:type="dxa" w:w="57"/>
+              <w:left w:type="dxa" w:w="86"/>
+              <w:bottom w:type="dxa" w:w="57"/>
+              <w:right w:type="dxa" w:w="86"/>
+            </w:tcMar>
+          </w:tcPr>
+          <w:p>
+            <w:pPr>
+              <w:spacing w:after="40" w:before="40"/>
+            </w:pPr>
+            <w:r>
+              <w:rPr>
+                <w:rFonts w:ascii="Hiragino Sans W3" w:cs="Hiragino Sans W3" w:eastAsia="Hiragino Sans W3" w:hAnsi="Hiragino Sans W3"/>
+                <w:b w:val="false"/>
+                <w:bCs w:val="false"/>
+                <w:i w:val="false"/>
+                <w:iCs w:val="false"/>
+                <w:sz w:val="22"/>
+                <w:szCs w:val="22"/>
+              </w:rPr>
+              <w:t xml:space="preserve">✅</w:t>
+            </w:r>
+          </w:p>
+        </w:tc>
+      </w:tr>
+      <w:tr>
+        <w:tc>
+          <w:tcPr>
+            <w:tcW w:type="dxa" w:w="1289"/>
+            <w:tcBorders>
+              <w:top w:val="single" w:color="999999" w:sz="1"/>
+              <w:left w:val="single" w:color="999999" w:sz="1"/>
+              <w:bottom w:val="single" w:color="999999" w:sz="1"/>
+              <w:right w:val="single" w:color="999999" w:sz="1"/>
+            </w:tcBorders>
+            <w:tcMar>
+              <w:top w:type="dxa" w:w="57"/>
+              <w:left w:type="dxa" w:w="86"/>
+              <w:bottom w:type="dxa" w:w="57"/>
+              <w:right w:type="dxa" w:w="86"/>
+            </w:tcMar>
+          </w:tcPr>
+          <w:p>
+            <w:pPr>
+              <w:spacing w:after="40" w:before="40"/>
+            </w:pPr>
+            <w:r>
+              <w:rPr>
+                <w:rFonts w:ascii="Hiragino Sans W3" w:cs="Hiragino Sans W3" w:eastAsia="Hiragino Sans W3" w:hAnsi="Hiragino Sans W3"/>
+                <w:b/>
+                <w:bCs/>
+                <w:i w:val="false"/>
+                <w:iCs w:val="false"/>
+                <w:sz w:val="22"/>
+                <w:szCs w:val="22"/>
+              </w:rPr>
+              <w:t xml:space="preserve">150人</w:t>
+            </w:r>
+          </w:p>
+        </w:tc>
+        <w:tc>
+          <w:tcPr>
+            <w:tcW w:type="dxa" w:w="1289"/>
+            <w:tcBorders>
+              <w:top w:val="single" w:color="999999" w:sz="1"/>
+              <w:left w:val="single" w:color="999999" w:sz="1"/>
+              <w:bottom w:val="single" w:color="999999" w:sz="1"/>
+              <w:right w:val="single" w:color="999999" w:sz="1"/>
+            </w:tcBorders>
+            <w:tcMar>
+              <w:top w:type="dxa" w:w="57"/>
+              <w:left w:type="dxa" w:w="86"/>
+              <w:bottom w:type="dxa" w:w="57"/>
+              <w:right w:type="dxa" w:w="86"/>
+            </w:tcMar>
+          </w:tcPr>
+          <w:p>
+            <w:pPr>
+              <w:spacing w:after="40" w:before="40"/>
+            </w:pPr>
+            <w:r>
+              <w:rPr>
+                <w:rFonts w:ascii="Hiragino Sans W3" w:cs="Hiragino Sans W3" w:eastAsia="Hiragino Sans W3" w:hAnsi="Hiragino Sans W3"/>
+                <w:b w:val="false"/>
+                <w:bCs w:val="false"/>
+                <w:i w:val="false"/>
+                <w:iCs w:val="false"/>
+                <w:sz w:val="22"/>
+                <w:szCs w:val="22"/>
+              </w:rPr>
+              <w:t xml:space="preserve">5.00</w:t>
+            </w:r>
+          </w:p>
+        </w:tc>
+        <w:tc>
+          <w:tcPr>
+            <w:tcW w:type="dxa" w:w="1289"/>
+            <w:tcBorders>
+              <w:top w:val="single" w:color="999999" w:sz="1"/>
+              <w:left w:val="single" w:color="999999" w:sz="1"/>
+              <w:bottom w:val="single" w:color="999999" w:sz="1"/>
+              <w:right w:val="single" w:color="999999" w:sz="1"/>
+            </w:tcBorders>
+            <w:tcMar>
+              <w:top w:type="dxa" w:w="57"/>
+              <w:left w:type="dxa" w:w="86"/>
+              <w:bottom w:type="dxa" w:w="57"/>
+              <w:right w:type="dxa" w:w="86"/>
+            </w:tcMar>
+          </w:tcPr>
+          <w:p>
+            <w:pPr>
+              <w:spacing w:after="40" w:before="40"/>
+            </w:pPr>
+            <w:r>
+              <w:rPr>
+                <w:rFonts w:ascii="Hiragino Sans W3" w:cs="Hiragino Sans W3" w:eastAsia="Hiragino Sans W3" w:hAnsi="Hiragino Sans W3"/>
+                <w:b w:val="false"/>
+                <w:bCs w:val="false"/>
+                <w:i w:val="false"/>
+                <w:iCs w:val="false"/>
+                <w:sz w:val="22"/>
+                <w:szCs w:val="22"/>
+              </w:rPr>
+              <w:t xml:space="preserve">17.4日</w:t>
+            </w:r>
+          </w:p>
+        </w:tc>
+        <w:tc>
+          <w:tcPr>
+            <w:tcW w:type="dxa" w:w="1289"/>
+            <w:tcBorders>
+              <w:top w:val="single" w:color="999999" w:sz="1"/>
+              <w:left w:val="single" w:color="999999" w:sz="1"/>
+              <w:bottom w:val="single" w:color="999999" w:sz="1"/>
+              <w:right w:val="single" w:color="999999" w:sz="1"/>
+            </w:tcBorders>
+            <w:tcMar>
+              <w:top w:type="dxa" w:w="57"/>
+              <w:left w:type="dxa" w:w="86"/>
+              <w:bottom w:type="dxa" w:w="57"/>
+              <w:right w:type="dxa" w:w="86"/>
+            </w:tcMar>
+          </w:tcPr>
+          <w:p>
+            <w:pPr>
+              <w:spacing w:after="40" w:before="40"/>
+            </w:pPr>
+            <w:r>
+              <w:rPr>
+                <w:rFonts w:ascii="Hiragino Sans W3" w:cs="Hiragino Sans W3" w:eastAsia="Hiragino Sans W3" w:hAnsi="Hiragino Sans W3"/>
+                <w:b/>
+                <w:bCs/>
+                <w:i w:val="false"/>
+                <w:iCs w:val="false"/>
+                <w:sz w:val="22"/>
+                <w:szCs w:val="22"/>
+              </w:rPr>
+              <w:t xml:space="preserve">25.0 (28.7%)</w:t>
+            </w:r>
+          </w:p>
+        </w:tc>
+        <w:tc>
+          <w:tcPr>
+            <w:tcW w:type="dxa" w:w="1289"/>
+            <w:tcBorders>
+              <w:top w:val="single" w:color="999999" w:sz="1"/>
+              <w:left w:val="single" w:color="999999" w:sz="1"/>
+              <w:bottom w:val="single" w:color="999999" w:sz="1"/>
+              <w:right w:val="single" w:color="999999" w:sz="1"/>
+            </w:tcBorders>
+            <w:tcMar>
+              <w:top w:type="dxa" w:w="57"/>
+              <w:left w:type="dxa" w:w="86"/>
+              <w:bottom w:type="dxa" w:w="57"/>
+              <w:right w:type="dxa" w:w="86"/>
+            </w:tcMar>
+          </w:tcPr>
+          <w:p>
+            <w:pPr>
+              <w:spacing w:after="40" w:before="40"/>
+            </w:pPr>
+            <w:r>
+              <w:rPr>
+                <w:rFonts w:ascii="Hiragino Sans W3" w:cs="Hiragino Sans W3" w:eastAsia="Hiragino Sans W3" w:hAnsi="Hiragino Sans W3"/>
+                <w:b/>
+                <w:bCs/>
+                <w:i w:val="false"/>
+                <w:iCs w:val="false"/>
+                <w:sz w:val="22"/>
+                <w:szCs w:val="22"/>
+              </w:rPr>
+              <w:t xml:space="preserve">45.0 (51.7%)</w:t>
+            </w:r>
+          </w:p>
+        </w:tc>
+        <w:tc>
+          <w:tcPr>
+            <w:tcW w:type="dxa" w:w="1289"/>
+            <w:tcBorders>
+              <w:top w:val="single" w:color="999999" w:sz="1"/>
+              <w:left w:val="single" w:color="999999" w:sz="1"/>
+              <w:bottom w:val="single" w:color="999999" w:sz="1"/>
+              <w:right w:val="single" w:color="999999" w:sz="1"/>
+            </w:tcBorders>
+            <w:tcMar>
+              <w:top w:type="dxa" w:w="57"/>
+              <w:left w:type="dxa" w:w="86"/>
+              <w:bottom w:type="dxa" w:w="57"/>
+              <w:right w:type="dxa" w:w="86"/>
+            </w:tcMar>
+          </w:tcPr>
+          <w:p>
+            <w:pPr>
+              <w:spacing w:after="40" w:before="40"/>
+            </w:pPr>
+            <w:r>
+              <w:rPr>
+                <w:rFonts w:ascii="Hiragino Sans W3" w:cs="Hiragino Sans W3" w:eastAsia="Hiragino Sans W3" w:hAnsi="Hiragino Sans W3"/>
+                <w:b/>
+                <w:bCs/>
+                <w:i w:val="false"/>
+                <w:iCs w:val="false"/>
+                <w:sz w:val="22"/>
+                <w:szCs w:val="22"/>
+              </w:rPr>
+              <w:t xml:space="preserve">17.0 (19.5%)</w:t>
+            </w:r>
+          </w:p>
+        </w:tc>
+        <w:tc>
+          <w:tcPr>
+            <w:tcW w:type="dxa" w:w="1289"/>
+            <w:tcBorders>
+              <w:top w:val="single" w:color="999999" w:sz="1"/>
+              <w:left w:val="single" w:color="999999" w:sz="1"/>
+              <w:bottom w:val="single" w:color="999999" w:sz="1"/>
+              <w:right w:val="single" w:color="999999" w:sz="1"/>
+            </w:tcBorders>
+            <w:tcMar>
+              <w:top w:type="dxa" w:w="57"/>
+              <w:left w:type="dxa" w:w="86"/>
+              <w:bottom w:type="dxa" w:w="57"/>
+              <w:right w:type="dxa" w:w="86"/>
+            </w:tcMar>
+          </w:tcPr>
+          <w:p>
+            <w:pPr>
+              <w:spacing w:after="40" w:before="40"/>
+            </w:pPr>
+            <w:r>
+              <w:rPr>
+                <w:rFonts w:ascii="Hiragino Sans W3" w:cs="Hiragino Sans W3" w:eastAsia="Hiragino Sans W3" w:hAnsi="Hiragino Sans W3"/>
+                <w:b/>
+                <w:bCs/>
+                <w:i w:val="false"/>
+                <w:iCs w:val="false"/>
+                <w:sz w:val="22"/>
+                <w:szCs w:val="22"/>
+              </w:rPr>
+              <w:t xml:space="preserve">✅ 現在値</w:t>
+            </w:r>
+          </w:p>
+        </w:tc>
+      </w:tr>
+      <w:tr>
+        <w:tc>
+          <w:tcPr>
+            <w:tcW w:type="dxa" w:w="1289"/>
+            <w:tcBorders>
+              <w:top w:val="single" w:color="999999" w:sz="1"/>
+              <w:left w:val="single" w:color="999999" w:sz="1"/>
+              <w:bottom w:val="single" w:color="999999" w:sz="1"/>
+              <w:right w:val="single" w:color="999999" w:sz="1"/>
+            </w:tcBorders>
+            <w:tcMar>
+              <w:top w:type="dxa" w:w="57"/>
+              <w:left w:type="dxa" w:w="86"/>
+              <w:bottom w:type="dxa" w:w="57"/>
+              <w:right w:type="dxa" w:w="86"/>
+            </w:tcMar>
+          </w:tcPr>
+          <w:p>
+            <w:pPr>
+              <w:spacing w:after="40" w:before="40"/>
+            </w:pPr>
+            <w:r>
+              <w:rPr>
+                <w:rFonts w:ascii="Hiragino Sans W3" w:cs="Hiragino Sans W3" w:eastAsia="Hiragino Sans W3" w:hAnsi="Hiragino Sans W3"/>
+                <w:b w:val="false"/>
+                <w:bCs w:val="false"/>
+                <w:i w:val="false"/>
+                <w:iCs w:val="false"/>
+                <w:sz w:val="22"/>
+                <w:szCs w:val="22"/>
+              </w:rPr>
+              <w:t xml:space="preserve">160人</w:t>
+            </w:r>
+          </w:p>
+        </w:tc>
+        <w:tc>
+          <w:tcPr>
+            <w:tcW w:type="dxa" w:w="1289"/>
+            <w:tcBorders>
+              <w:top w:val="single" w:color="999999" w:sz="1"/>
+              <w:left w:val="single" w:color="999999" w:sz="1"/>
+              <w:bottom w:val="single" w:color="999999" w:sz="1"/>
+              <w:right w:val="single" w:color="999999" w:sz="1"/>
+            </w:tcBorders>
+            <w:tcMar>
+              <w:top w:type="dxa" w:w="57"/>
+              <w:left w:type="dxa" w:w="86"/>
+              <w:bottom w:type="dxa" w:w="57"/>
+              <w:right w:type="dxa" w:w="86"/>
+            </w:tcMar>
+          </w:tcPr>
+          <w:p>
+            <w:pPr>
+              <w:spacing w:after="40" w:before="40"/>
+            </w:pPr>
+            <w:r>
+              <w:rPr>
+                <w:rFonts w:ascii="Hiragino Sans W3" w:cs="Hiragino Sans W3" w:eastAsia="Hiragino Sans W3" w:hAnsi="Hiragino Sans W3"/>
+                <w:b w:val="false"/>
+                <w:bCs w:val="false"/>
+                <w:i w:val="false"/>
+                <w:iCs w:val="false"/>
+                <w:sz w:val="22"/>
+                <w:szCs w:val="22"/>
+              </w:rPr>
+              <w:t xml:space="preserve">5.33</w:t>
+            </w:r>
+          </w:p>
+        </w:tc>
+        <w:tc>
+          <w:tcPr>
+            <w:tcW w:type="dxa" w:w="1289"/>
+            <w:tcBorders>
+              <w:top w:val="single" w:color="999999" w:sz="1"/>
+              <w:left w:val="single" w:color="999999" w:sz="1"/>
+              <w:bottom w:val="single" w:color="999999" w:sz="1"/>
+              <w:right w:val="single" w:color="999999" w:sz="1"/>
+            </w:tcBorders>
+            <w:tcMar>
+              <w:top w:type="dxa" w:w="57"/>
+              <w:left w:type="dxa" w:w="86"/>
+              <w:bottom w:type="dxa" w:w="57"/>
+              <w:right w:type="dxa" w:w="86"/>
+            </w:tcMar>
+          </w:tcPr>
+          <w:p>
+            <w:pPr>
+              <w:spacing w:after="40" w:before="40"/>
+            </w:pPr>
+            <w:r>
+              <w:rPr>
+                <w:rFonts w:ascii="Hiragino Sans W3" w:cs="Hiragino Sans W3" w:eastAsia="Hiragino Sans W3" w:hAnsi="Hiragino Sans W3"/>
+                <w:b w:val="false"/>
+                <w:bCs w:val="false"/>
+                <w:i w:val="false"/>
+                <w:iCs w:val="false"/>
+                <w:sz w:val="22"/>
+                <w:szCs w:val="22"/>
+              </w:rPr>
+              <w:t xml:space="preserve">16.3日</w:t>
+            </w:r>
+          </w:p>
+        </w:tc>
+        <w:tc>
+          <w:tcPr>
+            <w:tcW w:type="dxa" w:w="1289"/>
+            <w:tcBorders>
+              <w:top w:val="single" w:color="999999" w:sz="1"/>
+              <w:left w:val="single" w:color="999999" w:sz="1"/>
+              <w:bottom w:val="single" w:color="999999" w:sz="1"/>
+              <w:right w:val="single" w:color="999999" w:sz="1"/>
+            </w:tcBorders>
+            <w:tcMar>
+              <w:top w:type="dxa" w:w="57"/>
+              <w:left w:type="dxa" w:w="86"/>
+              <w:bottom w:type="dxa" w:w="57"/>
+              <w:right w:type="dxa" w:w="86"/>
+            </w:tcMar>
+          </w:tcPr>
+          <w:p>
+            <w:pPr>
+              <w:spacing w:after="40" w:before="40"/>
+            </w:pPr>
+            <w:r>
+              <w:rPr>
+                <w:rFonts w:ascii="Hiragino Sans W3" w:cs="Hiragino Sans W3" w:eastAsia="Hiragino Sans W3" w:hAnsi="Hiragino Sans W3"/>
+                <w:b w:val="false"/>
+                <w:bCs w:val="false"/>
+                <w:i w:val="false"/>
+                <w:iCs w:val="false"/>
+                <w:sz w:val="22"/>
+                <w:szCs w:val="22"/>
+              </w:rPr>
+              <w:t xml:space="preserve">26.7 (30.7%)</w:t>
+            </w:r>
+          </w:p>
+        </w:tc>
+        <w:tc>
+          <w:tcPr>
+            <w:tcW w:type="dxa" w:w="1289"/>
+            <w:tcBorders>
+              <w:top w:val="single" w:color="999999" w:sz="1"/>
+              <w:left w:val="single" w:color="999999" w:sz="1"/>
+              <w:bottom w:val="single" w:color="999999" w:sz="1"/>
+              <w:right w:val="single" w:color="999999" w:sz="1"/>
+            </w:tcBorders>
+            <w:tcMar>
+              <w:top w:type="dxa" w:w="57"/>
+              <w:left w:type="dxa" w:w="86"/>
+              <w:bottom w:type="dxa" w:w="57"/>
+              <w:right w:type="dxa" w:w="86"/>
+            </w:tcMar>
+          </w:tcPr>
+          <w:p>
+            <w:pPr>
+              <w:spacing w:after="40" w:before="40"/>
+            </w:pPr>
+            <w:r>
+              <w:rPr>
+                <w:rFonts w:ascii="Hiragino Sans W3" w:cs="Hiragino Sans W3" w:eastAsia="Hiragino Sans W3" w:hAnsi="Hiragino Sans W3"/>
+                <w:b w:val="false"/>
+                <w:bCs w:val="false"/>
+                <w:i w:val="false"/>
+                <w:iCs w:val="false"/>
+                <w:sz w:val="22"/>
+                <w:szCs w:val="22"/>
+              </w:rPr>
+              <w:t xml:space="preserve">48.0 (55.2%)</w:t>
+            </w:r>
+          </w:p>
+        </w:tc>
+        <w:tc>
+          <w:tcPr>
+            <w:tcW w:type="dxa" w:w="1289"/>
+            <w:tcBorders>
+              <w:top w:val="single" w:color="999999" w:sz="1"/>
+              <w:left w:val="single" w:color="999999" w:sz="1"/>
+              <w:bottom w:val="single" w:color="999999" w:sz="1"/>
+              <w:right w:val="single" w:color="999999" w:sz="1"/>
+            </w:tcBorders>
+            <w:tcMar>
+              <w:top w:type="dxa" w:w="57"/>
+              <w:left w:type="dxa" w:w="86"/>
+              <w:bottom w:type="dxa" w:w="57"/>
+              <w:right w:type="dxa" w:w="86"/>
+            </w:tcMar>
+          </w:tcPr>
+          <w:p>
+            <w:pPr>
+              <w:spacing w:after="40" w:before="40"/>
+            </w:pPr>
+            <w:r>
+              <w:rPr>
+                <w:rFonts w:ascii="Hiragino Sans W3" w:cs="Hiragino Sans W3" w:eastAsia="Hiragino Sans W3" w:hAnsi="Hiragino Sans W3"/>
+                <w:b w:val="false"/>
+                <w:bCs w:val="false"/>
+                <w:i w:val="false"/>
+                <w:iCs w:val="false"/>
+                <w:sz w:val="22"/>
+                <w:szCs w:val="22"/>
+              </w:rPr>
+              <w:t xml:space="preserve">12.3 (14.1%)</w:t>
+            </w:r>
+          </w:p>
+        </w:tc>
+        <w:tc>
+          <w:tcPr>
+            <w:tcW w:type="dxa" w:w="1289"/>
+            <w:tcBorders>
+              <w:top w:val="single" w:color="999999" w:sz="1"/>
+              <w:left w:val="single" w:color="999999" w:sz="1"/>
+              <w:bottom w:val="single" w:color="999999" w:sz="1"/>
+              <w:right w:val="single" w:color="999999" w:sz="1"/>
+            </w:tcBorders>
+            <w:tcMar>
+              <w:top w:type="dxa" w:w="57"/>
+              <w:left w:type="dxa" w:w="86"/>
+              <w:bottom w:type="dxa" w:w="57"/>
+              <w:right w:type="dxa" w:w="86"/>
+            </w:tcMar>
+          </w:tcPr>
+          <w:p>
+            <w:pPr>
+              <w:spacing w:after="40" w:before="40"/>
+            </w:pPr>
+            <w:r>
+              <w:rPr>
+                <w:rFonts w:ascii="Hiragino Sans W3" w:cs="Hiragino Sans W3" w:eastAsia="Hiragino Sans W3" w:hAnsi="Hiragino Sans W3"/>
+                <w:b w:val="false"/>
+                <w:bCs w:val="false"/>
+                <w:i w:val="false"/>
+                <w:iCs w:val="false"/>
+                <w:sz w:val="22"/>
+                <w:szCs w:val="22"/>
+              </w:rPr>
+              <w:t xml:space="preserve">✅</w:t>
+            </w:r>
+          </w:p>
+        </w:tc>
+      </w:tr>
+      <w:tr>
+        <w:tc>
+          <w:tcPr>
+            <w:tcW w:type="dxa" w:w="1289"/>
+            <w:tcBorders>
+              <w:top w:val="single" w:color="999999" w:sz="1"/>
+              <w:left w:val="single" w:color="999999" w:sz="1"/>
+              <w:bottom w:val="single" w:color="999999" w:sz="1"/>
+              <w:right w:val="single" w:color="999999" w:sz="1"/>
+            </w:tcBorders>
+            <w:tcMar>
+              <w:top w:type="dxa" w:w="57"/>
+              <w:left w:type="dxa" w:w="86"/>
+              <w:bottom w:type="dxa" w:w="57"/>
+              <w:right w:type="dxa" w:w="86"/>
+            </w:tcMar>
+          </w:tcPr>
+          <w:p>
+            <w:pPr>
+              <w:spacing w:after="40" w:before="40"/>
+            </w:pPr>
+            <w:r>
+              <w:rPr>
+                <w:rFonts w:ascii="Hiragino Sans W3" w:cs="Hiragino Sans W3" w:eastAsia="Hiragino Sans W3" w:hAnsi="Hiragino Sans W3"/>
+                <w:b w:val="false"/>
+                <w:bCs w:val="false"/>
+                <w:i w:val="false"/>
+                <w:iCs w:val="false"/>
+                <w:sz w:val="22"/>
+                <w:szCs w:val="22"/>
+              </w:rPr>
+              <w:t xml:space="preserve">170人</w:t>
+            </w:r>
+          </w:p>
+        </w:tc>
+        <w:tc>
+          <w:tcPr>
+            <w:tcW w:type="dxa" w:w="1289"/>
+            <w:tcBorders>
+              <w:top w:val="single" w:color="999999" w:sz="1"/>
+              <w:left w:val="single" w:color="999999" w:sz="1"/>
+              <w:bottom w:val="single" w:color="999999" w:sz="1"/>
+              <w:right w:val="single" w:color="999999" w:sz="1"/>
+            </w:tcBorders>
+            <w:tcMar>
+              <w:top w:type="dxa" w:w="57"/>
+              <w:left w:type="dxa" w:w="86"/>
+              <w:bottom w:type="dxa" w:w="57"/>
+              <w:right w:type="dxa" w:w="86"/>
+            </w:tcMar>
+          </w:tcPr>
+          <w:p>
+            <w:pPr>
+              <w:spacing w:after="40" w:before="40"/>
+            </w:pPr>
+            <w:r>
+              <w:rPr>
+                <w:rFonts w:ascii="Hiragino Sans W3" w:cs="Hiragino Sans W3" w:eastAsia="Hiragino Sans W3" w:hAnsi="Hiragino Sans W3"/>
+                <w:b w:val="false"/>
+                <w:bCs w:val="false"/>
+                <w:i w:val="false"/>
+                <w:iCs w:val="false"/>
+                <w:sz w:val="22"/>
+                <w:szCs w:val="22"/>
+              </w:rPr>
+              <w:t xml:space="preserve">5.67</w:t>
+            </w:r>
+          </w:p>
+        </w:tc>
+        <w:tc>
+          <w:tcPr>
+            <w:tcW w:type="dxa" w:w="1289"/>
+            <w:tcBorders>
+              <w:top w:val="single" w:color="999999" w:sz="1"/>
+              <w:left w:val="single" w:color="999999" w:sz="1"/>
+              <w:bottom w:val="single" w:color="999999" w:sz="1"/>
+              <w:right w:val="single" w:color="999999" w:sz="1"/>
+            </w:tcBorders>
+            <w:tcMar>
+              <w:top w:type="dxa" w:w="57"/>
+              <w:left w:type="dxa" w:w="86"/>
+              <w:bottom w:type="dxa" w:w="57"/>
+              <w:right w:type="dxa" w:w="86"/>
+            </w:tcMar>
+          </w:tcPr>
+          <w:p>
+            <w:pPr>
+              <w:spacing w:after="40" w:before="40"/>
+            </w:pPr>
+            <w:r>
+              <w:rPr>
+                <w:rFonts w:ascii="Hiragino Sans W3" w:cs="Hiragino Sans W3" w:eastAsia="Hiragino Sans W3" w:hAnsi="Hiragino Sans W3"/>
+                <w:b w:val="false"/>
+                <w:bCs w:val="false"/>
+                <w:i w:val="false"/>
+                <w:iCs w:val="false"/>
+                <w:sz w:val="22"/>
+                <w:szCs w:val="22"/>
+              </w:rPr>
+              <w:t xml:space="preserve">15.4日</w:t>
+            </w:r>
+          </w:p>
+        </w:tc>
+        <w:tc>
+          <w:tcPr>
+            <w:tcW w:type="dxa" w:w="1289"/>
+            <w:tcBorders>
+              <w:top w:val="single" w:color="999999" w:sz="1"/>
+              <w:left w:val="single" w:color="999999" w:sz="1"/>
+              <w:bottom w:val="single" w:color="999999" w:sz="1"/>
+              <w:right w:val="single" w:color="999999" w:sz="1"/>
+            </w:tcBorders>
+            <w:tcMar>
+              <w:top w:type="dxa" w:w="57"/>
+              <w:left w:type="dxa" w:w="86"/>
+              <w:bottom w:type="dxa" w:w="57"/>
+              <w:right w:type="dxa" w:w="86"/>
+            </w:tcMar>
+          </w:tcPr>
+          <w:p>
+            <w:pPr>
+              <w:spacing w:after="40" w:before="40"/>
+            </w:pPr>
+            <w:r>
+              <w:rPr>
+                <w:rFonts w:ascii="Hiragino Sans W3" w:cs="Hiragino Sans W3" w:eastAsia="Hiragino Sans W3" w:hAnsi="Hiragino Sans W3"/>
+                <w:b w:val="false"/>
+                <w:bCs w:val="false"/>
+                <w:i w:val="false"/>
+                <w:iCs w:val="false"/>
+                <w:sz w:val="22"/>
+                <w:szCs w:val="22"/>
+              </w:rPr>
+              <w:t xml:space="preserve">28.3 (32.6%)</w:t>
+            </w:r>
+          </w:p>
+        </w:tc>
+        <w:tc>
+          <w:tcPr>
+            <w:tcW w:type="dxa" w:w="1289"/>
+            <w:tcBorders>
+              <w:top w:val="single" w:color="999999" w:sz="1"/>
+              <w:left w:val="single" w:color="999999" w:sz="1"/>
+              <w:bottom w:val="single" w:color="999999" w:sz="1"/>
+              <w:right w:val="single" w:color="999999" w:sz="1"/>
+            </w:tcBorders>
+            <w:tcMar>
+              <w:top w:type="dxa" w:w="57"/>
+              <w:left w:type="dxa" w:w="86"/>
+              <w:bottom w:type="dxa" w:w="57"/>
+              <w:right w:type="dxa" w:w="86"/>
+            </w:tcMar>
+          </w:tcPr>
+          <w:p>
+            <w:pPr>
+              <w:spacing w:after="40" w:before="40"/>
+            </w:pPr>
+            <w:r>
+              <w:rPr>
+                <w:rFonts w:ascii="Hiragino Sans W3" w:cs="Hiragino Sans W3" w:eastAsia="Hiragino Sans W3" w:hAnsi="Hiragino Sans W3"/>
+                <w:b w:val="false"/>
+                <w:bCs w:val="false"/>
+                <w:i w:val="false"/>
+                <w:iCs w:val="false"/>
+                <w:sz w:val="22"/>
+                <w:szCs w:val="22"/>
+              </w:rPr>
+              <w:t xml:space="preserve">51.0 (58.6%)</w:t>
+            </w:r>
+          </w:p>
+        </w:tc>
+        <w:tc>
+          <w:tcPr>
+            <w:tcW w:type="dxa" w:w="1289"/>
+            <w:tcBorders>
+              <w:top w:val="single" w:color="999999" w:sz="1"/>
+              <w:left w:val="single" w:color="999999" w:sz="1"/>
+              <w:bottom w:val="single" w:color="999999" w:sz="1"/>
+              <w:right w:val="single" w:color="999999" w:sz="1"/>
+            </w:tcBorders>
+            <w:tcMar>
+              <w:top w:type="dxa" w:w="57"/>
+              <w:left w:type="dxa" w:w="86"/>
+              <w:bottom w:type="dxa" w:w="57"/>
+              <w:right w:type="dxa" w:w="86"/>
+            </w:tcMar>
+          </w:tcPr>
+          <w:p>
+            <w:pPr>
+              <w:spacing w:after="40" w:before="40"/>
+            </w:pPr>
+            <w:r>
+              <w:rPr>
+                <w:rFonts w:ascii="Hiragino Sans W3" w:cs="Hiragino Sans W3" w:eastAsia="Hiragino Sans W3" w:hAnsi="Hiragino Sans W3"/>
+                <w:b w:val="false"/>
+                <w:bCs w:val="false"/>
+                <w:i w:val="false"/>
+                <w:iCs w:val="false"/>
+                <w:sz w:val="22"/>
+                <w:szCs w:val="22"/>
+              </w:rPr>
+              <w:t xml:space="preserve">7.7 (8.8%)</w:t>
+            </w:r>
+          </w:p>
+        </w:tc>
+        <w:tc>
+          <w:tcPr>
+            <w:tcW w:type="dxa" w:w="1289"/>
+            <w:tcBorders>
+              <w:top w:val="single" w:color="999999" w:sz="1"/>
+              <w:left w:val="single" w:color="999999" w:sz="1"/>
+              <w:bottom w:val="single" w:color="999999" w:sz="1"/>
+              <w:right w:val="single" w:color="999999" w:sz="1"/>
+            </w:tcBorders>
+            <w:tcMar>
+              <w:top w:type="dxa" w:w="57"/>
+              <w:left w:type="dxa" w:w="86"/>
+              <w:bottom w:type="dxa" w:w="57"/>
+              <w:right w:type="dxa" w:w="86"/>
+            </w:tcMar>
+          </w:tcPr>
+          <w:p>
+            <w:pPr>
+              <w:spacing w:after="40" w:before="40"/>
+            </w:pPr>
+            <w:r>
+              <w:rPr>
+                <w:rFonts w:ascii="Hiragino Sans W3" w:cs="Hiragino Sans W3" w:eastAsia="Hiragino Sans W3" w:hAnsi="Hiragino Sans W3"/>
+                <w:b w:val="false"/>
+                <w:bCs w:val="false"/>
+                <w:i w:val="false"/>
+                <w:iCs w:val="false"/>
+                <w:sz w:val="22"/>
+                <w:szCs w:val="22"/>
+              </w:rPr>
+              <w:t xml:space="preserve">✅</w:t>
+            </w:r>
+          </w:p>
+        </w:tc>
+      </w:tr>
+      <w:tr>
+        <w:tc>
+          <w:tcPr>
+            <w:tcW w:type="dxa" w:w="1289"/>
+            <w:tcBorders>
+              <w:top w:val="single" w:color="999999" w:sz="1"/>
+              <w:left w:val="single" w:color="999999" w:sz="1"/>
+              <w:bottom w:val="single" w:color="999999" w:sz="1"/>
+              <w:right w:val="single" w:color="999999" w:sz="1"/>
+            </w:tcBorders>
+            <w:tcMar>
+              <w:top w:type="dxa" w:w="57"/>
+              <w:left w:type="dxa" w:w="86"/>
+              <w:bottom w:type="dxa" w:w="57"/>
+              <w:right w:type="dxa" w:w="86"/>
+            </w:tcMar>
+          </w:tcPr>
+          <w:p>
+            <w:pPr>
+              <w:spacing w:after="40" w:before="40"/>
+            </w:pPr>
+            <w:r>
+              <w:rPr>
+                <w:rFonts w:ascii="Hiragino Sans W3" w:cs="Hiragino Sans W3" w:eastAsia="Hiragino Sans W3" w:hAnsi="Hiragino Sans W3"/>
+                <w:b w:val="false"/>
+                <w:bCs w:val="false"/>
+                <w:i w:val="false"/>
+                <w:iCs w:val="false"/>
+                <w:sz w:val="22"/>
+                <w:szCs w:val="22"/>
+              </w:rPr>
+              <w:t xml:space="preserve">180人</w:t>
+            </w:r>
+          </w:p>
+        </w:tc>
+        <w:tc>
+          <w:tcPr>
+            <w:tcW w:type="dxa" w:w="1289"/>
+            <w:tcBorders>
+              <w:top w:val="single" w:color="999999" w:sz="1"/>
+              <w:left w:val="single" w:color="999999" w:sz="1"/>
+              <w:bottom w:val="single" w:color="999999" w:sz="1"/>
+              <w:right w:val="single" w:color="999999" w:sz="1"/>
+            </w:tcBorders>
+            <w:tcMar>
+              <w:top w:type="dxa" w:w="57"/>
+              <w:left w:type="dxa" w:w="86"/>
+              <w:bottom w:type="dxa" w:w="57"/>
+              <w:right w:type="dxa" w:w="86"/>
+            </w:tcMar>
+          </w:tcPr>
+          <w:p>
+            <w:pPr>
+              <w:spacing w:after="40" w:before="40"/>
+            </w:pPr>
+            <w:r>
+              <w:rPr>
+                <w:rFonts w:ascii="Hiragino Sans W3" w:cs="Hiragino Sans W3" w:eastAsia="Hiragino Sans W3" w:hAnsi="Hiragino Sans W3"/>
+                <w:b w:val="false"/>
+                <w:bCs w:val="false"/>
+                <w:i w:val="false"/>
+                <w:iCs w:val="false"/>
+                <w:sz w:val="22"/>
+                <w:szCs w:val="22"/>
+              </w:rPr>
+              <w:t xml:space="preserve">6.00</w:t>
+            </w:r>
+          </w:p>
+        </w:tc>
+        <w:tc>
+          <w:tcPr>
+            <w:tcW w:type="dxa" w:w="1289"/>
+            <w:tcBorders>
+              <w:top w:val="single" w:color="999999" w:sz="1"/>
+              <w:left w:val="single" w:color="999999" w:sz="1"/>
+              <w:bottom w:val="single" w:color="999999" w:sz="1"/>
+              <w:right w:val="single" w:color="999999" w:sz="1"/>
+            </w:tcBorders>
+            <w:tcMar>
+              <w:top w:type="dxa" w:w="57"/>
+              <w:left w:type="dxa" w:w="86"/>
+              <w:bottom w:type="dxa" w:w="57"/>
+              <w:right w:type="dxa" w:w="86"/>
+            </w:tcMar>
+          </w:tcPr>
+          <w:p>
+            <w:pPr>
+              <w:spacing w:after="40" w:before="40"/>
+            </w:pPr>
+            <w:r>
+              <w:rPr>
+                <w:rFonts w:ascii="Hiragino Sans W3" w:cs="Hiragino Sans W3" w:eastAsia="Hiragino Sans W3" w:hAnsi="Hiragino Sans W3"/>
+                <w:b w:val="false"/>
+                <w:bCs w:val="false"/>
+                <w:i w:val="false"/>
+                <w:iCs w:val="false"/>
+                <w:sz w:val="22"/>
+                <w:szCs w:val="22"/>
+              </w:rPr>
+              <w:t xml:space="preserve">14.5日</w:t>
+            </w:r>
+          </w:p>
+        </w:tc>
+        <w:tc>
+          <w:tcPr>
+            <w:tcW w:type="dxa" w:w="1289"/>
+            <w:tcBorders>
+              <w:top w:val="single" w:color="999999" w:sz="1"/>
+              <w:left w:val="single" w:color="999999" w:sz="1"/>
+              <w:bottom w:val="single" w:color="999999" w:sz="1"/>
+              <w:right w:val="single" w:color="999999" w:sz="1"/>
+            </w:tcBorders>
+            <w:tcMar>
+              <w:top w:type="dxa" w:w="57"/>
+              <w:left w:type="dxa" w:w="86"/>
+              <w:bottom w:type="dxa" w:w="57"/>
+              <w:right w:type="dxa" w:w="86"/>
+            </w:tcMar>
+          </w:tcPr>
+          <w:p>
+            <w:pPr>
+              <w:spacing w:after="40" w:before="40"/>
+            </w:pPr>
+            <w:r>
+              <w:rPr>
+                <w:rFonts w:ascii="Hiragino Sans W3" w:cs="Hiragino Sans W3" w:eastAsia="Hiragino Sans W3" w:hAnsi="Hiragino Sans W3"/>
+                <w:b w:val="false"/>
+                <w:bCs w:val="false"/>
+                <w:i w:val="false"/>
+                <w:iCs w:val="false"/>
+                <w:sz w:val="22"/>
+                <w:szCs w:val="22"/>
+              </w:rPr>
+              <w:t xml:space="preserve">30.0 (34.5%)</w:t>
+            </w:r>
+          </w:p>
+        </w:tc>
+        <w:tc>
+          <w:tcPr>
+            <w:tcW w:type="dxa" w:w="1289"/>
+            <w:tcBorders>
+              <w:top w:val="single" w:color="999999" w:sz="1"/>
+              <w:left w:val="single" w:color="999999" w:sz="1"/>
+              <w:bottom w:val="single" w:color="999999" w:sz="1"/>
+              <w:right w:val="single" w:color="999999" w:sz="1"/>
+            </w:tcBorders>
+            <w:tcMar>
+              <w:top w:type="dxa" w:w="57"/>
+              <w:left w:type="dxa" w:w="86"/>
+              <w:bottom w:type="dxa" w:w="57"/>
+              <w:right w:type="dxa" w:w="86"/>
+            </w:tcMar>
+          </w:tcPr>
+          <w:p>
+            <w:pPr>
+              <w:spacing w:after="40" w:before="40"/>
+            </w:pPr>
+            <w:r>
+              <w:rPr>
+                <w:rFonts w:ascii="Hiragino Sans W3" w:cs="Hiragino Sans W3" w:eastAsia="Hiragino Sans W3" w:hAnsi="Hiragino Sans W3"/>
+                <w:b w:val="false"/>
+                <w:bCs w:val="false"/>
+                <w:i w:val="false"/>
+                <w:iCs w:val="false"/>
+                <w:sz w:val="22"/>
+                <w:szCs w:val="22"/>
+              </w:rPr>
+              <w:t xml:space="preserve">54.0 (62.1%)</w:t>
+            </w:r>
+          </w:p>
+        </w:tc>
+        <w:tc>
+          <w:tcPr>
+            <w:tcW w:type="dxa" w:w="1289"/>
+            <w:tcBorders>
+              <w:top w:val="single" w:color="999999" w:sz="1"/>
+              <w:left w:val="single" w:color="999999" w:sz="1"/>
+              <w:bottom w:val="single" w:color="999999" w:sz="1"/>
+              <w:right w:val="single" w:color="999999" w:sz="1"/>
+            </w:tcBorders>
+            <w:tcMar>
+              <w:top w:type="dxa" w:w="57"/>
+              <w:left w:type="dxa" w:w="86"/>
+              <w:bottom w:type="dxa" w:w="57"/>
+              <w:right w:type="dxa" w:w="86"/>
+            </w:tcMar>
+          </w:tcPr>
+          <w:p>
+            <w:pPr>
+              <w:spacing w:after="40" w:before="40"/>
+            </w:pPr>
+            <w:r>
+              <w:rPr>
+                <w:rFonts w:ascii="Hiragino Sans W3" w:cs="Hiragino Sans W3" w:eastAsia="Hiragino Sans W3" w:hAnsi="Hiragino Sans W3"/>
+                <w:b w:val="false"/>
+                <w:bCs w:val="false"/>
+                <w:i w:val="false"/>
+                <w:iCs w:val="false"/>
+                <w:sz w:val="22"/>
+                <w:szCs w:val="22"/>
+              </w:rPr>
+              <w:t xml:space="preserve">3.0 (3.4%)</w:t>
+            </w:r>
+          </w:p>
+        </w:tc>
+        <w:tc>
+          <w:tcPr>
+            <w:tcW w:type="dxa" w:w="1289"/>
+            <w:tcBorders>
+              <w:top w:val="single" w:color="999999" w:sz="1"/>
+              <w:left w:val="single" w:color="999999" w:sz="1"/>
+              <w:bottom w:val="single" w:color="999999" w:sz="1"/>
+              <w:right w:val="single" w:color="999999" w:sz="1"/>
+            </w:tcBorders>
+            <w:tcMar>
+              <w:top w:type="dxa" w:w="57"/>
+              <w:left w:type="dxa" w:w="86"/>
+              <w:bottom w:type="dxa" w:w="57"/>
+              <w:right w:type="dxa" w:w="86"/>
+            </w:tcMar>
+          </w:tcPr>
+          <w:p>
+            <w:pPr>
+              <w:spacing w:after="40" w:before="40"/>
+            </w:pPr>
+            <w:r>
+              <w:rPr>
+                <w:rFonts w:ascii="Hiragino Sans W3" w:cs="Hiragino Sans W3" w:eastAsia="Hiragino Sans W3" w:hAnsi="Hiragino Sans W3"/>
+                <w:b w:val="false"/>
+                <w:bCs w:val="false"/>
+                <w:i w:val="false"/>
+                <w:iCs w:val="false"/>
+                <w:sz w:val="22"/>
+                <w:szCs w:val="22"/>
+              </w:rPr>
+              <w:t xml:space="preserve">✅</w:t>
+            </w:r>
+          </w:p>
+        </w:tc>
+      </w:tr>
+    </w:tbl>
+    <w:p>
+      <w:pPr>
+        <w:spacing w:after="80" w:before="80"/>
+      </w:pPr>
+    </w:p>
+    <w:p>
+      <w:pPr>
+        <w:pStyle w:val="Heading4"/>
+        <w:spacing w:after="120" w:before="240"/>
+      </w:pPr>
+      <w:r>
+        <w:rPr>
+          <w:rFonts w:ascii="Hiragino Sans W6" w:cs="Hiragino Sans W6" w:eastAsia="Hiragino Sans W6" w:hAnsi="Hiragino Sans W6"/>
+          <w:b/>
+          <w:bCs/>
+          <w:i w:val="false"/>
+          <w:iCs w:val="false"/>
+          <w:sz w:val="22"/>
+          <w:szCs w:val="22"/>
+        </w:rPr>
+        <w:t xml:space="preserve">注意点</w:t>
+      </w:r>
+    </w:p>
+    <w:p>
+      <w:pPr>
+        <w:pStyle w:val="ListParagraph"/>
+        <w:numPr>
+          <w:ilvl w:val="0"/>
+          <w:numId w:val="3"/>
+        </w:numPr>
+        <w:spacing w:after="40" w:before="40"/>
+      </w:pPr>
+      <w:r>
+        <w:rPr>
+          <w:rFonts w:ascii="Hiragino Sans W3" w:cs="Hiragino Sans W3" w:eastAsia="Hiragino Sans W3" w:hAnsi="Hiragino Sans W3"/>
+          <w:b w:val="false"/>
+          <w:bCs w:val="false"/>
+          <w:i w:val="false"/>
+          <w:iCs w:val="false"/>
+          <w:sz w:val="22"/>
+          <w:szCs w:val="22"/>
+        </w:rPr>
+        <w:t xml:space="preserve">試算は理論値であり、実際には個別の患者状況により変動する</w:t>
+      </w:r>
+    </w:p>
+    <w:p>
+      <w:pPr>
+        <w:pStyle w:val="ListParagraph"/>
+        <w:numPr>
+          <w:ilvl w:val="0"/>
+          <w:numId w:val="3"/>
+        </w:numPr>
+        <w:spacing w:after="40" w:before="40"/>
+      </w:pPr>
+      <w:r>
+        <w:rPr>
+          <w:rFonts w:ascii="Hiragino Sans W3" w:cs="Hiragino Sans W3" w:eastAsia="Hiragino Sans W3" w:hAnsi="Hiragino Sans W3"/>
+          <w:b w:val="false"/>
+          <w:bCs w:val="false"/>
+          <w:i w:val="false"/>
+          <w:iCs w:val="false"/>
+          <w:sz w:val="22"/>
+          <w:szCs w:val="22"/>
+        </w:rPr>
+        <w:t xml:space="preserve">月間入院数の上限180人は、94床+月150件水準の病院で現実的に達成可能な範囲を考慮</w:t>
+      </w:r>
+    </w:p>
+    <w:p>
+      <w:pPr>
+        <w:pStyle w:val="ListParagraph"/>
+        <w:numPr>
+          <w:ilvl w:val="0"/>
+          <w:numId w:val="3"/>
+        </w:numPr>
+        <w:spacing w:after="40" w:before="40"/>
+      </w:pPr>
+      <w:r>
+        <w:rPr>
+          <w:rFonts w:ascii="Hiragino Sans W3" w:cs="Hiragino Sans W3" w:eastAsia="Hiragino Sans W3" w:hAnsi="Hiragino Sans W3"/>
+          <w:b w:val="false"/>
+          <w:bCs w:val="false"/>
+          <w:i w:val="false"/>
+          <w:iCs w:val="false"/>
+          <w:sz w:val="22"/>
+          <w:szCs w:val="22"/>
+        </w:rPr>
+        <w:t xml:space="preserve">「実現可能か」は施設基準・人員配置・患者層の制約を別途確認すること</w:t>
       </w:r>
     </w:p>
     <w:p>

--- a/docs/admin/BedControl_Manual_v3.docx
+++ b/docs/admin/BedControl_Manual_v3.docx
@@ -42922,6 +42922,198 @@
           <w:sz w:val="24"/>
           <w:szCs w:val="24"/>
         </w:rPr>
+        <w:t xml:space="preserve">⚠️ 最重要前提: 施設基準は「各病棟ごと」に判定</w:t>
+      </w:r>
+    </w:p>
+    <w:p>
+      <w:pPr>
+        <w:spacing w:after="80" w:before="80"/>
+      </w:pPr>
+      <w:r>
+        <w:rPr>
+          <w:rFonts w:ascii="Hiragino Sans W3" w:cs="Hiragino Sans W3" w:eastAsia="Hiragino Sans W3" w:hAnsi="Hiragino Sans W3"/>
+          <w:b w:val="false"/>
+          <w:bCs w:val="false"/>
+          <w:i w:val="false"/>
+          <w:iCs w:val="false"/>
+          <w:sz w:val="22"/>
+          <w:szCs w:val="22"/>
+        </w:rPr>
+        <w:t xml:space="preserve">地域包括医療病棟入院料1の平均在院日数基準は、</w:t>
+      </w:r>
+      <w:r>
+        <w:rPr>
+          <w:rFonts w:ascii="Hiragino Sans W3" w:cs="Hiragino Sans W3" w:eastAsia="Hiragino Sans W3" w:hAnsi="Hiragino Sans W3"/>
+          <w:b/>
+          <w:bCs/>
+          <w:i w:val="false"/>
+          <w:iCs w:val="false"/>
+          <w:sz w:val="22"/>
+          <w:szCs w:val="22"/>
+        </w:rPr>
+        <w:t xml:space="preserve">病院全体ではなく各病棟それぞれ</w:t>
+      </w:r>
+      <w:r>
+        <w:rPr>
+          <w:rFonts w:ascii="Hiragino Sans W3" w:cs="Hiragino Sans W3" w:eastAsia="Hiragino Sans W3" w:hAnsi="Hiragino Sans W3"/>
+          <w:b w:val="false"/>
+          <w:bCs w:val="false"/>
+          <w:i w:val="false"/>
+          <w:iCs w:val="false"/>
+          <w:sz w:val="22"/>
+          <w:szCs w:val="22"/>
+        </w:rPr>
+        <w:t xml:space="preserve">（5F・6Fなど、地域包括医療病棟として届出している各病棟）が満たす必要があります。</w:t>
+      </w:r>
+    </w:p>
+    <w:p>
+      <w:pPr>
+        <w:pStyle w:val="ListParagraph"/>
+        <w:numPr>
+          <w:ilvl w:val="0"/>
+          <w:numId w:val="3"/>
+        </w:numPr>
+        <w:spacing w:after="40" w:before="40"/>
+      </w:pPr>
+      <w:r>
+        <w:rPr>
+          <w:rFonts w:ascii="Hiragino Sans W3" w:cs="Hiragino Sans W3" w:eastAsia="Hiragino Sans W3" w:hAnsi="Hiragino Sans W3"/>
+          <w:b w:val="false"/>
+          <w:bCs w:val="false"/>
+          <w:i w:val="false"/>
+          <w:iCs w:val="false"/>
+          <w:sz w:val="22"/>
+          <w:szCs w:val="22"/>
+        </w:rPr>
+        <w:t xml:space="preserve">❌ </w:t>
+      </w:r>
+      <w:r>
+        <w:rPr>
+          <w:rFonts w:ascii="Hiragino Sans W3" w:cs="Hiragino Sans W3" w:eastAsia="Hiragino Sans W3" w:hAnsi="Hiragino Sans W3"/>
+          <w:b/>
+          <w:bCs/>
+          <w:i w:val="false"/>
+          <w:iCs w:val="false"/>
+          <w:sz w:val="22"/>
+          <w:szCs w:val="22"/>
+        </w:rPr>
+        <w:t xml:space="preserve">間違い</w:t>
+      </w:r>
+      <w:r>
+        <w:rPr>
+          <w:rFonts w:ascii="Hiragino Sans W3" w:cs="Hiragino Sans W3" w:eastAsia="Hiragino Sans W3" w:hAnsi="Hiragino Sans W3"/>
+          <w:b w:val="false"/>
+          <w:bCs w:val="false"/>
+          <w:i w:val="false"/>
+          <w:iCs w:val="false"/>
+          <w:sz w:val="22"/>
+          <w:szCs w:val="22"/>
+        </w:rPr>
+        <w:t xml:space="preserve">: 「病院全体（94床）で平均在院日数20日以内ならOK」</w:t>
+      </w:r>
+    </w:p>
+    <w:p>
+      <w:pPr>
+        <w:pStyle w:val="ListParagraph"/>
+        <w:numPr>
+          <w:ilvl w:val="0"/>
+          <w:numId w:val="3"/>
+        </w:numPr>
+        <w:spacing w:after="40" w:before="40"/>
+      </w:pPr>
+      <w:r>
+        <w:rPr>
+          <w:rFonts w:ascii="Hiragino Sans W3" w:cs="Hiragino Sans W3" w:eastAsia="Hiragino Sans W3" w:hAnsi="Hiragino Sans W3"/>
+          <w:b w:val="false"/>
+          <w:bCs w:val="false"/>
+          <w:i w:val="false"/>
+          <w:iCs w:val="false"/>
+          <w:sz w:val="22"/>
+          <w:szCs w:val="22"/>
+        </w:rPr>
+        <w:t xml:space="preserve">✅ </w:t>
+      </w:r>
+      <w:r>
+        <w:rPr>
+          <w:rFonts w:ascii="Hiragino Sans W3" w:cs="Hiragino Sans W3" w:eastAsia="Hiragino Sans W3" w:hAnsi="Hiragino Sans W3"/>
+          <w:b/>
+          <w:bCs/>
+          <w:i w:val="false"/>
+          <w:iCs w:val="false"/>
+          <w:sz w:val="22"/>
+          <w:szCs w:val="22"/>
+        </w:rPr>
+        <w:t xml:space="preserve">正しい</w:t>
+      </w:r>
+      <w:r>
+        <w:rPr>
+          <w:rFonts w:ascii="Hiragino Sans W3" w:cs="Hiragino Sans W3" w:eastAsia="Hiragino Sans W3" w:hAnsi="Hiragino Sans W3"/>
+          <w:b w:val="false"/>
+          <w:bCs w:val="false"/>
+          <w:i w:val="false"/>
+          <w:iCs w:val="false"/>
+          <w:sz w:val="22"/>
+          <w:szCs w:val="22"/>
+        </w:rPr>
+        <w:t xml:space="preserve">: 「5F（47床）も6F（47床）も、それぞれ20日以内である必要がある」</w:t>
+      </w:r>
+    </w:p>
+    <w:p>
+      <w:pPr>
+        <w:spacing w:after="80" w:before="80"/>
+      </w:pPr>
+      <w:r>
+        <w:rPr>
+          <w:rFonts w:ascii="Hiragino Sans W3" w:cs="Hiragino Sans W3" w:eastAsia="Hiragino Sans W3" w:hAnsi="Hiragino Sans W3"/>
+          <w:b w:val="false"/>
+          <w:bCs w:val="false"/>
+          <w:i w:val="false"/>
+          <w:iCs w:val="false"/>
+          <w:sz w:val="22"/>
+          <w:szCs w:val="22"/>
+        </w:rPr>
+        <w:t xml:space="preserve">したがって、本アプリは 5F・6F を</w:t>
+      </w:r>
+      <w:r>
+        <w:rPr>
+          <w:rFonts w:ascii="Hiragino Sans W3" w:cs="Hiragino Sans W3" w:eastAsia="Hiragino Sans W3" w:hAnsi="Hiragino Sans W3"/>
+          <w:b/>
+          <w:bCs/>
+          <w:i w:val="false"/>
+          <w:iCs w:val="false"/>
+          <w:sz w:val="22"/>
+          <w:szCs w:val="22"/>
+        </w:rPr>
+        <w:t xml:space="preserve">個別に計算・判定</w:t>
+      </w:r>
+      <w:r>
+        <w:rPr>
+          <w:rFonts w:ascii="Hiragino Sans W3" w:cs="Hiragino Sans W3" w:eastAsia="Hiragino Sans W3" w:hAnsi="Hiragino Sans W3"/>
+          <w:b w:val="false"/>
+          <w:bCs w:val="false"/>
+          <w:i w:val="false"/>
+          <w:iCs w:val="false"/>
+          <w:sz w:val="22"/>
+          <w:szCs w:val="22"/>
+        </w:rPr>
+        <w:t xml:space="preserve">し、両方とも基準内でなければ施設基準を満たさないと判断します。片方だけ超過していても、その病棟は基準未達となります。</w:t>
+      </w:r>
+    </w:p>
+    <w:p>
+      <w:pPr>
+        <w:pStyle w:val="Heading3"/>
+        <w:spacing w:after="120" w:before="240"/>
+      </w:pPr>
+      <w:r>
+        <w:rPr>
+          <w:rFonts w:ascii="Hiragino Sans W6" w:cs="Hiragino Sans W6" w:eastAsia="Hiragino Sans W6" w:hAnsi="Hiragino Sans W6"/>
+          <w:b w:val="false"/>
+          <w:bCs w:val="false"/>
+          <w:i w:val="false"/>
+          <w:iCs w:val="false"/>
+          <w:sz w:val="24"/>
+          <w:szCs w:val="24"/>
+        </w:rPr>
         <w:t xml:space="preserve">14-1. なぜ3ヶ月rollingが必要か</w:t>
       </w:r>
     </w:p>
@@ -43063,7 +43255,7 @@
           <w:sz w:val="24"/>
           <w:szCs w:val="24"/>
         </w:rPr>
-        <w:t xml:space="preserve">14-3. 表示場所</w:t>
+        <w:t xml:space="preserve">14-3. 表示場所（各病棟ごとに並列表示）</w:t>
       </w:r>
     </w:p>
     <w:tbl>
@@ -43234,7 +43426,7 @@
                 <w:sz w:val="22"/>
                 <w:szCs w:val="22"/>
               </w:rPr>
-              <w:t xml:space="preserve">「📏 平均在院日数（過去3ヶ月rolling）: ✅ 19.2日 / 上限21日 — 基準内」を常時表示</w:t>
+              <w:t xml:space="preserve">5F・6Fを並列表示: 例「5F: ✅ 18.5日 / 6F: ⚠️ 21.2日（+0.2日超過）」</w:t>
             </w:r>
           </w:p>
         </w:tc>
@@ -43304,7 +43496,7 @@
                 <w:sz w:val="22"/>
                 <w:szCs w:val="22"/>
               </w:rPr>
-              <w:t xml:space="preserve">今月集計値と rolling 値を併記。施設基準アラートは rolling 値で判定</w:t>
+              <w:t xml:space="preserve">各病棟ごとのrolling値を個別判定。いずれかが超過するとアラート表示</w:t>
             </w:r>
           </w:p>
         </w:tc>
@@ -43374,7 +43566,7 @@
                 <w:sz w:val="22"/>
                 <w:szCs w:val="22"/>
               </w:rPr>
-              <w:t xml:space="preserve">「3M平均在院:19.2日/21日✅」の短縮形式で、全体サマリーに自動挿入</w:t>
+              <w:t xml:space="preserve">「3M平均在院(基準21日): 5F:18.5日✅ / 6F:19.2日✅」の形式で自動挿入</w:t>
             </w:r>
           </w:p>
         </w:tc>

--- a/docs/admin/BedControl_Manual_v3.docx
+++ b/docs/admin/BedControl_Manual_v3.docx
@@ -43497,6 +43497,88 @@
                 <w:szCs w:val="22"/>
               </w:rPr>
               <w:t xml:space="preserve">各病棟ごとのrolling値を個別判定。いずれかが超過するとアラート表示</w:t>
+            </w:r>
+          </w:p>
+        </w:tc>
+      </w:tr>
+      <w:tr>
+        <w:tc>
+          <w:tcPr>
+            <w:tcW w:type="dxa" w:w="4513"/>
+            <w:tcBorders>
+              <w:top w:val="single" w:color="999999" w:sz="1"/>
+              <w:left w:val="single" w:color="999999" w:sz="1"/>
+              <w:bottom w:val="single" w:color="999999" w:sz="1"/>
+              <w:right w:val="single" w:color="999999" w:sz="1"/>
+            </w:tcBorders>
+            <w:tcMar>
+              <w:top w:type="dxa" w:w="57"/>
+              <w:left w:type="dxa" w:w="86"/>
+              <w:bottom w:type="dxa" w:w="57"/>
+              <w:right w:type="dxa" w:w="86"/>
+            </w:tcMar>
+          </w:tcPr>
+          <w:p>
+            <w:pPr>
+              <w:spacing w:after="40" w:before="40"/>
+            </w:pPr>
+            <w:r>
+              <w:rPr>
+                <w:rFonts w:ascii="Hiragino Sans W3" w:cs="Hiragino Sans W3" w:eastAsia="Hiragino Sans W3" w:hAnsi="Hiragino Sans W3"/>
+                <w:b/>
+                <w:bCs/>
+                <w:i w:val="false"/>
+                <w:iCs w:val="false"/>
+                <w:sz w:val="22"/>
+                <w:szCs w:val="22"/>
+              </w:rPr>
+              <w:t xml:space="preserve">クリア計画</w:t>
+            </w:r>
+            <w:r>
+              <w:rPr>
+                <w:rFonts w:ascii="Hiragino Sans W3" w:cs="Hiragino Sans W3" w:eastAsia="Hiragino Sans W3" w:hAnsi="Hiragino Sans W3"/>
+                <w:b w:val="false"/>
+                <w:bCs w:val="false"/>
+                <w:i w:val="false"/>
+                <w:iCs w:val="false"/>
+                <w:sz w:val="22"/>
+                <w:szCs w:val="22"/>
+              </w:rPr>
+              <w:t xml:space="preserve">（意思決定ダッシュボードタブ末尾）</w:t>
+            </w:r>
+          </w:p>
+        </w:tc>
+        <w:tc>
+          <w:tcPr>
+            <w:tcW w:type="dxa" w:w="4513"/>
+            <w:tcBorders>
+              <w:top w:val="single" w:color="999999" w:sz="1"/>
+              <w:left w:val="single" w:color="999999" w:sz="1"/>
+              <w:bottom w:val="single" w:color="999999" w:sz="1"/>
+              <w:right w:val="single" w:color="999999" w:sz="1"/>
+            </w:tcBorders>
+            <w:tcMar>
+              <w:top w:type="dxa" w:w="57"/>
+              <w:left w:type="dxa" w:w="86"/>
+              <w:bottom w:type="dxa" w:w="57"/>
+              <w:right w:type="dxa" w:w="86"/>
+            </w:tcMar>
+          </w:tcPr>
+          <w:p>
+            <w:pPr>
+              <w:spacing w:after="40" w:before="40"/>
+            </w:pPr>
+            <w:r>
+              <w:rPr>
+                <w:rFonts w:ascii="Hiragino Sans W3" w:cs="Hiragino Sans W3" w:eastAsia="Hiragino Sans W3" w:hAnsi="Hiragino Sans W3"/>
+                <w:b w:val="false"/>
+                <w:bCs w:val="false"/>
+                <w:i w:val="false"/>
+                <w:iCs w:val="false"/>
+                <w:sz w:val="22"/>
+                <w:szCs w:val="22"/>
+              </w:rPr>
+              <w:t xml:space="preserve">「全体」モードでも各病棟ごとに個別判定。超過病棟ごとにクリア計画を表示（5Fと6Fが両方超過なら2つ表示）</w:t>
             </w:r>
           </w:p>
         </w:tc>

--- a/docs/admin/BedControl_Manual_v3.docx
+++ b/docs/admin/BedControl_Manual_v3.docx
@@ -7083,6 +7083,1251 @@
           <w:szCs w:val="22"/>
         </w:rPr>
         <w:t xml:space="preserve">「🔎 この理論値はどう計算しているか」のボタンを展開すると、その時点の設定に基づく計算ステップを4段階で見られます。</w:t>
+      </w:r>
+    </w:p>
+    <w:p>
+      <w:pPr>
+        <w:pStyle w:val="Heading4"/>
+        <w:spacing w:after="120" w:before="240"/>
+      </w:pPr>
+      <w:r>
+        <w:rPr>
+          <w:rFonts w:ascii="Hiragino Sans W6" w:cs="Hiragino Sans W6" w:eastAsia="Hiragino Sans W6" w:hAnsi="Hiragino Sans W6"/>
+          <w:b/>
+          <w:bCs/>
+          <w:i w:val="false"/>
+          <w:iCs w:val="false"/>
+          <w:sz w:val="22"/>
+          <w:szCs w:val="22"/>
+        </w:rPr>
+        <w:t xml:space="preserve">病棟別表示時の按分計算（v3.2修正）</w:t>
+      </w:r>
+    </w:p>
+    <w:p>
+      <w:pPr>
+        <w:spacing w:after="80" w:before="80"/>
+      </w:pPr>
+      <w:r>
+        <w:rPr>
+          <w:rFonts w:ascii="Hiragino Sans W3" w:cs="Hiragino Sans W3" w:eastAsia="Hiragino Sans W3" w:hAnsi="Hiragino Sans W3"/>
+          <w:b w:val="false"/>
+          <w:bCs w:val="false"/>
+          <w:i w:val="false"/>
+          <w:iCs w:val="false"/>
+          <w:sz w:val="22"/>
+          <w:szCs w:val="22"/>
+        </w:rPr>
+        <w:t xml:space="preserve">「表示病棟」を5Fまたは6Fに切り替えると、月間入院数も病床比率で自動按分されます。</w:t>
+      </w:r>
+    </w:p>
+    <w:p>
+      <w:pPr>
+        <w:spacing w:after="80" w:before="80"/>
+      </w:pPr>
+      <w:r>
+        <w:rPr>
+          <w:rFonts w:ascii="Hiragino Sans W3" w:cs="Hiragino Sans W3" w:eastAsia="Hiragino Sans W3" w:hAnsi="Hiragino Sans W3"/>
+          <w:b w:val="false"/>
+          <w:bCs w:val="false"/>
+          <w:i w:val="false"/>
+          <w:iCs w:val="false"/>
+          <w:sz w:val="22"/>
+          <w:szCs w:val="22"/>
+        </w:rPr>
+        <w:t xml:space="preserve">例: 全体150人入院 × 47床/94床 = </w:t>
+      </w:r>
+      <w:r>
+        <w:rPr>
+          <w:rFonts w:ascii="Hiragino Sans W3" w:cs="Hiragino Sans W3" w:eastAsia="Hiragino Sans W3" w:hAnsi="Hiragino Sans W3"/>
+          <w:b/>
+          <w:bCs/>
+          <w:i w:val="false"/>
+          <w:iCs w:val="false"/>
+          <w:sz w:val="22"/>
+          <w:szCs w:val="22"/>
+        </w:rPr>
+        <w:t xml:space="preserve">75人/月</w:t>
+      </w:r>
+      <w:r>
+        <w:rPr>
+          <w:rFonts w:ascii="Hiragino Sans W3" w:cs="Hiragino Sans W3" w:eastAsia="Hiragino Sans W3" w:hAnsi="Hiragino Sans W3"/>
+          <w:b w:val="false"/>
+          <w:bCs w:val="false"/>
+          <w:i w:val="false"/>
+          <w:iCs w:val="false"/>
+          <w:sz w:val="22"/>
+          <w:szCs w:val="22"/>
+        </w:rPr>
+        <w:t xml:space="preserve">（病棟あたりの想定入院数）</w:t>
+      </w:r>
+    </w:p>
+    <w:p>
+      <w:pPr>
+        <w:spacing w:after="80" w:before="80"/>
+      </w:pPr>
+      <w:r>
+        <w:rPr>
+          <w:rFonts w:ascii="Hiragino Sans W3" w:cs="Hiragino Sans W3" w:eastAsia="Hiragino Sans W3" w:hAnsi="Hiragino Sans W3"/>
+          <w:b w:val="false"/>
+          <w:bCs w:val="false"/>
+          <w:i w:val="false"/>
+          <w:iCs w:val="false"/>
+          <w:sz w:val="22"/>
+          <w:szCs w:val="22"/>
+        </w:rPr>
+        <w:t xml:space="preserve">これにより、病棟別表示時もLittle法則が物理的に妥当な範囲で計算され、理論的な平均在院日数とフェーズ構成が正しく算出されます。</w:t>
+      </w:r>
+    </w:p>
+    <w:tbl>
+      <w:tblPr>
+        <w:tblW w:type="dxa" w:w="9026"/>
+        <w:tblBorders>
+          <w:top w:val="single" w:color="auto" w:sz="4"/>
+          <w:left w:val="single" w:color="auto" w:sz="4"/>
+          <w:bottom w:val="single" w:color="auto" w:sz="4"/>
+          <w:right w:val="single" w:color="auto" w:sz="4"/>
+          <w:insideH w:val="single" w:color="auto" w:sz="4"/>
+          <w:insideV w:val="single" w:color="auto" w:sz="4"/>
+        </w:tblBorders>
+      </w:tblPr>
+      <w:tblGrid>
+        <w:gridCol w:w="1128"/>
+        <w:gridCol w:w="1128"/>
+        <w:gridCol w:w="1128"/>
+        <w:gridCol w:w="1128"/>
+        <w:gridCol w:w="1128"/>
+        <w:gridCol w:w="1128"/>
+        <w:gridCol w:w="1128"/>
+        <w:gridCol w:w="1128"/>
+      </w:tblGrid>
+      <w:tr>
+        <w:trPr>
+          <w:tblHeader/>
+        </w:trPr>
+        <w:tc>
+          <w:tcPr>
+            <w:tcW w:type="dxa" w:w="1128"/>
+            <w:tcBorders>
+              <w:top w:val="single" w:color="999999" w:sz="1"/>
+              <w:left w:val="single" w:color="999999" w:sz="1"/>
+              <w:bottom w:val="single" w:color="999999" w:sz="1"/>
+              <w:right w:val="single" w:color="999999" w:sz="1"/>
+            </w:tcBorders>
+            <w:shd w:fill="D9E2F3" w:color="auto" w:val="clear"/>
+            <w:tcMar>
+              <w:top w:type="dxa" w:w="57"/>
+              <w:left w:type="dxa" w:w="86"/>
+              <w:bottom w:type="dxa" w:w="57"/>
+              <w:right w:type="dxa" w:w="86"/>
+            </w:tcMar>
+          </w:tcPr>
+          <w:p>
+            <w:pPr>
+              <w:spacing w:after="40" w:before="40"/>
+            </w:pPr>
+            <w:r>
+              <w:rPr>
+                <w:rFonts w:ascii="Hiragino Sans W6" w:cs="Hiragino Sans W6" w:eastAsia="Hiragino Sans W6" w:hAnsi="Hiragino Sans W6"/>
+                <w:b/>
+                <w:bCs/>
+                <w:i w:val="false"/>
+                <w:iCs w:val="false"/>
+                <w:sz w:val="22"/>
+                <w:szCs w:val="22"/>
+              </w:rPr>
+              <w:t xml:space="preserve">表示</w:t>
+            </w:r>
+          </w:p>
+        </w:tc>
+        <w:tc>
+          <w:tcPr>
+            <w:tcW w:type="dxa" w:w="1128"/>
+            <w:tcBorders>
+              <w:top w:val="single" w:color="999999" w:sz="1"/>
+              <w:left w:val="single" w:color="999999" w:sz="1"/>
+              <w:bottom w:val="single" w:color="999999" w:sz="1"/>
+              <w:right w:val="single" w:color="999999" w:sz="1"/>
+            </w:tcBorders>
+            <w:shd w:fill="D9E2F3" w:color="auto" w:val="clear"/>
+            <w:tcMar>
+              <w:top w:type="dxa" w:w="57"/>
+              <w:left w:type="dxa" w:w="86"/>
+              <w:bottom w:type="dxa" w:w="57"/>
+              <w:right w:type="dxa" w:w="86"/>
+            </w:tcMar>
+          </w:tcPr>
+          <w:p>
+            <w:pPr>
+              <w:spacing w:after="40" w:before="40"/>
+            </w:pPr>
+            <w:r>
+              <w:rPr>
+                <w:rFonts w:ascii="Hiragino Sans W6" w:cs="Hiragino Sans W6" w:eastAsia="Hiragino Sans W6" w:hAnsi="Hiragino Sans W6"/>
+                <w:b/>
+                <w:bCs/>
+                <w:i w:val="false"/>
+                <w:iCs w:val="false"/>
+                <w:sz w:val="22"/>
+                <w:szCs w:val="22"/>
+              </w:rPr>
+              <w:t xml:space="preserve">月間入院数</w:t>
+            </w:r>
+          </w:p>
+        </w:tc>
+        <w:tc>
+          <w:tcPr>
+            <w:tcW w:type="dxa" w:w="1128"/>
+            <w:tcBorders>
+              <w:top w:val="single" w:color="999999" w:sz="1"/>
+              <w:left w:val="single" w:color="999999" w:sz="1"/>
+              <w:bottom w:val="single" w:color="999999" w:sz="1"/>
+              <w:right w:val="single" w:color="999999" w:sz="1"/>
+            </w:tcBorders>
+            <w:shd w:fill="D9E2F3" w:color="auto" w:val="clear"/>
+            <w:tcMar>
+              <w:top w:type="dxa" w:w="57"/>
+              <w:left w:type="dxa" w:w="86"/>
+              <w:bottom w:type="dxa" w:w="57"/>
+              <w:right w:type="dxa" w:w="86"/>
+            </w:tcMar>
+          </w:tcPr>
+          <w:p>
+            <w:pPr>
+              <w:spacing w:after="40" w:before="40"/>
+            </w:pPr>
+            <w:r>
+              <w:rPr>
+                <w:rFonts w:ascii="Hiragino Sans W6" w:cs="Hiragino Sans W6" w:eastAsia="Hiragino Sans W6" w:hAnsi="Hiragino Sans W6"/>
+                <w:b/>
+                <w:bCs/>
+                <w:i w:val="false"/>
+                <w:iCs w:val="false"/>
+                <w:sz w:val="22"/>
+                <w:szCs w:val="22"/>
+              </w:rPr>
+              <w:t xml:space="preserve">病床数</w:t>
+            </w:r>
+          </w:p>
+        </w:tc>
+        <w:tc>
+          <w:tcPr>
+            <w:tcW w:type="dxa" w:w="1128"/>
+            <w:tcBorders>
+              <w:top w:val="single" w:color="999999" w:sz="1"/>
+              <w:left w:val="single" w:color="999999" w:sz="1"/>
+              <w:bottom w:val="single" w:color="999999" w:sz="1"/>
+              <w:right w:val="single" w:color="999999" w:sz="1"/>
+            </w:tcBorders>
+            <w:shd w:fill="D9E2F3" w:color="auto" w:val="clear"/>
+            <w:tcMar>
+              <w:top w:type="dxa" w:w="57"/>
+              <w:left w:type="dxa" w:w="86"/>
+              <w:bottom w:type="dxa" w:w="57"/>
+              <w:right w:type="dxa" w:w="86"/>
+            </w:tcMar>
+          </w:tcPr>
+          <w:p>
+            <w:pPr>
+              <w:spacing w:after="40" w:before="40"/>
+            </w:pPr>
+            <w:r>
+              <w:rPr>
+                <w:rFonts w:ascii="Hiragino Sans W6" w:cs="Hiragino Sans W6" w:eastAsia="Hiragino Sans W6" w:hAnsi="Hiragino Sans W6"/>
+                <w:b/>
+                <w:bCs/>
+                <w:i w:val="false"/>
+                <w:iCs w:val="false"/>
+                <w:sz w:val="22"/>
+                <w:szCs w:val="22"/>
+              </w:rPr>
+              <w:t xml:space="preserve">目標稼働率</w:t>
+            </w:r>
+          </w:p>
+        </w:tc>
+        <w:tc>
+          <w:tcPr>
+            <w:tcW w:type="dxa" w:w="1128"/>
+            <w:tcBorders>
+              <w:top w:val="single" w:color="999999" w:sz="1"/>
+              <w:left w:val="single" w:color="999999" w:sz="1"/>
+              <w:bottom w:val="single" w:color="999999" w:sz="1"/>
+              <w:right w:val="single" w:color="999999" w:sz="1"/>
+            </w:tcBorders>
+            <w:shd w:fill="D9E2F3" w:color="auto" w:val="clear"/>
+            <w:tcMar>
+              <w:top w:type="dxa" w:w="57"/>
+              <w:left w:type="dxa" w:w="86"/>
+              <w:bottom w:type="dxa" w:w="57"/>
+              <w:right w:type="dxa" w:w="86"/>
+            </w:tcMar>
+          </w:tcPr>
+          <w:p>
+            <w:pPr>
+              <w:spacing w:after="40" w:before="40"/>
+            </w:pPr>
+            <w:r>
+              <w:rPr>
+                <w:rFonts w:ascii="Hiragino Sans W6" w:cs="Hiragino Sans W6" w:eastAsia="Hiragino Sans W6" w:hAnsi="Hiragino Sans W6"/>
+                <w:b/>
+                <w:bCs/>
+                <w:i w:val="false"/>
+                <w:iCs w:val="false"/>
+                <w:sz w:val="22"/>
+                <w:szCs w:val="22"/>
+              </w:rPr>
+              <w:t xml:space="preserve">理論LOS</w:t>
+            </w:r>
+          </w:p>
+        </w:tc>
+        <w:tc>
+          <w:tcPr>
+            <w:tcW w:type="dxa" w:w="1128"/>
+            <w:tcBorders>
+              <w:top w:val="single" w:color="999999" w:sz="1"/>
+              <w:left w:val="single" w:color="999999" w:sz="1"/>
+              <w:bottom w:val="single" w:color="999999" w:sz="1"/>
+              <w:right w:val="single" w:color="999999" w:sz="1"/>
+            </w:tcBorders>
+            <w:shd w:fill="D9E2F3" w:color="auto" w:val="clear"/>
+            <w:tcMar>
+              <w:top w:type="dxa" w:w="57"/>
+              <w:left w:type="dxa" w:w="86"/>
+              <w:bottom w:type="dxa" w:w="57"/>
+              <w:right w:type="dxa" w:w="86"/>
+            </w:tcMar>
+          </w:tcPr>
+          <w:p>
+            <w:pPr>
+              <w:spacing w:after="40" w:before="40"/>
+            </w:pPr>
+            <w:r>
+              <w:rPr>
+                <w:rFonts w:ascii="Hiragino Sans W6" w:cs="Hiragino Sans W6" w:eastAsia="Hiragino Sans W6" w:hAnsi="Hiragino Sans W6"/>
+                <w:b/>
+                <w:bCs/>
+                <w:i w:val="false"/>
+                <w:iCs w:val="false"/>
+                <w:sz w:val="22"/>
+                <w:szCs w:val="22"/>
+              </w:rPr>
+              <w:t xml:space="preserve">A群</w:t>
+            </w:r>
+          </w:p>
+        </w:tc>
+        <w:tc>
+          <w:tcPr>
+            <w:tcW w:type="dxa" w:w="1128"/>
+            <w:tcBorders>
+              <w:top w:val="single" w:color="999999" w:sz="1"/>
+              <w:left w:val="single" w:color="999999" w:sz="1"/>
+              <w:bottom w:val="single" w:color="999999" w:sz="1"/>
+              <w:right w:val="single" w:color="999999" w:sz="1"/>
+            </w:tcBorders>
+            <w:shd w:fill="D9E2F3" w:color="auto" w:val="clear"/>
+            <w:tcMar>
+              <w:top w:type="dxa" w:w="57"/>
+              <w:left w:type="dxa" w:w="86"/>
+              <w:bottom w:type="dxa" w:w="57"/>
+              <w:right w:type="dxa" w:w="86"/>
+            </w:tcMar>
+          </w:tcPr>
+          <w:p>
+            <w:pPr>
+              <w:spacing w:after="40" w:before="40"/>
+            </w:pPr>
+            <w:r>
+              <w:rPr>
+                <w:rFonts w:ascii="Hiragino Sans W6" w:cs="Hiragino Sans W6" w:eastAsia="Hiragino Sans W6" w:hAnsi="Hiragino Sans W6"/>
+                <w:b/>
+                <w:bCs/>
+                <w:i w:val="false"/>
+                <w:iCs w:val="false"/>
+                <w:sz w:val="22"/>
+                <w:szCs w:val="22"/>
+              </w:rPr>
+              <w:t xml:space="preserve">B群</w:t>
+            </w:r>
+          </w:p>
+        </w:tc>
+        <w:tc>
+          <w:tcPr>
+            <w:tcW w:type="dxa" w:w="1128"/>
+            <w:tcBorders>
+              <w:top w:val="single" w:color="999999" w:sz="1"/>
+              <w:left w:val="single" w:color="999999" w:sz="1"/>
+              <w:bottom w:val="single" w:color="999999" w:sz="1"/>
+              <w:right w:val="single" w:color="999999" w:sz="1"/>
+            </w:tcBorders>
+            <w:shd w:fill="D9E2F3" w:color="auto" w:val="clear"/>
+            <w:tcMar>
+              <w:top w:type="dxa" w:w="57"/>
+              <w:left w:type="dxa" w:w="86"/>
+              <w:bottom w:type="dxa" w:w="57"/>
+              <w:right w:type="dxa" w:w="86"/>
+            </w:tcMar>
+          </w:tcPr>
+          <w:p>
+            <w:pPr>
+              <w:spacing w:after="40" w:before="40"/>
+            </w:pPr>
+            <w:r>
+              <w:rPr>
+                <w:rFonts w:ascii="Hiragino Sans W6" w:cs="Hiragino Sans W6" w:eastAsia="Hiragino Sans W6" w:hAnsi="Hiragino Sans W6"/>
+                <w:b/>
+                <w:bCs/>
+                <w:i w:val="false"/>
+                <w:iCs w:val="false"/>
+                <w:sz w:val="22"/>
+                <w:szCs w:val="22"/>
+              </w:rPr>
+              <w:t xml:space="preserve">C群</w:t>
+            </w:r>
+          </w:p>
+        </w:tc>
+      </w:tr>
+      <w:tr>
+        <w:tc>
+          <w:tcPr>
+            <w:tcW w:type="dxa" w:w="1128"/>
+            <w:tcBorders>
+              <w:top w:val="single" w:color="999999" w:sz="1"/>
+              <w:left w:val="single" w:color="999999" w:sz="1"/>
+              <w:bottom w:val="single" w:color="999999" w:sz="1"/>
+              <w:right w:val="single" w:color="999999" w:sz="1"/>
+            </w:tcBorders>
+            <w:tcMar>
+              <w:top w:type="dxa" w:w="57"/>
+              <w:left w:type="dxa" w:w="86"/>
+              <w:bottom w:type="dxa" w:w="57"/>
+              <w:right w:type="dxa" w:w="86"/>
+            </w:tcMar>
+          </w:tcPr>
+          <w:p>
+            <w:pPr>
+              <w:spacing w:after="40" w:before="40"/>
+            </w:pPr>
+            <w:r>
+              <w:rPr>
+                <w:rFonts w:ascii="Hiragino Sans W3" w:cs="Hiragino Sans W3" w:eastAsia="Hiragino Sans W3" w:hAnsi="Hiragino Sans W3"/>
+                <w:b w:val="false"/>
+                <w:bCs w:val="false"/>
+                <w:i w:val="false"/>
+                <w:iCs w:val="false"/>
+                <w:sz w:val="22"/>
+                <w:szCs w:val="22"/>
+              </w:rPr>
+              <w:t xml:space="preserve">全体</w:t>
+            </w:r>
+          </w:p>
+        </w:tc>
+        <w:tc>
+          <w:tcPr>
+            <w:tcW w:type="dxa" w:w="1128"/>
+            <w:tcBorders>
+              <w:top w:val="single" w:color="999999" w:sz="1"/>
+              <w:left w:val="single" w:color="999999" w:sz="1"/>
+              <w:bottom w:val="single" w:color="999999" w:sz="1"/>
+              <w:right w:val="single" w:color="999999" w:sz="1"/>
+            </w:tcBorders>
+            <w:tcMar>
+              <w:top w:type="dxa" w:w="57"/>
+              <w:left w:type="dxa" w:w="86"/>
+              <w:bottom w:type="dxa" w:w="57"/>
+              <w:right w:type="dxa" w:w="86"/>
+            </w:tcMar>
+          </w:tcPr>
+          <w:p>
+            <w:pPr>
+              <w:spacing w:after="40" w:before="40"/>
+            </w:pPr>
+            <w:r>
+              <w:rPr>
+                <w:rFonts w:ascii="Hiragino Sans W3" w:cs="Hiragino Sans W3" w:eastAsia="Hiragino Sans W3" w:hAnsi="Hiragino Sans W3"/>
+                <w:b w:val="false"/>
+                <w:bCs w:val="false"/>
+                <w:i w:val="false"/>
+                <w:iCs w:val="false"/>
+                <w:sz w:val="22"/>
+                <w:szCs w:val="22"/>
+              </w:rPr>
+              <w:t xml:space="preserve">150人</w:t>
+            </w:r>
+          </w:p>
+        </w:tc>
+        <w:tc>
+          <w:tcPr>
+            <w:tcW w:type="dxa" w:w="1128"/>
+            <w:tcBorders>
+              <w:top w:val="single" w:color="999999" w:sz="1"/>
+              <w:left w:val="single" w:color="999999" w:sz="1"/>
+              <w:bottom w:val="single" w:color="999999" w:sz="1"/>
+              <w:right w:val="single" w:color="999999" w:sz="1"/>
+            </w:tcBorders>
+            <w:tcMar>
+              <w:top w:type="dxa" w:w="57"/>
+              <w:left w:type="dxa" w:w="86"/>
+              <w:bottom w:type="dxa" w:w="57"/>
+              <w:right w:type="dxa" w:w="86"/>
+            </w:tcMar>
+          </w:tcPr>
+          <w:p>
+            <w:pPr>
+              <w:spacing w:after="40" w:before="40"/>
+            </w:pPr>
+            <w:r>
+              <w:rPr>
+                <w:rFonts w:ascii="Hiragino Sans W3" w:cs="Hiragino Sans W3" w:eastAsia="Hiragino Sans W3" w:hAnsi="Hiragino Sans W3"/>
+                <w:b w:val="false"/>
+                <w:bCs w:val="false"/>
+                <w:i w:val="false"/>
+                <w:iCs w:val="false"/>
+                <w:sz w:val="22"/>
+                <w:szCs w:val="22"/>
+              </w:rPr>
+              <w:t xml:space="preserve">94床</w:t>
+            </w:r>
+          </w:p>
+        </w:tc>
+        <w:tc>
+          <w:tcPr>
+            <w:tcW w:type="dxa" w:w="1128"/>
+            <w:tcBorders>
+              <w:top w:val="single" w:color="999999" w:sz="1"/>
+              <w:left w:val="single" w:color="999999" w:sz="1"/>
+              <w:bottom w:val="single" w:color="999999" w:sz="1"/>
+              <w:right w:val="single" w:color="999999" w:sz="1"/>
+            </w:tcBorders>
+            <w:tcMar>
+              <w:top w:type="dxa" w:w="57"/>
+              <w:left w:type="dxa" w:w="86"/>
+              <w:bottom w:type="dxa" w:w="57"/>
+              <w:right w:type="dxa" w:w="86"/>
+            </w:tcMar>
+          </w:tcPr>
+          <w:p>
+            <w:pPr>
+              <w:spacing w:after="40" w:before="40"/>
+            </w:pPr>
+            <w:r>
+              <w:rPr>
+                <w:rFonts w:ascii="Hiragino Sans W3" w:cs="Hiragino Sans W3" w:eastAsia="Hiragino Sans W3" w:hAnsi="Hiragino Sans W3"/>
+                <w:b w:val="false"/>
+                <w:bCs w:val="false"/>
+                <w:i w:val="false"/>
+                <w:iCs w:val="false"/>
+                <w:sz w:val="22"/>
+                <w:szCs w:val="22"/>
+              </w:rPr>
+              <w:t xml:space="preserve">92.5%</w:t>
+            </w:r>
+          </w:p>
+        </w:tc>
+        <w:tc>
+          <w:tcPr>
+            <w:tcW w:type="dxa" w:w="1128"/>
+            <w:tcBorders>
+              <w:top w:val="single" w:color="999999" w:sz="1"/>
+              <w:left w:val="single" w:color="999999" w:sz="1"/>
+              <w:bottom w:val="single" w:color="999999" w:sz="1"/>
+              <w:right w:val="single" w:color="999999" w:sz="1"/>
+            </w:tcBorders>
+            <w:tcMar>
+              <w:top w:type="dxa" w:w="57"/>
+              <w:left w:type="dxa" w:w="86"/>
+              <w:bottom w:type="dxa" w:w="57"/>
+              <w:right w:type="dxa" w:w="86"/>
+            </w:tcMar>
+          </w:tcPr>
+          <w:p>
+            <w:pPr>
+              <w:spacing w:after="40" w:before="40"/>
+            </w:pPr>
+            <w:r>
+              <w:rPr>
+                <w:rFonts w:ascii="Hiragino Sans W3" w:cs="Hiragino Sans W3" w:eastAsia="Hiragino Sans W3" w:hAnsi="Hiragino Sans W3"/>
+                <w:b w:val="false"/>
+                <w:bCs w:val="false"/>
+                <w:i w:val="false"/>
+                <w:iCs w:val="false"/>
+                <w:sz w:val="22"/>
+                <w:szCs w:val="22"/>
+              </w:rPr>
+              <w:t xml:space="preserve">17.4日</w:t>
+            </w:r>
+          </w:p>
+        </w:tc>
+        <w:tc>
+          <w:tcPr>
+            <w:tcW w:type="dxa" w:w="1128"/>
+            <w:tcBorders>
+              <w:top w:val="single" w:color="999999" w:sz="1"/>
+              <w:left w:val="single" w:color="999999" w:sz="1"/>
+              <w:bottom w:val="single" w:color="999999" w:sz="1"/>
+              <w:right w:val="single" w:color="999999" w:sz="1"/>
+            </w:tcBorders>
+            <w:tcMar>
+              <w:top w:type="dxa" w:w="57"/>
+              <w:left w:type="dxa" w:w="86"/>
+              <w:bottom w:type="dxa" w:w="57"/>
+              <w:right w:type="dxa" w:w="86"/>
+            </w:tcMar>
+          </w:tcPr>
+          <w:p>
+            <w:pPr>
+              <w:spacing w:after="40" w:before="40"/>
+            </w:pPr>
+            <w:r>
+              <w:rPr>
+                <w:rFonts w:ascii="Hiragino Sans W3" w:cs="Hiragino Sans W3" w:eastAsia="Hiragino Sans W3" w:hAnsi="Hiragino Sans W3"/>
+                <w:b w:val="false"/>
+                <w:bCs w:val="false"/>
+                <w:i w:val="false"/>
+                <w:iCs w:val="false"/>
+                <w:sz w:val="22"/>
+                <w:szCs w:val="22"/>
+              </w:rPr>
+              <w:t xml:space="preserve">25人 (28.7%)</w:t>
+            </w:r>
+          </w:p>
+        </w:tc>
+        <w:tc>
+          <w:tcPr>
+            <w:tcW w:type="dxa" w:w="1128"/>
+            <w:tcBorders>
+              <w:top w:val="single" w:color="999999" w:sz="1"/>
+              <w:left w:val="single" w:color="999999" w:sz="1"/>
+              <w:bottom w:val="single" w:color="999999" w:sz="1"/>
+              <w:right w:val="single" w:color="999999" w:sz="1"/>
+            </w:tcBorders>
+            <w:tcMar>
+              <w:top w:type="dxa" w:w="57"/>
+              <w:left w:type="dxa" w:w="86"/>
+              <w:bottom w:type="dxa" w:w="57"/>
+              <w:right w:type="dxa" w:w="86"/>
+            </w:tcMar>
+          </w:tcPr>
+          <w:p>
+            <w:pPr>
+              <w:spacing w:after="40" w:before="40"/>
+            </w:pPr>
+            <w:r>
+              <w:rPr>
+                <w:rFonts w:ascii="Hiragino Sans W3" w:cs="Hiragino Sans W3" w:eastAsia="Hiragino Sans W3" w:hAnsi="Hiragino Sans W3"/>
+                <w:b w:val="false"/>
+                <w:bCs w:val="false"/>
+                <w:i w:val="false"/>
+                <w:iCs w:val="false"/>
+                <w:sz w:val="22"/>
+                <w:szCs w:val="22"/>
+              </w:rPr>
+              <w:t xml:space="preserve">45人 (51.7%)</w:t>
+            </w:r>
+          </w:p>
+        </w:tc>
+        <w:tc>
+          <w:tcPr>
+            <w:tcW w:type="dxa" w:w="1128"/>
+            <w:tcBorders>
+              <w:top w:val="single" w:color="999999" w:sz="1"/>
+              <w:left w:val="single" w:color="999999" w:sz="1"/>
+              <w:bottom w:val="single" w:color="999999" w:sz="1"/>
+              <w:right w:val="single" w:color="999999" w:sz="1"/>
+            </w:tcBorders>
+            <w:tcMar>
+              <w:top w:type="dxa" w:w="57"/>
+              <w:left w:type="dxa" w:w="86"/>
+              <w:bottom w:type="dxa" w:w="57"/>
+              <w:right w:type="dxa" w:w="86"/>
+            </w:tcMar>
+          </w:tcPr>
+          <w:p>
+            <w:pPr>
+              <w:spacing w:after="40" w:before="40"/>
+            </w:pPr>
+            <w:r>
+              <w:rPr>
+                <w:rFonts w:ascii="Hiragino Sans W3" w:cs="Hiragino Sans W3" w:eastAsia="Hiragino Sans W3" w:hAnsi="Hiragino Sans W3"/>
+                <w:b w:val="false"/>
+                <w:bCs w:val="false"/>
+                <w:i w:val="false"/>
+                <w:iCs w:val="false"/>
+                <w:sz w:val="22"/>
+                <w:szCs w:val="22"/>
+              </w:rPr>
+              <w:t xml:space="preserve">17人 (19.5%)</w:t>
+            </w:r>
+          </w:p>
+        </w:tc>
+      </w:tr>
+      <w:tr>
+        <w:tc>
+          <w:tcPr>
+            <w:tcW w:type="dxa" w:w="1128"/>
+            <w:tcBorders>
+              <w:top w:val="single" w:color="999999" w:sz="1"/>
+              <w:left w:val="single" w:color="999999" w:sz="1"/>
+              <w:bottom w:val="single" w:color="999999" w:sz="1"/>
+              <w:right w:val="single" w:color="999999" w:sz="1"/>
+            </w:tcBorders>
+            <w:tcMar>
+              <w:top w:type="dxa" w:w="57"/>
+              <w:left w:type="dxa" w:w="86"/>
+              <w:bottom w:type="dxa" w:w="57"/>
+              <w:right w:type="dxa" w:w="86"/>
+            </w:tcMar>
+          </w:tcPr>
+          <w:p>
+            <w:pPr>
+              <w:spacing w:after="40" w:before="40"/>
+            </w:pPr>
+            <w:r>
+              <w:rPr>
+                <w:rFonts w:ascii="Hiragino Sans W3" w:cs="Hiragino Sans W3" w:eastAsia="Hiragino Sans W3" w:hAnsi="Hiragino Sans W3"/>
+                <w:b w:val="false"/>
+                <w:bCs w:val="false"/>
+                <w:i w:val="false"/>
+                <w:iCs w:val="false"/>
+                <w:sz w:val="22"/>
+                <w:szCs w:val="22"/>
+              </w:rPr>
+              <w:t xml:space="preserve">5F</w:t>
+            </w:r>
+          </w:p>
+        </w:tc>
+        <w:tc>
+          <w:tcPr>
+            <w:tcW w:type="dxa" w:w="1128"/>
+            <w:tcBorders>
+              <w:top w:val="single" w:color="999999" w:sz="1"/>
+              <w:left w:val="single" w:color="999999" w:sz="1"/>
+              <w:bottom w:val="single" w:color="999999" w:sz="1"/>
+              <w:right w:val="single" w:color="999999" w:sz="1"/>
+            </w:tcBorders>
+            <w:tcMar>
+              <w:top w:type="dxa" w:w="57"/>
+              <w:left w:type="dxa" w:w="86"/>
+              <w:bottom w:type="dxa" w:w="57"/>
+              <w:right w:type="dxa" w:w="86"/>
+            </w:tcMar>
+          </w:tcPr>
+          <w:p>
+            <w:pPr>
+              <w:spacing w:after="40" w:before="40"/>
+            </w:pPr>
+            <w:r>
+              <w:rPr>
+                <w:rFonts w:ascii="Hiragino Sans W3" w:cs="Hiragino Sans W3" w:eastAsia="Hiragino Sans W3" w:hAnsi="Hiragino Sans W3"/>
+                <w:b w:val="false"/>
+                <w:bCs w:val="false"/>
+                <w:i w:val="false"/>
+                <w:iCs w:val="false"/>
+                <w:sz w:val="22"/>
+                <w:szCs w:val="22"/>
+              </w:rPr>
+              <w:t xml:space="preserve">75人</w:t>
+            </w:r>
+          </w:p>
+        </w:tc>
+        <w:tc>
+          <w:tcPr>
+            <w:tcW w:type="dxa" w:w="1128"/>
+            <w:tcBorders>
+              <w:top w:val="single" w:color="999999" w:sz="1"/>
+              <w:left w:val="single" w:color="999999" w:sz="1"/>
+              <w:bottom w:val="single" w:color="999999" w:sz="1"/>
+              <w:right w:val="single" w:color="999999" w:sz="1"/>
+            </w:tcBorders>
+            <w:tcMar>
+              <w:top w:type="dxa" w:w="57"/>
+              <w:left w:type="dxa" w:w="86"/>
+              <w:bottom w:type="dxa" w:w="57"/>
+              <w:right w:type="dxa" w:w="86"/>
+            </w:tcMar>
+          </w:tcPr>
+          <w:p>
+            <w:pPr>
+              <w:spacing w:after="40" w:before="40"/>
+            </w:pPr>
+            <w:r>
+              <w:rPr>
+                <w:rFonts w:ascii="Hiragino Sans W3" w:cs="Hiragino Sans W3" w:eastAsia="Hiragino Sans W3" w:hAnsi="Hiragino Sans W3"/>
+                <w:b w:val="false"/>
+                <w:bCs w:val="false"/>
+                <w:i w:val="false"/>
+                <w:iCs w:val="false"/>
+                <w:sz w:val="22"/>
+                <w:szCs w:val="22"/>
+              </w:rPr>
+              <w:t xml:space="preserve">47床</w:t>
+            </w:r>
+          </w:p>
+        </w:tc>
+        <w:tc>
+          <w:tcPr>
+            <w:tcW w:type="dxa" w:w="1128"/>
+            <w:tcBorders>
+              <w:top w:val="single" w:color="999999" w:sz="1"/>
+              <w:left w:val="single" w:color="999999" w:sz="1"/>
+              <w:bottom w:val="single" w:color="999999" w:sz="1"/>
+              <w:right w:val="single" w:color="999999" w:sz="1"/>
+            </w:tcBorders>
+            <w:tcMar>
+              <w:top w:type="dxa" w:w="57"/>
+              <w:left w:type="dxa" w:w="86"/>
+              <w:bottom w:type="dxa" w:w="57"/>
+              <w:right w:type="dxa" w:w="86"/>
+            </w:tcMar>
+          </w:tcPr>
+          <w:p>
+            <w:pPr>
+              <w:spacing w:after="40" w:before="40"/>
+            </w:pPr>
+            <w:r>
+              <w:rPr>
+                <w:rFonts w:ascii="Hiragino Sans W3" w:cs="Hiragino Sans W3" w:eastAsia="Hiragino Sans W3" w:hAnsi="Hiragino Sans W3"/>
+                <w:b w:val="false"/>
+                <w:bCs w:val="false"/>
+                <w:i w:val="false"/>
+                <w:iCs w:val="false"/>
+                <w:sz w:val="22"/>
+                <w:szCs w:val="22"/>
+              </w:rPr>
+              <w:t xml:space="preserve">92.5%</w:t>
+            </w:r>
+          </w:p>
+        </w:tc>
+        <w:tc>
+          <w:tcPr>
+            <w:tcW w:type="dxa" w:w="1128"/>
+            <w:tcBorders>
+              <w:top w:val="single" w:color="999999" w:sz="1"/>
+              <w:left w:val="single" w:color="999999" w:sz="1"/>
+              <w:bottom w:val="single" w:color="999999" w:sz="1"/>
+              <w:right w:val="single" w:color="999999" w:sz="1"/>
+            </w:tcBorders>
+            <w:tcMar>
+              <w:top w:type="dxa" w:w="57"/>
+              <w:left w:type="dxa" w:w="86"/>
+              <w:bottom w:type="dxa" w:w="57"/>
+              <w:right w:type="dxa" w:w="86"/>
+            </w:tcMar>
+          </w:tcPr>
+          <w:p>
+            <w:pPr>
+              <w:spacing w:after="40" w:before="40"/>
+            </w:pPr>
+            <w:r>
+              <w:rPr>
+                <w:rFonts w:ascii="Hiragino Sans W3" w:cs="Hiragino Sans W3" w:eastAsia="Hiragino Sans W3" w:hAnsi="Hiragino Sans W3"/>
+                <w:b w:val="false"/>
+                <w:bCs w:val="false"/>
+                <w:i w:val="false"/>
+                <w:iCs w:val="false"/>
+                <w:sz w:val="22"/>
+                <w:szCs w:val="22"/>
+              </w:rPr>
+              <w:t xml:space="preserve">17.4日</w:t>
+            </w:r>
+          </w:p>
+        </w:tc>
+        <w:tc>
+          <w:tcPr>
+            <w:tcW w:type="dxa" w:w="1128"/>
+            <w:tcBorders>
+              <w:top w:val="single" w:color="999999" w:sz="1"/>
+              <w:left w:val="single" w:color="999999" w:sz="1"/>
+              <w:bottom w:val="single" w:color="999999" w:sz="1"/>
+              <w:right w:val="single" w:color="999999" w:sz="1"/>
+            </w:tcBorders>
+            <w:tcMar>
+              <w:top w:type="dxa" w:w="57"/>
+              <w:left w:type="dxa" w:w="86"/>
+              <w:bottom w:type="dxa" w:w="57"/>
+              <w:right w:type="dxa" w:w="86"/>
+            </w:tcMar>
+          </w:tcPr>
+          <w:p>
+            <w:pPr>
+              <w:spacing w:after="40" w:before="40"/>
+            </w:pPr>
+            <w:r>
+              <w:rPr>
+                <w:rFonts w:ascii="Hiragino Sans W3" w:cs="Hiragino Sans W3" w:eastAsia="Hiragino Sans W3" w:hAnsi="Hiragino Sans W3"/>
+                <w:b w:val="false"/>
+                <w:bCs w:val="false"/>
+                <w:i w:val="false"/>
+                <w:iCs w:val="false"/>
+                <w:sz w:val="22"/>
+                <w:szCs w:val="22"/>
+              </w:rPr>
+              <w:t xml:space="preserve">12.5人</w:t>
+            </w:r>
+          </w:p>
+        </w:tc>
+        <w:tc>
+          <w:tcPr>
+            <w:tcW w:type="dxa" w:w="1128"/>
+            <w:tcBorders>
+              <w:top w:val="single" w:color="999999" w:sz="1"/>
+              <w:left w:val="single" w:color="999999" w:sz="1"/>
+              <w:bottom w:val="single" w:color="999999" w:sz="1"/>
+              <w:right w:val="single" w:color="999999" w:sz="1"/>
+            </w:tcBorders>
+            <w:tcMar>
+              <w:top w:type="dxa" w:w="57"/>
+              <w:left w:type="dxa" w:w="86"/>
+              <w:bottom w:type="dxa" w:w="57"/>
+              <w:right w:type="dxa" w:w="86"/>
+            </w:tcMar>
+          </w:tcPr>
+          <w:p>
+            <w:pPr>
+              <w:spacing w:after="40" w:before="40"/>
+            </w:pPr>
+            <w:r>
+              <w:rPr>
+                <w:rFonts w:ascii="Hiragino Sans W3" w:cs="Hiragino Sans W3" w:eastAsia="Hiragino Sans W3" w:hAnsi="Hiragino Sans W3"/>
+                <w:b w:val="false"/>
+                <w:bCs w:val="false"/>
+                <w:i w:val="false"/>
+                <w:iCs w:val="false"/>
+                <w:sz w:val="22"/>
+                <w:szCs w:val="22"/>
+              </w:rPr>
+              <w:t xml:space="preserve">22.5人</w:t>
+            </w:r>
+          </w:p>
+        </w:tc>
+        <w:tc>
+          <w:tcPr>
+            <w:tcW w:type="dxa" w:w="1128"/>
+            <w:tcBorders>
+              <w:top w:val="single" w:color="999999" w:sz="1"/>
+              <w:left w:val="single" w:color="999999" w:sz="1"/>
+              <w:bottom w:val="single" w:color="999999" w:sz="1"/>
+              <w:right w:val="single" w:color="999999" w:sz="1"/>
+            </w:tcBorders>
+            <w:tcMar>
+              <w:top w:type="dxa" w:w="57"/>
+              <w:left w:type="dxa" w:w="86"/>
+              <w:bottom w:type="dxa" w:w="57"/>
+              <w:right w:type="dxa" w:w="86"/>
+            </w:tcMar>
+          </w:tcPr>
+          <w:p>
+            <w:pPr>
+              <w:spacing w:after="40" w:before="40"/>
+            </w:pPr>
+            <w:r>
+              <w:rPr>
+                <w:rFonts w:ascii="Hiragino Sans W3" w:cs="Hiragino Sans W3" w:eastAsia="Hiragino Sans W3" w:hAnsi="Hiragino Sans W3"/>
+                <w:b w:val="false"/>
+                <w:bCs w:val="false"/>
+                <w:i w:val="false"/>
+                <w:iCs w:val="false"/>
+                <w:sz w:val="22"/>
+                <w:szCs w:val="22"/>
+              </w:rPr>
+              <w:t xml:space="preserve">8.5人</w:t>
+            </w:r>
+          </w:p>
+        </w:tc>
+      </w:tr>
+      <w:tr>
+        <w:tc>
+          <w:tcPr>
+            <w:tcW w:type="dxa" w:w="1128"/>
+            <w:tcBorders>
+              <w:top w:val="single" w:color="999999" w:sz="1"/>
+              <w:left w:val="single" w:color="999999" w:sz="1"/>
+              <w:bottom w:val="single" w:color="999999" w:sz="1"/>
+              <w:right w:val="single" w:color="999999" w:sz="1"/>
+            </w:tcBorders>
+            <w:tcMar>
+              <w:top w:type="dxa" w:w="57"/>
+              <w:left w:type="dxa" w:w="86"/>
+              <w:bottom w:type="dxa" w:w="57"/>
+              <w:right w:type="dxa" w:w="86"/>
+            </w:tcMar>
+          </w:tcPr>
+          <w:p>
+            <w:pPr>
+              <w:spacing w:after="40" w:before="40"/>
+            </w:pPr>
+            <w:r>
+              <w:rPr>
+                <w:rFonts w:ascii="Hiragino Sans W3" w:cs="Hiragino Sans W3" w:eastAsia="Hiragino Sans W3" w:hAnsi="Hiragino Sans W3"/>
+                <w:b w:val="false"/>
+                <w:bCs w:val="false"/>
+                <w:i w:val="false"/>
+                <w:iCs w:val="false"/>
+                <w:sz w:val="22"/>
+                <w:szCs w:val="22"/>
+              </w:rPr>
+              <w:t xml:space="preserve">6F</w:t>
+            </w:r>
+          </w:p>
+        </w:tc>
+        <w:tc>
+          <w:tcPr>
+            <w:tcW w:type="dxa" w:w="1128"/>
+            <w:tcBorders>
+              <w:top w:val="single" w:color="999999" w:sz="1"/>
+              <w:left w:val="single" w:color="999999" w:sz="1"/>
+              <w:bottom w:val="single" w:color="999999" w:sz="1"/>
+              <w:right w:val="single" w:color="999999" w:sz="1"/>
+            </w:tcBorders>
+            <w:tcMar>
+              <w:top w:type="dxa" w:w="57"/>
+              <w:left w:type="dxa" w:w="86"/>
+              <w:bottom w:type="dxa" w:w="57"/>
+              <w:right w:type="dxa" w:w="86"/>
+            </w:tcMar>
+          </w:tcPr>
+          <w:p>
+            <w:pPr>
+              <w:spacing w:after="40" w:before="40"/>
+            </w:pPr>
+            <w:r>
+              <w:rPr>
+                <w:rFonts w:ascii="Hiragino Sans W3" w:cs="Hiragino Sans W3" w:eastAsia="Hiragino Sans W3" w:hAnsi="Hiragino Sans W3"/>
+                <w:b w:val="false"/>
+                <w:bCs w:val="false"/>
+                <w:i w:val="false"/>
+                <w:iCs w:val="false"/>
+                <w:sz w:val="22"/>
+                <w:szCs w:val="22"/>
+              </w:rPr>
+              <w:t xml:space="preserve">75人</w:t>
+            </w:r>
+          </w:p>
+        </w:tc>
+        <w:tc>
+          <w:tcPr>
+            <w:tcW w:type="dxa" w:w="1128"/>
+            <w:tcBorders>
+              <w:top w:val="single" w:color="999999" w:sz="1"/>
+              <w:left w:val="single" w:color="999999" w:sz="1"/>
+              <w:bottom w:val="single" w:color="999999" w:sz="1"/>
+              <w:right w:val="single" w:color="999999" w:sz="1"/>
+            </w:tcBorders>
+            <w:tcMar>
+              <w:top w:type="dxa" w:w="57"/>
+              <w:left w:type="dxa" w:w="86"/>
+              <w:bottom w:type="dxa" w:w="57"/>
+              <w:right w:type="dxa" w:w="86"/>
+            </w:tcMar>
+          </w:tcPr>
+          <w:p>
+            <w:pPr>
+              <w:spacing w:after="40" w:before="40"/>
+            </w:pPr>
+            <w:r>
+              <w:rPr>
+                <w:rFonts w:ascii="Hiragino Sans W3" w:cs="Hiragino Sans W3" w:eastAsia="Hiragino Sans W3" w:hAnsi="Hiragino Sans W3"/>
+                <w:b w:val="false"/>
+                <w:bCs w:val="false"/>
+                <w:i w:val="false"/>
+                <w:iCs w:val="false"/>
+                <w:sz w:val="22"/>
+                <w:szCs w:val="22"/>
+              </w:rPr>
+              <w:t xml:space="preserve">47床</w:t>
+            </w:r>
+          </w:p>
+        </w:tc>
+        <w:tc>
+          <w:tcPr>
+            <w:tcW w:type="dxa" w:w="1128"/>
+            <w:tcBorders>
+              <w:top w:val="single" w:color="999999" w:sz="1"/>
+              <w:left w:val="single" w:color="999999" w:sz="1"/>
+              <w:bottom w:val="single" w:color="999999" w:sz="1"/>
+              <w:right w:val="single" w:color="999999" w:sz="1"/>
+            </w:tcBorders>
+            <w:tcMar>
+              <w:top w:type="dxa" w:w="57"/>
+              <w:left w:type="dxa" w:w="86"/>
+              <w:bottom w:type="dxa" w:w="57"/>
+              <w:right w:type="dxa" w:w="86"/>
+            </w:tcMar>
+          </w:tcPr>
+          <w:p>
+            <w:pPr>
+              <w:spacing w:after="40" w:before="40"/>
+            </w:pPr>
+            <w:r>
+              <w:rPr>
+                <w:rFonts w:ascii="Hiragino Sans W3" w:cs="Hiragino Sans W3" w:eastAsia="Hiragino Sans W3" w:hAnsi="Hiragino Sans W3"/>
+                <w:b w:val="false"/>
+                <w:bCs w:val="false"/>
+                <w:i w:val="false"/>
+                <w:iCs w:val="false"/>
+                <w:sz w:val="22"/>
+                <w:szCs w:val="22"/>
+              </w:rPr>
+              <w:t xml:space="preserve">92.5%</w:t>
+            </w:r>
+          </w:p>
+        </w:tc>
+        <w:tc>
+          <w:tcPr>
+            <w:tcW w:type="dxa" w:w="1128"/>
+            <w:tcBorders>
+              <w:top w:val="single" w:color="999999" w:sz="1"/>
+              <w:left w:val="single" w:color="999999" w:sz="1"/>
+              <w:bottom w:val="single" w:color="999999" w:sz="1"/>
+              <w:right w:val="single" w:color="999999" w:sz="1"/>
+            </w:tcBorders>
+            <w:tcMar>
+              <w:top w:type="dxa" w:w="57"/>
+              <w:left w:type="dxa" w:w="86"/>
+              <w:bottom w:type="dxa" w:w="57"/>
+              <w:right w:type="dxa" w:w="86"/>
+            </w:tcMar>
+          </w:tcPr>
+          <w:p>
+            <w:pPr>
+              <w:spacing w:after="40" w:before="40"/>
+            </w:pPr>
+            <w:r>
+              <w:rPr>
+                <w:rFonts w:ascii="Hiragino Sans W3" w:cs="Hiragino Sans W3" w:eastAsia="Hiragino Sans W3" w:hAnsi="Hiragino Sans W3"/>
+                <w:b w:val="false"/>
+                <w:bCs w:val="false"/>
+                <w:i w:val="false"/>
+                <w:iCs w:val="false"/>
+                <w:sz w:val="22"/>
+                <w:szCs w:val="22"/>
+              </w:rPr>
+              <w:t xml:space="preserve">17.4日</w:t>
+            </w:r>
+          </w:p>
+        </w:tc>
+        <w:tc>
+          <w:tcPr>
+            <w:tcW w:type="dxa" w:w="1128"/>
+            <w:tcBorders>
+              <w:top w:val="single" w:color="999999" w:sz="1"/>
+              <w:left w:val="single" w:color="999999" w:sz="1"/>
+              <w:bottom w:val="single" w:color="999999" w:sz="1"/>
+              <w:right w:val="single" w:color="999999" w:sz="1"/>
+            </w:tcBorders>
+            <w:tcMar>
+              <w:top w:type="dxa" w:w="57"/>
+              <w:left w:type="dxa" w:w="86"/>
+              <w:bottom w:type="dxa" w:w="57"/>
+              <w:right w:type="dxa" w:w="86"/>
+            </w:tcMar>
+          </w:tcPr>
+          <w:p>
+            <w:pPr>
+              <w:spacing w:after="40" w:before="40"/>
+            </w:pPr>
+            <w:r>
+              <w:rPr>
+                <w:rFonts w:ascii="Hiragino Sans W3" w:cs="Hiragino Sans W3" w:eastAsia="Hiragino Sans W3" w:hAnsi="Hiragino Sans W3"/>
+                <w:b w:val="false"/>
+                <w:bCs w:val="false"/>
+                <w:i w:val="false"/>
+                <w:iCs w:val="false"/>
+                <w:sz w:val="22"/>
+                <w:szCs w:val="22"/>
+              </w:rPr>
+              <w:t xml:space="preserve">12.5人</w:t>
+            </w:r>
+          </w:p>
+        </w:tc>
+        <w:tc>
+          <w:tcPr>
+            <w:tcW w:type="dxa" w:w="1128"/>
+            <w:tcBorders>
+              <w:top w:val="single" w:color="999999" w:sz="1"/>
+              <w:left w:val="single" w:color="999999" w:sz="1"/>
+              <w:bottom w:val="single" w:color="999999" w:sz="1"/>
+              <w:right w:val="single" w:color="999999" w:sz="1"/>
+            </w:tcBorders>
+            <w:tcMar>
+              <w:top w:type="dxa" w:w="57"/>
+              <w:left w:type="dxa" w:w="86"/>
+              <w:bottom w:type="dxa" w:w="57"/>
+              <w:right w:type="dxa" w:w="86"/>
+            </w:tcMar>
+          </w:tcPr>
+          <w:p>
+            <w:pPr>
+              <w:spacing w:after="40" w:before="40"/>
+            </w:pPr>
+            <w:r>
+              <w:rPr>
+                <w:rFonts w:ascii="Hiragino Sans W3" w:cs="Hiragino Sans W3" w:eastAsia="Hiragino Sans W3" w:hAnsi="Hiragino Sans W3"/>
+                <w:b w:val="false"/>
+                <w:bCs w:val="false"/>
+                <w:i w:val="false"/>
+                <w:iCs w:val="false"/>
+                <w:sz w:val="22"/>
+                <w:szCs w:val="22"/>
+              </w:rPr>
+              <w:t xml:space="preserve">22.5人</w:t>
+            </w:r>
+          </w:p>
+        </w:tc>
+        <w:tc>
+          <w:tcPr>
+            <w:tcW w:type="dxa" w:w="1128"/>
+            <w:tcBorders>
+              <w:top w:val="single" w:color="999999" w:sz="1"/>
+              <w:left w:val="single" w:color="999999" w:sz="1"/>
+              <w:bottom w:val="single" w:color="999999" w:sz="1"/>
+              <w:right w:val="single" w:color="999999" w:sz="1"/>
+            </w:tcBorders>
+            <w:tcMar>
+              <w:top w:type="dxa" w:w="57"/>
+              <w:left w:type="dxa" w:w="86"/>
+              <w:bottom w:type="dxa" w:w="57"/>
+              <w:right w:type="dxa" w:w="86"/>
+            </w:tcMar>
+          </w:tcPr>
+          <w:p>
+            <w:pPr>
+              <w:spacing w:after="40" w:before="40"/>
+            </w:pPr>
+            <w:r>
+              <w:rPr>
+                <w:rFonts w:ascii="Hiragino Sans W3" w:cs="Hiragino Sans W3" w:eastAsia="Hiragino Sans W3" w:hAnsi="Hiragino Sans W3"/>
+                <w:b w:val="false"/>
+                <w:bCs w:val="false"/>
+                <w:i w:val="false"/>
+                <w:iCs w:val="false"/>
+                <w:sz w:val="22"/>
+                <w:szCs w:val="22"/>
+              </w:rPr>
+              <w:t xml:space="preserve">8.5人</w:t>
+            </w:r>
+          </w:p>
+        </w:tc>
+      </w:tr>
+    </w:tbl>
+    <w:p>
+      <w:pPr>
+        <w:spacing w:after="80" w:before="80"/>
+      </w:pPr>
+    </w:p>
+    <w:p>
+      <w:pPr>
+        <w:spacing w:after="80" w:before="80"/>
+      </w:pPr>
+      <w:r>
+        <w:rPr>
+          <w:rFonts w:ascii="Hiragino Sans W3" w:cs="Hiragino Sans W3" w:eastAsia="Hiragino Sans W3" w:hAnsi="Hiragino Sans W3"/>
+          <w:b w:val="false"/>
+          <w:bCs w:val="false"/>
+          <w:i w:val="false"/>
+          <w:iCs w:val="false"/>
+          <w:sz w:val="22"/>
+          <w:szCs w:val="22"/>
+        </w:rPr>
+        <w:t xml:space="preserve">按分前の不具合: 病棟別で月入院数150人のままだと LOS が 8.7日まで短くなり、C群が0%という非現実的な値になっていました（v3.2で修正）。</w:t>
       </w:r>
     </w:p>
     <w:p>

--- a/docs/admin/BedControl_Manual_v3.docx
+++ b/docs/admin/BedControl_Manual_v3.docx
@@ -41907,7 +41907,7 @@
           <w:sz w:val="24"/>
           <w:szCs w:val="24"/>
         </w:rPr>
-        <w:t xml:space="preserve">13-5. 全体主義ベッドコントロール — 均等努力方式で目標達成（v3.0新機能）</w:t>
+        <w:t xml:space="preserve">13-5. 助け合いベッドコントロール — 助け合い方式で目標達成（v3.0新機能）</w:t>
       </w:r>
     </w:p>
     <w:p>
@@ -41972,7 +41972,7 @@
           <w:sz w:val="22"/>
           <w:szCs w:val="22"/>
         </w:rPr>
-        <w:t xml:space="preserve"> できる場合があります。アプリは自動的にこの「均等努力方式（Equal Effort）」の計算を行い、日次推移タブに表示します。</w:t>
+        <w:t xml:space="preserve"> できる場合があります。アプリは自動的にこの「助け合い方式（Equal Effort）」の計算を行い、日次推移タブに表示します。</w:t>
       </w:r>
     </w:p>
     <w:p>
@@ -41990,7 +41990,7 @@
           <w:sz w:val="22"/>
           <w:szCs w:val="22"/>
         </w:rPr>
-        <w:t xml:space="preserve">均等努力方式（Equal Effort）とは</w:t>
+        <w:t xml:space="preserve">助け合い方式（Equal Effort）とは</w:t>
       </w:r>
     </w:p>
     <w:p>
@@ -42007,7 +42007,7 @@
           <w:sz w:val="22"/>
           <w:szCs w:val="22"/>
         </w:rPr>
-        <w:t xml:space="preserve">従来の方式では「ヘルプ病棟 vs ヘルパー病棟」という役割分担があり、一方が他方を支える構造でした。均等努力方式では、</w:t>
+        <w:t xml:space="preserve">従来の方式では「ヘルプ病棟 vs 助ける側の病棟」という役割分担があり、一方が他方を支える構造でした。助け合い方式では、</w:t>
       </w:r>
       <w:r>
         <w:rPr>
@@ -42313,7 +42313,7 @@
           <w:sz w:val="22"/>
           <w:szCs w:val="22"/>
         </w:rPr>
-        <w:t xml:space="preserve">かつ、全体では均等努力方式で達成可能</w:t>
+        <w:t xml:space="preserve">かつ、全体では助け合い方式で達成可能</w:t>
       </w:r>
     </w:p>
     <w:p>
@@ -42348,7 +42348,7 @@
           <w:sz w:val="22"/>
           <w:szCs w:val="22"/>
         </w:rPr>
-        <w:t xml:space="preserve">🤝 均等努力メッセージ（日次推移タブ内）</w:t>
+        <w:t xml:space="preserve">🤝 助け合いメッセージ（日次推移タブ内）</w:t>
       </w:r>
     </w:p>
     <w:p>
@@ -42365,7 +42365,7 @@
           <w:sz w:val="22"/>
           <w:szCs w:val="22"/>
         </w:rPr>
-        <w:t xml:space="preserve">病棟を選択すると、均等努力方式による目標値が自動表示されます：</w:t>
+        <w:t xml:space="preserve">病棟を選択すると、助け合い方式による目標値が自動表示されます：</w:t>
       </w:r>
     </w:p>
     <w:p>
@@ -42387,7 +42387,7 @@
           <w:sz w:val="22"/>
           <w:szCs w:val="22"/>
         </w:rPr>
-        <w:t xml:space="preserve">均等努力目標</w:t>
+        <w:t xml:space="preserve">助け合い目標</w:t>
       </w:r>
       <w:r>
         <w:rPr>
@@ -42467,7 +42467,7 @@
           <w:sz w:val="22"/>
           <w:szCs w:val="22"/>
         </w:rPr>
-        <w:t xml:space="preserve">: 均等努力目標の稼働率ライン（各病棟に表示）</w:t>
+        <w:t xml:space="preserve">: 助け合い目標の稼働率ライン（各病棟に表示）</w:t>
       </w:r>
     </w:p>
     <w:p>
@@ -43761,7 +43761,7 @@
           <w:sz w:val="22"/>
           <w:szCs w:val="22"/>
         </w:rPr>
-        <w:t xml:space="preserve">ヘルパー上限稼働率スライダー（v3.0新機能）</w:t>
+        <w:t xml:space="preserve">助ける側の上限スライダー（v3.0新機能）</w:t>
       </w:r>
     </w:p>
     <w:p>
@@ -43790,19 +43790,19 @@
           <w:sz w:val="22"/>
           <w:szCs w:val="22"/>
         </w:rPr>
-        <w:t xml:space="preserve">ヘルパー上限稼働率</w:t>
-      </w:r>
-      <w:r>
-        <w:rPr>
-          <w:rFonts w:ascii="Hiragino Sans W3" w:cs="Hiragino Sans W3" w:eastAsia="Hiragino Sans W3" w:hAnsi="Hiragino Sans W3"/>
-          <w:b w:val="false"/>
-          <w:bCs w:val="false"/>
-          <w:i w:val="false"/>
-          <w:iCs w:val="false"/>
-          <w:sz w:val="22"/>
-          <w:szCs w:val="22"/>
-        </w:rPr>
-        <w:t xml:space="preserve">」スライダー（デフォルト96%）は引き続き利用できます。均等努力方式では、上限の意味が以下のように変わります：</w:t>
+        <w:t xml:space="preserve">助ける側の上限</w:t>
+      </w:r>
+      <w:r>
+        <w:rPr>
+          <w:rFonts w:ascii="Hiragino Sans W3" w:cs="Hiragino Sans W3" w:eastAsia="Hiragino Sans W3" w:hAnsi="Hiragino Sans W3"/>
+          <w:b w:val="false"/>
+          <w:bCs w:val="false"/>
+          <w:i w:val="false"/>
+          <w:iCs w:val="false"/>
+          <w:sz w:val="22"/>
+          <w:szCs w:val="22"/>
+        </w:rPr>
+        <w:t xml:space="preserve">」スライダー（デフォルト96%）は引き続き利用できます。助け合い方式では、上限の意味が以下のように変わります：</w:t>
       </w:r>
     </w:p>
     <w:p>
@@ -43836,7 +43836,7 @@
           <w:sz w:val="22"/>
           <w:szCs w:val="22"/>
         </w:rPr>
-        <w:t xml:space="preserve">: 両病棟とも均等努力目標が上限以下。多段階テーブルに ✅ のみ表示</w:t>
+        <w:t xml:space="preserve">: 両病棟とも助け合い目標が上限以下。多段階テーブルに ✅ のみ表示</w:t>
       </w:r>
     </w:p>
     <w:p>
@@ -43870,7 +43870,7 @@
           <w:sz w:val="22"/>
           <w:szCs w:val="22"/>
         </w:rPr>
-        <w:t xml:space="preserve">: いずれかの病棟の均等努力目標が上限を超過するシナリオに ⚠️ または 🔶 マークが付く。「達成可能だが現実的に厳しい」ことを視覚的に警告</w:t>
+        <w:t xml:space="preserve">: いずれかの病棟の助け合い目標が上限を超過するシナリオに ⚠️ または 🔶 マークが付く。「達成可能だが現実的に厳しい」ことを視覚的に警告</w:t>
       </w:r>
     </w:p>
     <w:p>
@@ -43927,7 +43927,7 @@
           <w:sz w:val="22"/>
           <w:szCs w:val="22"/>
         </w:rPr>
-        <w:t xml:space="preserve"> — 均等努力方式では両病棟に同じ上昇幅を求めるため、元々稼働率が高い病棟が上限を超えやすくなります。上限スライダーで「ここまでなら現実的」というラインを設定し、超過シナリオにはマークを付けて注意喚起します。</w:t>
+        <w:t xml:space="preserve"> — 助け合い方式では両病棟に同じ上昇幅を求めるため、元々稼働率が高い病棟が上限を超えやすくなります。上限スライダーで「ここまでなら現実的」というラインを設定し、超過シナリオにはマークを付けて注意喚起します。</w:t>
       </w:r>
     </w:p>
     <w:p>
@@ -43979,7 +43979,7 @@
           <w:sz w:val="22"/>
           <w:szCs w:val="22"/>
         </w:rPr>
-        <w:t xml:space="preserve">各病棟の均等努力目標 = 各病棟の月平均稼働率 + Δ</w:t>
+        <w:t xml:space="preserve">各病棟の助け合い目標 = 各病棟の月平均稼働率 + Δ</w:t>
       </w:r>
     </w:p>
     <w:p>
@@ -44053,7 +44053,7 @@
           <w:sz w:val="22"/>
           <w:szCs w:val="22"/>
         </w:rPr>
-        <w:t xml:space="preserve">「今月の均等努力目標は+1.7ptです。5Fは88.7%、6Fは93.7%を目指しましょう」</w:t>
+        <w:t xml:space="preserve">「今月の助け合い目標は+1.7ptです。5Fは88.7%、6Fは93.7%を目指しましょう」</w:t>
       </w:r>
     </w:p>
     <w:p>
@@ -44126,7 +44126,7 @@
           <w:sz w:val="22"/>
           <w:szCs w:val="22"/>
         </w:rPr>
-        <w:t xml:space="preserve"> この機能は「一方に負担を押しつける」のではなく、「両病棟が同じ努力幅で共に改善する」という均等努力の趣旨です。データに基づいて公平に目標を共有し、同じ歩幅で病院全体の目標を達成します。</w:t>
+        <w:t xml:space="preserve"> この機能は「一方に負担を押しつける」のではなく、「両病棟が同じ努力幅で共に改善する」という助け合いの趣旨です。データに基づいて公平に目標を共有し、同じ歩幅で病院全体の目標を達成します。</w:t>
       </w:r>
     </w:p>
     <w:p>

--- a/docs/admin/BedControl_Manual_v3.docx
+++ b/docs/admin/BedControl_Manual_v3.docx
@@ -2,7 +2,7 @@
 <file path=word/document.xml><?xml version="1.0" encoding="utf-8"?>
 <w:document xmlns:w="http://schemas.openxmlformats.org/wordprocessingml/2006/main" xmlns:m="http://schemas.openxmlformats.org/officeDocument/2006/math" xmlns:r="http://schemas.openxmlformats.org/officeDocument/2006/relationships" xmlns:o="urn:schemas-microsoft-com:office:office" xmlns:v="urn:schemas-microsoft-com:vml" xmlns:w10="urn:schemas-microsoft-com:office:word" xmlns:a="http://schemas.openxmlformats.org/drawingml/2006/main" xmlns:pic="http://schemas.openxmlformats.org/drawingml/2006/picture" xmlns:wp="http://schemas.openxmlformats.org/drawingml/2006/wordprocessingDrawing">
   <w:body>
-    <w:bookmarkStart w:id="176" w:name="ベッドコントロール運用マニュアル"/>
+    <w:bookmarkStart w:id="175" w:name="ベッドコントロール運用マニュアル"/>
     <w:p>
       <w:pPr>
         <w:pStyle w:val="Heading1"/>
@@ -14,7 +14,7 @@
         <w:t xml:space="preserve">ベッドコントロール運用マニュアル</w:t>
       </w:r>
     </w:p>
-    <w:bookmarkStart w:id="19" w:name="稼働率とフェーズ管理による病棟運営の最適化ガイド"/>
+    <w:bookmarkStart w:id="11" w:name="稼働率とフェーズ管理による病棟運営の最適化ガイド"/>
     <w:p>
       <w:pPr>
         <w:pStyle w:val="Heading2"/>
@@ -26,7 +26,7 @@
         <w:t xml:space="preserve">稼働率とフェーズ管理による病棟運営の最適化ガイド</w:t>
       </w:r>
     </w:p>
-    <w:bookmarkStart w:id="17" w:name="年4月11日-改訂版"/>
+    <w:bookmarkStart w:id="9" w:name="年4月11日-改訂版"/>
     <w:p>
       <w:pPr>
         <w:pStyle w:val="Heading3"/>
@@ -133,8 +133,8 @@
         </w:pict>
       </w:r>
     </w:p>
-    <w:bookmarkEnd w:id="17"/>
-    <w:bookmarkStart w:id="18" w:name="用語対照表医療倫理に配慮した用語への変更"/>
+    <w:bookmarkEnd w:id="9"/>
+    <w:bookmarkStart w:id="10" w:name="用語対照表医療倫理に配慮した用語への変更"/>
     <w:p>
       <w:pPr>
         <w:pStyle w:val="Heading3"/>
@@ -641,9 +641,9 @@
         </w:pict>
       </w:r>
     </w:p>
-    <w:bookmarkEnd w:id="18"/>
-    <w:bookmarkEnd w:id="19"/>
-    <w:bookmarkStart w:id="20" w:name="目次"/>
+    <w:bookmarkEnd w:id="10"/>
+    <w:bookmarkEnd w:id="11"/>
+    <w:bookmarkStart w:id="12" w:name="目次"/>
     <w:p>
       <w:pPr>
         <w:pStyle w:val="Heading2"/>
@@ -1547,6 +1547,15 @@
         </w:rPr>
         <w:t xml:space="preserve">制度余力ダッシュボード</w:t>
       </w:r>
+      <w:r>
+        <w:t xml:space="preserve"> ― </w:t>
+      </w:r>
+      <w:r>
+        <w:rPr>
+          <w:rFonts w:hint="eastAsia"/>
+        </w:rPr>
+        <w:t xml:space="preserve">「基準、守れてる？」を信号で確認</w:t>
+      </w:r>
     </w:p>
     <w:p>
       <w:pPr>
@@ -1565,6 +1574,24 @@
         </w:rPr>
         <w:t xml:space="preserve">需要波ダッシュボード</w:t>
       </w:r>
+      <w:r>
+        <w:t xml:space="preserve"> ― </w:t>
+      </w:r>
+      <w:r>
+        <w:rPr>
+          <w:rFonts w:hint="eastAsia"/>
+        </w:rPr>
+        <w:t xml:space="preserve">「今は忙しい時期？</w:t>
+      </w:r>
+      <w:r>
+        <w:t xml:space="preserve"> </w:t>
+      </w:r>
+      <w:r>
+        <w:rPr>
+          <w:rFonts w:hint="eastAsia"/>
+        </w:rPr>
+        <w:t xml:space="preserve">暇な時期？」を確認</w:t>
+      </w:r>
     </w:p>
     <w:p>
       <w:pPr>
@@ -1583,6 +1610,15 @@
         </w:rPr>
         <w:t xml:space="preserve">C群コントロールパネル</w:t>
       </w:r>
+      <w:r>
+        <w:t xml:space="preserve"> ― </w:t>
+      </w:r>
+      <w:r>
+        <w:rPr>
+          <w:rFonts w:hint="eastAsia"/>
+        </w:rPr>
+        <w:t xml:space="preserve">「C群、どうする？」の判断を支援</w:t>
+      </w:r>
     </w:p>
     <w:p>
       <w:pPr>
@@ -1599,7 +1635,34 @@
         <w:rPr>
           <w:rFonts w:hint="eastAsia"/>
         </w:rPr>
-        <w:t xml:space="preserve">活用の考え方</w:t>
+        <w:t xml:space="preserve">毎朝の使い方</w:t>
+      </w:r>
+      <w:r>
+        <w:t xml:space="preserve"> ― </w:t>
+      </w:r>
+      <w:r>
+        <w:rPr>
+          <w:rFonts w:hint="eastAsia"/>
+        </w:rPr>
+        <w:t xml:space="preserve">3ステップで完了</w:t>
+      </w:r>
+    </w:p>
+    <w:p>
+      <w:pPr>
+        <w:pStyle w:val="Compact"/>
+        <w:numPr>
+          <w:ilvl w:val="0"/>
+          <w:numId w:val="1010"/>
+        </w:numPr>
+      </w:pPr>
+      <w:r>
+        <w:t xml:space="preserve">16-5. </w:t>
+      </w:r>
+      <w:r>
+        <w:rPr>
+          <w:rFonts w:hint="eastAsia"/>
+        </w:rPr>
+        <w:t xml:space="preserve">注意事項</w:t>
       </w:r>
     </w:p>
     <w:p>
@@ -1609,8 +1672,8 @@
         </w:pict>
       </w:r>
     </w:p>
-    <w:bookmarkEnd w:id="20"/>
-    <w:bookmarkStart w:id="23" w:name="最上位目的とこのアプリが提供する読み"/>
+    <w:bookmarkEnd w:id="12"/>
+    <w:bookmarkStart w:id="15" w:name="最上位目的とこのアプリが提供する読み"/>
     <w:p>
       <w:pPr>
         <w:pStyle w:val="Heading2"/>
@@ -1710,7 +1773,7 @@
         <w:t xml:space="preserve">ことで、チーム全体が同じ基準で動けるようにするためのツールである。</w:t>
       </w:r>
     </w:p>
-    <w:bookmarkStart w:id="22" w:name="ベッドコントローラーの役割と権限"/>
+    <w:bookmarkStart w:id="14" w:name="ベッドコントローラーの役割と権限"/>
     <w:p>
       <w:pPr>
         <w:pStyle w:val="Heading3"/>
@@ -2109,7 +2172,7 @@
         <w:t xml:space="preserve">救急搬送は「来れば受ける」ものであり、稼働率向上のために当てにする手段ではない。本マニュアルで「入院を増やす」「入院を受け入れる」と記載している箇所は、すべて上記チャネルを通じた間接的な働きかけを意味する。</w:t>
       </w:r>
     </w:p>
-    <w:bookmarkStart w:id="21" w:name="連携室との連携ポイント"/>
+    <w:bookmarkStart w:id="13" w:name="連携室との連携ポイント"/>
     <w:p>
       <w:pPr>
         <w:pStyle w:val="Heading4"/>
@@ -2266,10 +2329,10 @@
         </w:pict>
       </w:r>
     </w:p>
-    <w:bookmarkEnd w:id="21"/>
-    <w:bookmarkEnd w:id="22"/>
-    <w:bookmarkEnd w:id="23"/>
-    <w:bookmarkStart w:id="41" w:name="根本原理フェーズ別の視点で病棟マネジメントを構造化する"/>
+    <w:bookmarkEnd w:id="13"/>
+    <w:bookmarkEnd w:id="14"/>
+    <w:bookmarkEnd w:id="15"/>
+    <w:bookmarkStart w:id="33" w:name="根本原理フェーズ別の視点で病棟マネジメントを構造化する"/>
     <w:p>
       <w:pPr>
         <w:pStyle w:val="Heading2"/>
@@ -2284,7 +2347,7 @@
         <w:t xml:space="preserve">根本原理（フェーズ別の視点で病棟マネジメントを構造化する）</w:t>
       </w:r>
     </w:p>
-    <w:bookmarkStart w:id="24" w:name="フェーズ定義と運営貢献額旧限界利益ボトルネックはフェーズa"/>
+    <w:bookmarkStart w:id="16" w:name="フェーズ定義と運営貢献額旧限界利益ボトルネックはフェーズa"/>
     <w:p>
       <w:pPr>
         <w:pStyle w:val="Heading3"/>
@@ -2684,8 +2747,8 @@
         <w:t xml:space="preserve">B群の運営貢献額はA群の約1.25倍。B群患者を安易に退院させることは、そのまま運営上の減収につながる。</w:t>
       </w:r>
     </w:p>
-    <w:bookmarkEnd w:id="24"/>
-    <w:bookmarkStart w:id="32" w:name="目標フェーズ構成little法則による理論的根拠"/>
+    <w:bookmarkEnd w:id="16"/>
+    <w:bookmarkStart w:id="24" w:name="目標フェーズ構成little法則による理論的根拠"/>
     <w:p>
       <w:pPr>
         <w:pStyle w:val="Heading3"/>
@@ -2700,7 +2763,7 @@
         <w:t xml:space="preserve">目標フェーズ構成（Little法則による理論的根拠）</w:t>
       </w:r>
     </w:p>
-    <w:bookmarkStart w:id="25" w:name="なぜ理論値なのか-職員向けの易しい解説"/>
+    <w:bookmarkStart w:id="17" w:name="なぜ理論値なのか-職員向けの易しい解説"/>
     <w:p>
       <w:pPr>
         <w:pStyle w:val="Heading4"/>
@@ -2846,8 +2909,8 @@
         <w:t xml:space="preserve">」が逆算できます。</w:t>
       </w:r>
     </w:p>
-    <w:bookmarkEnd w:id="25"/>
-    <w:bookmarkStart w:id="26" w:name="床病院月150人入院稼働率92.5目標の計算例"/>
+    <w:bookmarkEnd w:id="17"/>
+    <w:bookmarkStart w:id="18" w:name="床病院月150人入院稼働率92.5目標の計算例"/>
     <w:p>
       <w:pPr>
         <w:pStyle w:val="Heading4"/>
@@ -3296,8 +3359,8 @@
         <w:t xml:space="preserve">17人</w:t>
       </w:r>
     </w:p>
-    <w:bookmarkEnd w:id="26"/>
-    <w:bookmarkStart w:id="27" w:name="重要な洞察-職員に伝えたいこと"/>
+    <w:bookmarkEnd w:id="18"/>
+    <w:bookmarkStart w:id="19" w:name="重要な洞察-職員に伝えたいこと"/>
     <w:p>
       <w:pPr>
         <w:pStyle w:val="Heading4"/>
@@ -3529,8 +3592,8 @@
         <w:t xml:space="preserve">動的に計算すべき</w:t>
       </w:r>
     </w:p>
-    <w:bookmarkEnd w:id="27"/>
-    <w:bookmarkStart w:id="28" w:name="月間入院数別の理論値目標稼働率92.5"/>
+    <w:bookmarkEnd w:id="19"/>
+    <w:bookmarkStart w:id="20" w:name="月間入院数別の理論値目標稼働率92.5"/>
     <w:p>
       <w:pPr>
         <w:pStyle w:val="Heading4"/>
@@ -4237,8 +4300,8 @@
         <w:t xml:space="preserve">当院の運用では「月150人」を維持することが最もバランスが良い</w:t>
       </w:r>
     </w:p>
-    <w:bookmarkEnd w:id="28"/>
-    <w:bookmarkStart w:id="29" w:name="実績が理論値から乖離したときの対処"/>
+    <w:bookmarkEnd w:id="20"/>
+    <w:bookmarkStart w:id="21" w:name="実績が理論値から乖離したときの対処"/>
     <w:p>
       <w:pPr>
         <w:pStyle w:val="Heading4"/>
@@ -4624,8 +4687,8 @@
         </w:tc>
       </w:tr>
     </w:tbl>
-    <w:bookmarkEnd w:id="29"/>
-    <w:bookmarkStart w:id="30" w:name="このアプリでの表示"/>
+    <w:bookmarkEnd w:id="21"/>
+    <w:bookmarkStart w:id="22" w:name="このアプリでの表示"/>
     <w:p>
       <w:pPr>
         <w:pStyle w:val="Heading4"/>
@@ -4676,8 +4739,8 @@
         <w:t xml:space="preserve">この理論値はどう計算しているか」のボタンを展開すると、その時点の設定に基づく計算ステップを4段階で見られます。</w:t>
       </w:r>
     </w:p>
-    <w:bookmarkEnd w:id="30"/>
-    <w:bookmarkStart w:id="31" w:name="病棟別表示時の按分計算v3.2修正"/>
+    <w:bookmarkEnd w:id="22"/>
+    <w:bookmarkStart w:id="23" w:name="病棟別表示時の按分計算v3.2修正"/>
     <w:p>
       <w:pPr>
         <w:pStyle w:val="Heading4"/>
@@ -5260,9 +5323,9 @@
         <w:t xml:space="preserve">8.7日まで短くなり、C群が0%という非現実的な値になっていました（v3.2で修正）。</w:t>
       </w:r>
     </w:p>
-    <w:bookmarkEnd w:id="31"/>
-    <w:bookmarkEnd w:id="32"/>
-    <w:bookmarkStart w:id="39" w:name="what-if-シミュレーション経営会議提案用-v3.2新機能"/>
+    <w:bookmarkEnd w:id="23"/>
+    <w:bookmarkEnd w:id="24"/>
+    <w:bookmarkStart w:id="31" w:name="what-if-シミュレーション経営会議提案用-v3.2新機能"/>
     <w:p>
       <w:pPr>
         <w:pStyle w:val="Heading3"/>
@@ -5319,7 +5382,7 @@
         <w:t xml:space="preserve">機能があります（折りたたみ式・クリックで展開）。</w:t>
       </w:r>
     </w:p>
-    <w:bookmarkStart w:id="33" w:name="目的"/>
+    <w:bookmarkStart w:id="25" w:name="目的"/>
     <w:p>
       <w:pPr>
         <w:pStyle w:val="Heading4"/>
@@ -5342,8 +5405,8 @@
         <w:t xml:space="preserve">経営会議で「もし月間入院数を○人にしたら」「目標稼働率を○%にしたら」という議論を、Little法則に基づいて即座に試算します。</w:t>
       </w:r>
     </w:p>
-    <w:bookmarkEnd w:id="33"/>
-    <w:bookmarkStart w:id="34" w:name="操作方法"/>
+    <w:bookmarkEnd w:id="25"/>
+    <w:bookmarkStart w:id="26" w:name="操作方法"/>
     <w:p>
       <w:pPr>
         <w:pStyle w:val="Heading4"/>
@@ -5747,8 +5810,8 @@
         <w:t xml:space="preserve">現在のサイドバー設定との運営貢献額差を日/月/年で表示</w:t>
       </w:r>
     </w:p>
-    <w:bookmarkEnd w:id="34"/>
-    <w:bookmarkStart w:id="35" w:name="経営会議での典型的な活用例"/>
+    <w:bookmarkEnd w:id="26"/>
+    <w:bookmarkStart w:id="27" w:name="経営会議での典型的な活用例"/>
     <w:p>
       <w:pPr>
         <w:pStyle w:val="Heading4"/>
@@ -5883,8 +5946,8 @@
         <w:t xml:space="preserve">+X,XXX万円の運営貢献額増が見込めます。ただしC群が増加するため、長期入院の管理が必要になります。」</w:t>
       </w:r>
     </w:p>
-    <w:bookmarkEnd w:id="35"/>
-    <w:bookmarkStart w:id="36" w:name="数値例月入院150人固定稼働率別"/>
+    <w:bookmarkEnd w:id="27"/>
+    <w:bookmarkStart w:id="28" w:name="数値例月入院150人固定稼働率別"/>
     <w:p>
       <w:pPr>
         <w:pStyle w:val="Heading4"/>
@@ -6340,8 +6403,8 @@
         <w:t xml:space="preserve">（25人・45人）。稼働率を変えても変わらない。C群だけが稼働率に応じて変動する。</w:t>
       </w:r>
     </w:p>
-    <w:bookmarkEnd w:id="36"/>
-    <w:bookmarkStart w:id="37" w:name="数値例目標稼働率92.5固定入院数別"/>
+    <w:bookmarkEnd w:id="28"/>
+    <w:bookmarkStart w:id="29" w:name="数値例目標稼働率92.5固定入院数別"/>
     <w:p>
       <w:pPr>
         <w:pStyle w:val="Heading4"/>
@@ -7073,8 +7136,8 @@
         </w:tc>
       </w:tr>
     </w:tbl>
-    <w:bookmarkEnd w:id="37"/>
-    <w:bookmarkStart w:id="38" w:name="注意点"/>
+    <w:bookmarkEnd w:id="29"/>
+    <w:bookmarkStart w:id="30" w:name="注意点"/>
     <w:p>
       <w:pPr>
         <w:pStyle w:val="Heading4"/>
@@ -7131,9 +7194,9 @@
         <w:t xml:space="preserve">「実現可能か」は施設基準・人員配置・患者層の制約を別途確認すること</w:t>
       </w:r>
     </w:p>
-    <w:bookmarkEnd w:id="38"/>
-    <w:bookmarkEnd w:id="39"/>
-    <w:bookmarkStart w:id="40" w:name="空床の影響旧空床損失空床の影響額旧機会損失を可視化"/>
+    <w:bookmarkEnd w:id="30"/>
+    <w:bookmarkEnd w:id="31"/>
+    <w:bookmarkStart w:id="32" w:name="空床の影響旧空床損失空床の影響額旧機会損失を可視化"/>
     <w:p>
       <w:pPr>
         <w:pStyle w:val="Heading3"/>
@@ -7301,9 +7364,9 @@
         </w:pict>
       </w:r>
     </w:p>
-    <w:bookmarkEnd w:id="40"/>
-    <w:bookmarkEnd w:id="41"/>
-    <w:bookmarkStart w:id="48" w:name="運用ルール閾値稼働率は9095フェーズはbを守る"/>
+    <w:bookmarkEnd w:id="32"/>
+    <w:bookmarkEnd w:id="33"/>
+    <w:bookmarkStart w:id="40" w:name="運用ルール閾値稼働率は9095フェーズはbを守る"/>
     <w:p>
       <w:pPr>
         <w:pStyle w:val="Heading2"/>
@@ -7318,7 +7381,7 @@
         <w:t xml:space="preserve">運用ルール（閾値：稼働率は90/95、フェーズはBを守る）</w:t>
       </w:r>
     </w:p>
-    <w:bookmarkStart w:id="44" w:name="稼働率の定義と解釈"/>
+    <w:bookmarkStart w:id="36" w:name="稼働率の定義と解釈"/>
     <w:p>
       <w:pPr>
         <w:pStyle w:val="Heading3"/>
@@ -7333,7 +7396,7 @@
         <w:t xml:space="preserve">稼働率の定義と解釈</w:t>
       </w:r>
     </w:p>
-    <w:bookmarkStart w:id="42" w:name="病床稼働率の計算式厚労省定義"/>
+    <w:bookmarkStart w:id="34" w:name="病床稼働率の計算式厚労省定義"/>
     <w:p>
       <w:pPr>
         <w:pStyle w:val="Heading4"/>
@@ -7576,8 +7639,8 @@
         <w:t xml:space="preserve">102.1%</w:t>
       </w:r>
     </w:p>
-    <w:bookmarkEnd w:id="42"/>
-    <w:bookmarkStart w:id="43" w:name="稼働率の解釈と対処"/>
+    <w:bookmarkEnd w:id="34"/>
+    <w:bookmarkStart w:id="35" w:name="稼働率の解釈と対処"/>
     <w:p>
       <w:pPr>
         <w:pStyle w:val="Heading4"/>
@@ -7798,9 +7861,9 @@
         </w:tc>
       </w:tr>
     </w:tbl>
-    <w:bookmarkEnd w:id="43"/>
-    <w:bookmarkEnd w:id="44"/>
-    <w:bookmarkStart w:id="45" w:name="毎朝の優先度今日の意思決定フラグ"/>
+    <w:bookmarkEnd w:id="35"/>
+    <w:bookmarkEnd w:id="36"/>
+    <w:bookmarkStart w:id="37" w:name="毎朝の優先度今日の意思決定フラグ"/>
     <w:p>
       <w:pPr>
         <w:pStyle w:val="Heading3"/>
@@ -8010,8 +8073,8 @@
         <w:t xml:space="preserve">予定入院の前倒しを外来に依頼し、連携室へ空床通知を実施した上で退院調整を進めましょう。</w:t>
       </w:r>
     </w:p>
-    <w:bookmarkEnd w:id="45"/>
-    <w:bookmarkStart w:id="46" w:name="意思決定スコアダッシュボードで30秒判断"/>
+    <w:bookmarkEnd w:id="37"/>
+    <w:bookmarkStart w:id="38" w:name="意思決定スコアダッシュボードで30秒判断"/>
     <w:p>
       <w:pPr>
         <w:pStyle w:val="Heading3"/>
@@ -8553,8 +8616,8 @@
         </w:tc>
       </w:tr>
     </w:tbl>
-    <w:bookmarkEnd w:id="46"/>
-    <w:bookmarkStart w:id="47" w:name="運営貢献効率旧粗利効率変動費差引きベースベッド1床1日あたりの定量目標"/>
+    <w:bookmarkEnd w:id="38"/>
+    <w:bookmarkStart w:id="39" w:name="運営貢献効率旧粗利効率変動費差引きベースベッド1床1日あたりの定量目標"/>
     <w:p>
       <w:pPr>
         <w:pStyle w:val="Heading3"/>
@@ -8778,9 +8841,9 @@
         </w:pict>
       </w:r>
     </w:p>
-    <w:bookmarkEnd w:id="47"/>
-    <w:bookmarkEnd w:id="48"/>
-    <w:bookmarkStart w:id="53" w:name="毎日の運用プロセス15分で回せる形"/>
+    <w:bookmarkEnd w:id="39"/>
+    <w:bookmarkEnd w:id="40"/>
+    <w:bookmarkStart w:id="45" w:name="毎日の運用プロセス15分で回せる形"/>
     <w:p>
       <w:pPr>
         <w:pStyle w:val="Heading2"/>
@@ -8795,7 +8858,7 @@
         <w:t xml:space="preserve">毎日の運用プロセス（15分で回せる形）</w:t>
       </w:r>
     </w:p>
-    <w:bookmarkStart w:id="49" w:name="step-1朝会前ダッシュボードで今日と3日先を確認"/>
+    <w:bookmarkStart w:id="41" w:name="step-1朝会前ダッシュボードで今日と3日先を確認"/>
     <w:p>
       <w:pPr>
         <w:pStyle w:val="Heading3"/>
@@ -8868,8 +8931,8 @@
         <w:t xml:space="preserve">所要時間：2〜3分</w:t>
       </w:r>
     </w:p>
-    <w:bookmarkEnd w:id="49"/>
-    <w:bookmarkStart w:id="50" w:name="step-2朝会中運営改善アラートを優先度順に対応する"/>
+    <w:bookmarkEnd w:id="41"/>
+    <w:bookmarkStart w:id="42" w:name="step-2朝会中運営改善アラートを優先度順に対応する"/>
     <w:p>
       <w:pPr>
         <w:pStyle w:val="Heading3"/>
@@ -8959,8 +9022,8 @@
         <w:t xml:space="preserve">所要時間：3〜5分</w:t>
       </w:r>
     </w:p>
-    <w:bookmarkEnd w:id="50"/>
-    <w:bookmarkStart w:id="51" w:name="step-3朝会後what-ifで退院入院案を数字で確定"/>
+    <w:bookmarkEnd w:id="42"/>
+    <w:bookmarkStart w:id="43" w:name="step-3朝会後what-ifで退院入院案を数字で確定"/>
     <w:p>
       <w:pPr>
         <w:pStyle w:val="Heading3"/>
@@ -9606,8 +9669,8 @@
         <w:t xml:space="preserve">所要時間：5〜10分</w:t>
       </w:r>
     </w:p>
-    <w:bookmarkEnd w:id="51"/>
-    <w:bookmarkStart w:id="52" w:name="step-4夕方日次入力で実績を積み上げる"/>
+    <w:bookmarkEnd w:id="43"/>
+    <w:bookmarkStart w:id="44" w:name="step-4夕方日次入力で実績を積み上げる"/>
     <w:p>
       <w:pPr>
         <w:pStyle w:val="Heading3"/>
@@ -9702,9 +9765,9 @@
         </w:pict>
       </w:r>
     </w:p>
-    <w:bookmarkEnd w:id="52"/>
-    <w:bookmarkEnd w:id="53"/>
-    <w:bookmarkStart w:id="95" w:name="各タブのプロ的活用法"/>
+    <w:bookmarkEnd w:id="44"/>
+    <w:bookmarkEnd w:id="45"/>
+    <w:bookmarkStart w:id="87" w:name="各タブのプロ的活用法"/>
     <w:p>
       <w:pPr>
         <w:pStyle w:val="Heading2"/>
@@ -9719,7 +9782,7 @@
         <w:t xml:space="preserve">各タブのプロ的活用法</w:t>
       </w:r>
     </w:p>
-    <w:bookmarkStart w:id="54" w:name="日次推移当日の現象を分解"/>
+    <w:bookmarkStart w:id="46" w:name="日次推移当日の現象を分解"/>
     <w:p>
       <w:pPr>
         <w:pStyle w:val="Heading3"/>
@@ -9790,8 +9853,8 @@
         <w:t xml:space="preserve">前日比で大きく動いた指標に注目する</w:t>
       </w:r>
     </w:p>
-    <w:bookmarkEnd w:id="54"/>
-    <w:bookmarkStart w:id="55" w:name="フェーズ構成運営貢献額旧粗利を守る比率管理"/>
+    <w:bookmarkEnd w:id="46"/>
+    <w:bookmarkStart w:id="47" w:name="フェーズ構成運営貢献額旧粗利を守る比率管理"/>
     <w:p>
       <w:pPr>
         <w:pStyle w:val="Heading3"/>
@@ -9856,8 +9919,8 @@
         <w:t xml:space="preserve">構成比の推移グラフで、バランスが崩れ始めるタイミングを早期発見</w:t>
       </w:r>
     </w:p>
-    <w:bookmarkEnd w:id="55"/>
-    <w:bookmarkStart w:id="56" w:name="運営分析旧収支分析今月の運営実績を正確に把握"/>
+    <w:bookmarkEnd w:id="47"/>
+    <w:bookmarkStart w:id="48" w:name="運営分析旧収支分析今月の運営実績を正確に把握"/>
     <w:p>
       <w:pPr>
         <w:pStyle w:val="Heading3"/>
@@ -9914,8 +9977,8 @@
         <w:t xml:space="preserve">月半ばで目標を下回っている場合、後半の入退院計画を見直す</w:t>
       </w:r>
     </w:p>
-    <w:bookmarkEnd w:id="56"/>
-    <w:bookmarkStart w:id="57" w:name="運営改善アラート旧経営判断フラグ優先順位を固定化して迷いを減らす"/>
+    <w:bookmarkEnd w:id="48"/>
+    <w:bookmarkStart w:id="49" w:name="運営改善アラート旧経営判断フラグ優先順位を固定化して迷いを減らす"/>
     <w:p>
       <w:pPr>
         <w:pStyle w:val="Heading3"/>
@@ -9972,8 +10035,8 @@
         <w:t xml:space="preserve">フラグの履歴を確認し、同じフラグが繰り返し発生していないか分析</w:t>
       </w:r>
     </w:p>
-    <w:bookmarkEnd w:id="57"/>
-    <w:bookmarkStart w:id="60" w:name="意思決定ダッシュボード30秒の朝の判断に最適化"/>
+    <w:bookmarkEnd w:id="49"/>
+    <w:bookmarkStart w:id="52" w:name="意思決定ダッシュボード30秒の朝の判断に最適化"/>
     <w:p>
       <w:pPr>
         <w:pStyle w:val="Heading3"/>
@@ -10030,7 +10093,7 @@
         <w:t xml:space="preserve">3日先までの予測で、事前にアクションを打てる</w:t>
       </w:r>
     </w:p>
-    <w:bookmarkStart w:id="58" w:name="平均在院日数los最適化分析"/>
+    <w:bookmarkStart w:id="50" w:name="平均在院日数los最適化分析"/>
     <w:p>
       <w:pPr>
         <w:pStyle w:val="Heading4"/>
@@ -10779,8 +10842,8 @@
         <w:t xml:space="preserve">当院の実績では理論値との差は約6%（理論96%に対し実績90%）。実績データの蓄積により、より正確な係数の算出が可能になる。</w:t>
       </w:r>
     </w:p>
-    <w:bookmarkEnd w:id="58"/>
-    <w:bookmarkStart w:id="59" w:name="病棟運営最適化アドバイザー"/>
+    <w:bookmarkEnd w:id="50"/>
+    <w:bookmarkStart w:id="51" w:name="病棟運営最適化アドバイザー"/>
     <w:p>
       <w:pPr>
         <w:pStyle w:val="Heading4"/>
@@ -10844,9 +10907,9 @@
         </w:pict>
       </w:r>
     </w:p>
-    <w:bookmarkEnd w:id="59"/>
-    <w:bookmarkEnd w:id="60"/>
-    <w:bookmarkStart w:id="92" w:name="what-if分析検証してから会議に出す"/>
+    <w:bookmarkEnd w:id="51"/>
+    <w:bookmarkEnd w:id="52"/>
+    <w:bookmarkStart w:id="84" w:name="what-if分析検証してから会議に出す"/>
     <w:p>
       <w:pPr>
         <w:pStyle w:val="Heading3"/>
@@ -10905,7 +10968,7 @@
         <w:t xml:space="preserve">「感覚ではなく数字で決める」ための中核ツールであり、毎日の入退院判断から月間の戦略立案まで、あらゆる意思決定の裏付けに使う。</w:t>
       </w:r>
     </w:p>
-    <w:bookmarkStart w:id="61" w:name="what-if分析の全体像"/>
+    <w:bookmarkStart w:id="53" w:name="what-if分析の全体像"/>
     <w:p>
       <w:pPr>
         <w:pStyle w:val="Heading4"/>
@@ -11258,8 +11321,8 @@
         </w:pict>
       </w:r>
     </w:p>
-    <w:bookmarkEnd w:id="61"/>
-    <w:bookmarkStart w:id="69" w:name="今日の入退院シナリオ-今日の判断を数字で裏付ける"/>
+    <w:bookmarkEnd w:id="53"/>
+    <w:bookmarkStart w:id="61" w:name="今日の入退院シナリオ-今日の判断を数字で裏付ける"/>
     <w:p>
       <w:pPr>
         <w:pStyle w:val="Heading4"/>
@@ -11327,7 +11390,7 @@
         <w:t xml:space="preserve">退院・入院の判断は、稼働率だけでなくフェーズ構成と運営貢献額に影響する。1日の判断を誤ると、1週間の運営に響く。検証に5分かけることで、1日数万円の損失を防げる。</w:t>
       </w:r>
     </w:p>
-    <w:bookmarkStart w:id="62" w:name="画面の使い方ステップバイステップ"/>
+    <w:bookmarkStart w:id="54" w:name="画面の使い方ステップバイステップ"/>
     <w:p>
       <w:pPr>
         <w:pStyle w:val="Heading5"/>
@@ -11545,8 +11608,8 @@
         <w:t xml:space="preserve">「シナリオ実行」をクリック</w:t>
       </w:r>
     </w:p>
-    <w:bookmarkEnd w:id="62"/>
-    <w:bookmarkStart w:id="63" w:name="プリセットパターンワンクリックで入力"/>
+    <w:bookmarkEnd w:id="54"/>
+    <w:bookmarkStart w:id="55" w:name="プリセットパターンワンクリックで入力"/>
     <w:p>
       <w:pPr>
         <w:pStyle w:val="Heading5"/>
@@ -11996,8 +12059,8 @@
         </w:tc>
       </w:tr>
     </w:tbl>
-    <w:bookmarkEnd w:id="63"/>
-    <w:bookmarkStart w:id="64" w:name="結果の読み方"/>
+    <w:bookmarkEnd w:id="55"/>
+    <w:bookmarkStart w:id="56" w:name="結果の読み方"/>
     <w:p>
       <w:pPr>
         <w:pStyle w:val="Heading5"/>
@@ -12291,8 +12354,8 @@
         <w:t xml:space="preserve">B群の帯が細くなっていないか注目する</w:t>
       </w:r>
     </w:p>
-    <w:bookmarkEnd w:id="64"/>
-    <w:bookmarkStart w:id="65" w:name="アプリが自動で出す推奨メッセージ"/>
+    <w:bookmarkEnd w:id="56"/>
+    <w:bookmarkStart w:id="57" w:name="アプリが自動で出す推奨メッセージ"/>
     <w:p>
       <w:pPr>
         <w:pStyle w:val="Heading5"/>
@@ -12613,8 +12676,8 @@
         </w:tc>
       </w:tr>
     </w:tbl>
-    <w:bookmarkEnd w:id="65"/>
-    <w:bookmarkStart w:id="66" w:name="実践的な使い方のコツ"/>
+    <w:bookmarkEnd w:id="57"/>
+    <w:bookmarkStart w:id="58" w:name="実践的な使い方のコツ"/>
     <w:p>
       <w:pPr>
         <w:pStyle w:val="Heading5"/>
@@ -12718,8 +12781,8 @@
         <w:t xml:space="preserve">というリズムを作ると、判断のブレが少なくなる</w:t>
       </w:r>
     </w:p>
-    <w:bookmarkEnd w:id="66"/>
-    <w:bookmarkStart w:id="67" w:name="典型的な判断パターン意思決定フローチャート"/>
+    <w:bookmarkEnd w:id="58"/>
+    <w:bookmarkStart w:id="59" w:name="典型的な判断パターン意思決定フローチャート"/>
     <w:p>
       <w:pPr>
         <w:pStyle w:val="Heading5"/>
@@ -13135,8 +13198,8 @@
         <w:t xml:space="preserve">連携室へ空床状況を共有し、紹介患者の受入れ体制を維持</w:t>
       </w:r>
     </w:p>
-    <w:bookmarkEnd w:id="67"/>
-    <w:bookmarkStart w:id="68" w:name="具体例で理解する"/>
+    <w:bookmarkEnd w:id="59"/>
+    <w:bookmarkStart w:id="60" w:name="具体例で理解する"/>
     <w:p>
       <w:pPr>
         <w:pStyle w:val="Heading5"/>
@@ -13754,9 +13817,9 @@
         </w:pict>
       </w:r>
     </w:p>
-    <w:bookmarkEnd w:id="68"/>
-    <w:bookmarkEnd w:id="69"/>
-    <w:bookmarkStart w:id="77" w:name="週間退院計画-来週をデザインするための7日間シミュレーション"/>
+    <w:bookmarkEnd w:id="60"/>
+    <w:bookmarkEnd w:id="61"/>
+    <w:bookmarkStart w:id="69" w:name="週間退院計画-来週をデザインするための7日間シミュレーション"/>
     <w:p>
       <w:pPr>
         <w:pStyle w:val="Heading4"/>
@@ -13824,7 +13887,7 @@
         <w:t xml:space="preserve">1日単位の判断だけでは、週の後半に稼働率が大きく崩れることがある。7日間を通して見ることで、退院の偏りを事前に発見し、分散させることができる。</w:t>
       </w:r>
     </w:p>
-    <w:bookmarkStart w:id="70" w:name="画面の使い方ステップバイステップ-1"/>
+    <w:bookmarkStart w:id="62" w:name="画面の使い方ステップバイステップ-1"/>
     <w:p>
       <w:pPr>
         <w:pStyle w:val="Heading5"/>
@@ -13994,8 +14057,8 @@
         <w:t xml:space="preserve">「週間計画シミュレーション実行」をクリック</w:t>
       </w:r>
     </w:p>
-    <w:bookmarkEnd w:id="70"/>
-    <w:bookmarkStart w:id="71" w:name="デフォルトの曜日パターン自動入力される値"/>
+    <w:bookmarkEnd w:id="62"/>
+    <w:bookmarkStart w:id="63" w:name="デフォルトの曜日パターン自動入力される値"/>
     <w:p>
       <w:pPr>
         <w:pStyle w:val="Heading5"/>
@@ -14710,8 +14773,8 @@
         <w:t xml:space="preserve">退院16〜20名、入院26〜30名（月間入院約150名の場合）</w:t>
       </w:r>
     </w:p>
-    <w:bookmarkEnd w:id="71"/>
-    <w:bookmarkStart w:id="72" w:name="結果の読み方-1"/>
+    <w:bookmarkEnd w:id="63"/>
+    <w:bookmarkStart w:id="64" w:name="結果の読み方-1"/>
     <w:p>
       <w:pPr>
         <w:pStyle w:val="Heading5"/>
@@ -15612,8 +15675,8 @@
         </w:tc>
       </w:tr>
     </w:tbl>
-    <w:bookmarkEnd w:id="72"/>
-    <w:bookmarkStart w:id="73" w:name="重要な仕組み-フェーズ自動遷移"/>
+    <w:bookmarkEnd w:id="64"/>
+    <w:bookmarkStart w:id="65" w:name="重要な仕組み-フェーズ自動遷移"/>
     <w:p>
       <w:pPr>
         <w:pStyle w:val="Heading5"/>
@@ -15740,8 +15803,8 @@
         <w:t xml:space="preserve">週後半にB群が自然に増える、という流れが見える。</w:t>
       </w:r>
     </w:p>
-    <w:bookmarkEnd w:id="73"/>
-    <w:bookmarkStart w:id="74" w:name="実践的な使い方のコツ-1"/>
+    <w:bookmarkEnd w:id="65"/>
+    <w:bookmarkStart w:id="66" w:name="実践的な使い方のコツ-1"/>
     <w:p>
       <w:pPr>
         <w:pStyle w:val="Heading5"/>
@@ -15868,8 +15931,8 @@
         <w:t xml:space="preserve">がおすすめ。木曜時点で計画とずれていれば、金曜〜週末の計画を修正する</w:t>
       </w:r>
     </w:p>
-    <w:bookmarkEnd w:id="74"/>
-    <w:bookmarkStart w:id="75" w:name="よくある週間パターンと対策"/>
+    <w:bookmarkEnd w:id="66"/>
+    <w:bookmarkStart w:id="67" w:name="よくある週間パターンと対策"/>
     <w:p>
       <w:pPr>
         <w:pStyle w:val="Heading5"/>
@@ -16186,8 +16249,8 @@
         </w:tc>
       </w:tr>
     </w:tbl>
-    <w:bookmarkEnd w:id="75"/>
-    <w:bookmarkStart w:id="76" w:name="具体例で理解する-1"/>
+    <w:bookmarkEnd w:id="67"/>
+    <w:bookmarkStart w:id="68" w:name="具体例で理解する-1"/>
     <w:p>
       <w:pPr>
         <w:pStyle w:val="Heading5"/>
@@ -16760,9 +16823,9 @@
         </w:pict>
       </w:r>
     </w:p>
-    <w:bookmarkEnd w:id="76"/>
-    <w:bookmarkEnd w:id="77"/>
-    <w:bookmarkStart w:id="85" w:name="入院需要変動シナリオ-季節イベントへの備え"/>
+    <w:bookmarkEnd w:id="68"/>
+    <w:bookmarkEnd w:id="69"/>
+    <w:bookmarkStart w:id="77" w:name="入院需要変動シナリオ-季節イベントへの備え"/>
     <w:p>
       <w:pPr>
         <w:pStyle w:val="Heading4"/>
@@ -16830,7 +16893,7 @@
         <w:t xml:space="preserve">入院需要が急に増えた（減った）とき、準備ができていないと判断が後手に回る。「GW明けに入院が3割増えたら、うちの病棟はどうなるか？」を事前にシミュレーションしておくことで、事前に対策を準備できる。</w:t>
       </w:r>
     </w:p>
-    <w:bookmarkStart w:id="78" w:name="画面の使い方ステップバイステップ-2"/>
+    <w:bookmarkStart w:id="70" w:name="画面の使い方ステップバイステップ-2"/>
     <w:p>
       <w:pPr>
         <w:pStyle w:val="Heading5"/>
@@ -16939,8 +17002,8 @@
         <w:t xml:space="preserve">「シナリオ実行」をクリック</w:t>
       </w:r>
     </w:p>
-    <w:bookmarkEnd w:id="78"/>
-    <w:bookmarkStart w:id="79" w:name="プリセットシナリオ一覧"/>
+    <w:bookmarkEnd w:id="70"/>
+    <w:bookmarkStart w:id="71" w:name="プリセットシナリオ一覧"/>
     <w:p>
       <w:pPr>
         <w:pStyle w:val="Heading5"/>
@@ -17304,8 +17367,8 @@
         </w:tc>
       </w:tr>
     </w:tbl>
-    <w:bookmarkEnd w:id="79"/>
-    <w:bookmarkStart w:id="80" w:name="結果の読み方-2"/>
+    <w:bookmarkEnd w:id="71"/>
+    <w:bookmarkStart w:id="72" w:name="結果の読み方-2"/>
     <w:p>
       <w:pPr>
         <w:pStyle w:val="Heading5"/>
@@ -17679,8 +17742,8 @@
         <w:t xml:space="preserve">減少額が大きい場合、連携室への空床情報の早期共有や外来への予定入院前倒し依頼など具体的な対策を立てる材料になる</w:t>
       </w:r>
     </w:p>
-    <w:bookmarkEnd w:id="80"/>
-    <w:bookmarkStart w:id="81" w:name="アプリが自動で出す推奨メッセージ-1"/>
+    <w:bookmarkEnd w:id="72"/>
+    <w:bookmarkStart w:id="73" w:name="アプリが自動で出す推奨メッセージ-1"/>
     <w:p>
       <w:pPr>
         <w:pStyle w:val="Heading5"/>
@@ -17896,8 +17959,8 @@
         </w:tc>
       </w:tr>
     </w:tbl>
-    <w:bookmarkEnd w:id="81"/>
-    <w:bookmarkStart w:id="82" w:name="実践的な使い方のコツ-2"/>
+    <w:bookmarkEnd w:id="73"/>
+    <w:bookmarkStart w:id="74" w:name="実践的な使い方のコツ-2"/>
     <w:p>
       <w:pPr>
         <w:pStyle w:val="Heading5"/>
@@ -18033,8 +18096,8 @@
         <w:t xml:space="preserve">幅を見ておくことで、どこまでなら耐えられるかが分かる</w:t>
       </w:r>
     </w:p>
-    <w:bookmarkEnd w:id="82"/>
-    <w:bookmarkStart w:id="83" w:name="年間の需要変動カレンダー参考"/>
+    <w:bookmarkEnd w:id="74"/>
+    <w:bookmarkStart w:id="75" w:name="年間の需要変動カレンダー参考"/>
     <w:p>
       <w:pPr>
         <w:pStyle w:val="Heading5"/>
@@ -18746,8 +18809,8 @@
         <w:t xml:space="preserve">旧盆（旧暦7月15日前後、新暦では8〜9月）は帰省による入院減がある。お盆シナリオ（-40%）で確認</w:t>
       </w:r>
     </w:p>
-    <w:bookmarkEnd w:id="83"/>
-    <w:bookmarkStart w:id="84" w:name="具体例で理解する-2"/>
+    <w:bookmarkEnd w:id="75"/>
+    <w:bookmarkStart w:id="76" w:name="具体例で理解する-2"/>
     <w:p>
       <w:pPr>
         <w:pStyle w:val="Heading5"/>
@@ -18912,9 +18975,9 @@
         </w:pict>
       </w:r>
     </w:p>
-    <w:bookmarkEnd w:id="84"/>
-    <w:bookmarkEnd w:id="85"/>
-    <w:bookmarkStart w:id="91" w:name="what-if分析の実践テクニック集"/>
+    <w:bookmarkEnd w:id="76"/>
+    <w:bookmarkEnd w:id="77"/>
+    <w:bookmarkStart w:id="83" w:name="what-if分析の実践テクニック集"/>
     <w:p>
       <w:pPr>
         <w:pStyle w:val="Heading4"/>
@@ -18940,7 +19003,7 @@
         <w:t xml:space="preserve">日常的にWhat-ifを使いこなすための実践テクニックをまとめる。</w:t>
       </w:r>
     </w:p>
-    <w:bookmarkStart w:id="86" w:name="テクニック13段階検証法"/>
+    <w:bookmarkStart w:id="78" w:name="テクニック13段階検証法"/>
     <w:p>
       <w:pPr>
         <w:pStyle w:val="Heading5"/>
@@ -19234,8 +19297,8 @@
         <w:t xml:space="preserve">今週中にC群退院を少し進めておく</w:t>
       </w:r>
     </w:p>
-    <w:bookmarkEnd w:id="86"/>
-    <w:bookmarkStart w:id="87" w:name="テクニック2複数パターン比較"/>
+    <w:bookmarkEnd w:id="78"/>
+    <w:bookmarkStart w:id="79" w:name="テクニック2複数パターン比較"/>
     <w:p>
       <w:pPr>
         <w:pStyle w:val="Heading5"/>
@@ -19634,8 +19697,8 @@
         <w:t xml:space="preserve">運営貢献額と稼働率のバランスが最も良いパターンを選ぶ。この例ではパターンAが最適だが、新規入院5名が確実に見込める場合に限る。不確実な場合はパターンBを選ぶのが安全。</w:t>
       </w:r>
     </w:p>
-    <w:bookmarkEnd w:id="87"/>
-    <w:bookmarkStart w:id="88" w:name="テクニック3退院させない選択肢の検証"/>
+    <w:bookmarkEnd w:id="79"/>
+    <w:bookmarkStart w:id="80" w:name="テクニック3退院させない選択肢の検証"/>
     <w:p>
       <w:pPr>
         <w:pStyle w:val="Heading5"/>
@@ -19739,8 +19802,8 @@
         <w:t xml:space="preserve">特に稼働率が90%未満のとき、この方法で「退院を控えた方が得」であることが確認できる。</w:t>
       </w:r>
     </w:p>
-    <w:bookmarkEnd w:id="88"/>
-    <w:bookmarkStart w:id="89" w:name="テクニック4会議資料としての活用"/>
+    <w:bookmarkEnd w:id="80"/>
+    <w:bookmarkStart w:id="81" w:name="テクニック4会議資料としての活用"/>
     <w:p>
       <w:pPr>
         <w:pStyle w:val="Heading5"/>
@@ -19888,8 +19951,8 @@
         <w:t xml:space="preserve">が高まり、退院調整がスムーズになる。</w:t>
       </w:r>
     </w:p>
-    <w:bookmarkEnd w:id="89"/>
-    <w:bookmarkStart w:id="90" w:name="テクニック5前日の振り返りと翌日の計画を連動させる"/>
+    <w:bookmarkEnd w:id="81"/>
+    <w:bookmarkStart w:id="82" w:name="テクニック5前日の振り返りと翌日の計画を連動させる"/>
     <w:p>
       <w:pPr>
         <w:pStyle w:val="Heading5"/>
@@ -19995,10 +20058,10 @@
         </w:pict>
       </w:r>
     </w:p>
-    <w:bookmarkEnd w:id="90"/>
-    <w:bookmarkEnd w:id="91"/>
-    <w:bookmarkEnd w:id="92"/>
-    <w:bookmarkStart w:id="93" w:name="トレンド分析今週来週の危険サインを見る"/>
+    <w:bookmarkEnd w:id="82"/>
+    <w:bookmarkEnd w:id="83"/>
+    <w:bookmarkEnd w:id="84"/>
+    <w:bookmarkStart w:id="85" w:name="トレンド分析今週来週の危険サインを見る"/>
     <w:p>
       <w:pPr>
         <w:pStyle w:val="Heading3"/>
@@ -20078,8 +20141,8 @@
         <w:t xml:space="preserve">トレンドが下降傾向の場合、入院需要変動シナリオで中期的な影響を確認する</w:t>
       </w:r>
     </w:p>
-    <w:bookmarkEnd w:id="93"/>
-    <w:bookmarkStart w:id="94" w:name="データ病棟運営資料化"/>
+    <w:bookmarkEnd w:id="85"/>
+    <w:bookmarkStart w:id="86" w:name="データ病棟運営資料化"/>
     <w:p>
       <w:pPr>
         <w:pStyle w:val="Heading3"/>
@@ -20158,9 +20221,9 @@
         </w:pict>
       </w:r>
     </w:p>
-    <w:bookmarkEnd w:id="94"/>
-    <w:bookmarkEnd w:id="95"/>
-    <w:bookmarkStart w:id="96" w:name="数字の置き場最小の指標セット"/>
+    <w:bookmarkEnd w:id="86"/>
+    <w:bookmarkEnd w:id="87"/>
+    <w:bookmarkStart w:id="88" w:name="数字の置き場最小の指標セット"/>
     <w:p>
       <w:pPr>
         <w:pStyle w:val="Heading2"/>
@@ -20675,8 +20738,8 @@
         </w:pict>
       </w:r>
     </w:p>
-    <w:bookmarkEnd w:id="96"/>
-    <w:bookmarkStart w:id="101" w:name="まず最初にやること導入手順"/>
+    <w:bookmarkEnd w:id="88"/>
+    <w:bookmarkStart w:id="93" w:name="まず最初にやること導入手順"/>
     <w:p>
       <w:pPr>
         <w:pStyle w:val="Heading2"/>
@@ -20691,7 +20754,7 @@
         <w:t xml:space="preserve">まず最初にやること（導入手順）</w:t>
       </w:r>
     </w:p>
-    <w:bookmarkStart w:id="97" w:name="第1週ツールに慣れる"/>
+    <w:bookmarkStart w:id="89" w:name="第1週ツールに慣れる"/>
     <w:p>
       <w:pPr>
         <w:pStyle w:val="Heading3"/>
@@ -20748,8 +20811,8 @@
         <w:t xml:space="preserve">What-if分析の「今日の入退院シナリオ」で、プリセットを使って3パターン試す</w:t>
       </w:r>
     </w:p>
-    <w:bookmarkEnd w:id="97"/>
-    <w:bookmarkStart w:id="98" w:name="第2週朝のルーティンに組み込む"/>
+    <w:bookmarkEnd w:id="89"/>
+    <w:bookmarkStart w:id="90" w:name="第2週朝のルーティンに組み込む"/>
     <w:p>
       <w:pPr>
         <w:pStyle w:val="Heading3"/>
@@ -20833,8 +20896,8 @@
         <w:t xml:space="preserve">4でデータを入力する（3分）</w:t>
       </w:r>
     </w:p>
-    <w:bookmarkEnd w:id="98"/>
-    <w:bookmarkStart w:id="99" w:name="第3週週間計画を始める"/>
+    <w:bookmarkEnd w:id="90"/>
+    <w:bookmarkStart w:id="91" w:name="第3週週間計画を始める"/>
     <w:p>
       <w:pPr>
         <w:pStyle w:val="Heading3"/>
@@ -20891,8 +20954,8 @@
         <w:t xml:space="preserve">翌週の計画に反映する</w:t>
       </w:r>
     </w:p>
-    <w:bookmarkEnd w:id="99"/>
-    <w:bookmarkStart w:id="100" w:name="第4週以降定着と改善"/>
+    <w:bookmarkEnd w:id="91"/>
+    <w:bookmarkStart w:id="92" w:name="第4週以降定着と改善"/>
     <w:p>
       <w:pPr>
         <w:pStyle w:val="Heading3"/>
@@ -20956,9 +21019,9 @@
         </w:pict>
       </w:r>
     </w:p>
-    <w:bookmarkEnd w:id="100"/>
-    <w:bookmarkEnd w:id="101"/>
-    <w:bookmarkStart w:id="105" w:name="新機能-医師マスター設定"/>
+    <w:bookmarkEnd w:id="92"/>
+    <w:bookmarkEnd w:id="93"/>
+    <w:bookmarkStart w:id="97" w:name="新機能-医師マスター設定"/>
     <w:p>
       <w:pPr>
         <w:pStyle w:val="Heading2"/>
@@ -20982,7 +21045,7 @@
         <w:t xml:space="preserve">医師マスター設定</w:t>
       </w:r>
     </w:p>
-    <w:bookmarkStart w:id="102" w:name="概要"/>
+    <w:bookmarkStart w:id="94" w:name="概要"/>
     <w:p>
       <w:pPr>
         <w:pStyle w:val="Heading3"/>
@@ -21005,8 +21068,8 @@
         <w:t xml:space="preserve">医師マスター設定タブでは、入退院データに紐づける医師情報と入院経路を一元管理する。ここで登録した医師は、日次の入退院詳細入力や医師別分析で使用される。</w:t>
       </w:r>
     </w:p>
-    <w:bookmarkEnd w:id="102"/>
-    <w:bookmarkStart w:id="103" w:name="医師の登録編集削除"/>
+    <w:bookmarkEnd w:id="94"/>
+    <w:bookmarkStart w:id="95" w:name="医師の登録編集削除"/>
     <w:p>
       <w:pPr>
         <w:pStyle w:val="Heading3"/>
@@ -21382,8 +21445,8 @@
         <w:t xml:space="preserve">削除する場合、過去のデータとの紐づきに注意すること（過去データの参照に影響する可能性がある）</w:t>
       </w:r>
     </w:p>
-    <w:bookmarkEnd w:id="103"/>
-    <w:bookmarkStart w:id="104" w:name="入院経路の管理"/>
+    <w:bookmarkEnd w:id="95"/>
+    <w:bookmarkStart w:id="96" w:name="入院経路の管理"/>
     <w:p>
       <w:pPr>
         <w:pStyle w:val="Heading3"/>
@@ -21601,9 +21664,9 @@
         </w:pict>
       </w:r>
     </w:p>
-    <w:bookmarkEnd w:id="104"/>
-    <w:bookmarkEnd w:id="105"/>
-    <w:bookmarkStart w:id="110" w:name="新機能-入退院詳細入力"/>
+    <w:bookmarkEnd w:id="96"/>
+    <w:bookmarkEnd w:id="97"/>
+    <w:bookmarkStart w:id="102" w:name="新機能-入退院詳細入力"/>
     <w:p>
       <w:pPr>
         <w:pStyle w:val="Heading2"/>
@@ -21627,7 +21690,7 @@
         <w:t xml:space="preserve">入退院詳細入力</w:t>
       </w:r>
     </w:p>
-    <w:bookmarkStart w:id="106" w:name="概要-1"/>
+    <w:bookmarkStart w:id="98" w:name="概要-1"/>
     <w:p>
       <w:pPr>
         <w:pStyle w:val="Heading3"/>
@@ -21650,8 +21713,8 @@
         <w:t xml:space="preserve">日次データ入力に加え、入退院の詳細情報（医師・入院経路）を記録する機能が追加された。この情報が医師別分析や改善のヒントの基礎データとなる。</w:t>
       </w:r>
     </w:p>
-    <w:bookmarkEnd w:id="106"/>
-    <w:bookmarkStart w:id="107" w:name="入院記録の入力手順"/>
+    <w:bookmarkEnd w:id="98"/>
+    <w:bookmarkStart w:id="99" w:name="入院記録の入力手順"/>
     <w:p>
       <w:pPr>
         <w:pStyle w:val="Heading3"/>
@@ -21784,8 +21847,8 @@
         <w:t xml:space="preserve">外来で入院を決めた医師（入院創出医）と、病棟で実際に診療を担当する医師（病棟担当医）が異なる場合がある。両方を記録することで、入院の「入口」と「管理」の両面から分析が可能になる。</w:t>
       </w:r>
     </w:p>
-    <w:bookmarkEnd w:id="107"/>
-    <w:bookmarkStart w:id="108" w:name="退院記録の入力手順"/>
+    <w:bookmarkEnd w:id="99"/>
+    <w:bookmarkStart w:id="100" w:name="退院記録の入力手順"/>
     <w:p>
       <w:pPr>
         <w:pStyle w:val="Heading3"/>
@@ -21845,8 +21908,8 @@
         <w:t xml:space="preserve">「記録」ボタンで保存</w:t>
       </w:r>
     </w:p>
-    <w:bookmarkEnd w:id="108"/>
-    <w:bookmarkStart w:id="109" w:name="フェーズ自動分類"/>
+    <w:bookmarkEnd w:id="100"/>
+    <w:bookmarkStart w:id="101" w:name="フェーズ自動分類"/>
     <w:p>
       <w:pPr>
         <w:pStyle w:val="Heading3"/>
@@ -22032,9 +22095,9 @@
         </w:pict>
       </w:r>
     </w:p>
-    <w:bookmarkEnd w:id="109"/>
-    <w:bookmarkEnd w:id="110"/>
-    <w:bookmarkStart w:id="114" w:name="新機能-医師別分析"/>
+    <w:bookmarkEnd w:id="101"/>
+    <w:bookmarkEnd w:id="102"/>
+    <w:bookmarkStart w:id="106" w:name="新機能-医師別分析"/>
     <w:p>
       <w:pPr>
         <w:pStyle w:val="Heading2"/>
@@ -22058,7 +22121,7 @@
         <w:t xml:space="preserve">医師別分析</w:t>
       </w:r>
     </w:p>
-    <w:bookmarkStart w:id="111" w:name="概要-2"/>
+    <w:bookmarkStart w:id="103" w:name="概要-2"/>
     <w:p>
       <w:pPr>
         <w:pStyle w:val="Heading3"/>
@@ -22081,8 +22144,8 @@
         <w:t xml:space="preserve">入退院詳細データを基に、医師ごとの入退院パターンを多角的に分析するタブ。データに基づく建設的な対話の材料を提供する。</w:t>
       </w:r>
     </w:p>
-    <w:bookmarkEnd w:id="111"/>
-    <w:bookmarkStart w:id="112" w:name="分析内容"/>
+    <w:bookmarkEnd w:id="103"/>
+    <w:bookmarkStart w:id="104" w:name="分析内容"/>
     <w:p>
       <w:pPr>
         <w:pStyle w:val="Heading3"/>
@@ -22220,8 +22283,8 @@
         <w:t xml:space="preserve">診療科特性（外科は短期入院、内科は長期入院の傾向）を考慮して分析する</w:t>
       </w:r>
     </w:p>
-    <w:bookmarkEnd w:id="112"/>
-    <w:bookmarkStart w:id="113" w:name="退院曜日分布の読み方"/>
+    <w:bookmarkEnd w:id="104"/>
+    <w:bookmarkStart w:id="105" w:name="退院曜日分布の読み方"/>
     <w:p>
       <w:pPr>
         <w:pStyle w:val="Heading3"/>
@@ -22552,9 +22615,9 @@
         </w:pict>
       </w:r>
     </w:p>
-    <w:bookmarkEnd w:id="113"/>
-    <w:bookmarkEnd w:id="114"/>
-    <w:bookmarkStart w:id="119" w:name="新機能-改善のヒントwhat-ifシミュレーション付き"/>
+    <w:bookmarkEnd w:id="105"/>
+    <w:bookmarkEnd w:id="106"/>
+    <w:bookmarkStart w:id="111" w:name="新機能-改善のヒントwhat-ifシミュレーション付き"/>
     <w:p>
       <w:pPr>
         <w:pStyle w:val="Heading2"/>
@@ -22578,7 +22641,7 @@
         <w:t xml:space="preserve">改善のヒント（What-Ifシミュレーション付き）</w:t>
       </w:r>
     </w:p>
-    <w:bookmarkStart w:id="115" w:name="概要-3"/>
+    <w:bookmarkStart w:id="107" w:name="概要-3"/>
     <w:p>
       <w:pPr>
         <w:pStyle w:val="Heading3"/>
@@ -22601,8 +22664,8 @@
         <w:t xml:space="preserve">蓄積された日次データ・医師別データを自動分析し、改善機会を検知して具体的なアクションとともに提示する機能。v3.0では各ヒントにWhat-Ifシミュレーション（スライダー操作）が追加され、改善策の効果をその場で試算できるようになった。</w:t>
       </w:r>
     </w:p>
-    <w:bookmarkEnd w:id="115"/>
-    <w:bookmarkStart w:id="116" w:name="ヒントの種類とwhat-ifシミュレーション"/>
+    <w:bookmarkEnd w:id="107"/>
+    <w:bookmarkStart w:id="108" w:name="ヒントの種類とwhat-ifシミュレーション"/>
     <w:p>
       <w:pPr>
         <w:pStyle w:val="Heading3"/>
@@ -23056,8 +23119,8 @@
         <w:t xml:space="preserve">「すべての改善を実現した場合」の稼働率・年間改善額の合計を表示</w:t>
       </w:r>
     </w:p>
-    <w:bookmarkEnd w:id="116"/>
-    <w:bookmarkStart w:id="117" w:name="金額の計算根拠"/>
+    <w:bookmarkEnd w:id="108"/>
+    <w:bookmarkStart w:id="109" w:name="金額の計算根拠"/>
     <w:p>
       <w:pPr>
         <w:pStyle w:val="Heading3"/>
@@ -23149,8 +23212,8 @@
         <w:t xml:space="preserve">この金額は常勤医師1名分の手取り年収以上に相当する。稼働率1%の改善がいかに大きなインパクトを持つかを示している。プリセット変更時はアプリが自動で再計算する。</w:t>
       </w:r>
     </w:p>
-    <w:bookmarkEnd w:id="117"/>
-    <w:bookmarkStart w:id="118" w:name="活用方法4ステップ"/>
+    <w:bookmarkEnd w:id="109"/>
+    <w:bookmarkStart w:id="110" w:name="活用方法4ステップ"/>
     <w:p>
       <w:pPr>
         <w:pStyle w:val="Heading3"/>
@@ -23372,9 +23435,9 @@
         </w:pict>
       </w:r>
     </w:p>
-    <w:bookmarkEnd w:id="118"/>
-    <w:bookmarkEnd w:id="119"/>
-    <w:bookmarkStart w:id="124" w:name="新機能-基盤指標稼働率1の価値"/>
+    <w:bookmarkEnd w:id="110"/>
+    <w:bookmarkEnd w:id="111"/>
+    <w:bookmarkStart w:id="116" w:name="新機能-基盤指標稼働率1の価値"/>
     <w:p>
       <w:pPr>
         <w:pStyle w:val="Heading2"/>
@@ -23398,7 +23461,7 @@
         <w:t xml:space="preserve">基盤指標（稼働率1%の価値）</w:t>
       </w:r>
     </w:p>
-    <w:bookmarkStart w:id="120" w:name="概要-4"/>
+    <w:bookmarkStart w:id="112" w:name="概要-4"/>
     <w:p>
       <w:pPr>
         <w:pStyle w:val="Heading3"/>
@@ -23421,8 +23484,8 @@
         <w:t xml:space="preserve">サイドバーに常時表示される基盤指標。「稼働率1%」が当院の運営にどれだけのインパクトを持つかを、全スタッフが日常的に意識できるようにするための指標である。</w:t>
       </w:r>
     </w:p>
-    <w:bookmarkEnd w:id="120"/>
-    <w:bookmarkStart w:id="121" w:name="計算根拠"/>
+    <w:bookmarkEnd w:id="112"/>
+    <w:bookmarkStart w:id="113" w:name="計算根拠"/>
     <w:p>
       <w:pPr>
         <w:pStyle w:val="Heading3"/>
@@ -23650,8 +23713,8 @@
         </w:tc>
       </w:tr>
     </w:tbl>
-    <w:bookmarkEnd w:id="121"/>
-    <w:bookmarkStart w:id="122" w:name="経営的な意味"/>
+    <w:bookmarkEnd w:id="113"/>
+    <w:bookmarkStart w:id="114" w:name="経営的な意味"/>
     <w:p>
       <w:pPr>
         <w:pStyle w:val="Heading3"/>
@@ -23788,8 +23851,8 @@
         <w:t xml:space="preserve">約41,000円/年・人</w:t>
       </w:r>
     </w:p>
-    <w:bookmarkEnd w:id="122"/>
-    <w:bookmarkStart w:id="123" w:name="サイドバー表示の意図"/>
+    <w:bookmarkEnd w:id="114"/>
+    <w:bookmarkStart w:id="115" w:name="サイドバー表示の意図"/>
     <w:p>
       <w:pPr>
         <w:pStyle w:val="Heading3"/>
@@ -23918,9 +23981,9 @@
         </w:pict>
       </w:r>
     </w:p>
-    <w:bookmarkEnd w:id="123"/>
-    <w:bookmarkEnd w:id="124"/>
-    <w:bookmarkStart w:id="137" w:name="病棟別分析の活用"/>
+    <w:bookmarkEnd w:id="115"/>
+    <w:bookmarkEnd w:id="116"/>
+    <w:bookmarkStart w:id="129" w:name="病棟別分析の活用"/>
     <w:p>
       <w:pPr>
         <w:pStyle w:val="Heading2"/>
@@ -23935,7 +23998,7 @@
         <w:t xml:space="preserve">病棟別分析の活用</w:t>
       </w:r>
     </w:p>
-    <w:bookmarkStart w:id="125" w:name="概要-5"/>
+    <w:bookmarkStart w:id="117" w:name="概要-5"/>
     <w:p>
       <w:pPr>
         <w:pStyle w:val="Heading3"/>
@@ -23958,8 +24021,8 @@
         <w:t xml:space="preserve">アプリのサイドバーで「表示病棟」を切り替えることで、全体（94床）・5F（47床）・6F（47床）それぞれの視点で分析できる。全体の稼働率が良好でも、病棟間の格差が隠れている場合がある。</w:t>
       </w:r>
     </w:p>
-    <w:bookmarkEnd w:id="125"/>
-    <w:bookmarkStart w:id="126" w:name="なぜ病棟別に見る必要があるか"/>
+    <w:bookmarkEnd w:id="117"/>
+    <w:bookmarkStart w:id="118" w:name="なぜ病棟別に見る必要があるか"/>
     <w:p>
       <w:pPr>
         <w:pStyle w:val="Heading3"/>
@@ -24282,8 +24345,8 @@
         <w:t xml:space="preserve">が同時に発生している。</w:t>
       </w:r>
     </w:p>
-    <w:bookmarkEnd w:id="126"/>
-    <w:bookmarkStart w:id="127" w:name="病棟別の切り替え方法"/>
+    <w:bookmarkEnd w:id="118"/>
+    <w:bookmarkStart w:id="119" w:name="病棟別の切り替え方法"/>
     <w:p>
       <w:pPr>
         <w:pStyle w:val="Heading3"/>
@@ -24361,8 +24424,8 @@
         <w:t xml:space="preserve">基盤指標（サイドバー）の稼働率も選択病棟に連動</w:t>
       </w:r>
     </w:p>
-    <w:bookmarkEnd w:id="127"/>
-    <w:bookmarkStart w:id="128" w:name="病棟別で確認すべきポイント"/>
+    <w:bookmarkEnd w:id="119"/>
+    <w:bookmarkStart w:id="120" w:name="病棟別で確認すべきポイント"/>
     <w:p>
       <w:pPr>
         <w:pStyle w:val="Heading3"/>
@@ -24511,8 +24574,8 @@
         <w:t xml:space="preserve">退院を早めた場合のシミュレーション</w:t>
       </w:r>
     </w:p>
-    <w:bookmarkEnd w:id="128"/>
-    <w:bookmarkStart w:id="129" w:name="病棟間の連携"/>
+    <w:bookmarkEnd w:id="120"/>
+    <w:bookmarkStart w:id="121" w:name="病棟間の連携"/>
     <w:p>
       <w:pPr>
         <w:pStyle w:val="Heading3"/>
@@ -24574,8 +24637,8 @@
         <w:t xml:space="preserve">病棟横断で入退院カンファレンスを実施する</w:t>
       </w:r>
     </w:p>
-    <w:bookmarkEnd w:id="129"/>
-    <w:bookmarkStart w:id="136" w:name="助け合いベッドコントロール-助け合い方式で目標達成v3.0新機能"/>
+    <w:bookmarkEnd w:id="121"/>
+    <w:bookmarkStart w:id="128" w:name="助け合いベッドコントロール-助け合い方式で目標達成v3.0新機能"/>
     <w:p>
       <w:pPr>
         <w:pStyle w:val="Heading3"/>
@@ -24650,7 +24713,7 @@
         <w:t xml:space="preserve">Effort）」の計算を行い、日次推移タブに表示します。</w:t>
       </w:r>
     </w:p>
-    <w:bookmarkStart w:id="130" w:name="助け合い方式equal-effortとは"/>
+    <w:bookmarkStart w:id="122" w:name="助け合い方式equal-effortとは"/>
     <w:p>
       <w:pPr>
         <w:pStyle w:val="Heading4"/>
@@ -24858,8 +24921,8 @@
         <w:t xml:space="preserve">稼働率が低い病棟も高い病棟も、同じ「あと+1.7pt」という目標を共有します。「支える側／支えられる側」ではなく「同じ努力幅で一緒に上がる」という考え方です。</w:t>
       </w:r>
     </w:p>
-    <w:bookmarkEnd w:id="130"/>
-    <w:bookmarkStart w:id="131" w:name="表示される条件"/>
+    <w:bookmarkEnd w:id="122"/>
+    <w:bookmarkStart w:id="123" w:name="表示される条件"/>
     <w:p>
       <w:pPr>
         <w:pStyle w:val="Heading4"/>
@@ -24916,8 +24979,8 @@
         <w:t xml:space="preserve">かつ、全体では助け合い方式で達成可能</w:t>
       </w:r>
     </w:p>
-    <w:bookmarkEnd w:id="131"/>
-    <w:bookmarkStart w:id="132" w:name="表示内容"/>
+    <w:bookmarkEnd w:id="123"/>
+    <w:bookmarkStart w:id="124" w:name="表示内容"/>
     <w:p>
       <w:pPr>
         <w:pStyle w:val="Heading4"/>
@@ -25529,8 +25592,8 @@
         <w:t xml:space="preserve">いずれかの病棟がヘルパー上限を超過</w:t>
       </w:r>
     </w:p>
-    <w:bookmarkEnd w:id="132"/>
-    <w:bookmarkStart w:id="133" w:name="助ける側の上限スライダーv3.0新機能"/>
+    <w:bookmarkEnd w:id="124"/>
+    <w:bookmarkStart w:id="125" w:name="助ける側の上限スライダーv3.0新機能"/>
     <w:p>
       <w:pPr>
         <w:pStyle w:val="Heading4"/>
@@ -25674,8 +25737,8 @@
         <w:t xml:space="preserve">助け合い方式では両病棟に同じ上昇幅を求めるため、元々稼働率が高い病棟が上限を超えやすくなります。上限スライダーで「ここまでなら現実的」というラインを設定し、超過シナリオにはマークを付けて注意喚起します。</w:t>
       </w:r>
     </w:p>
-    <w:bookmarkEnd w:id="133"/>
-    <w:bookmarkStart w:id="134" w:name="計算式"/>
+    <w:bookmarkEnd w:id="125"/>
+    <w:bookmarkStart w:id="126" w:name="計算式"/>
     <w:p>
       <w:pPr>
         <w:pStyle w:val="Heading4"/>
@@ -25795,8 +25858,8 @@
         <w:t xml:space="preserve">6F実績ベッド日)</w:t>
       </w:r>
     </w:p>
-    <w:bookmarkEnd w:id="134"/>
-    <w:bookmarkStart w:id="135" w:name="活用例"/>
+    <w:bookmarkEnd w:id="126"/>
+    <w:bookmarkStart w:id="127" w:name="活用例"/>
     <w:p>
       <w:pPr>
         <w:pStyle w:val="Heading4"/>
@@ -25886,10 +25949,10 @@
         </w:pict>
       </w:r>
     </w:p>
-    <w:bookmarkEnd w:id="135"/>
-    <w:bookmarkEnd w:id="136"/>
-    <w:bookmarkEnd w:id="137"/>
-    <w:bookmarkStart w:id="146" w:name="過去3ヶ月rolling-平均在院日数2026年改定対応v3.1新機能"/>
+    <w:bookmarkEnd w:id="127"/>
+    <w:bookmarkEnd w:id="128"/>
+    <w:bookmarkEnd w:id="129"/>
+    <w:bookmarkStart w:id="138" w:name="過去3ヶ月rolling-平均在院日数2026年改定対応v3.1新機能"/>
     <w:p>
       <w:pPr>
         <w:pStyle w:val="Heading2"/>
@@ -25913,7 +25976,7 @@
         <w:t xml:space="preserve">平均在院日数（2026年改定対応・v3.1新機能）</w:t>
       </w:r>
     </w:p>
-    <w:bookmarkStart w:id="138" w:name="最重要前提-施設基準は各病棟ごとに判定"/>
+    <w:bookmarkStart w:id="130" w:name="最重要前提-施設基準は各病棟ごとに判定"/>
     <w:p>
       <w:pPr>
         <w:pStyle w:val="Heading3"/>
@@ -26054,8 +26117,8 @@
         <w:t xml:space="preserve">し、両方とも基準内でなければ施設基準を満たさないと判断します。片方だけ超過していても、その病棟は基準未達となります。</w:t>
       </w:r>
     </w:p>
-    <w:bookmarkEnd w:id="138"/>
-    <w:bookmarkStart w:id="139" w:name="なぜ3ヶ月rollingが必要か"/>
+    <w:bookmarkEnd w:id="130"/>
+    <w:bookmarkStart w:id="131" w:name="なぜ3ヶ月rollingが必要か"/>
     <w:p>
       <w:pPr>
         <w:pStyle w:val="Heading3"/>
@@ -26136,8 +26199,8 @@
         <w:t xml:space="preserve">平均なら常に直近90日分の平滑化された値が見えるため、施設基準リスクをリアルタイムで把握できます。</w:t>
       </w:r>
     </w:p>
-    <w:bookmarkEnd w:id="139"/>
-    <w:bookmarkStart w:id="140" w:name="計算式厚労省公式を-window-に適用"/>
+    <w:bookmarkEnd w:id="131"/>
+    <w:bookmarkStart w:id="132" w:name="計算式厚労省公式を-window-に適用"/>
     <w:p>
       <w:pPr>
         <w:pStyle w:val="Heading3"/>
@@ -26251,8 +26314,8 @@
         <w:t xml:space="preserve">既存の月次集計と同じ厚労省公式を、直近90日間に絞って適用します。単月集計と3ヶ月rollingの2つが併存する形になります。</w:t>
       </w:r>
     </w:p>
-    <w:bookmarkEnd w:id="140"/>
-    <w:bookmarkStart w:id="141" w:name="表示場所各病棟ごとに並列表示"/>
+    <w:bookmarkEnd w:id="132"/>
+    <w:bookmarkStart w:id="133" w:name="表示場所各病棟ごとに並列表示"/>
     <w:p>
       <w:pPr>
         <w:pStyle w:val="Heading3"/>
@@ -26497,8 +26560,8 @@
         </w:tc>
       </w:tr>
     </w:tbl>
-    <w:bookmarkEnd w:id="141"/>
-    <w:bookmarkStart w:id="142" w:name="データ不足時の挙動"/>
+    <w:bookmarkEnd w:id="133"/>
+    <w:bookmarkStart w:id="134" w:name="データ不足時の挙動"/>
     <w:p>
       <w:pPr>
         <w:pStyle w:val="Heading3"/>
@@ -26533,8 +26596,8 @@
         <w:t xml:space="preserve">運用開始1ヶ月目）は、揃っている日数で計算し「データ不足（45日分で計算）」と明示します。</w:t>
       </w:r>
     </w:p>
-    <w:bookmarkEnd w:id="142"/>
-    <w:bookmarkStart w:id="143" w:name="施設基準プリセット連動"/>
+    <w:bookmarkEnd w:id="134"/>
+    <w:bookmarkStart w:id="135" w:name="施設基準プリセット連動"/>
     <w:p>
       <w:pPr>
         <w:pStyle w:val="Heading3"/>
@@ -26730,8 +26793,8 @@
         <w:t xml:space="preserve">値の判定もプリセット連動で自動切替されます。</w:t>
       </w:r>
     </w:p>
-    <w:bookmarkEnd w:id="143"/>
-    <w:bookmarkStart w:id="144" w:name="判定アイコン"/>
+    <w:bookmarkEnd w:id="135"/>
+    <w:bookmarkStart w:id="136" w:name="判定アイコン"/>
     <w:p>
       <w:pPr>
         <w:pStyle w:val="Heading3"/>
@@ -26854,8 +26917,8 @@
         <w:t xml:space="preserve">早急にC群患者（在院15日以上）の退院調整が必要</w:t>
       </w:r>
     </w:p>
-    <w:bookmarkEnd w:id="144"/>
-    <w:bookmarkStart w:id="145" w:name="活用例-1"/>
+    <w:bookmarkEnd w:id="136"/>
+    <w:bookmarkStart w:id="137" w:name="活用例-1"/>
     <w:p>
       <w:pPr>
         <w:pStyle w:val="Heading3"/>
@@ -27100,9 +27163,9 @@
         </w:pict>
       </w:r>
     </w:p>
-    <w:bookmarkEnd w:id="145"/>
-    <w:bookmarkEnd w:id="146"/>
-    <w:bookmarkStart w:id="150" w:name="新機能-退院マネジメント退院タイミングタブ内"/>
+    <w:bookmarkEnd w:id="137"/>
+    <w:bookmarkEnd w:id="138"/>
+    <w:bookmarkStart w:id="142" w:name="新機能-退院マネジメント退院タイミングタブ内"/>
     <w:p>
       <w:pPr>
         <w:pStyle w:val="Heading2"/>
@@ -27271,7 +27334,7 @@
         </w:tc>
       </w:tr>
     </w:tbl>
-    <w:bookmarkStart w:id="147" w:name="つの調整パターン"/>
+    <w:bookmarkStart w:id="139" w:name="つの調整パターン"/>
     <w:p>
       <w:pPr>
         <w:pStyle w:val="Heading3"/>
@@ -27347,8 +27410,8 @@
         <w:t xml:space="preserve">LOS基準逼迫時のみ推奨</w:t>
       </w:r>
     </w:p>
-    <w:bookmarkEnd w:id="147"/>
-    <w:bookmarkStart w:id="148" w:name="判断基準"/>
+    <w:bookmarkEnd w:id="139"/>
+    <w:bookmarkStart w:id="140" w:name="判断基準"/>
     <w:p>
       <w:pPr>
         <w:pStyle w:val="Heading3"/>
@@ -27447,8 +27510,8 @@
         <w:t xml:space="preserve">パターンBも推奨</w:t>
       </w:r>
     </w:p>
-    <w:bookmarkEnd w:id="148"/>
-    <w:bookmarkStart w:id="149" w:name="活用の考え方"/>
+    <w:bookmarkEnd w:id="140"/>
+    <w:bookmarkStart w:id="141" w:name="活用の考え方"/>
     <w:p>
       <w:pPr>
         <w:pStyle w:val="Heading3"/>
@@ -27481,9 +27544,9 @@
         </w:pict>
       </w:r>
     </w:p>
-    <w:bookmarkEnd w:id="149"/>
-    <w:bookmarkEnd w:id="150"/>
-    <w:bookmarkStart w:id="151" w:name="まとめ"/>
+    <w:bookmarkEnd w:id="141"/>
+    <w:bookmarkEnd w:id="142"/>
+    <w:bookmarkStart w:id="143" w:name="まとめ"/>
     <w:p>
       <w:pPr>
         <w:pStyle w:val="Heading2"/>
@@ -27790,8 +27853,8 @@
         </w:pict>
       </w:r>
     </w:p>
-    <w:bookmarkEnd w:id="151"/>
-    <w:bookmarkStart w:id="157" w:name="hope送信用サマリー"/>
+    <w:bookmarkEnd w:id="143"/>
+    <w:bookmarkStart w:id="149" w:name="hope送信用サマリー"/>
     <w:p>
       <w:pPr>
         <w:pStyle w:val="Heading2"/>
@@ -27806,7 +27869,7 @@
         <w:t xml:space="preserve">HOPE送信用サマリー</w:t>
       </w:r>
     </w:p>
-    <w:bookmarkStart w:id="152" w:name="概要-6"/>
+    <w:bookmarkStart w:id="144" w:name="概要-6"/>
     <w:p>
       <w:pPr>
         <w:pStyle w:val="Heading3"/>
@@ -27829,8 +27892,8 @@
         <w:t xml:space="preserve">富士通HOPE電子カルテのToDo機能で、病床管理情報を一斉送信するためのメッセージ生成機能です。</w:t>
       </w:r>
     </w:p>
-    <w:bookmarkEnd w:id="152"/>
-    <w:bookmarkStart w:id="153" w:name="制約"/>
+    <w:bookmarkEnd w:id="144"/>
+    <w:bookmarkStart w:id="145" w:name="制約"/>
     <w:p>
       <w:pPr>
         <w:pStyle w:val="Heading3"/>
@@ -27904,8 +27967,8 @@
         <w:t xml:space="preserve">患者個人情報は一切含みません（入院日・在院日数のみで表現）</w:t>
       </w:r>
     </w:p>
-    <w:bookmarkEnd w:id="153"/>
-    <w:bookmarkStart w:id="154" w:name="使い方"/>
+    <w:bookmarkEnd w:id="145"/>
+    <w:bookmarkStart w:id="146" w:name="使い方"/>
     <w:p>
       <w:pPr>
         <w:pStyle w:val="Heading3"/>
@@ -27980,8 +28043,8 @@
         <w:t xml:space="preserve">生成されたメッセージをコピーし、HOPEのToDoに貼り付けて送信する</w:t>
       </w:r>
     </w:p>
-    <w:bookmarkEnd w:id="154"/>
-    <w:bookmarkStart w:id="155" w:name="メッセージ種別"/>
+    <w:bookmarkEnd w:id="146"/>
+    <w:bookmarkStart w:id="147" w:name="メッセージ種別"/>
     <w:p>
       <w:pPr>
         <w:pStyle w:val="Heading3"/>
@@ -28140,8 +28203,8 @@
         </w:tc>
       </w:tr>
     </w:tbl>
-    <w:bookmarkEnd w:id="155"/>
-    <w:bookmarkStart w:id="156" w:name="運用ポイント"/>
+    <w:bookmarkEnd w:id="147"/>
+    <w:bookmarkStart w:id="148" w:name="運用ポイント"/>
     <w:p>
       <w:pPr>
         <w:pStyle w:val="Heading3"/>
@@ -28205,9 +28268,9 @@
         </w:pict>
       </w:r>
     </w:p>
-    <w:bookmarkEnd w:id="156"/>
-    <w:bookmarkEnd w:id="157"/>
-    <w:bookmarkStart w:id="175" w:name="新機能-制度ガードレール需要波c群コントロールv3.2新機能"/>
+    <w:bookmarkEnd w:id="148"/>
+    <w:bookmarkEnd w:id="149"/>
+    <w:bookmarkStart w:id="174" w:name="新機能-制度ガードレール需要波c群コントロールv3.2新機能"/>
     <w:p>
       <w:pPr>
         <w:pStyle w:val="Heading2"/>
@@ -28231,7 +28294,7 @@
         <w:t xml:space="preserve">制度ガードレール・需要波・C群コントロール（v3.2新機能）</w:t>
       </w:r>
     </w:p>
-    <w:bookmarkStart w:id="158" w:name="概要-7"/>
+    <w:bookmarkStart w:id="150" w:name="このタブでできることざっくり言うと"/>
     <w:p>
       <w:pPr>
         <w:pStyle w:val="Heading3"/>
@@ -28240,7 +28303,7 @@
         <w:rPr>
           <w:rFonts w:hint="eastAsia"/>
         </w:rPr>
-        <w:t xml:space="preserve">概要</w:t>
+        <w:t xml:space="preserve">このタブでできること（ざっくり言うと）</w:t>
       </w:r>
     </w:p>
     <w:p>
@@ -28254,7 +28317,135 @@
         <w:rPr>
           <w:rFonts w:hint="eastAsia"/>
         </w:rPr>
-        <w:t xml:space="preserve">制度・需要・C群」タブでは、制度要件を守りながらC群（退院準備期）で需要の谷を埋める運用を支援します。3つのサブタブで構成されています。</w:t>
+        <w:t xml:space="preserve">制度・需要・C群」タブは、次の3つの疑問に答えるためのタブです。</w:t>
+      </w:r>
+    </w:p>
+    <w:p>
+      <w:pPr>
+        <w:pStyle w:val="Compact"/>
+        <w:numPr>
+          <w:ilvl w:val="0"/>
+          <w:numId w:val="1069"/>
+        </w:numPr>
+      </w:pPr>
+      <w:r>
+        <w:rPr>
+          <w:rFonts w:hint="eastAsia"/>
+          <w:b/>
+          <w:bCs/>
+        </w:rPr>
+        <w:t xml:space="preserve">「制度の基準、今ちゃんと守れてる？」</w:t>
+      </w:r>
+      <w:r>
+        <w:t xml:space="preserve"> </w:t>
+      </w:r>
+      <w:r>
+        <w:t xml:space="preserve">→ </w:t>
+      </w:r>
+      <w:r>
+        <w:rPr>
+          <w:rFonts w:hint="eastAsia"/>
+        </w:rPr>
+        <w:t xml:space="preserve">信号（🟢🟡🔴）で一目でわかります</w:t>
+      </w:r>
+    </w:p>
+    <w:p>
+      <w:pPr>
+        <w:pStyle w:val="Compact"/>
+        <w:numPr>
+          <w:ilvl w:val="0"/>
+          <w:numId w:val="1069"/>
+        </w:numPr>
+      </w:pPr>
+      <w:r>
+        <w:rPr>
+          <w:rFonts w:hint="eastAsia"/>
+          <w:b/>
+          <w:bCs/>
+        </w:rPr>
+        <w:t xml:space="preserve">「最近、入院は多い時期？</w:t>
+      </w:r>
+      <w:r>
+        <w:rPr>
+          <w:b/>
+          <w:bCs/>
+        </w:rPr>
+        <w:t xml:space="preserve"> </w:t>
+      </w:r>
+      <w:r>
+        <w:rPr>
+          <w:rFonts w:hint="eastAsia"/>
+          <w:b/>
+          <w:bCs/>
+        </w:rPr>
+        <w:t xml:space="preserve">少ない時期？」</w:t>
+      </w:r>
+      <w:r>
+        <w:t xml:space="preserve"> </w:t>
+      </w:r>
+      <w:r>
+        <w:t xml:space="preserve">→ </w:t>
+      </w:r>
+      <w:r>
+        <w:rPr>
+          <w:rFonts w:hint="eastAsia"/>
+        </w:rPr>
+        <w:t xml:space="preserve">過去のデータと比べて自動判定します</w:t>
+      </w:r>
+    </w:p>
+    <w:p>
+      <w:pPr>
+        <w:pStyle w:val="Compact"/>
+        <w:numPr>
+          <w:ilvl w:val="0"/>
+          <w:numId w:val="1069"/>
+        </w:numPr>
+      </w:pPr>
+      <w:r>
+        <w:rPr>
+          <w:rFonts w:hint="eastAsia"/>
+          <w:b/>
+          <w:bCs/>
+        </w:rPr>
+        <w:t xml:space="preserve">「C群の患者さん、もう少し置いていい？</w:t>
+      </w:r>
+      <w:r>
+        <w:rPr>
+          <w:b/>
+          <w:bCs/>
+        </w:rPr>
+        <w:t xml:space="preserve"> </w:t>
+      </w:r>
+      <w:r>
+        <w:rPr>
+          <w:rFonts w:hint="eastAsia"/>
+          <w:b/>
+          <w:bCs/>
+        </w:rPr>
+        <w:t xml:space="preserve">それとも早めに退院を進めるべき？」</w:t>
+      </w:r>
+      <w:r>
+        <w:t xml:space="preserve"> </w:t>
+      </w:r>
+      <w:r>
+        <w:t xml:space="preserve">→ </w:t>
+      </w:r>
+      <w:r>
+        <w:rPr>
+          <w:rFonts w:hint="eastAsia"/>
+        </w:rPr>
+        <w:t xml:space="preserve">制度の余力と入院状況から、おすすめのアクションを表示します</w:t>
+      </w:r>
+    </w:p>
+    <w:p>
+      <w:pPr>
+        <w:pStyle w:val="FirstParagraph"/>
+      </w:pPr>
+      <w:r>
+        <w:rPr>
+          <w:rFonts w:hint="eastAsia"/>
+        </w:rPr>
+        <w:t xml:space="preserve">これら3つの情報は、タブの中にさらに3つのサブタブとして分かれています。</w:t>
       </w:r>
     </w:p>
     <w:p>
@@ -28267,20 +28458,41 @@
           <w:b/>
           <w:bCs/>
         </w:rPr>
-        <w:t xml:space="preserve">重要</w:t>
-      </w:r>
-      <w:r>
-        <w:t xml:space="preserve">: </w:t>
-      </w:r>
-      <w:r>
-        <w:rPr>
-          <w:rFonts w:hint="eastAsia"/>
-        </w:rPr>
-        <w:t xml:space="preserve">C群（在院15日目以降）は院内運用上のラベルであり、制度上の公式区分ではありません。看護必要度のC項目とも異なります。</w:t>
-      </w:r>
-    </w:p>
-    <w:bookmarkEnd w:id="158"/>
-    <w:bookmarkStart w:id="161" w:name="制度余力ダッシュボード"/>
+        <w:t xml:space="preserve">「C群」とは？</w:t>
+      </w:r>
+      <w:r>
+        <w:t xml:space="preserve"> </w:t>
+      </w:r>
+      <w:r>
+        <w:rPr>
+          <w:rFonts w:hint="eastAsia"/>
+        </w:rPr>
+        <w:t xml:space="preserve">本マニュアルでは、</w:t>
+      </w:r>
+      <w:r>
+        <w:rPr>
+          <w:rFonts w:hint="eastAsia"/>
+          <w:b/>
+          <w:bCs/>
+        </w:rPr>
+        <w:t xml:space="preserve">在院15日目以降の患者さん</w:t>
+      </w:r>
+      <w:r>
+        <w:rPr>
+          <w:rFonts w:hint="eastAsia"/>
+        </w:rPr>
+        <w:t xml:space="preserve">をC群（退院準備期）と呼んでいます。これは当院の運用上のラベルであり、厚労省の制度上の区分ではありません。看護必要度のC項目とも別のものです。</w:t>
+      </w:r>
+    </w:p>
+    <w:p>
+      <w:r>
+        <w:pict>
+          <v:rect style="width:0;height:1.5pt" o:hralign="center" o:hrstd="t" o:hr="t"/>
+        </w:pict>
+      </w:r>
+    </w:p>
+    <w:bookmarkEnd w:id="150"/>
+    <w:bookmarkStart w:id="156" w:name="制度余力ダッシュボード-基準守れてるを信号で確認"/>
     <w:p>
       <w:pPr>
         <w:pStyle w:val="Heading3"/>
@@ -28294,6 +28506,27 @@
         </w:rPr>
         <w:t xml:space="preserve">制度余力ダッシュボード</w:t>
       </w:r>
+      <w:r>
+        <w:t xml:space="preserve"> ― </w:t>
+      </w:r>
+      <w:r>
+        <w:rPr>
+          <w:rFonts w:hint="eastAsia"/>
+        </w:rPr>
+        <w:t xml:space="preserve">「基準、守れてる？」を信号で確認</w:t>
+      </w:r>
+    </w:p>
+    <w:bookmarkStart w:id="151" w:name="そもそも何を見ているの"/>
+    <w:p>
+      <w:pPr>
+        <w:pStyle w:val="Heading4"/>
+      </w:pPr>
+      <w:r>
+        <w:rPr>
+          <w:rFonts w:hint="eastAsia"/>
+        </w:rPr>
+        <w:t xml:space="preserve">そもそも何を見ているの？</w:t>
+      </w:r>
     </w:p>
     <w:p>
       <w:pPr>
@@ -28303,20 +28536,49 @@
         <w:rPr>
           <w:rFonts w:hint="eastAsia"/>
         </w:rPr>
-        <w:t xml:space="preserve">施設基準の充足状況を信号表示で確認できます。</w:t>
+        <w:t xml:space="preserve">地域包括医療病棟として認められ続けるためには、いくつかの「施設基準」を満たし続ける必要があります。このダッシュボードでは、主な基準ごとに</w:t>
+      </w:r>
+      <w:r>
+        <w:rPr>
+          <w:rFonts w:hint="eastAsia"/>
+          <w:b/>
+          <w:bCs/>
+        </w:rPr>
+        <w:t xml:space="preserve">信号（🟢🟡🔴）</w:t>
+      </w:r>
+      <w:r>
+        <w:rPr>
+          <w:rFonts w:hint="eastAsia"/>
+        </w:rPr>
+        <w:t xml:space="preserve">で充足状況を表示します。</w:t>
+      </w:r>
+    </w:p>
+    <w:bookmarkEnd w:id="151"/>
+    <w:bookmarkStart w:id="152" w:name="表示される指標とデータの出どころ"/>
+    <w:p>
+      <w:pPr>
+        <w:pStyle w:val="Heading4"/>
+      </w:pPr>
+      <w:r>
+        <w:rPr>
+          <w:rFonts w:hint="eastAsia"/>
+        </w:rPr>
+        <w:t xml:space="preserve">表示される指標と、データの出どころ</w:t>
       </w:r>
     </w:p>
     <w:tbl>
       <w:tblPr>
         <w:tblStyle w:val="Table"/>
-        <w:tblW w:type="auto" w:w="0"/>
+        <w:tblW w:type="pct" w:w="5000"/>
+        <w:tblLayout w:type="fixed"/>
         <w:tblLook w:firstRow="1" w:lastRow="0" w:firstColumn="0" w:lastColumn="0" w:noHBand="0" w:noVBand="0" w:val="0020"/>
       </w:tblPr>
       <w:tblGrid>
-        <w:gridCol w:w="1980"/>
-        <w:gridCol w:w="1980"/>
-        <w:gridCol w:w="1980"/>
-        <w:gridCol w:w="1980"/>
+        <w:gridCol w:w="1584"/>
+        <w:gridCol w:w="1584"/>
+        <w:gridCol w:w="1584"/>
+        <w:gridCol w:w="1584"/>
+        <w:gridCol w:w="1584"/>
       </w:tblGrid>
       <w:tr>
         <w:trPr>
@@ -28348,34 +28610,52 @@
               <w:rPr>
                 <w:rFonts w:hint="eastAsia"/>
               </w:rPr>
-              <w:t xml:space="preserve">基準</w:t>
-            </w:r>
-          </w:p>
-        </w:tc>
-        <w:tc>
-          <w:tcPr/>
-          <w:p>
-            <w:pPr>
-              <w:pStyle w:val="Compact"/>
-              <w:jc w:val="left"/>
-            </w:pPr>
-            <w:r>
-              <w:t xml:space="preserve">データソース</w:t>
-            </w:r>
-          </w:p>
-        </w:tc>
-        <w:tc>
-          <w:tcPr/>
-          <w:p>
-            <w:pPr>
-              <w:pStyle w:val="Compact"/>
-              <w:jc w:val="left"/>
-            </w:pPr>
-            <w:r>
-              <w:rPr>
-                <w:rFonts w:hint="eastAsia"/>
-              </w:rPr>
-              <w:t xml:space="preserve">表示</w:t>
+              <w:t xml:space="preserve">何を見ているか</w:t>
+            </w:r>
+          </w:p>
+        </w:tc>
+        <w:tc>
+          <w:tcPr/>
+          <w:p>
+            <w:pPr>
+              <w:pStyle w:val="Compact"/>
+              <w:jc w:val="left"/>
+            </w:pPr>
+            <w:r>
+              <w:rPr>
+                <w:rFonts w:hint="eastAsia"/>
+              </w:rPr>
+              <w:t xml:space="preserve">基準（ざっくり）</w:t>
+            </w:r>
+          </w:p>
+        </w:tc>
+        <w:tc>
+          <w:tcPr/>
+          <w:p>
+            <w:pPr>
+              <w:pStyle w:val="Compact"/>
+              <w:jc w:val="left"/>
+            </w:pPr>
+            <w:r>
+              <w:rPr>
+                <w:rFonts w:hint="eastAsia"/>
+              </w:rPr>
+              <w:t xml:space="preserve">データは？</w:t>
+            </w:r>
+          </w:p>
+        </w:tc>
+        <w:tc>
+          <w:tcPr/>
+          <w:p>
+            <w:pPr>
+              <w:pStyle w:val="Compact"/>
+              <w:jc w:val="left"/>
+            </w:pPr>
+            <w:r>
+              <w:rPr>
+                <w:rFonts w:hint="eastAsia"/>
+              </w:rPr>
+              <w:t xml:space="preserve">信号</w:t>
             </w:r>
           </w:p>
         </w:tc>
@@ -28407,22 +28687,37 @@
               <w:rPr>
                 <w:rFonts w:hint="eastAsia"/>
               </w:rPr>
-              <w:t xml:space="preserve">20日以内（※）</w:t>
-            </w:r>
-          </w:p>
-        </w:tc>
-        <w:tc>
-          <w:tcPr/>
-          <w:p>
-            <w:pPr>
-              <w:pStyle w:val="Compact"/>
-              <w:jc w:val="left"/>
-            </w:pPr>
-            <w:r>
-              <w:rPr>
-                <w:rFonts w:hint="eastAsia"/>
-              </w:rPr>
-              <w:t xml:space="preserve">日次データから自動計算</w:t>
+              <w:t xml:space="preserve">患者さんが平均何日入院しているか</w:t>
+            </w:r>
+          </w:p>
+        </w:tc>
+        <w:tc>
+          <w:tcPr/>
+          <w:p>
+            <w:pPr>
+              <w:pStyle w:val="Compact"/>
+              <w:jc w:val="left"/>
+            </w:pPr>
+            <w:r>
+              <w:rPr>
+                <w:rFonts w:hint="eastAsia"/>
+              </w:rPr>
+              <w:t xml:space="preserve">20日以内（※後述）</w:t>
+            </w:r>
+          </w:p>
+        </w:tc>
+        <w:tc>
+          <w:tcPr/>
+          <w:p>
+            <w:pPr>
+              <w:pStyle w:val="Compact"/>
+              <w:jc w:val="left"/>
+            </w:pPr>
+            <w:r>
+              <w:rPr>
+                <w:rFonts w:hint="eastAsia"/>
+              </w:rPr>
+              <w:t xml:space="preserve">毎日の入力データから自動計算</w:t>
             </w:r>
           </w:p>
         </w:tc>
@@ -28451,7 +28746,22 @@
               <w:rPr>
                 <w:rFonts w:hint="eastAsia"/>
               </w:rPr>
-              <w:t xml:space="preserve">救急搬送後患者割合</w:t>
+              <w:t xml:space="preserve">救急搬送の割合</w:t>
+            </w:r>
+          </w:p>
+        </w:tc>
+        <w:tc>
+          <w:tcPr/>
+          <w:p>
+            <w:pPr>
+              <w:pStyle w:val="Compact"/>
+              <w:jc w:val="left"/>
+            </w:pPr>
+            <w:r>
+              <w:rPr>
+                <w:rFonts w:hint="eastAsia"/>
+              </w:rPr>
+              <w:t xml:space="preserve">入院のうち救急搬送がどれくらいか</w:t>
             </w:r>
           </w:p>
         </w:tc>
@@ -28481,7 +28791,7 @@
               <w:rPr>
                 <w:rFonts w:hint="eastAsia"/>
               </w:rPr>
-              <w:t xml:space="preserve">入退院詳細から自動計算</w:t>
+              <w:t xml:space="preserve">入退院詳細の「経路」から自動計算</w:t>
             </w:r>
           </w:p>
         </w:tc>
@@ -28510,7 +28820,22 @@
               <w:rPr>
                 <w:rFonts w:hint="eastAsia"/>
               </w:rPr>
-              <w:t xml:space="preserve">転棟割合</w:t>
+              <w:t xml:space="preserve">転棟の割合</w:t>
+            </w:r>
+          </w:p>
+        </w:tc>
+        <w:tc>
+          <w:tcPr/>
+          <w:p>
+            <w:pPr>
+              <w:pStyle w:val="Compact"/>
+              <w:jc w:val="left"/>
+            </w:pPr>
+            <w:r>
+              <w:rPr>
+                <w:rFonts w:hint="eastAsia"/>
+              </w:rPr>
+              <w:t xml:space="preserve">他の病棟から転棟してきた割合</w:t>
             </w:r>
           </w:p>
         </w:tc>
@@ -28540,19 +28865,22 @@
               <w:rPr>
                 <w:rFonts w:hint="eastAsia"/>
               </w:rPr>
-              <w:t xml:space="preserve">構造的にゼロ（非併設）</w:t>
-            </w:r>
-          </w:p>
-        </w:tc>
-        <w:tc>
-          <w:tcPr/>
-          <w:p>
-            <w:pPr>
-              <w:pStyle w:val="Compact"/>
-              <w:jc w:val="left"/>
-            </w:pPr>
-            <w:r>
-              <w:t xml:space="preserve">🟢</w:t>
+              <w:t xml:space="preserve">当院は他病棟がないので常にゼロ</w:t>
+            </w:r>
+          </w:p>
+        </w:tc>
+        <w:tc>
+          <w:tcPr/>
+          <w:p>
+            <w:pPr>
+              <w:pStyle w:val="Compact"/>
+              <w:jc w:val="left"/>
+            </w:pPr>
+            <w:r>
+              <w:rPr>
+                <w:rFonts w:hint="eastAsia"/>
+              </w:rPr>
+              <w:t xml:space="preserve">🟢（常に安全）</w:t>
             </w:r>
           </w:p>
         </w:tc>
@@ -28584,6 +28912,21 @@
               <w:rPr>
                 <w:rFonts w:hint="eastAsia"/>
               </w:rPr>
+              <w:t xml:space="preserve">退院先が自宅等の割合</w:t>
+            </w:r>
+          </w:p>
+        </w:tc>
+        <w:tc>
+          <w:tcPr/>
+          <w:p>
+            <w:pPr>
+              <w:pStyle w:val="Compact"/>
+              <w:jc w:val="left"/>
+            </w:pPr>
+            <w:r>
+              <w:rPr>
+                <w:rFonts w:hint="eastAsia"/>
+              </w:rPr>
               <w:t xml:space="preserve">80%以上</w:t>
             </w:r>
           </w:p>
@@ -28599,7 +28942,7 @@
               <w:rPr>
                 <w:rFonts w:hint="eastAsia"/>
               </w:rPr>
-              <w:t xml:space="preserve">将来対応</w:t>
+              <w:t xml:space="preserve">まだデータ未対応</w:t>
             </w:r>
           </w:p>
         </w:tc>
@@ -28628,7 +28971,22 @@
               <w:rPr>
                 <w:rFonts w:hint="eastAsia"/>
               </w:rPr>
-              <w:t xml:space="preserve">ADL低下割合</w:t>
+              <w:t xml:space="preserve">ADL低下の割合</w:t>
+            </w:r>
+          </w:p>
+        </w:tc>
+        <w:tc>
+          <w:tcPr/>
+          <w:p>
+            <w:pPr>
+              <w:pStyle w:val="Compact"/>
+              <w:jc w:val="left"/>
+            </w:pPr>
+            <w:r>
+              <w:rPr>
+                <w:rFonts w:hint="eastAsia"/>
+              </w:rPr>
+              <w:t xml:space="preserve">入院中にADLが下がった割合</w:t>
             </w:r>
           </w:p>
         </w:tc>
@@ -28658,7 +29016,7 @@
               <w:rPr>
                 <w:rFonts w:hint="eastAsia"/>
               </w:rPr>
-              <w:t xml:space="preserve">将来対応</w:t>
+              <w:t xml:space="preserve">まだデータ未対応</w:t>
             </w:r>
           </w:p>
         </w:tc>
@@ -28702,6 +29060,21 @@
               <w:rPr>
                 <w:rFonts w:hint="eastAsia"/>
               </w:rPr>
+              <w:t xml:space="preserve">必要度の基準を満たす割合</w:t>
+            </w:r>
+          </w:p>
+        </w:tc>
+        <w:tc>
+          <w:tcPr/>
+          <w:p>
+            <w:pPr>
+              <w:pStyle w:val="Compact"/>
+              <w:jc w:val="left"/>
+            </w:pPr>
+            <w:r>
+              <w:rPr>
+                <w:rFonts w:hint="eastAsia"/>
+              </w:rPr>
               <w:t xml:space="preserve">I:19%以上</w:t>
             </w:r>
           </w:p>
@@ -28717,7 +29090,7 @@
               <w:rPr>
                 <w:rFonts w:hint="eastAsia"/>
               </w:rPr>
-              <w:t xml:space="preserve">将来対応</w:t>
+              <w:t xml:space="preserve">まだデータ未対応</w:t>
             </w:r>
           </w:p>
         </w:tc>
@@ -28742,19 +29115,654 @@
       <w:r>
         <w:rPr>
           <w:rFonts w:hint="eastAsia"/>
-          <w:b/>
-          <w:bCs/>
-        </w:rPr>
-        <w:t xml:space="preserve">（※）平均在院日数の上限は固定21日ではありません。</w:t>
-      </w:r>
-      <w:r>
+        </w:rPr>
+        <w:t xml:space="preserve">⚪（灰色）の指標は、まだデータの取り込みに対応していない項目です。将来対応予定ですが、現時点では表示されません。</w:t>
+      </w:r>
+    </w:p>
+    <w:bookmarkEnd w:id="152"/>
+    <w:bookmarkStart w:id="153" w:name="信号の見方-迷ったらここを見る"/>
+    <w:p>
+      <w:pPr>
+        <w:pStyle w:val="Heading4"/>
+      </w:pPr>
+      <w:r>
+        <w:rPr>
+          <w:rFonts w:hint="eastAsia"/>
+        </w:rPr>
+        <w:t xml:space="preserve">信号の見方</w:t>
+      </w:r>
+      <w:r>
+        <w:t xml:space="preserve"> ― </w:t>
+      </w:r>
+      <w:r>
+        <w:rPr>
+          <w:rFonts w:hint="eastAsia"/>
+        </w:rPr>
+        <w:t xml:space="preserve">迷ったらここを見る</w:t>
+      </w:r>
+    </w:p>
+    <w:tbl>
+      <w:tblPr>
+        <w:tblStyle w:val="Table"/>
+        <w:tblW w:type="pct" w:w="5000"/>
+        <w:tblLayout w:type="fixed"/>
+        <w:tblLook w:firstRow="1" w:lastRow="0" w:firstColumn="0" w:lastColumn="0" w:noHBand="0" w:noVBand="0" w:val="0020"/>
+      </w:tblPr>
+      <w:tblGrid>
+        <w:gridCol w:w="2640"/>
+        <w:gridCol w:w="2640"/>
+        <w:gridCol w:w="2640"/>
+      </w:tblGrid>
+      <w:tr>
+        <w:trPr>
+          <w:tblHeader w:val="on"/>
+        </w:trPr>
+        <w:tc>
+          <w:tcPr/>
+          <w:p>
+            <w:pPr>
+              <w:pStyle w:val="Compact"/>
+              <w:jc w:val="left"/>
+            </w:pPr>
+            <w:r>
+              <w:rPr>
+                <w:rFonts w:hint="eastAsia"/>
+              </w:rPr>
+              <w:t xml:space="preserve">信号</w:t>
+            </w:r>
+          </w:p>
+        </w:tc>
+        <w:tc>
+          <w:tcPr/>
+          <w:p>
+            <w:pPr>
+              <w:pStyle w:val="Compact"/>
+              <w:jc w:val="left"/>
+            </w:pPr>
+            <w:r>
+              <w:rPr>
+                <w:rFonts w:hint="eastAsia"/>
+              </w:rPr>
+              <w:t xml:space="preserve">何を意味するか</w:t>
+            </w:r>
+          </w:p>
+        </w:tc>
+        <w:tc>
+          <w:tcPr/>
+          <w:p>
+            <w:pPr>
+              <w:pStyle w:val="Compact"/>
+              <w:jc w:val="left"/>
+            </w:pPr>
+            <w:r>
+              <w:rPr>
+                <w:rFonts w:hint="eastAsia"/>
+              </w:rPr>
+              <w:t xml:space="preserve">具体的にどうするか</w:t>
+            </w:r>
+          </w:p>
+        </w:tc>
+      </w:tr>
+      <w:tr>
+        <w:tc>
+          <w:tcPr/>
+          <w:p>
+            <w:pPr>
+              <w:pStyle w:val="Compact"/>
+              <w:jc w:val="left"/>
+            </w:pPr>
+            <w:r>
+              <w:t xml:space="preserve">🟢 </w:t>
+            </w:r>
+            <w:r>
+              <w:rPr>
+                <w:rFonts w:hint="eastAsia"/>
+              </w:rPr>
+              <w:t xml:space="preserve">安全</w:t>
+            </w:r>
+          </w:p>
+        </w:tc>
+        <w:tc>
+          <w:tcPr/>
+          <w:p>
+            <w:pPr>
+              <w:pStyle w:val="Compact"/>
+              <w:jc w:val="left"/>
+            </w:pPr>
+            <w:r>
+              <w:rPr>
+                <w:rFonts w:hint="eastAsia"/>
+              </w:rPr>
+              <w:t xml:space="preserve">制度の基準より</w:t>
+            </w:r>
+            <w:r>
+              <w:rPr>
+                <w:rFonts w:hint="eastAsia"/>
+                <w:b/>
+                <w:bCs/>
+              </w:rPr>
+              <w:t xml:space="preserve">2日以上余裕</w:t>
+            </w:r>
+            <w:r>
+              <w:t xml:space="preserve">がある</w:t>
+            </w:r>
+          </w:p>
+        </w:tc>
+        <w:tc>
+          <w:tcPr/>
+          <w:p>
+            <w:pPr>
+              <w:pStyle w:val="Compact"/>
+              <w:jc w:val="left"/>
+            </w:pPr>
+            <w:r>
+              <w:rPr>
+                <w:rFonts w:hint="eastAsia"/>
+              </w:rPr>
+              <w:t xml:space="preserve">そのまま通常運営でOK</w:t>
+            </w:r>
+          </w:p>
+        </w:tc>
+      </w:tr>
+      <w:tr>
+        <w:tc>
+          <w:tcPr/>
+          <w:p>
+            <w:pPr>
+              <w:pStyle w:val="Compact"/>
+              <w:jc w:val="left"/>
+            </w:pPr>
+            <w:r>
+              <w:t xml:space="preserve">🟡 </w:t>
+            </w:r>
+            <w:r>
+              <w:rPr>
+                <w:rFonts w:hint="eastAsia"/>
+              </w:rPr>
+              <w:t xml:space="preserve">注意</w:t>
+            </w:r>
+          </w:p>
+        </w:tc>
+        <w:tc>
+          <w:tcPr/>
+          <w:p>
+            <w:pPr>
+              <w:pStyle w:val="Compact"/>
+              <w:jc w:val="left"/>
+            </w:pPr>
+            <w:r>
+              <w:rPr>
+                <w:rFonts w:hint="eastAsia"/>
+              </w:rPr>
+              <w:t xml:space="preserve">余裕が</w:t>
+            </w:r>
+            <w:r>
+              <w:rPr>
+                <w:rFonts w:hint="eastAsia"/>
+                <w:b/>
+                <w:bCs/>
+              </w:rPr>
+              <w:t xml:space="preserve">2日を切っている</w:t>
+            </w:r>
+            <w:r>
+              <w:rPr>
+                <w:rFonts w:hint="eastAsia"/>
+              </w:rPr>
+              <w:t xml:space="preserve">（ギリギリではないけど油断禁物）</w:t>
+            </w:r>
+          </w:p>
+        </w:tc>
+        <w:tc>
+          <w:tcPr/>
+          <w:p>
+            <w:pPr>
+              <w:pStyle w:val="Compact"/>
+              <w:jc w:val="left"/>
+            </w:pPr>
+            <w:r>
+              <w:rPr>
+                <w:rFonts w:hint="eastAsia"/>
+              </w:rPr>
+              <w:t xml:space="preserve">C群の退院日を意識しながら調整する</w:t>
+            </w:r>
+          </w:p>
+        </w:tc>
+      </w:tr>
+      <w:tr>
+        <w:tc>
+          <w:tcPr/>
+          <w:p>
+            <w:pPr>
+              <w:pStyle w:val="Compact"/>
+              <w:jc w:val="left"/>
+            </w:pPr>
+            <w:r>
+              <w:t xml:space="preserve">🔴 </w:t>
+            </w:r>
+            <w:r>
+              <w:rPr>
+                <w:rFonts w:hint="eastAsia"/>
+              </w:rPr>
+              <w:t xml:space="preserve">危険</w:t>
+            </w:r>
+          </w:p>
+        </w:tc>
+        <w:tc>
+          <w:tcPr/>
+          <w:p>
+            <w:pPr>
+              <w:pStyle w:val="Compact"/>
+              <w:jc w:val="left"/>
+            </w:pPr>
+            <w:r>
+              <w:rPr>
+                <w:rFonts w:hint="eastAsia"/>
+              </w:rPr>
+              <w:t xml:space="preserve">余裕がほぼない、または</w:t>
+            </w:r>
+            <w:r>
+              <w:rPr>
+                <w:rFonts w:hint="eastAsia"/>
+                <w:b/>
+                <w:bCs/>
+              </w:rPr>
+              <w:t xml:space="preserve">基準を超えてしまっている</w:t>
+            </w:r>
+          </w:p>
+        </w:tc>
+        <w:tc>
+          <w:tcPr/>
+          <w:p>
+            <w:pPr>
+              <w:pStyle w:val="Compact"/>
+              <w:jc w:val="left"/>
+            </w:pPr>
+            <w:r>
+              <w:rPr>
+                <w:rFonts w:hint="eastAsia"/>
+              </w:rPr>
+              <w:t xml:space="preserve">C群の退院を最優先で進める</w:t>
+            </w:r>
+          </w:p>
+        </w:tc>
+      </w:tr>
+      <w:tr>
+        <w:tc>
+          <w:tcPr/>
+          <w:p>
+            <w:pPr>
+              <w:pStyle w:val="Compact"/>
+              <w:jc w:val="left"/>
+            </w:pPr>
+            <w:r>
+              <w:t xml:space="preserve">⚪ </w:t>
+            </w:r>
+            <w:r>
+              <w:rPr>
+                <w:rFonts w:hint="eastAsia"/>
+              </w:rPr>
+              <w:t xml:space="preserve">未対応</w:t>
+            </w:r>
+          </w:p>
+        </w:tc>
+        <w:tc>
+          <w:tcPr/>
+          <w:p>
+            <w:pPr>
+              <w:pStyle w:val="Compact"/>
+              <w:jc w:val="left"/>
+            </w:pPr>
+            <w:r>
+              <w:rPr>
+                <w:rFonts w:hint="eastAsia"/>
+              </w:rPr>
+              <w:t xml:space="preserve">データがないので判定できない</w:t>
+            </w:r>
+          </w:p>
+        </w:tc>
+        <w:tc>
+          <w:tcPr/>
+          <w:p>
+            <w:pPr>
+              <w:pStyle w:val="Compact"/>
+              <w:jc w:val="left"/>
+            </w:pPr>
+            <w:r>
+              <w:rPr>
+                <w:rFonts w:hint="eastAsia"/>
+              </w:rPr>
+              <w:t xml:space="preserve">現時点では気にしなくてOK</w:t>
+            </w:r>
+          </w:p>
+        </w:tc>
+      </w:tr>
+    </w:tbl>
+    <w:bookmarkEnd w:id="153"/>
+    <w:bookmarkStart w:id="154" w:name="特に大事な指標平均在院日数の余力"/>
+    <w:p>
+      <w:pPr>
+        <w:pStyle w:val="Heading4"/>
+      </w:pPr>
+      <w:r>
+        <w:t xml:space="preserve">★ </w:t>
+      </w:r>
+      <w:r>
+        <w:rPr>
+          <w:rFonts w:hint="eastAsia"/>
+        </w:rPr>
+        <w:t xml:space="preserve">特に大事な指標：平均在院日数の「余力」</w:t>
+      </w:r>
+    </w:p>
+    <w:p>
+      <w:pPr>
+        <w:pStyle w:val="FirstParagraph"/>
+      </w:pPr>
+      <w:r>
+        <w:rPr>
+          <w:rFonts w:hint="eastAsia"/>
+        </w:rPr>
+        <w:t xml:space="preserve">制度で決まっている上限日数と、現在の平均在院日数の差が「余力」です。</w:t>
+      </w:r>
+    </w:p>
+    <w:p>
+      <w:pPr>
+        <w:pStyle w:val="BodyText"/>
+      </w:pPr>
+      <w:r>
+        <w:rPr>
+          <w:rFonts w:hint="eastAsia"/>
+          <w:b/>
+          <w:bCs/>
+        </w:rPr>
+        <w:t xml:space="preserve">計算はとてもシンプルです：</w:t>
+      </w:r>
+    </w:p>
+    <w:p>
+      <w:pPr>
+        <w:pStyle w:val="BlockText"/>
+      </w:pPr>
+      <w:r>
+        <w:rPr>
+          <w:rFonts w:hint="eastAsia"/>
+          <w:b/>
+          <w:bCs/>
+        </w:rPr>
+        <w:t xml:space="preserve">余力</w:t>
+      </w:r>
+      <w:r>
+        <w:rPr>
+          <w:b/>
+          <w:bCs/>
+        </w:rPr>
         <w:t xml:space="preserve"> </w:t>
       </w:r>
       <w:r>
         <w:rPr>
           <w:rFonts w:hint="eastAsia"/>
-        </w:rPr>
-        <w:t xml:space="preserve">2026年改定では、85歳以上患者割合に応じて段階的に緩和されます:</w:t>
+          <w:b/>
+          <w:bCs/>
+        </w:rPr>
+        <w:t xml:space="preserve">＝</w:t>
+      </w:r>
+      <w:r>
+        <w:rPr>
+          <w:b/>
+          <w:bCs/>
+        </w:rPr>
+        <w:t xml:space="preserve"> </w:t>
+      </w:r>
+      <w:r>
+        <w:rPr>
+          <w:rFonts w:hint="eastAsia"/>
+          <w:b/>
+          <w:bCs/>
+        </w:rPr>
+        <w:t xml:space="preserve">上限日数</w:t>
+      </w:r>
+      <w:r>
+        <w:rPr>
+          <w:b/>
+          <w:bCs/>
+        </w:rPr>
+        <w:t xml:space="preserve"> − </w:t>
+      </w:r>
+      <w:r>
+        <w:rPr>
+          <w:rFonts w:hint="eastAsia"/>
+          <w:b/>
+          <w:bCs/>
+        </w:rPr>
+        <w:t xml:space="preserve">今の平均在院日数</w:t>
+      </w:r>
+    </w:p>
+    <w:p>
+      <w:pPr>
+        <w:pStyle w:val="FirstParagraph"/>
+      </w:pPr>
+      <w:r>
+        <w:rPr>
+          <w:rFonts w:hint="eastAsia"/>
+          <w:b/>
+          <w:bCs/>
+        </w:rPr>
+        <w:t xml:space="preserve">具体例：</w:t>
+      </w:r>
+      <w:r>
+        <w:t xml:space="preserve"> </w:t>
+      </w:r>
+      <w:r>
+        <w:t xml:space="preserve">- </w:t>
+      </w:r>
+      <w:r>
+        <w:rPr>
+          <w:rFonts w:hint="eastAsia"/>
+        </w:rPr>
+        <w:t xml:space="preserve">上限が21日で、今の平均在院日数が18.5日の場合</w:t>
+      </w:r>
+      <w:r>
+        <w:t xml:space="preserve"> → </w:t>
+      </w:r>
+      <w:r>
+        <w:rPr>
+          <w:rFonts w:hint="eastAsia"/>
+        </w:rPr>
+        <w:t xml:space="preserve">余力は</w:t>
+      </w:r>
+      <w:r>
+        <w:t xml:space="preserve"> 21 − 18.5 </w:t>
+      </w:r>
+      <w:r>
+        <w:rPr>
+          <w:rFonts w:hint="eastAsia"/>
+        </w:rPr>
+        <w:t xml:space="preserve">＝</w:t>
+      </w:r>
+      <w:r>
+        <w:t xml:space="preserve"> </w:t>
+      </w:r>
+      <w:r>
+        <w:rPr>
+          <w:rFonts w:hint="eastAsia"/>
+          <w:b/>
+          <w:bCs/>
+        </w:rPr>
+        <w:t xml:space="preserve">2.5日</w:t>
+      </w:r>
+      <w:r>
+        <w:rPr>
+          <w:rFonts w:hint="eastAsia"/>
+        </w:rPr>
+        <w:t xml:space="preserve">（🟢</w:t>
+      </w:r>
+      <w:r>
+        <w:t xml:space="preserve"> </w:t>
+      </w:r>
+      <w:r>
+        <w:rPr>
+          <w:rFonts w:hint="eastAsia"/>
+        </w:rPr>
+        <w:t xml:space="preserve">安全）</w:t>
+      </w:r>
+      <w:r>
+        <w:t xml:space="preserve"> </w:t>
+      </w:r>
+      <w:r>
+        <w:t xml:space="preserve">- </w:t>
+      </w:r>
+      <w:r>
+        <w:rPr>
+          <w:rFonts w:hint="eastAsia"/>
+        </w:rPr>
+        <w:t xml:space="preserve">上限が21日で、今の平均在院日数が20.0日の場合</w:t>
+      </w:r>
+      <w:r>
+        <w:t xml:space="preserve"> → </w:t>
+      </w:r>
+      <w:r>
+        <w:rPr>
+          <w:rFonts w:hint="eastAsia"/>
+        </w:rPr>
+        <w:t xml:space="preserve">余力は</w:t>
+      </w:r>
+      <w:r>
+        <w:t xml:space="preserve"> 21 − 20.0 </w:t>
+      </w:r>
+      <w:r>
+        <w:rPr>
+          <w:rFonts w:hint="eastAsia"/>
+        </w:rPr>
+        <w:t xml:space="preserve">＝</w:t>
+      </w:r>
+      <w:r>
+        <w:t xml:space="preserve"> </w:t>
+      </w:r>
+      <w:r>
+        <w:rPr>
+          <w:rFonts w:hint="eastAsia"/>
+          <w:b/>
+          <w:bCs/>
+        </w:rPr>
+        <w:t xml:space="preserve">1.0日</w:t>
+      </w:r>
+      <w:r>
+        <w:rPr>
+          <w:rFonts w:hint="eastAsia"/>
+        </w:rPr>
+        <w:t xml:space="preserve">（🟡</w:t>
+      </w:r>
+      <w:r>
+        <w:t xml:space="preserve"> </w:t>
+      </w:r>
+      <w:r>
+        <w:rPr>
+          <w:rFonts w:hint="eastAsia"/>
+        </w:rPr>
+        <w:t xml:space="preserve">注意）</w:t>
+      </w:r>
+      <w:r>
+        <w:t xml:space="preserve"> </w:t>
+      </w:r>
+      <w:r>
+        <w:t xml:space="preserve">- </w:t>
+      </w:r>
+      <w:r>
+        <w:rPr>
+          <w:rFonts w:hint="eastAsia"/>
+        </w:rPr>
+        <w:t xml:space="preserve">上限が21日で、今の平均在院日数が21.3日の場合</w:t>
+      </w:r>
+      <w:r>
+        <w:t xml:space="preserve"> → </w:t>
+      </w:r>
+      <w:r>
+        <w:rPr>
+          <w:rFonts w:hint="eastAsia"/>
+        </w:rPr>
+        <w:t xml:space="preserve">余力は</w:t>
+      </w:r>
+      <w:r>
+        <w:t xml:space="preserve"> 21 − 21.3 </w:t>
+      </w:r>
+      <w:r>
+        <w:rPr>
+          <w:rFonts w:hint="eastAsia"/>
+        </w:rPr>
+        <w:t xml:space="preserve">＝</w:t>
+      </w:r>
+      <w:r>
+        <w:t xml:space="preserve"> </w:t>
+      </w:r>
+      <w:r>
+        <w:rPr>
+          <w:rFonts w:hint="eastAsia"/>
+          <w:b/>
+          <w:bCs/>
+        </w:rPr>
+        <w:t xml:space="preserve">−0.3日</w:t>
+      </w:r>
+      <w:r>
+        <w:rPr>
+          <w:rFonts w:hint="eastAsia"/>
+        </w:rPr>
+        <w:t xml:space="preserve">（🔴</w:t>
+      </w:r>
+      <w:r>
+        <w:t xml:space="preserve"> </w:t>
+      </w:r>
+      <w:r>
+        <w:rPr>
+          <w:rFonts w:hint="eastAsia"/>
+        </w:rPr>
+        <w:t xml:space="preserve">超過！）</w:t>
+      </w:r>
+    </w:p>
+    <w:p>
+      <w:pPr>
+        <w:pStyle w:val="BodyText"/>
+      </w:pPr>
+      <w:r>
+        <w:rPr>
+          <w:rFonts w:hint="eastAsia"/>
+        </w:rPr>
+        <w:t xml:space="preserve">この余力が大きいほど、C群の患者さんにもう少し入院を続けてもらう余地があります。逆に余力がないときは、退院を早める必要があります。</w:t>
+      </w:r>
+    </w:p>
+    <w:bookmarkEnd w:id="154"/>
+    <w:bookmarkStart w:id="155" w:name="平均在院日数の上限は固定ではない"/>
+    <w:p>
+      <w:pPr>
+        <w:pStyle w:val="Heading4"/>
+      </w:pPr>
+      <w:r>
+        <w:rPr>
+          <w:rFonts w:hint="eastAsia"/>
+        </w:rPr>
+        <w:t xml:space="preserve">平均在院日数の上限は「固定」ではない</w:t>
+      </w:r>
+    </w:p>
+    <w:p>
+      <w:pPr>
+        <w:pStyle w:val="FirstParagraph"/>
+      </w:pPr>
+      <w:r>
+        <w:rPr>
+          <w:rFonts w:hint="eastAsia"/>
+        </w:rPr>
+        <w:t xml:space="preserve">2026年の改定で、</w:t>
+      </w:r>
+      <w:r>
+        <w:rPr>
+          <w:rFonts w:hint="eastAsia"/>
+          <w:b/>
+          <w:bCs/>
+        </w:rPr>
+        <w:t xml:space="preserve">85歳以上の患者さんが多い病院ほど、上限が緩くなる</w:t>
+      </w:r>
+      <w:r>
+        <w:rPr>
+          <w:rFonts w:hint="eastAsia"/>
+        </w:rPr>
+        <w:t xml:space="preserve">仕組みに変わりました。高齢の方は回復に時間がかかるため、実態に合わせた制度変更です。</w:t>
       </w:r>
     </w:p>
     <w:tbl>
@@ -28782,22 +29790,22 @@
               <w:rPr>
                 <w:rFonts w:hint="eastAsia"/>
               </w:rPr>
-              <w:t xml:space="preserve">85歳以上割合</w:t>
-            </w:r>
-          </w:p>
-        </w:tc>
-        <w:tc>
-          <w:tcPr/>
-          <w:p>
-            <w:pPr>
-              <w:pStyle w:val="Compact"/>
-              <w:jc w:val="left"/>
-            </w:pPr>
-            <w:r>
-              <w:rPr>
-                <w:rFonts w:hint="eastAsia"/>
-              </w:rPr>
-              <w:t xml:space="preserve">上限</w:t>
+              <w:t xml:space="preserve">入院患者のうち85歳以上の割合</w:t>
+            </w:r>
+          </w:p>
+        </w:tc>
+        <w:tc>
+          <w:tcPr/>
+          <w:p>
+            <w:pPr>
+              <w:pStyle w:val="Compact"/>
+              <w:jc w:val="left"/>
+            </w:pPr>
+            <w:r>
+              <w:rPr>
+                <w:rFonts w:hint="eastAsia"/>
+              </w:rPr>
+              <w:t xml:space="preserve">平均在院日数の上限</w:t>
             </w:r>
           </w:p>
         </w:tc>
@@ -28814,7 +29822,7 @@
               <w:rPr>
                 <w:rFonts w:hint="eastAsia"/>
               </w:rPr>
-              <w:t xml:space="preserve">20%未満</w:t>
+              <w:t xml:space="preserve">20%より少ない</w:t>
             </w:r>
           </w:p>
         </w:tc>
@@ -28843,10 +29851,7 @@
               <w:jc w:val="left"/>
             </w:pPr>
             <w:r>
-              <w:rPr>
-                <w:rFonts w:hint="eastAsia"/>
-              </w:rPr>
-              <w:t xml:space="preserve">20%以上40%未満</w:t>
+              <w:t xml:space="preserve">20%〜40%</w:t>
             </w:r>
           </w:p>
         </w:tc>
@@ -28875,10 +29880,7 @@
               <w:jc w:val="left"/>
             </w:pPr>
             <w:r>
-              <w:rPr>
-                <w:rFonts w:hint="eastAsia"/>
-              </w:rPr>
-              <w:t xml:space="preserve">40%以上60%未満</w:t>
+              <w:t xml:space="preserve">40%〜60%</w:t>
             </w:r>
           </w:p>
         </w:tc>
@@ -28907,10 +29909,7 @@
               <w:jc w:val="left"/>
             </w:pPr>
             <w:r>
-              <w:rPr>
-                <w:rFonts w:hint="eastAsia"/>
-              </w:rPr>
-              <w:t xml:space="preserve">60%以上80%未満</w:t>
+              <w:t xml:space="preserve">60%〜80%</w:t>
             </w:r>
           </w:p>
         </w:tc>
@@ -28963,7 +29962,111 @@
         </w:tc>
       </w:tr>
     </w:tbl>
-    <w:bookmarkStart w:id="159" w:name="信号の読み方"/>
+    <w:p>
+      <w:pPr>
+        <w:pStyle w:val="BodyText"/>
+      </w:pPr>
+      <w:r>
+        <w:rPr>
+          <w:rFonts w:hint="eastAsia"/>
+          <w:b/>
+          <w:bCs/>
+        </w:rPr>
+        <w:t xml:space="preserve">具体例：</w:t>
+      </w:r>
+      <w:r>
+        <w:t xml:space="preserve"> </w:t>
+      </w:r>
+      <w:r>
+        <w:rPr>
+          <w:rFonts w:hint="eastAsia"/>
+        </w:rPr>
+        <w:t xml:space="preserve">当院で85歳以上の患者さんが全体の35%だとすると</w:t>
+      </w:r>
+      <w:r>
+        <w:t xml:space="preserve"> → </w:t>
+      </w:r>
+      <w:r>
+        <w:rPr>
+          <w:rFonts w:hint="eastAsia"/>
+        </w:rPr>
+        <w:t xml:space="preserve">20%〜40%の区間なので</w:t>
+      </w:r>
+      <w:r>
+        <w:t xml:space="preserve"> → </w:t>
+      </w:r>
+      <w:r>
+        <w:rPr>
+          <w:rFonts w:hint="eastAsia"/>
+        </w:rPr>
+        <w:t xml:space="preserve">上限は</w:t>
+      </w:r>
+      <w:r>
+        <w:rPr>
+          <w:rFonts w:hint="eastAsia"/>
+          <w:b/>
+          <w:bCs/>
+        </w:rPr>
+        <w:t xml:space="preserve">21日</w:t>
+      </w:r>
+      <w:r>
+        <w:t xml:space="preserve">になります。</w:t>
+      </w:r>
+    </w:p>
+    <w:p>
+      <w:pPr>
+        <w:pStyle w:val="BodyText"/>
+      </w:pPr>
+      <w:r>
+        <w:rPr>
+          <w:rFonts w:hint="eastAsia"/>
+        </w:rPr>
+        <w:t xml:space="preserve">アプリでは、この計算を自動で行い、今の上限が何日なのかを画面に表示します。</w:t>
+      </w:r>
+    </w:p>
+    <w:p>
+      <w:r>
+        <w:pict>
+          <v:rect style="width:0;height:1.5pt" o:hralign="center" o:hrstd="t" o:hr="t"/>
+        </w:pict>
+      </w:r>
+    </w:p>
+    <w:bookmarkEnd w:id="155"/>
+    <w:bookmarkEnd w:id="156"/>
+    <w:bookmarkStart w:id="162" w:name="需要波ダッシュボード-今は忙しい時期-暇な時期を確認"/>
+    <w:p>
+      <w:pPr>
+        <w:pStyle w:val="Heading3"/>
+      </w:pPr>
+      <w:r>
+        <w:t xml:space="preserve">16-2. </w:t>
+      </w:r>
+      <w:r>
+        <w:rPr>
+          <w:rFonts w:hint="eastAsia"/>
+        </w:rPr>
+        <w:t xml:space="preserve">需要波ダッシュボード</w:t>
+      </w:r>
+      <w:r>
+        <w:t xml:space="preserve"> ― </w:t>
+      </w:r>
+      <w:r>
+        <w:rPr>
+          <w:rFonts w:hint="eastAsia"/>
+        </w:rPr>
+        <w:t xml:space="preserve">「今は忙しい時期？</w:t>
+      </w:r>
+      <w:r>
+        <w:t xml:space="preserve"> </w:t>
+      </w:r>
+      <w:r>
+        <w:rPr>
+          <w:rFonts w:hint="eastAsia"/>
+        </w:rPr>
+        <w:t xml:space="preserve">暇な時期？」を確認</w:t>
+      </w:r>
+    </w:p>
+    <w:bookmarkStart w:id="157" w:name="なぜ入院の波を見るの"/>
     <w:p>
       <w:pPr>
         <w:pStyle w:val="Heading4"/>
@@ -28972,19 +30075,262 @@
         <w:rPr>
           <w:rFonts w:hint="eastAsia"/>
         </w:rPr>
-        <w:t xml:space="preserve">信号の読み方</w:t>
+        <w:t xml:space="preserve">なぜ「入院の波」を見るの？</w:t>
+      </w:r>
+    </w:p>
+    <w:p>
+      <w:pPr>
+        <w:pStyle w:val="FirstParagraph"/>
+      </w:pPr>
+      <w:r>
+        <w:rPr>
+          <w:rFonts w:hint="eastAsia"/>
+        </w:rPr>
+        <w:t xml:space="preserve">入院数は毎日変動します。月曜は多い、週末は少ない、連休明けは集中する……。この波を把握しておくと、</w:t>
+      </w:r>
+      <w:r>
+        <w:rPr>
+          <w:rFonts w:hint="eastAsia"/>
+          <w:b/>
+          <w:bCs/>
+        </w:rPr>
+        <w:t xml:space="preserve">C群の退院タイミングの判断</w:t>
+      </w:r>
+      <w:r>
+        <w:rPr>
+          <w:rFonts w:hint="eastAsia"/>
+        </w:rPr>
+        <w:t xml:space="preserve">に使えます。</w:t>
+      </w:r>
+    </w:p>
+    <w:p>
+      <w:pPr>
+        <w:pStyle w:val="Compact"/>
+        <w:numPr>
+          <w:ilvl w:val="0"/>
+          <w:numId w:val="1070"/>
+        </w:numPr>
+      </w:pPr>
+      <w:r>
+        <w:rPr>
+          <w:rFonts w:hint="eastAsia"/>
+          <w:b/>
+          <w:bCs/>
+        </w:rPr>
+        <w:t xml:space="preserve">入院が少ない時期（閑散期）</w:t>
+      </w:r>
+      <w:r>
+        <w:t xml:space="preserve"> </w:t>
+      </w:r>
+      <w:r>
+        <w:t xml:space="preserve">→ </w:t>
+      </w:r>
+      <w:r>
+        <w:rPr>
+          <w:rFonts w:hint="eastAsia"/>
+        </w:rPr>
+        <w:t xml:space="preserve">稼働率が下がりやすい</w:t>
+      </w:r>
+      <w:r>
+        <w:t xml:space="preserve"> → </w:t>
+      </w:r>
+      <w:r>
+        <w:rPr>
+          <w:rFonts w:hint="eastAsia"/>
+        </w:rPr>
+        <w:t xml:space="preserve">C群の患者さんにもう少しいてもらう方がよい</w:t>
+      </w:r>
+    </w:p>
+    <w:p>
+      <w:pPr>
+        <w:pStyle w:val="Compact"/>
+        <w:numPr>
+          <w:ilvl w:val="0"/>
+          <w:numId w:val="1070"/>
+        </w:numPr>
+      </w:pPr>
+      <w:r>
+        <w:rPr>
+          <w:rFonts w:hint="eastAsia"/>
+          <w:b/>
+          <w:bCs/>
+        </w:rPr>
+        <w:t xml:space="preserve">入院が多い時期（繁忙期）</w:t>
+      </w:r>
+      <w:r>
+        <w:t xml:space="preserve"> </w:t>
+      </w:r>
+      <w:r>
+        <w:t xml:space="preserve">→ </w:t>
+      </w:r>
+      <w:r>
+        <w:rPr>
+          <w:rFonts w:hint="eastAsia"/>
+        </w:rPr>
+        <w:t xml:space="preserve">ベッドが足りなくなる</w:t>
+      </w:r>
+      <w:r>
+        <w:t xml:space="preserve"> → </w:t>
+      </w:r>
+      <w:r>
+        <w:rPr>
+          <w:rFonts w:hint="eastAsia"/>
+        </w:rPr>
+        <w:t xml:space="preserve">C群の退院を早めて空床を確保する</w:t>
+      </w:r>
+    </w:p>
+    <w:bookmarkEnd w:id="157"/>
+    <w:bookmarkStart w:id="158" w:name="トレンド比較-先週と先々週どっちが多い"/>
+    <w:p>
+      <w:pPr>
+        <w:pStyle w:val="Heading4"/>
+      </w:pPr>
+      <w:r>
+        <w:rPr>
+          <w:rFonts w:hint="eastAsia"/>
+        </w:rPr>
+        <w:t xml:space="preserve">トレンド比較</w:t>
+      </w:r>
+      <w:r>
+        <w:t xml:space="preserve"> ― </w:t>
+      </w:r>
+      <w:r>
+        <w:rPr>
+          <w:rFonts w:hint="eastAsia"/>
+        </w:rPr>
+        <w:t xml:space="preserve">「先週と先々週、どっちが多い？」</w:t>
+      </w:r>
+    </w:p>
+    <w:p>
+      <w:pPr>
+        <w:pStyle w:val="FirstParagraph"/>
+      </w:pPr>
+      <w:r>
+        <w:t xml:space="preserve">アプリは、</w:t>
+      </w:r>
+      <w:r>
+        <w:rPr>
+          <w:rFonts w:hint="eastAsia"/>
+          <w:b/>
+          <w:bCs/>
+        </w:rPr>
+        <w:t xml:space="preserve">前の2週間</w:t>
+      </w:r>
+      <w:r>
+        <w:t xml:space="preserve">と</w:t>
+      </w:r>
+      <w:r>
+        <w:rPr>
+          <w:rFonts w:hint="eastAsia"/>
+          <w:b/>
+          <w:bCs/>
+        </w:rPr>
+        <w:t xml:space="preserve">直近の1週間</w:t>
+      </w:r>
+      <w:r>
+        <w:rPr>
+          <w:rFonts w:hint="eastAsia"/>
+        </w:rPr>
+        <w:t xml:space="preserve">の平均入院数を自動で比べます。</w:t>
+      </w:r>
+    </w:p>
+    <w:p>
+      <w:pPr>
+        <w:pStyle w:val="BodyText"/>
+      </w:pPr>
+      <w:r>
+        <w:rPr>
+          <w:rFonts w:hint="eastAsia"/>
+          <w:b/>
+          <w:bCs/>
+        </w:rPr>
+        <w:t xml:space="preserve">計算のイメージ：</w:t>
+      </w:r>
+      <w:r>
+        <w:t xml:space="preserve"> </w:t>
+      </w:r>
+      <w:r>
+        <w:t xml:space="preserve">- </w:t>
+      </w:r>
+      <w:r>
+        <w:rPr>
+          <w:rFonts w:hint="eastAsia"/>
+        </w:rPr>
+        <w:t xml:space="preserve">前の2週間の平均入院数が1日あたり5.0人</w:t>
+      </w:r>
+      <w:r>
+        <w:t xml:space="preserve"> </w:t>
+      </w:r>
+      <w:r>
+        <w:t xml:space="preserve">- </w:t>
+      </w:r>
+      <w:r>
+        <w:rPr>
+          <w:rFonts w:hint="eastAsia"/>
+        </w:rPr>
+        <w:t xml:space="preserve">直近1週間の平均入院数が1日あたり6.0人</w:t>
+      </w:r>
+      <w:r>
+        <w:t xml:space="preserve"> </w:t>
+      </w:r>
+      <w:r>
+        <w:t xml:space="preserve">- </w:t>
+      </w:r>
+      <w:r>
+        <w:rPr>
+          <w:rFonts w:hint="eastAsia"/>
+        </w:rPr>
+        <w:t xml:space="preserve">比率</w:t>
+      </w:r>
+      <w:r>
+        <w:t xml:space="preserve"> </w:t>
+      </w:r>
+      <w:r>
+        <w:rPr>
+          <w:rFonts w:hint="eastAsia"/>
+        </w:rPr>
+        <w:t xml:space="preserve">＝</w:t>
+      </w:r>
+      <w:r>
+        <w:t xml:space="preserve"> 6.0 ÷ 5.0 </w:t>
+      </w:r>
+      <w:r>
+        <w:rPr>
+          <w:rFonts w:hint="eastAsia"/>
+        </w:rPr>
+        <w:t xml:space="preserve">＝</w:t>
+      </w:r>
+      <w:r>
+        <w:t xml:space="preserve"> </w:t>
+      </w:r>
+      <w:r>
+        <w:rPr>
+          <w:rFonts w:hint="eastAsia"/>
+        </w:rPr>
+        <w:t xml:space="preserve">1.20（＝120%）</w:t>
+      </w:r>
+      <w:r>
+        <w:t xml:space="preserve"> → 📈 </w:t>
+      </w:r>
+      <w:r>
+        <w:rPr>
+          <w:rFonts w:hint="eastAsia"/>
+        </w:rPr>
+        <w:t xml:space="preserve">増加傾向</w:t>
       </w:r>
     </w:p>
     <w:tbl>
       <w:tblPr>
         <w:tblStyle w:val="Table"/>
-        <w:tblW w:type="auto" w:w="0"/>
+        <w:tblW w:type="pct" w:w="5000"/>
+        <w:tblLayout w:type="fixed"/>
         <w:tblLook w:firstRow="1" w:lastRow="0" w:firstColumn="0" w:lastColumn="0" w:noHBand="0" w:noVBand="0" w:val="0020"/>
       </w:tblPr>
       <w:tblGrid>
-        <w:gridCol w:w="2640"/>
-        <w:gridCol w:w="2640"/>
-        <w:gridCol w:w="2640"/>
+        <w:gridCol w:w="1980"/>
+        <w:gridCol w:w="1980"/>
+        <w:gridCol w:w="1980"/>
+        <w:gridCol w:w="1980"/>
       </w:tblGrid>
       <w:tr>
         <w:trPr>
@@ -29001,7 +30347,22 @@
               <w:rPr>
                 <w:rFonts w:hint="eastAsia"/>
               </w:rPr>
-              <w:t xml:space="preserve">信号</w:t>
+              <w:t xml:space="preserve">比率</w:t>
+            </w:r>
+          </w:p>
+        </w:tc>
+        <w:tc>
+          <w:tcPr/>
+          <w:p>
+            <w:pPr>
+              <w:pStyle w:val="Compact"/>
+              <w:jc w:val="left"/>
+            </w:pPr>
+            <w:r>
+              <w:rPr>
+                <w:rFonts w:hint="eastAsia"/>
+              </w:rPr>
+              <w:t xml:space="preserve">判定</w:t>
             </w:r>
           </w:p>
         </w:tc>
@@ -29028,10 +30389,7 @@
               <w:jc w:val="left"/>
             </w:pPr>
             <w:r>
-              <w:rPr>
-                <w:rFonts w:hint="eastAsia"/>
-              </w:rPr>
-              <w:t xml:space="preserve">対応</w:t>
+              <w:t xml:space="preserve">ベッドコントローラーのアクション</w:t>
             </w:r>
           </w:p>
         </w:tc>
@@ -29045,43 +30403,58 @@
               <w:jc w:val="left"/>
             </w:pPr>
             <w:r>
-              <w:t xml:space="preserve">🟢 </w:t>
-            </w:r>
-            <w:r>
-              <w:rPr>
-                <w:rFonts w:hint="eastAsia"/>
-              </w:rPr>
-              <w:t xml:space="preserve">安全</w:t>
-            </w:r>
-          </w:p>
-        </w:tc>
-        <w:tc>
-          <w:tcPr/>
-          <w:p>
-            <w:pPr>
-              <w:pStyle w:val="Compact"/>
-              <w:jc w:val="left"/>
-            </w:pPr>
-            <w:r>
-              <w:rPr>
-                <w:rFonts w:hint="eastAsia"/>
-              </w:rPr>
-              <w:t xml:space="preserve">余力2日以上</w:t>
-            </w:r>
-          </w:p>
-        </w:tc>
-        <w:tc>
-          <w:tcPr/>
-          <w:p>
-            <w:pPr>
-              <w:pStyle w:val="Compact"/>
-              <w:jc w:val="left"/>
-            </w:pPr>
-            <w:r>
-              <w:rPr>
-                <w:rFonts w:hint="eastAsia"/>
-              </w:rPr>
-              <w:t xml:space="preserve">通常運営を継続</w:t>
+              <w:rPr>
+                <w:rFonts w:hint="eastAsia"/>
+              </w:rPr>
+              <w:t xml:space="preserve">115%以上</w:t>
+            </w:r>
+          </w:p>
+        </w:tc>
+        <w:tc>
+          <w:tcPr/>
+          <w:p>
+            <w:pPr>
+              <w:pStyle w:val="Compact"/>
+              <w:jc w:val="left"/>
+            </w:pPr>
+            <w:r>
+              <w:t xml:space="preserve">📈 </w:t>
+            </w:r>
+            <w:r>
+              <w:rPr>
+                <w:rFonts w:hint="eastAsia"/>
+              </w:rPr>
+              <w:t xml:space="preserve">増加傾向</w:t>
+            </w:r>
+          </w:p>
+        </w:tc>
+        <w:tc>
+          <w:tcPr/>
+          <w:p>
+            <w:pPr>
+              <w:pStyle w:val="Compact"/>
+              <w:jc w:val="left"/>
+            </w:pPr>
+            <w:r>
+              <w:rPr>
+                <w:rFonts w:hint="eastAsia"/>
+              </w:rPr>
+              <w:t xml:space="preserve">先々週より入院が増えてきている</w:t>
+            </w:r>
+          </w:p>
+        </w:tc>
+        <w:tc>
+          <w:tcPr/>
+          <w:p>
+            <w:pPr>
+              <w:pStyle w:val="Compact"/>
+              <w:jc w:val="left"/>
+            </w:pPr>
+            <w:r>
+              <w:rPr>
+                <w:rFonts w:hint="eastAsia"/>
+              </w:rPr>
+              <w:t xml:space="preserve">C群の退院を早めにすすめ、空床を確保</w:t>
             </w:r>
           </w:p>
         </w:tc>
@@ -29095,43 +30468,55 @@
               <w:jc w:val="left"/>
             </w:pPr>
             <w:r>
-              <w:t xml:space="preserve">🟡 </w:t>
-            </w:r>
-            <w:r>
-              <w:rPr>
-                <w:rFonts w:hint="eastAsia"/>
-              </w:rPr>
-              <w:t xml:space="preserve">警告</w:t>
-            </w:r>
-          </w:p>
-        </w:tc>
-        <w:tc>
-          <w:tcPr/>
-          <w:p>
-            <w:pPr>
-              <w:pStyle w:val="Compact"/>
-              <w:jc w:val="left"/>
-            </w:pPr>
-            <w:r>
-              <w:rPr>
-                <w:rFonts w:hint="eastAsia"/>
-              </w:rPr>
-              <w:t xml:space="preserve">余力0.5〜2日</w:t>
-            </w:r>
-          </w:p>
-        </w:tc>
-        <w:tc>
-          <w:tcPr/>
-          <w:p>
-            <w:pPr>
-              <w:pStyle w:val="Compact"/>
-              <w:jc w:val="left"/>
-            </w:pPr>
-            <w:r>
-              <w:rPr>
-                <w:rFonts w:hint="eastAsia"/>
-              </w:rPr>
-              <w:t xml:space="preserve">C群の退院調整に注意</w:t>
+              <w:t xml:space="preserve">85%〜115%</w:t>
+            </w:r>
+          </w:p>
+        </w:tc>
+        <w:tc>
+          <w:tcPr/>
+          <w:p>
+            <w:pPr>
+              <w:pStyle w:val="Compact"/>
+              <w:jc w:val="left"/>
+            </w:pPr>
+            <w:r>
+              <w:t xml:space="preserve">➡️ </w:t>
+            </w:r>
+            <w:r>
+              <w:rPr>
+                <w:rFonts w:hint="eastAsia"/>
+              </w:rPr>
+              <w:t xml:space="preserve">横ばい</w:t>
+            </w:r>
+          </w:p>
+        </w:tc>
+        <w:tc>
+          <w:tcPr/>
+          <w:p>
+            <w:pPr>
+              <w:pStyle w:val="Compact"/>
+              <w:jc w:val="left"/>
+            </w:pPr>
+            <w:r>
+              <w:rPr>
+                <w:rFonts w:hint="eastAsia"/>
+              </w:rPr>
+              <w:t xml:space="preserve">大きな変化なし</w:t>
+            </w:r>
+          </w:p>
+        </w:tc>
+        <w:tc>
+          <w:tcPr/>
+          <w:p>
+            <w:pPr>
+              <w:pStyle w:val="Compact"/>
+              <w:jc w:val="left"/>
+            </w:pPr>
+            <w:r>
+              <w:rPr>
+                <w:rFonts w:hint="eastAsia"/>
+              </w:rPr>
+              <w:t xml:space="preserve">通常どおりの運営</w:t>
             </w:r>
           </w:p>
         </w:tc>
@@ -29145,106 +30530,65 @@
               <w:jc w:val="left"/>
             </w:pPr>
             <w:r>
-              <w:t xml:space="preserve">🔴 </w:t>
-            </w:r>
-            <w:r>
-              <w:rPr>
-                <w:rFonts w:hint="eastAsia"/>
-              </w:rPr>
-              <w:t xml:space="preserve">危険</w:t>
-            </w:r>
-          </w:p>
-        </w:tc>
-        <w:tc>
-          <w:tcPr/>
-          <w:p>
-            <w:pPr>
-              <w:pStyle w:val="Compact"/>
-              <w:jc w:val="left"/>
-            </w:pPr>
-            <w:r>
-              <w:rPr>
-                <w:rFonts w:hint="eastAsia"/>
-              </w:rPr>
-              <w:t xml:space="preserve">余力なし</w:t>
-            </w:r>
-            <w:r>
-              <w:t xml:space="preserve"> or </w:t>
-            </w:r>
-            <w:r>
-              <w:rPr>
-                <w:rFonts w:hint="eastAsia"/>
-              </w:rPr>
-              <w:t xml:space="preserve">超過</w:t>
-            </w:r>
-          </w:p>
-        </w:tc>
-        <w:tc>
-          <w:tcPr/>
-          <w:p>
-            <w:pPr>
-              <w:pStyle w:val="Compact"/>
-              <w:jc w:val="left"/>
-            </w:pPr>
-            <w:r>
-              <w:rPr>
-                <w:rFonts w:hint="eastAsia"/>
-              </w:rPr>
-              <w:t xml:space="preserve">C群退院を最優先で進める</w:t>
-            </w:r>
-          </w:p>
-        </w:tc>
-      </w:tr>
-      <w:tr>
-        <w:tc>
-          <w:tcPr/>
-          <w:p>
-            <w:pPr>
-              <w:pStyle w:val="Compact"/>
-              <w:jc w:val="left"/>
-            </w:pPr>
-            <w:r>
-              <w:t xml:space="preserve">⚪ </w:t>
-            </w:r>
-            <w:r>
-              <w:rPr>
-                <w:rFonts w:hint="eastAsia"/>
-              </w:rPr>
-              <w:t xml:space="preserve">未取得</w:t>
-            </w:r>
-          </w:p>
-        </w:tc>
-        <w:tc>
-          <w:tcPr/>
-          <w:p>
-            <w:pPr>
-              <w:pStyle w:val="Compact"/>
-              <w:jc w:val="left"/>
-            </w:pPr>
-            <w:r>
-              <w:t xml:space="preserve">データなし</w:t>
-            </w:r>
-          </w:p>
-        </w:tc>
-        <w:tc>
-          <w:tcPr/>
-          <w:p>
-            <w:pPr>
-              <w:pStyle w:val="Compact"/>
-              <w:jc w:val="left"/>
-            </w:pPr>
-            <w:r>
-              <w:rPr>
-                <w:rFonts w:hint="eastAsia"/>
-              </w:rPr>
-              <w:t xml:space="preserve">将来対応の指標</w:t>
+              <w:rPr>
+                <w:rFonts w:hint="eastAsia"/>
+              </w:rPr>
+              <w:t xml:space="preserve">85%以下</w:t>
+            </w:r>
+          </w:p>
+        </w:tc>
+        <w:tc>
+          <w:tcPr/>
+          <w:p>
+            <w:pPr>
+              <w:pStyle w:val="Compact"/>
+              <w:jc w:val="left"/>
+            </w:pPr>
+            <w:r>
+              <w:t xml:space="preserve">📉 </w:t>
+            </w:r>
+            <w:r>
+              <w:rPr>
+                <w:rFonts w:hint="eastAsia"/>
+              </w:rPr>
+              <w:t xml:space="preserve">減少傾向</w:t>
+            </w:r>
+          </w:p>
+        </w:tc>
+        <w:tc>
+          <w:tcPr/>
+          <w:p>
+            <w:pPr>
+              <w:pStyle w:val="Compact"/>
+              <w:jc w:val="left"/>
+            </w:pPr>
+            <w:r>
+              <w:rPr>
+                <w:rFonts w:hint="eastAsia"/>
+              </w:rPr>
+              <w:t xml:space="preserve">先々週より入院が減ってきている</w:t>
+            </w:r>
+          </w:p>
+        </w:tc>
+        <w:tc>
+          <w:tcPr/>
+          <w:p>
+            <w:pPr>
+              <w:pStyle w:val="Compact"/>
+              <w:jc w:val="left"/>
+            </w:pPr>
+            <w:r>
+              <w:rPr>
+                <w:rFonts w:hint="eastAsia"/>
+              </w:rPr>
+              <w:t xml:space="preserve">C群の退院を急がず、稼働率を下支え</w:t>
             </w:r>
           </w:p>
         </w:tc>
       </w:tr>
     </w:tbl>
-    <w:bookmarkEnd w:id="159"/>
-    <w:bookmarkStart w:id="160" w:name="los余力ヘッドルーム"/>
+    <w:bookmarkEnd w:id="158"/>
+    <w:bookmarkStart w:id="159" w:name="閑散繁忙の判定-過去と比べて今はどのくらい"/>
     <w:p>
       <w:pPr>
         <w:pStyle w:val="Heading4"/>
@@ -29253,7 +30597,16 @@
         <w:rPr>
           <w:rFonts w:hint="eastAsia"/>
         </w:rPr>
-        <w:t xml:space="preserve">LOS余力（ヘッドルーム）</w:t>
+        <w:t xml:space="preserve">閑散/繁忙の判定</w:t>
+      </w:r>
+      <w:r>
+        <w:t xml:space="preserve"> ― </w:t>
+      </w:r>
+      <w:r>
+        <w:rPr>
+          <w:rFonts w:hint="eastAsia"/>
+        </w:rPr>
+        <w:t xml:space="preserve">「過去と比べて今はどのくらい？」</w:t>
       </w:r>
     </w:p>
     <w:p>
@@ -29264,378 +30617,122 @@
         <w:rPr>
           <w:rFonts w:hint="eastAsia"/>
         </w:rPr>
-        <w:t xml:space="preserve">制度上限と現在のrolling平均在院日数の差を「余力」として表示します。</w:t>
-      </w:r>
-    </w:p>
-    <w:p>
-      <w:pPr>
-        <w:pStyle w:val="Compact"/>
-        <w:numPr>
-          <w:ilvl w:val="0"/>
-          <w:numId w:val="1069"/>
-        </w:numPr>
-      </w:pPr>
-      <w:r>
-        <w:rPr>
-          <w:rFonts w:hint="eastAsia"/>
-          <w:b/>
-          <w:bCs/>
-        </w:rPr>
-        <w:t xml:space="preserve">余力（日数）</w:t>
-      </w:r>
-      <w:r>
-        <w:t xml:space="preserve">: </w:t>
-      </w:r>
-      <w:r>
-        <w:rPr>
-          <w:rFonts w:hint="eastAsia"/>
-        </w:rPr>
-        <w:t xml:space="preserve">上限</w:t>
-      </w:r>
-      <w:r>
-        <w:t xml:space="preserve"> − </w:t>
-      </w:r>
-      <w:r>
-        <w:rPr>
-          <w:rFonts w:hint="eastAsia"/>
-        </w:rPr>
-        <w:t xml:space="preserve">現在LOS</w:t>
-      </w:r>
-    </w:p>
-    <w:p>
-      <w:pPr>
-        <w:pStyle w:val="Compact"/>
-        <w:numPr>
-          <w:ilvl w:val="0"/>
-          <w:numId w:val="1069"/>
-        </w:numPr>
-      </w:pPr>
-      <w:r>
-        <w:rPr>
-          <w:rFonts w:hint="eastAsia"/>
-          <w:b/>
-          <w:bCs/>
-        </w:rPr>
-        <w:t xml:space="preserve">patient-days換算</w:t>
-      </w:r>
-      <w:r>
-        <w:t xml:space="preserve">: </w:t>
-      </w:r>
-      <w:r>
-        <w:rPr>
-          <w:rFonts w:hint="eastAsia"/>
-        </w:rPr>
-        <w:t xml:space="preserve">余力を入退院数から概算した延べ日数（推計値）</w:t>
-      </w:r>
-    </w:p>
-    <w:p>
-      <w:pPr>
-        <w:pStyle w:val="Compact"/>
-        <w:numPr>
-          <w:ilvl w:val="0"/>
-          <w:numId w:val="1069"/>
-        </w:numPr>
-      </w:pPr>
-      <w:r>
-        <w:rPr>
-          <w:rFonts w:hint="eastAsia"/>
-          <w:b/>
-          <w:bCs/>
-        </w:rPr>
-        <w:t xml:space="preserve">C群延長可否</w:t>
-      </w:r>
-      <w:r>
-        <w:t xml:space="preserve">: </w:t>
-      </w:r>
-      <w:r>
-        <w:rPr>
-          <w:rFonts w:hint="eastAsia"/>
-        </w:rPr>
-        <w:t xml:space="preserve">余力が0.5日以上あれば「可」</w:t>
-      </w:r>
-    </w:p>
-    <w:bookmarkEnd w:id="160"/>
-    <w:bookmarkEnd w:id="161"/>
-    <w:bookmarkStart w:id="166" w:name="需要波ダッシュボード"/>
-    <w:p>
-      <w:pPr>
-        <w:pStyle w:val="Heading3"/>
-      </w:pPr>
-      <w:r>
-        <w:t xml:space="preserve">16-2. </w:t>
-      </w:r>
-      <w:r>
-        <w:rPr>
-          <w:rFonts w:hint="eastAsia"/>
-        </w:rPr>
-        <w:t xml:space="preserve">需要波ダッシュボード</w:t>
-      </w:r>
-    </w:p>
-    <w:p>
-      <w:pPr>
-        <w:pStyle w:val="FirstParagraph"/>
-      </w:pPr>
-      <w:r>
-        <w:rPr>
-          <w:rFonts w:hint="eastAsia"/>
-        </w:rPr>
-        <w:t xml:space="preserve">入院需要の増減トレンドと閑散/繁忙の判定を表示します。</w:t>
-      </w:r>
-    </w:p>
-    <w:bookmarkStart w:id="162" w:name="トレンド比較"/>
-    <w:p>
-      <w:pPr>
-        <w:pStyle w:val="Heading4"/>
-      </w:pPr>
-      <w:r>
-        <w:rPr>
-          <w:rFonts w:hint="eastAsia"/>
-        </w:rPr>
-        <w:t xml:space="preserve">トレンド比較</w:t>
-      </w:r>
-    </w:p>
-    <w:p>
-      <w:pPr>
-        <w:pStyle w:val="FirstParagraph"/>
-      </w:pPr>
-      <w:r>
-        <w:rPr>
-          <w:rFonts w:hint="eastAsia"/>
-        </w:rPr>
-        <w:t xml:space="preserve">前2週間と直近1週間の平均入院数を比較して、需要の方向を判定します:</w:t>
-      </w:r>
-    </w:p>
-    <w:tbl>
-      <w:tblPr>
-        <w:tblStyle w:val="Table"/>
-        <w:tblW w:type="auto" w:w="0"/>
-        <w:tblLook w:firstRow="1" w:lastRow="0" w:firstColumn="0" w:lastColumn="0" w:noHBand="0" w:noVBand="0" w:val="0020"/>
-      </w:tblPr>
-      <w:tblGrid>
-        <w:gridCol w:w="2640"/>
-        <w:gridCol w:w="2640"/>
-        <w:gridCol w:w="2640"/>
-      </w:tblGrid>
-      <w:tr>
-        <w:trPr>
-          <w:tblHeader w:val="on"/>
-        </w:trPr>
-        <w:tc>
-          <w:tcPr/>
-          <w:p>
-            <w:pPr>
-              <w:pStyle w:val="Compact"/>
-              <w:jc w:val="left"/>
-            </w:pPr>
-            <w:r>
-              <w:rPr>
-                <w:rFonts w:hint="eastAsia"/>
-              </w:rPr>
-              <w:t xml:space="preserve">前2週比</w:t>
-            </w:r>
-          </w:p>
-        </w:tc>
-        <w:tc>
-          <w:tcPr/>
-          <w:p>
-            <w:pPr>
-              <w:pStyle w:val="Compact"/>
-              <w:jc w:val="left"/>
-            </w:pPr>
-            <w:r>
-              <w:rPr>
-                <w:rFonts w:hint="eastAsia"/>
-              </w:rPr>
-              <w:t xml:space="preserve">判定</w:t>
-            </w:r>
-          </w:p>
-        </w:tc>
-        <w:tc>
-          <w:tcPr/>
-          <w:p>
-            <w:pPr>
-              <w:pStyle w:val="Compact"/>
-              <w:jc w:val="left"/>
-            </w:pPr>
-            <w:r>
-              <w:rPr>
-                <w:rFonts w:hint="eastAsia"/>
-              </w:rPr>
-              <w:t xml:space="preserve">意味</w:t>
-            </w:r>
-          </w:p>
-        </w:tc>
-      </w:tr>
-      <w:tr>
-        <w:tc>
-          <w:tcPr/>
-          <w:p>
-            <w:pPr>
-              <w:pStyle w:val="Compact"/>
-              <w:jc w:val="left"/>
-            </w:pPr>
-            <w:r>
-              <w:rPr>
-                <w:rFonts w:hint="eastAsia"/>
-              </w:rPr>
-              <w:t xml:space="preserve">115%以上</w:t>
-            </w:r>
-          </w:p>
-        </w:tc>
-        <w:tc>
-          <w:tcPr/>
-          <w:p>
-            <w:pPr>
-              <w:pStyle w:val="Compact"/>
-              <w:jc w:val="left"/>
-            </w:pPr>
-            <w:r>
-              <w:t xml:space="preserve">📈 </w:t>
-            </w:r>
-            <w:r>
-              <w:rPr>
-                <w:rFonts w:hint="eastAsia"/>
-              </w:rPr>
-              <w:t xml:space="preserve">増加傾向</w:t>
-            </w:r>
-          </w:p>
-        </w:tc>
-        <w:tc>
-          <w:tcPr/>
-          <w:p>
-            <w:pPr>
-              <w:pStyle w:val="Compact"/>
-              <w:jc w:val="left"/>
-            </w:pPr>
-            <w:r>
-              <w:rPr>
-                <w:rFonts w:hint="eastAsia"/>
-              </w:rPr>
-              <w:t xml:space="preserve">繁忙化。C群の前倒し退院を検討</w:t>
-            </w:r>
-          </w:p>
-        </w:tc>
-      </w:tr>
-      <w:tr>
-        <w:tc>
-          <w:tcPr/>
-          <w:p>
-            <w:pPr>
-              <w:pStyle w:val="Compact"/>
-              <w:jc w:val="left"/>
-            </w:pPr>
-            <w:r>
-              <w:t xml:space="preserve">85〜115%</w:t>
-            </w:r>
-          </w:p>
-        </w:tc>
-        <w:tc>
-          <w:tcPr/>
-          <w:p>
-            <w:pPr>
-              <w:pStyle w:val="Compact"/>
-              <w:jc w:val="left"/>
-            </w:pPr>
-            <w:r>
-              <w:t xml:space="preserve">➡️ </w:t>
-            </w:r>
-            <w:r>
-              <w:rPr>
-                <w:rFonts w:hint="eastAsia"/>
-              </w:rPr>
-              <w:t xml:space="preserve">横ばい</w:t>
-            </w:r>
-          </w:p>
-        </w:tc>
-        <w:tc>
-          <w:tcPr/>
-          <w:p>
-            <w:pPr>
-              <w:pStyle w:val="Compact"/>
-              <w:jc w:val="left"/>
-            </w:pPr>
-            <w:r>
-              <w:rPr>
-                <w:rFonts w:hint="eastAsia"/>
-              </w:rPr>
-              <w:t xml:space="preserve">現状維持</w:t>
-            </w:r>
-          </w:p>
-        </w:tc>
-      </w:tr>
-      <w:tr>
-        <w:tc>
-          <w:tcPr/>
-          <w:p>
-            <w:pPr>
-              <w:pStyle w:val="Compact"/>
-              <w:jc w:val="left"/>
-            </w:pPr>
-            <w:r>
-              <w:rPr>
-                <w:rFonts w:hint="eastAsia"/>
-              </w:rPr>
-              <w:t xml:space="preserve">85%以下</w:t>
-            </w:r>
-          </w:p>
-        </w:tc>
-        <w:tc>
-          <w:tcPr/>
-          <w:p>
-            <w:pPr>
-              <w:pStyle w:val="Compact"/>
-              <w:jc w:val="left"/>
-            </w:pPr>
-            <w:r>
-              <w:t xml:space="preserve">📉 </w:t>
-            </w:r>
-            <w:r>
-              <w:rPr>
-                <w:rFonts w:hint="eastAsia"/>
-              </w:rPr>
-              <w:t xml:space="preserve">減少傾向</w:t>
-            </w:r>
-          </w:p>
-        </w:tc>
-        <w:tc>
-          <w:tcPr/>
-          <w:p>
-            <w:pPr>
-              <w:pStyle w:val="Compact"/>
-              <w:jc w:val="left"/>
-            </w:pPr>
-            <w:r>
-              <w:rPr>
-                <w:rFonts w:hint="eastAsia"/>
-              </w:rPr>
-              <w:t xml:space="preserve">閑散化。C群キープで稼働率を下支え</w:t>
-            </w:r>
-          </w:p>
-        </w:tc>
-      </w:tr>
-    </w:tbl>
-    <w:bookmarkEnd w:id="162"/>
-    <w:bookmarkStart w:id="163" w:name="閑散繁忙判定"/>
-    <w:p>
-      <w:pPr>
-        <w:pStyle w:val="Heading4"/>
-      </w:pPr>
-      <w:r>
-        <w:rPr>
-          <w:rFonts w:hint="eastAsia"/>
-        </w:rPr>
-        <w:t xml:space="preserve">閑散/繁忙判定</w:t>
-      </w:r>
-    </w:p>
-    <w:p>
-      <w:pPr>
-        <w:pStyle w:val="FirstParagraph"/>
-      </w:pPr>
-      <w:r>
-        <w:rPr>
-          <w:rFonts w:hint="eastAsia"/>
-        </w:rPr>
-        <w:t xml:space="preserve">過去データの7日移動合計と比較して、直近1週間のパーセンタイルから判定します:</w:t>
+        <w:t xml:space="preserve">直近1週間の入院数が、過去のデータと比べて</w:t>
+      </w:r>
+      <w:r>
+        <w:rPr>
+          <w:rFonts w:hint="eastAsia"/>
+          <w:b/>
+          <w:bCs/>
+        </w:rPr>
+        <w:t xml:space="preserve">多い方なのか少ない方なのか</w:t>
+      </w:r>
+      <w:r>
+        <w:rPr>
+          <w:rFonts w:hint="eastAsia"/>
+        </w:rPr>
+        <w:t xml:space="preserve">を自動判定します。</w:t>
+      </w:r>
+    </w:p>
+    <w:p>
+      <w:pPr>
+        <w:pStyle w:val="BodyText"/>
+      </w:pPr>
+      <w:r>
+        <w:rPr>
+          <w:rFonts w:hint="eastAsia"/>
+        </w:rPr>
+        <w:t xml:space="preserve">わかりやすく言うと：</w:t>
+      </w:r>
+      <w:r>
+        <w:t xml:space="preserve"> </w:t>
+      </w:r>
+      <w:r>
+        <w:t xml:space="preserve">- </w:t>
+      </w:r>
+      <w:r>
+        <w:rPr>
+          <w:rFonts w:hint="eastAsia"/>
+        </w:rPr>
+        <w:t xml:space="preserve">過去の全データを「少ない順」に並べたとき、直近1週間が</w:t>
+      </w:r>
+      <w:r>
+        <w:rPr>
+          <w:rFonts w:hint="eastAsia"/>
+          <w:b/>
+          <w:bCs/>
+        </w:rPr>
+        <w:t xml:space="preserve">上位25%に入るくらい多ければ</w:t>
+      </w:r>
+      <w:r>
+        <w:t xml:space="preserve"> </w:t>
+      </w:r>
+      <w:r>
+        <w:t xml:space="preserve">→ 🔴 </w:t>
+      </w:r>
+      <w:r>
+        <w:rPr>
+          <w:rFonts w:hint="eastAsia"/>
+        </w:rPr>
+        <w:t xml:space="preserve">繁忙期</w:t>
+      </w:r>
+      <w:r>
+        <w:t xml:space="preserve"> </w:t>
+      </w:r>
+      <w:r>
+        <w:t xml:space="preserve">-</w:t>
+      </w:r>
+      <w:r>
+        <w:t xml:space="preserve"> </w:t>
+      </w:r>
+      <w:r>
+        <w:rPr>
+          <w:rFonts w:hint="eastAsia"/>
+          <w:b/>
+          <w:bCs/>
+        </w:rPr>
+        <w:t xml:space="preserve">下位25%に入るくらい少なければ</w:t>
+      </w:r>
+      <w:r>
+        <w:t xml:space="preserve"> </w:t>
+      </w:r>
+      <w:r>
+        <w:t xml:space="preserve">→ 🔵 </w:t>
+      </w:r>
+      <w:r>
+        <w:rPr>
+          <w:rFonts w:hint="eastAsia"/>
+        </w:rPr>
+        <w:t xml:space="preserve">閑散期</w:t>
+      </w:r>
+      <w:r>
+        <w:t xml:space="preserve"> </w:t>
+      </w:r>
+      <w:r>
+        <w:t xml:space="preserve">-</w:t>
+      </w:r>
+      <w:r>
+        <w:t xml:space="preserve"> </w:t>
+      </w:r>
+      <w:r>
+        <w:rPr>
+          <w:rFonts w:hint="eastAsia"/>
+          <w:b/>
+          <w:bCs/>
+        </w:rPr>
+        <w:t xml:space="preserve">真ん中あたりなら</w:t>
+      </w:r>
+      <w:r>
+        <w:t xml:space="preserve"> </w:t>
+      </w:r>
+      <w:r>
+        <w:t xml:space="preserve">→ 🟢 </w:t>
+      </w:r>
+      <w:r>
+        <w:rPr>
+          <w:rFonts w:hint="eastAsia"/>
+        </w:rPr>
+        <w:t xml:space="preserve">通常</w:t>
       </w:r>
     </w:p>
     <w:tbl>
@@ -29660,22 +30757,25 @@
               <w:jc w:val="left"/>
             </w:pPr>
             <w:r>
-              <w:t xml:space="preserve">パーセンタイル</w:t>
-            </w:r>
-          </w:p>
-        </w:tc>
-        <w:tc>
-          <w:tcPr/>
-          <w:p>
-            <w:pPr>
-              <w:pStyle w:val="Compact"/>
-              <w:jc w:val="left"/>
-            </w:pPr>
-            <w:r>
               <w:rPr>
                 <w:rFonts w:hint="eastAsia"/>
               </w:rPr>
               <w:t xml:space="preserve">判定</w:t>
+            </w:r>
+          </w:p>
+        </w:tc>
+        <w:tc>
+          <w:tcPr/>
+          <w:p>
+            <w:pPr>
+              <w:pStyle w:val="Compact"/>
+              <w:jc w:val="left"/>
+            </w:pPr>
+            <w:r>
+              <w:rPr>
+                <w:rFonts w:hint="eastAsia"/>
+              </w:rPr>
+              <w:t xml:space="preserve">意味</w:t>
             </w:r>
           </w:p>
         </w:tc>
@@ -29689,21 +30789,6 @@
               <w:jc w:val="left"/>
             </w:pPr>
             <w:r>
-              <w:rPr>
-                <w:rFonts w:hint="eastAsia"/>
-              </w:rPr>
-              <w:t xml:space="preserve">75%以上</w:t>
-            </w:r>
-          </w:p>
-        </w:tc>
-        <w:tc>
-          <w:tcPr/>
-          <w:p>
-            <w:pPr>
-              <w:pStyle w:val="Compact"/>
-              <w:jc w:val="left"/>
-            </w:pPr>
-            <w:r>
               <w:t xml:space="preserve">🔴 </w:t>
             </w:r>
             <w:r>
@@ -29711,6 +30796,21 @@
                 <w:rFonts w:hint="eastAsia"/>
               </w:rPr>
               <w:t xml:space="preserve">繁忙期</w:t>
+            </w:r>
+          </w:p>
+        </w:tc>
+        <w:tc>
+          <w:tcPr/>
+          <w:p>
+            <w:pPr>
+              <w:pStyle w:val="Compact"/>
+              <w:jc w:val="left"/>
+            </w:pPr>
+            <w:r>
+              <w:rPr>
+                <w:rFonts w:hint="eastAsia"/>
+              </w:rPr>
+              <w:t xml:space="preserve">過去と比べてかなり忙しい時期</w:t>
             </w:r>
           </w:p>
         </w:tc>
@@ -29724,18 +30824,6 @@
               <w:jc w:val="left"/>
             </w:pPr>
             <w:r>
-              <w:t xml:space="preserve">25〜75%</w:t>
-            </w:r>
-          </w:p>
-        </w:tc>
-        <w:tc>
-          <w:tcPr/>
-          <w:p>
-            <w:pPr>
-              <w:pStyle w:val="Compact"/>
-              <w:jc w:val="left"/>
-            </w:pPr>
-            <w:r>
               <w:t xml:space="preserve">🟢 </w:t>
             </w:r>
             <w:r>
@@ -29743,6 +30831,21 @@
                 <w:rFonts w:hint="eastAsia"/>
               </w:rPr>
               <w:t xml:space="preserve">通常</w:t>
+            </w:r>
+          </w:p>
+        </w:tc>
+        <w:tc>
+          <w:tcPr/>
+          <w:p>
+            <w:pPr>
+              <w:pStyle w:val="Compact"/>
+              <w:jc w:val="left"/>
+            </w:pPr>
+            <w:r>
+              <w:rPr>
+                <w:rFonts w:hint="eastAsia"/>
+              </w:rPr>
+              <w:t xml:space="preserve">いつも通り</w:t>
             </w:r>
           </w:p>
         </w:tc>
@@ -29756,21 +30859,6 @@
               <w:jc w:val="left"/>
             </w:pPr>
             <w:r>
-              <w:rPr>
-                <w:rFonts w:hint="eastAsia"/>
-              </w:rPr>
-              <w:t xml:space="preserve">25%以下</w:t>
-            </w:r>
-          </w:p>
-        </w:tc>
-        <w:tc>
-          <w:tcPr/>
-          <w:p>
-            <w:pPr>
-              <w:pStyle w:val="Compact"/>
-              <w:jc w:val="left"/>
-            </w:pPr>
-            <w:r>
               <w:t xml:space="preserve">🔵 </w:t>
             </w:r>
             <w:r>
@@ -29778,13 +30866,491 @@
                 <w:rFonts w:hint="eastAsia"/>
               </w:rPr>
               <w:t xml:space="preserve">閑散期</w:t>
+            </w:r>
+          </w:p>
+        </w:tc>
+        <w:tc>
+          <w:tcPr/>
+          <w:p>
+            <w:pPr>
+              <w:pStyle w:val="Compact"/>
+              <w:jc w:val="left"/>
+            </w:pPr>
+            <w:r>
+              <w:rPr>
+                <w:rFonts w:hint="eastAsia"/>
+              </w:rPr>
+              <w:t xml:space="preserve">過去と比べてかなり静かな時期</w:t>
             </w:r>
           </w:p>
         </w:tc>
       </w:tr>
     </w:tbl>
+    <w:bookmarkEnd w:id="159"/>
+    <w:bookmarkStart w:id="160" w:name="曜日別パターン-金曜退院集中してない"/>
+    <w:p>
+      <w:pPr>
+        <w:pStyle w:val="Heading4"/>
+      </w:pPr>
+      <w:r>
+        <w:rPr>
+          <w:rFonts w:hint="eastAsia"/>
+        </w:rPr>
+        <w:t xml:space="preserve">曜日別パターン</w:t>
+      </w:r>
+      <w:r>
+        <w:t xml:space="preserve"> ― </w:t>
+      </w:r>
+      <w:r>
+        <w:rPr>
+          <w:rFonts w:hint="eastAsia"/>
+        </w:rPr>
+        <w:t xml:space="preserve">「金曜退院集中してない？」</w:t>
+      </w:r>
+    </w:p>
+    <w:p>
+      <w:pPr>
+        <w:pStyle w:val="FirstParagraph"/>
+      </w:pPr>
+      <w:r>
+        <w:rPr>
+          <w:rFonts w:hint="eastAsia"/>
+        </w:rPr>
+        <w:t xml:space="preserve">月曜日〜日曜日の入院数・退院数の平均をグラフで表示します。</w:t>
+      </w:r>
+    </w:p>
+    <w:p>
+      <w:pPr>
+        <w:pStyle w:val="BodyText"/>
+      </w:pPr>
+      <w:r>
+        <w:rPr>
+          <w:rFonts w:hint="eastAsia"/>
+          <w:b/>
+          <w:bCs/>
+        </w:rPr>
+        <w:t xml:space="preserve">よくある発見：</w:t>
+      </w:r>
+      <w:r>
+        <w:t xml:space="preserve"> </w:t>
+      </w:r>
+      <w:r>
+        <w:t xml:space="preserve">- </w:t>
+      </w:r>
+      <w:r>
+        <w:rPr>
+          <w:rFonts w:hint="eastAsia"/>
+        </w:rPr>
+        <w:t xml:space="preserve">金曜に退院が集中</w:t>
+      </w:r>
+      <w:r>
+        <w:t xml:space="preserve"> → </w:t>
+      </w:r>
+      <w:r>
+        <w:rPr>
+          <w:rFonts w:hint="eastAsia"/>
+        </w:rPr>
+        <w:t xml:space="preserve">週末に空床が増えて稼働率が下がる</w:t>
+      </w:r>
+      <w:r>
+        <w:t xml:space="preserve"> → </w:t>
+      </w:r>
+      <w:r>
+        <w:rPr>
+          <w:rFonts w:hint="eastAsia"/>
+        </w:rPr>
+        <w:t xml:space="preserve">木曜退院を一部振り替えられないか検討</w:t>
+      </w:r>
+      <w:r>
+        <w:t xml:space="preserve"> </w:t>
+      </w:r>
+      <w:r>
+        <w:t xml:space="preserve">- </w:t>
+      </w:r>
+      <w:r>
+        <w:rPr>
+          <w:rFonts w:hint="eastAsia"/>
+        </w:rPr>
+        <w:t xml:space="preserve">月曜に入院が集中</w:t>
+      </w:r>
+      <w:r>
+        <w:t xml:space="preserve"> → </w:t>
+      </w:r>
+      <w:r>
+        <w:rPr>
+          <w:rFonts w:hint="eastAsia"/>
+        </w:rPr>
+        <w:t xml:space="preserve">月曜に空床がないと受けられない</w:t>
+      </w:r>
+      <w:r>
+        <w:t xml:space="preserve"> → </w:t>
+      </w:r>
+      <w:r>
+        <w:rPr>
+          <w:rFonts w:hint="eastAsia"/>
+        </w:rPr>
+        <w:t xml:space="preserve">逆算して週末前に退院調整</w:t>
+      </w:r>
+    </w:p>
+    <w:bookmarkEnd w:id="160"/>
+    <w:bookmarkStart w:id="161" w:name="需要スコア-今の忙しさを点数で"/>
+    <w:p>
+      <w:pPr>
+        <w:pStyle w:val="Heading4"/>
+      </w:pPr>
+      <w:r>
+        <w:rPr>
+          <w:rFonts w:hint="eastAsia"/>
+        </w:rPr>
+        <w:t xml:space="preserve">需要スコア</w:t>
+      </w:r>
+      <w:r>
+        <w:t xml:space="preserve"> ― </w:t>
+      </w:r>
+      <w:r>
+        <w:rPr>
+          <w:rFonts w:hint="eastAsia"/>
+        </w:rPr>
+        <w:t xml:space="preserve">「今の忙しさを点数で」</w:t>
+      </w:r>
+    </w:p>
+    <w:p>
+      <w:pPr>
+        <w:pStyle w:val="FirstParagraph"/>
+      </w:pPr>
+      <w:r>
+        <w:rPr>
+          <w:rFonts w:hint="eastAsia"/>
+        </w:rPr>
+        <w:t xml:space="preserve">直近14日と30日の入院の多さを、0〜100の点数で表示します。</w:t>
+      </w:r>
+    </w:p>
+    <w:p>
+      <w:pPr>
+        <w:pStyle w:val="Compact"/>
+        <w:numPr>
+          <w:ilvl w:val="0"/>
+          <w:numId w:val="1071"/>
+        </w:numPr>
+      </w:pPr>
+      <w:r>
+        <w:rPr>
+          <w:rFonts w:hint="eastAsia"/>
+          <w:b/>
+          <w:bCs/>
+        </w:rPr>
+        <w:t xml:space="preserve">50点が「ふつう」</w:t>
+      </w:r>
+      <w:r>
+        <w:t xml:space="preserve"> </w:t>
+      </w:r>
+      <w:r>
+        <w:t xml:space="preserve">です</w:t>
+      </w:r>
+    </w:p>
+    <w:p>
+      <w:pPr>
+        <w:pStyle w:val="Compact"/>
+        <w:numPr>
+          <w:ilvl w:val="0"/>
+          <w:numId w:val="1071"/>
+        </w:numPr>
+      </w:pPr>
+      <w:r>
+        <w:rPr>
+          <w:rFonts w:hint="eastAsia"/>
+          <w:b/>
+          <w:bCs/>
+        </w:rPr>
+        <w:t xml:space="preserve">70点以上</w:t>
+      </w:r>
+      <w:r>
+        <w:t xml:space="preserve"> </w:t>
+      </w:r>
+      <w:r>
+        <w:t xml:space="preserve">→ </w:t>
+      </w:r>
+      <w:r>
+        <w:rPr>
+          <w:rFonts w:hint="eastAsia"/>
+        </w:rPr>
+        <w:t xml:space="preserve">かなり忙しい時期</w:t>
+      </w:r>
+    </w:p>
+    <w:p>
+      <w:pPr>
+        <w:pStyle w:val="Compact"/>
+        <w:numPr>
+          <w:ilvl w:val="0"/>
+          <w:numId w:val="1071"/>
+        </w:numPr>
+      </w:pPr>
+      <w:r>
+        <w:rPr>
+          <w:rFonts w:hint="eastAsia"/>
+          <w:b/>
+          <w:bCs/>
+        </w:rPr>
+        <w:t xml:space="preserve">30点以下</w:t>
+      </w:r>
+      <w:r>
+        <w:t xml:space="preserve"> </w:t>
+      </w:r>
+      <w:r>
+        <w:t xml:space="preserve">→ </w:t>
+      </w:r>
+      <w:r>
+        <w:rPr>
+          <w:rFonts w:hint="eastAsia"/>
+        </w:rPr>
+        <w:t xml:space="preserve">かなり静かな時期</w:t>
+      </w:r>
+    </w:p>
+    <w:p>
+      <w:pPr>
+        <w:pStyle w:val="FirstParagraph"/>
+      </w:pPr>
+      <w:r>
+        <w:rPr>
+          <w:rFonts w:hint="eastAsia"/>
+        </w:rPr>
+        <w:t xml:space="preserve">点数が高いほど入院が多い状態です。細かい数字を気にする必要はありません。「だいたい何点くらいか」で感覚をつかんでください。</w:t>
+      </w:r>
+    </w:p>
+    <w:p>
+      <w:r>
+        <w:pict>
+          <v:rect style="width:0;height:1.5pt" o:hralign="center" o:hrstd="t" o:hr="t"/>
+        </w:pict>
+      </w:r>
+    </w:p>
+    <w:bookmarkEnd w:id="161"/>
+    <w:bookmarkEnd w:id="162"/>
+    <w:bookmarkStart w:id="168" w:name="c群コントロールパネル-c群どうするの判断を支援"/>
+    <w:p>
+      <w:pPr>
+        <w:pStyle w:val="Heading3"/>
+      </w:pPr>
+      <w:r>
+        <w:t xml:space="preserve">16-3. </w:t>
+      </w:r>
+      <w:r>
+        <w:rPr>
+          <w:rFonts w:hint="eastAsia"/>
+        </w:rPr>
+        <w:t xml:space="preserve">C群コントロールパネル</w:t>
+      </w:r>
+      <w:r>
+        <w:t xml:space="preserve"> ― </w:t>
+      </w:r>
+      <w:r>
+        <w:rPr>
+          <w:rFonts w:hint="eastAsia"/>
+        </w:rPr>
+        <w:t xml:space="preserve">「C群、どうする？」の判断を支援</w:t>
+      </w:r>
+    </w:p>
+    <w:bookmarkStart w:id="163" w:name="c群ってなぜ大事なの"/>
+    <w:p>
+      <w:pPr>
+        <w:pStyle w:val="Heading4"/>
+      </w:pPr>
+      <w:r>
+        <w:rPr>
+          <w:rFonts w:hint="eastAsia"/>
+        </w:rPr>
+        <w:t xml:space="preserve">C群ってなぜ大事なの？</w:t>
+      </w:r>
+    </w:p>
+    <w:p>
+      <w:pPr>
+        <w:pStyle w:val="FirstParagraph"/>
+      </w:pPr>
+      <w:r>
+        <w:rPr>
+          <w:rFonts w:hint="eastAsia"/>
+        </w:rPr>
+        <w:t xml:space="preserve">C群（在院15日目以降）の患者さんは、</w:t>
+      </w:r>
+      <w:r>
+        <w:rPr>
+          <w:rFonts w:hint="eastAsia"/>
+          <w:b/>
+          <w:bCs/>
+        </w:rPr>
+        <w:t xml:space="preserve">ベッドが空くのを防ぐ「バッファー（調整しろ）」</w:t>
+      </w:r>
+      <w:r>
+        <w:rPr>
+          <w:rFonts w:hint="eastAsia"/>
+        </w:rPr>
+        <w:t xml:space="preserve">として重要な役割を持っています。</w:t>
+      </w:r>
+    </w:p>
+    <w:p>
+      <w:pPr>
+        <w:pStyle w:val="BodyText"/>
+      </w:pPr>
+      <w:r>
+        <w:rPr>
+          <w:rFonts w:hint="eastAsia"/>
+        </w:rPr>
+        <w:t xml:space="preserve">空床は1日あたりの収入が</w:t>
+      </w:r>
+      <w:r>
+        <w:rPr>
+          <w:b/>
+          <w:bCs/>
+        </w:rPr>
+        <w:t xml:space="preserve">ゼロ</w:t>
+      </w:r>
+      <w:r>
+        <w:rPr>
+          <w:rFonts w:hint="eastAsia"/>
+        </w:rPr>
+        <w:t xml:space="preserve">です。一方、C群の患者さんが1日入院を続けると：</w:t>
+      </w:r>
+    </w:p>
+    <w:p>
+      <w:pPr>
+        <w:pStyle w:val="BlockText"/>
+      </w:pPr>
+      <w:r>
+        <w:rPr>
+          <w:rFonts w:hint="eastAsia"/>
+          <w:b/>
+          <w:bCs/>
+        </w:rPr>
+        <w:t xml:space="preserve">診療報酬</w:t>
+      </w:r>
+      <w:r>
+        <w:rPr>
+          <w:b/>
+          <w:bCs/>
+        </w:rPr>
+        <w:t xml:space="preserve"> </w:t>
+      </w:r>
+      <w:r>
+        <w:rPr>
+          <w:rFonts w:hint="eastAsia"/>
+          <w:b/>
+          <w:bCs/>
+        </w:rPr>
+        <w:t xml:space="preserve">33,400円</w:t>
+      </w:r>
+      <w:r>
+        <w:rPr>
+          <w:b/>
+          <w:bCs/>
+        </w:rPr>
+        <w:t xml:space="preserve"> − </w:t>
+      </w:r>
+      <w:r>
+        <w:rPr>
+          <w:rFonts w:hint="eastAsia"/>
+          <w:b/>
+          <w:bCs/>
+        </w:rPr>
+        <w:t xml:space="preserve">変動費</w:t>
+      </w:r>
+      <w:r>
+        <w:rPr>
+          <w:b/>
+          <w:bCs/>
+        </w:rPr>
+        <w:t xml:space="preserve"> </w:t>
+      </w:r>
+      <w:r>
+        <w:rPr>
+          <w:rFonts w:hint="eastAsia"/>
+          <w:b/>
+          <w:bCs/>
+        </w:rPr>
+        <w:t xml:space="preserve">4,500円</w:t>
+      </w:r>
+      <w:r>
+        <w:rPr>
+          <w:b/>
+          <w:bCs/>
+        </w:rPr>
+        <w:t xml:space="preserve"> </w:t>
+      </w:r>
+      <w:r>
+        <w:rPr>
+          <w:rFonts w:hint="eastAsia"/>
+          <w:b/>
+          <w:bCs/>
+        </w:rPr>
+        <w:t xml:space="preserve">＝</w:t>
+      </w:r>
+      <w:r>
+        <w:rPr>
+          <w:b/>
+          <w:bCs/>
+        </w:rPr>
+        <w:t xml:space="preserve"> </w:t>
+      </w:r>
+      <w:r>
+        <w:rPr>
+          <w:rFonts w:hint="eastAsia"/>
+          <w:b/>
+          <w:bCs/>
+        </w:rPr>
+        <w:t xml:space="preserve">28,900円/日</w:t>
+      </w:r>
+      <w:r>
+        <w:t xml:space="preserve"> </w:t>
+      </w:r>
+      <w:r>
+        <w:rPr>
+          <w:rFonts w:hint="eastAsia"/>
+        </w:rPr>
+        <w:t xml:space="preserve">の運営貢献</w:t>
+      </w:r>
+    </w:p>
+    <w:p>
+      <w:pPr>
+        <w:pStyle w:val="FirstParagraph"/>
+      </w:pPr>
+      <w:r>
+        <w:t xml:space="preserve">つまり、</w:t>
+      </w:r>
+      <w:r>
+        <w:rPr>
+          <w:rFonts w:hint="eastAsia"/>
+          <w:b/>
+          <w:bCs/>
+        </w:rPr>
+        <w:t xml:space="preserve">空床にしておくよりC群の患者さんがいてくれた方が、1日あたり約29,000円の貢献</w:t>
+      </w:r>
+      <w:r>
+        <w:t xml:space="preserve">になります。</w:t>
+      </w:r>
+    </w:p>
+    <w:p>
+      <w:pPr>
+        <w:pStyle w:val="BodyText"/>
+      </w:pPr>
+      <w:r>
+        <w:t xml:space="preserve">もちろん、</w:t>
+      </w:r>
+      <w:r>
+        <w:rPr>
+          <w:rFonts w:hint="eastAsia"/>
+          <w:b/>
+          <w:bCs/>
+        </w:rPr>
+        <w:t xml:space="preserve">医学的に退院可能な患者さんを引き留めることは絶対にしません</w:t>
+      </w:r>
+      <w:r>
+        <w:rPr>
+          <w:rFonts w:hint="eastAsia"/>
+        </w:rPr>
+        <w:t xml:space="preserve">。あくまで「退院日を1〜2日調整できる余地があるとき」に、その判断材料を提供するのがこのパネルの目的です。</w:t>
+      </w:r>
+    </w:p>
     <w:bookmarkEnd w:id="163"/>
-    <w:bookmarkStart w:id="164" w:name="曜日別パターン"/>
+    <w:bookmarkStart w:id="164" w:name="c群サマリー-今c群は何人いる"/>
     <w:p>
       <w:pPr>
         <w:pStyle w:val="Heading4"/>
@@ -29793,321 +31359,23 @@
         <w:rPr>
           <w:rFonts w:hint="eastAsia"/>
         </w:rPr>
-        <w:t xml:space="preserve">曜日別パターン</w:t>
-      </w:r>
-    </w:p>
-    <w:p>
-      <w:pPr>
-        <w:pStyle w:val="FirstParagraph"/>
-      </w:pPr>
-      <w:r>
-        <w:rPr>
-          <w:rFonts w:hint="eastAsia"/>
-        </w:rPr>
-        <w:t xml:space="preserve">月〜日の入院数・退院数の平均パターンをグラフで表示します。金曜退院集中などの傾向を確認できます。</w:t>
-      </w:r>
-    </w:p>
-    <w:bookmarkEnd w:id="164"/>
-    <w:bookmarkStart w:id="165" w:name="需要スコア"/>
-    <w:p>
-      <w:pPr>
-        <w:pStyle w:val="Heading4"/>
-      </w:pPr>
-      <w:r>
-        <w:rPr>
-          <w:rFonts w:hint="eastAsia"/>
-        </w:rPr>
-        <w:t xml:space="preserve">需要スコア</w:t>
-      </w:r>
-    </w:p>
-    <w:p>
-      <w:pPr>
-        <w:pStyle w:val="FirstParagraph"/>
-      </w:pPr>
-      <w:r>
-        <w:rPr>
-          <w:rFonts w:hint="eastAsia"/>
-        </w:rPr>
-        <w:t xml:space="preserve">直近14日と30日の需要をパーセンタイルスコア（0〜100）で表示します。50が平均で、高いほど需要が強い状態です。</w:t>
-      </w:r>
-    </w:p>
-    <w:bookmarkEnd w:id="165"/>
-    <w:bookmarkEnd w:id="166"/>
-    <w:bookmarkStart w:id="171" w:name="c群コントロールパネル"/>
-    <w:p>
-      <w:pPr>
-        <w:pStyle w:val="Heading3"/>
-      </w:pPr>
-      <w:r>
-        <w:t xml:space="preserve">16-3. </w:t>
-      </w:r>
-      <w:r>
-        <w:rPr>
-          <w:rFonts w:hint="eastAsia"/>
-        </w:rPr>
-        <w:t xml:space="preserve">C群コントロールパネル</w:t>
-      </w:r>
-    </w:p>
-    <w:p>
-      <w:pPr>
-        <w:pStyle w:val="FirstParagraph"/>
-      </w:pPr>
-      <w:r>
-        <w:rPr>
-          <w:rFonts w:hint="eastAsia"/>
-        </w:rPr>
-        <w:t xml:space="preserve">制度余力の中でC群の退院タイミングをどれだけ調整できるかを表示します。</w:t>
-      </w:r>
-    </w:p>
-    <w:bookmarkStart w:id="167" w:name="c群サマリー"/>
-    <w:p>
-      <w:pPr>
-        <w:pStyle w:val="Heading4"/>
-      </w:pPr>
-      <w:r>
-        <w:rPr>
-          <w:rFonts w:hint="eastAsia"/>
-        </w:rPr>
         <w:t xml:space="preserve">C群サマリー</w:t>
+      </w:r>
+      <w:r>
+        <w:t xml:space="preserve"> ― </w:t>
+      </w:r>
+      <w:r>
+        <w:rPr>
+          <w:rFonts w:hint="eastAsia"/>
+        </w:rPr>
+        <w:t xml:space="preserve">「今、C群は何人いる？」</w:t>
       </w:r>
     </w:p>
     <w:tbl>
       <w:tblPr>
         <w:tblStyle w:val="Table"/>
-        <w:tblW w:type="auto" w:w="0"/>
-        <w:tblLook w:firstRow="1" w:lastRow="0" w:firstColumn="0" w:lastColumn="0" w:noHBand="0" w:noVBand="0" w:val="0020"/>
-      </w:tblPr>
-      <w:tblGrid>
-        <w:gridCol w:w="3960"/>
-        <w:gridCol w:w="3960"/>
-      </w:tblGrid>
-      <w:tr>
-        <w:trPr>
-          <w:tblHeader w:val="on"/>
-        </w:trPr>
-        <w:tc>
-          <w:tcPr/>
-          <w:p>
-            <w:pPr>
-              <w:pStyle w:val="Compact"/>
-              <w:jc w:val="left"/>
-            </w:pPr>
-            <w:r>
-              <w:rPr>
-                <w:rFonts w:hint="eastAsia"/>
-              </w:rPr>
-              <w:t xml:space="preserve">指標</w:t>
-            </w:r>
-          </w:p>
-        </w:tc>
-        <w:tc>
-          <w:tcPr/>
-          <w:p>
-            <w:pPr>
-              <w:pStyle w:val="Compact"/>
-              <w:jc w:val="left"/>
-            </w:pPr>
-            <w:r>
-              <w:rPr>
-                <w:rFonts w:hint="eastAsia"/>
-              </w:rPr>
-              <w:t xml:space="preserve">説明</w:t>
-            </w:r>
-          </w:p>
-        </w:tc>
-      </w:tr>
-      <w:tr>
-        <w:tc>
-          <w:tcPr/>
-          <w:p>
-            <w:pPr>
-              <w:pStyle w:val="Compact"/>
-              <w:jc w:val="left"/>
-            </w:pPr>
-            <w:r>
-              <w:rPr>
-                <w:rFonts w:hint="eastAsia"/>
-              </w:rPr>
-              <w:t xml:space="preserve">C群患者数</w:t>
-            </w:r>
-          </w:p>
-        </w:tc>
-        <w:tc>
-          <w:tcPr/>
-          <w:p>
-            <w:pPr>
-              <w:pStyle w:val="Compact"/>
-              <w:jc w:val="left"/>
-            </w:pPr>
-            <w:r>
-              <w:rPr>
-                <w:rFonts w:hint="eastAsia"/>
-              </w:rPr>
-              <w:t xml:space="preserve">在院15日目以降の患者数（推計値の場合あり）</w:t>
-            </w:r>
-          </w:p>
-        </w:tc>
-      </w:tr>
-      <w:tr>
-        <w:tc>
-          <w:tcPr/>
-          <w:p>
-            <w:pPr>
-              <w:pStyle w:val="Compact"/>
-              <w:jc w:val="left"/>
-            </w:pPr>
-            <w:r>
-              <w:rPr>
-                <w:rFonts w:hint="eastAsia"/>
-              </w:rPr>
-              <w:t xml:space="preserve">C群構成比</w:t>
-            </w:r>
-          </w:p>
-        </w:tc>
-        <w:tc>
-          <w:tcPr/>
-          <w:p>
-            <w:pPr>
-              <w:pStyle w:val="Compact"/>
-              <w:jc w:val="left"/>
-            </w:pPr>
-            <w:r>
-              <w:rPr>
-                <w:rFonts w:hint="eastAsia"/>
-              </w:rPr>
-              <w:t xml:space="preserve">在院患者全体に占めるC群の割合</w:t>
-            </w:r>
-          </w:p>
-        </w:tc>
-      </w:tr>
-      <w:tr>
-        <w:tc>
-          <w:tcPr/>
-          <w:p>
-            <w:pPr>
-              <w:pStyle w:val="Compact"/>
-              <w:jc w:val="left"/>
-            </w:pPr>
-            <w:r>
-              <w:rPr>
-                <w:rFonts w:hint="eastAsia"/>
-              </w:rPr>
-              <w:t xml:space="preserve">C群</w:t>
-            </w:r>
-            <w:r>
-              <w:t xml:space="preserve"> </w:t>
-            </w:r>
-            <w:r>
-              <w:rPr>
-                <w:rFonts w:hint="eastAsia"/>
-              </w:rPr>
-              <w:t xml:space="preserve">日次貢献額</w:t>
-            </w:r>
-          </w:p>
-        </w:tc>
-        <w:tc>
-          <w:tcPr/>
-          <w:p>
-            <w:pPr>
-              <w:pStyle w:val="Compact"/>
-              <w:jc w:val="left"/>
-            </w:pPr>
-            <w:r>
-              <w:rPr>
-                <w:rFonts w:hint="eastAsia"/>
-              </w:rPr>
-              <w:t xml:space="preserve">C群患者数</w:t>
-            </w:r>
-            <w:r>
-              <w:t xml:space="preserve"> × </w:t>
-            </w:r>
-            <w:r>
-              <w:rPr>
-                <w:rFonts w:hint="eastAsia"/>
-              </w:rPr>
-              <w:t xml:space="preserve">28,900円/日（運営貢献額）</w:t>
-            </w:r>
-          </w:p>
-        </w:tc>
-      </w:tr>
-    </w:tbl>
-    <w:p>
-      <w:pPr>
-        <w:pStyle w:val="BlockText"/>
-      </w:pPr>
-      <w:r>
-        <w:rPr>
-          <w:rFonts w:hint="eastAsia"/>
-          <w:b/>
-          <w:bCs/>
-        </w:rPr>
-        <w:t xml:space="preserve">C群の1日あたり運営貢献額</w:t>
-      </w:r>
-      <w:r>
-        <w:rPr>
-          <w:b/>
-          <w:bCs/>
-        </w:rPr>
-        <w:t xml:space="preserve"> </w:t>
-      </w:r>
-      <w:r>
-        <w:rPr>
-          <w:rFonts w:hint="eastAsia"/>
-          <w:b/>
-          <w:bCs/>
-        </w:rPr>
-        <w:t xml:space="preserve">28,900円</w:t>
-      </w:r>
-      <w:r>
-        <w:t xml:space="preserve"> </w:t>
-      </w:r>
-      <w:r>
-        <w:t xml:space="preserve">= </w:t>
-      </w:r>
-      <w:r>
-        <w:rPr>
-          <w:rFonts w:hint="eastAsia"/>
-        </w:rPr>
-        <w:t xml:space="preserve">診療報酬33,400円</w:t>
-      </w:r>
-      <w:r>
-        <w:t xml:space="preserve"> − </w:t>
-      </w:r>
-      <w:r>
-        <w:rPr>
-          <w:rFonts w:hint="eastAsia"/>
-        </w:rPr>
-        <w:t xml:space="preserve">変動費4,500円。空床（0円）よりもC群を維持する方が経済的に有利です。</w:t>
-      </w:r>
-    </w:p>
-    <w:bookmarkEnd w:id="167"/>
-    <w:bookmarkStart w:id="168" w:name="調整キャパシティ"/>
-    <w:p>
-      <w:pPr>
-        <w:pStyle w:val="Heading4"/>
-      </w:pPr>
-      <w:r>
-        <w:rPr>
-          <w:rFonts w:hint="eastAsia"/>
-        </w:rPr>
-        <w:t xml:space="preserve">調整キャパシティ</w:t>
-      </w:r>
-    </w:p>
-    <w:p>
-      <w:pPr>
-        <w:pStyle w:val="FirstParagraph"/>
-      </w:pPr>
-      <w:r>
-        <w:rPr>
-          <w:rFonts w:hint="eastAsia"/>
-        </w:rPr>
-        <w:t xml:space="preserve">LOS余力から、C群の退院を後ろ倒しできるキャパシティを逆算します:</w:t>
-      </w:r>
-    </w:p>
-    <w:tbl>
-      <w:tblPr>
-        <w:tblStyle w:val="Table"/>
-        <w:tblW w:type="auto" w:w="0"/>
+        <w:tblW w:type="pct" w:w="5000"/>
+        <w:tblLayout w:type="fixed"/>
         <w:tblLook w:firstRow="1" w:lastRow="0" w:firstColumn="0" w:lastColumn="0" w:noHBand="0" w:noVBand="0" w:val="0020"/>
       </w:tblPr>
       <w:tblGrid>
@@ -30127,37 +31395,40 @@
               <w:jc w:val="left"/>
             </w:pPr>
             <w:r>
-              <w:t xml:space="preserve">ステータス</w:t>
-            </w:r>
-          </w:p>
-        </w:tc>
-        <w:tc>
-          <w:tcPr/>
-          <w:p>
-            <w:pPr>
-              <w:pStyle w:val="Compact"/>
-              <w:jc w:val="left"/>
-            </w:pPr>
-            <w:r>
-              <w:rPr>
-                <w:rFonts w:hint="eastAsia"/>
-              </w:rPr>
-              <w:t xml:space="preserve">条件</w:t>
-            </w:r>
-          </w:p>
-        </w:tc>
-        <w:tc>
-          <w:tcPr/>
-          <w:p>
-            <w:pPr>
-              <w:pStyle w:val="Compact"/>
-              <w:jc w:val="left"/>
-            </w:pPr>
-            <w:r>
-              <w:rPr>
-                <w:rFonts w:hint="eastAsia"/>
-              </w:rPr>
-              <w:t xml:space="preserve">意味</w:t>
+              <w:rPr>
+                <w:rFonts w:hint="eastAsia"/>
+              </w:rPr>
+              <w:t xml:space="preserve">画面に表示される項目</w:t>
+            </w:r>
+          </w:p>
+        </w:tc>
+        <w:tc>
+          <w:tcPr/>
+          <w:p>
+            <w:pPr>
+              <w:pStyle w:val="Compact"/>
+              <w:jc w:val="left"/>
+            </w:pPr>
+            <w:r>
+              <w:rPr>
+                <w:rFonts w:hint="eastAsia"/>
+              </w:rPr>
+              <w:t xml:space="preserve">何を意味するか</w:t>
+            </w:r>
+          </w:p>
+        </w:tc>
+        <w:tc>
+          <w:tcPr/>
+          <w:p>
+            <w:pPr>
+              <w:pStyle w:val="Compact"/>
+              <w:jc w:val="left"/>
+            </w:pPr>
+            <w:r>
+              <w:rPr>
+                <w:rFonts w:hint="eastAsia"/>
+              </w:rPr>
+              <w:t xml:space="preserve">例</w:t>
             </w:r>
           </w:p>
         </w:tc>
@@ -30171,52 +31442,40 @@
               <w:jc w:val="left"/>
             </w:pPr>
             <w:r>
-              <w:t xml:space="preserve">🟢 </w:t>
-            </w:r>
-            <w:r>
-              <w:rPr>
-                <w:rFonts w:hint="eastAsia"/>
-              </w:rPr>
-              <w:t xml:space="preserve">余力あり</w:t>
-            </w:r>
-          </w:p>
-        </w:tc>
-        <w:tc>
-          <w:tcPr/>
-          <w:p>
-            <w:pPr>
-              <w:pStyle w:val="Compact"/>
-              <w:jc w:val="left"/>
-            </w:pPr>
-            <w:r>
-              <w:rPr>
-                <w:rFonts w:hint="eastAsia"/>
-              </w:rPr>
-              <w:t xml:space="preserve">LOS余力</w:t>
-            </w:r>
-            <w:r>
-              <w:t xml:space="preserve"> ≥ </w:t>
-            </w:r>
-            <w:r>
-              <w:rPr>
-                <w:rFonts w:hint="eastAsia"/>
-              </w:rPr>
-              <w:t xml:space="preserve">2日</w:t>
-            </w:r>
-          </w:p>
-        </w:tc>
-        <w:tc>
-          <w:tcPr/>
-          <w:p>
-            <w:pPr>
-              <w:pStyle w:val="Compact"/>
-              <w:jc w:val="left"/>
-            </w:pPr>
-            <w:r>
-              <w:rPr>
-                <w:rFonts w:hint="eastAsia"/>
-              </w:rPr>
-              <w:t xml:space="preserve">C群キープの余地が十分</w:t>
+              <w:rPr>
+                <w:rFonts w:hint="eastAsia"/>
+              </w:rPr>
+              <w:t xml:space="preserve">C群患者数</w:t>
+            </w:r>
+          </w:p>
+        </w:tc>
+        <w:tc>
+          <w:tcPr/>
+          <w:p>
+            <w:pPr>
+              <w:pStyle w:val="Compact"/>
+              <w:jc w:val="left"/>
+            </w:pPr>
+            <w:r>
+              <w:rPr>
+                <w:rFonts w:hint="eastAsia"/>
+              </w:rPr>
+              <w:t xml:space="preserve">在院15日目以降の患者さんの人数</w:t>
+            </w:r>
+          </w:p>
+        </w:tc>
+        <w:tc>
+          <w:tcPr/>
+          <w:p>
+            <w:pPr>
+              <w:pStyle w:val="Compact"/>
+              <w:jc w:val="left"/>
+            </w:pPr>
+            <w:r>
+              <w:rPr>
+                <w:rFonts w:hint="eastAsia"/>
+              </w:rPr>
+              <w:t xml:space="preserve">12人</w:t>
             </w:r>
           </w:p>
         </w:tc>
@@ -30230,28 +31489,49 @@
               <w:jc w:val="left"/>
             </w:pPr>
             <w:r>
-              <w:t xml:space="preserve">🟡 </w:t>
-            </w:r>
-            <w:r>
-              <w:rPr>
-                <w:rFonts w:hint="eastAsia"/>
-              </w:rPr>
-              <w:t xml:space="preserve">余力わずか</w:t>
-            </w:r>
-          </w:p>
-        </w:tc>
-        <w:tc>
-          <w:tcPr/>
-          <w:p>
-            <w:pPr>
-              <w:pStyle w:val="Compact"/>
-              <w:jc w:val="left"/>
-            </w:pPr>
-            <w:r>
-              <w:rPr>
-                <w:rFonts w:hint="eastAsia"/>
-              </w:rPr>
-              <w:t xml:space="preserve">LOS余力</w:t>
+              <w:rPr>
+                <w:rFonts w:hint="eastAsia"/>
+              </w:rPr>
+              <w:t xml:space="preserve">C群構成比</w:t>
+            </w:r>
+          </w:p>
+        </w:tc>
+        <w:tc>
+          <w:tcPr/>
+          <w:p>
+            <w:pPr>
+              <w:pStyle w:val="Compact"/>
+              <w:jc w:val="left"/>
+            </w:pPr>
+            <w:r>
+              <w:rPr>
+                <w:rFonts w:hint="eastAsia"/>
+              </w:rPr>
+              <w:t xml:space="preserve">入院患者全体のうちC群が何%か</w:t>
+            </w:r>
+          </w:p>
+        </w:tc>
+        <w:tc>
+          <w:tcPr/>
+          <w:p>
+            <w:pPr>
+              <w:pStyle w:val="Compact"/>
+              <w:jc w:val="left"/>
+            </w:pPr>
+            <w:r>
+              <w:rPr>
+                <w:rFonts w:hint="eastAsia"/>
+              </w:rPr>
+              <w:t xml:space="preserve">12人</w:t>
+            </w:r>
+            <w:r>
+              <w:t xml:space="preserve"> ÷ </w:t>
+            </w:r>
+            <w:r>
+              <w:rPr>
+                <w:rFonts w:hint="eastAsia"/>
+              </w:rPr>
+              <w:t xml:space="preserve">85人</w:t>
             </w:r>
             <w:r>
               <w:t xml:space="preserve"> </w:t>
@@ -30260,22 +31540,16 @@
               <w:rPr>
                 <w:rFonts w:hint="eastAsia"/>
               </w:rPr>
-              <w:t xml:space="preserve">0.5〜2日</w:t>
-            </w:r>
-          </w:p>
-        </w:tc>
-        <w:tc>
-          <w:tcPr/>
-          <w:p>
-            <w:pPr>
-              <w:pStyle w:val="Compact"/>
-              <w:jc w:val="left"/>
-            </w:pPr>
-            <w:r>
-              <w:rPr>
-                <w:rFonts w:hint="eastAsia"/>
-              </w:rPr>
-              <w:t xml:space="preserve">慎重に判断</w:t>
+              <w:t xml:space="preserve">＝</w:t>
+            </w:r>
+            <w:r>
+              <w:t xml:space="preserve"> </w:t>
+            </w:r>
+            <w:r>
+              <w:rPr>
+                <w:rFonts w:hint="eastAsia"/>
+              </w:rPr>
+              <w:t xml:space="preserve">約14%</w:t>
             </w:r>
           </w:p>
         </w:tc>
@@ -30289,59 +31563,96 @@
               <w:jc w:val="left"/>
             </w:pPr>
             <w:r>
-              <w:t xml:space="preserve">🔴 </w:t>
-            </w:r>
-            <w:r>
-              <w:rPr>
-                <w:rFonts w:hint="eastAsia"/>
-              </w:rPr>
-              <w:t xml:space="preserve">余力なし</w:t>
-            </w:r>
-          </w:p>
-        </w:tc>
-        <w:tc>
-          <w:tcPr/>
-          <w:p>
-            <w:pPr>
-              <w:pStyle w:val="Compact"/>
-              <w:jc w:val="left"/>
-            </w:pPr>
-            <w:r>
-              <w:rPr>
-                <w:rFonts w:hint="eastAsia"/>
-              </w:rPr>
-              <w:t xml:space="preserve">LOS余力</w:t>
-            </w:r>
-            <w:r>
-              <w:t xml:space="preserve"> &lt; </w:t>
-            </w:r>
-            <w:r>
-              <w:rPr>
-                <w:rFonts w:hint="eastAsia"/>
-              </w:rPr>
-              <w:t xml:space="preserve">0.5日</w:t>
-            </w:r>
-          </w:p>
-        </w:tc>
-        <w:tc>
-          <w:tcPr/>
-          <w:p>
-            <w:pPr>
-              <w:pStyle w:val="Compact"/>
-              <w:jc w:val="left"/>
-            </w:pPr>
-            <w:r>
-              <w:rPr>
-                <w:rFonts w:hint="eastAsia"/>
-              </w:rPr>
-              <w:t xml:space="preserve">C群退院を優先</w:t>
+              <w:rPr>
+                <w:rFonts w:hint="eastAsia"/>
+              </w:rPr>
+              <w:t xml:space="preserve">C群の日次貢献額</w:t>
+            </w:r>
+          </w:p>
+        </w:tc>
+        <w:tc>
+          <w:tcPr/>
+          <w:p>
+            <w:pPr>
+              <w:pStyle w:val="Compact"/>
+              <w:jc w:val="left"/>
+            </w:pPr>
+            <w:r>
+              <w:rPr>
+                <w:rFonts w:hint="eastAsia"/>
+              </w:rPr>
+              <w:t xml:space="preserve">C群全体で1日にいくら貢献しているか</w:t>
+            </w:r>
+          </w:p>
+        </w:tc>
+        <w:tc>
+          <w:tcPr/>
+          <w:p>
+            <w:pPr>
+              <w:pStyle w:val="Compact"/>
+              <w:jc w:val="left"/>
+            </w:pPr>
+            <w:r>
+              <w:rPr>
+                <w:rFonts w:hint="eastAsia"/>
+              </w:rPr>
+              <w:t xml:space="preserve">12人</w:t>
+            </w:r>
+            <w:r>
+              <w:t xml:space="preserve"> × </w:t>
+            </w:r>
+            <w:r>
+              <w:rPr>
+                <w:rFonts w:hint="eastAsia"/>
+              </w:rPr>
+              <w:t xml:space="preserve">28,900円</w:t>
+            </w:r>
+            <w:r>
+              <w:t xml:space="preserve"> </w:t>
+            </w:r>
+            <w:r>
+              <w:rPr>
+                <w:rFonts w:hint="eastAsia"/>
+              </w:rPr>
+              <w:t xml:space="preserve">＝</w:t>
+            </w:r>
+            <w:r>
+              <w:t xml:space="preserve"> </w:t>
+            </w:r>
+            <w:r>
+              <w:rPr>
+                <w:rFonts w:hint="eastAsia"/>
+              </w:rPr>
+              <w:t xml:space="preserve">346,800円/日</w:t>
             </w:r>
           </w:p>
         </w:tc>
       </w:tr>
     </w:tbl>
-    <w:bookmarkEnd w:id="168"/>
-    <w:bookmarkStart w:id="169" w:name="需要吸収シミュレーション"/>
+    <w:p>
+      <w:pPr>
+        <w:pStyle w:val="BlockText"/>
+      </w:pPr>
+      <w:r>
+        <w:rPr>
+          <w:rFonts w:hint="eastAsia"/>
+          <w:b/>
+          <w:bCs/>
+        </w:rPr>
+        <w:t xml:space="preserve">注意：</w:t>
+      </w:r>
+      <w:r>
+        <w:t xml:space="preserve"> </w:t>
+      </w:r>
+      <w:r>
+        <w:rPr>
+          <w:rFonts w:hint="eastAsia"/>
+        </w:rPr>
+        <w:t xml:space="preserve">C群患者数は推計値の場合があります。画面に「(推計)」と表示されている場合、おおよその目安として使ってください。</w:t>
+      </w:r>
+    </w:p>
+    <w:bookmarkEnd w:id="164"/>
+    <w:bookmarkStart w:id="165" w:name="調整キャパシティ-c群をもう少し置ける余地はある"/>
     <w:p>
       <w:pPr>
         <w:pStyle w:val="Heading4"/>
@@ -30350,7 +31661,16 @@
         <w:rPr>
           <w:rFonts w:hint="eastAsia"/>
         </w:rPr>
-        <w:t xml:space="preserve">需要吸収シミュレーション</w:t>
+        <w:t xml:space="preserve">調整キャパシティ</w:t>
+      </w:r>
+      <w:r>
+        <w:t xml:space="preserve"> ― </w:t>
+      </w:r>
+      <w:r>
+        <w:rPr>
+          <w:rFonts w:hint="eastAsia"/>
+        </w:rPr>
+        <w:t xml:space="preserve">「C群をもう少し置ける余地はある？」</w:t>
       </w:r>
     </w:p>
     <w:p>
@@ -30361,18 +31681,34 @@
         <w:rPr>
           <w:rFonts w:hint="eastAsia"/>
         </w:rPr>
-        <w:t xml:space="preserve">需要トレンドと稼働率を組み合わせて、推奨アクションを表示します:</w:t>
+        <w:t xml:space="preserve">先ほどの「平均在院日数の余力」（セクション16-1）をもとに、</w:t>
+      </w:r>
+      <w:r>
+        <w:rPr>
+          <w:rFonts w:hint="eastAsia"/>
+          <w:b/>
+          <w:bCs/>
+        </w:rPr>
+        <w:t xml:space="preserve">C群の退院を後ろにずらせるかどうか</w:t>
+      </w:r>
+      <w:r>
+        <w:rPr>
+          <w:rFonts w:hint="eastAsia"/>
+        </w:rPr>
+        <w:t xml:space="preserve">を判定します。</w:t>
       </w:r>
     </w:p>
     <w:tbl>
       <w:tblPr>
         <w:tblStyle w:val="Table"/>
-        <w:tblW w:type="auto" w:w="0"/>
+        <w:tblW w:type="pct" w:w="5000"/>
+        <w:tblLayout w:type="fixed"/>
         <w:tblLook w:firstRow="1" w:lastRow="0" w:firstColumn="0" w:lastColumn="0" w:noHBand="0" w:noVBand="0" w:val="0020"/>
       </w:tblPr>
       <w:tblGrid>
-        <w:gridCol w:w="3960"/>
-        <w:gridCol w:w="3960"/>
+        <w:gridCol w:w="2640"/>
+        <w:gridCol w:w="2640"/>
+        <w:gridCol w:w="2640"/>
       </w:tblGrid>
       <w:tr>
         <w:trPr>
@@ -30389,22 +31725,34 @@
               <w:rPr>
                 <w:rFonts w:hint="eastAsia"/>
               </w:rPr>
-              <w:t xml:space="preserve">状況</w:t>
-            </w:r>
-          </w:p>
-        </w:tc>
-        <w:tc>
-          <w:tcPr/>
-          <w:p>
-            <w:pPr>
-              <w:pStyle w:val="Compact"/>
-              <w:jc w:val="left"/>
-            </w:pPr>
-            <w:r>
-              <w:rPr>
-                <w:rFonts w:hint="eastAsia"/>
-              </w:rPr>
-              <w:t xml:space="preserve">推奨</w:t>
+              <w:t xml:space="preserve">信号</w:t>
+            </w:r>
+          </w:p>
+        </w:tc>
+        <w:tc>
+          <w:tcPr/>
+          <w:p>
+            <w:pPr>
+              <w:pStyle w:val="Compact"/>
+              <w:jc w:val="left"/>
+            </w:pPr>
+            <w:r>
+              <w:rPr>
+                <w:rFonts w:hint="eastAsia"/>
+              </w:rPr>
+              <w:t xml:space="preserve">どういう状態か</w:t>
+            </w:r>
+          </w:p>
+        </w:tc>
+        <w:tc>
+          <w:tcPr/>
+          <w:p>
+            <w:pPr>
+              <w:pStyle w:val="Compact"/>
+              <w:jc w:val="left"/>
+            </w:pPr>
+            <w:r>
+              <w:t xml:space="preserve">どうするか</w:t>
             </w:r>
           </w:p>
         </w:tc>
@@ -30418,28 +31766,54 @@
               <w:jc w:val="left"/>
             </w:pPr>
             <w:r>
-              <w:rPr>
-                <w:rFonts w:hint="eastAsia"/>
-              </w:rPr>
-              <w:t xml:space="preserve">需要減少＋稼働率不足</w:t>
-            </w:r>
-          </w:p>
-        </w:tc>
-        <w:tc>
-          <w:tcPr/>
-          <w:p>
-            <w:pPr>
-              <w:pStyle w:val="Compact"/>
-              <w:jc w:val="left"/>
-            </w:pPr>
-            <w:r>
-              <w:t xml:space="preserve">🔵 </w:t>
-            </w:r>
-            <w:r>
-              <w:rPr>
-                <w:rFonts w:hint="eastAsia"/>
-              </w:rPr>
-              <w:t xml:space="preserve">C群キープ推奨</w:t>
+              <w:t xml:space="preserve">🟢 </w:t>
+            </w:r>
+            <w:r>
+              <w:rPr>
+                <w:rFonts w:hint="eastAsia"/>
+              </w:rPr>
+              <w:t xml:space="preserve">余力あり</w:t>
+            </w:r>
+          </w:p>
+        </w:tc>
+        <w:tc>
+          <w:tcPr/>
+          <w:p>
+            <w:pPr>
+              <w:pStyle w:val="Compact"/>
+              <w:jc w:val="left"/>
+            </w:pPr>
+            <w:r>
+              <w:rPr>
+                <w:rFonts w:hint="eastAsia"/>
+              </w:rPr>
+              <w:t xml:space="preserve">平均在院日数の余力が</w:t>
+            </w:r>
+            <w:r>
+              <w:rPr>
+                <w:rFonts w:hint="eastAsia"/>
+                <w:b/>
+                <w:bCs/>
+              </w:rPr>
+              <w:t xml:space="preserve">2日以上</w:t>
+            </w:r>
+            <w:r>
+              <w:t xml:space="preserve">ある</w:t>
+            </w:r>
+          </w:p>
+        </w:tc>
+        <w:tc>
+          <w:tcPr/>
+          <w:p>
+            <w:pPr>
+              <w:pStyle w:val="Compact"/>
+              <w:jc w:val="left"/>
+            </w:pPr>
+            <w:r>
+              <w:rPr>
+                <w:rFonts w:hint="eastAsia"/>
+              </w:rPr>
+              <w:t xml:space="preserve">C群をもう少し置いておいてOK。閑散期なら稼働率の下支えに有効</w:t>
             </w:r>
           </w:p>
         </w:tc>
@@ -30453,28 +31827,51 @@
               <w:jc w:val="left"/>
             </w:pPr>
             <w:r>
-              <w:rPr>
-                <w:rFonts w:hint="eastAsia"/>
-              </w:rPr>
-              <w:t xml:space="preserve">需要増加＋稼働率十分</w:t>
-            </w:r>
-          </w:p>
-        </w:tc>
-        <w:tc>
-          <w:tcPr/>
-          <w:p>
-            <w:pPr>
-              <w:pStyle w:val="Compact"/>
-              <w:jc w:val="left"/>
-            </w:pPr>
-            <w:r>
-              <w:t xml:space="preserve">🟠 </w:t>
-            </w:r>
-            <w:r>
-              <w:rPr>
-                <w:rFonts w:hint="eastAsia"/>
-              </w:rPr>
-              <w:t xml:space="preserve">C群前倒し推奨</w:t>
+              <w:t xml:space="preserve">🟡 </w:t>
+            </w:r>
+            <w:r>
+              <w:rPr>
+                <w:rFonts w:hint="eastAsia"/>
+              </w:rPr>
+              <w:t xml:space="preserve">余力わずか</w:t>
+            </w:r>
+          </w:p>
+        </w:tc>
+        <w:tc>
+          <w:tcPr/>
+          <w:p>
+            <w:pPr>
+              <w:pStyle w:val="Compact"/>
+              <w:jc w:val="left"/>
+            </w:pPr>
+            <w:r>
+              <w:rPr>
+                <w:rFonts w:hint="eastAsia"/>
+              </w:rPr>
+              <w:t xml:space="preserve">余力が</w:t>
+            </w:r>
+            <w:r>
+              <w:rPr>
+                <w:rFonts w:hint="eastAsia"/>
+                <w:b/>
+                <w:bCs/>
+              </w:rPr>
+              <w:t xml:space="preserve">0.5日〜2日</w:t>
+            </w:r>
+          </w:p>
+        </w:tc>
+        <w:tc>
+          <w:tcPr/>
+          <w:p>
+            <w:pPr>
+              <w:pStyle w:val="Compact"/>
+              <w:jc w:val="left"/>
+            </w:pPr>
+            <w:r>
+              <w:rPr>
+                <w:rFonts w:hint="eastAsia"/>
+              </w:rPr>
+              <w:t xml:space="preserve">置いてもいいが、毎日チェックして判断</w:t>
             </w:r>
           </w:p>
         </w:tc>
@@ -30488,41 +31885,149 @@
               <w:jc w:val="left"/>
             </w:pPr>
             <w:r>
-              <w:rPr>
-                <w:rFonts w:hint="eastAsia"/>
-              </w:rPr>
-              <w:t xml:space="preserve">その他</w:t>
-            </w:r>
-          </w:p>
-        </w:tc>
-        <w:tc>
-          <w:tcPr/>
-          <w:p>
-            <w:pPr>
-              <w:pStyle w:val="Compact"/>
-              <w:jc w:val="left"/>
-            </w:pPr>
-            <w:r>
-              <w:t xml:space="preserve">🟢 </w:t>
-            </w:r>
-            <w:r>
-              <w:rPr>
-                <w:rFonts w:hint="eastAsia"/>
-              </w:rPr>
-              <w:t xml:space="preserve">現状維持</w:t>
+              <w:t xml:space="preserve">🔴 </w:t>
+            </w:r>
+            <w:r>
+              <w:rPr>
+                <w:rFonts w:hint="eastAsia"/>
+              </w:rPr>
+              <w:t xml:space="preserve">余力なし</w:t>
+            </w:r>
+          </w:p>
+        </w:tc>
+        <w:tc>
+          <w:tcPr/>
+          <w:p>
+            <w:pPr>
+              <w:pStyle w:val="Compact"/>
+              <w:jc w:val="left"/>
+            </w:pPr>
+            <w:r>
+              <w:rPr>
+                <w:rFonts w:hint="eastAsia"/>
+              </w:rPr>
+              <w:t xml:space="preserve">余力が</w:t>
+            </w:r>
+            <w:r>
+              <w:rPr>
+                <w:rFonts w:hint="eastAsia"/>
+                <w:b/>
+                <w:bCs/>
+              </w:rPr>
+              <w:t xml:space="preserve">0.5日未満</w:t>
+            </w:r>
+            <w:r>
+              <w:rPr>
+                <w:rFonts w:hint="eastAsia"/>
+              </w:rPr>
+              <w:t xml:space="preserve">、またはすでに超過</w:t>
+            </w:r>
+          </w:p>
+        </w:tc>
+        <w:tc>
+          <w:tcPr/>
+          <w:p>
+            <w:pPr>
+              <w:pStyle w:val="Compact"/>
+              <w:jc w:val="left"/>
+            </w:pPr>
+            <w:r>
+              <w:rPr>
+                <w:rFonts w:hint="eastAsia"/>
+              </w:rPr>
+              <w:t xml:space="preserve">C群の退院を最優先で進める。これ以上長く置くと制度基準に抵触するリスク</w:t>
             </w:r>
           </w:p>
         </w:tc>
       </w:tr>
     </w:tbl>
-    <w:bookmarkEnd w:id="169"/>
-    <w:bookmarkStart w:id="170" w:name="what-ifシミュレーション"/>
+    <w:p>
+      <w:pPr>
+        <w:pStyle w:val="BodyText"/>
+      </w:pPr>
+      <w:r>
+        <w:rPr>
+          <w:rFonts w:hint="eastAsia"/>
+          <w:b/>
+          <w:bCs/>
+        </w:rPr>
+        <w:t xml:space="preserve">考え方の例：</w:t>
+      </w:r>
+      <w:r>
+        <w:t xml:space="preserve"> </w:t>
+      </w:r>
+      <w:r>
+        <w:t xml:space="preserve">- </w:t>
+      </w:r>
+      <w:r>
+        <w:rPr>
+          <w:rFonts w:hint="eastAsia"/>
+        </w:rPr>
+        <w:t xml:space="preserve">今の平均在院日数が18日で、上限が21日</w:t>
+      </w:r>
+      <w:r>
+        <w:t xml:space="preserve"> → </w:t>
+      </w:r>
+      <w:r>
+        <w:rPr>
+          <w:rFonts w:hint="eastAsia"/>
+        </w:rPr>
+        <w:t xml:space="preserve">余力3日</w:t>
+      </w:r>
+      <w:r>
+        <w:t xml:space="preserve"> → 🟢 → </w:t>
+      </w:r>
+      <w:r>
+        <w:rPr>
+          <w:rFonts w:hint="eastAsia"/>
+        </w:rPr>
+        <w:t xml:space="preserve">「今週は入院が少なそうだから、C群の退院を急がなくていいね」</w:t>
+      </w:r>
+      <w:r>
+        <w:t xml:space="preserve"> </w:t>
+      </w:r>
+      <w:r>
+        <w:t xml:space="preserve">- </w:t>
+      </w:r>
+      <w:r>
+        <w:rPr>
+          <w:rFonts w:hint="eastAsia"/>
+        </w:rPr>
+        <w:t xml:space="preserve">今の平均在院日数が20.5日で、上限が21日</w:t>
+      </w:r>
+      <w:r>
+        <w:t xml:space="preserve"> → </w:t>
+      </w:r>
+      <w:r>
+        <w:rPr>
+          <w:rFonts w:hint="eastAsia"/>
+        </w:rPr>
+        <w:t xml:space="preserve">余力0.5日</w:t>
+      </w:r>
+      <w:r>
+        <w:t xml:space="preserve"> → 🟡 → </w:t>
+      </w:r>
+      <w:r>
+        <w:rPr>
+          <w:rFonts w:hint="eastAsia"/>
+        </w:rPr>
+        <w:t xml:space="preserve">「C群の退院を少しずつ進めた方がいいかも」</w:t>
+      </w:r>
+    </w:p>
+    <w:bookmarkEnd w:id="165"/>
+    <w:bookmarkStart w:id="166" w:name="おすすめアクション-結局今日どうすればいい"/>
     <w:p>
       <w:pPr>
         <w:pStyle w:val="Heading4"/>
       </w:pPr>
       <w:r>
-        <w:t xml:space="preserve">What-Ifシミュレーション</w:t>
+        <w:t xml:space="preserve">おすすめアクション ― </w:t>
+      </w:r>
+      <w:r>
+        <w:rPr>
+          <w:rFonts w:hint="eastAsia"/>
+        </w:rPr>
+        <w:t xml:space="preserve">「結局、今日どうすればいい？」</w:t>
       </w:r>
     </w:p>
     <w:p>
@@ -30530,15 +32035,372 @@
         <w:pStyle w:val="FirstParagraph"/>
       </w:pPr>
       <w:r>
-        <w:rPr>
-          <w:rFonts w:hint="eastAsia"/>
-        </w:rPr>
-        <w:t xml:space="preserve">スライダーで後ろ倒し/前倒しの人数と日数を設定し、LOS変動と収益影響を確認できます。制度上限を超える場合は赤い警告が表示されます。</w:t>
-      </w:r>
-    </w:p>
-    <w:bookmarkEnd w:id="170"/>
-    <w:bookmarkEnd w:id="171"/>
-    <w:bookmarkStart w:id="174" w:name="活用の考え方-1"/>
+        <w:t xml:space="preserve">アプリは、</w:t>
+      </w:r>
+      <w:r>
+        <w:rPr>
+          <w:rFonts w:hint="eastAsia"/>
+          <w:b/>
+          <w:bCs/>
+        </w:rPr>
+        <w:t xml:space="preserve">入院の増減トレンド</w:t>
+      </w:r>
+      <w:r>
+        <w:t xml:space="preserve">と</w:t>
+      </w:r>
+      <w:r>
+        <w:rPr>
+          <w:rFonts w:hint="eastAsia"/>
+          <w:b/>
+          <w:bCs/>
+        </w:rPr>
+        <w:t xml:space="preserve">稼働率</w:t>
+      </w:r>
+      <w:r>
+        <w:rPr>
+          <w:rFonts w:hint="eastAsia"/>
+        </w:rPr>
+        <w:t xml:space="preserve">を組み合わせて、おすすめのアクションを自動で表示します。</w:t>
+      </w:r>
+    </w:p>
+    <w:tbl>
+      <w:tblPr>
+        <w:tblStyle w:val="Table"/>
+        <w:tblW w:type="pct" w:w="5000"/>
+        <w:tblLayout w:type="fixed"/>
+        <w:tblLook w:firstRow="1" w:lastRow="0" w:firstColumn="0" w:lastColumn="0" w:noHBand="0" w:noVBand="0" w:val="0020"/>
+      </w:tblPr>
+      <w:tblGrid>
+        <w:gridCol w:w="2640"/>
+        <w:gridCol w:w="2640"/>
+        <w:gridCol w:w="2640"/>
+      </w:tblGrid>
+      <w:tr>
+        <w:trPr>
+          <w:tblHeader w:val="on"/>
+        </w:trPr>
+        <w:tc>
+          <w:tcPr/>
+          <w:p>
+            <w:pPr>
+              <w:pStyle w:val="Compact"/>
+              <w:jc w:val="left"/>
+            </w:pPr>
+            <w:r>
+              <w:rPr>
+                <w:rFonts w:hint="eastAsia"/>
+              </w:rPr>
+              <w:t xml:space="preserve">状況</w:t>
+            </w:r>
+          </w:p>
+        </w:tc>
+        <w:tc>
+          <w:tcPr/>
+          <w:p>
+            <w:pPr>
+              <w:pStyle w:val="Compact"/>
+              <w:jc w:val="left"/>
+            </w:pPr>
+            <w:r>
+              <w:rPr>
+                <w:rFonts w:hint="eastAsia"/>
+              </w:rPr>
+              <w:t xml:space="preserve">表示</w:t>
+            </w:r>
+          </w:p>
+        </w:tc>
+        <w:tc>
+          <w:tcPr/>
+          <w:p>
+            <w:pPr>
+              <w:pStyle w:val="Compact"/>
+              <w:jc w:val="left"/>
+            </w:pPr>
+            <w:r>
+              <w:rPr>
+                <w:rFonts w:hint="eastAsia"/>
+              </w:rPr>
+              <w:t xml:space="preserve">具体的にやること</w:t>
+            </w:r>
+          </w:p>
+        </w:tc>
+      </w:tr>
+      <w:tr>
+        <w:tc>
+          <w:tcPr/>
+          <w:p>
+            <w:pPr>
+              <w:pStyle w:val="Compact"/>
+              <w:jc w:val="left"/>
+            </w:pPr>
+            <w:r>
+              <w:rPr>
+                <w:rFonts w:hint="eastAsia"/>
+              </w:rPr>
+              <w:t xml:space="preserve">入院が減ってきている＋稼働率が目標より低い</w:t>
+            </w:r>
+          </w:p>
+        </w:tc>
+        <w:tc>
+          <w:tcPr/>
+          <w:p>
+            <w:pPr>
+              <w:pStyle w:val="Compact"/>
+              <w:jc w:val="left"/>
+            </w:pPr>
+            <w:r>
+              <w:t xml:space="preserve">🔵 </w:t>
+            </w:r>
+            <w:r>
+              <w:rPr>
+                <w:rFonts w:hint="eastAsia"/>
+              </w:rPr>
+              <w:t xml:space="preserve">C群キープ推奨</w:t>
+            </w:r>
+          </w:p>
+        </w:tc>
+        <w:tc>
+          <w:tcPr/>
+          <w:p>
+            <w:pPr>
+              <w:pStyle w:val="Compact"/>
+              <w:jc w:val="left"/>
+            </w:pPr>
+            <w:r>
+              <w:rPr>
+                <w:rFonts w:hint="eastAsia"/>
+              </w:rPr>
+              <w:t xml:space="preserve">C群の退院を急がず、稼働率の下支えに活用。連携室に空床情報を早めに共有</w:t>
+            </w:r>
+          </w:p>
+        </w:tc>
+      </w:tr>
+      <w:tr>
+        <w:tc>
+          <w:tcPr/>
+          <w:p>
+            <w:pPr>
+              <w:pStyle w:val="Compact"/>
+              <w:jc w:val="left"/>
+            </w:pPr>
+            <w:r>
+              <w:rPr>
+                <w:rFonts w:hint="eastAsia"/>
+              </w:rPr>
+              <w:t xml:space="preserve">入院が増えてきている＋稼働率が目標内</w:t>
+            </w:r>
+          </w:p>
+        </w:tc>
+        <w:tc>
+          <w:tcPr/>
+          <w:p>
+            <w:pPr>
+              <w:pStyle w:val="Compact"/>
+              <w:jc w:val="left"/>
+            </w:pPr>
+            <w:r>
+              <w:t xml:space="preserve">🟠 </w:t>
+            </w:r>
+            <w:r>
+              <w:rPr>
+                <w:rFonts w:hint="eastAsia"/>
+              </w:rPr>
+              <w:t xml:space="preserve">C群前倒し推奨</w:t>
+            </w:r>
+          </w:p>
+        </w:tc>
+        <w:tc>
+          <w:tcPr/>
+          <w:p>
+            <w:pPr>
+              <w:pStyle w:val="Compact"/>
+              <w:jc w:val="left"/>
+            </w:pPr>
+            <w:r>
+              <w:rPr>
+                <w:rFonts w:hint="eastAsia"/>
+              </w:rPr>
+              <w:t xml:space="preserve">C群の退院を計画的に前倒しして、新しい入院を受けるための空床を確保</w:t>
+            </w:r>
+          </w:p>
+        </w:tc>
+      </w:tr>
+      <w:tr>
+        <w:tc>
+          <w:tcPr/>
+          <w:p>
+            <w:pPr>
+              <w:pStyle w:val="Compact"/>
+              <w:jc w:val="left"/>
+            </w:pPr>
+            <w:r>
+              <w:rPr>
+                <w:rFonts w:hint="eastAsia"/>
+              </w:rPr>
+              <w:t xml:space="preserve">それ以外</w:t>
+            </w:r>
+          </w:p>
+        </w:tc>
+        <w:tc>
+          <w:tcPr/>
+          <w:p>
+            <w:pPr>
+              <w:pStyle w:val="Compact"/>
+              <w:jc w:val="left"/>
+            </w:pPr>
+            <w:r>
+              <w:t xml:space="preserve">🟢 </w:t>
+            </w:r>
+            <w:r>
+              <w:rPr>
+                <w:rFonts w:hint="eastAsia"/>
+              </w:rPr>
+              <w:t xml:space="preserve">現状維持</w:t>
+            </w:r>
+          </w:p>
+        </w:tc>
+        <w:tc>
+          <w:tcPr/>
+          <w:p>
+            <w:pPr>
+              <w:pStyle w:val="Compact"/>
+              <w:jc w:val="left"/>
+            </w:pPr>
+            <w:r>
+              <w:rPr>
+                <w:rFonts w:hint="eastAsia"/>
+              </w:rPr>
+              <w:t xml:space="preserve">今のペースで問題なし。通常どおりの退院調整を継続</w:t>
+            </w:r>
+          </w:p>
+        </w:tc>
+      </w:tr>
+    </w:tbl>
+    <w:bookmarkEnd w:id="166"/>
+    <w:bookmarkStart w:id="167" w:name="what-ifシミュレーション-もし人を日ずらしたら"/>
+    <w:p>
+      <w:pPr>
+        <w:pStyle w:val="Heading4"/>
+      </w:pPr>
+      <w:r>
+        <w:t xml:space="preserve">What-Ifシミュレーション ― </w:t>
+      </w:r>
+      <w:r>
+        <w:rPr>
+          <w:rFonts w:hint="eastAsia"/>
+        </w:rPr>
+        <w:t xml:space="preserve">「もし○人を△日ずらしたら？」</w:t>
+      </w:r>
+    </w:p>
+    <w:p>
+      <w:pPr>
+        <w:pStyle w:val="FirstParagraph"/>
+      </w:pPr>
+      <w:r>
+        <w:rPr>
+          <w:rFonts w:hint="eastAsia"/>
+        </w:rPr>
+        <w:t xml:space="preserve">スライダーを動かして、「C群の退院を何人ぶん、何日後ろ倒し（または前倒し）したら、平均在院日数や収入がどう変わるか」をシミュレーションできます。</w:t>
+      </w:r>
+    </w:p>
+    <w:p>
+      <w:pPr>
+        <w:pStyle w:val="BodyText"/>
+      </w:pPr>
+      <w:r>
+        <w:rPr>
+          <w:rFonts w:hint="eastAsia"/>
+          <w:b/>
+          <w:bCs/>
+        </w:rPr>
+        <w:t xml:space="preserve">使い方：</w:t>
+      </w:r>
+      <w:r>
+        <w:t xml:space="preserve"> </w:t>
+      </w:r>
+      <w:r>
+        <w:t xml:space="preserve">1. </w:t>
+      </w:r>
+      <w:r>
+        <w:rPr>
+          <w:rFonts w:hint="eastAsia"/>
+        </w:rPr>
+        <w:t xml:space="preserve">スライダーで「何人」「何日」を設定</w:t>
+      </w:r>
+      <w:r>
+        <w:t xml:space="preserve"> </w:t>
+      </w:r>
+      <w:r>
+        <w:t xml:space="preserve">2. </w:t>
+      </w:r>
+      <w:r>
+        <w:rPr>
+          <w:rFonts w:hint="eastAsia"/>
+        </w:rPr>
+        <w:t xml:space="preserve">平均在院日数がどう変わるか、日次の貢献額がどう変わるかが表示される</w:t>
+      </w:r>
+      <w:r>
+        <w:t xml:space="preserve"> </w:t>
+      </w:r>
+      <w:r>
+        <w:t xml:space="preserve">3.</w:t>
+      </w:r>
+      <w:r>
+        <w:t xml:space="preserve"> </w:t>
+      </w:r>
+      <w:r>
+        <w:rPr>
+          <w:rFonts w:hint="eastAsia"/>
+          <w:b/>
+          <w:bCs/>
+        </w:rPr>
+        <w:t xml:space="preserve">赤い警告が出たら</w:t>
+      </w:r>
+      <w:r>
+        <w:t xml:space="preserve"> </w:t>
+      </w:r>
+      <w:r>
+        <w:t xml:space="preserve">→ </w:t>
+      </w:r>
+      <w:r>
+        <w:rPr>
+          <w:rFonts w:hint="eastAsia"/>
+        </w:rPr>
+        <w:t xml:space="preserve">制度の上限を超えてしまうので、その設定は見送る</w:t>
+      </w:r>
+    </w:p>
+    <w:p>
+      <w:pPr>
+        <w:pStyle w:val="BlockText"/>
+      </w:pPr>
+      <w:r>
+        <w:rPr>
+          <w:rFonts w:hint="eastAsia"/>
+          <w:b/>
+          <w:bCs/>
+        </w:rPr>
+        <w:t xml:space="preserve">大事なこと：</w:t>
+      </w:r>
+      <w:r>
+        <w:t xml:space="preserve"> </w:t>
+      </w:r>
+      <w:r>
+        <w:rPr>
+          <w:rFonts w:hint="eastAsia"/>
+        </w:rPr>
+        <w:t xml:space="preserve">What-Ifはあくまで「試しにやってみる」ための道具です。実際のアクションは、主治医との相談のうえで決めてください。</w:t>
+      </w:r>
+    </w:p>
+    <w:p>
+      <w:r>
+        <w:pict>
+          <v:rect style="width:0;height:1.5pt" o:hralign="center" o:hrstd="t" o:hr="t"/>
+        </w:pict>
+      </w:r>
+    </w:p>
+    <w:bookmarkEnd w:id="167"/>
+    <w:bookmarkEnd w:id="168"/>
+    <w:bookmarkStart w:id="172" w:name="毎朝の使い方-3ステップで完了"/>
     <w:p>
       <w:pPr>
         <w:pStyle w:val="Heading3"/>
@@ -30550,19 +32412,62 @@
         <w:rPr>
           <w:rFonts w:hint="eastAsia"/>
         </w:rPr>
-        <w:t xml:space="preserve">活用の考え方</w:t>
-      </w:r>
-    </w:p>
-    <w:bookmarkStart w:id="172" w:name="毎朝の確認フローこのタブ追加分"/>
+        <w:t xml:space="preserve">毎朝の使い方</w:t>
+      </w:r>
+      <w:r>
+        <w:t xml:space="preserve"> ― </w:t>
+      </w:r>
+      <w:r>
+        <w:rPr>
+          <w:rFonts w:hint="eastAsia"/>
+        </w:rPr>
+        <w:t xml:space="preserve">3ステップで完了</w:t>
+      </w:r>
+    </w:p>
+    <w:p>
+      <w:pPr>
+        <w:pStyle w:val="FirstParagraph"/>
+      </w:pPr>
+      <w:r>
+        <w:rPr>
+          <w:rFonts w:hint="eastAsia"/>
+        </w:rPr>
+        <w:t xml:space="preserve">毎朝の確認に「🛡️</w:t>
+      </w:r>
+      <w:r>
+        <w:t xml:space="preserve"> </w:t>
+      </w:r>
+      <w:r>
+        <w:rPr>
+          <w:rFonts w:hint="eastAsia"/>
+        </w:rPr>
+        <w:t xml:space="preserve">制度・需要・C群」タブを使う場合、以下の3ステップで進めます。</w:t>
+      </w:r>
+    </w:p>
+    <w:bookmarkStart w:id="169" w:name="ステップ1-制度余力を見る10秒"/>
     <w:p>
       <w:pPr>
         <w:pStyle w:val="Heading4"/>
       </w:pPr>
       <w:r>
-        <w:rPr>
-          <w:rFonts w:hint="eastAsia"/>
-        </w:rPr>
-        <w:t xml:space="preserve">毎朝の確認フロー（このタブ追加分）</w:t>
+        <w:t xml:space="preserve">ステップ1: </w:t>
+      </w:r>
+      <w:r>
+        <w:rPr>
+          <w:rFonts w:hint="eastAsia"/>
+        </w:rPr>
+        <w:t xml:space="preserve">制度余力を見る（10秒）</w:t>
+      </w:r>
+    </w:p>
+    <w:p>
+      <w:pPr>
+        <w:pStyle w:val="FirstParagraph"/>
+      </w:pPr>
+      <w:r>
+        <w:rPr>
+          <w:rFonts w:hint="eastAsia"/>
+        </w:rPr>
+        <w:t xml:space="preserve">信号（🟢🟡🔴）をパッと見るだけでOKです。</w:t>
       </w:r>
     </w:p>
     <w:p>
@@ -30570,31 +32475,17 @@
         <w:pStyle w:val="Compact"/>
         <w:numPr>
           <w:ilvl w:val="0"/>
-          <w:numId w:val="1070"/>
+          <w:numId w:val="1072"/>
         </w:numPr>
       </w:pPr>
       <w:r>
-        <w:rPr>
-          <w:rFonts w:hint="eastAsia"/>
-          <w:b/>
-          <w:bCs/>
-        </w:rPr>
-        <w:t xml:space="preserve">制度余力</w:t>
-      </w:r>
-      <w:r>
-        <w:rPr>
-          <w:rFonts w:hint="eastAsia"/>
-        </w:rPr>
-        <w:t xml:space="preserve">を確認</w:t>
-      </w:r>
-      <w:r>
-        <w:t xml:space="preserve"> → </w:t>
-      </w:r>
-      <w:r>
-        <w:rPr>
-          <w:rFonts w:hint="eastAsia"/>
-        </w:rPr>
-        <w:t xml:space="preserve">信号が🟢なら通常運営、🟡🔴なら退院調整を優先</w:t>
+        <w:t xml:space="preserve">🟢 → </w:t>
+      </w:r>
+      <w:r>
+        <w:rPr>
+          <w:rFonts w:hint="eastAsia"/>
+        </w:rPr>
+        <w:t xml:space="preserve">「制度は大丈夫。次へ」</w:t>
       </w:r>
     </w:p>
     <w:p>
@@ -30602,31 +32493,17 @@
         <w:pStyle w:val="Compact"/>
         <w:numPr>
           <w:ilvl w:val="0"/>
-          <w:numId w:val="1070"/>
+          <w:numId w:val="1072"/>
         </w:numPr>
       </w:pPr>
       <w:r>
-        <w:rPr>
-          <w:rFonts w:hint="eastAsia"/>
-          <w:b/>
-          <w:bCs/>
-        </w:rPr>
-        <w:t xml:space="preserve">需要波</w:t>
-      </w:r>
-      <w:r>
-        <w:rPr>
-          <w:rFonts w:hint="eastAsia"/>
-        </w:rPr>
-        <w:t xml:space="preserve">を確認</w:t>
-      </w:r>
-      <w:r>
-        <w:t xml:space="preserve"> → </w:t>
-      </w:r>
-      <w:r>
-        <w:rPr>
-          <w:rFonts w:hint="eastAsia"/>
-        </w:rPr>
-        <w:t xml:space="preserve">閑散期ならC群キープ、繁忙期なら前倒し退院</w:t>
+        <w:t xml:space="preserve">🟡 → </w:t>
+      </w:r>
+      <w:r>
+        <w:rPr>
+          <w:rFonts w:hint="eastAsia"/>
+        </w:rPr>
+        <w:t xml:space="preserve">「余力が減ってきている。C群の退院日を意識しよう」</w:t>
       </w:r>
     </w:p>
     <w:p>
@@ -30634,44 +32511,44 @@
         <w:pStyle w:val="Compact"/>
         <w:numPr>
           <w:ilvl w:val="0"/>
-          <w:numId w:val="1070"/>
+          <w:numId w:val="1072"/>
         </w:numPr>
       </w:pPr>
       <w:r>
-        <w:rPr>
-          <w:rFonts w:hint="eastAsia"/>
-          <w:b/>
-          <w:bCs/>
-        </w:rPr>
-        <w:t xml:space="preserve">C群パネル</w:t>
-      </w:r>
-      <w:r>
-        <w:rPr>
-          <w:rFonts w:hint="eastAsia"/>
-        </w:rPr>
-        <w:t xml:space="preserve">で推奨アクションを確認</w:t>
-      </w:r>
-      <w:r>
-        <w:t xml:space="preserve"> → </w:t>
-      </w:r>
-      <w:r>
-        <w:rPr>
-          <w:rFonts w:hint="eastAsia"/>
-        </w:rPr>
-        <w:t xml:space="preserve">What-Ifで具体的な調整案を検証</w:t>
-      </w:r>
-    </w:p>
-    <w:bookmarkEnd w:id="172"/>
-    <w:bookmarkStart w:id="173" w:name="注意事項"/>
+        <w:t xml:space="preserve">🔴 → </w:t>
+      </w:r>
+      <w:r>
+        <w:rPr>
+          <w:rFonts w:hint="eastAsia"/>
+        </w:rPr>
+        <w:t xml:space="preserve">「まずいぞ。今日のアクションでC群退院を最優先にする」</w:t>
+      </w:r>
+    </w:p>
+    <w:bookmarkEnd w:id="169"/>
+    <w:bookmarkStart w:id="170" w:name="ステップ2-需要波を見る10秒"/>
     <w:p>
       <w:pPr>
         <w:pStyle w:val="Heading4"/>
       </w:pPr>
       <w:r>
-        <w:rPr>
-          <w:rFonts w:hint="eastAsia"/>
-        </w:rPr>
-        <w:t xml:space="preserve">注意事項</w:t>
+        <w:t xml:space="preserve">ステップ2: </w:t>
+      </w:r>
+      <w:r>
+        <w:rPr>
+          <w:rFonts w:hint="eastAsia"/>
+        </w:rPr>
+        <w:t xml:space="preserve">需要波を見る（10秒）</w:t>
+      </w:r>
+    </w:p>
+    <w:p>
+      <w:pPr>
+        <w:pStyle w:val="FirstParagraph"/>
+      </w:pPr>
+      <w:r>
+        <w:rPr>
+          <w:rFonts w:hint="eastAsia"/>
+        </w:rPr>
+        <w:t xml:space="preserve">トレンドの矢印と閑散/繁忙の判定を見ます。</w:t>
       </w:r>
     </w:p>
     <w:p>
@@ -30679,25 +32556,35 @@
         <w:pStyle w:val="Compact"/>
         <w:numPr>
           <w:ilvl w:val="0"/>
-          <w:numId w:val="1071"/>
+          <w:numId w:val="1073"/>
         </w:numPr>
       </w:pPr>
       <w:r>
-        <w:rPr>
-          <w:rFonts w:hint="eastAsia"/>
-          <w:b/>
-          <w:bCs/>
-        </w:rPr>
-        <w:t xml:space="preserve">推計値が多いことを理解する</w:t>
-      </w:r>
-      <w:r>
-        <w:t xml:space="preserve">: </w:t>
-      </w:r>
-      <w:r>
-        <w:rPr>
-          <w:rFonts w:hint="eastAsia"/>
-        </w:rPr>
-        <w:t xml:space="preserve">C群患者数、LOS余力のpatient-days換算などは推計値です。画面上に「(proxy)」「(推計)」と表示されている値は参考値として扱ってください</w:t>
+        <w:t xml:space="preserve">📈 </w:t>
+      </w:r>
+      <w:r>
+        <w:rPr>
+          <w:rFonts w:hint="eastAsia"/>
+        </w:rPr>
+        <w:t xml:space="preserve">増加＋🔴</w:t>
+      </w:r>
+      <w:r>
+        <w:t xml:space="preserve"> </w:t>
+      </w:r>
+      <w:r>
+        <w:rPr>
+          <w:rFonts w:hint="eastAsia"/>
+        </w:rPr>
+        <w:t xml:space="preserve">繁忙</w:t>
+      </w:r>
+      <w:r>
+        <w:t xml:space="preserve"> → </w:t>
+      </w:r>
+      <w:r>
+        <w:rPr>
+          <w:rFonts w:hint="eastAsia"/>
+        </w:rPr>
+        <w:t xml:space="preserve">「忙しくなってきた。空床を作ろう」</w:t>
       </w:r>
     </w:p>
     <w:p>
@@ -30705,25 +32592,35 @@
         <w:pStyle w:val="Compact"/>
         <w:numPr>
           <w:ilvl w:val="0"/>
-          <w:numId w:val="1071"/>
+          <w:numId w:val="1073"/>
         </w:numPr>
       </w:pPr>
       <w:r>
-        <w:rPr>
-          <w:rFonts w:hint="eastAsia"/>
-          <w:b/>
-          <w:bCs/>
-        </w:rPr>
-        <w:t xml:space="preserve">医学的判断が最優先</w:t>
-      </w:r>
-      <w:r>
-        <w:t xml:space="preserve">: </w:t>
-      </w:r>
-      <w:r>
-        <w:rPr>
-          <w:rFonts w:hint="eastAsia"/>
-        </w:rPr>
-        <w:t xml:space="preserve">「C群を長く置く」ことで稼働率を維持することが目的ではありません。医学的に退院可能な患者を不適切に引き留めることは行いません</w:t>
+        <w:t xml:space="preserve">📉 </w:t>
+      </w:r>
+      <w:r>
+        <w:rPr>
+          <w:rFonts w:hint="eastAsia"/>
+        </w:rPr>
+        <w:t xml:space="preserve">減少＋🔵</w:t>
+      </w:r>
+      <w:r>
+        <w:t xml:space="preserve"> </w:t>
+      </w:r>
+      <w:r>
+        <w:rPr>
+          <w:rFonts w:hint="eastAsia"/>
+        </w:rPr>
+        <w:t xml:space="preserve">閑散</w:t>
+      </w:r>
+      <w:r>
+        <w:t xml:space="preserve"> → </w:t>
+      </w:r>
+      <w:r>
+        <w:rPr>
+          <w:rFonts w:hint="eastAsia"/>
+        </w:rPr>
+        <w:t xml:space="preserve">「静かな時期。C群を急いで退院させなくてもいい」</w:t>
       </w:r>
     </w:p>
     <w:p>
@@ -30731,25 +32628,84 @@
         <w:pStyle w:val="Compact"/>
         <w:numPr>
           <w:ilvl w:val="0"/>
-          <w:numId w:val="1071"/>
+          <w:numId w:val="1073"/>
         </w:numPr>
       </w:pPr>
       <w:r>
-        <w:rPr>
-          <w:rFonts w:hint="eastAsia"/>
-          <w:b/>
-          <w:bCs/>
-        </w:rPr>
-        <w:t xml:space="preserve">制度逸脱は避ける</w:t>
-      </w:r>
-      <w:r>
-        <w:t xml:space="preserve">: </w:t>
-      </w:r>
-      <w:r>
-        <w:rPr>
-          <w:rFonts w:hint="eastAsia"/>
-        </w:rPr>
-        <w:t xml:space="preserve">What-Ifで制度超過の警告が出た場合、そのシナリオは実行しないでください</w:t>
+        <w:t xml:space="preserve">➡️ </w:t>
+      </w:r>
+      <w:r>
+        <w:rPr>
+          <w:rFonts w:hint="eastAsia"/>
+        </w:rPr>
+        <w:t xml:space="preserve">横ばい</w:t>
+      </w:r>
+      <w:r>
+        <w:t xml:space="preserve"> → </w:t>
+      </w:r>
+      <w:r>
+        <w:rPr>
+          <w:rFonts w:hint="eastAsia"/>
+        </w:rPr>
+        <w:t xml:space="preserve">「通常ペース」</w:t>
+      </w:r>
+    </w:p>
+    <w:bookmarkEnd w:id="170"/>
+    <w:bookmarkStart w:id="171" w:name="ステップ3-c群パネルで推奨を確認10秒"/>
+    <w:p>
+      <w:pPr>
+        <w:pStyle w:val="Heading4"/>
+      </w:pPr>
+      <w:r>
+        <w:t xml:space="preserve">ステップ3: </w:t>
+      </w:r>
+      <w:r>
+        <w:rPr>
+          <w:rFonts w:hint="eastAsia"/>
+        </w:rPr>
+        <w:t xml:space="preserve">C群パネルで推奨を確認（10秒）</w:t>
+      </w:r>
+    </w:p>
+    <w:p>
+      <w:pPr>
+        <w:pStyle w:val="FirstParagraph"/>
+      </w:pPr>
+      <w:r>
+        <w:rPr>
+          <w:rFonts w:hint="eastAsia"/>
+        </w:rPr>
+        <w:t xml:space="preserve">おすすめアクション（🔵キープ</w:t>
+      </w:r>
+      <w:r>
+        <w:t xml:space="preserve"> / </w:t>
+      </w:r>
+      <w:r>
+        <w:rPr>
+          <w:rFonts w:hint="eastAsia"/>
+        </w:rPr>
+        <w:t xml:space="preserve">🟠前倒し</w:t>
+      </w:r>
+      <w:r>
+        <w:t xml:space="preserve"> / </w:t>
+      </w:r>
+      <w:r>
+        <w:rPr>
+          <w:rFonts w:hint="eastAsia"/>
+        </w:rPr>
+        <w:t xml:space="preserve">🟢維持）を見て、今日の退院調整の方針を決めます。必要に応じてWhat-Ifで具体案を検証します。</w:t>
+      </w:r>
+    </w:p>
+    <w:p>
+      <w:pPr>
+        <w:pStyle w:val="BodyText"/>
+      </w:pPr>
+      <w:r>
+        <w:rPr>
+          <w:rFonts w:hint="eastAsia"/>
+          <w:b/>
+          <w:bCs/>
+        </w:rPr>
+        <w:t xml:space="preserve">合計30秒で、今日のC群の方針が決まります。</w:t>
       </w:r>
     </w:p>
     <w:p>
@@ -30759,6 +32715,151 @@
         </w:pict>
       </w:r>
     </w:p>
+    <w:bookmarkEnd w:id="171"/>
+    <w:bookmarkEnd w:id="172"/>
+    <w:bookmarkStart w:id="173" w:name="注意事項必ず読んでください"/>
+    <w:p>
+      <w:pPr>
+        <w:pStyle w:val="Heading3"/>
+      </w:pPr>
+      <w:r>
+        <w:t xml:space="preserve">16-5. </w:t>
+      </w:r>
+      <w:r>
+        <w:rPr>
+          <w:rFonts w:hint="eastAsia"/>
+        </w:rPr>
+        <w:t xml:space="preserve">注意事項（必ず読んでください）</w:t>
+      </w:r>
+    </w:p>
+    <w:p>
+      <w:pPr>
+        <w:pStyle w:val="FirstParagraph"/>
+      </w:pPr>
+      <w:r>
+        <w:rPr>
+          <w:b/>
+          <w:bCs/>
+        </w:rPr>
+        <w:t xml:space="preserve">① </w:t>
+      </w:r>
+      <w:r>
+        <w:rPr>
+          <w:rFonts w:hint="eastAsia"/>
+          <w:b/>
+          <w:bCs/>
+        </w:rPr>
+        <w:t xml:space="preserve">推計値が含まれています</w:t>
+      </w:r>
+    </w:p>
+    <w:p>
+      <w:pPr>
+        <w:pStyle w:val="BodyText"/>
+      </w:pPr>
+      <w:r>
+        <w:rPr>
+          <w:rFonts w:hint="eastAsia"/>
+        </w:rPr>
+        <w:t xml:space="preserve">C群の患者数やLOSの余力など、画面に「(推計)」「(proxy)」と表示されている値は</w:t>
+      </w:r>
+      <w:r>
+        <w:rPr>
+          <w:rFonts w:hint="eastAsia"/>
+          <w:b/>
+          <w:bCs/>
+        </w:rPr>
+        <w:t xml:space="preserve">おおよその目安</w:t>
+      </w:r>
+      <w:r>
+        <w:rPr>
+          <w:rFonts w:hint="eastAsia"/>
+        </w:rPr>
+        <w:t xml:space="preserve">です。正確な値ではないことを理解したうえで、判断材料のひとつとして使ってください。</w:t>
+      </w:r>
+    </w:p>
+    <w:p>
+      <w:pPr>
+        <w:pStyle w:val="BodyText"/>
+      </w:pPr>
+      <w:r>
+        <w:rPr>
+          <w:b/>
+          <w:bCs/>
+        </w:rPr>
+        <w:t xml:space="preserve">② </w:t>
+      </w:r>
+      <w:r>
+        <w:rPr>
+          <w:rFonts w:hint="eastAsia"/>
+          <w:b/>
+          <w:bCs/>
+        </w:rPr>
+        <w:t xml:space="preserve">医学的な判断が最優先です</w:t>
+      </w:r>
+    </w:p>
+    <w:p>
+      <w:pPr>
+        <w:pStyle w:val="BodyText"/>
+      </w:pPr>
+      <w:r>
+        <w:rPr>
+          <w:rFonts w:hint="eastAsia"/>
+        </w:rPr>
+        <w:t xml:space="preserve">このタブは「稼働率を上げるためにC群を長く置け」と言っているのではありません。</w:t>
+      </w:r>
+      <w:r>
+        <w:rPr>
+          <w:rFonts w:hint="eastAsia"/>
+          <w:b/>
+          <w:bCs/>
+        </w:rPr>
+        <w:t xml:space="preserve">退院日を1〜2日調整する余地があるときに、その判断を数字で支援する</w:t>
+      </w:r>
+      <w:r>
+        <w:rPr>
+          <w:rFonts w:hint="eastAsia"/>
+        </w:rPr>
+        <w:t xml:space="preserve">ためのものです。医学的に退院が適切な患者さんを不適切に引き留めることは絶対にしないでください。</w:t>
+      </w:r>
+    </w:p>
+    <w:p>
+      <w:pPr>
+        <w:pStyle w:val="BodyText"/>
+      </w:pPr>
+      <w:r>
+        <w:rPr>
+          <w:b/>
+          <w:bCs/>
+        </w:rPr>
+        <w:t xml:space="preserve">③ </w:t>
+      </w:r>
+      <w:r>
+        <w:rPr>
+          <w:rFonts w:hint="eastAsia"/>
+          <w:b/>
+          <w:bCs/>
+        </w:rPr>
+        <w:t xml:space="preserve">制度超過の警告が出たら、そのシナリオは実行しない</w:t>
+      </w:r>
+    </w:p>
+    <w:p>
+      <w:pPr>
+        <w:pStyle w:val="BodyText"/>
+      </w:pPr>
+      <w:r>
+        <w:rPr>
+          <w:rFonts w:hint="eastAsia"/>
+        </w:rPr>
+        <w:t xml:space="preserve">What-Ifで赤い警告が出た場合、それは「制度の上限を超えてしまう」という意味です。そのシナリオどおりにC群を引き延ばすことはやめてください。</w:t>
+      </w:r>
+    </w:p>
+    <w:p>
+      <w:r>
+        <w:pict>
+          <v:rect style="width:0;height:1.5pt" o:hralign="center" o:hrstd="t" o:hr="t"/>
+        </w:pict>
+      </w:r>
+    </w:p>
     <w:p>
       <w:pPr>
         <w:pStyle w:val="FirstParagraph"/>
@@ -30775,13 +32876,10 @@
     <w:bookmarkEnd w:id="173"/>
     <w:bookmarkEnd w:id="174"/>
     <w:bookmarkEnd w:id="175"/>
-    <w:bookmarkEnd w:id="176"/>
     <w:sectPr>
-      <w:footerReference r:id="rId8" w:type="default"/>
-      <w:pgSz w:h="16838" w:orient="portrait" w:w="11906"/>
-      <w:pgMar w:bottom="1440" w:footer="708" w:gutter="0" w:header="708" w:left="1440" w:right="1440" w:top="1440"/>
-      <w:pgNumType/>
-      <w:docGrid w:linePitch="360"/>
+      <w:footnotePr>
+        <w:numRestart w:val="eachSect"/>
+      </w:footnotePr>
     </w:sectPr>
   </w:body>
 </w:document>
@@ -30791,32 +32889,6 @@
 <w:comments xmlns:w="http://schemas.openxmlformats.org/wordprocessingml/2006/main" xmlns:m="http://schemas.openxmlformats.org/officeDocument/2006/math" xmlns:r="http://schemas.openxmlformats.org/officeDocument/2006/relationships" xmlns:o="urn:schemas-microsoft-com:office:office" xmlns:v="urn:schemas-microsoft-com:vml" xmlns:w10="urn:schemas-microsoft-com:office:word" xmlns:a="http://schemas.openxmlformats.org/drawingml/2006/main" xmlns:pic="http://schemas.openxmlformats.org/drawingml/2006/picture" xmlns:wp="http://schemas.openxmlformats.org/drawingml/2006/wordprocessingDrawing"/>
 </file>
 
-<file path=word/footer1.xml><?xml version="1.0" encoding="utf-8"?>
-<w:ftr xmlns:m="http://schemas.openxmlformats.org/officeDocument/2006/math" xmlns:mc="http://schemas.openxmlformats.org/markup-compatibility/2006" xmlns:mo="http://schemas.microsoft.com/office/mac/office/2008/main" xmlns:mv="urn:schemas-microsoft-com:mac:vml" xmlns:o="urn:schemas-microsoft-com:office:office" xmlns:r="http://schemas.openxmlformats.org/officeDocument/2006/relationships" xmlns:v="urn:schemas-microsoft-com:vml" xmlns:w10="urn:schemas-microsoft-com:office:word" xmlns:w14="http://schemas.microsoft.com/office/word/2010/wordml" xmlns:w="http://schemas.openxmlformats.org/wordprocessingml/2006/main" xmlns:wne="http://schemas.microsoft.com/office/word/2006/wordml" xmlns:wp14="http://schemas.microsoft.com/office/word/2010/wordprocessingDrawing" xmlns:wp="http://schemas.openxmlformats.org/drawingml/2006/wordprocessingDrawing" xmlns:wpc="http://schemas.microsoft.com/office/word/2010/wordprocessingCanvas" xmlns:wpg="http://schemas.microsoft.com/office/word/2010/wordprocessingGroup" xmlns:wpi="http://schemas.microsoft.com/office/word/2010/wordprocessingInk" xmlns:wps="http://schemas.microsoft.com/office/word/2010/wordprocessingShape" mc:Ignorable="w14 wp14">
-  <w:p>
-    <w:pPr>
-      <w:pStyle w:val="Footer"/>
-      <w:jc w:val="center"/>
-    </w:pPr>
-    <w:r>
-      <w:rPr>
-        <w:sz w:val="16"/>
-      </w:rPr>
-      <w:fldChar w:fldCharType="begin"/>
-      <w:instrText xml:space="preserve"> PAGE </w:instrText>
-      <w:fldChar w:fldCharType="separate"/>
-    </w:r>
-    <w:r>
-      <w:rPr>
-        <w:sz w:val="16"/>
-      </w:rPr>
-      <w:t>1</w:t>
-      <w:fldChar w:fldCharType="end"/>
-    </w:r>
-  </w:p>
-</w:ftr>
-</file>
-
 <file path=word/footnotes.xml><?xml version="1.0" encoding="utf-8"?>
 <w:footnotes xmlns:w="http://schemas.openxmlformats.org/wordprocessingml/2006/main" xmlns:m="http://schemas.openxmlformats.org/officeDocument/2006/math" xmlns:r="http://schemas.openxmlformats.org/officeDocument/2006/relationships" xmlns:o="urn:schemas-microsoft-com:office:office" xmlns:v="urn:schemas-microsoft-com:vml" xmlns:w10="urn:schemas-microsoft-com:office:word" xmlns:a="http://schemas.openxmlformats.org/drawingml/2006/main" xmlns:pic="http://schemas.openxmlformats.org/drawingml/2006/picture" xmlns:wp="http://schemas.openxmlformats.org/drawingml/2006/wordprocessingDrawing">
   <w:footnote w:type="continuationSeparator" w:id="0">
@@ -30837,160 +32909,7 @@
 </file>
 
 <file path=word/numbering.xml><?xml version="1.0" encoding="utf-8"?>
-<w:numbering xmlns:m="http://schemas.openxmlformats.org/officeDocument/2006/math" xmlns:mc="http://schemas.openxmlformats.org/markup-compatibility/2006" xmlns:o="urn:schemas-microsoft-com:office:office" xmlns:r="http://schemas.openxmlformats.org/officeDocument/2006/relationships" xmlns:v="urn:schemas-microsoft-com:vml" xmlns:w="http://schemas.openxmlformats.org/wordprocessingml/2006/main" xmlns:w10="urn:schemas-microsoft-com:office:word" xmlns:w14="http://schemas.microsoft.com/office/word/2010/wordml" xmlns:w15="http://schemas.microsoft.com/office/word/2012/wordml" xmlns:wne="http://schemas.microsoft.com/office/word/2006/wordml" xmlns:wp="http://schemas.openxmlformats.org/drawingml/2006/wordprocessingDrawing" xmlns:wp14="http://schemas.microsoft.com/office/word/2010/wordprocessingDrawing" xmlns:wpc="http://schemas.microsoft.com/office/word/2010/wordprocessingCanvas" xmlns:wpg="http://schemas.microsoft.com/office/word/2010/wordprocessingGroup" xmlns:wpi="http://schemas.microsoft.com/office/word/2010/wordprocessingInk" xmlns:wps="http://schemas.microsoft.com/office/word/2010/wordprocessingShape" mc:Ignorable="w14 w15 wp14">
-  <w:abstractNum w15:restartNumberingAfterBreak="0" w:abstractNumId="1">
-    <w:multiLevelType w:val="hybridMultilevel"/>
-    <w:lvl w15:tentative="1" w:ilvl="0">
-      <w:start w:val="1"/>
-      <w:numFmt w:val="bullet"/>
-      <w:lvlText w:val="●"/>
-      <w:lvlJc w:val="left"/>
-      <w:pPr>
-        <w:ind w:hanging="360" w:left="720"/>
-      </w:pPr>
-    </w:lvl>
-    <w:lvl w15:tentative="1" w:ilvl="1">
-      <w:start w:val="1"/>
-      <w:numFmt w:val="bullet"/>
-      <w:lvlText w:val="○"/>
-      <w:lvlJc w:val="left"/>
-      <w:pPr>
-        <w:ind w:hanging="360" w:left="1440"/>
-      </w:pPr>
-    </w:lvl>
-    <w:lvl w15:tentative="1" w:ilvl="2">
-      <w:start w:val="1"/>
-      <w:numFmt w:val="bullet"/>
-      <w:lvlText w:val="■"/>
-      <w:lvlJc w:val="left"/>
-      <w:pPr>
-        <w:ind w:hanging="360" w:left="2160"/>
-      </w:pPr>
-    </w:lvl>
-    <w:lvl w15:tentative="1" w:ilvl="3">
-      <w:start w:val="1"/>
-      <w:numFmt w:val="bullet"/>
-      <w:lvlText w:val="●"/>
-      <w:lvlJc w:val="left"/>
-      <w:pPr>
-        <w:ind w:hanging="360" w:left="2880"/>
-      </w:pPr>
-    </w:lvl>
-    <w:lvl w15:tentative="1" w:ilvl="4">
-      <w:start w:val="1"/>
-      <w:numFmt w:val="bullet"/>
-      <w:lvlText w:val="○"/>
-      <w:lvlJc w:val="left"/>
-      <w:pPr>
-        <w:ind w:hanging="360" w:left="3600"/>
-      </w:pPr>
-    </w:lvl>
-    <w:lvl w15:tentative="1" w:ilvl="5">
-      <w:start w:val="1"/>
-      <w:numFmt w:val="bullet"/>
-      <w:lvlText w:val="■"/>
-      <w:lvlJc w:val="left"/>
-      <w:pPr>
-        <w:ind w:hanging="360" w:left="4320"/>
-      </w:pPr>
-    </w:lvl>
-    <w:lvl w15:tentative="1" w:ilvl="6">
-      <w:start w:val="1"/>
-      <w:numFmt w:val="bullet"/>
-      <w:lvlText w:val="●"/>
-      <w:lvlJc w:val="left"/>
-      <w:pPr>
-        <w:ind w:hanging="360" w:left="5040"/>
-      </w:pPr>
-    </w:lvl>
-    <w:lvl w15:tentative="1" w:ilvl="7">
-      <w:start w:val="1"/>
-      <w:numFmt w:val="bullet"/>
-      <w:lvlText w:val="●"/>
-      <w:lvlJc w:val="left"/>
-      <w:pPr>
-        <w:ind w:hanging="360" w:left="5760"/>
-      </w:pPr>
-    </w:lvl>
-    <w:lvl w15:tentative="1" w:ilvl="8">
-      <w:start w:val="1"/>
-      <w:numFmt w:val="bullet"/>
-      <w:lvlText w:val="●"/>
-      <w:lvlJc w:val="left"/>
-      <w:pPr>
-        <w:ind w:hanging="360" w:left="6480"/>
-      </w:pPr>
-    </w:lvl>
-  </w:abstractNum>
-  <w:abstractNum w15:restartNumberingAfterBreak="0" w:abstractNumId="2">
-    <w:multiLevelType w:val="hybridMultilevel"/>
-    <w:lvl w15:tentative="1" w:ilvl="0">
-      <w:start w:val="1"/>
-      <w:numFmt w:val="bullet"/>
-      <w:lvlText w:val="•"/>
-      <w:lvlJc w:val="left"/>
-      <w:pPr>
-        <w:ind w:hanging="360" w:left="720"/>
-      </w:pPr>
-      <w:rPr>
-        <w:rFonts w:ascii="Hiragino Sans W3" w:cs="Hiragino Sans W3" w:eastAsia="Hiragino Sans W3" w:hAnsi="Hiragino Sans W3"/>
-      </w:rPr>
-    </w:lvl>
-    <w:lvl w15:tentative="1" w:ilvl="1">
-      <w:start w:val="1"/>
-      <w:numFmt w:val="bullet"/>
-      <w:lvlText w:val="◦"/>
-      <w:lvlJc w:val="left"/>
-      <w:pPr>
-        <w:ind w:hanging="360" w:left="1440"/>
-      </w:pPr>
-      <w:rPr>
-        <w:rFonts w:ascii="Hiragino Sans W3" w:cs="Hiragino Sans W3" w:eastAsia="Hiragino Sans W3" w:hAnsi="Hiragino Sans W3"/>
-      </w:rPr>
-    </w:lvl>
-    <w:lvl w15:tentative="1" w:ilvl="2">
-      <w:start w:val="1"/>
-      <w:numFmt w:val="bullet"/>
-      <w:lvlText w:val="▪"/>
-      <w:lvlJc w:val="left"/>
-      <w:pPr>
-        <w:ind w:hanging="360" w:left="2160"/>
-      </w:pPr>
-      <w:rPr>
-        <w:rFonts w:ascii="Hiragino Sans W3" w:cs="Hiragino Sans W3" w:eastAsia="Hiragino Sans W3" w:hAnsi="Hiragino Sans W3"/>
-      </w:rPr>
-    </w:lvl>
-  </w:abstractNum>
-  <w:abstractNum w15:restartNumberingAfterBreak="0" w:abstractNumId="3">
-    <w:multiLevelType w:val="hybridMultilevel"/>
-    <w:lvl w15:tentative="1" w:ilvl="0">
-      <w:start w:val="1"/>
-      <w:numFmt w:val="decimal"/>
-      <w:lvlText w:val="%1."/>
-      <w:lvlJc w:val="left"/>
-      <w:pPr>
-        <w:ind w:hanging="360" w:left="720"/>
-      </w:pPr>
-    </w:lvl>
-    <w:lvl w15:tentative="1" w:ilvl="1">
-      <w:start w:val="1"/>
-      <w:numFmt w:val="lowerLetter"/>
-      <w:lvlText w:val="%2."/>
-      <w:lvlJc w:val="left"/>
-      <w:pPr>
-        <w:ind w:hanging="360" w:left="1440"/>
-      </w:pPr>
-    </w:lvl>
-    <w:lvl w15:tentative="1" w:ilvl="2">
-      <w:start w:val="1"/>
-      <w:numFmt w:val="lowerRoman"/>
-      <w:lvlText w:val="%3."/>
-      <w:lvlJc w:val="left"/>
-      <w:pPr>
-        <w:ind w:hanging="360" w:left="2160"/>
-      </w:pPr>
-    </w:lvl>
-  </w:abstractNum>
+<w:numbering xmlns:w="http://schemas.openxmlformats.org/wordprocessingml/2006/main">
   <w:abstractNum w:abstractNumId="990">
     <w:nsid w:val="0000A990"/>
     <w:multiLevelType w:val="multilevel"/>
@@ -31425,24 +33344,6 @@
       </w:pPr>
     </w:lvl>
   </w:abstractNum>
-  <w:num w:numId="1">
-    <w:abstractNumId w:val="1"/>
-    <w:lvlOverride w:ilvl="0">
-      <w:startOverride w:val="1"/>
-    </w:lvlOverride>
-  </w:num>
-  <w:num w:numId="2">
-    <w:abstractNumId w:val="3"/>
-    <w:lvlOverride w:ilvl="0">
-      <w:startOverride w:val="1"/>
-    </w:lvlOverride>
-  </w:num>
-  <w:num w:numId="3">
-    <w:abstractNumId w:val="2"/>
-    <w:lvlOverride w:ilvl="0">
-      <w:startOverride w:val="1"/>
-    </w:lvlOverride>
-  </w:num>
   <w:num w:numId="1000">
     <w:abstractNumId w:val="990"/>
   </w:num>
@@ -32218,9 +34119,6 @@
     <w:abstractNumId w:val="991"/>
   </w:num>
   <w:num w:numId="1069">
-    <w:abstractNumId w:val="991"/>
-  </w:num>
-  <w:num w:numId="1070">
     <w:abstractNumId w:val="99411"/>
     <w:lvlOverride w:ilvl="0">
       <w:startOverride w:val="1"/>
@@ -32250,278 +34148,675 @@
       <w:startOverride w:val="1"/>
     </w:lvlOverride>
   </w:num>
+  <w:num w:numId="1070">
+    <w:abstractNumId w:val="991"/>
+  </w:num>
   <w:num w:numId="1071">
+    <w:abstractNumId w:val="991"/>
+  </w:num>
+  <w:num w:numId="1072">
+    <w:abstractNumId w:val="991"/>
+  </w:num>
+  <w:num w:numId="1073">
     <w:abstractNumId w:val="991"/>
   </w:num>
 </w:numbering>
 </file>
 
 <file path=word/styles.xml><?xml version="1.0" encoding="utf-8"?>
-<w:styles xmlns:mc="http://schemas.openxmlformats.org/markup-compatibility/2006" xmlns:r="http://schemas.openxmlformats.org/officeDocument/2006/relationships" xmlns:w="http://schemas.openxmlformats.org/wordprocessingml/2006/main" xmlns:w14="http://schemas.microsoft.com/office/word/2010/wordml" xmlns:w15="http://schemas.microsoft.com/office/word/2012/wordml" mc:Ignorable="w14 w15">
+<w:styles xmlns:r="http://schemas.openxmlformats.org/officeDocument/2006/relationships" xmlns:w="http://schemas.openxmlformats.org/wordprocessingml/2006/main">
   <w:docDefaults>
     <w:rPrDefault>
       <w:rPr>
-        <w:rFonts w:ascii="Hiragino Sans W3" w:cs="Hiragino Sans W3" w:eastAsia="Hiragino Sans W3" w:hAnsi="Hiragino Sans W3"/>
-        <w:sz w:val="22"/>
-        <w:szCs w:val="22"/>
+        <w:rFonts w:asciiTheme="minorHAnsi" w:cstheme="minorBidi" w:eastAsiaTheme="minorEastAsia" w:hAnsiTheme="minorHAnsi"/>
+        <w:sz w:val="24"/>
+        <w:szCs w:val="24"/>
+        <w:lang w:bidi="ar-SA" w:eastAsia="zh-CN" w:val="en-US"/>
       </w:rPr>
     </w:rPrDefault>
-    <w:pPrDefault/>
+    <w:pPrDefault>
+      <w:pPr>
+        <w:spacing w:after="200"/>
+      </w:pPr>
+    </w:pPrDefault>
   </w:docDefaults>
+  <w:latentStyles w:count="276" w:defLockedState="0" w:defQFormat="0" w:defSemiHidden="0" w:defUIPriority="0" w:defUnhideWhenUsed="0"/>
+  <w:style w:default="1" w:styleId="Normal" w:type="paragraph">
+    <w:name w:val="Normal"/>
+    <w:qFormat/>
+  </w:style>
+  <w:style w:styleId="BodyText" w:type="paragraph">
+    <w:name w:val="Body Text"/>
+    <w:basedOn w:val="Normal"/>
+    <w:link w:val="BodyTextChar"/>
+    <w:qFormat/>
+    <w:pPr>
+      <w:spacing w:after="180" w:before="180"/>
+    </w:pPr>
+  </w:style>
+  <w:style w:customStyle="1" w:styleId="FirstParagraph" w:type="paragraph">
+    <w:name w:val="First Paragraph"/>
+    <w:basedOn w:val="BodyText"/>
+    <w:next w:val="BodyText"/>
+    <w:qFormat/>
+  </w:style>
+  <w:style w:customStyle="1" w:styleId="Compact" w:type="paragraph">
+    <w:name w:val="Compact"/>
+    <w:basedOn w:val="BodyText"/>
+    <w:qFormat/>
+    <w:pPr>
+      <w:spacing w:after="36" w:before="36"/>
+    </w:pPr>
+  </w:style>
   <w:style w:styleId="Title" w:type="paragraph">
     <w:name w:val="Title"/>
     <w:basedOn w:val="Normal"/>
-    <w:next w:val="Normal"/>
+    <w:next w:val="BodyText"/>
+    <w:link w:val="TitleChar"/>
+    <w:uiPriority w:val="10"/>
     <w:qFormat/>
+    <w:rsid w:val="00A10FD9"/>
+    <w:pPr>
+      <w:spacing w:after="80" w:line="240" w:lineRule="auto"/>
+      <w:contextualSpacing/>
+      <w:jc w:val="center"/>
+    </w:pPr>
     <w:rPr>
+      <w:rFonts w:asciiTheme="majorHAnsi" w:cstheme="majorBidi" w:eastAsiaTheme="majorEastAsia" w:hAnsiTheme="majorHAnsi"/>
       <w:sz w:val="56"/>
       <w:szCs w:val="56"/>
     </w:rPr>
   </w:style>
-  <w:style w:styleId="Heading1" w:type="paragraph">
-    <w:name w:val="Heading 1"/>
-    <w:basedOn w:val="Normal"/>
-    <w:next w:val="Normal"/>
-    <w:qFormat/>
+  <w:style w:customStyle="1" w:styleId="TitleChar" w:type="character">
+    <w:name w:val="Title Char"/>
+    <w:basedOn w:val="DefaultParagraphFont"/>
+    <w:link w:val="Title"/>
+    <w:uiPriority w:val="10"/>
+    <w:rsid w:val="00A10FD9"/>
     <w:rPr>
-      <w:color w:val="2E74B5"/>
-      <w:sz w:val="32"/>
-      <w:szCs w:val="32"/>
+      <w:rFonts w:asciiTheme="majorHAnsi" w:cstheme="majorBidi" w:eastAsiaTheme="majorEastAsia" w:hAnsiTheme="majorHAnsi"/>
+      <w:sz w:val="56"/>
+      <w:szCs w:val="56"/>
     </w:rPr>
   </w:style>
-  <w:style w:styleId="Heading2" w:type="paragraph">
-    <w:name w:val="Heading 2"/>
-    <w:basedOn w:val="Normal"/>
-    <w:next w:val="Normal"/>
+  <w:style w:styleId="Subtitle" w:type="paragraph">
+    <w:name w:val="Subtitle"/>
+    <w:basedOn w:val="Title"/>
+    <w:next w:val="BodyText"/>
+    <w:link w:val="SubtitleChar"/>
+    <w:uiPriority w:val="11"/>
     <w:qFormat/>
+    <w:rsid w:val="00A10FD9"/>
+    <w:pPr>
+      <w:numPr>
+        <w:ilvl w:val="1"/>
+      </w:numPr>
+    </w:pPr>
     <w:rPr>
-      <w:color w:val="2E74B5"/>
-      <w:sz w:val="26"/>
-      <w:szCs w:val="26"/>
+      <w:rFonts w:cstheme="majorBidi" w:eastAsiaTheme="majorEastAsia"/>
+      <w:spacing w:val="15"/>
+      <w:sz w:val="28"/>
+      <w:szCs w:val="28"/>
     </w:rPr>
   </w:style>
-  <w:style w:styleId="Heading3" w:type="paragraph">
-    <w:name w:val="Heading 3"/>
-    <w:basedOn w:val="Normal"/>
-    <w:next w:val="Normal"/>
+  <w:style w:customStyle="1" w:styleId="SubtitleChar" w:type="character">
+    <w:name w:val="Subtitle Char"/>
+    <w:basedOn w:val="DefaultParagraphFont"/>
+    <w:link w:val="Subtitle"/>
+    <w:uiPriority w:val="11"/>
+    <w:rsid w:val="00A10FD9"/>
+    <w:rPr>
+      <w:rFonts w:cstheme="majorBidi" w:eastAsiaTheme="majorEastAsia"/>
+      <w:color w:themeColor="text1" w:themeTint="A6" w:val="595959"/>
+      <w:spacing w:val="15"/>
+      <w:sz w:val="28"/>
+      <w:szCs w:val="28"/>
+    </w:rPr>
+  </w:style>
+  <w:style w:customStyle="1" w:styleId="Author" w:type="paragraph">
+    <w:name w:val="Author"/>
+    <w:basedOn w:val="Title"/>
+    <w:next w:val="BodyText"/>
     <w:qFormat/>
+    <w:pPr>
+      <w:keepNext/>
+      <w:keepLines/>
+    </w:pPr>
     <w:rPr>
-      <w:color w:val="1F4D78"/>
       <w:sz w:val="24"/>
       <w:szCs w:val="24"/>
     </w:rPr>
   </w:style>
-  <w:style w:styleId="Heading4" w:type="paragraph">
-    <w:name w:val="Heading 4"/>
-    <w:basedOn w:val="Normal"/>
-    <w:next w:val="Normal"/>
+  <w:style w:styleId="Date" w:type="paragraph">
+    <w:name w:val="Date"/>
+    <w:basedOn w:val="Title"/>
+    <w:next w:val="BodyText"/>
     <w:qFormat/>
+    <w:pPr>
+      <w:keepNext/>
+      <w:keepLines/>
+    </w:pPr>
     <w:rPr>
-      <w:i/>
-      <w:iCs/>
-      <w:color w:val="2E74B5"/>
+      <w:sz w:val="24"/>
+      <w:szCs w:val="24"/>
     </w:rPr>
   </w:style>
-  <w:style w:styleId="Heading5" w:type="paragraph">
-    <w:name w:val="Heading 5"/>
+  <w:style w:customStyle="1" w:styleId="AbstractTitle" w:type="paragraph">
+    <w:name w:val="Abstract Title"/>
     <w:basedOn w:val="Normal"/>
-    <w:next w:val="Normal"/>
+    <w:next w:val="Abstract"/>
     <w:qFormat/>
+    <w:pPr>
+      <w:keepNext/>
+      <w:keepLines/>
+      <w:spacing w:after="0" w:before="300"/>
+      <w:jc w:val="center"/>
+    </w:pPr>
     <w:rPr>
-      <w:color w:val="2E74B5"/>
+      <w:b/>
+      <w:sz w:val="20"/>
+      <w:szCs w:val="20"/>
     </w:rPr>
   </w:style>
-  <w:style w:styleId="Heading6" w:type="paragraph">
-    <w:name w:val="Heading 6"/>
+  <w:style w:customStyle="1" w:styleId="Abstract" w:type="paragraph">
+    <w:name w:val="Abstract"/>
     <w:basedOn w:val="Normal"/>
-    <w:next w:val="Normal"/>
+    <w:next w:val="BodyText"/>
     <w:qFormat/>
-    <w:rPr>
-      <w:color w:val="1F4D78"/>
-    </w:rPr>
-  </w:style>
-  <w:style w:styleId="Strong" w:type="paragraph">
-    <w:name w:val="Strong"/>
-    <w:basedOn w:val="Normal"/>
-    <w:next w:val="Normal"/>
-    <w:qFormat/>
-    <w:rPr>
-      <w:b/>
-      <w:bCs/>
-    </w:rPr>
-  </w:style>
-  <w:style w:styleId="ListParagraph" w:type="paragraph">
-    <w:name w:val="List Paragraph"/>
-    <w:basedOn w:val="Normal"/>
-    <w:qFormat/>
-  </w:style>
-  <w:style w:styleId="Hyperlink" w:type="character">
-    <w:name w:val="Hyperlink"/>
-    <w:basedOn w:val="DefaultParagraphFont"/>
-    <w:uiPriority w:val="99"/>
-    <w:unhideWhenUsed/>
-    <w:rPr>
-      <w:color w:val="0563C1"/>
-      <w:u w:val="single"/>
-    </w:rPr>
-  </w:style>
-  <w:style w:styleId="FootnoteReference" w:type="character">
-    <w:name w:val="footnote reference"/>
-    <w:basedOn w:val="DefaultParagraphFont"/>
-    <w:uiPriority w:val="99"/>
-    <w:semiHidden/>
-    <w:unhideWhenUsed/>
-    <w:rPr>
-      <w:vertAlign w:val="superscript"/>
-    </w:rPr>
-  </w:style>
-  <w:style w:styleId="FootnoteText" w:type="paragraph">
-    <w:name w:val="footnote text"/>
-    <w:basedOn w:val="Normal"/>
-    <w:link w:val="FootnoteTextChar"/>
-    <w:uiPriority w:val="99"/>
-    <w:semiHidden/>
-    <w:unhideWhenUsed/>
     <w:pPr>
-      <w:spacing w:after="0" w:line="240" w:lineRule="auto"/>
+      <w:keepNext/>
+      <w:keepLines/>
+      <w:spacing w:after="300" w:before="100"/>
     </w:pPr>
     <w:rPr>
       <w:sz w:val="20"/>
       <w:szCs w:val="20"/>
     </w:rPr>
   </w:style>
-  <w:style w:styleId="FootnoteTextChar" w:type="character">
-    <w:name w:val="Footnote Text Char"/>
-    <w:basedOn w:val="DefaultParagraphFont"/>
-    <w:link w:val="FootnoteText"/>
-    <w:uiPriority w:val="99"/>
+  <w:style w:styleId="Bibliography" w:type="paragraph">
+    <w:name w:val="Bibliography"/>
+    <w:basedOn w:val="Normal"/>
+    <w:next w:val="Bibliography"/>
+    <w:qFormat/>
+    <w:pPr/>
+    <w:rPr/>
+  </w:style>
+  <w:style w:styleId="Heading1" w:type="paragraph">
+    <w:name w:val="heading 1"/>
+    <w:basedOn w:val="Normal"/>
+    <w:next w:val="BodyText"/>
+    <w:link w:val="Heading1Char"/>
+    <w:uiPriority w:val="9"/>
+    <w:qFormat/>
+    <w:rsid w:val="00A10FD9"/>
+    <w:pPr>
+      <w:keepNext/>
+      <w:keepLines/>
+      <w:spacing w:after="80" w:before="360"/>
+      <w:outlineLvl w:val="0"/>
+    </w:pPr>
+    <w:rPr>
+      <w:rFonts w:asciiTheme="majorHAnsi" w:cstheme="majorBidi" w:eastAsiaTheme="majorEastAsia" w:hAnsiTheme="majorHAnsi"/>
+      <w:color w:themeColor="accent1" w:themeShade="BF" w:val="0F4761"/>
+      <w:sz w:val="40"/>
+      <w:szCs w:val="40"/>
+    </w:rPr>
+  </w:style>
+  <w:style w:styleId="Heading2" w:type="paragraph">
+    <w:name w:val="heading 2"/>
+    <w:basedOn w:val="Normal"/>
+    <w:next w:val="BodyText"/>
+    <w:link w:val="Heading2Char"/>
+    <w:uiPriority w:val="9"/>
     <w:semiHidden/>
     <w:unhideWhenUsed/>
+    <w:qFormat/>
+    <w:rsid w:val="00A10FD9"/>
+    <w:pPr>
+      <w:keepNext/>
+      <w:keepLines/>
+      <w:spacing w:after="80" w:before="160"/>
+      <w:outlineLvl w:val="1"/>
+    </w:pPr>
     <w:rPr>
-      <w:sz w:val="20"/>
-      <w:szCs w:val="20"/>
+      <w:rFonts w:asciiTheme="majorHAnsi" w:cstheme="majorBidi" w:eastAsiaTheme="majorEastAsia" w:hAnsiTheme="majorHAnsi"/>
+      <w:color w:themeColor="accent1" w:themeShade="BF" w:val="0F4761"/>
+      <w:sz w:val="32"/>
+      <w:szCs w:val="32"/>
     </w:rPr>
   </w:style>
-  <w:style w:styleId="EndnoteReference" w:type="character">
-    <w:name w:val="endnote reference"/>
-    <w:basedOn w:val="DefaultParagraphFont"/>
-    <w:uiPriority w:val="99"/>
+  <w:style w:styleId="Heading3" w:type="paragraph">
+    <w:name w:val="heading 3"/>
+    <w:basedOn w:val="Normal"/>
+    <w:next w:val="BodyText"/>
+    <w:link w:val="Heading3Char"/>
+    <w:uiPriority w:val="9"/>
     <w:semiHidden/>
     <w:unhideWhenUsed/>
+    <w:qFormat/>
+    <w:rsid w:val="00A10FD9"/>
+    <w:pPr>
+      <w:keepNext/>
+      <w:keepLines/>
+      <w:spacing w:after="80" w:before="160"/>
+      <w:outlineLvl w:val="2"/>
+    </w:pPr>
+    <w:rPr>
+      <w:rFonts w:cstheme="majorBidi" w:eastAsiaTheme="majorEastAsia"/>
+      <w:color w:themeColor="accent1" w:themeShade="BF" w:val="0F4761"/>
+      <w:sz w:val="28"/>
+      <w:szCs w:val="28"/>
+    </w:rPr>
+  </w:style>
+  <w:style w:styleId="Heading4" w:type="paragraph">
+    <w:name w:val="heading 4"/>
+    <w:basedOn w:val="Normal"/>
+    <w:next w:val="BodyText"/>
+    <w:link w:val="Heading4Char"/>
+    <w:uiPriority w:val="9"/>
+    <w:semiHidden/>
+    <w:unhideWhenUsed/>
+    <w:qFormat/>
+    <w:rsid w:val="00A10FD9"/>
+    <w:pPr>
+      <w:keepNext/>
+      <w:keepLines/>
+      <w:spacing w:after="40" w:before="80"/>
+      <w:outlineLvl w:val="3"/>
+    </w:pPr>
+    <w:rPr>
+      <w:rFonts w:cstheme="majorBidi" w:eastAsiaTheme="majorEastAsia"/>
+      <w:i/>
+      <w:iCs/>
+      <w:color w:themeColor="accent1" w:themeShade="BF" w:val="0F4761"/>
+    </w:rPr>
+  </w:style>
+  <w:style w:styleId="Heading5" w:type="paragraph">
+    <w:name w:val="heading 5"/>
+    <w:basedOn w:val="Normal"/>
+    <w:next w:val="BodyText"/>
+    <w:link w:val="Heading5Char"/>
+    <w:uiPriority w:val="9"/>
+    <w:semiHidden/>
+    <w:unhideWhenUsed/>
+    <w:qFormat/>
+    <w:rsid w:val="00A10FD9"/>
+    <w:pPr>
+      <w:keepNext/>
+      <w:keepLines/>
+      <w:spacing w:after="40" w:before="80"/>
+      <w:outlineLvl w:val="4"/>
+    </w:pPr>
+    <w:rPr>
+      <w:rFonts w:cstheme="majorBidi" w:eastAsiaTheme="majorEastAsia"/>
+      <w:color w:themeColor="accent1" w:themeShade="BF" w:val="0F4761"/>
+    </w:rPr>
+  </w:style>
+  <w:style w:styleId="Heading6" w:type="paragraph">
+    <w:name w:val="heading 6"/>
+    <w:basedOn w:val="Normal"/>
+    <w:next w:val="BodyText"/>
+    <w:link w:val="Heading6Char"/>
+    <w:uiPriority w:val="9"/>
+    <w:semiHidden/>
+    <w:unhideWhenUsed/>
+    <w:qFormat/>
+    <w:rsid w:val="00A10FD9"/>
+    <w:pPr>
+      <w:keepNext/>
+      <w:keepLines/>
+      <w:spacing w:after="0" w:before="40"/>
+      <w:outlineLvl w:val="5"/>
+    </w:pPr>
+    <w:rPr>
+      <w:rFonts w:cstheme="majorBidi" w:eastAsiaTheme="majorEastAsia"/>
+      <w:i/>
+      <w:iCs/>
+      <w:color w:themeColor="text1" w:themeTint="A6" w:val="595959"/>
+    </w:rPr>
+  </w:style>
+  <w:style w:styleId="Heading7" w:type="paragraph">
+    <w:name w:val="heading 7"/>
+    <w:basedOn w:val="Normal"/>
+    <w:next w:val="BodyText"/>
+    <w:link w:val="Heading7Char"/>
+    <w:uiPriority w:val="9"/>
+    <w:semiHidden/>
+    <w:unhideWhenUsed/>
+    <w:qFormat/>
+    <w:rsid w:val="00A10FD9"/>
+    <w:pPr>
+      <w:keepNext/>
+      <w:keepLines/>
+      <w:spacing w:after="0" w:before="40"/>
+      <w:outlineLvl w:val="6"/>
+    </w:pPr>
+    <w:rPr>
+      <w:rFonts w:cstheme="majorBidi" w:eastAsiaTheme="majorEastAsia"/>
+      <w:color w:themeColor="text1" w:themeTint="A6" w:val="595959"/>
+    </w:rPr>
+  </w:style>
+  <w:style w:styleId="Heading8" w:type="paragraph">
+    <w:name w:val="heading 8"/>
+    <w:basedOn w:val="Normal"/>
+    <w:next w:val="BodyText"/>
+    <w:link w:val="Heading8Char"/>
+    <w:uiPriority w:val="9"/>
+    <w:semiHidden/>
+    <w:unhideWhenUsed/>
+    <w:qFormat/>
+    <w:rsid w:val="00A10FD9"/>
+    <w:pPr>
+      <w:keepNext/>
+      <w:keepLines/>
+      <w:spacing w:after="0"/>
+      <w:outlineLvl w:val="7"/>
+    </w:pPr>
+    <w:rPr>
+      <w:rFonts w:cstheme="majorBidi" w:eastAsiaTheme="majorEastAsia"/>
+      <w:i/>
+      <w:iCs/>
+      <w:color w:themeColor="text1" w:themeTint="D8" w:val="272727"/>
+    </w:rPr>
+  </w:style>
+  <w:style w:styleId="Heading9" w:type="paragraph">
+    <w:name w:val="heading 9"/>
+    <w:basedOn w:val="Normal"/>
+    <w:next w:val="BodyText"/>
+    <w:link w:val="Heading9Char"/>
+    <w:uiPriority w:val="9"/>
+    <w:semiHidden/>
+    <w:unhideWhenUsed/>
+    <w:qFormat/>
+    <w:rsid w:val="00A10FD9"/>
+    <w:pPr>
+      <w:keepNext/>
+      <w:keepLines/>
+      <w:spacing w:after="0"/>
+      <w:outlineLvl w:val="8"/>
+    </w:pPr>
+    <w:rPr>
+      <w:rFonts w:cstheme="majorBidi" w:eastAsiaTheme="majorEastAsia"/>
+      <w:color w:themeColor="text1" w:themeTint="D8" w:val="272727"/>
+    </w:rPr>
+  </w:style>
+  <w:style w:customStyle="1" w:styleId="Heading1Char" w:type="character">
+    <w:name w:val="Heading 1 Char"/>
+    <w:basedOn w:val="DefaultParagraphFont"/>
+    <w:link w:val="Heading1"/>
+    <w:uiPriority w:val="9"/>
+    <w:rsid w:val="00A10FD9"/>
+    <w:rPr>
+      <w:rFonts w:asciiTheme="majorHAnsi" w:cstheme="majorBidi" w:eastAsiaTheme="majorEastAsia" w:hAnsiTheme="majorHAnsi"/>
+      <w:color w:themeColor="accent1" w:themeShade="BF" w:val="0F4761"/>
+      <w:sz w:val="40"/>
+      <w:szCs w:val="40"/>
+    </w:rPr>
+  </w:style>
+  <w:style w:customStyle="1" w:styleId="Heading2Char" w:type="character">
+    <w:name w:val="Heading 2 Char"/>
+    <w:basedOn w:val="DefaultParagraphFont"/>
+    <w:link w:val="Heading2"/>
+    <w:uiPriority w:val="9"/>
+    <w:semiHidden/>
+    <w:rsid w:val="00A10FD9"/>
+    <w:rPr>
+      <w:rFonts w:asciiTheme="majorHAnsi" w:cstheme="majorBidi" w:eastAsiaTheme="majorEastAsia" w:hAnsiTheme="majorHAnsi"/>
+      <w:color w:themeColor="accent1" w:themeShade="BF" w:val="0F4761"/>
+      <w:sz w:val="32"/>
+      <w:szCs w:val="32"/>
+    </w:rPr>
+  </w:style>
+  <w:style w:customStyle="1" w:styleId="Heading3Char" w:type="character">
+    <w:name w:val="Heading 3 Char"/>
+    <w:basedOn w:val="DefaultParagraphFont"/>
+    <w:link w:val="Heading3"/>
+    <w:uiPriority w:val="9"/>
+    <w:semiHidden/>
+    <w:rsid w:val="00A10FD9"/>
+    <w:rPr>
+      <w:rFonts w:cstheme="majorBidi" w:eastAsiaTheme="majorEastAsia"/>
+      <w:color w:themeColor="accent1" w:themeShade="BF" w:val="0F4761"/>
+      <w:sz w:val="28"/>
+      <w:szCs w:val="28"/>
+    </w:rPr>
+  </w:style>
+  <w:style w:customStyle="1" w:styleId="Heading4Char" w:type="character">
+    <w:name w:val="Heading 4 Char"/>
+    <w:basedOn w:val="DefaultParagraphFont"/>
+    <w:link w:val="Heading4"/>
+    <w:uiPriority w:val="9"/>
+    <w:semiHidden/>
+    <w:rsid w:val="00A10FD9"/>
+    <w:rPr>
+      <w:rFonts w:cstheme="majorBidi" w:eastAsiaTheme="majorEastAsia"/>
+      <w:i/>
+      <w:iCs/>
+      <w:color w:themeColor="accent1" w:themeShade="BF" w:val="0F4761"/>
+    </w:rPr>
+  </w:style>
+  <w:style w:customStyle="1" w:styleId="Heading5Char" w:type="character">
+    <w:name w:val="Heading 5 Char"/>
+    <w:basedOn w:val="DefaultParagraphFont"/>
+    <w:link w:val="Heading5"/>
+    <w:uiPriority w:val="9"/>
+    <w:semiHidden/>
+    <w:rsid w:val="00A10FD9"/>
+    <w:rPr>
+      <w:rFonts w:cstheme="majorBidi" w:eastAsiaTheme="majorEastAsia"/>
+      <w:color w:themeColor="accent1" w:themeShade="BF" w:val="0F4761"/>
+    </w:rPr>
+  </w:style>
+  <w:style w:customStyle="1" w:styleId="Heading6Char" w:type="character">
+    <w:name w:val="Heading 6 Char"/>
+    <w:basedOn w:val="DefaultParagraphFont"/>
+    <w:link w:val="Heading6"/>
+    <w:uiPriority w:val="9"/>
+    <w:semiHidden/>
+    <w:rsid w:val="00A10FD9"/>
+    <w:rPr>
+      <w:rFonts w:cstheme="majorBidi" w:eastAsiaTheme="majorEastAsia"/>
+      <w:i/>
+      <w:iCs/>
+      <w:color w:themeColor="text1" w:themeTint="A6" w:val="595959"/>
+    </w:rPr>
+  </w:style>
+  <w:style w:customStyle="1" w:styleId="Heading7Char" w:type="character">
+    <w:name w:val="Heading 7 Char"/>
+    <w:basedOn w:val="DefaultParagraphFont"/>
+    <w:link w:val="Heading7"/>
+    <w:uiPriority w:val="9"/>
+    <w:semiHidden/>
+    <w:rsid w:val="00A10FD9"/>
+    <w:rPr>
+      <w:rFonts w:cstheme="majorBidi" w:eastAsiaTheme="majorEastAsia"/>
+      <w:color w:themeColor="text1" w:themeTint="A6" w:val="595959"/>
+    </w:rPr>
+  </w:style>
+  <w:style w:customStyle="1" w:styleId="Heading8Char" w:type="character">
+    <w:name w:val="Heading 8 Char"/>
+    <w:basedOn w:val="DefaultParagraphFont"/>
+    <w:link w:val="Heading8"/>
+    <w:uiPriority w:val="9"/>
+    <w:semiHidden/>
+    <w:rsid w:val="00A10FD9"/>
+    <w:rPr>
+      <w:rFonts w:cstheme="majorBidi" w:eastAsiaTheme="majorEastAsia"/>
+      <w:i/>
+      <w:iCs/>
+      <w:color w:themeColor="text1" w:themeTint="D8" w:val="272727"/>
+    </w:rPr>
+  </w:style>
+  <w:style w:customStyle="1" w:styleId="Heading9Char" w:type="character">
+    <w:name w:val="Heading 9 Char"/>
+    <w:basedOn w:val="DefaultParagraphFont"/>
+    <w:link w:val="Heading9"/>
+    <w:uiPriority w:val="9"/>
+    <w:semiHidden/>
+    <w:rsid w:val="00A10FD9"/>
+    <w:rPr>
+      <w:rFonts w:cstheme="majorBidi" w:eastAsiaTheme="majorEastAsia"/>
+      <w:color w:themeColor="text1" w:themeTint="D8" w:val="272727"/>
+    </w:rPr>
+  </w:style>
+  <w:style w:styleId="BlockText" w:type="paragraph">
+    <w:name w:val="Block Text"/>
+    <w:basedOn w:val="BodyText"/>
+    <w:next w:val="BodyText"/>
+    <w:uiPriority w:val="9"/>
+    <w:unhideWhenUsed/>
+    <w:qFormat/>
+    <w:pPr>
+      <w:spacing w:after="100" w:before="100"/>
+      <w:ind w:firstLine="0" w:left="480" w:right="480"/>
+    </w:pPr>
+  </w:style>
+  <w:style w:styleId="FootnoteText" w:type="paragraph">
+    <w:name w:val="Footnote Text"/>
+    <w:basedOn w:val="Normal"/>
+    <w:next w:val="FootnoteText"/>
+    <w:uiPriority w:val="9"/>
+    <w:unhideWhenUsed/>
+    <w:qFormat/>
+  </w:style>
+  <w:style w:styleId="FootnoteBlockText" w:type="paragraph">
+    <w:name w:val="Footnote Block Text"/>
+    <w:basedOn w:val="FootnoteText"/>
+    <w:next w:val="FootnoteText"/>
+    <w:uiPriority w:val="9"/>
+    <w:unhideWhenUsed/>
+    <w:qFormat/>
+    <w:pPr>
+      <w:spacing w:after="100" w:before="100"/>
+      <w:ind w:firstLine="0" w:left="480" w:right="480"/>
+    </w:pPr>
+  </w:style>
+  <w:style w:default="1" w:styleId="DefaultParagraphFont" w:type="character">
+    <w:name w:val="Default Paragraph Font"/>
+    <w:semiHidden/>
+    <w:unhideWhenUsed/>
+  </w:style>
+  <w:style w:default="1" w:styleId="Table" w:type="table">
+    <w:name w:val="Table"/>
+    <w:basedOn w:val="TableNormal"/>
+    <w:semiHidden/>
+    <w:unhideWhenUsed/>
+    <w:qFormat/>
+    <w:tblPr>
+      <w:tblInd w:type="dxa" w:w="0"/>
+      <w:tblCellMar>
+        <w:top w:type="dxa" w:w="0"/>
+        <w:left w:type="dxa" w:w="108"/>
+        <w:bottom w:type="dxa" w:w="0"/>
+        <w:right w:type="dxa" w:w="108"/>
+      </w:tblCellMar>
+    </w:tblPr>
+    <w:tblStylePr w:type="firstRow">
+      <w:tcPr>
+        <w:tcBorders>
+          <w:bottom w:val="single"/>
+        </w:tcBorders>
+        <w:vAlign w:val="bottom"/>
+      </w:tcPr>
+    </w:tblStylePr>
+  </w:style>
+  <w:style w:customStyle="1" w:styleId="DefinitionTerm" w:type="paragraph">
+    <w:name w:val="Definition Term"/>
+    <w:basedOn w:val="Normal"/>
+    <w:next w:val="Definition"/>
+    <w:pPr>
+      <w:keepNext/>
+      <w:keepLines/>
+      <w:spacing w:after="0"/>
+    </w:pPr>
+    <w:rPr>
+      <w:b/>
+    </w:rPr>
+  </w:style>
+  <w:style w:customStyle="1" w:styleId="Definition" w:type="paragraph">
+    <w:name w:val="Definition"/>
+    <w:basedOn w:val="Normal"/>
+  </w:style>
+  <w:style w:styleId="Caption" w:type="paragraph">
+    <w:name w:val="Caption"/>
+    <w:basedOn w:val="Normal"/>
+    <w:link w:val="BodyTextChar"/>
+    <w:pPr>
+      <w:spacing w:after="120" w:before="0"/>
+    </w:pPr>
+    <w:rPr>
+      <w:i/>
+    </w:rPr>
+  </w:style>
+  <w:style w:customStyle="1" w:styleId="TableCaption" w:type="paragraph">
+    <w:name w:val="Table Caption"/>
+    <w:basedOn w:val="Caption"/>
+    <w:pPr>
+      <w:keepNext/>
+    </w:pPr>
+  </w:style>
+  <w:style w:customStyle="1" w:styleId="ImageCaption" w:type="paragraph">
+    <w:name w:val="Image Caption"/>
+    <w:basedOn w:val="Caption"/>
+  </w:style>
+  <w:style w:customStyle="1" w:styleId="Figure" w:type="paragraph">
+    <w:name w:val="Figure"/>
+    <w:basedOn w:val="Normal"/>
+  </w:style>
+  <w:style w:customStyle="1" w:styleId="CaptionedFigure" w:type="paragraph">
+    <w:name w:val="Captioned Figure"/>
+    <w:basedOn w:val="Figure"/>
+    <w:pPr>
+      <w:keepNext/>
+    </w:pPr>
+  </w:style>
+  <w:style w:customStyle="1" w:styleId="BodyTextChar" w:type="character">
+    <w:name w:val="Body Text Char"/>
+    <w:basedOn w:val="DefaultParagraphFont"/>
+    <w:link w:val="BodyText"/>
+  </w:style>
+  <w:style w:customStyle="1" w:styleId="VerbatimChar" w:type="character">
+    <w:name w:val="Verbatim Char"/>
+    <w:basedOn w:val="BodyTextChar"/>
+    <w:rPr>
+      <w:rFonts w:ascii="Consolas" w:hAnsi="Consolas"/>
+      <w:sz w:val="22"/>
+    </w:rPr>
+  </w:style>
+  <w:style w:customStyle="1" w:styleId="SectionNumber" w:type="character">
+    <w:name w:val="Section Number"/>
+    <w:basedOn w:val="BodyTextChar"/>
+  </w:style>
+  <w:style w:styleId="FootnoteReference" w:type="character">
+    <w:name w:val="Footnote Reference"/>
+    <w:basedOn w:val="BodyTextChar"/>
     <w:rPr>
       <w:vertAlign w:val="superscript"/>
     </w:rPr>
   </w:style>
-  <w:style w:styleId="EndnoteText" w:type="paragraph">
-    <w:name w:val="endnote text"/>
-    <w:basedOn w:val="Normal"/>
-    <w:link w:val="EndnoteTextChar"/>
-    <w:uiPriority w:val="99"/>
-    <w:semiHidden/>
+  <w:style w:styleId="Hyperlink" w:type="character">
+    <w:name w:val="Hyperlink"/>
+    <w:basedOn w:val="BodyTextChar"/>
+    <w:rPr>
+      <w:color w:themeColor="accent1" w:val="4F81BD"/>
+    </w:rPr>
+  </w:style>
+  <w:style w:styleId="TOCHeading" w:type="paragraph">
+    <w:name w:val="TOC Heading"/>
+    <w:basedOn w:val="Heading1"/>
+    <w:next w:val="BodyText"/>
+    <w:uiPriority w:val="39"/>
     <w:unhideWhenUsed/>
+    <w:qFormat/>
     <w:pPr>
-      <w:spacing w:after="0" w:line="240" w:lineRule="auto"/>
+      <w:spacing w:before="240" w:line="259" w:lineRule="auto"/>
+      <w:outlineLvl w:val="9"/>
     </w:pPr>
     <w:rPr>
-      <w:sz w:val="20"/>
-      <w:szCs w:val="20"/>
-    </w:rPr>
-  </w:style>
-  <w:style w:styleId="EndnoteTextChar" w:type="character">
-    <w:name w:val="Endnote Text Char"/>
-    <w:basedOn w:val="DefaultParagraphFont"/>
-    <w:link w:val="EndnoteText"/>
-    <w:uiPriority w:val="99"/>
-    <w:semiHidden/>
-    <w:unhideWhenUsed/>
-    <w:rPr>
-      <w:sz w:val="20"/>
-      <w:szCs w:val="20"/>
-    </w:rPr>
-  </w:style>
-  <w:style w:styleId="Heading1" w:type="paragraph">
-    <w:name w:val="Heading 1"/>
-    <w:basedOn w:val="Normal"/>
-    <w:next w:val="Normal"/>
-    <w:pPr>
-      <w:spacing w:after="120" w:before="360"/>
-      <w:outlineLvl w:val="0"/>
-    </w:pPr>
-    <w:rPr>
-      <w:rFonts w:ascii="Hiragino Sans W6" w:cs="Hiragino Sans W6" w:eastAsia="Hiragino Sans W6" w:hAnsi="Hiragino Sans W6"/>
-      <w:b/>
-      <w:bCs/>
-      <w:color w:val="1F3864"/>
-      <w:sz w:val="36"/>
-      <w:szCs w:val="36"/>
-    </w:rPr>
-  </w:style>
-  <w:style w:styleId="Heading2" w:type="paragraph">
-    <w:name w:val="Heading 2"/>
-    <w:basedOn w:val="Normal"/>
-    <w:next w:val="Normal"/>
-    <w:pPr>
-      <w:spacing w:after="120" w:before="360"/>
-      <w:outlineLvl w:val="1"/>
-    </w:pPr>
-    <w:rPr>
-      <w:rFonts w:ascii="Hiragino Sans W6" w:cs="Hiragino Sans W6" w:eastAsia="Hiragino Sans W6" w:hAnsi="Hiragino Sans W6"/>
-      <w:b/>
-      <w:bCs/>
-      <w:color w:val="2E5090"/>
-      <w:sz w:val="28"/>
-      <w:szCs w:val="28"/>
-    </w:rPr>
-  </w:style>
-  <w:style w:styleId="Heading3" w:type="paragraph">
-    <w:name w:val="Heading 3"/>
-    <w:basedOn w:val="Normal"/>
-    <w:next w:val="Normal"/>
-    <w:pPr>
-      <w:spacing w:after="120" w:before="240"/>
-      <w:outlineLvl w:val="2"/>
-    </w:pPr>
-    <w:rPr>
-      <w:rFonts w:ascii="Hiragino Sans W6" w:cs="Hiragino Sans W6" w:eastAsia="Hiragino Sans W6" w:hAnsi="Hiragino Sans W6"/>
-      <w:b/>
-      <w:bCs/>
-      <w:color w:val="404040"/>
-      <w:sz w:val="24"/>
-      <w:szCs w:val="24"/>
-    </w:rPr>
-  </w:style>
-  <w:style w:styleId="Heading4" w:type="paragraph">
-    <w:name w:val="Heading 4"/>
-    <w:basedOn w:val="Normal"/>
-    <w:next w:val="Normal"/>
-    <w:pPr>
-      <w:spacing w:after="120" w:before="240"/>
-      <w:outlineLvl w:val="3"/>
-    </w:pPr>
-    <w:rPr>
-      <w:rFonts w:ascii="Hiragino Sans W6" w:cs="Hiragino Sans W6" w:eastAsia="Hiragino Sans W6" w:hAnsi="Hiragino Sans W6"/>
-      <w:b/>
-      <w:bCs/>
-      <w:color w:val="404040"/>
-      <w:sz w:val="22"/>
-      <w:szCs w:val="22"/>
-    </w:rPr>
-  </w:style>
-  <w:style w:styleId="Heading5" w:type="paragraph">
-    <w:name w:val="Heading 5"/>
-    <w:basedOn w:val="Normal"/>
-    <w:next w:val="Normal"/>
-    <w:pPr>
-      <w:spacing w:after="120" w:before="240"/>
-      <w:outlineLvl w:val="4"/>
-    </w:pPr>
-    <w:rPr>
-      <w:rFonts w:ascii="Hiragino Sans W6" w:cs="Hiragino Sans W6" w:eastAsia="Hiragino Sans W6" w:hAnsi="Hiragino Sans W6"/>
-      <w:b/>
-      <w:bCs/>
-      <w:color w:val="404040"/>
-      <w:sz w:val="22"/>
-      <w:szCs w:val="22"/>
+      <w:rFonts w:asciiTheme="majorHAnsi" w:cstheme="majorBidi" w:eastAsiaTheme="majorEastAsia" w:hAnsiTheme="majorHAnsi"/>
+      <w:b w:val="0"/>
+      <w:bCs w:val="0"/>
+      <w:color w:themeColor="accent1" w:themeShade="BF" w:val="365F91"/>
     </w:rPr>
   </w:style>
   <w:style w:type="paragraph" w:customStyle="1" w:styleId="SourceCode">

--- a/docs/admin/BedControl_Manual_v3.docx
+++ b/docs/admin/BedControl_Manual_v3.docx
@@ -2,7 +2,7 @@
 <file path=word/document.xml><?xml version="1.0" encoding="utf-8"?>
 <w:document xmlns:w="http://schemas.openxmlformats.org/wordprocessingml/2006/main" xmlns:m="http://schemas.openxmlformats.org/officeDocument/2006/math" xmlns:r="http://schemas.openxmlformats.org/officeDocument/2006/relationships" xmlns:o="urn:schemas-microsoft-com:office:office" xmlns:v="urn:schemas-microsoft-com:vml" xmlns:w10="urn:schemas-microsoft-com:office:word" xmlns:a="http://schemas.openxmlformats.org/drawingml/2006/main" xmlns:pic="http://schemas.openxmlformats.org/drawingml/2006/picture" xmlns:wp="http://schemas.openxmlformats.org/drawingml/2006/wordprocessingDrawing">
   <w:body>
-    <w:bookmarkStart w:id="175" w:name="ベッドコントロール運用マニュアル"/>
+    <w:bookmarkStart w:id="197" w:name="ベッドコントロール運用マニュアル"/>
     <w:p>
       <w:pPr>
         <w:pStyle w:val="Heading1"/>
@@ -1666,29 +1666,6 @@
       </w:r>
     </w:p>
     <w:p>
-      <w:r>
-        <w:pict>
-          <v:rect style="width:0;height:1.5pt" o:hralign="center" o:hrstd="t" o:hr="t"/>
-        </w:pict>
-      </w:r>
-    </w:p>
-    <w:bookmarkEnd w:id="12"/>
-    <w:bookmarkStart w:id="15" w:name="最上位目的とこのアプリが提供する読み"/>
-    <w:p>
-      <w:pPr>
-        <w:pStyle w:val="Heading2"/>
-      </w:pPr>
-      <w:r>
-        <w:t xml:space="preserve">1. </w:t>
-      </w:r>
-      <w:r>
-        <w:rPr>
-          <w:rFonts w:hint="eastAsia"/>
-        </w:rPr>
-        <w:t xml:space="preserve">最上位目的とこのアプリが提供する「読み」</w:t>
-      </w:r>
-    </w:p>
-    <w:p>
       <w:pPr>
         <w:pStyle w:val="Compact"/>
         <w:numPr>
@@ -1696,38 +1673,245 @@
           <w:numId w:val="1011"/>
         </w:numPr>
       </w:pPr>
-      <w:r>
-        <w:rPr>
-          <w:rFonts w:hint="eastAsia"/>
-          <w:b/>
-          <w:bCs/>
-        </w:rPr>
-        <w:t xml:space="preserve">目標稼働率（90〜95%）の維持</w:t>
-      </w:r>
-      <w:r>
-        <w:t xml:space="preserve">と、</w:t>
-      </w:r>
-      <w:r>
-        <w:rPr>
-          <w:rFonts w:hint="eastAsia"/>
-          <w:b/>
-          <w:bCs/>
-        </w:rPr>
-        <w:t xml:space="preserve">持続可能な病棟運営</w:t>
-      </w:r>
-      <w:r>
-        <w:rPr>
-          <w:rFonts w:hint="eastAsia"/>
-        </w:rPr>
-        <w:t xml:space="preserve">を同時に実現する。</w:t>
-      </w:r>
+      <w:hyperlink w:anchor="X71a6de2e05b9b52715b9b76d78911769e0550cf">
+        <w:r>
+          <w:rPr>
+            <w:rStyle w:val="Hyperlink"/>
+            <w:rFonts w:hint="eastAsia"/>
+          </w:rPr>
+          <w:t xml:space="preserve">新機能:</w:t>
+        </w:r>
+        <w:r>
+          <w:rPr>
+            <w:rStyle w:val="Hyperlink"/>
+          </w:rPr>
+          <w:t xml:space="preserve"> </w:t>
+        </w:r>
+        <w:r>
+          <w:rPr>
+            <w:rStyle w:val="Hyperlink"/>
+            <w:rFonts w:hint="eastAsia"/>
+          </w:rPr>
+          <w:t xml:space="preserve">救急搬送後患者割合15%管理（v3.3新機能）</w:t>
+        </w:r>
+      </w:hyperlink>
     </w:p>
     <w:p>
       <w:pPr>
         <w:pStyle w:val="Compact"/>
         <w:numPr>
           <w:ilvl w:val="0"/>
-          <w:numId w:val="1011"/>
+          <w:numId w:val="1012"/>
+        </w:numPr>
+      </w:pPr>
+      <w:r>
+        <w:t xml:space="preserve">17-1. </w:t>
+      </w:r>
+      <w:r>
+        <w:rPr>
+          <w:rFonts w:hint="eastAsia"/>
+        </w:rPr>
+        <w:t xml:space="preserve">なぜこの機能が必要なのか</w:t>
+      </w:r>
+    </w:p>
+    <w:p>
+      <w:pPr>
+        <w:pStyle w:val="Compact"/>
+        <w:numPr>
+          <w:ilvl w:val="0"/>
+          <w:numId w:val="1012"/>
+        </w:numPr>
+      </w:pPr>
+      <w:r>
+        <w:t xml:space="preserve">17-2. </w:t>
+      </w:r>
+      <w:r>
+        <w:rPr>
+          <w:rFonts w:hint="eastAsia"/>
+        </w:rPr>
+        <w:t xml:space="preserve">今月の状況カード（5F</w:t>
+      </w:r>
+      <w:r>
+        <w:t xml:space="preserve"> / </w:t>
+      </w:r>
+      <w:r>
+        <w:rPr>
+          <w:rFonts w:hint="eastAsia"/>
+        </w:rPr>
+        <w:t xml:space="preserve">6F別）</w:t>
+      </w:r>
+    </w:p>
+    <w:p>
+      <w:pPr>
+        <w:pStyle w:val="Compact"/>
+        <w:numPr>
+          <w:ilvl w:val="0"/>
+          <w:numId w:val="1012"/>
+        </w:numPr>
+      </w:pPr>
+      <w:r>
+        <w:t xml:space="preserve">17-3. </w:t>
+      </w:r>
+      <w:r>
+        <w:rPr>
+          <w:rFonts w:hint="eastAsia"/>
+        </w:rPr>
+        <w:t xml:space="preserve">月末着地予測</w:t>
+      </w:r>
+      <w:r>
+        <w:t xml:space="preserve"> ― </w:t>
+      </w:r>
+      <w:r>
+        <w:rPr>
+          <w:rFonts w:hint="eastAsia"/>
+        </w:rPr>
+        <w:t xml:space="preserve">「このままで15%に届く？」</w:t>
+      </w:r>
+    </w:p>
+    <w:p>
+      <w:pPr>
+        <w:pStyle w:val="Compact"/>
+        <w:numPr>
+          <w:ilvl w:val="0"/>
+          <w:numId w:val="1012"/>
+        </w:numPr>
+      </w:pPr>
+      <w:r>
+        <w:t xml:space="preserve">17-4. </w:t>
+      </w:r>
+      <w:r>
+        <w:rPr>
+          <w:rFonts w:hint="eastAsia"/>
+        </w:rPr>
+        <w:t xml:space="preserve">あと何件必要か</w:t>
+      </w:r>
+    </w:p>
+    <w:p>
+      <w:pPr>
+        <w:pStyle w:val="Compact"/>
+        <w:numPr>
+          <w:ilvl w:val="0"/>
+          <w:numId w:val="1012"/>
+        </w:numPr>
+      </w:pPr>
+      <w:r>
+        <w:t xml:space="preserve">17-5. </w:t>
+      </w:r>
+      <w:r>
+        <w:rPr>
+          <w:rFonts w:hint="eastAsia"/>
+        </w:rPr>
+        <w:t xml:space="preserve">緊急アラート</w:t>
+      </w:r>
+      <w:r>
+        <w:t xml:space="preserve"> ― </w:t>
+      </w:r>
+      <w:r>
+        <w:rPr>
+          <w:rFonts w:hint="eastAsia"/>
+        </w:rPr>
+        <w:t xml:space="preserve">受入最優先モード</w:t>
+      </w:r>
+    </w:p>
+    <w:p>
+      <w:pPr>
+        <w:pStyle w:val="Compact"/>
+        <w:numPr>
+          <w:ilvl w:val="0"/>
+          <w:numId w:val="1012"/>
+        </w:numPr>
+      </w:pPr>
+      <w:r>
+        <w:t xml:space="preserve">17-6. </w:t>
+      </w:r>
+      <w:r>
+        <w:rPr>
+          <w:rFonts w:hint="eastAsia"/>
+        </w:rPr>
+        <w:t xml:space="preserve">グラフで傾向をつかむ</w:t>
+      </w:r>
+    </w:p>
+    <w:p>
+      <w:pPr>
+        <w:pStyle w:val="Compact"/>
+        <w:numPr>
+          <w:ilvl w:val="0"/>
+          <w:numId w:val="1012"/>
+        </w:numPr>
+      </w:pPr>
+      <w:r>
+        <w:t xml:space="preserve">17-7. </w:t>
+      </w:r>
+      <w:r>
+        <w:rPr>
+          <w:rFonts w:hint="eastAsia"/>
+        </w:rPr>
+        <w:t xml:space="preserve">毎朝の使い方</w:t>
+      </w:r>
+    </w:p>
+    <w:p>
+      <w:r>
+        <w:pict>
+          <v:rect style="width:0;height:1.5pt" o:hralign="center" o:hrstd="t" o:hr="t"/>
+        </w:pict>
+      </w:r>
+    </w:p>
+    <w:bookmarkEnd w:id="12"/>
+    <w:bookmarkStart w:id="15" w:name="最上位目的とこのアプリが提供する読み"/>
+    <w:p>
+      <w:pPr>
+        <w:pStyle w:val="Heading2"/>
+      </w:pPr>
+      <w:r>
+        <w:t xml:space="preserve">1. </w:t>
+      </w:r>
+      <w:r>
+        <w:rPr>
+          <w:rFonts w:hint="eastAsia"/>
+        </w:rPr>
+        <w:t xml:space="preserve">最上位目的とこのアプリが提供する「読み」</w:t>
+      </w:r>
+    </w:p>
+    <w:p>
+      <w:pPr>
+        <w:pStyle w:val="Compact"/>
+        <w:numPr>
+          <w:ilvl w:val="0"/>
+          <w:numId w:val="1013"/>
+        </w:numPr>
+      </w:pPr>
+      <w:r>
+        <w:rPr>
+          <w:rFonts w:hint="eastAsia"/>
+          <w:b/>
+          <w:bCs/>
+        </w:rPr>
+        <w:t xml:space="preserve">目標稼働率（90〜95%）の維持</w:t>
+      </w:r>
+      <w:r>
+        <w:t xml:space="preserve">と、</w:t>
+      </w:r>
+      <w:r>
+        <w:rPr>
+          <w:rFonts w:hint="eastAsia"/>
+          <w:b/>
+          <w:bCs/>
+        </w:rPr>
+        <w:t xml:space="preserve">持続可能な病棟運営</w:t>
+      </w:r>
+      <w:r>
+        <w:rPr>
+          <w:rFonts w:hint="eastAsia"/>
+        </w:rPr>
+        <w:t xml:space="preserve">を同時に実現する。</w:t>
+      </w:r>
+    </w:p>
+    <w:p>
+      <w:pPr>
+        <w:pStyle w:val="Compact"/>
+        <w:numPr>
+          <w:ilvl w:val="0"/>
+          <w:numId w:val="1013"/>
         </w:numPr>
       </w:pPr>
       <w:r>
@@ -2211,7 +2395,7 @@
         <w:pStyle w:val="Compact"/>
         <w:numPr>
           <w:ilvl w:val="0"/>
-          <w:numId w:val="1012"/>
+          <w:numId w:val="1014"/>
         </w:numPr>
       </w:pPr>
       <w:r>
@@ -2240,7 +2424,7 @@
         <w:pStyle w:val="Compact"/>
         <w:numPr>
           <w:ilvl w:val="0"/>
-          <w:numId w:val="1012"/>
+          <w:numId w:val="1014"/>
         </w:numPr>
       </w:pPr>
       <w:r>
@@ -2269,7 +2453,7 @@
         <w:pStyle w:val="Compact"/>
         <w:numPr>
           <w:ilvl w:val="0"/>
-          <w:numId w:val="1012"/>
+          <w:numId w:val="1014"/>
         </w:numPr>
       </w:pPr>
       <w:r>
@@ -2298,7 +2482,7 @@
         <w:pStyle w:val="Compact"/>
         <w:numPr>
           <w:ilvl w:val="0"/>
-          <w:numId w:val="1012"/>
+          <w:numId w:val="1014"/>
         </w:numPr>
       </w:pPr>
       <w:r>
@@ -5614,7 +5798,7 @@
         <w:pStyle w:val="Compact"/>
         <w:numPr>
           <w:ilvl w:val="0"/>
-          <w:numId w:val="1013"/>
+          <w:numId w:val="1015"/>
         </w:numPr>
       </w:pPr>
       <w:r>
@@ -5643,7 +5827,7 @@
         <w:pStyle w:val="Compact"/>
         <w:numPr>
           <w:ilvl w:val="0"/>
-          <w:numId w:val="1013"/>
+          <w:numId w:val="1015"/>
         </w:numPr>
       </w:pPr>
       <w:r>
@@ -5681,7 +5865,7 @@
         <w:pStyle w:val="Compact"/>
         <w:numPr>
           <w:ilvl w:val="0"/>
-          <w:numId w:val="1013"/>
+          <w:numId w:val="1015"/>
         </w:numPr>
       </w:pPr>
       <w:r>
@@ -5728,7 +5912,7 @@
         <w:pStyle w:val="Compact"/>
         <w:numPr>
           <w:ilvl w:val="0"/>
-          <w:numId w:val="1013"/>
+          <w:numId w:val="1015"/>
         </w:numPr>
       </w:pPr>
       <w:r>
@@ -5757,7 +5941,7 @@
         <w:pStyle w:val="Compact"/>
         <w:numPr>
           <w:ilvl w:val="0"/>
-          <w:numId w:val="1013"/>
+          <w:numId w:val="1015"/>
         </w:numPr>
       </w:pPr>
       <w:r>
@@ -5786,7 +5970,7 @@
         <w:pStyle w:val="Compact"/>
         <w:numPr>
           <w:ilvl w:val="0"/>
-          <w:numId w:val="1013"/>
+          <w:numId w:val="1015"/>
         </w:numPr>
       </w:pPr>
       <w:r>
@@ -7154,7 +7338,7 @@
         <w:pStyle w:val="Compact"/>
         <w:numPr>
           <w:ilvl w:val="0"/>
-          <w:numId w:val="1014"/>
+          <w:numId w:val="1016"/>
         </w:numPr>
       </w:pPr>
       <w:r>
@@ -7169,7 +7353,7 @@
         <w:pStyle w:val="Compact"/>
         <w:numPr>
           <w:ilvl w:val="0"/>
-          <w:numId w:val="1014"/>
+          <w:numId w:val="1016"/>
         </w:numPr>
       </w:pPr>
       <w:r>
@@ -7184,7 +7368,7 @@
         <w:pStyle w:val="Compact"/>
         <w:numPr>
           <w:ilvl w:val="0"/>
-          <w:numId w:val="1014"/>
+          <w:numId w:val="1016"/>
         </w:numPr>
       </w:pPr>
       <w:r>
@@ -7216,7 +7400,7 @@
         <w:pStyle w:val="Compact"/>
         <w:numPr>
           <w:ilvl w:val="0"/>
-          <w:numId w:val="1015"/>
+          <w:numId w:val="1017"/>
         </w:numPr>
       </w:pPr>
       <w:r>
@@ -7248,7 +7432,7 @@
         <w:pStyle w:val="Compact"/>
         <w:numPr>
           <w:ilvl w:val="0"/>
-          <w:numId w:val="1015"/>
+          <w:numId w:val="1017"/>
         </w:numPr>
       </w:pPr>
       <w:r>
@@ -7500,7 +7684,7 @@
         <w:pStyle w:val="Compact"/>
         <w:numPr>
           <w:ilvl w:val="0"/>
-          <w:numId w:val="1016"/>
+          <w:numId w:val="1018"/>
         </w:numPr>
       </w:pPr>
       <w:r>
@@ -7526,7 +7710,7 @@
         <w:pStyle w:val="Compact"/>
         <w:numPr>
           <w:ilvl w:val="0"/>
-          <w:numId w:val="1016"/>
+          <w:numId w:val="1018"/>
         </w:numPr>
       </w:pPr>
       <w:r>
@@ -7894,7 +8078,7 @@
         <w:pStyle w:val="Compact"/>
         <w:numPr>
           <w:ilvl w:val="0"/>
-          <w:numId w:val="1017"/>
+          <w:numId w:val="1019"/>
         </w:numPr>
       </w:pPr>
       <w:r>
@@ -7923,7 +8107,7 @@
         <w:pStyle w:val="Compact"/>
         <w:numPr>
           <w:ilvl w:val="0"/>
-          <w:numId w:val="1017"/>
+          <w:numId w:val="1019"/>
         </w:numPr>
       </w:pPr>
       <w:r>
@@ -7952,7 +8136,7 @@
         <w:pStyle w:val="Compact"/>
         <w:numPr>
           <w:ilvl w:val="0"/>
-          <w:numId w:val="1017"/>
+          <w:numId w:val="1019"/>
         </w:numPr>
       </w:pPr>
       <w:r>
@@ -7981,7 +8165,7 @@
         <w:pStyle w:val="Compact"/>
         <w:numPr>
           <w:ilvl w:val="0"/>
-          <w:numId w:val="1017"/>
+          <w:numId w:val="1019"/>
         </w:numPr>
       </w:pPr>
       <w:r>
@@ -8010,7 +8194,7 @@
         <w:pStyle w:val="Compact"/>
         <w:numPr>
           <w:ilvl w:val="0"/>
-          <w:numId w:val="1017"/>
+          <w:numId w:val="1019"/>
         </w:numPr>
       </w:pPr>
       <w:r>
@@ -8878,7 +9062,7 @@
         <w:pStyle w:val="Compact"/>
         <w:numPr>
           <w:ilvl w:val="0"/>
-          <w:numId w:val="1018"/>
+          <w:numId w:val="1020"/>
         </w:numPr>
       </w:pPr>
       <w:r>
@@ -8893,7 +9077,7 @@
         <w:pStyle w:val="Compact"/>
         <w:numPr>
           <w:ilvl w:val="0"/>
-          <w:numId w:val="1018"/>
+          <w:numId w:val="1020"/>
         </w:numPr>
       </w:pPr>
       <w:r>
@@ -8908,7 +9092,7 @@
         <w:pStyle w:val="Compact"/>
         <w:numPr>
           <w:ilvl w:val="0"/>
-          <w:numId w:val="1018"/>
+          <w:numId w:val="1020"/>
         </w:numPr>
       </w:pPr>
       <w:r>
@@ -8952,7 +9136,7 @@
         <w:pStyle w:val="Compact"/>
         <w:numPr>
           <w:ilvl w:val="0"/>
-          <w:numId w:val="1019"/>
+          <w:numId w:val="1021"/>
         </w:numPr>
       </w:pPr>
       <w:r>
@@ -8967,7 +9151,7 @@
         <w:pStyle w:val="Compact"/>
         <w:numPr>
           <w:ilvl w:val="0"/>
-          <w:numId w:val="1019"/>
+          <w:numId w:val="1021"/>
         </w:numPr>
       </w:pPr>
       <w:r>
@@ -8982,7 +9166,7 @@
         <w:pStyle w:val="Compact"/>
         <w:numPr>
           <w:ilvl w:val="0"/>
-          <w:numId w:val="1019"/>
+          <w:numId w:val="1021"/>
         </w:numPr>
       </w:pPr>
       <w:r>
@@ -9567,7 +9751,7 @@
         <w:pStyle w:val="Compact"/>
         <w:numPr>
           <w:ilvl w:val="0"/>
-          <w:numId w:val="1020"/>
+          <w:numId w:val="1022"/>
         </w:numPr>
       </w:pPr>
       <w:r>
@@ -9583,215 +9767,6 @@
           <w:rFonts w:hint="eastAsia"/>
         </w:rPr>
         <w:t xml:space="preserve">：「今日の入退院シナリオ」で今日の判断を検証（5分）</w:t>
-      </w:r>
-    </w:p>
-    <w:p>
-      <w:pPr>
-        <w:pStyle w:val="Compact"/>
-        <w:numPr>
-          <w:ilvl w:val="0"/>
-          <w:numId w:val="1020"/>
-        </w:numPr>
-      </w:pPr>
-      <w:r>
-        <w:rPr>
-          <w:rFonts w:hint="eastAsia"/>
-          <w:b/>
-          <w:bCs/>
-        </w:rPr>
-        <w:t xml:space="preserve">月曜日の朝</w:t>
-      </w:r>
-      <w:r>
-        <w:rPr>
-          <w:rFonts w:hint="eastAsia"/>
-        </w:rPr>
-        <w:t xml:space="preserve">：「週間退院計画」で今週のスケジュールを策定（10分）</w:t>
-      </w:r>
-    </w:p>
-    <w:p>
-      <w:pPr>
-        <w:pStyle w:val="Compact"/>
-        <w:numPr>
-          <w:ilvl w:val="0"/>
-          <w:numId w:val="1020"/>
-        </w:numPr>
-      </w:pPr>
-      <w:r>
-        <w:rPr>
-          <w:rFonts w:hint="eastAsia"/>
-          <w:b/>
-          <w:bCs/>
-        </w:rPr>
-        <w:t xml:space="preserve">月初・連休前</w:t>
-      </w:r>
-      <w:r>
-        <w:rPr>
-          <w:rFonts w:hint="eastAsia"/>
-        </w:rPr>
-        <w:t xml:space="preserve">：「入院需要変動」で中期の影響を予測（10分）</w:t>
-      </w:r>
-    </w:p>
-    <w:p>
-      <w:pPr>
-        <w:pStyle w:val="FirstParagraph"/>
-      </w:pPr>
-      <w:r>
-        <w:rPr>
-          <w:rFonts w:hint="eastAsia"/>
-        </w:rPr>
-        <w:t xml:space="preserve">各シナリオの詳しい使い方は</w:t>
-      </w:r>
-      <w:r>
-        <w:rPr>
-          <w:rFonts w:hint="eastAsia"/>
-          <w:b/>
-          <w:bCs/>
-        </w:rPr>
-        <w:t xml:space="preserve">セクション5のWhat-if分析</w:t>
-      </w:r>
-      <w:r>
-        <w:rPr>
-          <w:rFonts w:hint="eastAsia"/>
-        </w:rPr>
-        <w:t xml:space="preserve">を参照のこと。</w:t>
-      </w:r>
-    </w:p>
-    <w:p>
-      <w:pPr>
-        <w:pStyle w:val="BodyText"/>
-      </w:pPr>
-      <w:r>
-        <w:rPr>
-          <w:rFonts w:hint="eastAsia"/>
-          <w:b/>
-          <w:bCs/>
-        </w:rPr>
-        <w:t xml:space="preserve">所要時間：5〜10分</w:t>
-      </w:r>
-    </w:p>
-    <w:bookmarkEnd w:id="43"/>
-    <w:bookmarkStart w:id="44" w:name="step-4夕方日次入力で実績を積み上げる"/>
-    <w:p>
-      <w:pPr>
-        <w:pStyle w:val="Heading3"/>
-      </w:pPr>
-      <w:r>
-        <w:t xml:space="preserve">Step </w:t>
-      </w:r>
-      <w:r>
-        <w:rPr>
-          <w:rFonts w:hint="eastAsia"/>
-        </w:rPr>
-        <w:t xml:space="preserve">4（夕方）：日次入力で実績を積み上げる</w:t>
-      </w:r>
-    </w:p>
-    <w:p>
-      <w:pPr>
-        <w:pStyle w:val="Compact"/>
-        <w:numPr>
-          <w:ilvl w:val="0"/>
-          <w:numId w:val="1021"/>
-        </w:numPr>
-      </w:pPr>
-      <w:r>
-        <w:rPr>
-          <w:rFonts w:hint="eastAsia"/>
-        </w:rPr>
-        <w:t xml:space="preserve">「データ」タブから今日の実績を入力</w:t>
-      </w:r>
-    </w:p>
-    <w:p>
-      <w:pPr>
-        <w:pStyle w:val="Compact"/>
-        <w:numPr>
-          <w:ilvl w:val="0"/>
-          <w:numId w:val="1021"/>
-        </w:numPr>
-      </w:pPr>
-      <w:r>
-        <w:rPr>
-          <w:rFonts w:hint="eastAsia"/>
-        </w:rPr>
-        <w:t xml:space="preserve">入院数・退院数・各フェーズの患者数を記録</w:t>
-      </w:r>
-    </w:p>
-    <w:p>
-      <w:pPr>
-        <w:pStyle w:val="Compact"/>
-        <w:numPr>
-          <w:ilvl w:val="0"/>
-          <w:numId w:val="1021"/>
-        </w:numPr>
-      </w:pPr>
-      <w:r>
-        <w:rPr>
-          <w:rFonts w:hint="eastAsia"/>
-        </w:rPr>
-        <w:t xml:space="preserve">データが蓄積されることで、トレンド分析の精度が上がる</w:t>
-      </w:r>
-    </w:p>
-    <w:p>
-      <w:pPr>
-        <w:pStyle w:val="Compact"/>
-        <w:numPr>
-          <w:ilvl w:val="0"/>
-          <w:numId w:val="1021"/>
-        </w:numPr>
-      </w:pPr>
-      <w:r>
-        <w:rPr>
-          <w:rFonts w:hint="eastAsia"/>
-        </w:rPr>
-        <w:t xml:space="preserve">週次・月次の振り返りにも使えるデータが自動で蓄積される</w:t>
-      </w:r>
-    </w:p>
-    <w:p>
-      <w:pPr>
-        <w:pStyle w:val="FirstParagraph"/>
-      </w:pPr>
-      <w:r>
-        <w:rPr>
-          <w:rFonts w:hint="eastAsia"/>
-          <w:b/>
-          <w:bCs/>
-        </w:rPr>
-        <w:t xml:space="preserve">所要時間：2〜3分</w:t>
-      </w:r>
-    </w:p>
-    <w:p>
-      <w:r>
-        <w:pict>
-          <v:rect style="width:0;height:1.5pt" o:hralign="center" o:hrstd="t" o:hr="t"/>
-        </w:pict>
-      </w:r>
-    </w:p>
-    <w:bookmarkEnd w:id="44"/>
-    <w:bookmarkEnd w:id="45"/>
-    <w:bookmarkStart w:id="87" w:name="各タブのプロ的活用法"/>
-    <w:p>
-      <w:pPr>
-        <w:pStyle w:val="Heading2"/>
-      </w:pPr>
-      <w:r>
-        <w:t xml:space="preserve">5. </w:t>
-      </w:r>
-      <w:r>
-        <w:rPr>
-          <w:rFonts w:hint="eastAsia"/>
-        </w:rPr>
-        <w:t xml:space="preserve">各タブのプロ的活用法</w:t>
-      </w:r>
-    </w:p>
-    <w:bookmarkStart w:id="46" w:name="日次推移当日の現象を分解"/>
-    <w:p>
-      <w:pPr>
-        <w:pStyle w:val="Heading3"/>
-      </w:pPr>
-      <w:r>
-        <w:rPr>
-          <w:rFonts w:hint="eastAsia"/>
-        </w:rPr>
-        <w:t xml:space="preserve">日次推移（当日の現象を分解）</w:t>
       </w:r>
     </w:p>
     <w:p>
@@ -9805,8 +9780,16 @@
       <w:r>
         <w:rPr>
           <w:rFonts w:hint="eastAsia"/>
-        </w:rPr>
-        <w:t xml:space="preserve">当日の入退院数、在院患者数、稼働率の推移をグラフで確認</w:t>
+          <w:b/>
+          <w:bCs/>
+        </w:rPr>
+        <w:t xml:space="preserve">月曜日の朝</w:t>
+      </w:r>
+      <w:r>
+        <w:rPr>
+          <w:rFonts w:hint="eastAsia"/>
+        </w:rPr>
+        <w:t xml:space="preserve">：「週間退院計画」で今週のスケジュールを策定（10分）</w:t>
       </w:r>
     </w:p>
     <w:p>
@@ -9820,50 +9803,70 @@
       <w:r>
         <w:rPr>
           <w:rFonts w:hint="eastAsia"/>
-        </w:rPr>
-        <w:t xml:space="preserve">「急に稼働率が下がった原因は退院が多かったから」のように、</w:t>
-      </w:r>
-      <w:r>
-        <w:rPr>
-          <w:rFonts w:hint="eastAsia"/>
-          <w:b/>
-          <w:bCs/>
-        </w:rPr>
-        <w:t xml:space="preserve">現象を分解</w:t>
-      </w:r>
-      <w:r>
-        <w:rPr>
-          <w:rFonts w:hint="eastAsia"/>
-        </w:rPr>
-        <w:t xml:space="preserve">して理解する</w:t>
-      </w:r>
-    </w:p>
-    <w:p>
-      <w:pPr>
-        <w:pStyle w:val="Compact"/>
-        <w:numPr>
-          <w:ilvl w:val="0"/>
-          <w:numId w:val="1022"/>
-        </w:numPr>
-      </w:pPr>
-      <w:r>
-        <w:rPr>
-          <w:rFonts w:hint="eastAsia"/>
-        </w:rPr>
-        <w:t xml:space="preserve">前日比で大きく動いた指標に注目する</w:t>
-      </w:r>
-    </w:p>
-    <w:bookmarkEnd w:id="46"/>
-    <w:bookmarkStart w:id="47" w:name="フェーズ構成運営貢献額旧粗利を守る比率管理"/>
+          <w:b/>
+          <w:bCs/>
+        </w:rPr>
+        <w:t xml:space="preserve">月初・連休前</w:t>
+      </w:r>
+      <w:r>
+        <w:rPr>
+          <w:rFonts w:hint="eastAsia"/>
+        </w:rPr>
+        <w:t xml:space="preserve">：「入院需要変動」で中期の影響を予測（10分）</w:t>
+      </w:r>
+    </w:p>
+    <w:p>
+      <w:pPr>
+        <w:pStyle w:val="FirstParagraph"/>
+      </w:pPr>
+      <w:r>
+        <w:rPr>
+          <w:rFonts w:hint="eastAsia"/>
+        </w:rPr>
+        <w:t xml:space="preserve">各シナリオの詳しい使い方は</w:t>
+      </w:r>
+      <w:r>
+        <w:rPr>
+          <w:rFonts w:hint="eastAsia"/>
+          <w:b/>
+          <w:bCs/>
+        </w:rPr>
+        <w:t xml:space="preserve">セクション5のWhat-if分析</w:t>
+      </w:r>
+      <w:r>
+        <w:rPr>
+          <w:rFonts w:hint="eastAsia"/>
+        </w:rPr>
+        <w:t xml:space="preserve">を参照のこと。</w:t>
+      </w:r>
+    </w:p>
+    <w:p>
+      <w:pPr>
+        <w:pStyle w:val="BodyText"/>
+      </w:pPr>
+      <w:r>
+        <w:rPr>
+          <w:rFonts w:hint="eastAsia"/>
+          <w:b/>
+          <w:bCs/>
+        </w:rPr>
+        <w:t xml:space="preserve">所要時間：5〜10分</w:t>
+      </w:r>
+    </w:p>
+    <w:bookmarkEnd w:id="43"/>
+    <w:bookmarkStart w:id="44" w:name="step-4夕方日次入力で実績を積み上げる"/>
     <w:p>
       <w:pPr>
         <w:pStyle w:val="Heading3"/>
       </w:pPr>
       <w:r>
-        <w:rPr>
-          <w:rFonts w:hint="eastAsia"/>
-        </w:rPr>
-        <w:t xml:space="preserve">フェーズ構成（運営貢献額（旧：粗利）を守る比率管理）</w:t>
+        <w:t xml:space="preserve">Step </w:t>
+      </w:r>
+      <w:r>
+        <w:rPr>
+          <w:rFonts w:hint="eastAsia"/>
+        </w:rPr>
+        <w:t xml:space="preserve">4（夕方）：日次入力で実績を積み上げる</w:t>
       </w:r>
     </w:p>
     <w:p>
@@ -9878,7 +9881,7 @@
         <w:rPr>
           <w:rFonts w:hint="eastAsia"/>
         </w:rPr>
-        <w:t xml:space="preserve">A/B/C各群の患者数と構成比を確認</w:t>
+        <w:t xml:space="preserve">「データ」タブから今日の実績を入力</w:t>
       </w:r>
     </w:p>
     <w:p>
@@ -9892,16 +9895,8 @@
       <w:r>
         <w:rPr>
           <w:rFonts w:hint="eastAsia"/>
-          <w:b/>
-          <w:bCs/>
-        </w:rPr>
-        <w:t xml:space="preserve">B群の比率が40%を下回っていないか</w:t>
-      </w:r>
-      <w:r>
-        <w:rPr>
-          <w:rFonts w:hint="eastAsia"/>
-        </w:rPr>
-        <w:t xml:space="preserve">を最優先でチェック</w:t>
+        </w:rPr>
+        <w:t xml:space="preserve">入院数・退院数・各フェーズの患者数を記録</w:t>
       </w:r>
     </w:p>
     <w:p>
@@ -9916,11 +9911,62 @@
         <w:rPr>
           <w:rFonts w:hint="eastAsia"/>
         </w:rPr>
-        <w:t xml:space="preserve">構成比の推移グラフで、バランスが崩れ始めるタイミングを早期発見</w:t>
-      </w:r>
-    </w:p>
-    <w:bookmarkEnd w:id="47"/>
-    <w:bookmarkStart w:id="48" w:name="運営分析旧収支分析今月の運営実績を正確に把握"/>
+        <w:t xml:space="preserve">データが蓄積されることで、トレンド分析の精度が上がる</w:t>
+      </w:r>
+    </w:p>
+    <w:p>
+      <w:pPr>
+        <w:pStyle w:val="Compact"/>
+        <w:numPr>
+          <w:ilvl w:val="0"/>
+          <w:numId w:val="1023"/>
+        </w:numPr>
+      </w:pPr>
+      <w:r>
+        <w:rPr>
+          <w:rFonts w:hint="eastAsia"/>
+        </w:rPr>
+        <w:t xml:space="preserve">週次・月次の振り返りにも使えるデータが自動で蓄積される</w:t>
+      </w:r>
+    </w:p>
+    <w:p>
+      <w:pPr>
+        <w:pStyle w:val="FirstParagraph"/>
+      </w:pPr>
+      <w:r>
+        <w:rPr>
+          <w:rFonts w:hint="eastAsia"/>
+          <w:b/>
+          <w:bCs/>
+        </w:rPr>
+        <w:t xml:space="preserve">所要時間：2〜3分</w:t>
+      </w:r>
+    </w:p>
+    <w:p>
+      <w:r>
+        <w:pict>
+          <v:rect style="width:0;height:1.5pt" o:hralign="center" o:hrstd="t" o:hr="t"/>
+        </w:pict>
+      </w:r>
+    </w:p>
+    <w:bookmarkEnd w:id="44"/>
+    <w:bookmarkEnd w:id="45"/>
+    <w:bookmarkStart w:id="87" w:name="各タブのプロ的活用法"/>
+    <w:p>
+      <w:pPr>
+        <w:pStyle w:val="Heading2"/>
+      </w:pPr>
+      <w:r>
+        <w:t xml:space="preserve">5. </w:t>
+      </w:r>
+      <w:r>
+        <w:rPr>
+          <w:rFonts w:hint="eastAsia"/>
+        </w:rPr>
+        <w:t xml:space="preserve">各タブのプロ的活用法</w:t>
+      </w:r>
+    </w:p>
+    <w:bookmarkStart w:id="46" w:name="日次推移当日の現象を分解"/>
     <w:p>
       <w:pPr>
         <w:pStyle w:val="Heading3"/>
@@ -9929,7 +9975,7 @@
         <w:rPr>
           <w:rFonts w:hint="eastAsia"/>
         </w:rPr>
-        <w:t xml:space="preserve">運営分析（旧：収支分析）（今月の運営実績を正確に把握）</w:t>
+        <w:t xml:space="preserve">日次推移（当日の現象を分解）</w:t>
       </w:r>
     </w:p>
     <w:p>
@@ -9944,7 +9990,7 @@
         <w:rPr>
           <w:rFonts w:hint="eastAsia"/>
         </w:rPr>
-        <w:t xml:space="preserve">今月の累計診療報酬収入（旧：収益）・コスト・運営貢献額（旧：粗利）を確認</w:t>
+        <w:t xml:space="preserve">当日の入退院数、在院患者数、稼働率の推移をグラフで確認</w:t>
       </w:r>
     </w:p>
     <w:p>
@@ -9959,7 +10005,21 @@
         <w:rPr>
           <w:rFonts w:hint="eastAsia"/>
         </w:rPr>
-        <w:t xml:space="preserve">月間目標（運営貢献額約2,500万円）に対する進捗を把握</w:t>
+        <w:t xml:space="preserve">「急に稼働率が下がった原因は退院が多かったから」のように、</w:t>
+      </w:r>
+      <w:r>
+        <w:rPr>
+          <w:rFonts w:hint="eastAsia"/>
+          <w:b/>
+          <w:bCs/>
+        </w:rPr>
+        <w:t xml:space="preserve">現象を分解</w:t>
+      </w:r>
+      <w:r>
+        <w:rPr>
+          <w:rFonts w:hint="eastAsia"/>
+        </w:rPr>
+        <w:t xml:space="preserve">して理解する</w:t>
       </w:r>
     </w:p>
     <w:p>
@@ -9974,11 +10034,11 @@
         <w:rPr>
           <w:rFonts w:hint="eastAsia"/>
         </w:rPr>
-        <w:t xml:space="preserve">月半ばで目標を下回っている場合、後半の入退院計画を見直す</w:t>
-      </w:r>
-    </w:p>
-    <w:bookmarkEnd w:id="48"/>
-    <w:bookmarkStart w:id="49" w:name="運営改善アラート旧経営判断フラグ優先順位を固定化して迷いを減らす"/>
+        <w:t xml:space="preserve">前日比で大きく動いた指標に注目する</w:t>
+      </w:r>
+    </w:p>
+    <w:bookmarkEnd w:id="46"/>
+    <w:bookmarkStart w:id="47" w:name="フェーズ構成運営貢献額旧粗利を守る比率管理"/>
     <w:p>
       <w:pPr>
         <w:pStyle w:val="Heading3"/>
@@ -9987,7 +10047,7 @@
         <w:rPr>
           <w:rFonts w:hint="eastAsia"/>
         </w:rPr>
-        <w:t xml:space="preserve">運営改善アラート（旧：経営判断フラグ）（優先順位を固定化して迷いを減らす）</w:t>
+        <w:t xml:space="preserve">フェーズ構成（運営貢献額（旧：粗利）を守る比率管理）</w:t>
       </w:r>
     </w:p>
     <w:p>
@@ -10002,7 +10062,7 @@
         <w:rPr>
           <w:rFonts w:hint="eastAsia"/>
         </w:rPr>
-        <w:t xml:space="preserve">自動判定されたフラグを確認</w:t>
+        <w:t xml:space="preserve">A/B/C各群の患者数と構成比を確認</w:t>
       </w:r>
     </w:p>
     <w:p>
@@ -10016,8 +10076,16 @@
       <w:r>
         <w:rPr>
           <w:rFonts w:hint="eastAsia"/>
-        </w:rPr>
-        <w:t xml:space="preserve">複数のフラグが同時に立っている場合、3-2の優先順位に従って対応</w:t>
+          <w:b/>
+          <w:bCs/>
+        </w:rPr>
+        <w:t xml:space="preserve">B群の比率が40%を下回っていないか</w:t>
+      </w:r>
+      <w:r>
+        <w:rPr>
+          <w:rFonts w:hint="eastAsia"/>
+        </w:rPr>
+        <w:t xml:space="preserve">を最優先でチェック</w:t>
       </w:r>
     </w:p>
     <w:p>
@@ -10032,11 +10100,11 @@
         <w:rPr>
           <w:rFonts w:hint="eastAsia"/>
         </w:rPr>
-        <w:t xml:space="preserve">フラグの履歴を確認し、同じフラグが繰り返し発生していないか分析</w:t>
-      </w:r>
-    </w:p>
-    <w:bookmarkEnd w:id="49"/>
-    <w:bookmarkStart w:id="52" w:name="意思決定ダッシュボード30秒の朝の判断に最適化"/>
+        <w:t xml:space="preserve">構成比の推移グラフで、バランスが崩れ始めるタイミングを早期発見</w:t>
+      </w:r>
+    </w:p>
+    <w:bookmarkEnd w:id="47"/>
+    <w:bookmarkStart w:id="48" w:name="運営分析旧収支分析今月の運営実績を正確に把握"/>
     <w:p>
       <w:pPr>
         <w:pStyle w:val="Heading3"/>
@@ -10045,7 +10113,7 @@
         <w:rPr>
           <w:rFonts w:hint="eastAsia"/>
         </w:rPr>
-        <w:t xml:space="preserve">意思決定ダッシュボード（30秒の朝の判断に最適化）</w:t>
+        <w:t xml:space="preserve">運営分析（旧：収支分析）（今月の運営実績を正確に把握）</w:t>
       </w:r>
     </w:p>
     <w:p>
@@ -10060,7 +10128,7 @@
         <w:rPr>
           <w:rFonts w:hint="eastAsia"/>
         </w:rPr>
-        <w:t xml:space="preserve">総合スコア（0〜100点）で病棟の運営状態を瞬時に把握</w:t>
+        <w:t xml:space="preserve">今月の累計診療報酬収入（旧：収益）・コスト・運営貢献額（旧：粗利）を確認</w:t>
       </w:r>
     </w:p>
     <w:p>
@@ -10075,7 +10143,7 @@
         <w:rPr>
           <w:rFonts w:hint="eastAsia"/>
         </w:rPr>
-        <w:t xml:space="preserve">スコアの内訳から、どの指標に問題があるか特定</w:t>
+        <w:t xml:space="preserve">月間目標（運営貢献額約2,500万円）に対する進捗を把握</w:t>
       </w:r>
     </w:p>
     <w:p>
@@ -10090,39 +10158,20 @@
         <w:rPr>
           <w:rFonts w:hint="eastAsia"/>
         </w:rPr>
-        <w:t xml:space="preserve">3日先までの予測で、事前にアクションを打てる</w:t>
-      </w:r>
-    </w:p>
-    <w:bookmarkStart w:id="50" w:name="平均在院日数los最適化分析"/>
-    <w:p>
-      <w:pPr>
-        <w:pStyle w:val="Heading4"/>
-      </w:pPr>
-      <w:r>
-        <w:rPr>
-          <w:rFonts w:hint="eastAsia"/>
-        </w:rPr>
-        <w:t xml:space="preserve">平均在院日数（LOS）最適化分析</w:t>
-      </w:r>
-    </w:p>
-    <w:p>
-      <w:pPr>
-        <w:pStyle w:val="FirstParagraph"/>
-      </w:pPr>
-      <w:r>
-        <w:rPr>
-          <w:rFonts w:hint="eastAsia"/>
-        </w:rPr>
-        <w:t xml:space="preserve">「平均在院日数を1日変えたら、稼働率と運営貢献額がどう変わるか」を2段グラフ（7本の棒:</w:t>
-      </w:r>
-      <w:r>
-        <w:t xml:space="preserve"> </w:t>
-      </w:r>
-      <w:r>
-        <w:rPr>
-          <w:rFonts w:hint="eastAsia"/>
-        </w:rPr>
-        <w:t xml:space="preserve">±3日）で見える化する機能。</w:t>
+        <w:t xml:space="preserve">月半ばで目標を下回っている場合、後半の入退院計画を見直す</w:t>
+      </w:r>
+    </w:p>
+    <w:bookmarkEnd w:id="48"/>
+    <w:bookmarkStart w:id="49" w:name="運営改善アラート旧経営判断フラグ優先順位を固定化して迷いを減らす"/>
+    <w:p>
+      <w:pPr>
+        <w:pStyle w:val="Heading3"/>
+      </w:pPr>
+      <w:r>
+        <w:rPr>
+          <w:rFonts w:hint="eastAsia"/>
+        </w:rPr>
+        <w:t xml:space="preserve">運営改善アラート（旧：経営判断フラグ）（優先順位を固定化して迷いを減らす）</w:t>
       </w:r>
     </w:p>
     <w:p>
@@ -10136,19 +10185,8 @@
       <w:r>
         <w:rPr>
           <w:rFonts w:hint="eastAsia"/>
-          <w:b/>
-          <w:bCs/>
-        </w:rPr>
-        <w:t xml:space="preserve">上段グラフ（青/赤の棒）:</w:t>
-      </w:r>
-      <w:r>
-        <w:t xml:space="preserve"> </w:t>
-      </w:r>
-      <w:r>
-        <w:rPr>
-          <w:rFonts w:hint="eastAsia"/>
-        </w:rPr>
-        <w:t xml:space="preserve">運営貢献額の増減。プラスなら青、マイナスなら赤</w:t>
+        </w:rPr>
+        <w:t xml:space="preserve">自動判定されたフラグを確認</w:t>
       </w:r>
     </w:p>
     <w:p>
@@ -10162,19 +10200,8 @@
       <w:r>
         <w:rPr>
           <w:rFonts w:hint="eastAsia"/>
-          <w:b/>
-          <w:bCs/>
-        </w:rPr>
-        <w:t xml:space="preserve">下段グラフ（色分けの棒）:</w:t>
-      </w:r>
-      <w:r>
-        <w:t xml:space="preserve"> </w:t>
-      </w:r>
-      <w:r>
-        <w:rPr>
-          <w:rFonts w:hint="eastAsia"/>
-        </w:rPr>
-        <w:t xml:space="preserve">そのときの推定稼働率。緑=目標レンジ（90〜95%）</w:t>
+        </w:rPr>
+        <w:t xml:space="preserve">複数のフラグが同時に立っている場合、3-2の優先順位に従って対応</w:t>
       </w:r>
     </w:p>
     <w:p>
@@ -10183,6 +10210,163 @@
         <w:numPr>
           <w:ilvl w:val="0"/>
           <w:numId w:val="1027"/>
+        </w:numPr>
+      </w:pPr>
+      <w:r>
+        <w:rPr>
+          <w:rFonts w:hint="eastAsia"/>
+        </w:rPr>
+        <w:t xml:space="preserve">フラグの履歴を確認し、同じフラグが繰り返し発生していないか分析</w:t>
+      </w:r>
+    </w:p>
+    <w:bookmarkEnd w:id="49"/>
+    <w:bookmarkStart w:id="52" w:name="意思決定ダッシュボード30秒の朝の判断に最適化"/>
+    <w:p>
+      <w:pPr>
+        <w:pStyle w:val="Heading3"/>
+      </w:pPr>
+      <w:r>
+        <w:rPr>
+          <w:rFonts w:hint="eastAsia"/>
+        </w:rPr>
+        <w:t xml:space="preserve">意思決定ダッシュボード（30秒の朝の判断に最適化）</w:t>
+      </w:r>
+    </w:p>
+    <w:p>
+      <w:pPr>
+        <w:pStyle w:val="Compact"/>
+        <w:numPr>
+          <w:ilvl w:val="0"/>
+          <w:numId w:val="1028"/>
+        </w:numPr>
+      </w:pPr>
+      <w:r>
+        <w:rPr>
+          <w:rFonts w:hint="eastAsia"/>
+        </w:rPr>
+        <w:t xml:space="preserve">総合スコア（0〜100点）で病棟の運営状態を瞬時に把握</w:t>
+      </w:r>
+    </w:p>
+    <w:p>
+      <w:pPr>
+        <w:pStyle w:val="Compact"/>
+        <w:numPr>
+          <w:ilvl w:val="0"/>
+          <w:numId w:val="1028"/>
+        </w:numPr>
+      </w:pPr>
+      <w:r>
+        <w:rPr>
+          <w:rFonts w:hint="eastAsia"/>
+        </w:rPr>
+        <w:t xml:space="preserve">スコアの内訳から、どの指標に問題があるか特定</w:t>
+      </w:r>
+    </w:p>
+    <w:p>
+      <w:pPr>
+        <w:pStyle w:val="Compact"/>
+        <w:numPr>
+          <w:ilvl w:val="0"/>
+          <w:numId w:val="1028"/>
+        </w:numPr>
+      </w:pPr>
+      <w:r>
+        <w:rPr>
+          <w:rFonts w:hint="eastAsia"/>
+        </w:rPr>
+        <w:t xml:space="preserve">3日先までの予測で、事前にアクションを打てる</w:t>
+      </w:r>
+    </w:p>
+    <w:bookmarkStart w:id="50" w:name="平均在院日数los最適化分析"/>
+    <w:p>
+      <w:pPr>
+        <w:pStyle w:val="Heading4"/>
+      </w:pPr>
+      <w:r>
+        <w:rPr>
+          <w:rFonts w:hint="eastAsia"/>
+        </w:rPr>
+        <w:t xml:space="preserve">平均在院日数（LOS）最適化分析</w:t>
+      </w:r>
+    </w:p>
+    <w:p>
+      <w:pPr>
+        <w:pStyle w:val="FirstParagraph"/>
+      </w:pPr>
+      <w:r>
+        <w:rPr>
+          <w:rFonts w:hint="eastAsia"/>
+        </w:rPr>
+        <w:t xml:space="preserve">「平均在院日数を1日変えたら、稼働率と運営貢献額がどう変わるか」を2段グラフ（7本の棒:</w:t>
+      </w:r>
+      <w:r>
+        <w:t xml:space="preserve"> </w:t>
+      </w:r>
+      <w:r>
+        <w:rPr>
+          <w:rFonts w:hint="eastAsia"/>
+        </w:rPr>
+        <w:t xml:space="preserve">±3日）で見える化する機能。</w:t>
+      </w:r>
+    </w:p>
+    <w:p>
+      <w:pPr>
+        <w:pStyle w:val="Compact"/>
+        <w:numPr>
+          <w:ilvl w:val="0"/>
+          <w:numId w:val="1029"/>
+        </w:numPr>
+      </w:pPr>
+      <w:r>
+        <w:rPr>
+          <w:rFonts w:hint="eastAsia"/>
+          <w:b/>
+          <w:bCs/>
+        </w:rPr>
+        <w:t xml:space="preserve">上段グラフ（青/赤の棒）:</w:t>
+      </w:r>
+      <w:r>
+        <w:t xml:space="preserve"> </w:t>
+      </w:r>
+      <w:r>
+        <w:rPr>
+          <w:rFonts w:hint="eastAsia"/>
+        </w:rPr>
+        <w:t xml:space="preserve">運営貢献額の増減。プラスなら青、マイナスなら赤</w:t>
+      </w:r>
+    </w:p>
+    <w:p>
+      <w:pPr>
+        <w:pStyle w:val="Compact"/>
+        <w:numPr>
+          <w:ilvl w:val="0"/>
+          <w:numId w:val="1029"/>
+        </w:numPr>
+      </w:pPr>
+      <w:r>
+        <w:rPr>
+          <w:rFonts w:hint="eastAsia"/>
+          <w:b/>
+          <w:bCs/>
+        </w:rPr>
+        <w:t xml:space="preserve">下段グラフ（色分けの棒）:</w:t>
+      </w:r>
+      <w:r>
+        <w:t xml:space="preserve"> </w:t>
+      </w:r>
+      <w:r>
+        <w:rPr>
+          <w:rFonts w:hint="eastAsia"/>
+        </w:rPr>
+        <w:t xml:space="preserve">そのときの推定稼働率。緑=目標レンジ（90〜95%）</w:t>
+      </w:r>
+    </w:p>
+    <w:p>
+      <w:pPr>
+        <w:pStyle w:val="Compact"/>
+        <w:numPr>
+          <w:ilvl w:val="0"/>
+          <w:numId w:val="1029"/>
         </w:numPr>
       </w:pPr>
       <w:r>
@@ -10411,7 +10595,7 @@
         <w:pStyle w:val="Compact"/>
         <w:numPr>
           <w:ilvl w:val="0"/>
-          <w:numId w:val="1028"/>
+          <w:numId w:val="1030"/>
         </w:numPr>
       </w:pPr>
       <w:r>
@@ -10434,7 +10618,7 @@
         <w:pStyle w:val="Compact"/>
         <w:numPr>
           <w:ilvl w:val="0"/>
-          <w:numId w:val="1028"/>
+          <w:numId w:val="1030"/>
         </w:numPr>
       </w:pPr>
       <w:r>
@@ -10449,7 +10633,7 @@
         <w:pStyle w:val="Compact"/>
         <w:numPr>
           <w:ilvl w:val="0"/>
-          <w:numId w:val="1028"/>
+          <w:numId w:val="1030"/>
         </w:numPr>
       </w:pPr>
       <w:r>
@@ -10478,7 +10662,7 @@
         <w:pStyle w:val="Compact"/>
         <w:numPr>
           <w:ilvl w:val="0"/>
-          <w:numId w:val="1028"/>
+          <w:numId w:val="1030"/>
         </w:numPr>
       </w:pPr>
       <w:r>
@@ -10501,7 +10685,7 @@
         <w:pStyle w:val="Compact"/>
         <w:numPr>
           <w:ilvl w:val="0"/>
-          <w:numId w:val="1028"/>
+          <w:numId w:val="1030"/>
         </w:numPr>
       </w:pPr>
       <w:r>
@@ -10860,7 +11044,7 @@
         <w:pStyle w:val="Compact"/>
         <w:numPr>
           <w:ilvl w:val="0"/>
-          <w:numId w:val="1029"/>
+          <w:numId w:val="1031"/>
         </w:numPr>
       </w:pPr>
       <w:r>
@@ -10875,7 +11059,7 @@
         <w:pStyle w:val="Compact"/>
         <w:numPr>
           <w:ilvl w:val="0"/>
-          <w:numId w:val="1029"/>
+          <w:numId w:val="1031"/>
         </w:numPr>
       </w:pPr>
       <w:r>
@@ -10890,7 +11074,7 @@
         <w:pStyle w:val="Compact"/>
         <w:numPr>
           <w:ilvl w:val="0"/>
-          <w:numId w:val="1029"/>
+          <w:numId w:val="1031"/>
         </w:numPr>
       </w:pPr>
       <w:r>
@@ -11407,7 +11591,7 @@
         <w:pStyle w:val="Compact"/>
         <w:numPr>
           <w:ilvl w:val="0"/>
-          <w:numId w:val="1030"/>
+          <w:numId w:val="1032"/>
         </w:numPr>
       </w:pPr>
       <w:r>
@@ -11424,7 +11608,7 @@
         <w:pStyle w:val="Compact"/>
         <w:numPr>
           <w:ilvl w:val="0"/>
-          <w:numId w:val="1030"/>
+          <w:numId w:val="1032"/>
         </w:numPr>
       </w:pPr>
       <w:r>
@@ -11447,7 +11631,7 @@
         <w:pStyle w:val="Compact"/>
         <w:numPr>
           <w:ilvl w:val="0"/>
-          <w:numId w:val="1030"/>
+          <w:numId w:val="1032"/>
         </w:numPr>
       </w:pPr>
       <w:r>
@@ -11470,7 +11654,7 @@
         <w:pStyle w:val="Compact"/>
         <w:numPr>
           <w:ilvl w:val="0"/>
-          <w:numId w:val="1030"/>
+          <w:numId w:val="1032"/>
         </w:numPr>
       </w:pPr>
       <w:r>
@@ -11493,7 +11677,7 @@
         <w:pStyle w:val="Compact"/>
         <w:numPr>
           <w:ilvl w:val="1"/>
-          <w:numId w:val="1031"/>
+          <w:numId w:val="1033"/>
         </w:numPr>
       </w:pPr>
       <w:r>
@@ -11516,7 +11700,7 @@
         <w:pStyle w:val="Compact"/>
         <w:numPr>
           <w:ilvl w:val="1"/>
-          <w:numId w:val="1031"/>
+          <w:numId w:val="1033"/>
         </w:numPr>
       </w:pPr>
       <w:r>
@@ -11539,7 +11723,7 @@
         <w:pStyle w:val="Compact"/>
         <w:numPr>
           <w:ilvl w:val="1"/>
-          <w:numId w:val="1031"/>
+          <w:numId w:val="1033"/>
         </w:numPr>
       </w:pPr>
       <w:r>
@@ -11573,7 +11757,7 @@
         <w:pStyle w:val="Compact"/>
         <w:numPr>
           <w:ilvl w:val="0"/>
-          <w:numId w:val="1030"/>
+          <w:numId w:val="1032"/>
         </w:numPr>
       </w:pPr>
       <w:r>
@@ -11596,7 +11780,7 @@
         <w:pStyle w:val="Compact"/>
         <w:numPr>
           <w:ilvl w:val="0"/>
-          <w:numId w:val="1030"/>
+          <w:numId w:val="1032"/>
         </w:numPr>
       </w:pPr>
       <w:r>
@@ -12694,7 +12878,7 @@
         <w:pStyle w:val="Compact"/>
         <w:numPr>
           <w:ilvl w:val="0"/>
-          <w:numId w:val="1032"/>
+          <w:numId w:val="1034"/>
         </w:numPr>
       </w:pPr>
       <w:r>
@@ -12717,7 +12901,7 @@
         <w:pStyle w:val="Compact"/>
         <w:numPr>
           <w:ilvl w:val="0"/>
-          <w:numId w:val="1032"/>
+          <w:numId w:val="1034"/>
         </w:numPr>
       </w:pPr>
       <w:r>
@@ -12740,7 +12924,7 @@
         <w:pStyle w:val="Compact"/>
         <w:numPr>
           <w:ilvl w:val="0"/>
-          <w:numId w:val="1032"/>
+          <w:numId w:val="1034"/>
         </w:numPr>
       </w:pPr>
       <w:r>
@@ -12763,7 +12947,7 @@
         <w:pStyle w:val="Compact"/>
         <w:numPr>
           <w:ilvl w:val="0"/>
-          <w:numId w:val="1032"/>
+          <w:numId w:val="1034"/>
         </w:numPr>
       </w:pPr>
       <w:r>
@@ -13904,7 +14088,7 @@
         <w:pStyle w:val="Compact"/>
         <w:numPr>
           <w:ilvl w:val="0"/>
-          <w:numId w:val="1033"/>
+          <w:numId w:val="1035"/>
         </w:numPr>
       </w:pPr>
       <w:r>
@@ -13921,7 +14105,7 @@
         <w:pStyle w:val="Compact"/>
         <w:numPr>
           <w:ilvl w:val="0"/>
-          <w:numId w:val="1033"/>
+          <w:numId w:val="1035"/>
         </w:numPr>
       </w:pPr>
       <w:r>
@@ -13938,7 +14122,7 @@
         <w:pStyle w:val="Compact"/>
         <w:numPr>
           <w:ilvl w:val="0"/>
-          <w:numId w:val="1033"/>
+          <w:numId w:val="1035"/>
         </w:numPr>
       </w:pPr>
       <w:r>
@@ -13961,7 +14145,7 @@
         <w:pStyle w:val="Compact"/>
         <w:numPr>
           <w:ilvl w:val="0"/>
-          <w:numId w:val="1033"/>
+          <w:numId w:val="1035"/>
         </w:numPr>
       </w:pPr>
       <w:r>
@@ -13984,7 +14168,7 @@
         <w:pStyle w:val="Compact"/>
         <w:numPr>
           <w:ilvl w:val="1"/>
-          <w:numId w:val="1034"/>
+          <w:numId w:val="1036"/>
         </w:numPr>
       </w:pPr>
       <w:r>
@@ -13999,7 +14183,7 @@
         <w:pStyle w:val="Compact"/>
         <w:numPr>
           <w:ilvl w:val="1"/>
-          <w:numId w:val="1034"/>
+          <w:numId w:val="1036"/>
         </w:numPr>
       </w:pPr>
       <w:r>
@@ -14022,7 +14206,7 @@
         <w:pStyle w:val="Compact"/>
         <w:numPr>
           <w:ilvl w:val="0"/>
-          <w:numId w:val="1033"/>
+          <w:numId w:val="1035"/>
         </w:numPr>
       </w:pPr>
       <w:r>
@@ -14045,7 +14229,7 @@
         <w:pStyle w:val="Compact"/>
         <w:numPr>
           <w:ilvl w:val="0"/>
-          <w:numId w:val="1033"/>
+          <w:numId w:val="1035"/>
         </w:numPr>
       </w:pPr>
       <w:r>
@@ -15354,7 +15538,7 @@
         <w:pStyle w:val="Compact"/>
         <w:numPr>
           <w:ilvl w:val="0"/>
-          <w:numId w:val="1035"/>
+          <w:numId w:val="1037"/>
         </w:numPr>
       </w:pPr>
       <w:r>
@@ -15369,7 +15553,7 @@
         <w:pStyle w:val="Compact"/>
         <w:numPr>
           <w:ilvl w:val="0"/>
-          <w:numId w:val="1035"/>
+          <w:numId w:val="1037"/>
         </w:numPr>
       </w:pPr>
       <w:r>
@@ -15386,7 +15570,7 @@
         <w:pStyle w:val="Compact"/>
         <w:numPr>
           <w:ilvl w:val="0"/>
-          <w:numId w:val="1035"/>
+          <w:numId w:val="1037"/>
         </w:numPr>
       </w:pPr>
       <w:r>
@@ -15401,7 +15585,7 @@
         <w:pStyle w:val="Compact"/>
         <w:numPr>
           <w:ilvl w:val="0"/>
-          <w:numId w:val="1035"/>
+          <w:numId w:val="1037"/>
         </w:numPr>
       </w:pPr>
       <w:r>
@@ -15444,7 +15628,7 @@
         <w:pStyle w:val="Compact"/>
         <w:numPr>
           <w:ilvl w:val="0"/>
-          <w:numId w:val="1036"/>
+          <w:numId w:val="1038"/>
         </w:numPr>
       </w:pPr>
       <w:r>
@@ -15459,7 +15643,7 @@
         <w:pStyle w:val="Compact"/>
         <w:numPr>
           <w:ilvl w:val="0"/>
-          <w:numId w:val="1036"/>
+          <w:numId w:val="1038"/>
         </w:numPr>
       </w:pPr>
       <w:r>
@@ -15474,7 +15658,7 @@
         <w:pStyle w:val="Compact"/>
         <w:numPr>
           <w:ilvl w:val="0"/>
-          <w:numId w:val="1036"/>
+          <w:numId w:val="1038"/>
         </w:numPr>
       </w:pPr>
       <w:r>
@@ -15727,7 +15911,7 @@
         <w:pStyle w:val="Compact"/>
         <w:numPr>
           <w:ilvl w:val="0"/>
-          <w:numId w:val="1037"/>
+          <w:numId w:val="1039"/>
         </w:numPr>
       </w:pPr>
       <w:r>
@@ -15742,7 +15926,7 @@
         <w:pStyle w:val="Compact"/>
         <w:numPr>
           <w:ilvl w:val="0"/>
-          <w:numId w:val="1037"/>
+          <w:numId w:val="1039"/>
         </w:numPr>
       </w:pPr>
       <w:r>
@@ -15821,7 +16005,7 @@
         <w:pStyle w:val="Compact"/>
         <w:numPr>
           <w:ilvl w:val="0"/>
-          <w:numId w:val="1038"/>
+          <w:numId w:val="1040"/>
         </w:numPr>
       </w:pPr>
       <w:r>
@@ -15844,7 +16028,7 @@
         <w:pStyle w:val="Compact"/>
         <w:numPr>
           <w:ilvl w:val="0"/>
-          <w:numId w:val="1038"/>
+          <w:numId w:val="1040"/>
         </w:numPr>
       </w:pPr>
       <w:r>
@@ -15867,7 +16051,7 @@
         <w:pStyle w:val="Compact"/>
         <w:numPr>
           <w:ilvl w:val="0"/>
-          <w:numId w:val="1038"/>
+          <w:numId w:val="1040"/>
         </w:numPr>
       </w:pPr>
       <w:r>
@@ -15890,7 +16074,7 @@
         <w:pStyle w:val="Compact"/>
         <w:numPr>
           <w:ilvl w:val="0"/>
-          <w:numId w:val="1038"/>
+          <w:numId w:val="1040"/>
         </w:numPr>
       </w:pPr>
       <w:r>
@@ -15913,7 +16097,7 @@
         <w:pStyle w:val="Compact"/>
         <w:numPr>
           <w:ilvl w:val="0"/>
-          <w:numId w:val="1038"/>
+          <w:numId w:val="1040"/>
         </w:numPr>
       </w:pPr>
       <w:r>
@@ -16910,7 +17094,7 @@
         <w:pStyle w:val="Compact"/>
         <w:numPr>
           <w:ilvl w:val="0"/>
-          <w:numId w:val="1039"/>
+          <w:numId w:val="1041"/>
         </w:numPr>
       </w:pPr>
       <w:r>
@@ -16927,7 +17111,7 @@
         <w:pStyle w:val="Compact"/>
         <w:numPr>
           <w:ilvl w:val="0"/>
-          <w:numId w:val="1039"/>
+          <w:numId w:val="1041"/>
         </w:numPr>
       </w:pPr>
       <w:r>
@@ -16944,7 +17128,7 @@
         <w:pStyle w:val="Compact"/>
         <w:numPr>
           <w:ilvl w:val="0"/>
-          <w:numId w:val="1039"/>
+          <w:numId w:val="1041"/>
         </w:numPr>
       </w:pPr>
       <w:r>
@@ -16967,7 +17151,7 @@
         <w:pStyle w:val="Compact"/>
         <w:numPr>
           <w:ilvl w:val="0"/>
-          <w:numId w:val="1039"/>
+          <w:numId w:val="1041"/>
         </w:numPr>
       </w:pPr>
       <w:r>
@@ -16990,7 +17174,7 @@
         <w:pStyle w:val="Compact"/>
         <w:numPr>
           <w:ilvl w:val="0"/>
-          <w:numId w:val="1039"/>
+          <w:numId w:val="1041"/>
         </w:numPr>
       </w:pPr>
       <w:r>
@@ -17702,7 +17886,7 @@
         <w:pStyle w:val="Compact"/>
         <w:numPr>
           <w:ilvl w:val="0"/>
-          <w:numId w:val="1040"/>
+          <w:numId w:val="1042"/>
         </w:numPr>
       </w:pPr>
       <w:r>
@@ -17717,7 +17901,7 @@
         <w:pStyle w:val="Compact"/>
         <w:numPr>
           <w:ilvl w:val="0"/>
-          <w:numId w:val="1040"/>
+          <w:numId w:val="1042"/>
         </w:numPr>
       </w:pPr>
       <w:r>
@@ -17732,7 +17916,7 @@
         <w:pStyle w:val="Compact"/>
         <w:numPr>
           <w:ilvl w:val="0"/>
-          <w:numId w:val="1040"/>
+          <w:numId w:val="1042"/>
         </w:numPr>
       </w:pPr>
       <w:r>
@@ -17977,7 +18161,7 @@
         <w:pStyle w:val="Compact"/>
         <w:numPr>
           <w:ilvl w:val="0"/>
-          <w:numId w:val="1041"/>
+          <w:numId w:val="1043"/>
         </w:numPr>
       </w:pPr>
       <w:r>
@@ -18003,7 +18187,7 @@
         <w:pStyle w:val="Compact"/>
         <w:numPr>
           <w:ilvl w:val="0"/>
-          <w:numId w:val="1041"/>
+          <w:numId w:val="1043"/>
         </w:numPr>
       </w:pPr>
       <w:r>
@@ -18026,7 +18210,7 @@
         <w:pStyle w:val="Compact"/>
         <w:numPr>
           <w:ilvl w:val="0"/>
-          <w:numId w:val="1041"/>
+          <w:numId w:val="1043"/>
         </w:numPr>
       </w:pPr>
       <w:r>
@@ -18049,7 +18233,7 @@
         <w:pStyle w:val="Compact"/>
         <w:numPr>
           <w:ilvl w:val="0"/>
-          <w:numId w:val="1041"/>
+          <w:numId w:val="1043"/>
         </w:numPr>
       </w:pPr>
       <w:r>
@@ -18075,7 +18259,7 @@
         <w:pStyle w:val="Compact"/>
         <w:numPr>
           <w:ilvl w:val="0"/>
-          <w:numId w:val="1041"/>
+          <w:numId w:val="1043"/>
         </w:numPr>
       </w:pPr>
       <w:r>
@@ -19045,7 +19229,7 @@
         <w:pStyle w:val="Compact"/>
         <w:numPr>
           <w:ilvl w:val="0"/>
-          <w:numId w:val="1042"/>
+          <w:numId w:val="1044"/>
         </w:numPr>
       </w:pPr>
       <w:r>
@@ -19071,7 +19255,7 @@
         <w:pStyle w:val="Compact"/>
         <w:numPr>
           <w:ilvl w:val="0"/>
-          <w:numId w:val="1042"/>
+          <w:numId w:val="1044"/>
         </w:numPr>
       </w:pPr>
       <w:r>
@@ -19100,7 +19284,7 @@
         <w:pStyle w:val="Compact"/>
         <w:numPr>
           <w:ilvl w:val="0"/>
-          <w:numId w:val="1042"/>
+          <w:numId w:val="1044"/>
         </w:numPr>
       </w:pPr>
       <w:r>
@@ -19831,7 +20015,7 @@
         <w:pStyle w:val="Compact"/>
         <w:numPr>
           <w:ilvl w:val="0"/>
-          <w:numId w:val="1043"/>
+          <w:numId w:val="1045"/>
         </w:numPr>
       </w:pPr>
       <w:r>
@@ -19844,233 +20028,6 @@
       </w:r>
       <w:r>
         <w:t xml:space="preserve">する</w:t>
-      </w:r>
-    </w:p>
-    <w:p>
-      <w:pPr>
-        <w:pStyle w:val="Compact"/>
-        <w:numPr>
-          <w:ilvl w:val="0"/>
-          <w:numId w:val="1043"/>
-        </w:numPr>
-      </w:pPr>
-      <w:r>
-        <w:rPr>
-          <w:rFonts w:hint="eastAsia"/>
-        </w:rPr>
-        <w:t xml:space="preserve">Before/Afterの数字を朝会で共有し、</w:t>
-      </w:r>
-      <w:r>
-        <w:rPr>
-          <w:rFonts w:hint="eastAsia"/>
-          <w:b/>
-          <w:bCs/>
-        </w:rPr>
-        <w:t xml:space="preserve">「なぜこの退院計画にしたか」の根拠</w:t>
-      </w:r>
-      <w:r>
-        <w:t xml:space="preserve">にする</w:t>
-      </w:r>
-    </w:p>
-    <w:p>
-      <w:pPr>
-        <w:pStyle w:val="Compact"/>
-        <w:numPr>
-          <w:ilvl w:val="0"/>
-          <w:numId w:val="1043"/>
-        </w:numPr>
-      </w:pPr>
-      <w:r>
-        <w:rPr>
-          <w:rFonts w:hint="eastAsia"/>
-        </w:rPr>
-        <w:t xml:space="preserve">「感覚ではなく数字で決めた」ことをチームに示す</w:t>
-      </w:r>
-    </w:p>
-    <w:p>
-      <w:pPr>
-        <w:pStyle w:val="Compact"/>
-        <w:numPr>
-          <w:ilvl w:val="0"/>
-          <w:numId w:val="1043"/>
-        </w:numPr>
-      </w:pPr>
-      <w:r>
-        <w:rPr>
-          <w:rFonts w:hint="eastAsia"/>
-        </w:rPr>
-        <w:t xml:space="preserve">週間計画の結果を看護師に共有し、退院調整の方向性を統一する</w:t>
-      </w:r>
-    </w:p>
-    <w:p>
-      <w:pPr>
-        <w:pStyle w:val="FirstParagraph"/>
-      </w:pPr>
-      <w:r>
-        <w:rPr>
-          <w:rFonts w:hint="eastAsia"/>
-          <w:b/>
-          <w:bCs/>
-        </w:rPr>
-        <w:t xml:space="preserve">会議での伝え方の例：</w:t>
-      </w:r>
-    </w:p>
-    <w:p>
-      <w:pPr>
-        <w:pStyle w:val="BlockText"/>
-      </w:pPr>
-      <w:r>
-        <w:rPr>
-          <w:rFonts w:hint="eastAsia"/>
-        </w:rPr>
-        <w:t xml:space="preserve">「今日C群3名の退院を予定していますが、What-ifで検証したところ、稼働率が93%で目標レンジ内、運営貢献額もプラスです。B群も42%を維持できるので、この計画で進めます。」</w:t>
-      </w:r>
-    </w:p>
-    <w:p>
-      <w:pPr>
-        <w:pStyle w:val="FirstParagraph"/>
-      </w:pPr>
-      <w:r>
-        <w:rPr>
-          <w:rFonts w:hint="eastAsia"/>
-        </w:rPr>
-        <w:t xml:space="preserve">こう伝えることで、退院判断に対する</w:t>
-      </w:r>
-      <w:r>
-        <w:rPr>
-          <w:rFonts w:hint="eastAsia"/>
-          <w:b/>
-          <w:bCs/>
-        </w:rPr>
-        <w:t xml:space="preserve">チームの納得感</w:t>
-      </w:r>
-      <w:r>
-        <w:rPr>
-          <w:rFonts w:hint="eastAsia"/>
-        </w:rPr>
-        <w:t xml:space="preserve">が高まり、退院調整がスムーズになる。</w:t>
-      </w:r>
-    </w:p>
-    <w:bookmarkEnd w:id="81"/>
-    <w:bookmarkStart w:id="82" w:name="テクニック5前日の振り返りと翌日の計画を連動させる"/>
-    <w:p>
-      <w:pPr>
-        <w:pStyle w:val="Heading5"/>
-      </w:pPr>
-      <w:r>
-        <w:rPr>
-          <w:rFonts w:hint="eastAsia"/>
-        </w:rPr>
-        <w:t xml:space="preserve">テクニック5：前日の振り返りと翌日の計画を連動させる</w:t>
-      </w:r>
-    </w:p>
-    <w:p>
-      <w:pPr>
-        <w:pStyle w:val="FirstParagraph"/>
-      </w:pPr>
-      <w:r>
-        <w:rPr>
-          <w:rFonts w:hint="eastAsia"/>
-        </w:rPr>
-        <w:t xml:space="preserve">夕方にStep</w:t>
-      </w:r>
-      <w:r>
-        <w:t xml:space="preserve"> </w:t>
-      </w:r>
-      <w:r>
-        <w:rPr>
-          <w:rFonts w:hint="eastAsia"/>
-        </w:rPr>
-        <w:t xml:space="preserve">4でデータを入力した後、翌日分のWhat-ifを先に回しておくと翌朝の判断が速くなる。</w:t>
-      </w:r>
-    </w:p>
-    <w:p>
-      <w:pPr>
-        <w:pStyle w:val="Compact"/>
-        <w:numPr>
-          <w:ilvl w:val="0"/>
-          <w:numId w:val="1044"/>
-        </w:numPr>
-      </w:pPr>
-      <w:r>
-        <w:rPr>
-          <w:rFonts w:hint="eastAsia"/>
-        </w:rPr>
-        <w:t xml:space="preserve">夕方：今日の実績を入力</w:t>
-      </w:r>
-    </w:p>
-    <w:p>
-      <w:pPr>
-        <w:pStyle w:val="Compact"/>
-        <w:numPr>
-          <w:ilvl w:val="0"/>
-          <w:numId w:val="1044"/>
-        </w:numPr>
-      </w:pPr>
-      <w:r>
-        <w:rPr>
-          <w:rFonts w:hint="eastAsia"/>
-        </w:rPr>
-        <w:t xml:space="preserve">夕方：翌日の入退院予定を「今日の入退院シナリオ」で検証</w:t>
-      </w:r>
-    </w:p>
-    <w:p>
-      <w:pPr>
-        <w:pStyle w:val="Compact"/>
-        <w:numPr>
-          <w:ilvl w:val="0"/>
-          <w:numId w:val="1044"/>
-        </w:numPr>
-      </w:pPr>
-      <w:r>
-        <w:rPr>
-          <w:rFonts w:hint="eastAsia"/>
-        </w:rPr>
-        <w:t xml:space="preserve">翌朝：検証済みの計画をベースに朝会で協議</w:t>
-      </w:r>
-    </w:p>
-    <w:p>
-      <w:pPr>
-        <w:pStyle w:val="FirstParagraph"/>
-      </w:pPr>
-      <w:r>
-        <w:rPr>
-          <w:rFonts w:hint="eastAsia"/>
-        </w:rPr>
-        <w:t xml:space="preserve">このサイクルを回すことで、</w:t>
-      </w:r>
-      <w:r>
-        <w:rPr>
-          <w:rFonts w:hint="eastAsia"/>
-          <w:b/>
-          <w:bCs/>
-        </w:rPr>
-        <w:t xml:space="preserve">朝会の時間を短縮</w:t>
-      </w:r>
-      <w:r>
-        <w:t xml:space="preserve">できる。</w:t>
-      </w:r>
-    </w:p>
-    <w:p>
-      <w:r>
-        <w:pict>
-          <v:rect style="width:0;height:1.5pt" o:hralign="center" o:hrstd="t" o:hr="t"/>
-        </w:pict>
-      </w:r>
-    </w:p>
-    <w:bookmarkEnd w:id="82"/>
-    <w:bookmarkEnd w:id="83"/>
-    <w:bookmarkEnd w:id="84"/>
-    <w:bookmarkStart w:id="85" w:name="トレンド分析今週来週の危険サインを見る"/>
-    <w:p>
-      <w:pPr>
-        <w:pStyle w:val="Heading3"/>
-      </w:pPr>
-      <w:r>
-        <w:rPr>
-          <w:rFonts w:hint="eastAsia"/>
-        </w:rPr>
-        <w:t xml:space="preserve">トレンド分析（今週〜来週の危険サインを見る）</w:t>
       </w:r>
     </w:p>
     <w:p>
@@ -20085,7 +20042,18 @@
         <w:rPr>
           <w:rFonts w:hint="eastAsia"/>
         </w:rPr>
-        <w:t xml:space="preserve">稼働率・フェーズ構成・運営貢献額の推移を時系列グラフで確認</w:t>
+        <w:t xml:space="preserve">Before/Afterの数字を朝会で共有し、</w:t>
+      </w:r>
+      <w:r>
+        <w:rPr>
+          <w:rFonts w:hint="eastAsia"/>
+          <w:b/>
+          <w:bCs/>
+        </w:rPr>
+        <w:t xml:space="preserve">「なぜこの退院計画にしたか」の根拠</w:t>
+      </w:r>
+      <w:r>
+        <w:t xml:space="preserve">にする</w:t>
       </w:r>
     </w:p>
     <w:p>
@@ -20099,16 +20067,8 @@
       <w:r>
         <w:rPr>
           <w:rFonts w:hint="eastAsia"/>
-          <w:b/>
-          <w:bCs/>
-        </w:rPr>
-        <w:t xml:space="preserve">3日先・7日先の予測</w:t>
-      </w:r>
-      <w:r>
-        <w:rPr>
-          <w:rFonts w:hint="eastAsia"/>
-        </w:rPr>
-        <w:t xml:space="preserve">を表示し、稼働率が目標を外れそうなタイミングを事前に把握</w:t>
+        </w:rPr>
+        <w:t xml:space="preserve">「感覚ではなく数字で決めた」ことをチームに示す</w:t>
       </w:r>
     </w:p>
     <w:p>
@@ -20123,35 +20083,89 @@
         <w:rPr>
           <w:rFonts w:hint="eastAsia"/>
         </w:rPr>
-        <w:t xml:space="preserve">週単位で見ることで、曜日ごとのパターン（月曜退院集中など）を発見できる</w:t>
-      </w:r>
-    </w:p>
-    <w:p>
-      <w:pPr>
-        <w:pStyle w:val="Compact"/>
-        <w:numPr>
-          <w:ilvl w:val="0"/>
-          <w:numId w:val="1045"/>
-        </w:numPr>
-      </w:pPr>
-      <w:r>
-        <w:rPr>
-          <w:rFonts w:hint="eastAsia"/>
-        </w:rPr>
-        <w:t xml:space="preserve">トレンドが下降傾向の場合、入院需要変動シナリオで中期的な影響を確認する</w:t>
-      </w:r>
-    </w:p>
-    <w:bookmarkEnd w:id="85"/>
-    <w:bookmarkStart w:id="86" w:name="データ病棟運営資料化"/>
-    <w:p>
-      <w:pPr>
-        <w:pStyle w:val="Heading3"/>
-      </w:pPr>
-      <w:r>
-        <w:rPr>
-          <w:rFonts w:hint="eastAsia"/>
-        </w:rPr>
-        <w:t xml:space="preserve">データ（病棟運営資料化）</w:t>
+        <w:t xml:space="preserve">週間計画の結果を看護師に共有し、退院調整の方向性を統一する</w:t>
+      </w:r>
+    </w:p>
+    <w:p>
+      <w:pPr>
+        <w:pStyle w:val="FirstParagraph"/>
+      </w:pPr>
+      <w:r>
+        <w:rPr>
+          <w:rFonts w:hint="eastAsia"/>
+          <w:b/>
+          <w:bCs/>
+        </w:rPr>
+        <w:t xml:space="preserve">会議での伝え方の例：</w:t>
+      </w:r>
+    </w:p>
+    <w:p>
+      <w:pPr>
+        <w:pStyle w:val="BlockText"/>
+      </w:pPr>
+      <w:r>
+        <w:rPr>
+          <w:rFonts w:hint="eastAsia"/>
+        </w:rPr>
+        <w:t xml:space="preserve">「今日C群3名の退院を予定していますが、What-ifで検証したところ、稼働率が93%で目標レンジ内、運営貢献額もプラスです。B群も42%を維持できるので、この計画で進めます。」</w:t>
+      </w:r>
+    </w:p>
+    <w:p>
+      <w:pPr>
+        <w:pStyle w:val="FirstParagraph"/>
+      </w:pPr>
+      <w:r>
+        <w:rPr>
+          <w:rFonts w:hint="eastAsia"/>
+        </w:rPr>
+        <w:t xml:space="preserve">こう伝えることで、退院判断に対する</w:t>
+      </w:r>
+      <w:r>
+        <w:rPr>
+          <w:rFonts w:hint="eastAsia"/>
+          <w:b/>
+          <w:bCs/>
+        </w:rPr>
+        <w:t xml:space="preserve">チームの納得感</w:t>
+      </w:r>
+      <w:r>
+        <w:rPr>
+          <w:rFonts w:hint="eastAsia"/>
+        </w:rPr>
+        <w:t xml:space="preserve">が高まり、退院調整がスムーズになる。</w:t>
+      </w:r>
+    </w:p>
+    <w:bookmarkEnd w:id="81"/>
+    <w:bookmarkStart w:id="82" w:name="テクニック5前日の振り返りと翌日の計画を連動させる"/>
+    <w:p>
+      <w:pPr>
+        <w:pStyle w:val="Heading5"/>
+      </w:pPr>
+      <w:r>
+        <w:rPr>
+          <w:rFonts w:hint="eastAsia"/>
+        </w:rPr>
+        <w:t xml:space="preserve">テクニック5：前日の振り返りと翌日の計画を連動させる</w:t>
+      </w:r>
+    </w:p>
+    <w:p>
+      <w:pPr>
+        <w:pStyle w:val="FirstParagraph"/>
+      </w:pPr>
+      <w:r>
+        <w:rPr>
+          <w:rFonts w:hint="eastAsia"/>
+        </w:rPr>
+        <w:t xml:space="preserve">夕方にStep</w:t>
+      </w:r>
+      <w:r>
+        <w:t xml:space="preserve"> </w:t>
+      </w:r>
+      <w:r>
+        <w:rPr>
+          <w:rFonts w:hint="eastAsia"/>
+        </w:rPr>
+        <w:t xml:space="preserve">4でデータを入力した後、翌日分のWhat-ifを先に回しておくと翌朝の判断が速くなる。</w:t>
       </w:r>
     </w:p>
     <w:p>
@@ -20166,7 +20180,7 @@
         <w:rPr>
           <w:rFonts w:hint="eastAsia"/>
         </w:rPr>
-        <w:t xml:space="preserve">日次の入退院実績・稼働率・運営貢献額データを蓄積</w:t>
+        <w:t xml:space="preserve">夕方：今日の実績を入力</w:t>
       </w:r>
     </w:p>
     <w:p>
@@ -20181,7 +20195,7 @@
         <w:rPr>
           <w:rFonts w:hint="eastAsia"/>
         </w:rPr>
-        <w:t xml:space="preserve">月次レポートの作成に使用</w:t>
+        <w:t xml:space="preserve">夕方：翌日の入退院予定を「今日の入退院シナリオ」で検証</w:t>
       </w:r>
     </w:p>
     <w:p>
@@ -20196,7 +20210,51 @@
         <w:rPr>
           <w:rFonts w:hint="eastAsia"/>
         </w:rPr>
-        <w:t xml:space="preserve">CSVエクスポートで、院内の病棟運営会議資料に流用可能</w:t>
+        <w:t xml:space="preserve">翌朝：検証済みの計画をベースに朝会で協議</w:t>
+      </w:r>
+    </w:p>
+    <w:p>
+      <w:pPr>
+        <w:pStyle w:val="FirstParagraph"/>
+      </w:pPr>
+      <w:r>
+        <w:rPr>
+          <w:rFonts w:hint="eastAsia"/>
+        </w:rPr>
+        <w:t xml:space="preserve">このサイクルを回すことで、</w:t>
+      </w:r>
+      <w:r>
+        <w:rPr>
+          <w:rFonts w:hint="eastAsia"/>
+          <w:b/>
+          <w:bCs/>
+        </w:rPr>
+        <w:t xml:space="preserve">朝会の時間を短縮</w:t>
+      </w:r>
+      <w:r>
+        <w:t xml:space="preserve">できる。</w:t>
+      </w:r>
+    </w:p>
+    <w:p>
+      <w:r>
+        <w:pict>
+          <v:rect style="width:0;height:1.5pt" o:hralign="center" o:hrstd="t" o:hr="t"/>
+        </w:pict>
+      </w:r>
+    </w:p>
+    <w:bookmarkEnd w:id="82"/>
+    <w:bookmarkEnd w:id="83"/>
+    <w:bookmarkEnd w:id="84"/>
+    <w:bookmarkStart w:id="85" w:name="トレンド分析今週来週の危険サインを見る"/>
+    <w:p>
+      <w:pPr>
+        <w:pStyle w:val="Heading3"/>
+      </w:pPr>
+      <w:r>
+        <w:rPr>
+          <w:rFonts w:hint="eastAsia"/>
+        </w:rPr>
+        <w:t xml:space="preserve">トレンド分析（今週〜来週の危険サインを見る）</w:t>
       </w:r>
     </w:p>
     <w:p>
@@ -20204,7 +20262,133 @@
         <w:pStyle w:val="Compact"/>
         <w:numPr>
           <w:ilvl w:val="0"/>
-          <w:numId w:val="1046"/>
+          <w:numId w:val="1047"/>
+        </w:numPr>
+      </w:pPr>
+      <w:r>
+        <w:rPr>
+          <w:rFonts w:hint="eastAsia"/>
+        </w:rPr>
+        <w:t xml:space="preserve">稼働率・フェーズ構成・運営貢献額の推移を時系列グラフで確認</w:t>
+      </w:r>
+    </w:p>
+    <w:p>
+      <w:pPr>
+        <w:pStyle w:val="Compact"/>
+        <w:numPr>
+          <w:ilvl w:val="0"/>
+          <w:numId w:val="1047"/>
+        </w:numPr>
+      </w:pPr>
+      <w:r>
+        <w:rPr>
+          <w:rFonts w:hint="eastAsia"/>
+          <w:b/>
+          <w:bCs/>
+        </w:rPr>
+        <w:t xml:space="preserve">3日先・7日先の予測</w:t>
+      </w:r>
+      <w:r>
+        <w:rPr>
+          <w:rFonts w:hint="eastAsia"/>
+        </w:rPr>
+        <w:t xml:space="preserve">を表示し、稼働率が目標を外れそうなタイミングを事前に把握</w:t>
+      </w:r>
+    </w:p>
+    <w:p>
+      <w:pPr>
+        <w:pStyle w:val="Compact"/>
+        <w:numPr>
+          <w:ilvl w:val="0"/>
+          <w:numId w:val="1047"/>
+        </w:numPr>
+      </w:pPr>
+      <w:r>
+        <w:rPr>
+          <w:rFonts w:hint="eastAsia"/>
+        </w:rPr>
+        <w:t xml:space="preserve">週単位で見ることで、曜日ごとのパターン（月曜退院集中など）を発見できる</w:t>
+      </w:r>
+    </w:p>
+    <w:p>
+      <w:pPr>
+        <w:pStyle w:val="Compact"/>
+        <w:numPr>
+          <w:ilvl w:val="0"/>
+          <w:numId w:val="1047"/>
+        </w:numPr>
+      </w:pPr>
+      <w:r>
+        <w:rPr>
+          <w:rFonts w:hint="eastAsia"/>
+        </w:rPr>
+        <w:t xml:space="preserve">トレンドが下降傾向の場合、入院需要変動シナリオで中期的な影響を確認する</w:t>
+      </w:r>
+    </w:p>
+    <w:bookmarkEnd w:id="85"/>
+    <w:bookmarkStart w:id="86" w:name="データ病棟運営資料化"/>
+    <w:p>
+      <w:pPr>
+        <w:pStyle w:val="Heading3"/>
+      </w:pPr>
+      <w:r>
+        <w:rPr>
+          <w:rFonts w:hint="eastAsia"/>
+        </w:rPr>
+        <w:t xml:space="preserve">データ（病棟運営資料化）</w:t>
+      </w:r>
+    </w:p>
+    <w:p>
+      <w:pPr>
+        <w:pStyle w:val="Compact"/>
+        <w:numPr>
+          <w:ilvl w:val="0"/>
+          <w:numId w:val="1048"/>
+        </w:numPr>
+      </w:pPr>
+      <w:r>
+        <w:rPr>
+          <w:rFonts w:hint="eastAsia"/>
+        </w:rPr>
+        <w:t xml:space="preserve">日次の入退院実績・稼働率・運営貢献額データを蓄積</w:t>
+      </w:r>
+    </w:p>
+    <w:p>
+      <w:pPr>
+        <w:pStyle w:val="Compact"/>
+        <w:numPr>
+          <w:ilvl w:val="0"/>
+          <w:numId w:val="1048"/>
+        </w:numPr>
+      </w:pPr>
+      <w:r>
+        <w:rPr>
+          <w:rFonts w:hint="eastAsia"/>
+        </w:rPr>
+        <w:t xml:space="preserve">月次レポートの作成に使用</w:t>
+      </w:r>
+    </w:p>
+    <w:p>
+      <w:pPr>
+        <w:pStyle w:val="Compact"/>
+        <w:numPr>
+          <w:ilvl w:val="0"/>
+          <w:numId w:val="1048"/>
+        </w:numPr>
+      </w:pPr>
+      <w:r>
+        <w:rPr>
+          <w:rFonts w:hint="eastAsia"/>
+        </w:rPr>
+        <w:t xml:space="preserve">CSVエクスポートで、院内の病棟運営会議資料に流用可能</w:t>
+      </w:r>
+    </w:p>
+    <w:p>
+      <w:pPr>
+        <w:pStyle w:val="Compact"/>
+        <w:numPr>
+          <w:ilvl w:val="0"/>
+          <w:numId w:val="1048"/>
         </w:numPr>
       </w:pPr>
       <w:r>
@@ -20771,7 +20955,7 @@
         <w:pStyle w:val="Compact"/>
         <w:numPr>
           <w:ilvl w:val="0"/>
-          <w:numId w:val="1047"/>
+          <w:numId w:val="1049"/>
         </w:numPr>
       </w:pPr>
       <w:r>
@@ -20779,134 +20963,6 @@
           <w:rFonts w:hint="eastAsia"/>
         </w:rPr>
         <w:t xml:space="preserve">アプリを開き、各タブの表示内容を一通り確認する</w:t>
-      </w:r>
-    </w:p>
-    <w:p>
-      <w:pPr>
-        <w:pStyle w:val="Compact"/>
-        <w:numPr>
-          <w:ilvl w:val="0"/>
-          <w:numId w:val="1047"/>
-        </w:numPr>
-      </w:pPr>
-      <w:r>
-        <w:rPr>
-          <w:rFonts w:hint="eastAsia"/>
-        </w:rPr>
-        <w:t xml:space="preserve">意思決定ダッシュボードの見方を覚える</w:t>
-      </w:r>
-    </w:p>
-    <w:p>
-      <w:pPr>
-        <w:pStyle w:val="Compact"/>
-        <w:numPr>
-          <w:ilvl w:val="0"/>
-          <w:numId w:val="1047"/>
-        </w:numPr>
-      </w:pPr>
-      <w:r>
-        <w:rPr>
-          <w:rFonts w:hint="eastAsia"/>
-        </w:rPr>
-        <w:t xml:space="preserve">What-if分析の「今日の入退院シナリオ」で、プリセットを使って3パターン試す</w:t>
-      </w:r>
-    </w:p>
-    <w:bookmarkEnd w:id="89"/>
-    <w:bookmarkStart w:id="90" w:name="第2週朝のルーティンに組み込む"/>
-    <w:p>
-      <w:pPr>
-        <w:pStyle w:val="Heading3"/>
-      </w:pPr>
-      <w:r>
-        <w:rPr>
-          <w:rFonts w:hint="eastAsia"/>
-        </w:rPr>
-        <w:t xml:space="preserve">第2週：朝のルーティンに組み込む</w:t>
-      </w:r>
-    </w:p>
-    <w:p>
-      <w:pPr>
-        <w:pStyle w:val="Compact"/>
-        <w:numPr>
-          <w:ilvl w:val="0"/>
-          <w:numId w:val="1048"/>
-        </w:numPr>
-      </w:pPr>
-      <w:r>
-        <w:rPr>
-          <w:rFonts w:hint="eastAsia"/>
-        </w:rPr>
-        <w:t xml:space="preserve">毎朝、Step</w:t>
-      </w:r>
-      <w:r>
-        <w:t xml:space="preserve"> </w:t>
-      </w:r>
-      <w:r>
-        <w:rPr>
-          <w:rFonts w:hint="eastAsia"/>
-        </w:rPr>
-        <w:t xml:space="preserve">1〜2を実施する（5分）</w:t>
-      </w:r>
-    </w:p>
-    <w:p>
-      <w:pPr>
-        <w:pStyle w:val="Compact"/>
-        <w:numPr>
-          <w:ilvl w:val="0"/>
-          <w:numId w:val="1048"/>
-        </w:numPr>
-      </w:pPr>
-      <w:r>
-        <w:rPr>
-          <w:rFonts w:hint="eastAsia"/>
-        </w:rPr>
-        <w:t xml:space="preserve">退院候補がいる日は、Step</w:t>
-      </w:r>
-      <w:r>
-        <w:t xml:space="preserve"> </w:t>
-      </w:r>
-      <w:r>
-        <w:rPr>
-          <w:rFonts w:hint="eastAsia"/>
-        </w:rPr>
-        <w:t xml:space="preserve">3のWhat-ifで検証してから判断する（+5分）</w:t>
-      </w:r>
-    </w:p>
-    <w:p>
-      <w:pPr>
-        <w:pStyle w:val="Compact"/>
-        <w:numPr>
-          <w:ilvl w:val="0"/>
-          <w:numId w:val="1048"/>
-        </w:numPr>
-      </w:pPr>
-      <w:r>
-        <w:rPr>
-          <w:rFonts w:hint="eastAsia"/>
-        </w:rPr>
-        <w:t xml:space="preserve">夕方にStep</w:t>
-      </w:r>
-      <w:r>
-        <w:t xml:space="preserve"> </w:t>
-      </w:r>
-      <w:r>
-        <w:rPr>
-          <w:rFonts w:hint="eastAsia"/>
-        </w:rPr>
-        <w:t xml:space="preserve">4でデータを入力する（3分）</w:t>
-      </w:r>
-    </w:p>
-    <w:bookmarkEnd w:id="90"/>
-    <w:bookmarkStart w:id="91" w:name="第3週週間計画を始める"/>
-    <w:p>
-      <w:pPr>
-        <w:pStyle w:val="Heading3"/>
-      </w:pPr>
-      <w:r>
-        <w:rPr>
-          <w:rFonts w:hint="eastAsia"/>
-        </w:rPr>
-        <w:t xml:space="preserve">第3週：週間計画を始める</w:t>
       </w:r>
     </w:p>
     <w:p>
@@ -20921,7 +20977,7 @@
         <w:rPr>
           <w:rFonts w:hint="eastAsia"/>
         </w:rPr>
-        <w:t xml:space="preserve">月曜の朝会で「週間退院計画」を実施する</w:t>
+        <w:t xml:space="preserve">意思決定ダッシュボードの見方を覚える</w:t>
       </w:r>
     </w:p>
     <w:p>
@@ -20936,26 +20992,11 @@
         <w:rPr>
           <w:rFonts w:hint="eastAsia"/>
         </w:rPr>
-        <w:t xml:space="preserve">計画と実績のずれを木曜に確認する</w:t>
-      </w:r>
-    </w:p>
-    <w:p>
-      <w:pPr>
-        <w:pStyle w:val="Compact"/>
-        <w:numPr>
-          <w:ilvl w:val="0"/>
-          <w:numId w:val="1049"/>
-        </w:numPr>
-      </w:pPr>
-      <w:r>
-        <w:rPr>
-          <w:rFonts w:hint="eastAsia"/>
-        </w:rPr>
-        <w:t xml:space="preserve">翌週の計画に反映する</w:t>
-      </w:r>
-    </w:p>
-    <w:bookmarkEnd w:id="91"/>
-    <w:bookmarkStart w:id="92" w:name="第4週以降定着と改善"/>
+        <w:t xml:space="preserve">What-if分析の「今日の入退院シナリオ」で、プリセットを使って3パターン試す</w:t>
+      </w:r>
+    </w:p>
+    <w:bookmarkEnd w:id="89"/>
+    <w:bookmarkStart w:id="90" w:name="第2週朝のルーティンに組み込む"/>
     <w:p>
       <w:pPr>
         <w:pStyle w:val="Heading3"/>
@@ -20964,7 +21005,7 @@
         <w:rPr>
           <w:rFonts w:hint="eastAsia"/>
         </w:rPr>
-        <w:t xml:space="preserve">第4週以降：定着と改善</w:t>
+        <w:t xml:space="preserve">第2週：朝のルーティンに組み込む</w:t>
       </w:r>
     </w:p>
     <w:p>
@@ -20979,7 +21020,16 @@
         <w:rPr>
           <w:rFonts w:hint="eastAsia"/>
         </w:rPr>
-        <w:t xml:space="preserve">月初に「入院需要変動」でその月の見通しを確認する</w:t>
+        <w:t xml:space="preserve">毎朝、Step</w:t>
+      </w:r>
+      <w:r>
+        <w:t xml:space="preserve"> </w:t>
+      </w:r>
+      <w:r>
+        <w:rPr>
+          <w:rFonts w:hint="eastAsia"/>
+        </w:rPr>
+        <w:t xml:space="preserve">1〜2を実施する（5分）</w:t>
       </w:r>
     </w:p>
     <w:p>
@@ -20994,7 +21044,16 @@
         <w:rPr>
           <w:rFonts w:hint="eastAsia"/>
         </w:rPr>
-        <w:t xml:space="preserve">連休前に対応するシナリオでシミュレーションを実施する</w:t>
+        <w:t xml:space="preserve">退院候補がいる日は、Step</w:t>
+      </w:r>
+      <w:r>
+        <w:t xml:space="preserve"> </w:t>
+      </w:r>
+      <w:r>
+        <w:rPr>
+          <w:rFonts w:hint="eastAsia"/>
+        </w:rPr>
+        <w:t xml:space="preserve">3のWhat-ifで検証してから判断する（+5分）</w:t>
       </w:r>
     </w:p>
     <w:p>
@@ -21009,31 +21068,7 @@
         <w:rPr>
           <w:rFonts w:hint="eastAsia"/>
         </w:rPr>
-        <w:t xml:space="preserve">データの蓄積により、予測精度が徐々に向上する</w:t>
-      </w:r>
-    </w:p>
-    <w:p>
-      <w:r>
-        <w:pict>
-          <v:rect style="width:0;height:1.5pt" o:hralign="center" o:hrstd="t" o:hr="t"/>
-        </w:pict>
-      </w:r>
-    </w:p>
-    <w:bookmarkEnd w:id="92"/>
-    <w:bookmarkEnd w:id="93"/>
-    <w:bookmarkStart w:id="97" w:name="新機能-医師マスター設定"/>
-    <w:p>
-      <w:pPr>
-        <w:pStyle w:val="Heading2"/>
-      </w:pPr>
-      <w:r>
-        <w:t xml:space="preserve">8. </w:t>
-      </w:r>
-      <w:r>
-        <w:rPr>
-          <w:rFonts w:hint="eastAsia"/>
-        </w:rPr>
-        <w:t xml:space="preserve">新機能:</w:t>
+        <w:t xml:space="preserve">夕方にStep</w:t>
       </w:r>
       <w:r>
         <w:t xml:space="preserve"> </w:t>
@@ -21042,10 +21077,11 @@
         <w:rPr>
           <w:rFonts w:hint="eastAsia"/>
         </w:rPr>
-        <w:t xml:space="preserve">医師マスター設定</w:t>
-      </w:r>
-    </w:p>
-    <w:bookmarkStart w:id="94" w:name="概要"/>
+        <w:t xml:space="preserve">4でデータを入力する（3分）</w:t>
+      </w:r>
+    </w:p>
+    <w:bookmarkEnd w:id="90"/>
+    <w:bookmarkStart w:id="91" w:name="第3週週間計画を始める"/>
     <w:p>
       <w:pPr>
         <w:pStyle w:val="Heading3"/>
@@ -21054,47 +21090,7 @@
         <w:rPr>
           <w:rFonts w:hint="eastAsia"/>
         </w:rPr>
-        <w:t xml:space="preserve">概要</w:t>
-      </w:r>
-    </w:p>
-    <w:p>
-      <w:pPr>
-        <w:pStyle w:val="FirstParagraph"/>
-      </w:pPr>
-      <w:r>
-        <w:rPr>
-          <w:rFonts w:hint="eastAsia"/>
-        </w:rPr>
-        <w:t xml:space="preserve">医師マスター設定タブでは、入退院データに紐づける医師情報と入院経路を一元管理する。ここで登録した医師は、日次の入退院詳細入力や医師別分析で使用される。</w:t>
-      </w:r>
-    </w:p>
-    <w:bookmarkEnd w:id="94"/>
-    <w:bookmarkStart w:id="95" w:name="医師の登録編集削除"/>
-    <w:p>
-      <w:pPr>
-        <w:pStyle w:val="Heading3"/>
-      </w:pPr>
-      <w:r>
-        <w:t xml:space="preserve">8-1. </w:t>
-      </w:r>
-      <w:r>
-        <w:rPr>
-          <w:rFonts w:hint="eastAsia"/>
-        </w:rPr>
-        <w:t xml:space="preserve">医師の登録・編集・削除</w:t>
-      </w:r>
-    </w:p>
-    <w:p>
-      <w:pPr>
-        <w:pStyle w:val="FirstParagraph"/>
-      </w:pPr>
-      <w:r>
-        <w:rPr>
-          <w:rFonts w:hint="eastAsia"/>
-          <w:b/>
-          <w:bCs/>
-        </w:rPr>
-        <w:t xml:space="preserve">新規登録の手順：</w:t>
+        <w:t xml:space="preserve">第3週：週間計画を始める</w:t>
       </w:r>
     </w:p>
     <w:p>
@@ -21109,7 +21105,7 @@
         <w:rPr>
           <w:rFonts w:hint="eastAsia"/>
         </w:rPr>
-        <w:t xml:space="preserve">「医師マスター設定」タブを開く</w:t>
+        <w:t xml:space="preserve">月曜の朝会で「週間退院計画」を実施する</w:t>
       </w:r>
     </w:p>
     <w:p>
@@ -21124,7 +21120,7 @@
         <w:rPr>
           <w:rFonts w:hint="eastAsia"/>
         </w:rPr>
-        <w:t xml:space="preserve">医師名を入力する</w:t>
+        <w:t xml:space="preserve">計画と実績のずれを木曜に確認する</w:t>
       </w:r>
     </w:p>
     <w:p>
@@ -21133,6 +21129,194 @@
         <w:numPr>
           <w:ilvl w:val="0"/>
           <w:numId w:val="1051"/>
+        </w:numPr>
+      </w:pPr>
+      <w:r>
+        <w:rPr>
+          <w:rFonts w:hint="eastAsia"/>
+        </w:rPr>
+        <w:t xml:space="preserve">翌週の計画に反映する</w:t>
+      </w:r>
+    </w:p>
+    <w:bookmarkEnd w:id="91"/>
+    <w:bookmarkStart w:id="92" w:name="第4週以降定着と改善"/>
+    <w:p>
+      <w:pPr>
+        <w:pStyle w:val="Heading3"/>
+      </w:pPr>
+      <w:r>
+        <w:rPr>
+          <w:rFonts w:hint="eastAsia"/>
+        </w:rPr>
+        <w:t xml:space="preserve">第4週以降：定着と改善</w:t>
+      </w:r>
+    </w:p>
+    <w:p>
+      <w:pPr>
+        <w:pStyle w:val="Compact"/>
+        <w:numPr>
+          <w:ilvl w:val="0"/>
+          <w:numId w:val="1052"/>
+        </w:numPr>
+      </w:pPr>
+      <w:r>
+        <w:rPr>
+          <w:rFonts w:hint="eastAsia"/>
+        </w:rPr>
+        <w:t xml:space="preserve">月初に「入院需要変動」でその月の見通しを確認する</w:t>
+      </w:r>
+    </w:p>
+    <w:p>
+      <w:pPr>
+        <w:pStyle w:val="Compact"/>
+        <w:numPr>
+          <w:ilvl w:val="0"/>
+          <w:numId w:val="1052"/>
+        </w:numPr>
+      </w:pPr>
+      <w:r>
+        <w:rPr>
+          <w:rFonts w:hint="eastAsia"/>
+        </w:rPr>
+        <w:t xml:space="preserve">連休前に対応するシナリオでシミュレーションを実施する</w:t>
+      </w:r>
+    </w:p>
+    <w:p>
+      <w:pPr>
+        <w:pStyle w:val="Compact"/>
+        <w:numPr>
+          <w:ilvl w:val="0"/>
+          <w:numId w:val="1052"/>
+        </w:numPr>
+      </w:pPr>
+      <w:r>
+        <w:rPr>
+          <w:rFonts w:hint="eastAsia"/>
+        </w:rPr>
+        <w:t xml:space="preserve">データの蓄積により、予測精度が徐々に向上する</w:t>
+      </w:r>
+    </w:p>
+    <w:p>
+      <w:r>
+        <w:pict>
+          <v:rect style="width:0;height:1.5pt" o:hralign="center" o:hrstd="t" o:hr="t"/>
+        </w:pict>
+      </w:r>
+    </w:p>
+    <w:bookmarkEnd w:id="92"/>
+    <w:bookmarkEnd w:id="93"/>
+    <w:bookmarkStart w:id="97" w:name="新機能-医師マスター設定"/>
+    <w:p>
+      <w:pPr>
+        <w:pStyle w:val="Heading2"/>
+      </w:pPr>
+      <w:r>
+        <w:t xml:space="preserve">8. </w:t>
+      </w:r>
+      <w:r>
+        <w:rPr>
+          <w:rFonts w:hint="eastAsia"/>
+        </w:rPr>
+        <w:t xml:space="preserve">新機能:</w:t>
+      </w:r>
+      <w:r>
+        <w:t xml:space="preserve"> </w:t>
+      </w:r>
+      <w:r>
+        <w:rPr>
+          <w:rFonts w:hint="eastAsia"/>
+        </w:rPr>
+        <w:t xml:space="preserve">医師マスター設定</w:t>
+      </w:r>
+    </w:p>
+    <w:bookmarkStart w:id="94" w:name="概要"/>
+    <w:p>
+      <w:pPr>
+        <w:pStyle w:val="Heading3"/>
+      </w:pPr>
+      <w:r>
+        <w:rPr>
+          <w:rFonts w:hint="eastAsia"/>
+        </w:rPr>
+        <w:t xml:space="preserve">概要</w:t>
+      </w:r>
+    </w:p>
+    <w:p>
+      <w:pPr>
+        <w:pStyle w:val="FirstParagraph"/>
+      </w:pPr>
+      <w:r>
+        <w:rPr>
+          <w:rFonts w:hint="eastAsia"/>
+        </w:rPr>
+        <w:t xml:space="preserve">医師マスター設定タブでは、入退院データに紐づける医師情報と入院経路を一元管理する。ここで登録した医師は、日次の入退院詳細入力や医師別分析で使用される。</w:t>
+      </w:r>
+    </w:p>
+    <w:bookmarkEnd w:id="94"/>
+    <w:bookmarkStart w:id="95" w:name="医師の登録編集削除"/>
+    <w:p>
+      <w:pPr>
+        <w:pStyle w:val="Heading3"/>
+      </w:pPr>
+      <w:r>
+        <w:t xml:space="preserve">8-1. </w:t>
+      </w:r>
+      <w:r>
+        <w:rPr>
+          <w:rFonts w:hint="eastAsia"/>
+        </w:rPr>
+        <w:t xml:space="preserve">医師の登録・編集・削除</w:t>
+      </w:r>
+    </w:p>
+    <w:p>
+      <w:pPr>
+        <w:pStyle w:val="FirstParagraph"/>
+      </w:pPr>
+      <w:r>
+        <w:rPr>
+          <w:rFonts w:hint="eastAsia"/>
+          <w:b/>
+          <w:bCs/>
+        </w:rPr>
+        <w:t xml:space="preserve">新規登録の手順：</w:t>
+      </w:r>
+    </w:p>
+    <w:p>
+      <w:pPr>
+        <w:pStyle w:val="Compact"/>
+        <w:numPr>
+          <w:ilvl w:val="0"/>
+          <w:numId w:val="1053"/>
+        </w:numPr>
+      </w:pPr>
+      <w:r>
+        <w:rPr>
+          <w:rFonts w:hint="eastAsia"/>
+        </w:rPr>
+        <w:t xml:space="preserve">「医師マスター設定」タブを開く</w:t>
+      </w:r>
+    </w:p>
+    <w:p>
+      <w:pPr>
+        <w:pStyle w:val="Compact"/>
+        <w:numPr>
+          <w:ilvl w:val="0"/>
+          <w:numId w:val="1053"/>
+        </w:numPr>
+      </w:pPr>
+      <w:r>
+        <w:rPr>
+          <w:rFonts w:hint="eastAsia"/>
+        </w:rPr>
+        <w:t xml:space="preserve">医師名を入力する</w:t>
+      </w:r>
+    </w:p>
+    <w:p>
+      <w:pPr>
+        <w:pStyle w:val="Compact"/>
+        <w:numPr>
+          <w:ilvl w:val="0"/>
+          <w:numId w:val="1053"/>
         </w:numPr>
       </w:pPr>
       <w:r>
@@ -21398,7 +21582,7 @@
         <w:pStyle w:val="Compact"/>
         <w:numPr>
           <w:ilvl w:val="0"/>
-          <w:numId w:val="1052"/>
+          <w:numId w:val="1054"/>
         </w:numPr>
       </w:pPr>
       <w:r>
@@ -21734,7 +21918,7 @@
         <w:pStyle w:val="Compact"/>
         <w:numPr>
           <w:ilvl w:val="0"/>
-          <w:numId w:val="1053"/>
+          <w:numId w:val="1055"/>
         </w:numPr>
       </w:pPr>
       <w:r>
@@ -21776,7 +21960,7 @@
         <w:pStyle w:val="Compact"/>
         <w:numPr>
           <w:ilvl w:val="0"/>
-          <w:numId w:val="1053"/>
+          <w:numId w:val="1055"/>
         </w:numPr>
       </w:pPr>
       <w:r>
@@ -21800,7 +21984,7 @@
         <w:pStyle w:val="Compact"/>
         <w:numPr>
           <w:ilvl w:val="0"/>
-          <w:numId w:val="1053"/>
+          <w:numId w:val="1055"/>
         </w:numPr>
       </w:pPr>
       <w:r>
@@ -21815,7 +21999,7 @@
         <w:pStyle w:val="Compact"/>
         <w:numPr>
           <w:ilvl w:val="0"/>
-          <w:numId w:val="1053"/>
+          <w:numId w:val="1055"/>
         </w:numPr>
       </w:pPr>
       <w:r>
@@ -21868,7 +22052,7 @@
         <w:pStyle w:val="Compact"/>
         <w:numPr>
           <w:ilvl w:val="0"/>
-          <w:numId w:val="1054"/>
+          <w:numId w:val="1056"/>
         </w:numPr>
       </w:pPr>
       <w:r>
@@ -21883,7 +22067,7 @@
         <w:pStyle w:val="Compact"/>
         <w:numPr>
           <w:ilvl w:val="0"/>
-          <w:numId w:val="1054"/>
+          <w:numId w:val="1056"/>
         </w:numPr>
       </w:pPr>
       <w:r>
@@ -21898,7 +22082,7 @@
         <w:pStyle w:val="Compact"/>
         <w:numPr>
           <w:ilvl w:val="0"/>
-          <w:numId w:val="1054"/>
+          <w:numId w:val="1056"/>
         </w:numPr>
       </w:pPr>
       <w:r>
@@ -23734,7 +23918,7 @@
         <w:pStyle w:val="Compact"/>
         <w:numPr>
           <w:ilvl w:val="0"/>
-          <w:numId w:val="1055"/>
+          <w:numId w:val="1057"/>
         </w:numPr>
       </w:pPr>
       <w:r>
@@ -23763,7 +23947,7 @@
         <w:pStyle w:val="Compact"/>
         <w:numPr>
           <w:ilvl w:val="0"/>
-          <w:numId w:val="1055"/>
+          <w:numId w:val="1057"/>
         </w:numPr>
       </w:pPr>
       <w:r>
@@ -23883,7 +24067,7 @@
         <w:pStyle w:val="Compact"/>
         <w:numPr>
           <w:ilvl w:val="0"/>
-          <w:numId w:val="1056"/>
+          <w:numId w:val="1058"/>
         </w:numPr>
       </w:pPr>
       <w:r>
@@ -23912,7 +24096,7 @@
         <w:pStyle w:val="Compact"/>
         <w:numPr>
           <w:ilvl w:val="0"/>
-          <w:numId w:val="1056"/>
+          <w:numId w:val="1058"/>
         </w:numPr>
       </w:pPr>
       <w:r>
@@ -23950,7 +24134,7 @@
         <w:pStyle w:val="Compact"/>
         <w:numPr>
           <w:ilvl w:val="0"/>
-          <w:numId w:val="1056"/>
+          <w:numId w:val="1058"/>
         </w:numPr>
       </w:pPr>
       <w:r>
@@ -24366,7 +24550,7 @@
         <w:pStyle w:val="Compact"/>
         <w:numPr>
           <w:ilvl w:val="0"/>
-          <w:numId w:val="1057"/>
+          <w:numId w:val="1059"/>
         </w:numPr>
       </w:pPr>
       <w:r>
@@ -24392,635 +24576,6 @@
           <w:rFonts w:hint="eastAsia"/>
         </w:rPr>
         <w:t xml:space="preserve">(47床)」を選択</w:t>
-      </w:r>
-    </w:p>
-    <w:p>
-      <w:pPr>
-        <w:pStyle w:val="Compact"/>
-        <w:numPr>
-          <w:ilvl w:val="0"/>
-          <w:numId w:val="1057"/>
-        </w:numPr>
-      </w:pPr>
-      <w:r>
-        <w:rPr>
-          <w:rFonts w:hint="eastAsia"/>
-        </w:rPr>
-        <w:t xml:space="preserve">すべてのタブ（日次推移・フェーズ構成・運営分析・改善のヒント等）が選択した病棟のデータに切り替わる</w:t>
-      </w:r>
-    </w:p>
-    <w:p>
-      <w:pPr>
-        <w:pStyle w:val="Compact"/>
-        <w:numPr>
-          <w:ilvl w:val="0"/>
-          <w:numId w:val="1057"/>
-        </w:numPr>
-      </w:pPr>
-      <w:r>
-        <w:rPr>
-          <w:rFonts w:hint="eastAsia"/>
-        </w:rPr>
-        <w:t xml:space="preserve">基盤指標（サイドバー）の稼働率も選択病棟に連動</w:t>
-      </w:r>
-    </w:p>
-    <w:bookmarkEnd w:id="119"/>
-    <w:bookmarkStart w:id="120" w:name="病棟別で確認すべきポイント"/>
-    <w:p>
-      <w:pPr>
-        <w:pStyle w:val="Heading3"/>
-      </w:pPr>
-      <w:r>
-        <w:t xml:space="preserve">13-3. </w:t>
-      </w:r>
-      <w:r>
-        <w:rPr>
-          <w:rFonts w:hint="eastAsia"/>
-        </w:rPr>
-        <w:t xml:space="preserve">病棟別で確認すべきポイント</w:t>
-      </w:r>
-    </w:p>
-    <w:p>
-      <w:pPr>
-        <w:pStyle w:val="FirstParagraph"/>
-      </w:pPr>
-      <w:r>
-        <w:rPr>
-          <w:rFonts w:hint="eastAsia"/>
-          <w:b/>
-          <w:bCs/>
-        </w:rPr>
-        <w:t xml:space="preserve">5F（稼働率が低い場合）：</w:t>
-      </w:r>
-      <w:r>
-        <w:t xml:space="preserve"> </w:t>
-      </w:r>
-      <w:r>
-        <w:t xml:space="preserve">- </w:t>
-      </w:r>
-      <w:r>
-        <w:rPr>
-          <w:rFonts w:hint="eastAsia"/>
-        </w:rPr>
-        <w:t xml:space="preserve">改善のヒント</w:t>
-      </w:r>
-      <w:r>
-        <w:t xml:space="preserve"> → </w:t>
-      </w:r>
-      <w:r>
-        <w:rPr>
-          <w:rFonts w:hint="eastAsia"/>
-        </w:rPr>
-        <w:t xml:space="preserve">稼働率ギャップの金額インパクトを確認</w:t>
-      </w:r>
-      <w:r>
-        <w:t xml:space="preserve"> </w:t>
-      </w:r>
-      <w:r>
-        <w:t xml:space="preserve">- </w:t>
-      </w:r>
-      <w:r>
-        <w:rPr>
-          <w:rFonts w:hint="eastAsia"/>
-        </w:rPr>
-        <w:t xml:space="preserve">医師別分析</w:t>
-      </w:r>
-      <w:r>
-        <w:t xml:space="preserve"> → </w:t>
-      </w:r>
-      <w:r>
-        <w:rPr>
-          <w:rFonts w:hint="eastAsia"/>
-        </w:rPr>
-        <w:t xml:space="preserve">入院創出が少ない医師を特定</w:t>
-      </w:r>
-      <w:r>
-        <w:t xml:space="preserve"> </w:t>
-      </w:r>
-      <w:r>
-        <w:t xml:space="preserve">- What-if → </w:t>
-      </w:r>
-      <w:r>
-        <w:rPr>
-          <w:rFonts w:hint="eastAsia"/>
-        </w:rPr>
-        <w:t xml:space="preserve">入院を増やした場合のシミュレーション</w:t>
-      </w:r>
-    </w:p>
-    <w:p>
-      <w:pPr>
-        <w:pStyle w:val="BodyText"/>
-      </w:pPr>
-      <w:r>
-        <w:rPr>
-          <w:rFonts w:hint="eastAsia"/>
-          <w:b/>
-          <w:bCs/>
-        </w:rPr>
-        <w:t xml:space="preserve">6F（稼働率が高すぎる場合）：</w:t>
-      </w:r>
-      <w:r>
-        <w:t xml:space="preserve"> </w:t>
-      </w:r>
-      <w:r>
-        <w:t xml:space="preserve">- </w:t>
-      </w:r>
-      <w:r>
-        <w:rPr>
-          <w:rFonts w:hint="eastAsia"/>
-        </w:rPr>
-        <w:t xml:space="preserve">改善のヒント</w:t>
-      </w:r>
-      <w:r>
-        <w:t xml:space="preserve"> → </w:t>
-      </w:r>
-      <w:r>
-        <w:rPr>
-          <w:rFonts w:hint="eastAsia"/>
-        </w:rPr>
-        <w:t xml:space="preserve">金曜退院集中の改善余地を確認</w:t>
-      </w:r>
-      <w:r>
-        <w:t xml:space="preserve"> </w:t>
-      </w:r>
-      <w:r>
-        <w:t xml:space="preserve">- </w:t>
-      </w:r>
-      <w:r>
-        <w:rPr>
-          <w:rFonts w:hint="eastAsia"/>
-        </w:rPr>
-        <w:t xml:space="preserve">医師別分析</w:t>
-      </w:r>
-      <w:r>
-        <w:t xml:space="preserve"> → </w:t>
-      </w:r>
-      <w:r>
-        <w:rPr>
-          <w:rFonts w:hint="eastAsia"/>
-        </w:rPr>
-        <w:t xml:space="preserve">在院日数が長い医師（C群集中）を特定</w:t>
-      </w:r>
-      <w:r>
-        <w:t xml:space="preserve"> </w:t>
-      </w:r>
-      <w:r>
-        <w:t xml:space="preserve">- What-if → </w:t>
-      </w:r>
-      <w:r>
-        <w:rPr>
-          <w:rFonts w:hint="eastAsia"/>
-        </w:rPr>
-        <w:t xml:space="preserve">退院を早めた場合のシミュレーション</w:t>
-      </w:r>
-    </w:p>
-    <w:bookmarkEnd w:id="120"/>
-    <w:bookmarkStart w:id="121" w:name="病棟間の連携"/>
-    <w:p>
-      <w:pPr>
-        <w:pStyle w:val="Heading3"/>
-      </w:pPr>
-      <w:r>
-        <w:t xml:space="preserve">13-4. </w:t>
-      </w:r>
-      <w:r>
-        <w:rPr>
-          <w:rFonts w:hint="eastAsia"/>
-        </w:rPr>
-        <w:t xml:space="preserve">病棟間の連携</w:t>
-      </w:r>
-    </w:p>
-    <w:p>
-      <w:pPr>
-        <w:pStyle w:val="FirstParagraph"/>
-      </w:pPr>
-      <w:r>
-        <w:rPr>
-          <w:rFonts w:hint="eastAsia"/>
-        </w:rPr>
-        <w:t xml:space="preserve">5Fに空床があり6Fが満床の場合、以下の対策を検討する：</w:t>
-      </w:r>
-      <w:r>
-        <w:t xml:space="preserve"> </w:t>
-      </w:r>
-      <w:r>
-        <w:t xml:space="preserve">- </w:t>
-      </w:r>
-      <w:r>
-        <w:rPr>
-          <w:rFonts w:hint="eastAsia"/>
-        </w:rPr>
-        <w:t xml:space="preserve">6Fの新規入院の一部を5Fに振り分ける（診療科の制約がない場合）</w:t>
-      </w:r>
-      <w:r>
-        <w:t xml:space="preserve"> </w:t>
-      </w:r>
-      <w:r>
-        <w:t xml:space="preserve">- </w:t>
-      </w:r>
-      <w:r>
-        <w:rPr>
-          <w:rFonts w:hint="eastAsia"/>
-        </w:rPr>
-        <w:t xml:space="preserve">6Fの退院調整を加速し、5Fへの入院経路を確保する</w:t>
-      </w:r>
-      <w:r>
-        <w:t xml:space="preserve"> </w:t>
-      </w:r>
-      <w:r>
-        <w:t xml:space="preserve">- </w:t>
-      </w:r>
-      <w:r>
-        <w:rPr>
-          <w:rFonts w:hint="eastAsia"/>
-        </w:rPr>
-        <w:t xml:space="preserve">病棟横断で入退院カンファレンスを実施する</w:t>
-      </w:r>
-    </w:p>
-    <w:bookmarkEnd w:id="121"/>
-    <w:bookmarkStart w:id="128" w:name="助け合いベッドコントロール-助け合い方式で目標達成v3.0新機能"/>
-    <w:p>
-      <w:pPr>
-        <w:pStyle w:val="Heading3"/>
-      </w:pPr>
-      <w:r>
-        <w:t xml:space="preserve">13-5. </w:t>
-      </w:r>
-      <w:r>
-        <w:rPr>
-          <w:rFonts w:hint="eastAsia"/>
-        </w:rPr>
-        <w:t xml:space="preserve">助け合いベッドコントロール</w:t>
-      </w:r>
-      <w:r>
-        <w:t xml:space="preserve"> — </w:t>
-      </w:r>
-      <w:r>
-        <w:rPr>
-          <w:rFonts w:hint="eastAsia"/>
-        </w:rPr>
-        <w:t xml:space="preserve">助け合い方式で目標達成（v3.0新機能）</w:t>
-      </w:r>
-    </w:p>
-    <w:p>
-      <w:pPr>
-        <w:pStyle w:val="FirstParagraph"/>
-      </w:pPr>
-      <w:r>
-        <w:rPr>
-          <w:rFonts w:hint="eastAsia"/>
-        </w:rPr>
-        <w:t xml:space="preserve">一方の病棟が単体で月平均90%を達成できなくても、</w:t>
-      </w:r>
-      <w:r>
-        <w:rPr>
-          <w:rFonts w:hint="eastAsia"/>
-          <w:b/>
-          <w:bCs/>
-        </w:rPr>
-        <w:t xml:space="preserve">両病棟が同じ上昇幅（Δ）で努力する</w:t>
-      </w:r>
-      <w:r>
-        <w:t xml:space="preserve">ことで</w:t>
-      </w:r>
-      <w:r>
-        <w:t xml:space="preserve"> </w:t>
-      </w:r>
-      <w:r>
-        <w:rPr>
-          <w:rFonts w:hint="eastAsia"/>
-          <w:b/>
-          <w:bCs/>
-        </w:rPr>
-        <w:t xml:space="preserve">全体94床として月平均90%を達成</w:t>
-      </w:r>
-      <w:r>
-        <w:t xml:space="preserve"> </w:t>
-      </w:r>
-      <w:r>
-        <w:rPr>
-          <w:rFonts w:hint="eastAsia"/>
-        </w:rPr>
-        <w:t xml:space="preserve">できる場合があります。アプリは自動的にこの「助け合い方式（Equal</w:t>
-      </w:r>
-      <w:r>
-        <w:t xml:space="preserve"> </w:t>
-      </w:r>
-      <w:r>
-        <w:rPr>
-          <w:rFonts w:hint="eastAsia"/>
-        </w:rPr>
-        <w:t xml:space="preserve">Effort）」の計算を行い、日次推移タブに表示します。</w:t>
-      </w:r>
-    </w:p>
-    <w:bookmarkStart w:id="122" w:name="助け合い方式equal-effortとは"/>
-    <w:p>
-      <w:pPr>
-        <w:pStyle w:val="Heading4"/>
-      </w:pPr>
-      <w:r>
-        <w:rPr>
-          <w:rFonts w:hint="eastAsia"/>
-        </w:rPr>
-        <w:t xml:space="preserve">助け合い方式（Equal</w:t>
-      </w:r>
-      <w:r>
-        <w:t xml:space="preserve"> </w:t>
-      </w:r>
-      <w:r>
-        <w:rPr>
-          <w:rFonts w:hint="eastAsia"/>
-        </w:rPr>
-        <w:t xml:space="preserve">Effort）とは</w:t>
-      </w:r>
-    </w:p>
-    <w:p>
-      <w:pPr>
-        <w:pStyle w:val="FirstParagraph"/>
-      </w:pPr>
-      <w:r>
-        <w:rPr>
-          <w:rFonts w:hint="eastAsia"/>
-        </w:rPr>
-        <w:t xml:space="preserve">従来の方式では「ヘルプ病棟</w:t>
-      </w:r>
-      <w:r>
-        <w:t xml:space="preserve"> vs </w:t>
-      </w:r>
-      <w:r>
-        <w:rPr>
-          <w:rFonts w:hint="eastAsia"/>
-        </w:rPr>
-        <w:t xml:space="preserve">助ける側の病棟」という役割分担があり、一方が他方を支える構造でした。助け合い方式では、</w:t>
-      </w:r>
-      <w:r>
-        <w:rPr>
-          <w:rFonts w:hint="eastAsia"/>
-          <w:b/>
-          <w:bCs/>
-        </w:rPr>
-        <w:t xml:space="preserve">両病棟が同じポイント数だけ改善する</w:t>
-      </w:r>
-      <w:r>
-        <w:rPr>
-          <w:rFonts w:hint="eastAsia"/>
-        </w:rPr>
-        <w:t xml:space="preserve">という公平なアプローチに変わります。</w:t>
-      </w:r>
-    </w:p>
-    <w:p>
-      <w:pPr>
-        <w:pStyle w:val="BodyText"/>
-      </w:pPr>
-      <w:r>
-        <w:rPr>
-          <w:rFonts w:hint="eastAsia"/>
-          <w:b/>
-          <w:bCs/>
-        </w:rPr>
-        <w:t xml:space="preserve">計算例：</w:t>
-      </w:r>
-      <w:r>
-        <w:t xml:space="preserve"> </w:t>
-      </w:r>
-      <w:r>
-        <w:t xml:space="preserve">- </w:t>
-      </w:r>
-      <w:r>
-        <w:rPr>
-          <w:rFonts w:hint="eastAsia"/>
-        </w:rPr>
-        <w:t xml:space="preserve">5F月平均稼働率:</w:t>
-      </w:r>
-      <w:r>
-        <w:t xml:space="preserve"> </w:t>
-      </w:r>
-      <w:r>
-        <w:rPr>
-          <w:rFonts w:hint="eastAsia"/>
-        </w:rPr>
-        <w:t xml:space="preserve">87%、6F月平均稼働率:</w:t>
-      </w:r>
-      <w:r>
-        <w:t xml:space="preserve"> 92%</w:t>
-      </w:r>
-      <w:r>
-        <w:t xml:space="preserve"> </w:t>
-      </w:r>
-      <w:r>
-        <w:t xml:space="preserve">- </w:t>
-      </w:r>
-      <w:r>
-        <w:rPr>
-          <w:rFonts w:hint="eastAsia"/>
-        </w:rPr>
-        <w:t xml:space="preserve">全体目標:</w:t>
-      </w:r>
-      <w:r>
-        <w:t xml:space="preserve"> 90%</w:t>
-      </w:r>
-      <w:r>
-        <w:t xml:space="preserve"> </w:t>
-      </w:r>
-      <w:r>
-        <w:t xml:space="preserve">- </w:t>
-      </w:r>
-      <w:r>
-        <w:rPr>
-          <w:rFonts w:hint="eastAsia"/>
-        </w:rPr>
-        <w:t xml:space="preserve">全体の不足分を均等に割り振り</w:t>
-      </w:r>
-      <w:r>
-        <w:t xml:space="preserve"> → </w:t>
-      </w:r>
-      <w:r>
-        <w:rPr>
-          <w:rFonts w:hint="eastAsia"/>
-        </w:rPr>
-        <w:t xml:space="preserve">共通上昇幅</w:t>
-      </w:r>
-      <w:r>
-        <w:t xml:space="preserve"> Δ = +1.7pt</w:t>
-      </w:r>
-      <w:r>
-        <w:t xml:space="preserve"> </w:t>
-      </w:r>
-      <w:r>
-        <w:t xml:space="preserve">- </w:t>
-      </w:r>
-      <w:r>
-        <w:rPr>
-          <w:rFonts w:hint="eastAsia"/>
-        </w:rPr>
-        <w:t xml:space="preserve">5F目標:</w:t>
-      </w:r>
-      <w:r>
-        <w:t xml:space="preserve"> 87% + 1.7pt =</w:t>
-      </w:r>
-      <w:r>
-        <w:t xml:space="preserve"> </w:t>
-      </w:r>
-      <w:r>
-        <w:rPr>
-          <w:b/>
-          <w:bCs/>
-        </w:rPr>
-        <w:t xml:space="preserve">88.7%</w:t>
-      </w:r>
-      <w:r>
-        <w:rPr>
-          <w:rFonts w:hint="eastAsia"/>
-        </w:rPr>
-        <w:t xml:space="preserve">、6F目標:</w:t>
-      </w:r>
-      <w:r>
-        <w:t xml:space="preserve"> 92% + 1.7pt =</w:t>
-      </w:r>
-      <w:r>
-        <w:t xml:space="preserve"> </w:t>
-      </w:r>
-      <w:r>
-        <w:rPr>
-          <w:b/>
-          <w:bCs/>
-        </w:rPr>
-        <w:t xml:space="preserve">93.7%</w:t>
-      </w:r>
-      <w:r>
-        <w:t xml:space="preserve"> </w:t>
-      </w:r>
-      <w:r>
-        <w:t xml:space="preserve">- → </w:t>
-      </w:r>
-      <w:r>
-        <w:rPr>
-          <w:rFonts w:hint="eastAsia"/>
-        </w:rPr>
-        <w:t xml:space="preserve">全体で90%達成</w:t>
-      </w:r>
-    </w:p>
-    <w:p>
-      <w:pPr>
-        <w:pStyle w:val="BlockText"/>
-      </w:pPr>
-      <w:r>
-        <w:rPr>
-          <w:b/>
-          <w:bCs/>
-        </w:rPr>
-        <w:t xml:space="preserve">ポイント:</w:t>
-      </w:r>
-      <w:r>
-        <w:t xml:space="preserve"> </w:t>
-      </w:r>
-      <w:r>
-        <w:rPr>
-          <w:rFonts w:hint="eastAsia"/>
-        </w:rPr>
-        <w:t xml:space="preserve">稼働率が低い病棟も高い病棟も、同じ「あと+1.7pt」という目標を共有します。「支える側／支えられる側」ではなく「同じ努力幅で一緒に上がる」という考え方です。</w:t>
-      </w:r>
-    </w:p>
-    <w:bookmarkEnd w:id="122"/>
-    <w:bookmarkStart w:id="123" w:name="表示される条件"/>
-    <w:p>
-      <w:pPr>
-        <w:pStyle w:val="Heading4"/>
-      </w:pPr>
-      <w:r>
-        <w:rPr>
-          <w:rFonts w:hint="eastAsia"/>
-        </w:rPr>
-        <w:t xml:space="preserve">表示される条件</w:t>
-      </w:r>
-    </w:p>
-    <w:p>
-      <w:pPr>
-        <w:pStyle w:val="Compact"/>
-        <w:numPr>
-          <w:ilvl w:val="0"/>
-          <w:numId w:val="1058"/>
-        </w:numPr>
-      </w:pPr>
-      <w:r>
-        <w:rPr>
-          <w:rFonts w:hint="eastAsia"/>
-        </w:rPr>
-        <w:t xml:space="preserve">病棟別表示（5Fまたは6F）を選択中</w:t>
-      </w:r>
-    </w:p>
-    <w:p>
-      <w:pPr>
-        <w:pStyle w:val="Compact"/>
-        <w:numPr>
-          <w:ilvl w:val="0"/>
-          <w:numId w:val="1058"/>
-        </w:numPr>
-      </w:pPr>
-      <w:r>
-        <w:rPr>
-          <w:rFonts w:hint="eastAsia"/>
-        </w:rPr>
-        <w:t xml:space="preserve">その病棟が単体で月平均目標の達成が困難（必要稼働率95%超）</w:t>
-      </w:r>
-    </w:p>
-    <w:p>
-      <w:pPr>
-        <w:pStyle w:val="Compact"/>
-        <w:numPr>
-          <w:ilvl w:val="0"/>
-          <w:numId w:val="1058"/>
-        </w:numPr>
-      </w:pPr>
-      <w:r>
-        <w:rPr>
-          <w:rFonts w:hint="eastAsia"/>
-        </w:rPr>
-        <w:t xml:space="preserve">かつ、全体では助け合い方式で達成可能</w:t>
-      </w:r>
-    </w:p>
-    <w:bookmarkEnd w:id="123"/>
-    <w:bookmarkStart w:id="124" w:name="表示内容"/>
-    <w:p>
-      <w:pPr>
-        <w:pStyle w:val="Heading4"/>
-      </w:pPr>
-      <w:r>
-        <w:rPr>
-          <w:rFonts w:hint="eastAsia"/>
-        </w:rPr>
-        <w:t xml:space="preserve">表示内容</w:t>
-      </w:r>
-    </w:p>
-    <w:p>
-      <w:pPr>
-        <w:pStyle w:val="FirstParagraph"/>
-      </w:pPr>
-      <w:r>
-        <w:rPr>
-          <w:b/>
-          <w:bCs/>
-        </w:rPr>
-        <w:t xml:space="preserve">🤝 </w:t>
-      </w:r>
-      <w:r>
-        <w:rPr>
-          <w:rFonts w:hint="eastAsia"/>
-          <w:b/>
-          <w:bCs/>
-        </w:rPr>
-        <w:t xml:space="preserve">助け合いメッセージ（日次推移タブ内）</w:t>
-      </w:r>
-    </w:p>
-    <w:p>
-      <w:pPr>
-        <w:pStyle w:val="BodyText"/>
-      </w:pPr>
-      <w:r>
-        <w:rPr>
-          <w:rFonts w:hint="eastAsia"/>
-        </w:rPr>
-        <w:t xml:space="preserve">病棟を選択すると、助け合い方式による目標値が自動表示されます：</w:t>
       </w:r>
     </w:p>
     <w:p>
@@ -25034,19 +24589,8 @@
       <w:r>
         <w:rPr>
           <w:rFonts w:hint="eastAsia"/>
-          <w:b/>
-          <w:bCs/>
-        </w:rPr>
-        <w:t xml:space="preserve">助け合い目標</w:t>
-      </w:r>
-      <w:r>
-        <w:t xml:space="preserve">: </w:t>
-      </w:r>
-      <w:r>
-        <w:rPr>
-          <w:rFonts w:hint="eastAsia"/>
-        </w:rPr>
-        <w:t xml:space="preserve">共通上昇幅Δを加算した自病棟の目標稼働率</w:t>
+        </w:rPr>
+        <w:t xml:space="preserve">すべてのタブ（日次推移・フェーズ構成・運営分析・改善のヒント等）が選択した病棟のデータに切り替わる</w:t>
       </w:r>
     </w:p>
     <w:p>
@@ -25060,19 +24604,518 @@
       <w:r>
         <w:rPr>
           <w:rFonts w:hint="eastAsia"/>
-          <w:b/>
-          <w:bCs/>
-        </w:rPr>
-        <w:t xml:space="preserve">多段階シナリオ表（グラフ下）</w:t>
-      </w:r>
-      <w:r>
-        <w:t xml:space="preserve">: </w:t>
-      </w:r>
-      <w:r>
-        <w:rPr>
-          <w:rFonts w:hint="eastAsia"/>
-        </w:rPr>
-        <w:t xml:space="preserve">共通上昇幅Δ別に、5F目標・6F目標・全体稼働率・達成判定を一覧表示</w:t>
+        </w:rPr>
+        <w:t xml:space="preserve">基盤指標（サイドバー）の稼働率も選択病棟に連動</w:t>
+      </w:r>
+    </w:p>
+    <w:bookmarkEnd w:id="119"/>
+    <w:bookmarkStart w:id="120" w:name="病棟別で確認すべきポイント"/>
+    <w:p>
+      <w:pPr>
+        <w:pStyle w:val="Heading3"/>
+      </w:pPr>
+      <w:r>
+        <w:t xml:space="preserve">13-3. </w:t>
+      </w:r>
+      <w:r>
+        <w:rPr>
+          <w:rFonts w:hint="eastAsia"/>
+        </w:rPr>
+        <w:t xml:space="preserve">病棟別で確認すべきポイント</w:t>
+      </w:r>
+    </w:p>
+    <w:p>
+      <w:pPr>
+        <w:pStyle w:val="FirstParagraph"/>
+      </w:pPr>
+      <w:r>
+        <w:rPr>
+          <w:rFonts w:hint="eastAsia"/>
+          <w:b/>
+          <w:bCs/>
+        </w:rPr>
+        <w:t xml:space="preserve">5F（稼働率が低い場合）：</w:t>
+      </w:r>
+      <w:r>
+        <w:t xml:space="preserve"> </w:t>
+      </w:r>
+      <w:r>
+        <w:t xml:space="preserve">- </w:t>
+      </w:r>
+      <w:r>
+        <w:rPr>
+          <w:rFonts w:hint="eastAsia"/>
+        </w:rPr>
+        <w:t xml:space="preserve">改善のヒント</w:t>
+      </w:r>
+      <w:r>
+        <w:t xml:space="preserve"> → </w:t>
+      </w:r>
+      <w:r>
+        <w:rPr>
+          <w:rFonts w:hint="eastAsia"/>
+        </w:rPr>
+        <w:t xml:space="preserve">稼働率ギャップの金額インパクトを確認</w:t>
+      </w:r>
+      <w:r>
+        <w:t xml:space="preserve"> </w:t>
+      </w:r>
+      <w:r>
+        <w:t xml:space="preserve">- </w:t>
+      </w:r>
+      <w:r>
+        <w:rPr>
+          <w:rFonts w:hint="eastAsia"/>
+        </w:rPr>
+        <w:t xml:space="preserve">医師別分析</w:t>
+      </w:r>
+      <w:r>
+        <w:t xml:space="preserve"> → </w:t>
+      </w:r>
+      <w:r>
+        <w:rPr>
+          <w:rFonts w:hint="eastAsia"/>
+        </w:rPr>
+        <w:t xml:space="preserve">入院創出が少ない医師を特定</w:t>
+      </w:r>
+      <w:r>
+        <w:t xml:space="preserve"> </w:t>
+      </w:r>
+      <w:r>
+        <w:t xml:space="preserve">- What-if → </w:t>
+      </w:r>
+      <w:r>
+        <w:rPr>
+          <w:rFonts w:hint="eastAsia"/>
+        </w:rPr>
+        <w:t xml:space="preserve">入院を増やした場合のシミュレーション</w:t>
+      </w:r>
+    </w:p>
+    <w:p>
+      <w:pPr>
+        <w:pStyle w:val="BodyText"/>
+      </w:pPr>
+      <w:r>
+        <w:rPr>
+          <w:rFonts w:hint="eastAsia"/>
+          <w:b/>
+          <w:bCs/>
+        </w:rPr>
+        <w:t xml:space="preserve">6F（稼働率が高すぎる場合）：</w:t>
+      </w:r>
+      <w:r>
+        <w:t xml:space="preserve"> </w:t>
+      </w:r>
+      <w:r>
+        <w:t xml:space="preserve">- </w:t>
+      </w:r>
+      <w:r>
+        <w:rPr>
+          <w:rFonts w:hint="eastAsia"/>
+        </w:rPr>
+        <w:t xml:space="preserve">改善のヒント</w:t>
+      </w:r>
+      <w:r>
+        <w:t xml:space="preserve"> → </w:t>
+      </w:r>
+      <w:r>
+        <w:rPr>
+          <w:rFonts w:hint="eastAsia"/>
+        </w:rPr>
+        <w:t xml:space="preserve">金曜退院集中の改善余地を確認</w:t>
+      </w:r>
+      <w:r>
+        <w:t xml:space="preserve"> </w:t>
+      </w:r>
+      <w:r>
+        <w:t xml:space="preserve">- </w:t>
+      </w:r>
+      <w:r>
+        <w:rPr>
+          <w:rFonts w:hint="eastAsia"/>
+        </w:rPr>
+        <w:t xml:space="preserve">医師別分析</w:t>
+      </w:r>
+      <w:r>
+        <w:t xml:space="preserve"> → </w:t>
+      </w:r>
+      <w:r>
+        <w:rPr>
+          <w:rFonts w:hint="eastAsia"/>
+        </w:rPr>
+        <w:t xml:space="preserve">在院日数が長い医師（C群集中）を特定</w:t>
+      </w:r>
+      <w:r>
+        <w:t xml:space="preserve"> </w:t>
+      </w:r>
+      <w:r>
+        <w:t xml:space="preserve">- What-if → </w:t>
+      </w:r>
+      <w:r>
+        <w:rPr>
+          <w:rFonts w:hint="eastAsia"/>
+        </w:rPr>
+        <w:t xml:space="preserve">退院を早めた場合のシミュレーション</w:t>
+      </w:r>
+    </w:p>
+    <w:bookmarkEnd w:id="120"/>
+    <w:bookmarkStart w:id="121" w:name="病棟間の連携"/>
+    <w:p>
+      <w:pPr>
+        <w:pStyle w:val="Heading3"/>
+      </w:pPr>
+      <w:r>
+        <w:t xml:space="preserve">13-4. </w:t>
+      </w:r>
+      <w:r>
+        <w:rPr>
+          <w:rFonts w:hint="eastAsia"/>
+        </w:rPr>
+        <w:t xml:space="preserve">病棟間の連携</w:t>
+      </w:r>
+    </w:p>
+    <w:p>
+      <w:pPr>
+        <w:pStyle w:val="FirstParagraph"/>
+      </w:pPr>
+      <w:r>
+        <w:rPr>
+          <w:rFonts w:hint="eastAsia"/>
+        </w:rPr>
+        <w:t xml:space="preserve">5Fに空床があり6Fが満床の場合、以下の対策を検討する：</w:t>
+      </w:r>
+      <w:r>
+        <w:t xml:space="preserve"> </w:t>
+      </w:r>
+      <w:r>
+        <w:t xml:space="preserve">- </w:t>
+      </w:r>
+      <w:r>
+        <w:rPr>
+          <w:rFonts w:hint="eastAsia"/>
+        </w:rPr>
+        <w:t xml:space="preserve">6Fの新規入院の一部を5Fに振り分ける（診療科の制約がない場合）</w:t>
+      </w:r>
+      <w:r>
+        <w:t xml:space="preserve"> </w:t>
+      </w:r>
+      <w:r>
+        <w:t xml:space="preserve">- </w:t>
+      </w:r>
+      <w:r>
+        <w:rPr>
+          <w:rFonts w:hint="eastAsia"/>
+        </w:rPr>
+        <w:t xml:space="preserve">6Fの退院調整を加速し、5Fへの入院経路を確保する</w:t>
+      </w:r>
+      <w:r>
+        <w:t xml:space="preserve"> </w:t>
+      </w:r>
+      <w:r>
+        <w:t xml:space="preserve">- </w:t>
+      </w:r>
+      <w:r>
+        <w:rPr>
+          <w:rFonts w:hint="eastAsia"/>
+        </w:rPr>
+        <w:t xml:space="preserve">病棟横断で入退院カンファレンスを実施する</w:t>
+      </w:r>
+    </w:p>
+    <w:bookmarkEnd w:id="121"/>
+    <w:bookmarkStart w:id="128" w:name="助け合いベッドコントロール-助け合い方式で目標達成v3.0新機能"/>
+    <w:p>
+      <w:pPr>
+        <w:pStyle w:val="Heading3"/>
+      </w:pPr>
+      <w:r>
+        <w:t xml:space="preserve">13-5. </w:t>
+      </w:r>
+      <w:r>
+        <w:rPr>
+          <w:rFonts w:hint="eastAsia"/>
+        </w:rPr>
+        <w:t xml:space="preserve">助け合いベッドコントロール</w:t>
+      </w:r>
+      <w:r>
+        <w:t xml:space="preserve"> — </w:t>
+      </w:r>
+      <w:r>
+        <w:rPr>
+          <w:rFonts w:hint="eastAsia"/>
+        </w:rPr>
+        <w:t xml:space="preserve">助け合い方式で目標達成（v3.0新機能）</w:t>
+      </w:r>
+    </w:p>
+    <w:p>
+      <w:pPr>
+        <w:pStyle w:val="FirstParagraph"/>
+      </w:pPr>
+      <w:r>
+        <w:rPr>
+          <w:rFonts w:hint="eastAsia"/>
+        </w:rPr>
+        <w:t xml:space="preserve">一方の病棟が単体で月平均90%を達成できなくても、</w:t>
+      </w:r>
+      <w:r>
+        <w:rPr>
+          <w:rFonts w:hint="eastAsia"/>
+          <w:b/>
+          <w:bCs/>
+        </w:rPr>
+        <w:t xml:space="preserve">両病棟が同じ上昇幅（Δ）で努力する</w:t>
+      </w:r>
+      <w:r>
+        <w:t xml:space="preserve">ことで</w:t>
+      </w:r>
+      <w:r>
+        <w:t xml:space="preserve"> </w:t>
+      </w:r>
+      <w:r>
+        <w:rPr>
+          <w:rFonts w:hint="eastAsia"/>
+          <w:b/>
+          <w:bCs/>
+        </w:rPr>
+        <w:t xml:space="preserve">全体94床として月平均90%を達成</w:t>
+      </w:r>
+      <w:r>
+        <w:t xml:space="preserve"> </w:t>
+      </w:r>
+      <w:r>
+        <w:rPr>
+          <w:rFonts w:hint="eastAsia"/>
+        </w:rPr>
+        <w:t xml:space="preserve">できる場合があります。アプリは自動的にこの「助け合い方式（Equal</w:t>
+      </w:r>
+      <w:r>
+        <w:t xml:space="preserve"> </w:t>
+      </w:r>
+      <w:r>
+        <w:rPr>
+          <w:rFonts w:hint="eastAsia"/>
+        </w:rPr>
+        <w:t xml:space="preserve">Effort）」の計算を行い、日次推移タブに表示します。</w:t>
+      </w:r>
+    </w:p>
+    <w:bookmarkStart w:id="122" w:name="助け合い方式equal-effortとは"/>
+    <w:p>
+      <w:pPr>
+        <w:pStyle w:val="Heading4"/>
+      </w:pPr>
+      <w:r>
+        <w:rPr>
+          <w:rFonts w:hint="eastAsia"/>
+        </w:rPr>
+        <w:t xml:space="preserve">助け合い方式（Equal</w:t>
+      </w:r>
+      <w:r>
+        <w:t xml:space="preserve"> </w:t>
+      </w:r>
+      <w:r>
+        <w:rPr>
+          <w:rFonts w:hint="eastAsia"/>
+        </w:rPr>
+        <w:t xml:space="preserve">Effort）とは</w:t>
+      </w:r>
+    </w:p>
+    <w:p>
+      <w:pPr>
+        <w:pStyle w:val="FirstParagraph"/>
+      </w:pPr>
+      <w:r>
+        <w:rPr>
+          <w:rFonts w:hint="eastAsia"/>
+        </w:rPr>
+        <w:t xml:space="preserve">従来の方式では「ヘルプ病棟</w:t>
+      </w:r>
+      <w:r>
+        <w:t xml:space="preserve"> vs </w:t>
+      </w:r>
+      <w:r>
+        <w:rPr>
+          <w:rFonts w:hint="eastAsia"/>
+        </w:rPr>
+        <w:t xml:space="preserve">助ける側の病棟」という役割分担があり、一方が他方を支える構造でした。助け合い方式では、</w:t>
+      </w:r>
+      <w:r>
+        <w:rPr>
+          <w:rFonts w:hint="eastAsia"/>
+          <w:b/>
+          <w:bCs/>
+        </w:rPr>
+        <w:t xml:space="preserve">両病棟が同じポイント数だけ改善する</w:t>
+      </w:r>
+      <w:r>
+        <w:rPr>
+          <w:rFonts w:hint="eastAsia"/>
+        </w:rPr>
+        <w:t xml:space="preserve">という公平なアプローチに変わります。</w:t>
+      </w:r>
+    </w:p>
+    <w:p>
+      <w:pPr>
+        <w:pStyle w:val="BodyText"/>
+      </w:pPr>
+      <w:r>
+        <w:rPr>
+          <w:rFonts w:hint="eastAsia"/>
+          <w:b/>
+          <w:bCs/>
+        </w:rPr>
+        <w:t xml:space="preserve">計算例：</w:t>
+      </w:r>
+      <w:r>
+        <w:t xml:space="preserve"> </w:t>
+      </w:r>
+      <w:r>
+        <w:t xml:space="preserve">- </w:t>
+      </w:r>
+      <w:r>
+        <w:rPr>
+          <w:rFonts w:hint="eastAsia"/>
+        </w:rPr>
+        <w:t xml:space="preserve">5F月平均稼働率:</w:t>
+      </w:r>
+      <w:r>
+        <w:t xml:space="preserve"> </w:t>
+      </w:r>
+      <w:r>
+        <w:rPr>
+          <w:rFonts w:hint="eastAsia"/>
+        </w:rPr>
+        <w:t xml:space="preserve">87%、6F月平均稼働率:</w:t>
+      </w:r>
+      <w:r>
+        <w:t xml:space="preserve"> 92%</w:t>
+      </w:r>
+      <w:r>
+        <w:t xml:space="preserve"> </w:t>
+      </w:r>
+      <w:r>
+        <w:t xml:space="preserve">- </w:t>
+      </w:r>
+      <w:r>
+        <w:rPr>
+          <w:rFonts w:hint="eastAsia"/>
+        </w:rPr>
+        <w:t xml:space="preserve">全体目標:</w:t>
+      </w:r>
+      <w:r>
+        <w:t xml:space="preserve"> 90%</w:t>
+      </w:r>
+      <w:r>
+        <w:t xml:space="preserve"> </w:t>
+      </w:r>
+      <w:r>
+        <w:t xml:space="preserve">- </w:t>
+      </w:r>
+      <w:r>
+        <w:rPr>
+          <w:rFonts w:hint="eastAsia"/>
+        </w:rPr>
+        <w:t xml:space="preserve">全体の不足分を均等に割り振り</w:t>
+      </w:r>
+      <w:r>
+        <w:t xml:space="preserve"> → </w:t>
+      </w:r>
+      <w:r>
+        <w:rPr>
+          <w:rFonts w:hint="eastAsia"/>
+        </w:rPr>
+        <w:t xml:space="preserve">共通上昇幅</w:t>
+      </w:r>
+      <w:r>
+        <w:t xml:space="preserve"> Δ = +1.7pt</w:t>
+      </w:r>
+      <w:r>
+        <w:t xml:space="preserve"> </w:t>
+      </w:r>
+      <w:r>
+        <w:t xml:space="preserve">- </w:t>
+      </w:r>
+      <w:r>
+        <w:rPr>
+          <w:rFonts w:hint="eastAsia"/>
+        </w:rPr>
+        <w:t xml:space="preserve">5F目標:</w:t>
+      </w:r>
+      <w:r>
+        <w:t xml:space="preserve"> 87% + 1.7pt =</w:t>
+      </w:r>
+      <w:r>
+        <w:t xml:space="preserve"> </w:t>
+      </w:r>
+      <w:r>
+        <w:rPr>
+          <w:b/>
+          <w:bCs/>
+        </w:rPr>
+        <w:t xml:space="preserve">88.7%</w:t>
+      </w:r>
+      <w:r>
+        <w:rPr>
+          <w:rFonts w:hint="eastAsia"/>
+        </w:rPr>
+        <w:t xml:space="preserve">、6F目標:</w:t>
+      </w:r>
+      <w:r>
+        <w:t xml:space="preserve"> 92% + 1.7pt =</w:t>
+      </w:r>
+      <w:r>
+        <w:t xml:space="preserve"> </w:t>
+      </w:r>
+      <w:r>
+        <w:rPr>
+          <w:b/>
+          <w:bCs/>
+        </w:rPr>
+        <w:t xml:space="preserve">93.7%</w:t>
+      </w:r>
+      <w:r>
+        <w:t xml:space="preserve"> </w:t>
+      </w:r>
+      <w:r>
+        <w:t xml:space="preserve">- → </w:t>
+      </w:r>
+      <w:r>
+        <w:rPr>
+          <w:rFonts w:hint="eastAsia"/>
+        </w:rPr>
+        <w:t xml:space="preserve">全体で90%達成</w:t>
+      </w:r>
+    </w:p>
+    <w:p>
+      <w:pPr>
+        <w:pStyle w:val="BlockText"/>
+      </w:pPr>
+      <w:r>
+        <w:rPr>
+          <w:b/>
+          <w:bCs/>
+        </w:rPr>
+        <w:t xml:space="preserve">ポイント:</w:t>
+      </w:r>
+      <w:r>
+        <w:t xml:space="preserve"> </w:t>
+      </w:r>
+      <w:r>
+        <w:rPr>
+          <w:rFonts w:hint="eastAsia"/>
+        </w:rPr>
+        <w:t xml:space="preserve">稼働率が低い病棟も高い病棟も、同じ「あと+1.7pt」という目標を共有します。「支える側／支えられる側」ではなく「同じ努力幅で一緒に上がる」という考え方です。</w:t>
+      </w:r>
+    </w:p>
+    <w:bookmarkEnd w:id="122"/>
+    <w:bookmarkStart w:id="123" w:name="表示される条件"/>
+    <w:p>
+      <w:pPr>
+        <w:pStyle w:val="Heading4"/>
+      </w:pPr>
+      <w:r>
+        <w:rPr>
+          <w:rFonts w:hint="eastAsia"/>
+        </w:rPr>
+        <w:t xml:space="preserve">表示される条件</w:t>
       </w:r>
     </w:p>
     <w:p>
@@ -25080,7 +25123,148 @@
         <w:pStyle w:val="Compact"/>
         <w:numPr>
           <w:ilvl w:val="0"/>
-          <w:numId w:val="1059"/>
+          <w:numId w:val="1060"/>
+        </w:numPr>
+      </w:pPr>
+      <w:r>
+        <w:rPr>
+          <w:rFonts w:hint="eastAsia"/>
+        </w:rPr>
+        <w:t xml:space="preserve">病棟別表示（5Fまたは6F）を選択中</w:t>
+      </w:r>
+    </w:p>
+    <w:p>
+      <w:pPr>
+        <w:pStyle w:val="Compact"/>
+        <w:numPr>
+          <w:ilvl w:val="0"/>
+          <w:numId w:val="1060"/>
+        </w:numPr>
+      </w:pPr>
+      <w:r>
+        <w:rPr>
+          <w:rFonts w:hint="eastAsia"/>
+        </w:rPr>
+        <w:t xml:space="preserve">その病棟が単体で月平均目標の達成が困難（必要稼働率95%超）</w:t>
+      </w:r>
+    </w:p>
+    <w:p>
+      <w:pPr>
+        <w:pStyle w:val="Compact"/>
+        <w:numPr>
+          <w:ilvl w:val="0"/>
+          <w:numId w:val="1060"/>
+        </w:numPr>
+      </w:pPr>
+      <w:r>
+        <w:rPr>
+          <w:rFonts w:hint="eastAsia"/>
+        </w:rPr>
+        <w:t xml:space="preserve">かつ、全体では助け合い方式で達成可能</w:t>
+      </w:r>
+    </w:p>
+    <w:bookmarkEnd w:id="123"/>
+    <w:bookmarkStart w:id="124" w:name="表示内容"/>
+    <w:p>
+      <w:pPr>
+        <w:pStyle w:val="Heading4"/>
+      </w:pPr>
+      <w:r>
+        <w:rPr>
+          <w:rFonts w:hint="eastAsia"/>
+        </w:rPr>
+        <w:t xml:space="preserve">表示内容</w:t>
+      </w:r>
+    </w:p>
+    <w:p>
+      <w:pPr>
+        <w:pStyle w:val="FirstParagraph"/>
+      </w:pPr>
+      <w:r>
+        <w:rPr>
+          <w:b/>
+          <w:bCs/>
+        </w:rPr>
+        <w:t xml:space="preserve">🤝 </w:t>
+      </w:r>
+      <w:r>
+        <w:rPr>
+          <w:rFonts w:hint="eastAsia"/>
+          <w:b/>
+          <w:bCs/>
+        </w:rPr>
+        <w:t xml:space="preserve">助け合いメッセージ（日次推移タブ内）</w:t>
+      </w:r>
+    </w:p>
+    <w:p>
+      <w:pPr>
+        <w:pStyle w:val="BodyText"/>
+      </w:pPr>
+      <w:r>
+        <w:rPr>
+          <w:rFonts w:hint="eastAsia"/>
+        </w:rPr>
+        <w:t xml:space="preserve">病棟を選択すると、助け合い方式による目標値が自動表示されます：</w:t>
+      </w:r>
+    </w:p>
+    <w:p>
+      <w:pPr>
+        <w:pStyle w:val="Compact"/>
+        <w:numPr>
+          <w:ilvl w:val="0"/>
+          <w:numId w:val="1061"/>
+        </w:numPr>
+      </w:pPr>
+      <w:r>
+        <w:rPr>
+          <w:rFonts w:hint="eastAsia"/>
+          <w:b/>
+          <w:bCs/>
+        </w:rPr>
+        <w:t xml:space="preserve">助け合い目標</w:t>
+      </w:r>
+      <w:r>
+        <w:t xml:space="preserve">: </w:t>
+      </w:r>
+      <w:r>
+        <w:rPr>
+          <w:rFonts w:hint="eastAsia"/>
+        </w:rPr>
+        <w:t xml:space="preserve">共通上昇幅Δを加算した自病棟の目標稼働率</w:t>
+      </w:r>
+    </w:p>
+    <w:p>
+      <w:pPr>
+        <w:pStyle w:val="Compact"/>
+        <w:numPr>
+          <w:ilvl w:val="0"/>
+          <w:numId w:val="1061"/>
+        </w:numPr>
+      </w:pPr>
+      <w:r>
+        <w:rPr>
+          <w:rFonts w:hint="eastAsia"/>
+          <w:b/>
+          <w:bCs/>
+        </w:rPr>
+        <w:t xml:space="preserve">多段階シナリオ表（グラフ下）</w:t>
+      </w:r>
+      <w:r>
+        <w:t xml:space="preserve">: </w:t>
+      </w:r>
+      <w:r>
+        <w:rPr>
+          <w:rFonts w:hint="eastAsia"/>
+        </w:rPr>
+        <w:t xml:space="preserve">共通上昇幅Δ別に、5F目標・6F目標・全体稼働率・達成判定を一覧表示</w:t>
+      </w:r>
+    </w:p>
+    <w:p>
+      <w:pPr>
+        <w:pStyle w:val="Compact"/>
+        <w:numPr>
+          <w:ilvl w:val="0"/>
+          <w:numId w:val="1061"/>
         </w:numPr>
       </w:pPr>
       <w:r>
@@ -25632,7 +25816,7 @@
         <w:pStyle w:val="Compact"/>
         <w:numPr>
           <w:ilvl w:val="0"/>
-          <w:numId w:val="1060"/>
+          <w:numId w:val="1062"/>
         </w:numPr>
       </w:pPr>
       <w:r>
@@ -25667,7 +25851,7 @@
         <w:pStyle w:val="Compact"/>
         <w:numPr>
           <w:ilvl w:val="0"/>
-          <w:numId w:val="1060"/>
+          <w:numId w:val="1062"/>
         </w:numPr>
       </w:pPr>
       <w:r>
@@ -25702,7 +25886,7 @@
         <w:pStyle w:val="Compact"/>
         <w:numPr>
           <w:ilvl w:val="0"/>
-          <w:numId w:val="1060"/>
+          <w:numId w:val="1062"/>
         </w:numPr>
       </w:pPr>
       <w:r>
@@ -26030,7 +26214,7 @@
         <w:pStyle w:val="Compact"/>
         <w:numPr>
           <w:ilvl w:val="0"/>
-          <w:numId w:val="1061"/>
+          <w:numId w:val="1063"/>
         </w:numPr>
       </w:pPr>
       <w:r>
@@ -26062,7 +26246,7 @@
         <w:pStyle w:val="Compact"/>
         <w:numPr>
           <w:ilvl w:val="0"/>
-          <w:numId w:val="1061"/>
+          <w:numId w:val="1063"/>
         </w:numPr>
       </w:pPr>
       <w:r>
@@ -26814,7 +26998,7 @@
         <w:pStyle w:val="Compact"/>
         <w:numPr>
           <w:ilvl w:val="0"/>
-          <w:numId w:val="1062"/>
+          <w:numId w:val="1064"/>
         </w:numPr>
       </w:pPr>
       <w:r>
@@ -26852,7 +27036,7 @@
         <w:pStyle w:val="Compact"/>
         <w:numPr>
           <w:ilvl w:val="0"/>
-          <w:numId w:val="1062"/>
+          <w:numId w:val="1064"/>
         </w:numPr>
       </w:pPr>
       <w:r>
@@ -26890,7 +27074,7 @@
         <w:pStyle w:val="Compact"/>
         <w:numPr>
           <w:ilvl w:val="0"/>
-          <w:numId w:val="1062"/>
+          <w:numId w:val="1064"/>
         </w:numPr>
       </w:pPr>
       <w:r>
@@ -27354,7 +27538,7 @@
         <w:pStyle w:val="Compact"/>
         <w:numPr>
           <w:ilvl w:val="0"/>
-          <w:numId w:val="1063"/>
+          <w:numId w:val="1065"/>
         </w:numPr>
       </w:pPr>
       <w:r>
@@ -27373,186 +27557,6 @@
           <w:rFonts w:hint="eastAsia"/>
         </w:rPr>
         <w:t xml:space="preserve">週末稼働率UP。在院日数は微増</w:t>
-      </w:r>
-    </w:p>
-    <w:p>
-      <w:pPr>
-        <w:pStyle w:val="Compact"/>
-        <w:numPr>
-          <w:ilvl w:val="0"/>
-          <w:numId w:val="1063"/>
-        </w:numPr>
-      </w:pPr>
-      <w:r>
-        <w:rPr>
-          <w:rFonts w:hint="eastAsia"/>
-          <w:b/>
-          <w:bCs/>
-        </w:rPr>
-        <w:t xml:space="preserve">早める（月・火→日曜）</w:t>
-      </w:r>
-      <w:r>
-        <w:t xml:space="preserve">: </w:t>
-      </w:r>
-      <w:r>
-        <w:rPr>
-          <w:rFonts w:hint="eastAsia"/>
-        </w:rPr>
-        <w:t xml:space="preserve">LOS短縮＋月曜入院枠確保。ただし稼働率目標達成時</w:t>
-      </w:r>
-      <w:r>
-        <w:t xml:space="preserve"> or </w:t>
-      </w:r>
-      <w:r>
-        <w:rPr>
-          <w:rFonts w:hint="eastAsia"/>
-        </w:rPr>
-        <w:t xml:space="preserve">LOS基準逼迫時のみ推奨</w:t>
-      </w:r>
-    </w:p>
-    <w:bookmarkEnd w:id="139"/>
-    <w:bookmarkStart w:id="140" w:name="判断基準"/>
-    <w:p>
-      <w:pPr>
-        <w:pStyle w:val="Heading3"/>
-      </w:pPr>
-      <w:r>
-        <w:t xml:space="preserve">15-2. </w:t>
-      </w:r>
-      <w:r>
-        <w:rPr>
-          <w:rFonts w:hint="eastAsia"/>
-        </w:rPr>
-        <w:t xml:space="preserve">判断基準</w:t>
-      </w:r>
-    </w:p>
-    <w:p>
-      <w:pPr>
-        <w:pStyle w:val="Compact"/>
-        <w:numPr>
-          <w:ilvl w:val="0"/>
-          <w:numId w:val="1064"/>
-        </w:numPr>
-      </w:pPr>
-      <w:r>
-        <w:rPr>
-          <w:rFonts w:hint="eastAsia"/>
-        </w:rPr>
-        <w:t xml:space="preserve">稼働率</w:t>
-      </w:r>
-      <w:r>
-        <w:t xml:space="preserve"> &lt; </w:t>
-      </w:r>
-      <w:r>
-        <w:rPr>
-          <w:rFonts w:hint="eastAsia"/>
-        </w:rPr>
-        <w:t xml:space="preserve">目標</w:t>
-      </w:r>
-      <w:r>
-        <w:t xml:space="preserve"> AND </w:t>
-      </w:r>
-      <w:r>
-        <w:rPr>
-          <w:rFonts w:hint="eastAsia"/>
-        </w:rPr>
-        <w:t xml:space="preserve">LOS余裕あり</w:t>
-      </w:r>
-      <w:r>
-        <w:t xml:space="preserve"> → </w:t>
-      </w:r>
-      <w:r>
-        <w:rPr>
-          <w:rFonts w:hint="eastAsia"/>
-        </w:rPr>
-        <w:t xml:space="preserve">在院継続が有利（パターンB非表示）</w:t>
-      </w:r>
-    </w:p>
-    <w:p>
-      <w:pPr>
-        <w:pStyle w:val="Compact"/>
-        <w:numPr>
-          <w:ilvl w:val="0"/>
-          <w:numId w:val="1064"/>
-        </w:numPr>
-      </w:pPr>
-      <w:r>
-        <w:rPr>
-          <w:rFonts w:hint="eastAsia"/>
-        </w:rPr>
-        <w:t xml:space="preserve">稼働率</w:t>
-      </w:r>
-      <w:r>
-        <w:t xml:space="preserve"> ≧ </w:t>
-      </w:r>
-      <w:r>
-        <w:rPr>
-          <w:rFonts w:hint="eastAsia"/>
-        </w:rPr>
-        <w:t xml:space="preserve">目標</w:t>
-      </w:r>
-      <w:r>
-        <w:t xml:space="preserve"> OR LOS ≧ </w:t>
-      </w:r>
-      <w:r>
-        <w:rPr>
-          <w:rFonts w:hint="eastAsia"/>
-        </w:rPr>
-        <w:t xml:space="preserve">20日</w:t>
-      </w:r>
-      <w:r>
-        <w:t xml:space="preserve"> → </w:t>
-      </w:r>
-      <w:r>
-        <w:rPr>
-          <w:rFonts w:hint="eastAsia"/>
-        </w:rPr>
-        <w:t xml:space="preserve">パターンBも推奨</w:t>
-      </w:r>
-    </w:p>
-    <w:bookmarkEnd w:id="140"/>
-    <w:bookmarkStart w:id="141" w:name="活用の考え方"/>
-    <w:p>
-      <w:pPr>
-        <w:pStyle w:val="Heading3"/>
-      </w:pPr>
-      <w:r>
-        <w:t xml:space="preserve">15-3. </w:t>
-      </w:r>
-      <w:r>
-        <w:rPr>
-          <w:rFonts w:hint="eastAsia"/>
-        </w:rPr>
-        <w:t xml:space="preserve">活用の考え方</w:t>
-      </w:r>
-    </w:p>
-    <w:p>
-      <w:pPr>
-        <w:pStyle w:val="FirstParagraph"/>
-      </w:pPr>
-      <w:r>
-        <w:rPr>
-          <w:rFonts w:hint="eastAsia"/>
-        </w:rPr>
-        <w:t xml:space="preserve">病院の都合ではなく、ご家族の都合に寄り添った退院調整が、運営改善にもつながる。高齢患者のお迎えに来る働き世代のご家族にとって、日曜は最も動きやすい日である。日曜退院への調整は、家族の負担軽減と週末稼働率の平準化を同時に実現する。</w:t>
-      </w:r>
-    </w:p>
-    <w:p>
-      <w:r>
-        <w:pict>
-          <v:rect style="width:0;height:1.5pt" o:hralign="center" o:hrstd="t" o:hr="t"/>
-        </w:pict>
-      </w:r>
-    </w:p>
-    <w:bookmarkEnd w:id="141"/>
-    <w:bookmarkEnd w:id="142"/>
-    <w:bookmarkStart w:id="143" w:name="まとめ"/>
-    <w:p>
-      <w:pPr>
-        <w:pStyle w:val="Heading2"/>
-      </w:pPr>
-      <w:r>
-        <w:t xml:space="preserve">まとめ</w:t>
       </w:r>
     </w:p>
     <w:p>
@@ -27569,340 +27573,41 @@
           <w:b/>
           <w:bCs/>
         </w:rPr>
-        <w:t xml:space="preserve">稼働率90〜95%</w:t>
-      </w:r>
-      <w:r>
-        <w:rPr>
-          <w:rFonts w:hint="eastAsia"/>
-        </w:rPr>
-        <w:t xml:space="preserve">の維持が最上位目標。これは運営貢献額に直結する</w:t>
-      </w:r>
-    </w:p>
-    <w:p>
-      <w:pPr>
-        <w:pStyle w:val="Compact"/>
-        <w:numPr>
-          <w:ilvl w:val="0"/>
-          <w:numId w:val="1065"/>
-        </w:numPr>
-      </w:pPr>
-      <w:r>
-        <w:rPr>
-          <w:rFonts w:hint="eastAsia"/>
-          <w:b/>
-          <w:bCs/>
-        </w:rPr>
-        <w:t xml:space="preserve">B群構成比40〜50%</w:t>
-      </w:r>
-      <w:r>
-        <w:rPr>
-          <w:rFonts w:hint="eastAsia"/>
-        </w:rPr>
-        <w:t xml:space="preserve">が診療報酬収入の要。B群を守る退院計画が最重要</w:t>
-      </w:r>
-    </w:p>
-    <w:p>
-      <w:pPr>
-        <w:pStyle w:val="Compact"/>
-        <w:numPr>
-          <w:ilvl w:val="0"/>
-          <w:numId w:val="1065"/>
-        </w:numPr>
-      </w:pPr>
-      <w:r>
-        <w:rPr>
-          <w:rFonts w:hint="eastAsia"/>
-          <w:b/>
-          <w:bCs/>
-        </w:rPr>
-        <w:t xml:space="preserve">運営改善アラート</w:t>
-      </w:r>
-      <w:r>
-        <w:rPr>
-          <w:rFonts w:hint="eastAsia"/>
-        </w:rPr>
-        <w:t xml:space="preserve">で毎朝の優先順位を固定化し、迷いを減らす</w:t>
-      </w:r>
-    </w:p>
-    <w:p>
-      <w:pPr>
-        <w:pStyle w:val="Compact"/>
-        <w:numPr>
-          <w:ilvl w:val="0"/>
-          <w:numId w:val="1065"/>
-        </w:numPr>
-      </w:pPr>
-      <w:r>
-        <w:rPr>
-          <w:rFonts w:hint="eastAsia"/>
-          <w:b/>
-          <w:bCs/>
-        </w:rPr>
-        <w:t xml:space="preserve">意思決定ダッシュボード</w:t>
-      </w:r>
-      <w:r>
-        <w:rPr>
-          <w:rFonts w:hint="eastAsia"/>
-        </w:rPr>
-        <w:t xml:space="preserve">で30秒の判断、</w:t>
-      </w:r>
-      <w:r>
-        <w:rPr>
-          <w:rFonts w:hint="eastAsia"/>
-          <w:b/>
-          <w:bCs/>
-        </w:rPr>
-        <w:t xml:space="preserve">What-if分析</w:t>
-      </w:r>
-      <w:r>
-        <w:rPr>
-          <w:rFonts w:hint="eastAsia"/>
-        </w:rPr>
-        <w:t xml:space="preserve">で5分の検証</w:t>
-      </w:r>
-    </w:p>
-    <w:p>
-      <w:pPr>
-        <w:pStyle w:val="Compact"/>
-        <w:numPr>
-          <w:ilvl w:val="0"/>
-          <w:numId w:val="1065"/>
-        </w:numPr>
-      </w:pPr>
-      <w:r>
-        <w:rPr>
-          <w:rFonts w:hint="eastAsia"/>
-          <w:b/>
-          <w:bCs/>
-        </w:rPr>
-        <w:t xml:space="preserve">What-if分析がこのツールの中核機能</w:t>
-      </w:r>
-      <w:r>
-        <w:rPr>
-          <w:rFonts w:hint="eastAsia"/>
-        </w:rPr>
-        <w:t xml:space="preserve">。「今日の判断（今日の入退院シナリオ）」「今週のデザイン（週間退院計画）」「来月への備え（入院需要変動）」の3つのシナリオを使い分けることで、短期から中期まであらゆる意思決定を数字で裏付けられる</w:t>
-      </w:r>
-    </w:p>
-    <w:p>
-      <w:pPr>
-        <w:pStyle w:val="Compact"/>
-        <w:numPr>
-          <w:ilvl w:val="0"/>
-          <w:numId w:val="1065"/>
-        </w:numPr>
-      </w:pPr>
-      <w:r>
-        <w:rPr>
-          <w:rFonts w:hint="eastAsia"/>
-          <w:b/>
-          <w:bCs/>
-        </w:rPr>
-        <w:t xml:space="preserve">医師マスター・入退院詳細入力</w:t>
-      </w:r>
-      <w:r>
-        <w:rPr>
-          <w:rFonts w:hint="eastAsia"/>
-        </w:rPr>
-        <w:t xml:space="preserve">で医師別のデータを蓄積し、</w:t>
-      </w:r>
-      <w:r>
-        <w:rPr>
-          <w:rFonts w:hint="eastAsia"/>
-          <w:b/>
-          <w:bCs/>
-        </w:rPr>
-        <w:t xml:space="preserve">医師別分析</w:t>
-      </w:r>
-      <w:r>
-        <w:rPr>
-          <w:rFonts w:hint="eastAsia"/>
-        </w:rPr>
-        <w:t xml:space="preserve">で入退院パターンを可視化する</w:t>
-      </w:r>
-    </w:p>
-    <w:p>
-      <w:pPr>
-        <w:pStyle w:val="Compact"/>
-        <w:numPr>
-          <w:ilvl w:val="0"/>
-          <w:numId w:val="1065"/>
-        </w:numPr>
-      </w:pPr>
-      <w:r>
-        <w:rPr>
-          <w:rFonts w:hint="eastAsia"/>
-          <w:b/>
-          <w:bCs/>
-        </w:rPr>
-        <w:t xml:space="preserve">改善のヒント</w:t>
-      </w:r>
-      <w:r>
-        <w:rPr>
-          <w:rFonts w:hint="eastAsia"/>
-        </w:rPr>
-        <w:t xml:space="preserve">がデータから自動的に改善機会を検知し、What-Ifシミュレーションで効果を試算。「気づき</w:t>
-      </w:r>
-      <w:r>
-        <w:t xml:space="preserve"> → シミュレーション → </w:t>
-      </w:r>
-      <w:r>
-        <w:rPr>
-          <w:rFonts w:hint="eastAsia"/>
-        </w:rPr>
-        <w:t xml:space="preserve">確認</w:t>
-      </w:r>
-      <w:r>
-        <w:t xml:space="preserve"> → </w:t>
-      </w:r>
-      <w:r>
-        <w:rPr>
-          <w:rFonts w:hint="eastAsia"/>
-        </w:rPr>
-        <w:t xml:space="preserve">対話」の4ステップで建設的な改善を推進する</w:t>
-      </w:r>
-    </w:p>
-    <w:p>
-      <w:pPr>
-        <w:pStyle w:val="Compact"/>
-        <w:numPr>
-          <w:ilvl w:val="0"/>
-          <w:numId w:val="1065"/>
-        </w:numPr>
-      </w:pPr>
-      <w:r>
-        <w:rPr>
-          <w:rFonts w:hint="eastAsia"/>
-          <w:b/>
-          <w:bCs/>
-        </w:rPr>
-        <w:t xml:space="preserve">稼働率1%</w:t>
-      </w:r>
-      <w:r>
-        <w:rPr>
-          <w:b/>
-          <w:bCs/>
-        </w:rPr>
-        <w:t xml:space="preserve"> = </w:t>
-      </w:r>
-      <w:r>
-        <w:rPr>
-          <w:rFonts w:hint="eastAsia"/>
-          <w:b/>
-          <w:bCs/>
-        </w:rPr>
-        <w:t xml:space="preserve">年間約1,200万円</w:t>
-      </w:r>
-      <w:r>
-        <w:rPr>
-          <w:rFonts w:hint="eastAsia"/>
-        </w:rPr>
-        <w:t xml:space="preserve">という基盤指標を共通言語として、チーム全体で影響額の意識を共有する</w:t>
-      </w:r>
-    </w:p>
-    <w:p>
-      <w:pPr>
-        <w:pStyle w:val="Compact"/>
-        <w:numPr>
-          <w:ilvl w:val="0"/>
-          <w:numId w:val="1065"/>
-        </w:numPr>
-      </w:pPr>
-      <w:r>
-        <w:rPr>
-          <w:rFonts w:hint="eastAsia"/>
-          <w:b/>
-          <w:bCs/>
-        </w:rPr>
-        <w:t xml:space="preserve">病棟別分析</w:t>
-      </w:r>
-      <w:r>
-        <w:rPr>
-          <w:rFonts w:hint="eastAsia"/>
-        </w:rPr>
-        <w:t xml:space="preserve">で全体の数字に隠れた病棟間格差を発見し、病棟ごとに適切な改善アクションを取る</w:t>
-      </w:r>
-    </w:p>
-    <w:p>
-      <w:pPr>
-        <w:pStyle w:val="Compact"/>
-        <w:numPr>
-          <w:ilvl w:val="0"/>
-          <w:numId w:val="1065"/>
-        </w:numPr>
-      </w:pPr>
-      <w:r>
-        <w:rPr>
-          <w:rFonts w:hint="eastAsia"/>
-          <w:b/>
-          <w:bCs/>
-        </w:rPr>
-        <w:t xml:space="preserve">感覚ではなく数字で決める</w:t>
-      </w:r>
-      <w:r>
-        <w:rPr>
-          <w:rFonts w:hint="eastAsia"/>
-        </w:rPr>
-        <w:t xml:space="preserve">。その数字をチームで共有し、全員が同じ基準で動くことが、持続可能な病棟運営の鍵である</w:t>
-      </w:r>
-    </w:p>
-    <w:p>
-      <w:r>
-        <w:pict>
-          <v:rect style="width:0;height:1.5pt" o:hralign="center" o:hrstd="t" o:hr="t"/>
-        </w:pict>
-      </w:r>
-    </w:p>
-    <w:bookmarkEnd w:id="143"/>
-    <w:bookmarkStart w:id="149" w:name="hope送信用サマリー"/>
-    <w:p>
-      <w:pPr>
-        <w:pStyle w:val="Heading2"/>
-      </w:pPr>
-      <w:r>
-        <w:t xml:space="preserve">📨 </w:t>
-      </w:r>
-      <w:r>
-        <w:rPr>
-          <w:rFonts w:hint="eastAsia"/>
-        </w:rPr>
-        <w:t xml:space="preserve">HOPE送信用サマリー</w:t>
-      </w:r>
-    </w:p>
-    <w:bookmarkStart w:id="144" w:name="概要-6"/>
+        <w:t xml:space="preserve">早める（月・火→日曜）</w:t>
+      </w:r>
+      <w:r>
+        <w:t xml:space="preserve">: </w:t>
+      </w:r>
+      <w:r>
+        <w:rPr>
+          <w:rFonts w:hint="eastAsia"/>
+        </w:rPr>
+        <w:t xml:space="preserve">LOS短縮＋月曜入院枠確保。ただし稼働率目標達成時</w:t>
+      </w:r>
+      <w:r>
+        <w:t xml:space="preserve"> or </w:t>
+      </w:r>
+      <w:r>
+        <w:rPr>
+          <w:rFonts w:hint="eastAsia"/>
+        </w:rPr>
+        <w:t xml:space="preserve">LOS基準逼迫時のみ推奨</w:t>
+      </w:r>
+    </w:p>
+    <w:bookmarkEnd w:id="139"/>
+    <w:bookmarkStart w:id="140" w:name="判断基準"/>
     <w:p>
       <w:pPr>
         <w:pStyle w:val="Heading3"/>
       </w:pPr>
       <w:r>
-        <w:rPr>
-          <w:rFonts w:hint="eastAsia"/>
-        </w:rPr>
-        <w:t xml:space="preserve">概要</w:t>
-      </w:r>
-    </w:p>
-    <w:p>
-      <w:pPr>
-        <w:pStyle w:val="FirstParagraph"/>
-      </w:pPr>
-      <w:r>
-        <w:rPr>
-          <w:rFonts w:hint="eastAsia"/>
-        </w:rPr>
-        <w:t xml:space="preserve">富士通HOPE電子カルテのToDo機能で、病床管理情報を一斉送信するためのメッセージ生成機能です。</w:t>
-      </w:r>
-    </w:p>
-    <w:bookmarkEnd w:id="144"/>
-    <w:bookmarkStart w:id="145" w:name="制約"/>
-    <w:p>
-      <w:pPr>
-        <w:pStyle w:val="Heading3"/>
-      </w:pPr>
-      <w:r>
-        <w:rPr>
-          <w:rFonts w:hint="eastAsia"/>
-        </w:rPr>
-        <w:t xml:space="preserve">制約</w:t>
+        <w:t xml:space="preserve">15-2. </w:t>
+      </w:r>
+      <w:r>
+        <w:rPr>
+          <w:rFonts w:hint="eastAsia"/>
+        </w:rPr>
+        <w:t xml:space="preserve">判断基準</w:t>
       </w:r>
     </w:p>
     <w:p>
@@ -27916,40 +27621,35 @@
       <w:r>
         <w:rPr>
           <w:rFonts w:hint="eastAsia"/>
-          <w:b/>
-          <w:bCs/>
-        </w:rPr>
-        <w:t xml:space="preserve">文字数制限:</w:t>
-      </w:r>
-      <w:r>
-        <w:rPr>
-          <w:b/>
-          <w:bCs/>
-        </w:rPr>
-        <w:t xml:space="preserve"> </w:t>
-      </w:r>
-      <w:r>
-        <w:rPr>
-          <w:rFonts w:hint="eastAsia"/>
-          <w:b/>
-          <w:bCs/>
-        </w:rPr>
-        <w:t xml:space="preserve">400文字以内</w:t>
-      </w:r>
-      <w:r>
-        <w:rPr>
-          <w:rFonts w:hint="eastAsia"/>
-        </w:rPr>
-        <w:t xml:space="preserve">（HOPE</w:t>
-      </w:r>
-      <w:r>
-        <w:t xml:space="preserve"> </w:t>
-      </w:r>
-      <w:r>
-        <w:rPr>
-          <w:rFonts w:hint="eastAsia"/>
-        </w:rPr>
-        <w:t xml:space="preserve">ToDo機能の制約）</w:t>
+        </w:rPr>
+        <w:t xml:space="preserve">稼働率</w:t>
+      </w:r>
+      <w:r>
+        <w:t xml:space="preserve"> &lt; </w:t>
+      </w:r>
+      <w:r>
+        <w:rPr>
+          <w:rFonts w:hint="eastAsia"/>
+        </w:rPr>
+        <w:t xml:space="preserve">目標</w:t>
+      </w:r>
+      <w:r>
+        <w:t xml:space="preserve"> AND </w:t>
+      </w:r>
+      <w:r>
+        <w:rPr>
+          <w:rFonts w:hint="eastAsia"/>
+        </w:rPr>
+        <w:t xml:space="preserve">LOS余裕あり</w:t>
+      </w:r>
+      <w:r>
+        <w:t xml:space="preserve"> → </w:t>
+      </w:r>
+      <w:r>
+        <w:rPr>
+          <w:rFonts w:hint="eastAsia"/>
+        </w:rPr>
+        <w:t xml:space="preserve">在院継続が有利（パターンB非表示）</w:t>
       </w:r>
     </w:p>
     <w:p>
@@ -27964,20 +27664,79 @@
         <w:rPr>
           <w:rFonts w:hint="eastAsia"/>
         </w:rPr>
-        <w:t xml:space="preserve">患者個人情報は一切含みません（入院日・在院日数のみで表現）</w:t>
-      </w:r>
-    </w:p>
-    <w:bookmarkEnd w:id="145"/>
-    <w:bookmarkStart w:id="146" w:name="使い方"/>
+        <w:t xml:space="preserve">稼働率</w:t>
+      </w:r>
+      <w:r>
+        <w:t xml:space="preserve"> ≧ </w:t>
+      </w:r>
+      <w:r>
+        <w:rPr>
+          <w:rFonts w:hint="eastAsia"/>
+        </w:rPr>
+        <w:t xml:space="preserve">目標</w:t>
+      </w:r>
+      <w:r>
+        <w:t xml:space="preserve"> OR LOS ≧ </w:t>
+      </w:r>
+      <w:r>
+        <w:rPr>
+          <w:rFonts w:hint="eastAsia"/>
+        </w:rPr>
+        <w:t xml:space="preserve">20日</w:t>
+      </w:r>
+      <w:r>
+        <w:t xml:space="preserve"> → </w:t>
+      </w:r>
+      <w:r>
+        <w:rPr>
+          <w:rFonts w:hint="eastAsia"/>
+        </w:rPr>
+        <w:t xml:space="preserve">パターンBも推奨</w:t>
+      </w:r>
+    </w:p>
+    <w:bookmarkEnd w:id="140"/>
+    <w:bookmarkStart w:id="141" w:name="活用の考え方"/>
     <w:p>
       <w:pPr>
         <w:pStyle w:val="Heading3"/>
       </w:pPr>
       <w:r>
-        <w:rPr>
-          <w:rFonts w:hint="eastAsia"/>
-        </w:rPr>
-        <w:t xml:space="preserve">使い方</w:t>
+        <w:t xml:space="preserve">15-3. </w:t>
+      </w:r>
+      <w:r>
+        <w:rPr>
+          <w:rFonts w:hint="eastAsia"/>
+        </w:rPr>
+        <w:t xml:space="preserve">活用の考え方</w:t>
+      </w:r>
+    </w:p>
+    <w:p>
+      <w:pPr>
+        <w:pStyle w:val="FirstParagraph"/>
+      </w:pPr>
+      <w:r>
+        <w:rPr>
+          <w:rFonts w:hint="eastAsia"/>
+        </w:rPr>
+        <w:t xml:space="preserve">病院の都合ではなく、ご家族の都合に寄り添った退院調整が、運営改善にもつながる。高齢患者のお迎えに来る働き世代のご家族にとって、日曜は最も動きやすい日である。日曜退院への調整は、家族の負担軽減と週末稼働率の平準化を同時に実現する。</w:t>
+      </w:r>
+    </w:p>
+    <w:p>
+      <w:r>
+        <w:pict>
+          <v:rect style="width:0;height:1.5pt" o:hralign="center" o:hrstd="t" o:hr="t"/>
+        </w:pict>
+      </w:r>
+    </w:p>
+    <w:bookmarkEnd w:id="141"/>
+    <w:bookmarkEnd w:id="142"/>
+    <w:bookmarkStart w:id="143" w:name="まとめ"/>
+    <w:p>
+      <w:pPr>
+        <w:pStyle w:val="Heading2"/>
+      </w:pPr>
+      <w:r>
+        <w:t xml:space="preserve">まとめ</w:t>
       </w:r>
     </w:p>
     <w:p>
@@ -27989,13 +27748,18 @@
         </w:numPr>
       </w:pPr>
       <w:r>
-        <w:t xml:space="preserve">「📨 </w:t>
-      </w:r>
-      <w:r>
-        <w:rPr>
-          <w:rFonts w:hint="eastAsia"/>
-        </w:rPr>
-        <w:t xml:space="preserve">HOPE送信」タブを開く</w:t>
+        <w:rPr>
+          <w:rFonts w:hint="eastAsia"/>
+          <w:b/>
+          <w:bCs/>
+        </w:rPr>
+        <w:t xml:space="preserve">稼働率90〜95%</w:t>
+      </w:r>
+      <w:r>
+        <w:rPr>
+          <w:rFonts w:hint="eastAsia"/>
+        </w:rPr>
+        <w:t xml:space="preserve">の維持が最上位目標。これは運営貢献額に直結する</w:t>
       </w:r>
     </w:p>
     <w:p>
@@ -28009,8 +27773,16 @@
       <w:r>
         <w:rPr>
           <w:rFonts w:hint="eastAsia"/>
-        </w:rPr>
-        <w:t xml:space="preserve">各病棟の患者数・当日入退院数・平均在院日数を入力する</w:t>
+          <w:b/>
+          <w:bCs/>
+        </w:rPr>
+        <w:t xml:space="preserve">B群構成比40〜50%</w:t>
+      </w:r>
+      <w:r>
+        <w:rPr>
+          <w:rFonts w:hint="eastAsia"/>
+        </w:rPr>
+        <w:t xml:space="preserve">が診療報酬収入の要。B群を守る退院計画が最重要</w:t>
       </w:r>
     </w:p>
     <w:p>
@@ -28024,8 +27796,16 @@
       <w:r>
         <w:rPr>
           <w:rFonts w:hint="eastAsia"/>
-        </w:rPr>
-        <w:t xml:space="preserve">必要に応じて追加コメント（状況・対応方針）を記入する</w:t>
+          <w:b/>
+          <w:bCs/>
+        </w:rPr>
+        <w:t xml:space="preserve">運営改善アラート</w:t>
+      </w:r>
+      <w:r>
+        <w:rPr>
+          <w:rFonts w:hint="eastAsia"/>
+        </w:rPr>
+        <w:t xml:space="preserve">で毎朝の優先順位を固定化し、迷いを減らす</w:t>
       </w:r>
     </w:p>
     <w:p>
@@ -28034,6 +27814,410 @@
         <w:numPr>
           <w:ilvl w:val="0"/>
           <w:numId w:val="1067"/>
+        </w:numPr>
+      </w:pPr>
+      <w:r>
+        <w:rPr>
+          <w:rFonts w:hint="eastAsia"/>
+          <w:b/>
+          <w:bCs/>
+        </w:rPr>
+        <w:t xml:space="preserve">意思決定ダッシュボード</w:t>
+      </w:r>
+      <w:r>
+        <w:rPr>
+          <w:rFonts w:hint="eastAsia"/>
+        </w:rPr>
+        <w:t xml:space="preserve">で30秒の判断、</w:t>
+      </w:r>
+      <w:r>
+        <w:rPr>
+          <w:rFonts w:hint="eastAsia"/>
+          <w:b/>
+          <w:bCs/>
+        </w:rPr>
+        <w:t xml:space="preserve">What-if分析</w:t>
+      </w:r>
+      <w:r>
+        <w:rPr>
+          <w:rFonts w:hint="eastAsia"/>
+        </w:rPr>
+        <w:t xml:space="preserve">で5分の検証</w:t>
+      </w:r>
+    </w:p>
+    <w:p>
+      <w:pPr>
+        <w:pStyle w:val="Compact"/>
+        <w:numPr>
+          <w:ilvl w:val="0"/>
+          <w:numId w:val="1067"/>
+        </w:numPr>
+      </w:pPr>
+      <w:r>
+        <w:rPr>
+          <w:rFonts w:hint="eastAsia"/>
+          <w:b/>
+          <w:bCs/>
+        </w:rPr>
+        <w:t xml:space="preserve">What-if分析がこのツールの中核機能</w:t>
+      </w:r>
+      <w:r>
+        <w:rPr>
+          <w:rFonts w:hint="eastAsia"/>
+        </w:rPr>
+        <w:t xml:space="preserve">。「今日の判断（今日の入退院シナリオ）」「今週のデザイン（週間退院計画）」「来月への備え（入院需要変動）」の3つのシナリオを使い分けることで、短期から中期まであらゆる意思決定を数字で裏付けられる</w:t>
+      </w:r>
+    </w:p>
+    <w:p>
+      <w:pPr>
+        <w:pStyle w:val="Compact"/>
+        <w:numPr>
+          <w:ilvl w:val="0"/>
+          <w:numId w:val="1067"/>
+        </w:numPr>
+      </w:pPr>
+      <w:r>
+        <w:rPr>
+          <w:rFonts w:hint="eastAsia"/>
+          <w:b/>
+          <w:bCs/>
+        </w:rPr>
+        <w:t xml:space="preserve">医師マスター・入退院詳細入力</w:t>
+      </w:r>
+      <w:r>
+        <w:rPr>
+          <w:rFonts w:hint="eastAsia"/>
+        </w:rPr>
+        <w:t xml:space="preserve">で医師別のデータを蓄積し、</w:t>
+      </w:r>
+      <w:r>
+        <w:rPr>
+          <w:rFonts w:hint="eastAsia"/>
+          <w:b/>
+          <w:bCs/>
+        </w:rPr>
+        <w:t xml:space="preserve">医師別分析</w:t>
+      </w:r>
+      <w:r>
+        <w:rPr>
+          <w:rFonts w:hint="eastAsia"/>
+        </w:rPr>
+        <w:t xml:space="preserve">で入退院パターンを可視化する</w:t>
+      </w:r>
+    </w:p>
+    <w:p>
+      <w:pPr>
+        <w:pStyle w:val="Compact"/>
+        <w:numPr>
+          <w:ilvl w:val="0"/>
+          <w:numId w:val="1067"/>
+        </w:numPr>
+      </w:pPr>
+      <w:r>
+        <w:rPr>
+          <w:rFonts w:hint="eastAsia"/>
+          <w:b/>
+          <w:bCs/>
+        </w:rPr>
+        <w:t xml:space="preserve">改善のヒント</w:t>
+      </w:r>
+      <w:r>
+        <w:rPr>
+          <w:rFonts w:hint="eastAsia"/>
+        </w:rPr>
+        <w:t xml:space="preserve">がデータから自動的に改善機会を検知し、What-Ifシミュレーションで効果を試算。「気づき</w:t>
+      </w:r>
+      <w:r>
+        <w:t xml:space="preserve"> → シミュレーション → </w:t>
+      </w:r>
+      <w:r>
+        <w:rPr>
+          <w:rFonts w:hint="eastAsia"/>
+        </w:rPr>
+        <w:t xml:space="preserve">確認</w:t>
+      </w:r>
+      <w:r>
+        <w:t xml:space="preserve"> → </w:t>
+      </w:r>
+      <w:r>
+        <w:rPr>
+          <w:rFonts w:hint="eastAsia"/>
+        </w:rPr>
+        <w:t xml:space="preserve">対話」の4ステップで建設的な改善を推進する</w:t>
+      </w:r>
+    </w:p>
+    <w:p>
+      <w:pPr>
+        <w:pStyle w:val="Compact"/>
+        <w:numPr>
+          <w:ilvl w:val="0"/>
+          <w:numId w:val="1067"/>
+        </w:numPr>
+      </w:pPr>
+      <w:r>
+        <w:rPr>
+          <w:rFonts w:hint="eastAsia"/>
+          <w:b/>
+          <w:bCs/>
+        </w:rPr>
+        <w:t xml:space="preserve">稼働率1%</w:t>
+      </w:r>
+      <w:r>
+        <w:rPr>
+          <w:b/>
+          <w:bCs/>
+        </w:rPr>
+        <w:t xml:space="preserve"> = </w:t>
+      </w:r>
+      <w:r>
+        <w:rPr>
+          <w:rFonts w:hint="eastAsia"/>
+          <w:b/>
+          <w:bCs/>
+        </w:rPr>
+        <w:t xml:space="preserve">年間約1,200万円</w:t>
+      </w:r>
+      <w:r>
+        <w:rPr>
+          <w:rFonts w:hint="eastAsia"/>
+        </w:rPr>
+        <w:t xml:space="preserve">という基盤指標を共通言語として、チーム全体で影響額の意識を共有する</w:t>
+      </w:r>
+    </w:p>
+    <w:p>
+      <w:pPr>
+        <w:pStyle w:val="Compact"/>
+        <w:numPr>
+          <w:ilvl w:val="0"/>
+          <w:numId w:val="1067"/>
+        </w:numPr>
+      </w:pPr>
+      <w:r>
+        <w:rPr>
+          <w:rFonts w:hint="eastAsia"/>
+          <w:b/>
+          <w:bCs/>
+        </w:rPr>
+        <w:t xml:space="preserve">病棟別分析</w:t>
+      </w:r>
+      <w:r>
+        <w:rPr>
+          <w:rFonts w:hint="eastAsia"/>
+        </w:rPr>
+        <w:t xml:space="preserve">で全体の数字に隠れた病棟間格差を発見し、病棟ごとに適切な改善アクションを取る</w:t>
+      </w:r>
+    </w:p>
+    <w:p>
+      <w:pPr>
+        <w:pStyle w:val="Compact"/>
+        <w:numPr>
+          <w:ilvl w:val="0"/>
+          <w:numId w:val="1067"/>
+        </w:numPr>
+      </w:pPr>
+      <w:r>
+        <w:rPr>
+          <w:rFonts w:hint="eastAsia"/>
+          <w:b/>
+          <w:bCs/>
+        </w:rPr>
+        <w:t xml:space="preserve">感覚ではなく数字で決める</w:t>
+      </w:r>
+      <w:r>
+        <w:rPr>
+          <w:rFonts w:hint="eastAsia"/>
+        </w:rPr>
+        <w:t xml:space="preserve">。その数字をチームで共有し、全員が同じ基準で動くことが、持続可能な病棟運営の鍵である</w:t>
+      </w:r>
+    </w:p>
+    <w:p>
+      <w:r>
+        <w:pict>
+          <v:rect style="width:0;height:1.5pt" o:hralign="center" o:hrstd="t" o:hr="t"/>
+        </w:pict>
+      </w:r>
+    </w:p>
+    <w:bookmarkEnd w:id="143"/>
+    <w:bookmarkStart w:id="149" w:name="hope送信用サマリー"/>
+    <w:p>
+      <w:pPr>
+        <w:pStyle w:val="Heading2"/>
+      </w:pPr>
+      <w:r>
+        <w:t xml:space="preserve">📨 </w:t>
+      </w:r>
+      <w:r>
+        <w:rPr>
+          <w:rFonts w:hint="eastAsia"/>
+        </w:rPr>
+        <w:t xml:space="preserve">HOPE送信用サマリー</w:t>
+      </w:r>
+    </w:p>
+    <w:bookmarkStart w:id="144" w:name="概要-6"/>
+    <w:p>
+      <w:pPr>
+        <w:pStyle w:val="Heading3"/>
+      </w:pPr>
+      <w:r>
+        <w:rPr>
+          <w:rFonts w:hint="eastAsia"/>
+        </w:rPr>
+        <w:t xml:space="preserve">概要</w:t>
+      </w:r>
+    </w:p>
+    <w:p>
+      <w:pPr>
+        <w:pStyle w:val="FirstParagraph"/>
+      </w:pPr>
+      <w:r>
+        <w:rPr>
+          <w:rFonts w:hint="eastAsia"/>
+        </w:rPr>
+        <w:t xml:space="preserve">富士通HOPE電子カルテのToDo機能で、病床管理情報を一斉送信するためのメッセージ生成機能です。</w:t>
+      </w:r>
+    </w:p>
+    <w:bookmarkEnd w:id="144"/>
+    <w:bookmarkStart w:id="145" w:name="制約"/>
+    <w:p>
+      <w:pPr>
+        <w:pStyle w:val="Heading3"/>
+      </w:pPr>
+      <w:r>
+        <w:rPr>
+          <w:rFonts w:hint="eastAsia"/>
+        </w:rPr>
+        <w:t xml:space="preserve">制約</w:t>
+      </w:r>
+    </w:p>
+    <w:p>
+      <w:pPr>
+        <w:pStyle w:val="Compact"/>
+        <w:numPr>
+          <w:ilvl w:val="0"/>
+          <w:numId w:val="1068"/>
+        </w:numPr>
+      </w:pPr>
+      <w:r>
+        <w:rPr>
+          <w:rFonts w:hint="eastAsia"/>
+          <w:b/>
+          <w:bCs/>
+        </w:rPr>
+        <w:t xml:space="preserve">文字数制限:</w:t>
+      </w:r>
+      <w:r>
+        <w:rPr>
+          <w:b/>
+          <w:bCs/>
+        </w:rPr>
+        <w:t xml:space="preserve"> </w:t>
+      </w:r>
+      <w:r>
+        <w:rPr>
+          <w:rFonts w:hint="eastAsia"/>
+          <w:b/>
+          <w:bCs/>
+        </w:rPr>
+        <w:t xml:space="preserve">400文字以内</w:t>
+      </w:r>
+      <w:r>
+        <w:rPr>
+          <w:rFonts w:hint="eastAsia"/>
+        </w:rPr>
+        <w:t xml:space="preserve">（HOPE</w:t>
+      </w:r>
+      <w:r>
+        <w:t xml:space="preserve"> </w:t>
+      </w:r>
+      <w:r>
+        <w:rPr>
+          <w:rFonts w:hint="eastAsia"/>
+        </w:rPr>
+        <w:t xml:space="preserve">ToDo機能の制約）</w:t>
+      </w:r>
+    </w:p>
+    <w:p>
+      <w:pPr>
+        <w:pStyle w:val="Compact"/>
+        <w:numPr>
+          <w:ilvl w:val="0"/>
+          <w:numId w:val="1068"/>
+        </w:numPr>
+      </w:pPr>
+      <w:r>
+        <w:rPr>
+          <w:rFonts w:hint="eastAsia"/>
+        </w:rPr>
+        <w:t xml:space="preserve">患者個人情報は一切含みません（入院日・在院日数のみで表現）</w:t>
+      </w:r>
+    </w:p>
+    <w:bookmarkEnd w:id="145"/>
+    <w:bookmarkStart w:id="146" w:name="使い方"/>
+    <w:p>
+      <w:pPr>
+        <w:pStyle w:val="Heading3"/>
+      </w:pPr>
+      <w:r>
+        <w:rPr>
+          <w:rFonts w:hint="eastAsia"/>
+        </w:rPr>
+        <w:t xml:space="preserve">使い方</w:t>
+      </w:r>
+    </w:p>
+    <w:p>
+      <w:pPr>
+        <w:pStyle w:val="Compact"/>
+        <w:numPr>
+          <w:ilvl w:val="0"/>
+          <w:numId w:val="1069"/>
+        </w:numPr>
+      </w:pPr>
+      <w:r>
+        <w:t xml:space="preserve">「📨 </w:t>
+      </w:r>
+      <w:r>
+        <w:rPr>
+          <w:rFonts w:hint="eastAsia"/>
+        </w:rPr>
+        <w:t xml:space="preserve">HOPE送信」タブを開く</w:t>
+      </w:r>
+    </w:p>
+    <w:p>
+      <w:pPr>
+        <w:pStyle w:val="Compact"/>
+        <w:numPr>
+          <w:ilvl w:val="0"/>
+          <w:numId w:val="1069"/>
+        </w:numPr>
+      </w:pPr>
+      <w:r>
+        <w:rPr>
+          <w:rFonts w:hint="eastAsia"/>
+        </w:rPr>
+        <w:t xml:space="preserve">各病棟の患者数・当日入退院数・平均在院日数を入力する</w:t>
+      </w:r>
+    </w:p>
+    <w:p>
+      <w:pPr>
+        <w:pStyle w:val="Compact"/>
+        <w:numPr>
+          <w:ilvl w:val="0"/>
+          <w:numId w:val="1069"/>
+        </w:numPr>
+      </w:pPr>
+      <w:r>
+        <w:rPr>
+          <w:rFonts w:hint="eastAsia"/>
+        </w:rPr>
+        <w:t xml:space="preserve">必要に応じて追加コメント（状況・対応方針）を記入する</w:t>
+      </w:r>
+    </w:p>
+    <w:p>
+      <w:pPr>
+        <w:pStyle w:val="Compact"/>
+        <w:numPr>
+          <w:ilvl w:val="0"/>
+          <w:numId w:val="1069"/>
         </w:numPr>
       </w:pPr>
       <w:r>
@@ -28221,7 +28405,7 @@
         <w:pStyle w:val="Compact"/>
         <w:numPr>
           <w:ilvl w:val="0"/>
-          <w:numId w:val="1068"/>
+          <w:numId w:val="1070"/>
         </w:numPr>
       </w:pPr>
       <w:r>
@@ -28236,7 +28420,7 @@
         <w:pStyle w:val="Compact"/>
         <w:numPr>
           <w:ilvl w:val="0"/>
-          <w:numId w:val="1068"/>
+          <w:numId w:val="1070"/>
         </w:numPr>
       </w:pPr>
       <w:r>
@@ -28251,7 +28435,7 @@
         <w:pStyle w:val="Compact"/>
         <w:numPr>
           <w:ilvl w:val="0"/>
-          <w:numId w:val="1068"/>
+          <w:numId w:val="1070"/>
         </w:numPr>
       </w:pPr>
       <w:r>
@@ -28325,7 +28509,7 @@
         <w:pStyle w:val="Compact"/>
         <w:numPr>
           <w:ilvl w:val="0"/>
-          <w:numId w:val="1069"/>
+          <w:numId w:val="1071"/>
         </w:numPr>
       </w:pPr>
       <w:r>
@@ -28354,7 +28538,7 @@
         <w:pStyle w:val="Compact"/>
         <w:numPr>
           <w:ilvl w:val="0"/>
-          <w:numId w:val="1069"/>
+          <w:numId w:val="1071"/>
         </w:numPr>
       </w:pPr>
       <w:r>
@@ -28398,7 +28582,7 @@
         <w:pStyle w:val="Compact"/>
         <w:numPr>
           <w:ilvl w:val="0"/>
-          <w:numId w:val="1069"/>
+          <w:numId w:val="1071"/>
         </w:numPr>
       </w:pPr>
       <w:r>
@@ -30108,7 +30292,7 @@
         <w:pStyle w:val="Compact"/>
         <w:numPr>
           <w:ilvl w:val="0"/>
-          <w:numId w:val="1070"/>
+          <w:numId w:val="1072"/>
         </w:numPr>
       </w:pPr>
       <w:r>
@@ -30146,7 +30330,7 @@
         <w:pStyle w:val="Compact"/>
         <w:numPr>
           <w:ilvl w:val="0"/>
-          <w:numId w:val="1070"/>
+          <w:numId w:val="1072"/>
         </w:numPr>
       </w:pPr>
       <w:r>
@@ -31030,7 +31214,7 @@
         <w:pStyle w:val="Compact"/>
         <w:numPr>
           <w:ilvl w:val="0"/>
-          <w:numId w:val="1071"/>
+          <w:numId w:val="1073"/>
         </w:numPr>
       </w:pPr>
       <w:r>
@@ -31053,7 +31237,7 @@
         <w:pStyle w:val="Compact"/>
         <w:numPr>
           <w:ilvl w:val="0"/>
-          <w:numId w:val="1071"/>
+          <w:numId w:val="1073"/>
         </w:numPr>
       </w:pPr>
       <w:r>
@@ -31082,7 +31266,7 @@
         <w:pStyle w:val="Compact"/>
         <w:numPr>
           <w:ilvl w:val="0"/>
-          <w:numId w:val="1071"/>
+          <w:numId w:val="1073"/>
         </w:numPr>
       </w:pPr>
       <w:r>
@@ -32475,7 +32659,7 @@
         <w:pStyle w:val="Compact"/>
         <w:numPr>
           <w:ilvl w:val="0"/>
-          <w:numId w:val="1072"/>
+          <w:numId w:val="1074"/>
         </w:numPr>
       </w:pPr>
       <w:r>
@@ -32493,7 +32677,7 @@
         <w:pStyle w:val="Compact"/>
         <w:numPr>
           <w:ilvl w:val="0"/>
-          <w:numId w:val="1072"/>
+          <w:numId w:val="1074"/>
         </w:numPr>
       </w:pPr>
       <w:r>
@@ -32511,7 +32695,7 @@
         <w:pStyle w:val="Compact"/>
         <w:numPr>
           <w:ilvl w:val="0"/>
-          <w:numId w:val="1072"/>
+          <w:numId w:val="1074"/>
         </w:numPr>
       </w:pPr>
       <w:r>
@@ -32556,7 +32740,7 @@
         <w:pStyle w:val="Compact"/>
         <w:numPr>
           <w:ilvl w:val="0"/>
-          <w:numId w:val="1073"/>
+          <w:numId w:val="1075"/>
         </w:numPr>
       </w:pPr>
       <w:r>
@@ -32592,7 +32776,7 @@
         <w:pStyle w:val="Compact"/>
         <w:numPr>
           <w:ilvl w:val="0"/>
-          <w:numId w:val="1073"/>
+          <w:numId w:val="1075"/>
         </w:numPr>
       </w:pPr>
       <w:r>
@@ -32628,7 +32812,7 @@
         <w:pStyle w:val="Compact"/>
         <w:numPr>
           <w:ilvl w:val="0"/>
-          <w:numId w:val="1073"/>
+          <w:numId w:val="1075"/>
         </w:numPr>
       </w:pPr>
       <w:r>
@@ -32860,6 +33044,2339 @@
         </w:pict>
       </w:r>
     </w:p>
+    <w:bookmarkEnd w:id="173"/>
+    <w:bookmarkEnd w:id="174"/>
+    <w:bookmarkStart w:id="196" w:name="新機能-救急搬送後患者割合15管理v3.3新機能"/>
+    <w:p>
+      <w:pPr>
+        <w:pStyle w:val="Heading2"/>
+      </w:pPr>
+      <w:r>
+        <w:t xml:space="preserve">17. </w:t>
+      </w:r>
+      <w:r>
+        <w:rPr>
+          <w:rFonts w:hint="eastAsia"/>
+        </w:rPr>
+        <w:t xml:space="preserve">新機能:</w:t>
+      </w:r>
+      <w:r>
+        <w:t xml:space="preserve"> </w:t>
+      </w:r>
+      <w:r>
+        <w:rPr>
+          <w:rFonts w:hint="eastAsia"/>
+        </w:rPr>
+        <w:t xml:space="preserve">救急搬送後患者割合15%管理（v3.3新機能）</w:t>
+      </w:r>
+    </w:p>
+    <w:bookmarkStart w:id="175" w:name="このタブでできることざっくり言うと-1"/>
+    <w:p>
+      <w:pPr>
+        <w:pStyle w:val="Heading3"/>
+      </w:pPr>
+      <w:r>
+        <w:rPr>
+          <w:rFonts w:hint="eastAsia"/>
+        </w:rPr>
+        <w:t xml:space="preserve">このタブでできること（ざっくり言うと）</w:t>
+      </w:r>
+    </w:p>
+    <w:p>
+      <w:pPr>
+        <w:pStyle w:val="FirstParagraph"/>
+      </w:pPr>
+      <w:r>
+        <w:t xml:space="preserve">「🚑 </w:t>
+      </w:r>
+      <w:r>
+        <w:rPr>
+          <w:rFonts w:hint="eastAsia"/>
+        </w:rPr>
+        <w:t xml:space="preserve">救急搬送15%」タブは、</w:t>
+      </w:r>
+      <w:r>
+        <w:rPr>
+          <w:rFonts w:hint="eastAsia"/>
+          <w:b/>
+          <w:bCs/>
+        </w:rPr>
+        <w:t xml:space="preserve">「今月、救急搬送の患者さんが全入院の15%を超えているか？」</w:t>
+      </w:r>
+      <w:r>
+        <w:rPr>
+          <w:rFonts w:hint="eastAsia"/>
+        </w:rPr>
+        <w:t xml:space="preserve">を5Fと6Fそれぞれで管理するためのタブです。</w:t>
+      </w:r>
+    </w:p>
+    <w:p>
+      <w:pPr>
+        <w:pStyle w:val="BodyText"/>
+      </w:pPr>
+      <w:r>
+        <w:rPr>
+          <w:rFonts w:hint="eastAsia"/>
+        </w:rPr>
+        <w:t xml:space="preserve">地域包括医療病棟の施設基準では、入院患者のうち救急搬送後の患者さんが</w:t>
+      </w:r>
+      <w:r>
+        <w:rPr>
+          <w:rFonts w:hint="eastAsia"/>
+          <w:b/>
+          <w:bCs/>
+        </w:rPr>
+        <w:t xml:space="preserve">15%以上</w:t>
+      </w:r>
+      <w:r>
+        <w:rPr>
+          <w:rFonts w:hint="eastAsia"/>
+        </w:rPr>
+        <w:t xml:space="preserve">であることが求められています。これを下回ると、病棟の施設基準が維持できなくなるリスクがあります。</w:t>
+      </w:r>
+    </w:p>
+    <w:p>
+      <w:pPr>
+        <w:pStyle w:val="BlockText"/>
+      </w:pPr>
+      <w:r>
+        <w:rPr>
+          <w:rFonts w:hint="eastAsia"/>
+          <w:b/>
+          <w:bCs/>
+        </w:rPr>
+        <w:t xml:space="preserve">「救急搬送後患者」に含まれるもの</w:t>
+      </w:r>
+      <w:r>
+        <w:t xml:space="preserve"> </w:t>
+      </w:r>
+      <w:r>
+        <w:t xml:space="preserve">- 🚑</w:t>
+      </w:r>
+      <w:r>
+        <w:t xml:space="preserve"> </w:t>
+      </w:r>
+      <w:r>
+        <w:rPr>
+          <w:rFonts w:hint="eastAsia"/>
+          <w:b/>
+          <w:bCs/>
+        </w:rPr>
+        <w:t xml:space="preserve">救急車搬送</w:t>
+      </w:r>
+      <w:r>
+        <w:t xml:space="preserve">: </w:t>
+      </w:r>
+      <w:r>
+        <w:rPr>
+          <w:rFonts w:hint="eastAsia"/>
+        </w:rPr>
+        <w:t xml:space="preserve">救急車で搬送されてそのまま入院した患者さん</w:t>
+      </w:r>
+      <w:r>
+        <w:t xml:space="preserve"> </w:t>
+      </w:r>
+      <w:r>
+        <w:t xml:space="preserve">- 🏥</w:t>
+      </w:r>
+      <w:r>
+        <w:t xml:space="preserve"> </w:t>
+      </w:r>
+      <w:r>
+        <w:rPr>
+          <w:rFonts w:hint="eastAsia"/>
+          <w:b/>
+          <w:bCs/>
+        </w:rPr>
+        <w:t xml:space="preserve">下り搬送</w:t>
+      </w:r>
+      <w:r>
+        <w:t xml:space="preserve">: </w:t>
+      </w:r>
+      <w:r>
+        <w:rPr>
+          <w:rFonts w:hint="eastAsia"/>
+        </w:rPr>
+        <w:t xml:space="preserve">他の病院で「救急患者連携搬送料」を算定して、当院に搬送された患者さん</w:t>
+      </w:r>
+    </w:p>
+    <w:p>
+      <w:r>
+        <w:pict>
+          <v:rect style="width:0;height:1.5pt" o:hralign="center" o:hrstd="t" o:hr="t"/>
+        </w:pict>
+      </w:r>
+    </w:p>
+    <w:bookmarkEnd w:id="175"/>
+    <w:bookmarkStart w:id="176" w:name="なぜこの機能が必要なのか"/>
+    <w:p>
+      <w:pPr>
+        <w:pStyle w:val="Heading3"/>
+      </w:pPr>
+      <w:r>
+        <w:t xml:space="preserve">17-1. </w:t>
+      </w:r>
+      <w:r>
+        <w:rPr>
+          <w:rFonts w:hint="eastAsia"/>
+        </w:rPr>
+        <w:t xml:space="preserve">なぜこの機能が必要なのか</w:t>
+      </w:r>
+    </w:p>
+    <w:p>
+      <w:pPr>
+        <w:pStyle w:val="FirstParagraph"/>
+      </w:pPr>
+      <w:r>
+        <w:rPr>
+          <w:rFonts w:hint="eastAsia"/>
+        </w:rPr>
+        <w:t xml:space="preserve">当院では、救急搬送の入院は昼間帯（9:00〜16:00）が中心です。月によっては予定入院が多くなり、救急搬送の割合が下がりやすくなります。</w:t>
+      </w:r>
+    </w:p>
+    <w:p>
+      <w:pPr>
+        <w:pStyle w:val="BodyText"/>
+      </w:pPr>
+      <w:r>
+        <w:rPr>
+          <w:rFonts w:hint="eastAsia"/>
+          <w:b/>
+          <w:bCs/>
+        </w:rPr>
+        <w:t xml:space="preserve">問題は「気づいたときには月末で手遅れ」になること</w:t>
+      </w:r>
+      <w:r>
+        <w:t xml:space="preserve">です。</w:t>
+      </w:r>
+    </w:p>
+    <w:p>
+      <w:pPr>
+        <w:pStyle w:val="BodyText"/>
+      </w:pPr>
+      <w:r>
+        <w:rPr>
+          <w:rFonts w:hint="eastAsia"/>
+        </w:rPr>
+        <w:t xml:space="preserve">このタブでは、月の途中で「今のペースで15%に届くか」を予測し、間に合わない場合は</w:t>
+      </w:r>
+      <w:r>
+        <w:rPr>
+          <w:rFonts w:hint="eastAsia"/>
+          <w:b/>
+          <w:bCs/>
+        </w:rPr>
+        <w:t xml:space="preserve">早めにアラートを出す</w:t>
+      </w:r>
+      <w:r>
+        <w:rPr>
+          <w:rFonts w:hint="eastAsia"/>
+        </w:rPr>
+        <w:t xml:space="preserve">ことで、対策を打てるようにしています。</w:t>
+      </w:r>
+    </w:p>
+    <w:p>
+      <w:pPr>
+        <w:pStyle w:val="BlockText"/>
+      </w:pPr>
+      <w:r>
+        <w:rPr>
+          <w:rFonts w:hint="eastAsia"/>
+          <w:b/>
+          <w:bCs/>
+        </w:rPr>
+        <w:t xml:space="preserve">大事なポイント</w:t>
+      </w:r>
+      <w:r>
+        <w:t xml:space="preserve">: 5Fと6Fは</w:t>
+      </w:r>
+      <w:r>
+        <w:rPr>
+          <w:rFonts w:hint="eastAsia"/>
+          <w:b/>
+          <w:bCs/>
+        </w:rPr>
+        <w:t xml:space="preserve">別々に管理</w:t>
+      </w:r>
+      <w:r>
+        <w:rPr>
+          <w:rFonts w:hint="eastAsia"/>
+        </w:rPr>
+        <w:t xml:space="preserve">します。病院全体で平均すると15%を超えていても、片方の病棟だけ下回っていると問題になる可能性があります。</w:t>
+      </w:r>
+    </w:p>
+    <w:p>
+      <w:r>
+        <w:pict>
+          <v:rect style="width:0;height:1.5pt" o:hralign="center" o:hrstd="t" o:hr="t"/>
+        </w:pict>
+      </w:r>
+    </w:p>
+    <w:bookmarkEnd w:id="176"/>
+    <w:bookmarkStart w:id="180" w:name="今月の状況カード5f-6f別"/>
+    <w:p>
+      <w:pPr>
+        <w:pStyle w:val="Heading3"/>
+      </w:pPr>
+      <w:r>
+        <w:t xml:space="preserve">17-2. </w:t>
+      </w:r>
+      <w:r>
+        <w:rPr>
+          <w:rFonts w:hint="eastAsia"/>
+        </w:rPr>
+        <w:t xml:space="preserve">今月の状況カード（5F</w:t>
+      </w:r>
+      <w:r>
+        <w:t xml:space="preserve"> / </w:t>
+      </w:r>
+      <w:r>
+        <w:rPr>
+          <w:rFonts w:hint="eastAsia"/>
+        </w:rPr>
+        <w:t xml:space="preserve">6F別）</w:t>
+      </w:r>
+    </w:p>
+    <w:p>
+      <w:pPr>
+        <w:pStyle w:val="FirstParagraph"/>
+      </w:pPr>
+      <w:r>
+        <w:rPr>
+          <w:rFonts w:hint="eastAsia"/>
+        </w:rPr>
+        <w:t xml:space="preserve">5Fと6Fそれぞれに、今月の救急搬送後患者割合が表示されます。</w:t>
+      </w:r>
+    </w:p>
+    <w:bookmarkStart w:id="177" w:name="信号の見方"/>
+    <w:p>
+      <w:pPr>
+        <w:pStyle w:val="Heading4"/>
+      </w:pPr>
+      <w:r>
+        <w:rPr>
+          <w:rFonts w:hint="eastAsia"/>
+        </w:rPr>
+        <w:t xml:space="preserve">信号の見方</w:t>
+      </w:r>
+    </w:p>
+    <w:tbl>
+      <w:tblPr>
+        <w:tblStyle w:val="Table"/>
+        <w:tblW w:type="auto" w:w="0"/>
+        <w:tblLook w:firstRow="1" w:lastRow="0" w:firstColumn="0" w:lastColumn="0" w:noHBand="0" w:noVBand="0" w:val="0020"/>
+      </w:tblPr>
+      <w:tblGrid>
+        <w:gridCol w:w="3960"/>
+        <w:gridCol w:w="3960"/>
+      </w:tblGrid>
+      <w:tr>
+        <w:trPr>
+          <w:tblHeader w:val="on"/>
+        </w:trPr>
+        <w:tc>
+          <w:tcPr/>
+          <w:p>
+            <w:pPr>
+              <w:pStyle w:val="Compact"/>
+              <w:jc w:val="left"/>
+            </w:pPr>
+            <w:r>
+              <w:rPr>
+                <w:rFonts w:hint="eastAsia"/>
+              </w:rPr>
+              <w:t xml:space="preserve">信号</w:t>
+            </w:r>
+          </w:p>
+        </w:tc>
+        <w:tc>
+          <w:tcPr/>
+          <w:p>
+            <w:pPr>
+              <w:pStyle w:val="Compact"/>
+              <w:jc w:val="left"/>
+            </w:pPr>
+            <w:r>
+              <w:rPr>
+                <w:rFonts w:hint="eastAsia"/>
+              </w:rPr>
+              <w:t xml:space="preserve">意味</w:t>
+            </w:r>
+          </w:p>
+        </w:tc>
+      </w:tr>
+      <w:tr>
+        <w:tc>
+          <w:tcPr/>
+          <w:p>
+            <w:pPr>
+              <w:pStyle w:val="Compact"/>
+              <w:jc w:val="left"/>
+            </w:pPr>
+            <w:r>
+              <w:t xml:space="preserve">🟢</w:t>
+            </w:r>
+          </w:p>
+        </w:tc>
+        <w:tc>
+          <w:tcPr/>
+          <w:p>
+            <w:pPr>
+              <w:pStyle w:val="Compact"/>
+              <w:jc w:val="left"/>
+            </w:pPr>
+            <w:r>
+              <w:rPr>
+                <w:rFonts w:hint="eastAsia"/>
+              </w:rPr>
+              <w:t xml:space="preserve">15%以上（余裕あり）</w:t>
+            </w:r>
+          </w:p>
+        </w:tc>
+      </w:tr>
+      <w:tr>
+        <w:tc>
+          <w:tcPr/>
+          <w:p>
+            <w:pPr>
+              <w:pStyle w:val="Compact"/>
+              <w:jc w:val="left"/>
+            </w:pPr>
+            <w:r>
+              <w:t xml:space="preserve">🟡</w:t>
+            </w:r>
+          </w:p>
+        </w:tc>
+        <w:tc>
+          <w:tcPr/>
+          <w:p>
+            <w:pPr>
+              <w:pStyle w:val="Compact"/>
+              <w:jc w:val="left"/>
+            </w:pPr>
+            <w:r>
+              <w:rPr>
+                <w:rFonts w:hint="eastAsia"/>
+              </w:rPr>
+              <w:t xml:space="preserve">15%以上だけど17%未満（ギリギリ）</w:t>
+            </w:r>
+          </w:p>
+        </w:tc>
+      </w:tr>
+      <w:tr>
+        <w:tc>
+          <w:tcPr/>
+          <w:p>
+            <w:pPr>
+              <w:pStyle w:val="Compact"/>
+              <w:jc w:val="left"/>
+            </w:pPr>
+            <w:r>
+              <w:t xml:space="preserve">🔴</w:t>
+            </w:r>
+          </w:p>
+        </w:tc>
+        <w:tc>
+          <w:tcPr/>
+          <w:p>
+            <w:pPr>
+              <w:pStyle w:val="Compact"/>
+              <w:jc w:val="left"/>
+            </w:pPr>
+            <w:r>
+              <w:rPr>
+                <w:rFonts w:hint="eastAsia"/>
+              </w:rPr>
+              <w:t xml:space="preserve">15%未満（基準を下回っている！）</w:t>
+            </w:r>
+          </w:p>
+        </w:tc>
+      </w:tr>
+    </w:tbl>
+    <w:bookmarkEnd w:id="177"/>
+    <w:bookmarkStart w:id="178" w:name="計算の仕組み算数です"/>
+    <w:p>
+      <w:pPr>
+        <w:pStyle w:val="Heading4"/>
+      </w:pPr>
+      <w:r>
+        <w:rPr>
+          <w:rFonts w:hint="eastAsia"/>
+        </w:rPr>
+        <w:t xml:space="preserve">計算の仕組み（算数です）</w:t>
+      </w:r>
+    </w:p>
+    <w:p>
+      <w:pPr>
+        <w:pStyle w:val="BlockText"/>
+      </w:pPr>
+      <w:r>
+        <w:rPr>
+          <w:rFonts w:hint="eastAsia"/>
+          <w:b/>
+          <w:bCs/>
+        </w:rPr>
+        <w:t xml:space="preserve">割合</w:t>
+      </w:r>
+      <w:r>
+        <w:rPr>
+          <w:b/>
+          <w:bCs/>
+        </w:rPr>
+        <w:t xml:space="preserve"> </w:t>
+      </w:r>
+      <w:r>
+        <w:rPr>
+          <w:rFonts w:hint="eastAsia"/>
+          <w:b/>
+          <w:bCs/>
+        </w:rPr>
+        <w:t xml:space="preserve">＝</w:t>
+      </w:r>
+      <w:r>
+        <w:rPr>
+          <w:b/>
+          <w:bCs/>
+        </w:rPr>
+        <w:t xml:space="preserve"> </w:t>
+      </w:r>
+      <w:r>
+        <w:rPr>
+          <w:rFonts w:hint="eastAsia"/>
+          <w:b/>
+          <w:bCs/>
+        </w:rPr>
+        <w:t xml:space="preserve">救急搬送の入院数</w:t>
+      </w:r>
+      <w:r>
+        <w:rPr>
+          <w:b/>
+          <w:bCs/>
+        </w:rPr>
+        <w:t xml:space="preserve"> ÷ </w:t>
+      </w:r>
+      <w:r>
+        <w:rPr>
+          <w:rFonts w:hint="eastAsia"/>
+          <w:b/>
+          <w:bCs/>
+        </w:rPr>
+        <w:t xml:space="preserve">対象入院数</w:t>
+      </w:r>
+      <w:r>
+        <w:rPr>
+          <w:b/>
+          <w:bCs/>
+        </w:rPr>
+        <w:t xml:space="preserve"> × 100</w:t>
+      </w:r>
+    </w:p>
+    <w:p>
+      <w:pPr>
+        <w:pStyle w:val="FirstParagraph"/>
+      </w:pPr>
+      <w:r>
+        <w:rPr>
+          <w:rFonts w:hint="eastAsia"/>
+          <w:b/>
+          <w:bCs/>
+        </w:rPr>
+        <w:t xml:space="preserve">具体例：</w:t>
+      </w:r>
+      <w:r>
+        <w:t xml:space="preserve"> </w:t>
+      </w:r>
+      <w:r>
+        <w:t xml:space="preserve">- </w:t>
+      </w:r>
+      <w:r>
+        <w:rPr>
+          <w:rFonts w:hint="eastAsia"/>
+        </w:rPr>
+        <w:t xml:space="preserve">今月5Fの入院が40人、うち救急搬送が7人</w:t>
+      </w:r>
+      <w:r>
+        <w:t xml:space="preserve"> → 7 ÷ 40 × 100 </w:t>
+      </w:r>
+      <w:r>
+        <w:rPr>
+          <w:rFonts w:hint="eastAsia"/>
+        </w:rPr>
+        <w:t xml:space="preserve">＝</w:t>
+      </w:r>
+      <w:r>
+        <w:t xml:space="preserve"> </w:t>
+      </w:r>
+      <w:r>
+        <w:rPr>
+          <w:b/>
+          <w:bCs/>
+        </w:rPr>
+        <w:t xml:space="preserve">17.5%</w:t>
+      </w:r>
+      <w:r>
+        <w:t xml:space="preserve"> </w:t>
+      </w:r>
+      <w:r>
+        <w:t xml:space="preserve">→ 🟢</w:t>
+      </w:r>
+      <w:r>
+        <w:t xml:space="preserve"> </w:t>
+      </w:r>
+      <w:r>
+        <w:t xml:space="preserve">- </w:t>
+      </w:r>
+      <w:r>
+        <w:rPr>
+          <w:rFonts w:hint="eastAsia"/>
+        </w:rPr>
+        <w:t xml:space="preserve">今月6Fの入院が35人、うち救急搬送が4人</w:t>
+      </w:r>
+      <w:r>
+        <w:t xml:space="preserve"> → 4 ÷ 35 × 100 </w:t>
+      </w:r>
+      <w:r>
+        <w:rPr>
+          <w:rFonts w:hint="eastAsia"/>
+        </w:rPr>
+        <w:t xml:space="preserve">＝</w:t>
+      </w:r>
+      <w:r>
+        <w:t xml:space="preserve"> </w:t>
+      </w:r>
+      <w:r>
+        <w:rPr>
+          <w:b/>
+          <w:bCs/>
+        </w:rPr>
+        <w:t xml:space="preserve">11.4%</w:t>
+      </w:r>
+      <w:r>
+        <w:t xml:space="preserve"> </w:t>
+      </w:r>
+      <w:r>
+        <w:t xml:space="preserve">→ 🔴</w:t>
+      </w:r>
+    </w:p>
+    <w:bookmarkEnd w:id="178"/>
+    <w:bookmarkStart w:id="179" w:name="つの比率が表示されます"/>
+    <w:p>
+      <w:pPr>
+        <w:pStyle w:val="Heading4"/>
+      </w:pPr>
+      <w:r>
+        <w:rPr>
+          <w:rFonts w:hint="eastAsia"/>
+        </w:rPr>
+        <w:t xml:space="preserve">2つの比率が表示されます</w:t>
+      </w:r>
+    </w:p>
+    <w:tbl>
+      <w:tblPr>
+        <w:tblStyle w:val="Table"/>
+        <w:tblW w:type="pct" w:w="5000"/>
+        <w:tblLayout w:type="fixed"/>
+        <w:tblLook w:firstRow="1" w:lastRow="0" w:firstColumn="0" w:lastColumn="0" w:noHBand="0" w:noVBand="0" w:val="0020"/>
+      </w:tblPr>
+      <w:tblGrid>
+        <w:gridCol w:w="2640"/>
+        <w:gridCol w:w="2640"/>
+        <w:gridCol w:w="2640"/>
+      </w:tblGrid>
+      <w:tr>
+        <w:trPr>
+          <w:tblHeader w:val="on"/>
+        </w:trPr>
+        <w:tc>
+          <w:tcPr/>
+          <w:p>
+            <w:pPr>
+              <w:pStyle w:val="Compact"/>
+              <w:jc w:val="left"/>
+            </w:pPr>
+            <w:r>
+              <w:rPr>
+                <w:rFonts w:hint="eastAsia"/>
+              </w:rPr>
+              <w:t xml:space="preserve">名前</w:t>
+            </w:r>
+          </w:p>
+        </w:tc>
+        <w:tc>
+          <w:tcPr/>
+          <w:p>
+            <w:pPr>
+              <w:pStyle w:val="Compact"/>
+              <w:jc w:val="left"/>
+            </w:pPr>
+            <w:r>
+              <w:rPr>
+                <w:rFonts w:hint="eastAsia"/>
+              </w:rPr>
+              <w:t xml:space="preserve">分母</w:t>
+            </w:r>
+          </w:p>
+        </w:tc>
+        <w:tc>
+          <w:tcPr/>
+          <w:p>
+            <w:pPr>
+              <w:pStyle w:val="Compact"/>
+              <w:jc w:val="left"/>
+            </w:pPr>
+            <w:r>
+              <w:rPr>
+                <w:rFonts w:hint="eastAsia"/>
+              </w:rPr>
+              <w:t xml:space="preserve">使い方</w:t>
+            </w:r>
+          </w:p>
+        </w:tc>
+      </w:tr>
+      <w:tr>
+        <w:tc>
+          <w:tcPr/>
+          <w:p>
+            <w:pPr>
+              <w:pStyle w:val="Compact"/>
+              <w:jc w:val="left"/>
+            </w:pPr>
+            <w:r>
+              <w:rPr>
+                <w:rFonts w:hint="eastAsia"/>
+                <w:b/>
+                <w:bCs/>
+              </w:rPr>
+              <w:t xml:space="preserve">届出確認用</w:t>
+            </w:r>
+          </w:p>
+        </w:tc>
+        <w:tc>
+          <w:tcPr/>
+          <w:p>
+            <w:pPr>
+              <w:pStyle w:val="Compact"/>
+              <w:jc w:val="left"/>
+            </w:pPr>
+            <w:r>
+              <w:rPr>
+                <w:rFonts w:hint="eastAsia"/>
+              </w:rPr>
+              <w:t xml:space="preserve">全入院</w:t>
+            </w:r>
+          </w:p>
+        </w:tc>
+        <w:tc>
+          <w:tcPr/>
+          <w:p>
+            <w:pPr>
+              <w:pStyle w:val="Compact"/>
+              <w:jc w:val="left"/>
+            </w:pPr>
+            <w:r>
+              <w:rPr>
+                <w:rFonts w:hint="eastAsia"/>
+              </w:rPr>
+              <w:t xml:space="preserve">厚生局への届出に使う正式な数字</w:t>
+            </w:r>
+          </w:p>
+        </w:tc>
+      </w:tr>
+      <w:tr>
+        <w:tc>
+          <w:tcPr/>
+          <w:p>
+            <w:pPr>
+              <w:pStyle w:val="Compact"/>
+              <w:jc w:val="left"/>
+            </w:pPr>
+            <w:r>
+              <w:rPr>
+                <w:rFonts w:hint="eastAsia"/>
+                <w:b/>
+                <w:bCs/>
+              </w:rPr>
+              <w:t xml:space="preserve">院内運用用（短手3除外）</w:t>
+            </w:r>
+          </w:p>
+        </w:tc>
+        <w:tc>
+          <w:tcPr/>
+          <w:p>
+            <w:pPr>
+              <w:pStyle w:val="Compact"/>
+              <w:jc w:val="left"/>
+            </w:pPr>
+            <w:r>
+              <w:rPr>
+                <w:rFonts w:hint="eastAsia"/>
+              </w:rPr>
+              <w:t xml:space="preserve">全入院</w:t>
+            </w:r>
+            <w:r>
+              <w:t xml:space="preserve"> − </w:t>
+            </w:r>
+            <w:r>
+              <w:rPr>
+                <w:rFonts w:hint="eastAsia"/>
+              </w:rPr>
+              <w:t xml:space="preserve">短手3入院</w:t>
+            </w:r>
+          </w:p>
+        </w:tc>
+        <w:tc>
+          <w:tcPr/>
+          <w:p>
+            <w:pPr>
+              <w:pStyle w:val="Compact"/>
+              <w:jc w:val="left"/>
+            </w:pPr>
+            <w:r>
+              <w:rPr>
+                <w:rFonts w:hint="eastAsia"/>
+              </w:rPr>
+              <w:t xml:space="preserve">日常管理に使う数字（短手3は予定入院なので除外した方が実態に近い）</w:t>
+            </w:r>
+          </w:p>
+        </w:tc>
+      </w:tr>
+    </w:tbl>
+    <w:p>
+      <w:pPr>
+        <w:pStyle w:val="BodyText"/>
+      </w:pPr>
+      <w:r>
+        <w:rPr>
+          <w:rFonts w:hint="eastAsia"/>
+        </w:rPr>
+        <w:t xml:space="preserve">「短手3」とは短期滞在手術等基本料3のことで、大腸ポリペクトミーなどの予定入院です。これを分母から除くと、救急搬送の割合が実態に近くなります。</w:t>
+      </w:r>
+    </w:p>
+    <w:p>
+      <w:r>
+        <w:pict>
+          <v:rect style="width:0;height:1.5pt" o:hralign="center" o:hrstd="t" o:hr="t"/>
+        </w:pict>
+      </w:r>
+    </w:p>
+    <w:bookmarkEnd w:id="179"/>
+    <w:bookmarkEnd w:id="180"/>
+    <w:bookmarkStart w:id="182" w:name="月末着地予測-このままで15に届く"/>
+    <w:p>
+      <w:pPr>
+        <w:pStyle w:val="Heading3"/>
+      </w:pPr>
+      <w:r>
+        <w:t xml:space="preserve">17-3. </w:t>
+      </w:r>
+      <w:r>
+        <w:rPr>
+          <w:rFonts w:hint="eastAsia"/>
+        </w:rPr>
+        <w:t xml:space="preserve">月末着地予測</w:t>
+      </w:r>
+      <w:r>
+        <w:t xml:space="preserve"> ― </w:t>
+      </w:r>
+      <w:r>
+        <w:rPr>
+          <w:rFonts w:hint="eastAsia"/>
+        </w:rPr>
+        <w:t xml:space="preserve">「このままで15%に届く？」</w:t>
+      </w:r>
+    </w:p>
+    <w:p>
+      <w:pPr>
+        <w:pStyle w:val="FirstParagraph"/>
+      </w:pPr>
+      <w:r>
+        <w:rPr>
+          <w:rFonts w:hint="eastAsia"/>
+        </w:rPr>
+        <w:t xml:space="preserve">今月の残り日数で、最終的に何%になるかを予測します。</w:t>
+      </w:r>
+      <w:r>
+        <w:rPr>
+          <w:b/>
+          <w:bCs/>
+        </w:rPr>
+        <w:t xml:space="preserve">3つのシナリオ</w:t>
+      </w:r>
+      <w:r>
+        <w:rPr>
+          <w:rFonts w:hint="eastAsia"/>
+        </w:rPr>
+        <w:t xml:space="preserve">で表示されます。</w:t>
+      </w:r>
+    </w:p>
+    <w:tbl>
+      <w:tblPr>
+        <w:tblStyle w:val="Table"/>
+        <w:tblW w:type="pct" w:w="5000"/>
+        <w:tblLayout w:type="fixed"/>
+        <w:tblLook w:firstRow="1" w:lastRow="0" w:firstColumn="0" w:lastColumn="0" w:noHBand="0" w:noVBand="0" w:val="0020"/>
+      </w:tblPr>
+      <w:tblGrid>
+        <w:gridCol w:w="2640"/>
+        <w:gridCol w:w="2640"/>
+        <w:gridCol w:w="2640"/>
+      </w:tblGrid>
+      <w:tr>
+        <w:trPr>
+          <w:tblHeader w:val="on"/>
+        </w:trPr>
+        <w:tc>
+          <w:tcPr/>
+          <w:p>
+            <w:pPr>
+              <w:pStyle w:val="Compact"/>
+              <w:jc w:val="left"/>
+            </w:pPr>
+            <w:r>
+              <w:t xml:space="preserve">シナリオ</w:t>
+            </w:r>
+          </w:p>
+        </w:tc>
+        <w:tc>
+          <w:tcPr/>
+          <w:p>
+            <w:pPr>
+              <w:pStyle w:val="Compact"/>
+              <w:jc w:val="left"/>
+            </w:pPr>
+            <w:r>
+              <w:rPr>
+                <w:rFonts w:hint="eastAsia"/>
+              </w:rPr>
+              <w:t xml:space="preserve">意味</w:t>
+            </w:r>
+          </w:p>
+        </w:tc>
+        <w:tc>
+          <w:tcPr/>
+          <w:p>
+            <w:pPr>
+              <w:pStyle w:val="Compact"/>
+              <w:jc w:val="left"/>
+            </w:pPr>
+            <w:r>
+              <w:rPr>
+                <w:rFonts w:hint="eastAsia"/>
+              </w:rPr>
+              <w:t xml:space="preserve">使い方</w:t>
+            </w:r>
+          </w:p>
+        </w:tc>
+      </w:tr>
+      <w:tr>
+        <w:tc>
+          <w:tcPr/>
+          <w:p>
+            <w:pPr>
+              <w:pStyle w:val="Compact"/>
+              <w:jc w:val="left"/>
+            </w:pPr>
+            <w:r>
+              <w:t xml:space="preserve">🔵 </w:t>
+            </w:r>
+            <w:r>
+              <w:rPr>
+                <w:rFonts w:hint="eastAsia"/>
+              </w:rPr>
+              <w:t xml:space="preserve">保守</w:t>
+            </w:r>
+          </w:p>
+        </w:tc>
+        <w:tc>
+          <w:tcPr/>
+          <w:p>
+            <w:pPr>
+              <w:pStyle w:val="Compact"/>
+              <w:jc w:val="left"/>
+            </w:pPr>
+            <w:r>
+              <w:rPr>
+                <w:rFonts w:hint="eastAsia"/>
+              </w:rPr>
+              <w:t xml:space="preserve">救急搬送が少なめに来た場合</w:t>
+            </w:r>
+          </w:p>
+        </w:tc>
+        <w:tc>
+          <w:tcPr/>
+          <w:p>
+            <w:pPr>
+              <w:pStyle w:val="Compact"/>
+              <w:jc w:val="left"/>
+            </w:pPr>
+            <w:r>
+              <w:rPr>
+                <w:rFonts w:hint="eastAsia"/>
+              </w:rPr>
+              <w:t xml:space="preserve">最悪ケース。これでも15%を超えていれば安心</w:t>
+            </w:r>
+          </w:p>
+        </w:tc>
+      </w:tr>
+      <w:tr>
+        <w:tc>
+          <w:tcPr/>
+          <w:p>
+            <w:pPr>
+              <w:pStyle w:val="Compact"/>
+              <w:jc w:val="left"/>
+            </w:pPr>
+            <w:r>
+              <w:t xml:space="preserve">🟢 </w:t>
+            </w:r>
+            <w:r>
+              <w:rPr>
+                <w:rFonts w:hint="eastAsia"/>
+              </w:rPr>
+              <w:t xml:space="preserve">標準</w:t>
+            </w:r>
+          </w:p>
+        </w:tc>
+        <w:tc>
+          <w:tcPr/>
+          <w:p>
+            <w:pPr>
+              <w:pStyle w:val="Compact"/>
+              <w:jc w:val="left"/>
+            </w:pPr>
+            <w:r>
+              <w:rPr>
+                <w:rFonts w:hint="eastAsia"/>
+              </w:rPr>
+              <w:t xml:space="preserve">直近2週間と同じペースが続いた場合</w:t>
+            </w:r>
+          </w:p>
+        </w:tc>
+        <w:tc>
+          <w:tcPr/>
+          <w:p>
+            <w:pPr>
+              <w:pStyle w:val="Compact"/>
+              <w:jc w:val="left"/>
+            </w:pPr>
+            <w:r>
+              <w:rPr>
+                <w:rFonts w:hint="eastAsia"/>
+              </w:rPr>
+              <w:t xml:space="preserve">もっとも参考になる数字</w:t>
+            </w:r>
+          </w:p>
+        </w:tc>
+      </w:tr>
+      <w:tr>
+        <w:tc>
+          <w:tcPr/>
+          <w:p>
+            <w:pPr>
+              <w:pStyle w:val="Compact"/>
+              <w:jc w:val="left"/>
+            </w:pPr>
+            <w:r>
+              <w:t xml:space="preserve">🟡 </w:t>
+            </w:r>
+            <w:r>
+              <w:rPr>
+                <w:rFonts w:hint="eastAsia"/>
+              </w:rPr>
+              <w:t xml:space="preserve">良好</w:t>
+            </w:r>
+          </w:p>
+        </w:tc>
+        <w:tc>
+          <w:tcPr/>
+          <w:p>
+            <w:pPr>
+              <w:pStyle w:val="Compact"/>
+              <w:jc w:val="left"/>
+            </w:pPr>
+            <w:r>
+              <w:rPr>
+                <w:rFonts w:hint="eastAsia"/>
+              </w:rPr>
+              <w:t xml:space="preserve">救急搬送が多めに来た場合</w:t>
+            </w:r>
+          </w:p>
+        </w:tc>
+        <w:tc>
+          <w:tcPr/>
+          <w:p>
+            <w:pPr>
+              <w:pStyle w:val="Compact"/>
+              <w:jc w:val="left"/>
+            </w:pPr>
+            <w:r>
+              <w:rPr>
+                <w:rFonts w:hint="eastAsia"/>
+              </w:rPr>
+              <w:t xml:space="preserve">楽観ケース</w:t>
+            </w:r>
+          </w:p>
+        </w:tc>
+      </w:tr>
+    </w:tbl>
+    <w:bookmarkStart w:id="181" w:name="具体例で見てみましょう"/>
+    <w:p>
+      <w:pPr>
+        <w:pStyle w:val="Heading4"/>
+      </w:pPr>
+      <w:r>
+        <w:rPr>
+          <w:rFonts w:hint="eastAsia"/>
+        </w:rPr>
+        <w:t xml:space="preserve">具体例で見てみましょう</w:t>
+      </w:r>
+    </w:p>
+    <w:p>
+      <w:pPr>
+        <w:pStyle w:val="FirstParagraph"/>
+      </w:pPr>
+      <w:r>
+        <w:rPr>
+          <w:rFonts w:hint="eastAsia"/>
+        </w:rPr>
+        <w:t xml:space="preserve">月の20日目、5Fの状況：</w:t>
+      </w:r>
+      <w:r>
+        <w:t xml:space="preserve"> </w:t>
+      </w:r>
+      <w:r>
+        <w:t xml:space="preserve">- </w:t>
+      </w:r>
+      <w:r>
+        <w:rPr>
+          <w:rFonts w:hint="eastAsia"/>
+        </w:rPr>
+        <w:t xml:space="preserve">現在:</w:t>
+      </w:r>
+      <w:r>
+        <w:t xml:space="preserve"> </w:t>
+      </w:r>
+      <w:r>
+        <w:rPr>
+          <w:rFonts w:hint="eastAsia"/>
+        </w:rPr>
+        <w:t xml:space="preserve">入院35人中、救急搬送5人（14.3%）</w:t>
+      </w:r>
+      <w:r>
+        <w:t xml:space="preserve"> </w:t>
+      </w:r>
+      <w:r>
+        <w:t xml:space="preserve">- </w:t>
+      </w:r>
+      <w:r>
+        <w:rPr>
+          <w:rFonts w:hint="eastAsia"/>
+        </w:rPr>
+        <w:t xml:space="preserve">残り10日で予測すると：</w:t>
+      </w:r>
+      <w:r>
+        <w:t xml:space="preserve"> </w:t>
+      </w:r>
+      <w:r>
+        <w:t xml:space="preserve">- 🔵 </w:t>
+      </w:r>
+      <w:r>
+        <w:rPr>
+          <w:rFonts w:hint="eastAsia"/>
+        </w:rPr>
+        <w:t xml:space="preserve">保守:</w:t>
+      </w:r>
+      <w:r>
+        <w:t xml:space="preserve"> </w:t>
+      </w:r>
+      <w:r>
+        <w:rPr>
+          <w:rFonts w:hint="eastAsia"/>
+        </w:rPr>
+        <w:t xml:space="preserve">最終</w:t>
+      </w:r>
+      <w:r>
+        <w:t xml:space="preserve"> </w:t>
+      </w:r>
+      <w:r>
+        <w:rPr>
+          <w:b/>
+          <w:bCs/>
+        </w:rPr>
+        <w:t xml:space="preserve">13.8%</w:t>
+      </w:r>
+      <w:r>
+        <w:t xml:space="preserve"> </w:t>
+      </w:r>
+      <w:r>
+        <w:t xml:space="preserve">→ ❌ </w:t>
+      </w:r>
+      <w:r>
+        <w:rPr>
+          <w:rFonts w:hint="eastAsia"/>
+        </w:rPr>
+        <w:t xml:space="preserve">未達</w:t>
+      </w:r>
+      <w:r>
+        <w:t xml:space="preserve"> </w:t>
+      </w:r>
+      <w:r>
+        <w:t xml:space="preserve">- 🟢 </w:t>
+      </w:r>
+      <w:r>
+        <w:rPr>
+          <w:rFonts w:hint="eastAsia"/>
+        </w:rPr>
+        <w:t xml:space="preserve">標準:</w:t>
+      </w:r>
+      <w:r>
+        <w:t xml:space="preserve"> </w:t>
+      </w:r>
+      <w:r>
+        <w:rPr>
+          <w:rFonts w:hint="eastAsia"/>
+        </w:rPr>
+        <w:t xml:space="preserve">最終</w:t>
+      </w:r>
+      <w:r>
+        <w:t xml:space="preserve"> </w:t>
+      </w:r>
+      <w:r>
+        <w:rPr>
+          <w:b/>
+          <w:bCs/>
+        </w:rPr>
+        <w:t xml:space="preserve">15.2%</w:t>
+      </w:r>
+      <w:r>
+        <w:t xml:space="preserve"> </w:t>
+      </w:r>
+      <w:r>
+        <w:t xml:space="preserve">→ ✅ </w:t>
+      </w:r>
+      <w:r>
+        <w:rPr>
+          <w:rFonts w:hint="eastAsia"/>
+        </w:rPr>
+        <w:t xml:space="preserve">ギリギリ達成</w:t>
+      </w:r>
+      <w:r>
+        <w:t xml:space="preserve"> </w:t>
+      </w:r>
+      <w:r>
+        <w:t xml:space="preserve">- 🟡 </w:t>
+      </w:r>
+      <w:r>
+        <w:rPr>
+          <w:rFonts w:hint="eastAsia"/>
+        </w:rPr>
+        <w:t xml:space="preserve">良好:</w:t>
+      </w:r>
+      <w:r>
+        <w:t xml:space="preserve"> </w:t>
+      </w:r>
+      <w:r>
+        <w:rPr>
+          <w:rFonts w:hint="eastAsia"/>
+        </w:rPr>
+        <w:t xml:space="preserve">最終</w:t>
+      </w:r>
+      <w:r>
+        <w:t xml:space="preserve"> </w:t>
+      </w:r>
+      <w:r>
+        <w:rPr>
+          <w:b/>
+          <w:bCs/>
+        </w:rPr>
+        <w:t xml:space="preserve">16.8%</w:t>
+      </w:r>
+      <w:r>
+        <w:t xml:space="preserve"> </w:t>
+      </w:r>
+      <w:r>
+        <w:t xml:space="preserve">→ ✅ </w:t>
+      </w:r>
+      <w:r>
+        <w:rPr>
+          <w:rFonts w:hint="eastAsia"/>
+        </w:rPr>
+        <w:t xml:space="preserve">達成</w:t>
+      </w:r>
+    </w:p>
+    <w:p>
+      <w:pPr>
+        <w:pStyle w:val="BodyText"/>
+      </w:pPr>
+      <w:r>
+        <w:rPr>
+          <w:rFonts w:hint="eastAsia"/>
+        </w:rPr>
+        <w:t xml:space="preserve">この場合、標準では達成見込みですが油断できない状況です。</w:t>
+      </w:r>
+    </w:p>
+    <w:p>
+      <w:r>
+        <w:pict>
+          <v:rect style="width:0;height:1.5pt" o:hralign="center" o:hrstd="t" o:hr="t"/>
+        </w:pict>
+      </w:r>
+    </w:p>
+    <w:bookmarkEnd w:id="181"/>
+    <w:bookmarkEnd w:id="182"/>
+    <w:bookmarkStart w:id="186" w:name="あと何件必要か"/>
+    <w:p>
+      <w:pPr>
+        <w:pStyle w:val="Heading3"/>
+      </w:pPr>
+      <w:r>
+        <w:t xml:space="preserve">17-4. </w:t>
+      </w:r>
+      <w:r>
+        <w:rPr>
+          <w:rFonts w:hint="eastAsia"/>
+        </w:rPr>
+        <w:t xml:space="preserve">あと何件必要か</w:t>
+      </w:r>
+    </w:p>
+    <w:p>
+      <w:pPr>
+        <w:pStyle w:val="FirstParagraph"/>
+      </w:pPr>
+      <w:r>
+        <w:rPr>
+          <w:rFonts w:hint="eastAsia"/>
+          <w:b/>
+          <w:bCs/>
+        </w:rPr>
+        <w:t xml:space="preserve">「あと何件の救急搬送があれば15%に届くか」</w:t>
+      </w:r>
+      <w:r>
+        <w:rPr>
+          <w:rFonts w:hint="eastAsia"/>
+        </w:rPr>
+        <w:t xml:space="preserve">を計算して表示します。</w:t>
+      </w:r>
+    </w:p>
+    <w:bookmarkStart w:id="183" w:name="表示内容-1"/>
+    <w:p>
+      <w:pPr>
+        <w:pStyle w:val="Heading4"/>
+      </w:pPr>
+      <w:r>
+        <w:rPr>
+          <w:rFonts w:hint="eastAsia"/>
+        </w:rPr>
+        <w:t xml:space="preserve">表示内容</w:t>
+      </w:r>
+    </w:p>
+    <w:p>
+      <w:pPr>
+        <w:pStyle w:val="Compact"/>
+        <w:numPr>
+          <w:ilvl w:val="0"/>
+          <w:numId w:val="1076"/>
+        </w:numPr>
+      </w:pPr>
+      <w:r>
+        <w:rPr>
+          <w:rFonts w:hint="eastAsia"/>
+          <w:b/>
+          <w:bCs/>
+        </w:rPr>
+        <w:t xml:space="preserve">あと○件必要</w:t>
+      </w:r>
+      <w:r>
+        <w:t xml:space="preserve">: </w:t>
+      </w:r>
+      <w:r>
+        <w:rPr>
+          <w:rFonts w:hint="eastAsia"/>
+        </w:rPr>
+        <w:t xml:space="preserve">月末までに必要な追加の救急搬送件数</w:t>
+      </w:r>
+    </w:p>
+    <w:p>
+      <w:pPr>
+        <w:pStyle w:val="Compact"/>
+        <w:numPr>
+          <w:ilvl w:val="0"/>
+          <w:numId w:val="1076"/>
+        </w:numPr>
+      </w:pPr>
+      <w:r>
+        <w:rPr>
+          <w:rFonts w:hint="eastAsia"/>
+          <w:b/>
+          <w:bCs/>
+        </w:rPr>
+        <w:t xml:space="preserve">残り営業日あたり</w:t>
+      </w:r>
+      <w:r>
+        <w:t xml:space="preserve">: </w:t>
+      </w:r>
+      <w:r>
+        <w:rPr>
+          <w:rFonts w:hint="eastAsia"/>
+        </w:rPr>
+        <w:t xml:space="preserve">1日あたり何件必要か</w:t>
+      </w:r>
+    </w:p>
+    <w:p>
+      <w:pPr>
+        <w:pStyle w:val="Compact"/>
+        <w:numPr>
+          <w:ilvl w:val="0"/>
+          <w:numId w:val="1076"/>
+        </w:numPr>
+      </w:pPr>
+      <w:r>
+        <w:rPr>
+          <w:rFonts w:hint="eastAsia"/>
+          <w:b/>
+          <w:bCs/>
+        </w:rPr>
+        <w:t xml:space="preserve">達成難易度</w:t>
+      </w:r>
+      <w:r>
+        <w:t xml:space="preserve">: </w:t>
+      </w:r>
+      <w:r>
+        <w:rPr>
+          <w:rFonts w:hint="eastAsia"/>
+        </w:rPr>
+        <w:t xml:space="preserve">現実的に達成できそうかどうか</w:t>
+      </w:r>
+    </w:p>
+    <w:bookmarkEnd w:id="183"/>
+    <w:bookmarkStart w:id="184" w:name="難易度の目安"/>
+    <w:p>
+      <w:pPr>
+        <w:pStyle w:val="Heading4"/>
+      </w:pPr>
+      <w:r>
+        <w:rPr>
+          <w:rFonts w:hint="eastAsia"/>
+        </w:rPr>
+        <w:t xml:space="preserve">難易度の目安</w:t>
+      </w:r>
+    </w:p>
+    <w:tbl>
+      <w:tblPr>
+        <w:tblStyle w:val="Table"/>
+        <w:tblW w:type="auto" w:w="0"/>
+        <w:tblLook w:firstRow="1" w:lastRow="0" w:firstColumn="0" w:lastColumn="0" w:noHBand="0" w:noVBand="0" w:val="0020"/>
+      </w:tblPr>
+      <w:tblGrid>
+        <w:gridCol w:w="3960"/>
+        <w:gridCol w:w="3960"/>
+      </w:tblGrid>
+      <w:tr>
+        <w:trPr>
+          <w:tblHeader w:val="on"/>
+        </w:trPr>
+        <w:tc>
+          <w:tcPr/>
+          <w:p>
+            <w:pPr>
+              <w:pStyle w:val="Compact"/>
+              <w:jc w:val="left"/>
+            </w:pPr>
+            <w:r>
+              <w:rPr>
+                <w:rFonts w:hint="eastAsia"/>
+              </w:rPr>
+              <w:t xml:space="preserve">表示</w:t>
+            </w:r>
+          </w:p>
+        </w:tc>
+        <w:tc>
+          <w:tcPr/>
+          <w:p>
+            <w:pPr>
+              <w:pStyle w:val="Compact"/>
+              <w:jc w:val="left"/>
+            </w:pPr>
+            <w:r>
+              <w:rPr>
+                <w:rFonts w:hint="eastAsia"/>
+              </w:rPr>
+              <w:t xml:space="preserve">意味</w:t>
+            </w:r>
+          </w:p>
+        </w:tc>
+      </w:tr>
+      <w:tr>
+        <w:tc>
+          <w:tcPr/>
+          <w:p>
+            <w:pPr>
+              <w:pStyle w:val="Compact"/>
+              <w:jc w:val="left"/>
+            </w:pPr>
+            <w:r>
+              <w:t xml:space="preserve">🟢 </w:t>
+            </w:r>
+            <w:r>
+              <w:rPr>
+                <w:rFonts w:hint="eastAsia"/>
+              </w:rPr>
+              <w:t xml:space="preserve">達成見込み</w:t>
+            </w:r>
+          </w:p>
+        </w:tc>
+        <w:tc>
+          <w:tcPr/>
+          <w:p>
+            <w:pPr>
+              <w:pStyle w:val="Compact"/>
+              <w:jc w:val="left"/>
+            </w:pPr>
+            <w:r>
+              <w:rPr>
+                <w:rFonts w:hint="eastAsia"/>
+              </w:rPr>
+              <w:t xml:space="preserve">営業日あたり0.5件未満。普通にやれば達成</w:t>
+            </w:r>
+          </w:p>
+        </w:tc>
+      </w:tr>
+      <w:tr>
+        <w:tc>
+          <w:tcPr/>
+          <w:p>
+            <w:pPr>
+              <w:pStyle w:val="Compact"/>
+              <w:jc w:val="left"/>
+            </w:pPr>
+            <w:r>
+              <w:t xml:space="preserve">🟡 </w:t>
+            </w:r>
+            <w:r>
+              <w:rPr>
+                <w:rFonts w:hint="eastAsia"/>
+              </w:rPr>
+              <w:t xml:space="preserve">やや厳しい</w:t>
+            </w:r>
+          </w:p>
+        </w:tc>
+        <w:tc>
+          <w:tcPr/>
+          <w:p>
+            <w:pPr>
+              <w:pStyle w:val="Compact"/>
+              <w:jc w:val="left"/>
+            </w:pPr>
+            <w:r>
+              <w:rPr>
+                <w:rFonts w:hint="eastAsia"/>
+              </w:rPr>
+              <w:t xml:space="preserve">営業日あたり0.5〜1件。意識して受入を</w:t>
+            </w:r>
+          </w:p>
+        </w:tc>
+      </w:tr>
+      <w:tr>
+        <w:tc>
+          <w:tcPr/>
+          <w:p>
+            <w:pPr>
+              <w:pStyle w:val="Compact"/>
+              <w:jc w:val="left"/>
+            </w:pPr>
+            <w:r>
+              <w:t xml:space="preserve">🟠 </w:t>
+            </w:r>
+            <w:r>
+              <w:rPr>
+                <w:rFonts w:hint="eastAsia"/>
+              </w:rPr>
+              <w:t xml:space="preserve">厳しい</w:t>
+            </w:r>
+          </w:p>
+        </w:tc>
+        <w:tc>
+          <w:tcPr/>
+          <w:p>
+            <w:pPr>
+              <w:pStyle w:val="Compact"/>
+              <w:jc w:val="left"/>
+            </w:pPr>
+            <w:r>
+              <w:rPr>
+                <w:rFonts w:hint="eastAsia"/>
+              </w:rPr>
+              <w:t xml:space="preserve">営業日あたり1〜1.5件。受入体制の強化が必要</w:t>
+            </w:r>
+          </w:p>
+        </w:tc>
+      </w:tr>
+      <w:tr>
+        <w:tc>
+          <w:tcPr/>
+          <w:p>
+            <w:pPr>
+              <w:pStyle w:val="Compact"/>
+              <w:jc w:val="left"/>
+            </w:pPr>
+            <w:r>
+              <w:t xml:space="preserve">🔴 </w:t>
+            </w:r>
+            <w:r>
+              <w:rPr>
+                <w:rFonts w:hint="eastAsia"/>
+              </w:rPr>
+              <w:t xml:space="preserve">非常に厳しい</w:t>
+            </w:r>
+          </w:p>
+        </w:tc>
+        <w:tc>
+          <w:tcPr/>
+          <w:p>
+            <w:pPr>
+              <w:pStyle w:val="Compact"/>
+              <w:jc w:val="left"/>
+            </w:pPr>
+            <w:r>
+              <w:rPr>
+                <w:rFonts w:hint="eastAsia"/>
+              </w:rPr>
+              <w:t xml:space="preserve">営業日あたり1.5件以上。達成困難</w:t>
+            </w:r>
+          </w:p>
+        </w:tc>
+      </w:tr>
+    </w:tbl>
+    <w:bookmarkEnd w:id="184"/>
+    <w:bookmarkStart w:id="185" w:name="具体例"/>
+    <w:p>
+      <w:pPr>
+        <w:pStyle w:val="Heading4"/>
+      </w:pPr>
+      <w:r>
+        <w:rPr>
+          <w:rFonts w:hint="eastAsia"/>
+        </w:rPr>
+        <w:t xml:space="preserve">具体例</w:t>
+      </w:r>
+    </w:p>
+    <w:p>
+      <w:pPr>
+        <w:pStyle w:val="Compact"/>
+        <w:numPr>
+          <w:ilvl w:val="0"/>
+          <w:numId w:val="1077"/>
+        </w:numPr>
+      </w:pPr>
+      <w:r>
+        <w:t xml:space="preserve">「5F: </w:t>
+      </w:r>
+      <w:r>
+        <w:rPr>
+          <w:rFonts w:hint="eastAsia"/>
+        </w:rPr>
+        <w:t xml:space="preserve">あと3件必要（残り8営業日</w:t>
+      </w:r>
+      <w:r>
+        <w:t xml:space="preserve"> → </w:t>
+      </w:r>
+      <w:r>
+        <w:rPr>
+          <w:rFonts w:hint="eastAsia"/>
+        </w:rPr>
+        <w:t xml:space="preserve">0.4件/日）→</w:t>
+      </w:r>
+      <w:r>
+        <w:t xml:space="preserve"> 🟢 </w:t>
+      </w:r>
+      <w:r>
+        <w:rPr>
+          <w:rFonts w:hint="eastAsia"/>
+        </w:rPr>
+        <w:t xml:space="preserve">達成見込み」</w:t>
+      </w:r>
+    </w:p>
+    <w:p>
+      <w:pPr>
+        <w:pStyle w:val="Compact"/>
+        <w:numPr>
+          <w:ilvl w:val="0"/>
+          <w:numId w:val="1077"/>
+        </w:numPr>
+      </w:pPr>
+      <w:r>
+        <w:t xml:space="preserve">「6F: </w:t>
+      </w:r>
+      <w:r>
+        <w:rPr>
+          <w:rFonts w:hint="eastAsia"/>
+        </w:rPr>
+        <w:t xml:space="preserve">あと5件必要（残り3営業日</w:t>
+      </w:r>
+      <w:r>
+        <w:t xml:space="preserve"> → </w:t>
+      </w:r>
+      <w:r>
+        <w:rPr>
+          <w:rFonts w:hint="eastAsia"/>
+        </w:rPr>
+        <w:t xml:space="preserve">1.7件/日）→</w:t>
+      </w:r>
+      <w:r>
+        <w:t xml:space="preserve"> 🔴 </w:t>
+      </w:r>
+      <w:r>
+        <w:rPr>
+          <w:rFonts w:hint="eastAsia"/>
+        </w:rPr>
+        <w:t xml:space="preserve">非常に厳しい」</w:t>
+      </w:r>
+    </w:p>
+    <w:p>
+      <w:r>
+        <w:pict>
+          <v:rect style="width:0;height:1.5pt" o:hralign="center" o:hrstd="t" o:hr="t"/>
+        </w:pict>
+      </w:r>
+    </w:p>
+    <w:bookmarkEnd w:id="185"/>
+    <w:bookmarkEnd w:id="186"/>
+    <w:bookmarkStart w:id="188" w:name="緊急アラート-受入最優先モード"/>
+    <w:p>
+      <w:pPr>
+        <w:pStyle w:val="Heading3"/>
+      </w:pPr>
+      <w:r>
+        <w:t xml:space="preserve">17-5. </w:t>
+      </w:r>
+      <w:r>
+        <w:rPr>
+          <w:rFonts w:hint="eastAsia"/>
+        </w:rPr>
+        <w:t xml:space="preserve">緊急アラート</w:t>
+      </w:r>
+      <w:r>
+        <w:t xml:space="preserve"> ― </w:t>
+      </w:r>
+      <w:r>
+        <w:rPr>
+          <w:rFonts w:hint="eastAsia"/>
+        </w:rPr>
+        <w:t xml:space="preserve">受入最優先モード</w:t>
+      </w:r>
+    </w:p>
+    <w:p>
+      <w:pPr>
+        <w:pStyle w:val="FirstParagraph"/>
+      </w:pPr>
+      <w:r>
+        <w:rPr>
+          <w:rFonts w:hint="eastAsia"/>
+        </w:rPr>
+        <w:t xml:space="preserve">以下の条件が</w:t>
+      </w:r>
+      <w:r>
+        <w:rPr>
+          <w:rFonts w:hint="eastAsia"/>
+          <w:b/>
+          <w:bCs/>
+        </w:rPr>
+        <w:t xml:space="preserve">両方</w:t>
+      </w:r>
+      <w:r>
+        <w:rPr>
+          <w:rFonts w:hint="eastAsia"/>
+        </w:rPr>
+        <w:t xml:space="preserve">そろった場合、</w:t>
+      </w:r>
+      <w:r>
+        <w:rPr>
+          <w:rFonts w:hint="eastAsia"/>
+          <w:b/>
+          <w:bCs/>
+        </w:rPr>
+        <w:t xml:space="preserve">赤い緊急アラート</w:t>
+      </w:r>
+      <w:r>
+        <w:rPr>
+          <w:rFonts w:hint="eastAsia"/>
+        </w:rPr>
+        <w:t xml:space="preserve">が表示されます：</w:t>
+      </w:r>
+    </w:p>
+    <w:p>
+      <w:pPr>
+        <w:pStyle w:val="Compact"/>
+        <w:numPr>
+          <w:ilvl w:val="0"/>
+          <w:numId w:val="1078"/>
+        </w:numPr>
+      </w:pPr>
+      <w:r>
+        <w:rPr>
+          <w:rFonts w:hint="eastAsia"/>
+        </w:rPr>
+        <w:t xml:space="preserve">現在の割合が15%未満</w:t>
+      </w:r>
+    </w:p>
+    <w:p>
+      <w:pPr>
+        <w:pStyle w:val="Compact"/>
+        <w:numPr>
+          <w:ilvl w:val="0"/>
+          <w:numId w:val="1078"/>
+        </w:numPr>
+      </w:pPr>
+      <w:r>
+        <w:rPr>
+          <w:rFonts w:hint="eastAsia"/>
+        </w:rPr>
+        <w:t xml:space="preserve">標準シナリオの月末予測でも15%未達</w:t>
+      </w:r>
+    </w:p>
+    <w:bookmarkStart w:id="187" w:name="アラートで表示されるメッセージ例"/>
+    <w:p>
+      <w:pPr>
+        <w:pStyle w:val="Heading4"/>
+      </w:pPr>
+      <w:r>
+        <w:rPr>
+          <w:rFonts w:hint="eastAsia"/>
+        </w:rPr>
+        <w:t xml:space="preserve">アラートで表示されるメッセージ（例）</w:t>
+      </w:r>
+    </w:p>
+    <w:p>
+      <w:pPr>
+        <w:pStyle w:val="BlockText"/>
+      </w:pPr>
+      <w:r>
+        <w:t xml:space="preserve">🔴</w:t>
+      </w:r>
+      <w:r>
+        <w:t xml:space="preserve"> </w:t>
+      </w:r>
+      <w:r>
+        <w:rPr>
+          <w:rFonts w:hint="eastAsia"/>
+          <w:b/>
+          <w:bCs/>
+        </w:rPr>
+        <w:t xml:space="preserve">このままでは今月の救急搬送後患者割合15%を満たさない見込みです</w:t>
+      </w:r>
+    </w:p>
+    <w:p>
+      <w:pPr>
+        <w:pStyle w:val="BlockText"/>
+      </w:pPr>
+      <w:r>
+        <w:t xml:space="preserve">→ </w:t>
+      </w:r>
+      <w:r>
+        <w:rPr>
+          <w:rFonts w:hint="eastAsia"/>
+        </w:rPr>
+        <w:t xml:space="preserve">救急搬送・下り搬送の受入最優先モードを検討してください</w:t>
+      </w:r>
+      <w:r>
+        <w:t xml:space="preserve"> </w:t>
+      </w:r>
+      <w:r>
+        <w:t xml:space="preserve">→ </w:t>
+      </w:r>
+      <w:r>
+        <w:rPr>
+          <w:rFonts w:hint="eastAsia"/>
+        </w:rPr>
+        <w:t xml:space="preserve">救急車を断らない運用を院内で再確認してください</w:t>
+      </w:r>
+      <w:r>
+        <w:t xml:space="preserve"> </w:t>
+      </w:r>
+      <w:r>
+        <w:t xml:space="preserve">→ </w:t>
+      </w:r>
+      <w:r>
+        <w:rPr>
+          <w:rFonts w:hint="eastAsia"/>
+        </w:rPr>
+        <w:t xml:space="preserve">病棟選定・ベッド調整を基準達成優先で再配分してください</w:t>
+      </w:r>
+    </w:p>
+    <w:p>
+      <w:pPr>
+        <w:pStyle w:val="BlockText"/>
+      </w:pPr>
+      <w:r>
+        <w:rPr>
+          <w:rFonts w:hint="eastAsia"/>
+          <w:b/>
+          <w:bCs/>
+        </w:rPr>
+        <w:t xml:space="preserve">注意</w:t>
+      </w:r>
+      <w:r>
+        <w:t xml:space="preserve">: </w:t>
+      </w:r>
+      <w:r>
+        <w:rPr>
+          <w:rFonts w:hint="eastAsia"/>
+        </w:rPr>
+        <w:t xml:space="preserve">このアラートは「強い提案」です。医学的な安全性、専門外の症例、満床など、現実的に受入できない場合もあります。無理な受入はしないでください。</w:t>
+      </w:r>
+    </w:p>
+    <w:p>
+      <w:r>
+        <w:pict>
+          <v:rect style="width:0;height:1.5pt" o:hralign="center" o:hrstd="t" o:hr="t"/>
+        </w:pict>
+      </w:r>
+    </w:p>
+    <w:bookmarkEnd w:id="187"/>
+    <w:bookmarkEnd w:id="188"/>
+    <w:bookmarkStart w:id="192" w:name="グラフで傾向をつかむ"/>
+    <w:p>
+      <w:pPr>
+        <w:pStyle w:val="Heading3"/>
+      </w:pPr>
+      <w:r>
+        <w:t xml:space="preserve">17-6. </w:t>
+      </w:r>
+      <w:r>
+        <w:rPr>
+          <w:rFonts w:hint="eastAsia"/>
+        </w:rPr>
+        <w:t xml:space="preserve">グラフで傾向をつかむ</w:t>
+      </w:r>
+    </w:p>
+    <w:p>
+      <w:pPr>
+        <w:pStyle w:val="FirstParagraph"/>
+      </w:pPr>
+      <w:r>
+        <w:rPr>
+          <w:rFonts w:hint="eastAsia"/>
+        </w:rPr>
+        <w:t xml:space="preserve">3種類のグラフが見られます。</w:t>
+      </w:r>
+    </w:p>
+    <w:bookmarkStart w:id="189" w:name="月内累積推移"/>
+    <w:p>
+      <w:pPr>
+        <w:pStyle w:val="Heading4"/>
+      </w:pPr>
+      <w:r>
+        <w:t xml:space="preserve">① </w:t>
+      </w:r>
+      <w:r>
+        <w:rPr>
+          <w:rFonts w:hint="eastAsia"/>
+        </w:rPr>
+        <w:t xml:space="preserve">月内累積推移</w:t>
+      </w:r>
+    </w:p>
+    <w:p>
+      <w:pPr>
+        <w:pStyle w:val="FirstParagraph"/>
+      </w:pPr>
+      <w:r>
+        <w:rPr>
+          <w:rFonts w:hint="eastAsia"/>
+        </w:rPr>
+        <w:t xml:space="preserve">今月1日目からの日ごとの累積割合を折れ線グラフで表示します。赤い点線が15%ラインです。</w:t>
+      </w:r>
+    </w:p>
+    <w:p>
+      <w:pPr>
+        <w:pStyle w:val="BodyText"/>
+      </w:pPr>
+      <w:r>
+        <w:rPr>
+          <w:rFonts w:hint="eastAsia"/>
+          <w:b/>
+          <w:bCs/>
+        </w:rPr>
+        <w:t xml:space="preserve">見方</w:t>
+      </w:r>
+      <w:r>
+        <w:t xml:space="preserve">: </w:t>
+      </w:r>
+      <w:r>
+        <w:rPr>
+          <w:rFonts w:hint="eastAsia"/>
+        </w:rPr>
+        <w:t xml:space="preserve">折れ線が15%ラインの上にあればOK。下に潜ったら要注意です。月初は入院数が少ないため上下しやすく、月末に近づくほど安定します。</w:t>
+      </w:r>
+    </w:p>
+    <w:bookmarkEnd w:id="189"/>
+    <w:bookmarkStart w:id="190" w:name="過去12か月の実績"/>
+    <w:p>
+      <w:pPr>
+        <w:pStyle w:val="Heading4"/>
+      </w:pPr>
+      <w:r>
+        <w:t xml:space="preserve">② </w:t>
+      </w:r>
+      <w:r>
+        <w:rPr>
+          <w:rFonts w:hint="eastAsia"/>
+        </w:rPr>
+        <w:t xml:space="preserve">過去12か月の実績</w:t>
+      </w:r>
+    </w:p>
+    <w:p>
+      <w:pPr>
+        <w:pStyle w:val="FirstParagraph"/>
+      </w:pPr>
+      <w:r>
+        <w:rPr>
+          <w:rFonts w:hint="eastAsia"/>
+        </w:rPr>
+        <w:t xml:space="preserve">過去1年間の月別の割合を棒グラフで表示します。15%以上なら緑、未満なら赤です。</w:t>
+      </w:r>
+    </w:p>
+    <w:p>
+      <w:pPr>
+        <w:pStyle w:val="BodyText"/>
+      </w:pPr>
+      <w:r>
+        <w:rPr>
+          <w:rFonts w:hint="eastAsia"/>
+          <w:b/>
+          <w:bCs/>
+        </w:rPr>
+        <w:t xml:space="preserve">見方</w:t>
+      </w:r>
+      <w:r>
+        <w:t xml:space="preserve">: </w:t>
+      </w:r>
+      <w:r>
+        <w:rPr>
+          <w:rFonts w:hint="eastAsia"/>
+        </w:rPr>
+        <w:t xml:space="preserve">赤い棒が多い月が要注意の月です。季節パターンが見えてくるので、「○月は毎年厳しい」といった傾向を把握できます。</w:t>
+      </w:r>
+    </w:p>
+    <w:bookmarkEnd w:id="190"/>
+    <w:bookmarkStart w:id="191" w:name="入院経路の構成比"/>
+    <w:p>
+      <w:pPr>
+        <w:pStyle w:val="Heading4"/>
+      </w:pPr>
+      <w:r>
+        <w:t xml:space="preserve">③ </w:t>
+      </w:r>
+      <w:r>
+        <w:rPr>
+          <w:rFonts w:hint="eastAsia"/>
+        </w:rPr>
+        <w:t xml:space="preserve">入院経路の構成比</w:t>
+      </w:r>
+    </w:p>
+    <w:p>
+      <w:pPr>
+        <w:pStyle w:val="FirstParagraph"/>
+      </w:pPr>
+      <w:r>
+        <w:rPr>
+          <w:rFonts w:hint="eastAsia"/>
+        </w:rPr>
+        <w:t xml:space="preserve">今月の入院を「救急車</w:t>
+      </w:r>
+      <w:r>
+        <w:t xml:space="preserve"> / </w:t>
+      </w:r>
+      <w:r>
+        <w:rPr>
+          <w:rFonts w:hint="eastAsia"/>
+        </w:rPr>
+        <w:t xml:space="preserve">下り搬送</w:t>
+      </w:r>
+      <w:r>
+        <w:t xml:space="preserve"> / </w:t>
+      </w:r>
+      <w:r>
+        <w:rPr>
+          <w:rFonts w:hint="eastAsia"/>
+        </w:rPr>
+        <w:t xml:space="preserve">外来紹介</w:t>
+      </w:r>
+      <w:r>
+        <w:t xml:space="preserve"> / </w:t>
+      </w:r>
+      <w:r>
+        <w:rPr>
+          <w:rFonts w:hint="eastAsia"/>
+        </w:rPr>
+        <w:t xml:space="preserve">連携室</w:t>
+      </w:r>
+      <w:r>
+        <w:t xml:space="preserve"> / </w:t>
+      </w:r>
+      <w:r>
+        <w:rPr>
+          <w:rFonts w:hint="eastAsia"/>
+        </w:rPr>
+        <w:t xml:space="preserve">ウォークイン」に分けた円グラフです。</w:t>
+      </w:r>
+    </w:p>
+    <w:p>
+      <w:pPr>
+        <w:pStyle w:val="BodyText"/>
+      </w:pPr>
+      <w:r>
+        <w:rPr>
+          <w:rFonts w:hint="eastAsia"/>
+          <w:b/>
+          <w:bCs/>
+        </w:rPr>
+        <w:t xml:space="preserve">見方</w:t>
+      </w:r>
+      <w:r>
+        <w:t xml:space="preserve">: </w:t>
+      </w:r>
+      <w:r>
+        <w:rPr>
+          <w:rFonts w:hint="eastAsia"/>
+        </w:rPr>
+        <w:t xml:space="preserve">救急車＋下り搬送の合計が15%以上かどうかが一目でわかります。</w:t>
+      </w:r>
+    </w:p>
+    <w:p>
+      <w:r>
+        <w:pict>
+          <v:rect style="width:0;height:1.5pt" o:hralign="center" o:hrstd="t" o:hr="t"/>
+        </w:pict>
+      </w:r>
+    </w:p>
+    <w:bookmarkEnd w:id="191"/>
+    <w:bookmarkEnd w:id="192"/>
+    <w:bookmarkStart w:id="195" w:name="毎朝の使い方-2ステップで完了"/>
+    <w:p>
+      <w:pPr>
+        <w:pStyle w:val="Heading3"/>
+      </w:pPr>
+      <w:r>
+        <w:t xml:space="preserve">17-7. </w:t>
+      </w:r>
+      <w:r>
+        <w:rPr>
+          <w:rFonts w:hint="eastAsia"/>
+        </w:rPr>
+        <w:t xml:space="preserve">毎朝の使い方</w:t>
+      </w:r>
+      <w:r>
+        <w:t xml:space="preserve"> ― </w:t>
+      </w:r>
+      <w:r>
+        <w:rPr>
+          <w:rFonts w:hint="eastAsia"/>
+        </w:rPr>
+        <w:t xml:space="preserve">2ステップで完了</w:t>
+      </w:r>
+    </w:p>
+    <w:bookmarkStart w:id="193" w:name="ステップ1-今月の信号を見る5秒"/>
+    <w:p>
+      <w:pPr>
+        <w:pStyle w:val="Heading4"/>
+      </w:pPr>
+      <w:r>
+        <w:t xml:space="preserve">ステップ1: </w:t>
+      </w:r>
+      <w:r>
+        <w:rPr>
+          <w:rFonts w:hint="eastAsia"/>
+        </w:rPr>
+        <w:t xml:space="preserve">今月の信号を見る（5秒）</w:t>
+      </w:r>
+    </w:p>
+    <w:p>
+      <w:pPr>
+        <w:pStyle w:val="FirstParagraph"/>
+      </w:pPr>
+      <w:r>
+        <w:rPr>
+          <w:rFonts w:hint="eastAsia"/>
+        </w:rPr>
+        <w:t xml:space="preserve">5Fと6Fの信号（🟢🟡🔴）を見ます。</w:t>
+      </w:r>
+    </w:p>
+    <w:p>
+      <w:pPr>
+        <w:pStyle w:val="Compact"/>
+        <w:numPr>
+          <w:ilvl w:val="0"/>
+          <w:numId w:val="1079"/>
+        </w:numPr>
+      </w:pPr>
+      <w:r>
+        <w:t xml:space="preserve">🟢 → </w:t>
+      </w:r>
+      <w:r>
+        <w:rPr>
+          <w:rFonts w:hint="eastAsia"/>
+        </w:rPr>
+        <w:t xml:space="preserve">「大丈夫。次へ」</w:t>
+      </w:r>
+    </w:p>
+    <w:p>
+      <w:pPr>
+        <w:pStyle w:val="Compact"/>
+        <w:numPr>
+          <w:ilvl w:val="0"/>
+          <w:numId w:val="1079"/>
+        </w:numPr>
+      </w:pPr>
+      <w:r>
+        <w:t xml:space="preserve">🟡 → </w:t>
+      </w:r>
+      <w:r>
+        <w:rPr>
+          <w:rFonts w:hint="eastAsia"/>
+        </w:rPr>
+        <w:t xml:space="preserve">「ギリギリ。救急受入を意識しよう」</w:t>
+      </w:r>
+    </w:p>
+    <w:p>
+      <w:pPr>
+        <w:pStyle w:val="Compact"/>
+        <w:numPr>
+          <w:ilvl w:val="0"/>
+          <w:numId w:val="1079"/>
+        </w:numPr>
+      </w:pPr>
+      <w:r>
+        <w:t xml:space="preserve">🔴 → </w:t>
+      </w:r>
+      <w:r>
+        <w:rPr>
+          <w:rFonts w:hint="eastAsia"/>
+        </w:rPr>
+        <w:t xml:space="preserve">「まずい！</w:t>
+      </w:r>
+      <w:r>
+        <w:t xml:space="preserve"> ステップ2へ」</w:t>
+      </w:r>
+    </w:p>
+    <w:bookmarkEnd w:id="193"/>
+    <w:bookmarkStart w:id="194" w:name="ステップ2-あと何件か確認する10秒"/>
+    <w:p>
+      <w:pPr>
+        <w:pStyle w:val="Heading4"/>
+      </w:pPr>
+      <w:r>
+        <w:t xml:space="preserve">ステップ2: </w:t>
+      </w:r>
+      <w:r>
+        <w:rPr>
+          <w:rFonts w:hint="eastAsia"/>
+        </w:rPr>
+        <w:t xml:space="preserve">あと何件か確認する（10秒）</w:t>
+      </w:r>
+    </w:p>
+    <w:p>
+      <w:pPr>
+        <w:pStyle w:val="FirstParagraph"/>
+      </w:pPr>
+      <w:r>
+        <w:rPr>
+          <w:rFonts w:hint="eastAsia"/>
+        </w:rPr>
+        <w:t xml:space="preserve">🔴の病棟だけ「あと何件必要か」を確認します。</w:t>
+      </w:r>
+    </w:p>
+    <w:p>
+      <w:pPr>
+        <w:pStyle w:val="Compact"/>
+        <w:numPr>
+          <w:ilvl w:val="0"/>
+          <w:numId w:val="1080"/>
+        </w:numPr>
+      </w:pPr>
+      <w:r>
+        <w:rPr>
+          <w:rFonts w:hint="eastAsia"/>
+        </w:rPr>
+        <w:t xml:space="preserve">達成見込み</w:t>
+      </w:r>
+      <w:r>
+        <w:t xml:space="preserve"> → </w:t>
+      </w:r>
+      <w:r>
+        <w:rPr>
+          <w:rFonts w:hint="eastAsia"/>
+        </w:rPr>
+        <w:t xml:space="preserve">「焦らなくていい。意識して受入を続けよう」</w:t>
+      </w:r>
+    </w:p>
+    <w:p>
+      <w:pPr>
+        <w:pStyle w:val="Compact"/>
+        <w:numPr>
+          <w:ilvl w:val="0"/>
+          <w:numId w:val="1080"/>
+        </w:numPr>
+      </w:pPr>
+      <w:r>
+        <w:rPr>
+          <w:rFonts w:hint="eastAsia"/>
+        </w:rPr>
+        <w:t xml:space="preserve">厳しい</w:t>
+      </w:r>
+      <w:r>
+        <w:t xml:space="preserve"> → </w:t>
+      </w:r>
+      <w:r>
+        <w:rPr>
+          <w:rFonts w:hint="eastAsia"/>
+        </w:rPr>
+        <w:t xml:space="preserve">「今日の救急搬送は断らないように申し送りしよう」</w:t>
+      </w:r>
+    </w:p>
+    <w:p>
+      <w:pPr>
+        <w:pStyle w:val="Compact"/>
+        <w:numPr>
+          <w:ilvl w:val="0"/>
+          <w:numId w:val="1080"/>
+        </w:numPr>
+      </w:pPr>
+      <w:r>
+        <w:rPr>
+          <w:rFonts w:hint="eastAsia"/>
+        </w:rPr>
+        <w:t xml:space="preserve">非常に厳しい</w:t>
+      </w:r>
+      <w:r>
+        <w:t xml:space="preserve"> → </w:t>
+      </w:r>
+      <w:r>
+        <w:rPr>
+          <w:rFonts w:hint="eastAsia"/>
+        </w:rPr>
+        <w:t xml:space="preserve">「副院長に報告。受入体制の緊急対応を相談」</w:t>
+      </w:r>
+    </w:p>
+    <w:p>
+      <w:pPr>
+        <w:pStyle w:val="FirstParagraph"/>
+      </w:pPr>
+      <w:r>
+        <w:rPr>
+          <w:rFonts w:hint="eastAsia"/>
+          <w:b/>
+          <w:bCs/>
+        </w:rPr>
+        <w:t xml:space="preserve">合計15秒で、今月の救急搬送基準の状況が把握できます。</w:t>
+      </w:r>
+    </w:p>
+    <w:p>
+      <w:r>
+        <w:pict>
+          <v:rect style="width:0;height:1.5pt" o:hralign="center" o:hrstd="t" o:hr="t"/>
+        </w:pict>
+      </w:r>
+    </w:p>
     <w:p>
       <w:pPr>
         <w:pStyle w:val="FirstParagraph"/>
@@ -32873,9 +35390,10 @@
         <w:t xml:space="preserve">本マニュアルに関するご質問・改善提案は、副院長室までお寄せください。</w:t>
       </w:r>
     </w:p>
-    <w:bookmarkEnd w:id="173"/>
-    <w:bookmarkEnd w:id="174"/>
-    <w:bookmarkEnd w:id="175"/>
+    <w:bookmarkEnd w:id="194"/>
+    <w:bookmarkEnd w:id="195"/>
+    <w:bookmarkEnd w:id="196"/>
+    <w:bookmarkEnd w:id="197"/>
     <w:sectPr>
       <w:footnotePr>
         <w:numRestart w:val="eachSect"/>
@@ -33251,6 +35769,91 @@
     </w:lvl>
     <w:lvl w:ilvl="8">
       <w:start w:val="14"/>
+      <w:numFmt w:val="decimal"/>
+      <w:lvlText w:val="%9."/>
+      <w:lvlJc w:val="left"/>
+      <w:pPr>
+        <w:ind w:left="6480" w:hanging="360"/>
+      </w:pPr>
+    </w:lvl>
+  </w:abstractNum>
+  <w:abstractNum w:abstractNumId="994117">
+    <w:nsid w:val="0A994117"/>
+    <w:multiLevelType w:val="multilevel"/>
+    <w:lvl w:ilvl="0">
+      <w:start w:val="17"/>
+      <w:numFmt w:val="decimal"/>
+      <w:lvlText w:val="%1."/>
+      <w:lvlJc w:val="left"/>
+      <w:pPr>
+        <w:ind w:left="720" w:hanging="360"/>
+      </w:pPr>
+    </w:lvl>
+    <w:lvl w:ilvl="1">
+      <w:start w:val="17"/>
+      <w:numFmt w:val="decimal"/>
+      <w:lvlText w:val="%2."/>
+      <w:lvlJc w:val="left"/>
+      <w:pPr>
+        <w:ind w:left="1440" w:hanging="360"/>
+      </w:pPr>
+    </w:lvl>
+    <w:lvl w:ilvl="2">
+      <w:start w:val="17"/>
+      <w:numFmt w:val="decimal"/>
+      <w:lvlText w:val="%3."/>
+      <w:lvlJc w:val="left"/>
+      <w:pPr>
+        <w:ind w:left="2160" w:hanging="360"/>
+      </w:pPr>
+    </w:lvl>
+    <w:lvl w:ilvl="3">
+      <w:start w:val="17"/>
+      <w:numFmt w:val="decimal"/>
+      <w:lvlText w:val="%4."/>
+      <w:lvlJc w:val="left"/>
+      <w:pPr>
+        <w:ind w:left="2880" w:hanging="360"/>
+      </w:pPr>
+    </w:lvl>
+    <w:lvl w:ilvl="4">
+      <w:start w:val="17"/>
+      <w:numFmt w:val="decimal"/>
+      <w:lvlText w:val="%5."/>
+      <w:lvlJc w:val="left"/>
+      <w:pPr>
+        <w:ind w:left="3600" w:hanging="360"/>
+      </w:pPr>
+    </w:lvl>
+    <w:lvl w:ilvl="5">
+      <w:start w:val="17"/>
+      <w:numFmt w:val="decimal"/>
+      <w:lvlText w:val="%6."/>
+      <w:lvlJc w:val="left"/>
+      <w:pPr>
+        <w:ind w:left="4320" w:hanging="360"/>
+      </w:pPr>
+    </w:lvl>
+    <w:lvl w:ilvl="6">
+      <w:start w:val="17"/>
+      <w:numFmt w:val="decimal"/>
+      <w:lvlText w:val="%7."/>
+      <w:lvlJc w:val="left"/>
+      <w:pPr>
+        <w:ind w:left="5040" w:hanging="360"/>
+      </w:pPr>
+    </w:lvl>
+    <w:lvl w:ilvl="7">
+      <w:start w:val="17"/>
+      <w:numFmt w:val="decimal"/>
+      <w:lvlText w:val="%8."/>
+      <w:lvlJc w:val="left"/>
+      <w:pPr>
+        <w:ind w:left="5760" w:hanging="360"/>
+      </w:pPr>
+    </w:lvl>
+    <w:lvl w:ilvl="8">
+      <w:start w:val="17"/>
       <w:numFmt w:val="decimal"/>
       <w:lvlText w:val="%9."/>
       <w:lvlJc w:val="left"/>
@@ -33432,12 +36035,45 @@
     <w:abstractNumId w:val="991"/>
   </w:num>
   <w:num w:numId="1011">
-    <w:abstractNumId w:val="991"/>
+    <w:abstractNumId w:val="994117"/>
+    <w:lvlOverride w:ilvl="0">
+      <w:startOverride w:val="17"/>
+    </w:lvlOverride>
+    <w:lvlOverride w:ilvl="1">
+      <w:startOverride w:val="17"/>
+    </w:lvlOverride>
+    <w:lvlOverride w:ilvl="2">
+      <w:startOverride w:val="17"/>
+    </w:lvlOverride>
+    <w:lvlOverride w:ilvl="3">
+      <w:startOverride w:val="17"/>
+    </w:lvlOverride>
+    <w:lvlOverride w:ilvl="4">
+      <w:startOverride w:val="17"/>
+    </w:lvlOverride>
+    <w:lvlOverride w:ilvl="5">
+      <w:startOverride w:val="17"/>
+    </w:lvlOverride>
+    <w:lvlOverride w:ilvl="6">
+      <w:startOverride w:val="17"/>
+    </w:lvlOverride>
+    <w:lvlOverride w:ilvl="7">
+      <w:startOverride w:val="17"/>
+    </w:lvlOverride>
+    <w:lvlOverride w:ilvl="8">
+      <w:startOverride w:val="17"/>
+    </w:lvlOverride>
   </w:num>
   <w:num w:numId="1012">
     <w:abstractNumId w:val="991"/>
   </w:num>
   <w:num w:numId="1013">
+    <w:abstractNumId w:val="991"/>
+  </w:num>
+  <w:num w:numId="1014">
+    <w:abstractNumId w:val="991"/>
+  </w:num>
+  <w:num w:numId="1015">
     <w:abstractNumId w:val="99411"/>
     <w:lvlOverride w:ilvl="0">
       <w:startOverride w:val="1"/>
@@ -33467,16 +36103,16 @@
       <w:startOverride w:val="1"/>
     </w:lvlOverride>
   </w:num>
-  <w:num w:numId="1014">
-    <w:abstractNumId w:val="991"/>
-  </w:num>
-  <w:num w:numId="1015">
-    <w:abstractNumId w:val="991"/>
-  </w:num>
   <w:num w:numId="1016">
     <w:abstractNumId w:val="991"/>
   </w:num>
   <w:num w:numId="1017">
+    <w:abstractNumId w:val="991"/>
+  </w:num>
+  <w:num w:numId="1018">
+    <w:abstractNumId w:val="991"/>
+  </w:num>
+  <w:num w:numId="1019">
     <w:abstractNumId w:val="99411"/>
     <w:lvlOverride w:ilvl="0">
       <w:startOverride w:val="1"/>
@@ -33506,13 +36142,13 @@
       <w:startOverride w:val="1"/>
     </w:lvlOverride>
   </w:num>
-  <w:num w:numId="1018">
+  <w:num w:numId="1020">
     <w:abstractNumId w:val="991"/>
   </w:num>
-  <w:num w:numId="1019">
+  <w:num w:numId="1021">
     <w:abstractNumId w:val="991"/>
   </w:num>
-  <w:num w:numId="1020">
+  <w:num w:numId="1022">
     <w:abstractNumId w:val="99411"/>
     <w:lvlOverride w:ilvl="0">
       <w:startOverride w:val="1"/>
@@ -33542,12 +36178,6 @@
       <w:startOverride w:val="1"/>
     </w:lvlOverride>
   </w:num>
-  <w:num w:numId="1021">
-    <w:abstractNumId w:val="991"/>
-  </w:num>
-  <w:num w:numId="1022">
-    <w:abstractNumId w:val="991"/>
-  </w:num>
   <w:num w:numId="1023">
     <w:abstractNumId w:val="991"/>
   </w:num>
@@ -33570,6 +36200,12 @@
     <w:abstractNumId w:val="991"/>
   </w:num>
   <w:num w:numId="1030">
+    <w:abstractNumId w:val="991"/>
+  </w:num>
+  <w:num w:numId="1031">
+    <w:abstractNumId w:val="991"/>
+  </w:num>
+  <w:num w:numId="1032">
     <w:abstractNumId w:val="99411"/>
     <w:lvlOverride w:ilvl="0">
       <w:startOverride w:val="1"/>
@@ -33599,13 +36235,13 @@
       <w:startOverride w:val="1"/>
     </w:lvlOverride>
   </w:num>
-  <w:num w:numId="1031">
+  <w:num w:numId="1033">
     <w:abstractNumId w:val="991"/>
   </w:num>
-  <w:num w:numId="1032">
+  <w:num w:numId="1034">
     <w:abstractNumId w:val="991"/>
   </w:num>
-  <w:num w:numId="1033">
+  <w:num w:numId="1035">
     <w:abstractNumId w:val="99411"/>
     <w:lvlOverride w:ilvl="0">
       <w:startOverride w:val="1"/>
@@ -33635,12 +36271,6 @@
       <w:startOverride w:val="1"/>
     </w:lvlOverride>
   </w:num>
-  <w:num w:numId="1034">
-    <w:abstractNumId w:val="991"/>
-  </w:num>
-  <w:num w:numId="1035">
-    <w:abstractNumId w:val="991"/>
-  </w:num>
   <w:num w:numId="1036">
     <w:abstractNumId w:val="991"/>
   </w:num>
@@ -33651,6 +36281,12 @@
     <w:abstractNumId w:val="991"/>
   </w:num>
   <w:num w:numId="1039">
+    <w:abstractNumId w:val="991"/>
+  </w:num>
+  <w:num w:numId="1040">
+    <w:abstractNumId w:val="991"/>
+  </w:num>
+  <w:num w:numId="1041">
     <w:abstractNumId w:val="99411"/>
     <w:lvlOverride w:ilvl="0">
       <w:startOverride w:val="1"/>
@@ -33680,41 +36316,8 @@
       <w:startOverride w:val="1"/>
     </w:lvlOverride>
   </w:num>
-  <w:num w:numId="1040">
+  <w:num w:numId="1042">
     <w:abstractNumId w:val="991"/>
-  </w:num>
-  <w:num w:numId="1041">
-    <w:abstractNumId w:val="991"/>
-  </w:num>
-  <w:num w:numId="1042">
-    <w:abstractNumId w:val="99411"/>
-    <w:lvlOverride w:ilvl="0">
-      <w:startOverride w:val="1"/>
-    </w:lvlOverride>
-    <w:lvlOverride w:ilvl="1">
-      <w:startOverride w:val="1"/>
-    </w:lvlOverride>
-    <w:lvlOverride w:ilvl="2">
-      <w:startOverride w:val="1"/>
-    </w:lvlOverride>
-    <w:lvlOverride w:ilvl="3">
-      <w:startOverride w:val="1"/>
-    </w:lvlOverride>
-    <w:lvlOverride w:ilvl="4">
-      <w:startOverride w:val="1"/>
-    </w:lvlOverride>
-    <w:lvlOverride w:ilvl="5">
-      <w:startOverride w:val="1"/>
-    </w:lvlOverride>
-    <w:lvlOverride w:ilvl="6">
-      <w:startOverride w:val="1"/>
-    </w:lvlOverride>
-    <w:lvlOverride w:ilvl="7">
-      <w:startOverride w:val="1"/>
-    </w:lvlOverride>
-    <w:lvlOverride w:ilvl="8">
-      <w:startOverride w:val="1"/>
-    </w:lvlOverride>
   </w:num>
   <w:num w:numId="1043">
     <w:abstractNumId w:val="991"/>
@@ -33753,9 +36356,6 @@
     <w:abstractNumId w:val="991"/>
   </w:num>
   <w:num w:numId="1046">
-    <w:abstractNumId w:val="991"/>
-  </w:num>
-  <w:num w:numId="1047">
     <w:abstractNumId w:val="99411"/>
     <w:lvlOverride w:ilvl="0">
       <w:startOverride w:val="1"/>
@@ -33785,35 +36385,11 @@
       <w:startOverride w:val="1"/>
     </w:lvlOverride>
   </w:num>
+  <w:num w:numId="1047">
+    <w:abstractNumId w:val="991"/>
+  </w:num>
   <w:num w:numId="1048">
-    <w:abstractNumId w:val="99411"/>
-    <w:lvlOverride w:ilvl="0">
-      <w:startOverride w:val="1"/>
-    </w:lvlOverride>
-    <w:lvlOverride w:ilvl="1">
-      <w:startOverride w:val="1"/>
-    </w:lvlOverride>
-    <w:lvlOverride w:ilvl="2">
-      <w:startOverride w:val="1"/>
-    </w:lvlOverride>
-    <w:lvlOverride w:ilvl="3">
-      <w:startOverride w:val="1"/>
-    </w:lvlOverride>
-    <w:lvlOverride w:ilvl="4">
-      <w:startOverride w:val="1"/>
-    </w:lvlOverride>
-    <w:lvlOverride w:ilvl="5">
-      <w:startOverride w:val="1"/>
-    </w:lvlOverride>
-    <w:lvlOverride w:ilvl="6">
-      <w:startOverride w:val="1"/>
-    </w:lvlOverride>
-    <w:lvlOverride w:ilvl="7">
-      <w:startOverride w:val="1"/>
-    </w:lvlOverride>
-    <w:lvlOverride w:ilvl="8">
-      <w:startOverride w:val="1"/>
-    </w:lvlOverride>
+    <w:abstractNumId w:val="991"/>
   </w:num>
   <w:num w:numId="1049">
     <w:abstractNumId w:val="99411"/>
@@ -33906,33 +36482,33 @@
     </w:lvlOverride>
   </w:num>
   <w:num w:numId="1052">
-    <w:abstractNumId w:val="99414"/>
+    <w:abstractNumId w:val="99411"/>
     <w:lvlOverride w:ilvl="0">
-      <w:startOverride w:val="4"/>
+      <w:startOverride w:val="1"/>
     </w:lvlOverride>
     <w:lvlOverride w:ilvl="1">
-      <w:startOverride w:val="4"/>
+      <w:startOverride w:val="1"/>
     </w:lvlOverride>
     <w:lvlOverride w:ilvl="2">
-      <w:startOverride w:val="4"/>
+      <w:startOverride w:val="1"/>
     </w:lvlOverride>
     <w:lvlOverride w:ilvl="3">
-      <w:startOverride w:val="4"/>
+      <w:startOverride w:val="1"/>
     </w:lvlOverride>
     <w:lvlOverride w:ilvl="4">
-      <w:startOverride w:val="4"/>
+      <w:startOverride w:val="1"/>
     </w:lvlOverride>
     <w:lvlOverride w:ilvl="5">
-      <w:startOverride w:val="4"/>
+      <w:startOverride w:val="1"/>
     </w:lvlOverride>
     <w:lvlOverride w:ilvl="6">
-      <w:startOverride w:val="4"/>
+      <w:startOverride w:val="1"/>
     </w:lvlOverride>
     <w:lvlOverride w:ilvl="7">
-      <w:startOverride w:val="4"/>
+      <w:startOverride w:val="1"/>
     </w:lvlOverride>
     <w:lvlOverride w:ilvl="8">
-      <w:startOverride w:val="4"/>
+      <w:startOverride w:val="1"/>
     </w:lvlOverride>
   </w:num>
   <w:num w:numId="1053">
@@ -33966,6 +36542,36 @@
     </w:lvlOverride>
   </w:num>
   <w:num w:numId="1054">
+    <w:abstractNumId w:val="99414"/>
+    <w:lvlOverride w:ilvl="0">
+      <w:startOverride w:val="4"/>
+    </w:lvlOverride>
+    <w:lvlOverride w:ilvl="1">
+      <w:startOverride w:val="4"/>
+    </w:lvlOverride>
+    <w:lvlOverride w:ilvl="2">
+      <w:startOverride w:val="4"/>
+    </w:lvlOverride>
+    <w:lvlOverride w:ilvl="3">
+      <w:startOverride w:val="4"/>
+    </w:lvlOverride>
+    <w:lvlOverride w:ilvl="4">
+      <w:startOverride w:val="4"/>
+    </w:lvlOverride>
+    <w:lvlOverride w:ilvl="5">
+      <w:startOverride w:val="4"/>
+    </w:lvlOverride>
+    <w:lvlOverride w:ilvl="6">
+      <w:startOverride w:val="4"/>
+    </w:lvlOverride>
+    <w:lvlOverride w:ilvl="7">
+      <w:startOverride w:val="4"/>
+    </w:lvlOverride>
+    <w:lvlOverride w:ilvl="8">
+      <w:startOverride w:val="4"/>
+    </w:lvlOverride>
+  </w:num>
+  <w:num w:numId="1055">
     <w:abstractNumId w:val="99411"/>
     <w:lvlOverride w:ilvl="0">
       <w:startOverride w:val="1"/>
@@ -33994,9 +36600,6 @@
     <w:lvlOverride w:ilvl="8">
       <w:startOverride w:val="1"/>
     </w:lvlOverride>
-  </w:num>
-  <w:num w:numId="1055">
-    <w:abstractNumId w:val="991"/>
   </w:num>
   <w:num w:numId="1056">
     <w:abstractNumId w:val="99411"/>
@@ -34029,6 +36632,9 @@
     </w:lvlOverride>
   </w:num>
   <w:num w:numId="1057">
+    <w:abstractNumId w:val="991"/>
+  </w:num>
+  <w:num w:numId="1058">
     <w:abstractNumId w:val="99411"/>
     <w:lvlOverride w:ilvl="0">
       <w:startOverride w:val="1"/>
@@ -34058,34 +36664,7 @@
       <w:startOverride w:val="1"/>
     </w:lvlOverride>
   </w:num>
-  <w:num w:numId="1058">
-    <w:abstractNumId w:val="991"/>
-  </w:num>
   <w:num w:numId="1059">
-    <w:abstractNumId w:val="991"/>
-  </w:num>
-  <w:num w:numId="1060">
-    <w:abstractNumId w:val="991"/>
-  </w:num>
-  <w:num w:numId="1061">
-    <w:abstractNumId w:val="991"/>
-  </w:num>
-  <w:num w:numId="1062">
-    <w:abstractNumId w:val="991"/>
-  </w:num>
-  <w:num w:numId="1063">
-    <w:abstractNumId w:val="991"/>
-  </w:num>
-  <w:num w:numId="1064">
-    <w:abstractNumId w:val="991"/>
-  </w:num>
-  <w:num w:numId="1065">
-    <w:abstractNumId w:val="991"/>
-  </w:num>
-  <w:num w:numId="1066">
-    <w:abstractNumId w:val="991"/>
-  </w:num>
-  <w:num w:numId="1067">
     <w:abstractNumId w:val="99411"/>
     <w:lvlOverride w:ilvl="0">
       <w:startOverride w:val="1"/>
@@ -34114,6 +36693,30 @@
     <w:lvlOverride w:ilvl="8">
       <w:startOverride w:val="1"/>
     </w:lvlOverride>
+  </w:num>
+  <w:num w:numId="1060">
+    <w:abstractNumId w:val="991"/>
+  </w:num>
+  <w:num w:numId="1061">
+    <w:abstractNumId w:val="991"/>
+  </w:num>
+  <w:num w:numId="1062">
+    <w:abstractNumId w:val="991"/>
+  </w:num>
+  <w:num w:numId="1063">
+    <w:abstractNumId w:val="991"/>
+  </w:num>
+  <w:num w:numId="1064">
+    <w:abstractNumId w:val="991"/>
+  </w:num>
+  <w:num w:numId="1065">
+    <w:abstractNumId w:val="991"/>
+  </w:num>
+  <w:num w:numId="1066">
+    <w:abstractNumId w:val="991"/>
+  </w:num>
+  <w:num w:numId="1067">
+    <w:abstractNumId w:val="991"/>
   </w:num>
   <w:num w:numId="1068">
     <w:abstractNumId w:val="991"/>
@@ -34152,12 +36755,87 @@
     <w:abstractNumId w:val="991"/>
   </w:num>
   <w:num w:numId="1071">
-    <w:abstractNumId w:val="991"/>
+    <w:abstractNumId w:val="99411"/>
+    <w:lvlOverride w:ilvl="0">
+      <w:startOverride w:val="1"/>
+    </w:lvlOverride>
+    <w:lvlOverride w:ilvl="1">
+      <w:startOverride w:val="1"/>
+    </w:lvlOverride>
+    <w:lvlOverride w:ilvl="2">
+      <w:startOverride w:val="1"/>
+    </w:lvlOverride>
+    <w:lvlOverride w:ilvl="3">
+      <w:startOverride w:val="1"/>
+    </w:lvlOverride>
+    <w:lvlOverride w:ilvl="4">
+      <w:startOverride w:val="1"/>
+    </w:lvlOverride>
+    <w:lvlOverride w:ilvl="5">
+      <w:startOverride w:val="1"/>
+    </w:lvlOverride>
+    <w:lvlOverride w:ilvl="6">
+      <w:startOverride w:val="1"/>
+    </w:lvlOverride>
+    <w:lvlOverride w:ilvl="7">
+      <w:startOverride w:val="1"/>
+    </w:lvlOverride>
+    <w:lvlOverride w:ilvl="8">
+      <w:startOverride w:val="1"/>
+    </w:lvlOverride>
   </w:num>
   <w:num w:numId="1072">
     <w:abstractNumId w:val="991"/>
   </w:num>
   <w:num w:numId="1073">
+    <w:abstractNumId w:val="991"/>
+  </w:num>
+  <w:num w:numId="1074">
+    <w:abstractNumId w:val="991"/>
+  </w:num>
+  <w:num w:numId="1075">
+    <w:abstractNumId w:val="991"/>
+  </w:num>
+  <w:num w:numId="1076">
+    <w:abstractNumId w:val="991"/>
+  </w:num>
+  <w:num w:numId="1077">
+    <w:abstractNumId w:val="991"/>
+  </w:num>
+  <w:num w:numId="1078">
+    <w:abstractNumId w:val="99411"/>
+    <w:lvlOverride w:ilvl="0">
+      <w:startOverride w:val="1"/>
+    </w:lvlOverride>
+    <w:lvlOverride w:ilvl="1">
+      <w:startOverride w:val="1"/>
+    </w:lvlOverride>
+    <w:lvlOverride w:ilvl="2">
+      <w:startOverride w:val="1"/>
+    </w:lvlOverride>
+    <w:lvlOverride w:ilvl="3">
+      <w:startOverride w:val="1"/>
+    </w:lvlOverride>
+    <w:lvlOverride w:ilvl="4">
+      <w:startOverride w:val="1"/>
+    </w:lvlOverride>
+    <w:lvlOverride w:ilvl="5">
+      <w:startOverride w:val="1"/>
+    </w:lvlOverride>
+    <w:lvlOverride w:ilvl="6">
+      <w:startOverride w:val="1"/>
+    </w:lvlOverride>
+    <w:lvlOverride w:ilvl="7">
+      <w:startOverride w:val="1"/>
+    </w:lvlOverride>
+    <w:lvlOverride w:ilvl="8">
+      <w:startOverride w:val="1"/>
+    </w:lvlOverride>
+  </w:num>
+  <w:num w:numId="1079">
+    <w:abstractNumId w:val="991"/>
+  </w:num>
+  <w:num w:numId="1080">
     <w:abstractNumId w:val="991"/>
   </w:num>
 </w:numbering>

--- a/docs/admin/BedControl_Manual_v3.docx
+++ b/docs/admin/BedControl_Manual_v3.docx
@@ -2,7 +2,7 @@
 <file path=word/document.xml><?xml version="1.0" encoding="utf-8"?>
 <w:document xmlns:w="http://schemas.openxmlformats.org/wordprocessingml/2006/main" xmlns:m="http://schemas.openxmlformats.org/officeDocument/2006/math" xmlns:r="http://schemas.openxmlformats.org/officeDocument/2006/relationships" xmlns:o="urn:schemas-microsoft-com:office:office" xmlns:v="urn:schemas-microsoft-com:vml" xmlns:w10="urn:schemas-microsoft-com:office:word" xmlns:a="http://schemas.openxmlformats.org/drawingml/2006/main" xmlns:pic="http://schemas.openxmlformats.org/drawingml/2006/picture" xmlns:wp="http://schemas.openxmlformats.org/drawingml/2006/wordprocessingDrawing">
   <w:body>
-    <w:bookmarkStart w:id="197" w:name="ベッドコントロール運用マニュアル"/>
+    <w:bookmarkStart w:id="199" w:name="ベッドコントロール運用マニュアル"/>
     <w:p>
       <w:pPr>
         <w:pStyle w:val="Heading1"/>
@@ -28454,7 +28454,7 @@
     </w:p>
     <w:bookmarkEnd w:id="148"/>
     <w:bookmarkEnd w:id="149"/>
-    <w:bookmarkStart w:id="174" w:name="新機能-制度ガードレール需要波c群コントロールv3.2新機能"/>
+    <w:bookmarkStart w:id="176" w:name="新機能-制度ガードレール需要波c群コントロールv3.2新機能"/>
     <w:p>
       <w:pPr>
         <w:pStyle w:val="Heading2"/>
@@ -28676,7 +28676,7 @@
       </w:r>
     </w:p>
     <w:bookmarkEnd w:id="150"/>
-    <w:bookmarkStart w:id="156" w:name="制度余力ダッシュボード-基準守れてるを信号で確認"/>
+    <w:bookmarkStart w:id="157" w:name="制度余力ダッシュボード-基準守れてるを信号で確認"/>
     <w:p>
       <w:pPr>
         <w:pStyle w:val="Heading3"/>
@@ -29579,6 +29579,56 @@
               <w:jc w:val="left"/>
             </w:pPr>
             <w:r>
+              <w:t xml:space="preserve">🟠 </w:t>
+            </w:r>
+            <w:r>
+              <w:rPr>
+                <w:rFonts w:hint="eastAsia"/>
+              </w:rPr>
+              <w:t xml:space="preserve">未完</w:t>
+            </w:r>
+          </w:p>
+        </w:tc>
+        <w:tc>
+          <w:tcPr/>
+          <w:p>
+            <w:pPr>
+              <w:pStyle w:val="Compact"/>
+              <w:jc w:val="left"/>
+            </w:pPr>
+            <w:r>
+              <w:rPr>
+                <w:rFonts w:hint="eastAsia"/>
+              </w:rPr>
+              <w:t xml:space="preserve">データが揃っていない指標がある</w:t>
+            </w:r>
+          </w:p>
+        </w:tc>
+        <w:tc>
+          <w:tcPr/>
+          <w:p>
+            <w:pPr>
+              <w:pStyle w:val="Compact"/>
+              <w:jc w:val="left"/>
+            </w:pPr>
+            <w:r>
+              <w:rPr>
+                <w:rFonts w:hint="eastAsia"/>
+              </w:rPr>
+              <w:t xml:space="preserve">未取得の指標のデータ入力を進める</w:t>
+            </w:r>
+          </w:p>
+        </w:tc>
+      </w:tr>
+      <w:tr>
+        <w:tc>
+          <w:tcPr/>
+          <w:p>
+            <w:pPr>
+              <w:pStyle w:val="Compact"/>
+              <w:jc w:val="left"/>
+            </w:pPr>
+            <w:r>
               <w:t xml:space="preserve">⚪ </w:t>
             </w:r>
             <w:r>
@@ -30208,6 +30258,144 @@
         <w:t xml:space="preserve">アプリでは、この計算を自動で行い、今の上限が何日なのかを画面に表示します。</w:t>
       </w:r>
     </w:p>
+    <w:bookmarkEnd w:id="155"/>
+    <w:bookmarkStart w:id="156" w:name="翌営業日朝の受入余力推計"/>
+    <w:p>
+      <w:pPr>
+        <w:pStyle w:val="Heading4"/>
+      </w:pPr>
+      <w:r>
+        <w:t xml:space="preserve">★ </w:t>
+      </w:r>
+      <w:r>
+        <w:rPr>
+          <w:rFonts w:hint="eastAsia"/>
+        </w:rPr>
+        <w:t xml:space="preserve">翌営業日朝の受入余力（推計）</w:t>
+      </w:r>
+    </w:p>
+    <w:p>
+      <w:pPr>
+        <w:pStyle w:val="FirstParagraph"/>
+      </w:pPr>
+      <w:r>
+        <w:rPr>
+          <w:rFonts w:hint="eastAsia"/>
+        </w:rPr>
+        <w:t xml:space="preserve">「明日の朝、救急車が来たら何床受けられるか？」を推計した数字です。</w:t>
+      </w:r>
+    </w:p>
+    <w:p>
+      <w:pPr>
+        <w:pStyle w:val="BodyText"/>
+      </w:pPr>
+      <w:r>
+        <w:rPr>
+          <w:rFonts w:hint="eastAsia"/>
+        </w:rPr>
+        <w:t xml:space="preserve">表示される3つの数字：</w:t>
+      </w:r>
+      <w:r>
+        <w:t xml:space="preserve"> </w:t>
+      </w:r>
+      <w:r>
+        <w:t xml:space="preserve">-</w:t>
+      </w:r>
+      <w:r>
+        <w:t xml:space="preserve"> </w:t>
+      </w:r>
+      <w:r>
+        <w:rPr>
+          <w:rFonts w:hint="eastAsia"/>
+          <w:b/>
+          <w:bCs/>
+        </w:rPr>
+        <w:t xml:space="preserve">今夜の空床</w:t>
+      </w:r>
+      <w:r>
+        <w:t xml:space="preserve">: </w:t>
+      </w:r>
+      <w:r>
+        <w:rPr>
+          <w:rFonts w:hint="eastAsia"/>
+        </w:rPr>
+        <w:t xml:space="preserve">今日の時点で空いているベッド数</w:t>
+      </w:r>
+      <w:r>
+        <w:t xml:space="preserve"> </w:t>
+      </w:r>
+      <w:r>
+        <w:t xml:space="preserve">-</w:t>
+      </w:r>
+      <w:r>
+        <w:t xml:space="preserve"> </w:t>
+      </w:r>
+      <w:r>
+        <w:rPr>
+          <w:rFonts w:hint="eastAsia"/>
+          <w:b/>
+          <w:bCs/>
+        </w:rPr>
+        <w:t xml:space="preserve">明朝の受入可能枠</w:t>
+      </w:r>
+      <w:r>
+        <w:t xml:space="preserve">: </w:t>
+      </w:r>
+      <w:r>
+        <w:rPr>
+          <w:rFonts w:hint="eastAsia"/>
+        </w:rPr>
+        <w:t xml:space="preserve">明日の退院見込みを足して、入院見込みを引いた余力</w:t>
+      </w:r>
+      <w:r>
+        <w:t xml:space="preserve"> </w:t>
+      </w:r>
+      <w:r>
+        <w:t xml:space="preserve">-</w:t>
+      </w:r>
+      <w:r>
+        <w:t xml:space="preserve"> </w:t>
+      </w:r>
+      <w:r>
+        <w:rPr>
+          <w:rFonts w:hint="eastAsia"/>
+          <w:b/>
+          <w:bCs/>
+        </w:rPr>
+        <w:t xml:space="preserve">3営業日の最小受入余力</w:t>
+      </w:r>
+      <w:r>
+        <w:t xml:space="preserve">: </w:t>
+      </w:r>
+      <w:r>
+        <w:rPr>
+          <w:rFonts w:hint="eastAsia"/>
+        </w:rPr>
+        <w:t xml:space="preserve">向こう3日間で最も厳しい日の余力</w:t>
+      </w:r>
+    </w:p>
+    <w:p>
+      <w:pPr>
+        <w:pStyle w:val="BlockText"/>
+      </w:pPr>
+      <w:r>
+        <w:rPr>
+          <w:rFonts w:hint="eastAsia"/>
+          <w:b/>
+          <w:bCs/>
+        </w:rPr>
+        <w:t xml:space="preserve">注意</w:t>
+      </w:r>
+      <w:r>
+        <w:t xml:space="preserve">: </w:t>
+      </w:r>
+      <w:r>
+        <w:rPr>
+          <w:rFonts w:hint="eastAsia"/>
+        </w:rPr>
+        <w:t xml:space="preserve">この数字は推計値（おおよその目安）です。予定入院や退院の変動で実際とは異なります。</w:t>
+      </w:r>
+    </w:p>
     <w:p>
       <w:r>
         <w:pict>
@@ -30215,9 +30403,9 @@
         </w:pict>
       </w:r>
     </w:p>
-    <w:bookmarkEnd w:id="155"/>
     <w:bookmarkEnd w:id="156"/>
-    <w:bookmarkStart w:id="162" w:name="需要波ダッシュボード-今は忙しい時期-暇な時期を確認"/>
+    <w:bookmarkEnd w:id="157"/>
+    <w:bookmarkStart w:id="164" w:name="需要波ダッシュボード-今は忙しい時期-暇な時期を確認"/>
     <w:p>
       <w:pPr>
         <w:pStyle w:val="Heading3"/>
@@ -30250,7 +30438,7 @@
         <w:t xml:space="preserve">暇な時期？」を確認</w:t>
       </w:r>
     </w:p>
-    <w:bookmarkStart w:id="157" w:name="なぜ入院の波を見るの"/>
+    <w:bookmarkStart w:id="158" w:name="なぜ入院の波を見るの"/>
     <w:p>
       <w:pPr>
         <w:pStyle w:val="Heading4"/>
@@ -30363,8 +30551,8 @@
         <w:t xml:space="preserve">C群の退院を早めて空床を確保する</w:t>
       </w:r>
     </w:p>
-    <w:bookmarkEnd w:id="157"/>
-    <w:bookmarkStart w:id="158" w:name="トレンド比較-先週と先々週どっちが多い"/>
+    <w:bookmarkEnd w:id="158"/>
+    <w:bookmarkStart w:id="159" w:name="トレンド比較-先週と先々週どっちが多い"/>
     <w:p>
       <w:pPr>
         <w:pStyle w:val="Heading4"/>
@@ -30771,8 +30959,8 @@
         </w:tc>
       </w:tr>
     </w:tbl>
-    <w:bookmarkEnd w:id="158"/>
-    <w:bookmarkStart w:id="159" w:name="閑散繁忙の判定-過去と比べて今はどのくらい"/>
+    <w:bookmarkEnd w:id="159"/>
+    <w:bookmarkStart w:id="160" w:name="閑散繁忙の判定-過去と比べて今はどのくらい"/>
     <w:p>
       <w:pPr>
         <w:pStyle w:val="Heading4"/>
@@ -31070,8 +31258,8 @@
         </w:tc>
       </w:tr>
     </w:tbl>
-    <w:bookmarkEnd w:id="159"/>
-    <w:bookmarkStart w:id="160" w:name="曜日別パターン-金曜退院集中してない"/>
+    <w:bookmarkEnd w:id="160"/>
+    <w:bookmarkStart w:id="161" w:name="曜日別パターン-金曜退院集中してない"/>
     <w:p>
       <w:pPr>
         <w:pStyle w:val="Heading4"/>
@@ -31176,8 +31364,8 @@
         <w:t xml:space="preserve">逆算して週末前に退院調整</w:t>
       </w:r>
     </w:p>
-    <w:bookmarkEnd w:id="160"/>
-    <w:bookmarkStart w:id="161" w:name="需要スコア-今の忙しさを点数で"/>
+    <w:bookmarkEnd w:id="161"/>
+    <w:bookmarkStart w:id="162" w:name="需要スコア-今の忙しさを点数で"/>
     <w:p>
       <w:pPr>
         <w:pStyle w:val="Heading4"/>
@@ -31301,6 +31489,115 @@
         <w:t xml:space="preserve">点数が高いほど入院が多い状態です。細かい数字を気にする必要はありません。「だいたい何点くらいか」で感覚をつかんでください。</w:t>
       </w:r>
     </w:p>
+    <w:bookmarkEnd w:id="162"/>
+    <w:bookmarkStart w:id="163" w:name="経路別需要トレンド-救急と予定入院どっちが増えている"/>
+    <w:p>
+      <w:pPr>
+        <w:pStyle w:val="Heading4"/>
+      </w:pPr>
+      <w:r>
+        <w:rPr>
+          <w:rFonts w:hint="eastAsia"/>
+        </w:rPr>
+        <w:t xml:space="preserve">経路別需要トレンド</w:t>
+      </w:r>
+      <w:r>
+        <w:t xml:space="preserve"> ― </w:t>
+      </w:r>
+      <w:r>
+        <w:rPr>
+          <w:rFonts w:hint="eastAsia"/>
+        </w:rPr>
+        <w:t xml:space="preserve">「救急と予定入院、どっちが増えている？」</w:t>
+      </w:r>
+    </w:p>
+    <w:p>
+      <w:pPr>
+        <w:pStyle w:val="FirstParagraph"/>
+      </w:pPr>
+      <w:r>
+        <w:rPr>
+          <w:rFonts w:hint="eastAsia"/>
+        </w:rPr>
+        <w:t xml:space="preserve">入院を「救急車搬送」「下り搬送」「その他（予定入院等）」の3つに分けて、それぞれの増減を表示します。</w:t>
+      </w:r>
+    </w:p>
+    <w:p>
+      <w:pPr>
+        <w:pStyle w:val="BodyText"/>
+      </w:pPr>
+      <w:r>
+        <w:rPr>
+          <w:rFonts w:hint="eastAsia"/>
+          <w:b/>
+          <w:bCs/>
+        </w:rPr>
+        <w:t xml:space="preserve">見方：</w:t>
+      </w:r>
+      <w:r>
+        <w:t xml:space="preserve"> </w:t>
+      </w:r>
+      <w:r>
+        <w:t xml:space="preserve">- </w:t>
+      </w:r>
+      <w:r>
+        <w:rPr>
+          <w:rFonts w:hint="eastAsia"/>
+        </w:rPr>
+        <w:t xml:space="preserve">救急だけ減っている</w:t>
+      </w:r>
+      <w:r>
+        <w:t xml:space="preserve"> → </w:t>
+      </w:r>
+      <w:r>
+        <w:rPr>
+          <w:rFonts w:hint="eastAsia"/>
+        </w:rPr>
+        <w:t xml:space="preserve">15%基準に注意。救急受入体制を確認</w:t>
+      </w:r>
+      <w:r>
+        <w:t xml:space="preserve"> </w:t>
+      </w:r>
+      <w:r>
+        <w:t xml:space="preserve">- </w:t>
+      </w:r>
+      <w:r>
+        <w:rPr>
+          <w:rFonts w:hint="eastAsia"/>
+        </w:rPr>
+        <w:t xml:space="preserve">その他だけ増えている</w:t>
+      </w:r>
+      <w:r>
+        <w:t xml:space="preserve"> → </w:t>
+      </w:r>
+      <w:r>
+        <w:rPr>
+          <w:rFonts w:hint="eastAsia"/>
+        </w:rPr>
+        <w:t xml:space="preserve">予定入院の集中。ベッド配分を見直す</w:t>
+      </w:r>
+      <w:r>
+        <w:t xml:space="preserve"> </w:t>
+      </w:r>
+      <w:r>
+        <w:t xml:space="preserve">- </w:t>
+      </w:r>
+      <w:r>
+        <w:rPr>
+          <w:rFonts w:hint="eastAsia"/>
+        </w:rPr>
+        <w:t xml:space="preserve">全部減っている</w:t>
+      </w:r>
+      <w:r>
+        <w:t xml:space="preserve"> → </w:t>
+      </w:r>
+      <w:r>
+        <w:rPr>
+          <w:rFonts w:hint="eastAsia"/>
+        </w:rPr>
+        <w:t xml:space="preserve">閑散期。C群キープで稼働率を下支え</w:t>
+      </w:r>
+    </w:p>
     <w:p>
       <w:r>
         <w:pict>
@@ -31308,9 +31605,9 @@
         </w:pict>
       </w:r>
     </w:p>
-    <w:bookmarkEnd w:id="161"/>
-    <w:bookmarkEnd w:id="162"/>
-    <w:bookmarkStart w:id="168" w:name="c群コントロールパネル-c群どうするの判断を支援"/>
+    <w:bookmarkEnd w:id="163"/>
+    <w:bookmarkEnd w:id="164"/>
+    <w:bookmarkStart w:id="170" w:name="c群コントロールパネル-c群どうするの判断を支援"/>
     <w:p>
       <w:pPr>
         <w:pStyle w:val="Heading3"/>
@@ -31334,7 +31631,7 @@
         <w:t xml:space="preserve">「C群、どうする？」の判断を支援</w:t>
       </w:r>
     </w:p>
-    <w:bookmarkStart w:id="163" w:name="c群ってなぜ大事なの"/>
+    <w:bookmarkStart w:id="165" w:name="c群ってなぜ大事なの"/>
     <w:p>
       <w:pPr>
         <w:pStyle w:val="Heading4"/>
@@ -31533,8 +31830,8 @@
         <w:t xml:space="preserve">。あくまで「退院日を1〜2日調整できる余地があるとき」に、その判断材料を提供するのがこのパネルの目的です。</w:t>
       </w:r>
     </w:p>
-    <w:bookmarkEnd w:id="163"/>
-    <w:bookmarkStart w:id="164" w:name="c群サマリー-今c群は何人いる"/>
+    <w:bookmarkEnd w:id="165"/>
+    <w:bookmarkStart w:id="166" w:name="c群サマリー-今c群は何人いる"/>
     <w:p>
       <w:pPr>
         <w:pStyle w:val="Heading4"/>
@@ -31835,8 +32132,8 @@
         <w:t xml:space="preserve">C群患者数は推計値の場合があります。画面に「(推計)」と表示されている場合、おおよその目安として使ってください。</w:t>
       </w:r>
     </w:p>
-    <w:bookmarkEnd w:id="164"/>
-    <w:bookmarkStart w:id="165" w:name="調整キャパシティ-c群をもう少し置ける余地はある"/>
+    <w:bookmarkEnd w:id="166"/>
+    <w:bookmarkStart w:id="167" w:name="調整キャパシティ-c群をもう少し置ける余地はある"/>
     <w:p>
       <w:pPr>
         <w:pStyle w:val="Heading4"/>
@@ -32198,8 +32495,8 @@
         <w:t xml:space="preserve">「C群の退院を少しずつ進めた方がいいかも」</w:t>
       </w:r>
     </w:p>
-    <w:bookmarkEnd w:id="165"/>
-    <w:bookmarkStart w:id="166" w:name="おすすめアクション-結局今日どうすればいい"/>
+    <w:bookmarkEnd w:id="167"/>
+    <w:bookmarkStart w:id="168" w:name="おすすめアクション-結局今日どうすればいい"/>
     <w:p>
       <w:pPr>
         <w:pStyle w:val="Heading4"/>
@@ -32460,8 +32757,8 @@
         </w:tc>
       </w:tr>
     </w:tbl>
-    <w:bookmarkEnd w:id="166"/>
-    <w:bookmarkStart w:id="167" w:name="what-ifシミュレーション-もし人を日ずらしたら"/>
+    <w:bookmarkEnd w:id="168"/>
+    <w:bookmarkStart w:id="169" w:name="what-ifシミュレーション-もし人を日ずらしたら"/>
     <w:p>
       <w:pPr>
         <w:pStyle w:val="Heading4"/>
@@ -32582,9 +32879,9 @@
         </w:pict>
       </w:r>
     </w:p>
-    <w:bookmarkEnd w:id="167"/>
-    <w:bookmarkEnd w:id="168"/>
-    <w:bookmarkStart w:id="172" w:name="毎朝の使い方-3ステップで完了"/>
+    <w:bookmarkEnd w:id="169"/>
+    <w:bookmarkEnd w:id="170"/>
+    <w:bookmarkStart w:id="174" w:name="毎朝の使い方-3ステップで完了"/>
     <w:p>
       <w:pPr>
         <w:pStyle w:val="Heading3"/>
@@ -32628,7 +32925,7 @@
         <w:t xml:space="preserve">制度・需要・C群」タブを使う場合、以下の3ステップで進めます。</w:t>
       </w:r>
     </w:p>
-    <w:bookmarkStart w:id="169" w:name="ステップ1-制度余力を見る10秒"/>
+    <w:bookmarkStart w:id="171" w:name="ステップ1-制度余力を見る10秒"/>
     <w:p>
       <w:pPr>
         <w:pStyle w:val="Heading4"/>
@@ -32708,8 +33005,8 @@
         <w:t xml:space="preserve">「まずいぞ。今日のアクションでC群退院を最優先にする」</w:t>
       </w:r>
     </w:p>
-    <w:bookmarkEnd w:id="169"/>
-    <w:bookmarkStart w:id="170" w:name="ステップ2-需要波を見る10秒"/>
+    <w:bookmarkEnd w:id="171"/>
+    <w:bookmarkStart w:id="172" w:name="ステップ2-需要波を見る10秒"/>
     <w:p>
       <w:pPr>
         <w:pStyle w:val="Heading4"/>
@@ -32834,8 +33131,8 @@
         <w:t xml:space="preserve">「通常ペース」</w:t>
       </w:r>
     </w:p>
-    <w:bookmarkEnd w:id="170"/>
-    <w:bookmarkStart w:id="171" w:name="ステップ3-c群パネルで推奨を確認10秒"/>
+    <w:bookmarkEnd w:id="172"/>
+    <w:bookmarkStart w:id="173" w:name="ステップ3-c群パネルで推奨を確認10秒"/>
     <w:p>
       <w:pPr>
         <w:pStyle w:val="Heading4"/>
@@ -32899,9 +33196,9 @@
         </w:pict>
       </w:r>
     </w:p>
-    <w:bookmarkEnd w:id="171"/>
-    <w:bookmarkEnd w:id="172"/>
-    <w:bookmarkStart w:id="173" w:name="注意事項必ず読んでください"/>
+    <w:bookmarkEnd w:id="173"/>
+    <w:bookmarkEnd w:id="174"/>
+    <w:bookmarkStart w:id="175" w:name="注意事項必ず読んでください"/>
     <w:p>
       <w:pPr>
         <w:pStyle w:val="Heading3"/>
@@ -33044,9 +33341,9 @@
         </w:pict>
       </w:r>
     </w:p>
-    <w:bookmarkEnd w:id="173"/>
-    <w:bookmarkEnd w:id="174"/>
-    <w:bookmarkStart w:id="196" w:name="新機能-救急搬送後患者割合15管理v3.3新機能"/>
+    <w:bookmarkEnd w:id="175"/>
+    <w:bookmarkEnd w:id="176"/>
+    <w:bookmarkStart w:id="198" w:name="新機能-救急搬送後患者割合15管理v3.3新機能"/>
     <w:p>
       <w:pPr>
         <w:pStyle w:val="Heading2"/>
@@ -33070,7 +33367,7 @@
         <w:t xml:space="preserve">救急搬送後患者割合15%管理（v3.3新機能）</w:t>
       </w:r>
     </w:p>
-    <w:bookmarkStart w:id="175" w:name="このタブでできることざっくり言うと-1"/>
+    <w:bookmarkStart w:id="177" w:name="このタブでできることざっくり言うと-1"/>
     <w:p>
       <w:pPr>
         <w:pStyle w:val="Heading3"/>
@@ -33207,8 +33504,8 @@
         </w:pict>
       </w:r>
     </w:p>
-    <w:bookmarkEnd w:id="175"/>
-    <w:bookmarkStart w:id="176" w:name="なぜこの機能が必要なのか"/>
+    <w:bookmarkEnd w:id="177"/>
+    <w:bookmarkStart w:id="178" w:name="なぜこの機能が必要なのか"/>
     <w:p>
       <w:pPr>
         <w:pStyle w:val="Heading3"/>
@@ -33312,8 +33609,8 @@
         </w:pict>
       </w:r>
     </w:p>
-    <w:bookmarkEnd w:id="176"/>
-    <w:bookmarkStart w:id="180" w:name="今月の状況カード5f-6f別"/>
+    <w:bookmarkEnd w:id="178"/>
+    <w:bookmarkStart w:id="182" w:name="今月の状況カード5f-6f別"/>
     <w:p>
       <w:pPr>
         <w:pStyle w:val="Heading3"/>
@@ -33348,7 +33645,7 @@
         <w:t xml:space="preserve">5Fと6Fそれぞれに、今月の救急搬送後患者割合が表示されます。</w:t>
       </w:r>
     </w:p>
-    <w:bookmarkStart w:id="177" w:name="信号の見方"/>
+    <w:bookmarkStart w:id="179" w:name="信号の見方"/>
     <w:p>
       <w:pPr>
         <w:pStyle w:val="Heading4"/>
@@ -33493,8 +33790,8 @@
         </w:tc>
       </w:tr>
     </w:tbl>
-    <w:bookmarkEnd w:id="177"/>
-    <w:bookmarkStart w:id="178" w:name="計算の仕組み算数です"/>
+    <w:bookmarkEnd w:id="179"/>
+    <w:bookmarkStart w:id="180" w:name="計算の仕組み算数です"/>
     <w:p>
       <w:pPr>
         <w:pStyle w:val="Heading4"/>
@@ -33658,8 +33955,8 @@
         <w:t xml:space="preserve">→ 🔴</w:t>
       </w:r>
     </w:p>
-    <w:bookmarkEnd w:id="178"/>
-    <w:bookmarkStart w:id="179" w:name="つの比率が表示されます"/>
+    <w:bookmarkEnd w:id="180"/>
+    <w:bookmarkStart w:id="181" w:name="つの比率が表示されます"/>
     <w:p>
       <w:pPr>
         <w:pStyle w:val="Heading4"/>
@@ -33859,9 +34156,9 @@
         </w:pict>
       </w:r>
     </w:p>
-    <w:bookmarkEnd w:id="179"/>
-    <w:bookmarkEnd w:id="180"/>
-    <w:bookmarkStart w:id="182" w:name="月末着地予測-このままで15に届く"/>
+    <w:bookmarkEnd w:id="181"/>
+    <w:bookmarkEnd w:id="182"/>
+    <w:bookmarkStart w:id="184" w:name="月末着地予測-このままで15に届く"/>
     <w:p>
       <w:pPr>
         <w:pStyle w:val="Heading3"/>
@@ -34119,7 +34416,7 @@
         </w:tc>
       </w:tr>
     </w:tbl>
-    <w:bookmarkStart w:id="181" w:name="具体例で見てみましょう"/>
+    <w:bookmarkStart w:id="183" w:name="具体例で見てみましょう"/>
     <w:p>
       <w:pPr>
         <w:pStyle w:val="Heading4"/>
@@ -34322,9 +34619,9 @@
         </w:pict>
       </w:r>
     </w:p>
-    <w:bookmarkEnd w:id="181"/>
-    <w:bookmarkEnd w:id="182"/>
-    <w:bookmarkStart w:id="186" w:name="あと何件必要か"/>
+    <w:bookmarkEnd w:id="183"/>
+    <w:bookmarkEnd w:id="184"/>
+    <w:bookmarkStart w:id="188" w:name="あと何件必要か"/>
     <w:p>
       <w:pPr>
         <w:pStyle w:val="Heading3"/>
@@ -34358,7 +34655,7 @@
         <w:t xml:space="preserve">を計算して表示します。</w:t>
       </w:r>
     </w:p>
-    <w:bookmarkStart w:id="183" w:name="表示内容-1"/>
+    <w:bookmarkStart w:id="185" w:name="表示内容-1"/>
     <w:p>
       <w:pPr>
         <w:pStyle w:val="Heading4"/>
@@ -34448,8 +34745,8 @@
         <w:t xml:space="preserve">現実的に達成できそうかどうか</w:t>
       </w:r>
     </w:p>
-    <w:bookmarkEnd w:id="183"/>
-    <w:bookmarkStart w:id="184" w:name="難易度の目安"/>
+    <w:bookmarkEnd w:id="185"/>
+    <w:bookmarkStart w:id="186" w:name="難易度の目安"/>
     <w:p>
       <w:pPr>
         <w:pStyle w:val="Heading4"/>
@@ -34647,8 +34944,8 @@
         </w:tc>
       </w:tr>
     </w:tbl>
-    <w:bookmarkEnd w:id="184"/>
-    <w:bookmarkStart w:id="185" w:name="具体例"/>
+    <w:bookmarkEnd w:id="186"/>
+    <w:bookmarkStart w:id="187" w:name="具体例"/>
     <w:p>
       <w:pPr>
         <w:pStyle w:val="Heading4"/>
@@ -34739,9 +35036,9 @@
         </w:pict>
       </w:r>
     </w:p>
-    <w:bookmarkEnd w:id="185"/>
-    <w:bookmarkEnd w:id="186"/>
-    <w:bookmarkStart w:id="188" w:name="緊急アラート-受入最優先モード"/>
+    <w:bookmarkEnd w:id="187"/>
+    <w:bookmarkEnd w:id="188"/>
+    <w:bookmarkStart w:id="190" w:name="緊急アラート-受入最優先モード"/>
     <w:p>
       <w:pPr>
         <w:pStyle w:val="Heading3"/>
@@ -34834,7 +35131,7 @@
         <w:t xml:space="preserve">標準シナリオの月末予測でも15%未達</w:t>
       </w:r>
     </w:p>
-    <w:bookmarkStart w:id="187" w:name="アラートで表示されるメッセージ例"/>
+    <w:bookmarkStart w:id="189" w:name="アラートで表示されるメッセージ例"/>
     <w:p>
       <w:pPr>
         <w:pStyle w:val="Heading4"/>
@@ -34932,9 +35229,9 @@
         </w:pict>
       </w:r>
     </w:p>
-    <w:bookmarkEnd w:id="187"/>
-    <w:bookmarkEnd w:id="188"/>
-    <w:bookmarkStart w:id="192" w:name="グラフで傾向をつかむ"/>
+    <w:bookmarkEnd w:id="189"/>
+    <w:bookmarkEnd w:id="190"/>
+    <w:bookmarkStart w:id="194" w:name="グラフで傾向をつかむ"/>
     <w:p>
       <w:pPr>
         <w:pStyle w:val="Heading3"/>
@@ -34960,7 +35257,7 @@
         <w:t xml:space="preserve">3種類のグラフが見られます。</w:t>
       </w:r>
     </w:p>
-    <w:bookmarkStart w:id="189" w:name="月内累積推移"/>
+    <w:bookmarkStart w:id="191" w:name="月内累積推移"/>
     <w:p>
       <w:pPr>
         <w:pStyle w:val="Heading4"/>
@@ -35008,8 +35305,8 @@
         <w:t xml:space="preserve">折れ線が15%ラインの上にあればOK。下に潜ったら要注意です。月初は入院数が少ないため上下しやすく、月末に近づくほど安定します。</w:t>
       </w:r>
     </w:p>
-    <w:bookmarkEnd w:id="189"/>
-    <w:bookmarkStart w:id="190" w:name="過去12か月の実績"/>
+    <w:bookmarkEnd w:id="191"/>
+    <w:bookmarkStart w:id="192" w:name="過去12か月の実績"/>
     <w:p>
       <w:pPr>
         <w:pStyle w:val="Heading4"/>
@@ -35057,8 +35354,8 @@
         <w:t xml:space="preserve">赤い棒が多い月が要注意の月です。季節パターンが見えてくるので、「○月は毎年厳しい」といった傾向を把握できます。</w:t>
       </w:r>
     </w:p>
-    <w:bookmarkEnd w:id="190"/>
-    <w:bookmarkStart w:id="191" w:name="入院経路の構成比"/>
+    <w:bookmarkEnd w:id="192"/>
+    <w:bookmarkStart w:id="193" w:name="入院経路の構成比"/>
     <w:p>
       <w:pPr>
         <w:pStyle w:val="Heading4"/>
@@ -35149,9 +35446,9 @@
         </w:pict>
       </w:r>
     </w:p>
-    <w:bookmarkEnd w:id="191"/>
-    <w:bookmarkEnd w:id="192"/>
-    <w:bookmarkStart w:id="195" w:name="毎朝の使い方-2ステップで完了"/>
+    <w:bookmarkEnd w:id="193"/>
+    <w:bookmarkEnd w:id="194"/>
+    <w:bookmarkStart w:id="197" w:name="毎朝の使い方-2ステップで完了"/>
     <w:p>
       <w:pPr>
         <w:pStyle w:val="Heading3"/>
@@ -35175,7 +35472,7 @@
         <w:t xml:space="preserve">2ステップで完了</w:t>
       </w:r>
     </w:p>
-    <w:bookmarkStart w:id="193" w:name="ステップ1-今月の信号を見る5秒"/>
+    <w:bookmarkStart w:id="195" w:name="ステップ1-今月の信号を見る5秒"/>
     <w:p>
       <w:pPr>
         <w:pStyle w:val="Heading4"/>
@@ -35258,8 +35555,8 @@
         <w:t xml:space="preserve"> ステップ2へ」</w:t>
       </w:r>
     </w:p>
-    <w:bookmarkEnd w:id="193"/>
-    <w:bookmarkStart w:id="194" w:name="ステップ2-あと何件か確認する10秒"/>
+    <w:bookmarkEnd w:id="195"/>
+    <w:bookmarkStart w:id="196" w:name="ステップ2-あと何件か確認する10秒"/>
     <w:p>
       <w:pPr>
         <w:pStyle w:val="Heading4"/>
@@ -35390,10 +35687,10 @@
         <w:t xml:space="preserve">本マニュアルに関するご質問・改善提案は、副院長室までお寄せください。</w:t>
       </w:r>
     </w:p>
-    <w:bookmarkEnd w:id="194"/>
-    <w:bookmarkEnd w:id="195"/>
     <w:bookmarkEnd w:id="196"/>
     <w:bookmarkEnd w:id="197"/>
+    <w:bookmarkEnd w:id="198"/>
+    <w:bookmarkEnd w:id="199"/>
     <w:sectPr>
       <w:footnotePr>
         <w:numRestart w:val="eachSect"/>
